--- a/Documentation/Relatório-DSSMV-2025-27_2DB_1250771_1251355.docx
+++ b/Documentation/Relatório-DSSMV-2025-27_2DB_1250771_1251355.docx
@@ -1,6 +1,6 @@
 
 <file path=word/document.xml><?xml version="1.0" encoding="utf-8"?>
-<w:document xmlns:wpc="http://schemas.microsoft.com/office/word/2010/wordprocessingCanvas" xmlns:cx="http://schemas.microsoft.com/office/drawing/2014/chartex" xmlns:cx1="http://schemas.microsoft.com/office/drawing/2015/9/8/chartex" xmlns:cx2="http://schemas.microsoft.com/office/drawing/2015/10/21/chartex" xmlns:cx3="http://schemas.microsoft.com/office/drawing/2016/5/9/chartex" xmlns:cx4="http://schemas.microsoft.com/office/drawing/2016/5/10/chartex" xmlns:cx5="http://schemas.microsoft.com/office/drawing/2016/5/11/chartex" xmlns:cx6="http://schemas.microsoft.com/office/drawing/2016/5/12/chartex" xmlns:cx7="http://schemas.microsoft.com/office/drawing/2016/5/13/chartex" xmlns:cx8="http://schemas.microsoft.com/office/drawing/2016/5/14/chartex" xmlns:mc="http://schemas.openxmlformats.org/markup-compatibility/2006" xmlns:aink="http://schemas.microsoft.com/office/drawing/2016/ink" xmlns:am3d="http://schemas.microsoft.com/office/drawing/2017/model3d" xmlns:o="urn:schemas-microsoft-com:office:office" xmlns:oel="http://schemas.microsoft.com/office/2019/extlst" xmlns:r="http://schemas.openxmlformats.org/officeDocument/2006/relationships" xmlns:m="http://schemas.openxmlformats.org/officeDocument/2006/math" xmlns:v="urn:schemas-microsoft-com:vml" xmlns:wp14="http://schemas.microsoft.com/office/word/2010/wordprocessingDrawing" xmlns:wp="http://schemas.openxmlformats.org/drawingml/2006/wordprocessingDrawing" xmlns:w10="urn:schemas-microsoft-com:office:word" xmlns:w="http://schemas.openxmlformats.org/wordprocessingml/2006/main" xmlns:w14="http://schemas.microsoft.com/office/word/2010/wordml" xmlns:w15="http://schemas.microsoft.com/office/word/2012/wordml" xmlns:w16cex="http://schemas.microsoft.com/office/word/2018/wordml/cex" xmlns:w16cid="http://schemas.microsoft.com/office/word/2016/wordml/cid" xmlns:w16="http://schemas.microsoft.com/office/word/2018/wordml" xmlns:w16du="http://schemas.microsoft.com/office/word/2023/wordml/word16du" xmlns:w16sdtdh="http://schemas.microsoft.com/office/word/2020/wordml/sdtdatahash" xmlns:w16sdtfl="http://schemas.microsoft.com/office/word/2024/wordml/sdtformatlock" xmlns:w16se="http://schemas.microsoft.com/office/word/2015/wordml/symex" xmlns:wpg="http://schemas.microsoft.com/office/word/2010/wordprocessingGroup" xmlns:wpi="http://schemas.microsoft.com/office/word/2010/wordprocessingInk" xmlns:wne="http://schemas.microsoft.com/office/word/2006/wordml" xmlns:wps="http://schemas.microsoft.com/office/word/2010/wordprocessingShape" mc:Ignorable="w14 w15 w16se w16cid w16 w16cex w16sdtdh w16sdtfl w16du wp14">
+<w:document xmlns:wpc="http://schemas.microsoft.com/office/word/2010/wordprocessingCanvas" xmlns:mc="http://schemas.openxmlformats.org/markup-compatibility/2006" xmlns:o="urn:schemas-microsoft-com:office:office" xmlns:r="http://schemas.openxmlformats.org/officeDocument/2006/relationships" xmlns:m="http://schemas.openxmlformats.org/officeDocument/2006/math" xmlns:v="urn:schemas-microsoft-com:vml" xmlns:wp14="http://schemas.microsoft.com/office/word/2010/wordprocessingDrawing" xmlns:wp="http://schemas.openxmlformats.org/drawingml/2006/wordprocessingDrawing" xmlns:w10="urn:schemas-microsoft-com:office:word" xmlns:w="http://schemas.openxmlformats.org/wordprocessingml/2006/main" xmlns:w14="http://schemas.microsoft.com/office/word/2010/wordml" xmlns:w15="http://schemas.microsoft.com/office/word/2012/wordml" xmlns:wpg="http://schemas.microsoft.com/office/word/2010/wordprocessingGroup" xmlns:wpi="http://schemas.microsoft.com/office/word/2010/wordprocessingInk" xmlns:wne="http://schemas.microsoft.com/office/word/2006/wordml" xmlns:wps="http://schemas.microsoft.com/office/word/2010/wordprocessingShape" mc:Ignorable="w14 w15 wp14">
   <w:body>
     <w:p>
       <w:pPr>
@@ -73,7 +73,13 @@
         <w:t xml:space="preserve"> </w:t>
       </w:r>
       <w:r>
-        <w:t xml:space="preserve">TripTrail is a java-based Android app that works as a travel journal. Users can log their trips by saving  visited places with GPS coordinates, photos and ratings (1 – 5 stars). All data is stored in the cloud using a </w:t>
+        <w:t>TripTrail is a java-based Android app that works as a travel journal. User</w:t>
+      </w:r>
+      <w:r>
+        <w:t xml:space="preserve">s can log their trips by saving </w:t>
+      </w:r>
+      <w:r>
+        <w:t xml:space="preserve">visited places with GPS coordinates, photos and ratings (1 – 5 stars). All data is stored in the cloud using a </w:t>
       </w:r>
       <w:proofErr w:type="spellStart"/>
       <w:r>
@@ -164,8 +170,13 @@
       </w:r>
       <w:proofErr w:type="spellEnd"/>
       <w:r>
-        <w:t xml:space="preserve"> o TripTrail</w:t>
-      </w:r>
+        <w:t xml:space="preserve"> o </w:t>
+      </w:r>
+      <w:proofErr w:type="spellStart"/>
+      <w:r>
+        <w:t>TripTrail</w:t>
+      </w:r>
+      <w:proofErr w:type="spellEnd"/>
       <w:r>
         <w:t xml:space="preserve">, </w:t>
       </w:r>
@@ -191,15 +202,7 @@
       </w:r>
       <w:proofErr w:type="spellEnd"/>
       <w:r>
-        <w:t xml:space="preserve"> Java </w:t>
-      </w:r>
-      <w:proofErr w:type="spellStart"/>
-      <w:r>
-        <w:t>que</w:t>
-      </w:r>
-      <w:proofErr w:type="spellEnd"/>
-      <w:r>
-        <w:t xml:space="preserve"> </w:t>
+        <w:t xml:space="preserve"> Java que </w:t>
       </w:r>
       <w:proofErr w:type="spellStart"/>
       <w:r>
@@ -314,10 +317,12 @@
         <w:t xml:space="preserve"> dados </w:t>
       </w:r>
       <w:proofErr w:type="spellStart"/>
+      <w:proofErr w:type="gramStart"/>
       <w:r>
         <w:t>na</w:t>
       </w:r>
       <w:proofErr w:type="spellEnd"/>
+      <w:proofErr w:type="gramEnd"/>
       <w:r>
         <w:t xml:space="preserve"> </w:t>
       </w:r>
@@ -383,15 +388,7 @@
       </w:r>
       <w:proofErr w:type="spellEnd"/>
       <w:r>
-        <w:t xml:space="preserve"> </w:t>
-      </w:r>
-      <w:proofErr w:type="spellStart"/>
-      <w:r>
-        <w:t>disso</w:t>
-      </w:r>
-      <w:proofErr w:type="spellEnd"/>
-      <w:r>
-        <w:t xml:space="preserve"> a </w:t>
+        <w:t xml:space="preserve"> disso a </w:t>
       </w:r>
       <w:proofErr w:type="spellStart"/>
       <w:r>
@@ -490,10 +487,12 @@
         <w:t xml:space="preserve">, </w:t>
       </w:r>
       <w:proofErr w:type="spellStart"/>
+      <w:proofErr w:type="gramStart"/>
       <w:r>
         <w:t>como</w:t>
       </w:r>
       <w:proofErr w:type="spellEnd"/>
+      <w:proofErr w:type="gramEnd"/>
       <w:r>
         <w:t xml:space="preserve"> </w:t>
       </w:r>
@@ -535,7 +534,15 @@
       </w:r>
       <w:proofErr w:type="spellEnd"/>
       <w:r>
-        <w:t xml:space="preserve"> num </w:t>
+        <w:t xml:space="preserve"> </w:t>
+      </w:r>
+      <w:proofErr w:type="spellStart"/>
+      <w:r>
+        <w:t>num</w:t>
+      </w:r>
+      <w:proofErr w:type="spellEnd"/>
+      <w:r>
+        <w:t xml:space="preserve"> </w:t>
       </w:r>
       <w:proofErr w:type="spellStart"/>
       <w:r>
@@ -634,10 +641,12 @@
         <w:t xml:space="preserve"> com dados </w:t>
       </w:r>
       <w:proofErr w:type="spellStart"/>
+      <w:proofErr w:type="gramStart"/>
       <w:r>
         <w:t>como</w:t>
       </w:r>
       <w:proofErr w:type="spellEnd"/>
+      <w:proofErr w:type="gramEnd"/>
       <w:r>
         <w:t xml:space="preserve"> </w:t>
       </w:r>
@@ -679,7 +688,15 @@
       </w:r>
       <w:proofErr w:type="spellEnd"/>
       <w:r>
-        <w:t xml:space="preserve">, entre outros. A </w:t>
+        <w:t xml:space="preserve">, entre outros. </w:t>
+      </w:r>
+      <w:proofErr w:type="gramStart"/>
+      <w:r>
+        <w:t>A</w:t>
+      </w:r>
+      <w:proofErr w:type="gramEnd"/>
+      <w:r>
+        <w:t xml:space="preserve"> </w:t>
       </w:r>
       <w:proofErr w:type="spellStart"/>
       <w:r>
@@ -985,8 +1002,13 @@
               <w:pStyle w:val="p1a"/>
               <w:jc w:val="left"/>
             </w:pPr>
-            <w:r>
-              <w:t xml:space="preserve">Moeda principal </w:t>
+            <w:proofErr w:type="spellStart"/>
+            <w:r>
+              <w:t>Moeda</w:t>
+            </w:r>
+            <w:proofErr w:type="spellEnd"/>
+            <w:r>
+              <w:t xml:space="preserve"> principal </w:t>
             </w:r>
             <w:proofErr w:type="spellStart"/>
             <w:r>
@@ -1122,7 +1144,15 @@
             </w:r>
             <w:proofErr w:type="spellEnd"/>
             <w:r>
-              <w:t xml:space="preserve">, tais </w:t>
+              <w:t xml:space="preserve">, </w:t>
+            </w:r>
+            <w:proofErr w:type="spellStart"/>
+            <w:r>
+              <w:t>tais</w:t>
+            </w:r>
+            <w:proofErr w:type="spellEnd"/>
+            <w:r>
+              <w:t xml:space="preserve"> </w:t>
             </w:r>
             <w:proofErr w:type="spellStart"/>
             <w:r>
@@ -1344,7 +1374,15 @@
             </w:r>
             <w:proofErr w:type="spellEnd"/>
             <w:r>
-              <w:t xml:space="preserve"> num local, </w:t>
+              <w:t xml:space="preserve"> </w:t>
+            </w:r>
+            <w:proofErr w:type="spellStart"/>
+            <w:r>
+              <w:t>num</w:t>
+            </w:r>
+            <w:proofErr w:type="spellEnd"/>
+            <w:r>
+              <w:t xml:space="preserve"> local, </w:t>
             </w:r>
             <w:proofErr w:type="spellStart"/>
             <w:r>
@@ -1565,189 +1603,77 @@
             </w:r>
             <w:proofErr w:type="spellEnd"/>
             <w:r>
-              <w:t xml:space="preserve"> </w:t>
-            </w:r>
-            <w:proofErr w:type="spellStart"/>
-            <w:r>
-              <w:t>que</w:t>
-            </w:r>
-            <w:proofErr w:type="spellEnd"/>
-            <w:r>
-              <w:t xml:space="preserve"> devolve latitude e longitude.</w:t>
-            </w:r>
-          </w:p>
-        </w:tc>
-      </w:tr>
-    </w:tbl>
-    <w:p>
-      <w:r>
-        <w:br w:type="page"/>
-      </w:r>
-    </w:p>
-    <w:tbl>
-      <w:tblPr>
-        <w:tblW w:w="0" w:type="auto"/>
-        <w:jc w:val="center"/>
-        <w:tblBorders>
-          <w:top w:val="single" w:sz="4" w:space="0" w:color="auto"/>
-          <w:left w:val="single" w:sz="4" w:space="0" w:color="auto"/>
-          <w:bottom w:val="single" w:sz="4" w:space="0" w:color="auto"/>
-          <w:right w:val="single" w:sz="4" w:space="0" w:color="auto"/>
-          <w:insideH w:val="single" w:sz="4" w:space="0" w:color="auto"/>
-          <w:insideV w:val="single" w:sz="4" w:space="0" w:color="auto"/>
-        </w:tblBorders>
-        <w:tblLook w:val="04A0" w:firstRow="1" w:lastRow="0" w:firstColumn="1" w:lastColumn="0" w:noHBand="0" w:noVBand="1"/>
-      </w:tblPr>
-      <w:tblGrid>
-        <w:gridCol w:w="1514"/>
-        <w:gridCol w:w="2321"/>
-        <w:gridCol w:w="3072"/>
-      </w:tblGrid>
-      <w:tr>
-        <w:trPr>
-          <w:jc w:val="center"/>
-        </w:trPr>
-        <w:tc>
-          <w:tcPr>
-            <w:tcW w:w="1531" w:type="dxa"/>
-            <w:vAlign w:val="center"/>
-          </w:tcPr>
-          <w:p>
-            <w:pPr>
-              <w:pStyle w:val="p1a"/>
-              <w:jc w:val="left"/>
-            </w:pPr>
-            <w:r>
-              <w:lastRenderedPageBreak/>
-              <w:t>Map</w:t>
-            </w:r>
-          </w:p>
-        </w:tc>
-        <w:tc>
-          <w:tcPr>
-            <w:tcW w:w="2352" w:type="dxa"/>
-            <w:vAlign w:val="center"/>
-          </w:tcPr>
-          <w:p>
-            <w:pPr>
-              <w:pStyle w:val="p1a"/>
-              <w:jc w:val="left"/>
-            </w:pPr>
-            <w:r>
-              <w:t>Mapa</w:t>
-            </w:r>
-          </w:p>
-        </w:tc>
-        <w:tc>
-          <w:tcPr>
-            <w:tcW w:w="3119" w:type="dxa"/>
-            <w:vAlign w:val="center"/>
-          </w:tcPr>
-          <w:p>
-            <w:pPr>
-              <w:pStyle w:val="p1a"/>
-              <w:jc w:val="left"/>
-            </w:pPr>
-            <w:proofErr w:type="spellStart"/>
-            <w:r>
-              <w:t>Ecrã</w:t>
-            </w:r>
-            <w:proofErr w:type="spellEnd"/>
-            <w:r>
-              <w:t xml:space="preserve"> com </w:t>
-            </w:r>
-            <w:proofErr w:type="spellStart"/>
-            <w:r>
-              <w:t>os</w:t>
-            </w:r>
-            <w:proofErr w:type="spellEnd"/>
-            <w:r>
-              <w:t xml:space="preserve"> </w:t>
-            </w:r>
-            <w:proofErr w:type="spellStart"/>
-            <w:r>
-              <w:t>locais</w:t>
-            </w:r>
-            <w:proofErr w:type="spellEnd"/>
-            <w:r>
-              <w:t xml:space="preserve"> da </w:t>
-            </w:r>
-            <w:proofErr w:type="spellStart"/>
-            <w:r>
-              <w:t>viagem</w:t>
-            </w:r>
-            <w:proofErr w:type="spellEnd"/>
+              <w:t xml:space="preserve"> que devolve latitude e longitude.</w:t>
+            </w:r>
           </w:p>
         </w:tc>
       </w:tr>
       <w:tr>
         <w:trPr>
+          <w:trHeight w:val="33"/>
           <w:jc w:val="center"/>
         </w:trPr>
         <w:tc>
           <w:tcPr>
-            <w:tcW w:w="1531" w:type="dxa"/>
-            <w:vAlign w:val="center"/>
-          </w:tcPr>
-          <w:p>
-            <w:pPr>
-              <w:pStyle w:val="p1a"/>
-              <w:jc w:val="left"/>
-            </w:pPr>
-            <w:r>
-              <w:t>Marker</w:t>
-            </w:r>
-          </w:p>
-        </w:tc>
-        <w:tc>
-          <w:tcPr>
-            <w:tcW w:w="2352" w:type="dxa"/>
-            <w:vAlign w:val="center"/>
-          </w:tcPr>
-          <w:p>
-            <w:pPr>
-              <w:pStyle w:val="p1a"/>
-              <w:jc w:val="left"/>
-            </w:pPr>
-            <w:proofErr w:type="spellStart"/>
-            <w:r>
-              <w:t>Marcador</w:t>
-            </w:r>
-            <w:proofErr w:type="spellEnd"/>
-          </w:p>
-        </w:tc>
-        <w:tc>
-          <w:tcPr>
-            <w:tcW w:w="3119" w:type="dxa"/>
-            <w:vAlign w:val="center"/>
-          </w:tcPr>
-          <w:p>
-            <w:pPr>
-              <w:pStyle w:val="p1a"/>
-              <w:jc w:val="left"/>
-            </w:pPr>
-            <w:r>
-              <w:t xml:space="preserve">Pino </w:t>
-            </w:r>
-            <w:proofErr w:type="spellStart"/>
-            <w:r>
-              <w:t>colocado</w:t>
-            </w:r>
-            <w:proofErr w:type="spellEnd"/>
-            <w:r>
-              <w:t xml:space="preserve"> no </w:t>
-            </w:r>
-            <w:proofErr w:type="spellStart"/>
-            <w:r>
-              <w:t>mapa</w:t>
-            </w:r>
-            <w:proofErr w:type="spellEnd"/>
-            <w:r>
-              <w:t xml:space="preserve">, com a </w:t>
-            </w:r>
-            <w:proofErr w:type="spellStart"/>
-            <w:r>
-              <w:t>cor</w:t>
+            <w:tcW w:w="1438" w:type="dxa"/>
+            <w:vAlign w:val="center"/>
+          </w:tcPr>
+          <w:p>
+            <w:pPr>
+              <w:pStyle w:val="p1a"/>
+              <w:jc w:val="left"/>
+            </w:pPr>
+            <w:r>
+              <w:t>Map</w:t>
+            </w:r>
+          </w:p>
+        </w:tc>
+        <w:tc>
+          <w:tcPr>
+            <w:tcW w:w="2204" w:type="dxa"/>
+            <w:vAlign w:val="center"/>
+          </w:tcPr>
+          <w:p>
+            <w:pPr>
+              <w:pStyle w:val="p1a"/>
+              <w:jc w:val="left"/>
+            </w:pPr>
+            <w:proofErr w:type="spellStart"/>
+            <w:r>
+              <w:t>Mapa</w:t>
+            </w:r>
+            <w:proofErr w:type="spellEnd"/>
+          </w:p>
+        </w:tc>
+        <w:tc>
+          <w:tcPr>
+            <w:tcW w:w="2908" w:type="dxa"/>
+            <w:vAlign w:val="center"/>
+          </w:tcPr>
+          <w:p>
+            <w:pPr>
+              <w:pStyle w:val="p1a"/>
+              <w:jc w:val="left"/>
+            </w:pPr>
+            <w:proofErr w:type="spellStart"/>
+            <w:r>
+              <w:t>Ecrã</w:t>
+            </w:r>
+            <w:proofErr w:type="spellEnd"/>
+            <w:r>
+              <w:t xml:space="preserve"> com </w:t>
+            </w:r>
+            <w:proofErr w:type="spellStart"/>
+            <w:r>
+              <w:t>os</w:t>
+            </w:r>
+            <w:proofErr w:type="spellEnd"/>
+            <w:r>
+              <w:t xml:space="preserve"> </w:t>
+            </w:r>
+            <w:proofErr w:type="spellStart"/>
+            <w:r>
+              <w:t>locais</w:t>
             </w:r>
             <w:proofErr w:type="spellEnd"/>
             <w:r>
@@ -1755,109 +1681,115 @@
             </w:r>
             <w:proofErr w:type="spellStart"/>
             <w:r>
-              <w:t>categoria</w:t>
-            </w:r>
-            <w:proofErr w:type="spellEnd"/>
-            <w:r>
-              <w:t xml:space="preserve"> do local.</w:t>
-            </w:r>
+              <w:t>viagem</w:t>
+            </w:r>
+            <w:proofErr w:type="spellEnd"/>
           </w:p>
         </w:tc>
       </w:tr>
       <w:tr>
         <w:trPr>
+          <w:trHeight w:val="33"/>
           <w:jc w:val="center"/>
         </w:trPr>
         <w:tc>
           <w:tcPr>
-            <w:tcW w:w="1531" w:type="dxa"/>
-            <w:vAlign w:val="center"/>
-          </w:tcPr>
-          <w:p>
-            <w:pPr>
-              <w:pStyle w:val="p1a"/>
-              <w:jc w:val="left"/>
-            </w:pPr>
-            <w:r>
-              <w:t>Note</w:t>
-            </w:r>
-          </w:p>
-        </w:tc>
-        <w:tc>
-          <w:tcPr>
-            <w:tcW w:w="2352" w:type="dxa"/>
-            <w:vAlign w:val="center"/>
-          </w:tcPr>
-          <w:p>
-            <w:pPr>
-              <w:pStyle w:val="p1a"/>
-              <w:jc w:val="left"/>
-            </w:pPr>
-            <w:r>
-              <w:t>Nota</w:t>
-            </w:r>
-          </w:p>
-        </w:tc>
-        <w:tc>
-          <w:tcPr>
-            <w:tcW w:w="3119" w:type="dxa"/>
-            <w:vAlign w:val="center"/>
-          </w:tcPr>
-          <w:p>
-            <w:pPr>
-              <w:pStyle w:val="p1a"/>
-              <w:jc w:val="left"/>
-            </w:pPr>
-            <w:proofErr w:type="spellStart"/>
-            <w:r>
-              <w:t>Apontamento</w:t>
-            </w:r>
-            <w:proofErr w:type="spellEnd"/>
-            <w:r>
-              <w:t xml:space="preserve"> </w:t>
-            </w:r>
-            <w:proofErr w:type="spellStart"/>
-            <w:r>
-              <w:t>escrito</w:t>
-            </w:r>
-            <w:proofErr w:type="spellEnd"/>
-            <w:r>
-              <w:t xml:space="preserve"> </w:t>
-            </w:r>
-            <w:proofErr w:type="spellStart"/>
-            <w:r>
-              <w:t>pelo</w:t>
-            </w:r>
-            <w:proofErr w:type="spellEnd"/>
-            <w:r>
-              <w:t xml:space="preserve"> </w:t>
-            </w:r>
-            <w:proofErr w:type="spellStart"/>
-            <w:r>
-              <w:t>utilizador</w:t>
-            </w:r>
-            <w:proofErr w:type="spellEnd"/>
-            <w:r>
-              <w:t xml:space="preserve"> </w:t>
-            </w:r>
-            <w:proofErr w:type="spellStart"/>
-            <w:r>
-              <w:t>sobre</w:t>
-            </w:r>
-            <w:proofErr w:type="spellEnd"/>
-            <w:r>
-              <w:t xml:space="preserve"> um local.</w:t>
+            <w:tcW w:w="1438" w:type="dxa"/>
+            <w:vAlign w:val="center"/>
+          </w:tcPr>
+          <w:p>
+            <w:pPr>
+              <w:pStyle w:val="p1a"/>
+              <w:jc w:val="left"/>
+            </w:pPr>
+            <w:r>
+              <w:t>Marker</w:t>
+            </w:r>
+          </w:p>
+        </w:tc>
+        <w:tc>
+          <w:tcPr>
+            <w:tcW w:w="2204" w:type="dxa"/>
+            <w:vAlign w:val="center"/>
+          </w:tcPr>
+          <w:p>
+            <w:pPr>
+              <w:pStyle w:val="p1a"/>
+              <w:jc w:val="left"/>
+            </w:pPr>
+            <w:proofErr w:type="spellStart"/>
+            <w:r>
+              <w:t>Marcador</w:t>
+            </w:r>
+            <w:proofErr w:type="spellEnd"/>
+          </w:p>
+        </w:tc>
+        <w:tc>
+          <w:tcPr>
+            <w:tcW w:w="2908" w:type="dxa"/>
+            <w:vAlign w:val="center"/>
+          </w:tcPr>
+          <w:p>
+            <w:pPr>
+              <w:pStyle w:val="p1a"/>
+              <w:jc w:val="left"/>
+            </w:pPr>
+            <w:proofErr w:type="spellStart"/>
+            <w:r>
+              <w:t>Pino</w:t>
+            </w:r>
+            <w:proofErr w:type="spellEnd"/>
+            <w:r>
+              <w:t xml:space="preserve"> </w:t>
+            </w:r>
+            <w:proofErr w:type="spellStart"/>
+            <w:r>
+              <w:t>colocado</w:t>
+            </w:r>
+            <w:proofErr w:type="spellEnd"/>
+            <w:r>
+              <w:t xml:space="preserve"> no </w:t>
+            </w:r>
+            <w:proofErr w:type="spellStart"/>
+            <w:r>
+              <w:t>mapa</w:t>
+            </w:r>
+            <w:proofErr w:type="spellEnd"/>
+            <w:r>
+              <w:t xml:space="preserve">, com </w:t>
+            </w:r>
+            <w:proofErr w:type="gramStart"/>
+            <w:r>
+              <w:t xml:space="preserve">a </w:t>
+            </w:r>
+            <w:proofErr w:type="spellStart"/>
+            <w:r>
+              <w:t>cor</w:t>
+            </w:r>
+            <w:proofErr w:type="spellEnd"/>
+            <w:proofErr w:type="gramEnd"/>
+            <w:r>
+              <w:t xml:space="preserve"> da </w:t>
+            </w:r>
+            <w:proofErr w:type="spellStart"/>
+            <w:r>
+              <w:t>categoria</w:t>
+            </w:r>
+            <w:proofErr w:type="spellEnd"/>
+            <w:r>
+              <w:t xml:space="preserve"> do local.</w:t>
             </w:r>
           </w:p>
         </w:tc>
       </w:tr>
       <w:tr>
         <w:trPr>
+          <w:trHeight w:val="33"/>
           <w:jc w:val="center"/>
         </w:trPr>
         <w:tc>
           <w:tcPr>
-            <w:tcW w:w="1531" w:type="dxa"/>
+            <w:tcW w:w="1438" w:type="dxa"/>
             <w:vAlign w:val="center"/>
           </w:tcPr>
           <w:p>
@@ -1872,7 +1804,7 @@
         </w:tc>
         <w:tc>
           <w:tcPr>
-            <w:tcW w:w="2352" w:type="dxa"/>
+            <w:tcW w:w="2204" w:type="dxa"/>
             <w:vAlign w:val="center"/>
           </w:tcPr>
           <w:p>
@@ -1889,7 +1821,7 @@
         </w:tc>
         <w:tc>
           <w:tcPr>
-            <w:tcW w:w="3119" w:type="dxa"/>
+            <w:tcW w:w="2908" w:type="dxa"/>
             <w:vAlign w:val="center"/>
           </w:tcPr>
           <w:p>
@@ -1911,18 +1843,27 @@
             </w:r>
             <w:proofErr w:type="spellEnd"/>
             <w:r>
-              <w:t xml:space="preserve"> num local</w:t>
+              <w:t xml:space="preserve"> </w:t>
+            </w:r>
+            <w:proofErr w:type="spellStart"/>
+            <w:r>
+              <w:t>num</w:t>
+            </w:r>
+            <w:proofErr w:type="spellEnd"/>
+            <w:r>
+              <w:t xml:space="preserve"> local</w:t>
             </w:r>
           </w:p>
         </w:tc>
       </w:tr>
       <w:tr>
         <w:trPr>
+          <w:trHeight w:val="33"/>
           <w:jc w:val="center"/>
         </w:trPr>
         <w:tc>
           <w:tcPr>
-            <w:tcW w:w="1531" w:type="dxa"/>
+            <w:tcW w:w="1438" w:type="dxa"/>
             <w:vAlign w:val="center"/>
           </w:tcPr>
           <w:p>
@@ -1937,7 +1878,7 @@
         </w:tc>
         <w:tc>
           <w:tcPr>
-            <w:tcW w:w="2352" w:type="dxa"/>
+            <w:tcW w:w="2204" w:type="dxa"/>
             <w:vAlign w:val="center"/>
           </w:tcPr>
           <w:p>
@@ -1952,16 +1893,24 @@
         </w:tc>
         <w:tc>
           <w:tcPr>
-            <w:tcW w:w="3119" w:type="dxa"/>
-            <w:vAlign w:val="center"/>
-          </w:tcPr>
-          <w:p>
-            <w:pPr>
-              <w:pStyle w:val="p1a"/>
-              <w:jc w:val="left"/>
-            </w:pPr>
-            <w:r>
-              <w:t xml:space="preserve">Ponto de interesse </w:t>
+            <w:tcW w:w="2908" w:type="dxa"/>
+            <w:vAlign w:val="center"/>
+          </w:tcPr>
+          <w:p>
+            <w:pPr>
+              <w:pStyle w:val="p1a"/>
+              <w:jc w:val="left"/>
+            </w:pPr>
+            <w:r>
+              <w:t xml:space="preserve">Ponto de </w:t>
+            </w:r>
+            <w:proofErr w:type="spellStart"/>
+            <w:r>
+              <w:t>interesse</w:t>
+            </w:r>
+            <w:proofErr w:type="spellEnd"/>
+            <w:r>
+              <w:t xml:space="preserve"> </w:t>
             </w:r>
             <w:proofErr w:type="spellStart"/>
             <w:r>
@@ -2000,11 +1949,12 @@
       </w:tr>
       <w:tr>
         <w:trPr>
+          <w:trHeight w:val="33"/>
           <w:jc w:val="center"/>
         </w:trPr>
         <w:tc>
           <w:tcPr>
-            <w:tcW w:w="1531" w:type="dxa"/>
+            <w:tcW w:w="1438" w:type="dxa"/>
             <w:vAlign w:val="center"/>
           </w:tcPr>
           <w:p>
@@ -2019,7 +1969,7 @@
         </w:tc>
         <w:tc>
           <w:tcPr>
-            <w:tcW w:w="2352" w:type="dxa"/>
+            <w:tcW w:w="2204" w:type="dxa"/>
             <w:vAlign w:val="center"/>
           </w:tcPr>
           <w:p>
@@ -2036,7 +1986,7 @@
         </w:tc>
         <w:tc>
           <w:tcPr>
-            <w:tcW w:w="3119" w:type="dxa"/>
+            <w:tcW w:w="2908" w:type="dxa"/>
             <w:vAlign w:val="center"/>
           </w:tcPr>
           <w:p>
@@ -2053,18 +2003,27 @@
             </w:r>
             <w:proofErr w:type="spellEnd"/>
             <w:r>
-              <w:t xml:space="preserve"> a um local.</w:t>
+              <w:t xml:space="preserve"> </w:t>
+            </w:r>
+            <w:proofErr w:type="gramStart"/>
+            <w:r>
+              <w:t>a</w:t>
+            </w:r>
+            <w:proofErr w:type="gramEnd"/>
+            <w:r>
+              <w:t xml:space="preserve"> um local.</w:t>
             </w:r>
           </w:p>
         </w:tc>
       </w:tr>
       <w:tr>
         <w:trPr>
+          <w:trHeight w:val="33"/>
           <w:jc w:val="center"/>
         </w:trPr>
         <w:tc>
           <w:tcPr>
-            <w:tcW w:w="1531" w:type="dxa"/>
+            <w:tcW w:w="1438" w:type="dxa"/>
             <w:vAlign w:val="center"/>
           </w:tcPr>
           <w:p>
@@ -2079,7 +2038,7 @@
         </w:tc>
         <w:tc>
           <w:tcPr>
-            <w:tcW w:w="2352" w:type="dxa"/>
+            <w:tcW w:w="2204" w:type="dxa"/>
             <w:vAlign w:val="center"/>
           </w:tcPr>
           <w:p>
@@ -2096,16 +2055,21 @@
         </w:tc>
         <w:tc>
           <w:tcPr>
-            <w:tcW w:w="3119" w:type="dxa"/>
-            <w:vAlign w:val="center"/>
-          </w:tcPr>
-          <w:p>
-            <w:pPr>
-              <w:pStyle w:val="p1a"/>
-              <w:jc w:val="left"/>
-            </w:pPr>
-            <w:r>
-              <w:t xml:space="preserve">Conjunto de </w:t>
+            <w:tcW w:w="2908" w:type="dxa"/>
+            <w:vAlign w:val="center"/>
+          </w:tcPr>
+          <w:p>
+            <w:pPr>
+              <w:pStyle w:val="p1a"/>
+              <w:jc w:val="left"/>
+            </w:pPr>
+            <w:proofErr w:type="spellStart"/>
+            <w:r>
+              <w:t>Conjunto</w:t>
+            </w:r>
+            <w:proofErr w:type="spellEnd"/>
+            <w:r>
+              <w:t xml:space="preserve"> de </w:t>
             </w:r>
             <w:proofErr w:type="spellStart"/>
             <w:r>
@@ -2160,11 +2124,12 @@
       </w:tr>
       <w:tr>
         <w:trPr>
+          <w:trHeight w:val="33"/>
           <w:jc w:val="center"/>
         </w:trPr>
         <w:tc>
           <w:tcPr>
-            <w:tcW w:w="1531" w:type="dxa"/>
+            <w:tcW w:w="1438" w:type="dxa"/>
             <w:vAlign w:val="center"/>
           </w:tcPr>
           <w:p>
@@ -2179,7 +2144,7 @@
         </w:tc>
         <w:tc>
           <w:tcPr>
-            <w:tcW w:w="2352" w:type="dxa"/>
+            <w:tcW w:w="2204" w:type="dxa"/>
             <w:vAlign w:val="center"/>
           </w:tcPr>
           <w:p>
@@ -2196,24 +2161,113 @@
         </w:tc>
         <w:tc>
           <w:tcPr>
-            <w:tcW w:w="3119" w:type="dxa"/>
-            <w:vAlign w:val="center"/>
-          </w:tcPr>
-          <w:p>
-            <w:pPr>
-              <w:pStyle w:val="p1a"/>
-              <w:jc w:val="left"/>
-            </w:pPr>
+            <w:tcW w:w="2908" w:type="dxa"/>
+            <w:vAlign w:val="center"/>
+          </w:tcPr>
+          <w:p>
+            <w:pPr>
+              <w:pStyle w:val="p1a"/>
+              <w:jc w:val="left"/>
+            </w:pPr>
+            <w:proofErr w:type="spellStart"/>
+            <w:r>
+              <w:t>Registo</w:t>
+            </w:r>
+            <w:proofErr w:type="spellEnd"/>
+            <w:r>
+              <w:t xml:space="preserve"> que </w:t>
+            </w:r>
+            <w:proofErr w:type="spellStart"/>
+            <w:r>
+              <w:t>associa</w:t>
+            </w:r>
+            <w:proofErr w:type="spellEnd"/>
+            <w:r>
+              <w:t xml:space="preserve"> um </w:t>
+            </w:r>
+            <w:proofErr w:type="spellStart"/>
+            <w:r>
+              <w:t>utilizador</w:t>
+            </w:r>
+            <w:proofErr w:type="spellEnd"/>
+            <w:r>
+              <w:t xml:space="preserve"> </w:t>
+            </w:r>
+            <w:proofErr w:type="gramStart"/>
+            <w:r>
+              <w:t>a</w:t>
+            </w:r>
+            <w:proofErr w:type="gramEnd"/>
+            <w:r>
+              <w:t xml:space="preserve"> </w:t>
+            </w:r>
+            <w:proofErr w:type="spellStart"/>
+            <w:r>
+              <w:t>uma</w:t>
+            </w:r>
+            <w:proofErr w:type="spellEnd"/>
+            <w:r>
+              <w:t xml:space="preserve"> </w:t>
+            </w:r>
+            <w:proofErr w:type="spellStart"/>
+            <w:r>
+              <w:t>viagem</w:t>
+            </w:r>
+            <w:proofErr w:type="spellEnd"/>
+            <w:r>
+              <w:t xml:space="preserve">, </w:t>
+            </w:r>
+            <w:proofErr w:type="spellStart"/>
+            <w:r>
+              <w:t>determinando</w:t>
+            </w:r>
+            <w:proofErr w:type="spellEnd"/>
+            <w:r>
+              <w:t xml:space="preserve"> o </w:t>
+            </w:r>
+            <w:proofErr w:type="spellStart"/>
+            <w:r>
+              <w:t>seu</w:t>
+            </w:r>
+            <w:proofErr w:type="spellEnd"/>
+            <w:r>
+              <w:t xml:space="preserve"> </w:t>
+            </w:r>
+            <w:proofErr w:type="spellStart"/>
+            <w:r>
+              <w:t>papel</w:t>
+            </w:r>
+            <w:proofErr w:type="spellEnd"/>
+            <w:r>
+              <w:t xml:space="preserve"> e </w:t>
+            </w:r>
+            <w:proofErr w:type="spellStart"/>
+            <w:r>
+              <w:t>nível</w:t>
+            </w:r>
+            <w:proofErr w:type="spellEnd"/>
+            <w:r>
+              <w:t xml:space="preserve"> de </w:t>
+            </w:r>
+            <w:proofErr w:type="spellStart"/>
+            <w:r>
+              <w:t>acesso</w:t>
+            </w:r>
+            <w:proofErr w:type="spellEnd"/>
+            <w:r>
+              <w:t>.</w:t>
+            </w:r>
           </w:p>
         </w:tc>
       </w:tr>
       <w:tr>
         <w:trPr>
+          <w:trHeight w:val="33"/>
           <w:jc w:val="center"/>
         </w:trPr>
         <w:tc>
           <w:tcPr>
-            <w:tcW w:w="1531" w:type="dxa"/>
+            <w:tcW w:w="1438" w:type="dxa"/>
             <w:vAlign w:val="center"/>
           </w:tcPr>
           <w:p>
@@ -2228,7 +2282,7 @@
         </w:tc>
         <w:tc>
           <w:tcPr>
-            <w:tcW w:w="2352" w:type="dxa"/>
+            <w:tcW w:w="2204" w:type="dxa"/>
             <w:vAlign w:val="center"/>
           </w:tcPr>
           <w:p>
@@ -2245,7 +2299,7 @@
         </w:tc>
         <w:tc>
           <w:tcPr>
-            <w:tcW w:w="3119" w:type="dxa"/>
+            <w:tcW w:w="2908" w:type="dxa"/>
             <w:vAlign w:val="center"/>
           </w:tcPr>
           <w:p>
@@ -2278,15 +2332,7 @@
             </w:r>
             <w:proofErr w:type="spellEnd"/>
             <w:r>
-              <w:t xml:space="preserve"> </w:t>
-            </w:r>
-            <w:proofErr w:type="spellStart"/>
-            <w:r>
-              <w:t>que</w:t>
-            </w:r>
-            <w:proofErr w:type="spellEnd"/>
-            <w:r>
-              <w:t xml:space="preserve"> </w:t>
+              <w:t xml:space="preserve"> que </w:t>
             </w:r>
             <w:proofErr w:type="spellStart"/>
             <w:r>
@@ -2342,7 +2388,15 @@
         <w:pStyle w:val="heading1"/>
       </w:pPr>
       <w:r>
-        <w:t xml:space="preserve">3   Modelo de </w:t>
+        <w:t xml:space="preserve">3   </w:t>
+      </w:r>
+      <w:proofErr w:type="spellStart"/>
+      <w:r>
+        <w:t>Modelo</w:t>
+      </w:r>
+      <w:proofErr w:type="spellEnd"/>
+      <w:r>
+        <w:t xml:space="preserve"> de </w:t>
       </w:r>
       <w:proofErr w:type="spellStart"/>
       <w:r>
@@ -2373,11 +2427,6 @@
     </w:p>
     <w:p>
       <w:pPr>
-        <w:pStyle w:val="p1a"/>
-      </w:pPr>
-    </w:p>
-    <w:p>
-      <w:pPr>
         <w:pStyle w:val="heading1"/>
       </w:pPr>
       <w:r>
@@ -2429,8 +2478,21 @@
       </w:r>
       <w:proofErr w:type="spellEnd"/>
       <w:r>
-        <w:t xml:space="preserve"> de Casos de Uso</w:t>
-      </w:r>
+        <w:t xml:space="preserve"> de </w:t>
+      </w:r>
+      <w:proofErr w:type="spellStart"/>
+      <w:r>
+        <w:t>Casos</w:t>
+      </w:r>
+      <w:proofErr w:type="spellEnd"/>
+      <w:r>
+        <w:t xml:space="preserve"> de </w:t>
+      </w:r>
+      <w:proofErr w:type="gramStart"/>
+      <w:r>
+        <w:t>Uso</w:t>
+      </w:r>
+      <w:proofErr w:type="gramEnd"/>
     </w:p>
     <w:tbl>
       <w:tblPr>
@@ -2485,12 +2547,9 @@
             <w:pPr>
               <w:pStyle w:val="p1a"/>
             </w:pPr>
-            <w:r>
-              <w:t>Pré-</w:t>
-            </w:r>
-            <w:proofErr w:type="spellStart"/>
-            <w:r>
-              <w:t>condição</w:t>
+            <w:proofErr w:type="spellStart"/>
+            <w:r>
+              <w:t>Pré-condição</w:t>
             </w:r>
             <w:proofErr w:type="spellEnd"/>
           </w:p>
@@ -2515,12 +2574,9 @@
             <w:pPr>
               <w:pStyle w:val="p1a"/>
             </w:pPr>
-            <w:r>
-              <w:t>Pós-</w:t>
-            </w:r>
-            <w:proofErr w:type="spellStart"/>
-            <w:r>
-              <w:t>condição</w:t>
+            <w:proofErr w:type="spellStart"/>
+            <w:r>
+              <w:t>Pós-condição</w:t>
             </w:r>
             <w:proofErr w:type="spellEnd"/>
           </w:p>
@@ -2563,6 +2619,8 @@
             <w:pPr>
               <w:pStyle w:val="p1a"/>
             </w:pPr>
+            <w:bookmarkStart w:id="0" w:name="_GoBack"/>
+            <w:bookmarkEnd w:id="0"/>
           </w:p>
         </w:tc>
       </w:tr>
@@ -2577,12 +2635,18 @@
             </w:pPr>
             <w:proofErr w:type="spellStart"/>
             <w:r>
+              <w:lastRenderedPageBreak/>
               <w:t>Caminho</w:t>
             </w:r>
             <w:proofErr w:type="spellEnd"/>
             <w:r>
-              <w:t xml:space="preserve"> alternativo</w:t>
-            </w:r>
+              <w:t xml:space="preserve"> </w:t>
+            </w:r>
+            <w:proofErr w:type="spellStart"/>
+            <w:r>
+              <w:t>alternativo</w:t>
+            </w:r>
+            <w:proofErr w:type="spellEnd"/>
           </w:p>
         </w:tc>
         <w:tc>
@@ -2607,7 +2671,6 @@
         <w:pStyle w:val="heading3"/>
       </w:pPr>
       <w:r>
-        <w:lastRenderedPageBreak/>
         <w:t xml:space="preserve">5.1.2   </w:t>
       </w:r>
       <w:proofErr w:type="spellStart"/>
@@ -2620,8 +2683,8 @@
       <w:pPr>
         <w:pStyle w:val="heading2"/>
       </w:pPr>
-      <w:bookmarkStart w:id="0" w:name="OLE_LINK2"/>
-      <w:bookmarkStart w:id="1" w:name="OLE_LINK3"/>
+      <w:bookmarkStart w:id="1" w:name="OLE_LINK2"/>
+      <w:bookmarkStart w:id="2" w:name="OLE_LINK3"/>
       <w:r>
         <w:t>5.2</w:t>
       </w:r>
@@ -2650,8 +2713,8 @@
       </w:r>
       <w:proofErr w:type="spellEnd"/>
     </w:p>
-    <w:bookmarkEnd w:id="0"/>
     <w:bookmarkEnd w:id="1"/>
+    <w:bookmarkEnd w:id="2"/>
     <w:p>
       <w:pPr>
         <w:pStyle w:val="heading3"/>
@@ -2709,7 +2772,7 @@
 </file>
 
 <file path=word/styles.xml><?xml version="1.0" encoding="utf-8"?>
-<w:styles xmlns:mc="http://schemas.openxmlformats.org/markup-compatibility/2006" xmlns:r="http://schemas.openxmlformats.org/officeDocument/2006/relationships" xmlns:w="http://schemas.openxmlformats.org/wordprocessingml/2006/main" xmlns:w14="http://schemas.microsoft.com/office/word/2010/wordml" xmlns:w15="http://schemas.microsoft.com/office/word/2012/wordml" xmlns:w16cex="http://schemas.microsoft.com/office/word/2018/wordml/cex" xmlns:w16cid="http://schemas.microsoft.com/office/word/2016/wordml/cid" xmlns:w16="http://schemas.microsoft.com/office/word/2018/wordml" xmlns:w16du="http://schemas.microsoft.com/office/word/2023/wordml/word16du" xmlns:w16sdtdh="http://schemas.microsoft.com/office/word/2020/wordml/sdtdatahash" xmlns:w16sdtfl="http://schemas.microsoft.com/office/word/2024/wordml/sdtformatlock" xmlns:w16se="http://schemas.microsoft.com/office/word/2015/wordml/symex" mc:Ignorable="w14 w15 w16se w16cid w16 w16cex w16sdtdh w16sdtfl w16du">
+<w:styles xmlns:mc="http://schemas.openxmlformats.org/markup-compatibility/2006" xmlns:r="http://schemas.openxmlformats.org/officeDocument/2006/relationships" xmlns:w="http://schemas.openxmlformats.org/wordprocessingml/2006/main" xmlns:w14="http://schemas.microsoft.com/office/word/2010/wordml" xmlns:w15="http://schemas.microsoft.com/office/word/2012/wordml" mc:Ignorable="w14 w15">
   <w:docDefaults>
     <w:rPrDefault>
       <w:rPr>
@@ -2725,7 +2788,7 @@
       </w:pPr>
     </w:pPrDefault>
   </w:docDefaults>
-  <w:latentStyles w:defLockedState="0" w:defUIPriority="99" w:defSemiHidden="0" w:defUnhideWhenUsed="0" w:defQFormat="0" w:count="376">
+  <w:latentStyles w:defLockedState="0" w:defUIPriority="99" w:defSemiHidden="0" w:defUnhideWhenUsed="0" w:defQFormat="0" w:count="371">
     <w:lsdException w:name="Normal" w:uiPriority="0" w:qFormat="1"/>
     <w:lsdException w:name="heading 1" w:uiPriority="9" w:qFormat="1"/>
     <w:lsdException w:name="heading 2" w:semiHidden="1" w:uiPriority="9" w:unhideWhenUsed="1" w:qFormat="1"/>
@@ -3097,11 +3160,6 @@
     <w:lsdException w:name="List Table 5 Dark Accent 6" w:uiPriority="50"/>
     <w:lsdException w:name="List Table 6 Colorful Accent 6" w:uiPriority="51"/>
     <w:lsdException w:name="List Table 7 Colorful Accent 6" w:uiPriority="52"/>
-    <w:lsdException w:name="Mention" w:semiHidden="1" w:unhideWhenUsed="1"/>
-    <w:lsdException w:name="Smart Hyperlink" w:semiHidden="1" w:unhideWhenUsed="1"/>
-    <w:lsdException w:name="Hashtag" w:semiHidden="1" w:unhideWhenUsed="1"/>
-    <w:lsdException w:name="Unresolved Mention" w:semiHidden="1" w:unhideWhenUsed="1"/>
-    <w:lsdException w:name="Smart Link" w:semiHidden="1" w:unhideWhenUsed="1"/>
   </w:latentStyles>
   <w:style w:type="paragraph" w:default="1" w:styleId="Normal">
     <w:name w:val="Normal"/>
@@ -3119,7 +3177,7 @@
       <w:lang w:val="en-US" w:eastAsia="de-DE"/>
     </w:rPr>
   </w:style>
-  <w:style w:type="character" w:default="1" w:styleId="Tipodeletrapredefinidodopargrafo">
+  <w:style w:type="character" w:default="1" w:styleId="Fontepargpadro">
     <w:name w:val="Default Paragraph Font"/>
     <w:uiPriority w:val="1"/>
     <w:semiHidden/>

--- a/Documentation/Relatório-DSSMV-2025-27_2DB_1250771_1251355.docx
+++ b/Documentation/Relatório-DSSMV-2025-27_2DB_1250771_1251355.docx
@@ -1,6 +1,6 @@
 
 <file path=word/document.xml><?xml version="1.0" encoding="utf-8"?>
-<w:document xmlns:wpc="http://schemas.microsoft.com/office/word/2010/wordprocessingCanvas" xmlns:mc="http://schemas.openxmlformats.org/markup-compatibility/2006" xmlns:o="urn:schemas-microsoft-com:office:office" xmlns:r="http://schemas.openxmlformats.org/officeDocument/2006/relationships" xmlns:m="http://schemas.openxmlformats.org/officeDocument/2006/math" xmlns:v="urn:schemas-microsoft-com:vml" xmlns:wp14="http://schemas.microsoft.com/office/word/2010/wordprocessingDrawing" xmlns:wp="http://schemas.openxmlformats.org/drawingml/2006/wordprocessingDrawing" xmlns:w10="urn:schemas-microsoft-com:office:word" xmlns:w="http://schemas.openxmlformats.org/wordprocessingml/2006/main" xmlns:w14="http://schemas.microsoft.com/office/word/2010/wordml" xmlns:w15="http://schemas.microsoft.com/office/word/2012/wordml" xmlns:wpg="http://schemas.microsoft.com/office/word/2010/wordprocessingGroup" xmlns:wpi="http://schemas.microsoft.com/office/word/2010/wordprocessingInk" xmlns:wne="http://schemas.microsoft.com/office/word/2006/wordml" xmlns:wps="http://schemas.microsoft.com/office/word/2010/wordprocessingShape" mc:Ignorable="w14 w15 wp14">
+<w:document xmlns:wpc="http://schemas.microsoft.com/office/word/2010/wordprocessingCanvas" xmlns:cx="http://schemas.microsoft.com/office/drawing/2014/chartex" xmlns:cx1="http://schemas.microsoft.com/office/drawing/2015/9/8/chartex" xmlns:cx2="http://schemas.microsoft.com/office/drawing/2015/10/21/chartex" xmlns:cx3="http://schemas.microsoft.com/office/drawing/2016/5/9/chartex" xmlns:cx4="http://schemas.microsoft.com/office/drawing/2016/5/10/chartex" xmlns:cx5="http://schemas.microsoft.com/office/drawing/2016/5/11/chartex" xmlns:cx6="http://schemas.microsoft.com/office/drawing/2016/5/12/chartex" xmlns:cx7="http://schemas.microsoft.com/office/drawing/2016/5/13/chartex" xmlns:cx8="http://schemas.microsoft.com/office/drawing/2016/5/14/chartex" xmlns:mc="http://schemas.openxmlformats.org/markup-compatibility/2006" xmlns:aink="http://schemas.microsoft.com/office/drawing/2016/ink" xmlns:am3d="http://schemas.microsoft.com/office/drawing/2017/model3d" xmlns:o="urn:schemas-microsoft-com:office:office" xmlns:oel="http://schemas.microsoft.com/office/2019/extlst" xmlns:r="http://schemas.openxmlformats.org/officeDocument/2006/relationships" xmlns:m="http://schemas.openxmlformats.org/officeDocument/2006/math" xmlns:v="urn:schemas-microsoft-com:vml" xmlns:wp14="http://schemas.microsoft.com/office/word/2010/wordprocessingDrawing" xmlns:wp="http://schemas.openxmlformats.org/drawingml/2006/wordprocessingDrawing" xmlns:w10="urn:schemas-microsoft-com:office:word" xmlns:w="http://schemas.openxmlformats.org/wordprocessingml/2006/main" xmlns:w14="http://schemas.microsoft.com/office/word/2010/wordml" xmlns:w15="http://schemas.microsoft.com/office/word/2012/wordml" xmlns:w16cex="http://schemas.microsoft.com/office/word/2018/wordml/cex" xmlns:w16cid="http://schemas.microsoft.com/office/word/2016/wordml/cid" xmlns:w16="http://schemas.microsoft.com/office/word/2018/wordml" xmlns:w16du="http://schemas.microsoft.com/office/word/2023/wordml/word16du" xmlns:w16sdtdh="http://schemas.microsoft.com/office/word/2020/wordml/sdtdatahash" xmlns:w16sdtfl="http://schemas.microsoft.com/office/word/2024/wordml/sdtformatlock" xmlns:w16se="http://schemas.microsoft.com/office/word/2015/wordml/symex" xmlns:wpg="http://schemas.microsoft.com/office/word/2010/wordprocessingGroup" xmlns:wpi="http://schemas.microsoft.com/office/word/2010/wordprocessingInk" xmlns:wne="http://schemas.microsoft.com/office/word/2006/wordml" xmlns:wps="http://schemas.microsoft.com/office/word/2010/wordprocessingShape" mc:Ignorable="w14 w15 w16se w16cid w16 w16cex w16sdtdh w16sdtfl w16du wp14">
   <w:body>
     <w:p>
       <w:pPr>
@@ -202,7 +202,15 @@
       </w:r>
       <w:proofErr w:type="spellEnd"/>
       <w:r>
-        <w:t xml:space="preserve"> Java que </w:t>
+        <w:t xml:space="preserve"> Java </w:t>
+      </w:r>
+      <w:proofErr w:type="spellStart"/>
+      <w:r>
+        <w:t>que</w:t>
+      </w:r>
+      <w:proofErr w:type="spellEnd"/>
+      <w:r>
+        <w:t xml:space="preserve"> </w:t>
       </w:r>
       <w:proofErr w:type="spellStart"/>
       <w:r>
@@ -226,7 +234,15 @@
       </w:r>
       <w:proofErr w:type="spellEnd"/>
       <w:r>
-        <w:t xml:space="preserve">. A app </w:t>
+        <w:t xml:space="preserve">. </w:t>
+      </w:r>
+      <w:proofErr w:type="gramStart"/>
+      <w:r>
+        <w:t>A</w:t>
+      </w:r>
+      <w:proofErr w:type="gramEnd"/>
+      <w:r>
+        <w:t xml:space="preserve"> app </w:t>
       </w:r>
       <w:proofErr w:type="spellStart"/>
       <w:r>
@@ -317,126 +333,316 @@
         <w:t xml:space="preserve"> dados </w:t>
       </w:r>
       <w:proofErr w:type="spellStart"/>
+      <w:r>
+        <w:t>na</w:t>
+      </w:r>
+      <w:proofErr w:type="spellEnd"/>
+      <w:r>
+        <w:t xml:space="preserve"> </w:t>
+      </w:r>
+      <w:proofErr w:type="spellStart"/>
+      <w:r>
+        <w:t>nuvem</w:t>
+      </w:r>
+      <w:proofErr w:type="spellEnd"/>
+      <w:r>
+        <w:t xml:space="preserve"> via </w:t>
+      </w:r>
+      <w:proofErr w:type="spellStart"/>
+      <w:r>
+        <w:t>RestDB</w:t>
+      </w:r>
+      <w:proofErr w:type="spellEnd"/>
+      <w:r>
+        <w:t xml:space="preserve">, </w:t>
+      </w:r>
+      <w:proofErr w:type="spellStart"/>
+      <w:r>
+        <w:t>facilitando</w:t>
+      </w:r>
+      <w:proofErr w:type="spellEnd"/>
+      <w:r>
+        <w:t xml:space="preserve"> </w:t>
+      </w:r>
+      <w:proofErr w:type="spellStart"/>
+      <w:r>
+        <w:t>assim</w:t>
+      </w:r>
+      <w:proofErr w:type="spellEnd"/>
+      <w:r>
+        <w:t xml:space="preserve"> o </w:t>
+      </w:r>
+      <w:proofErr w:type="spellStart"/>
+      <w:r>
+        <w:t>acesso</w:t>
+      </w:r>
+      <w:proofErr w:type="spellEnd"/>
+      <w:r>
+        <w:t xml:space="preserve"> e </w:t>
+      </w:r>
+      <w:proofErr w:type="spellStart"/>
+      <w:r>
+        <w:t>partilha</w:t>
+      </w:r>
+      <w:proofErr w:type="spellEnd"/>
+      <w:r>
+        <w:t xml:space="preserve"> entre </w:t>
+      </w:r>
+      <w:proofErr w:type="spellStart"/>
+      <w:r>
+        <w:t>utilizadores</w:t>
+      </w:r>
+      <w:proofErr w:type="spellEnd"/>
+      <w:r>
+        <w:t xml:space="preserve">. </w:t>
+      </w:r>
+      <w:proofErr w:type="spellStart"/>
+      <w:r>
+        <w:t>Além</w:t>
+      </w:r>
+      <w:proofErr w:type="spellEnd"/>
+      <w:r>
+        <w:t xml:space="preserve"> </w:t>
+      </w:r>
+      <w:proofErr w:type="spellStart"/>
+      <w:r>
+        <w:t>disso</w:t>
+      </w:r>
+      <w:proofErr w:type="spellEnd"/>
+      <w:r>
+        <w:t xml:space="preserve"> </w:t>
+      </w:r>
       <w:proofErr w:type="gramStart"/>
       <w:r>
+        <w:t>a</w:t>
+      </w:r>
+      <w:proofErr w:type="gramEnd"/>
+      <w:r>
+        <w:t xml:space="preserve"> </w:t>
+      </w:r>
+      <w:proofErr w:type="spellStart"/>
+      <w:r>
+        <w:t>aplicação</w:t>
+      </w:r>
+      <w:proofErr w:type="spellEnd"/>
+      <w:r>
+        <w:t xml:space="preserve"> </w:t>
+      </w:r>
+      <w:proofErr w:type="spellStart"/>
+      <w:r>
+        <w:t>gere</w:t>
+      </w:r>
+      <w:proofErr w:type="spellEnd"/>
+      <w:r>
+        <w:t xml:space="preserve"> </w:t>
+      </w:r>
+      <w:proofErr w:type="spellStart"/>
+      <w:r>
+        <w:t>despesas</w:t>
+      </w:r>
+      <w:proofErr w:type="spellEnd"/>
+      <w:r>
+        <w:t xml:space="preserve"> com </w:t>
+      </w:r>
+      <w:proofErr w:type="spellStart"/>
+      <w:r>
+        <w:t>conversão</w:t>
+      </w:r>
+      <w:proofErr w:type="spellEnd"/>
+      <w:r>
+        <w:t xml:space="preserve"> </w:t>
+      </w:r>
+      <w:proofErr w:type="spellStart"/>
+      <w:r>
+        <w:t>automática</w:t>
+      </w:r>
+      <w:proofErr w:type="spellEnd"/>
+      <w:r>
+        <w:t xml:space="preserve"> de </w:t>
+      </w:r>
+      <w:proofErr w:type="spellStart"/>
+      <w:r>
+        <w:t>moedas</w:t>
+      </w:r>
+      <w:proofErr w:type="spellEnd"/>
+      <w:r>
+        <w:t xml:space="preserve">, </w:t>
+      </w:r>
+      <w:proofErr w:type="spellStart"/>
+      <w:r>
+        <w:t>apresenta</w:t>
+      </w:r>
+      <w:proofErr w:type="spellEnd"/>
+      <w:r>
+        <w:t xml:space="preserve"> </w:t>
+      </w:r>
+      <w:proofErr w:type="spellStart"/>
+      <w:r>
+        <w:t>informações</w:t>
+      </w:r>
+      <w:proofErr w:type="spellEnd"/>
+      <w:r>
+        <w:t xml:space="preserve"> </w:t>
+      </w:r>
+      <w:proofErr w:type="spellStart"/>
+      <w:r>
+        <w:t>uteis</w:t>
+      </w:r>
+      <w:proofErr w:type="spellEnd"/>
+      <w:r>
+        <w:t xml:space="preserve"> </w:t>
+      </w:r>
+      <w:proofErr w:type="spellStart"/>
+      <w:r>
+        <w:t>sobre</w:t>
+      </w:r>
+      <w:proofErr w:type="spellEnd"/>
+      <w:r>
+        <w:t xml:space="preserve"> o </w:t>
+      </w:r>
+      <w:proofErr w:type="spellStart"/>
+      <w:r>
+        <w:t>país</w:t>
+      </w:r>
+      <w:proofErr w:type="spellEnd"/>
+      <w:r>
+        <w:t xml:space="preserve"> </w:t>
+      </w:r>
+      <w:proofErr w:type="spellStart"/>
+      <w:r>
+        <w:t>visitado</w:t>
+      </w:r>
+      <w:proofErr w:type="spellEnd"/>
+      <w:r>
+        <w:t xml:space="preserve">, </w:t>
+      </w:r>
+      <w:proofErr w:type="spellStart"/>
+      <w:r>
+        <w:t>como</w:t>
+      </w:r>
+      <w:proofErr w:type="spellEnd"/>
+      <w:r>
+        <w:t xml:space="preserve"> </w:t>
+      </w:r>
+      <w:proofErr w:type="spellStart"/>
+      <w:r>
+        <w:t>fuso</w:t>
+      </w:r>
+      <w:proofErr w:type="spellEnd"/>
+      <w:r>
+        <w:t xml:space="preserve"> </w:t>
+      </w:r>
+      <w:proofErr w:type="spellStart"/>
+      <w:r>
+        <w:t>horário</w:t>
+      </w:r>
+      <w:proofErr w:type="spellEnd"/>
+      <w:r>
+        <w:t xml:space="preserve">, </w:t>
+      </w:r>
+      <w:proofErr w:type="spellStart"/>
+      <w:r>
+        <w:t>moeda</w:t>
+      </w:r>
+      <w:proofErr w:type="spellEnd"/>
+      <w:r>
+        <w:t xml:space="preserve"> e </w:t>
+      </w:r>
+      <w:proofErr w:type="spellStart"/>
+      <w:r>
+        <w:t>idioma</w:t>
+      </w:r>
+      <w:proofErr w:type="spellEnd"/>
+      <w:r>
+        <w:t xml:space="preserve"> e </w:t>
+      </w:r>
+      <w:proofErr w:type="spellStart"/>
+      <w:r>
+        <w:t>exibe</w:t>
+      </w:r>
+      <w:proofErr w:type="spellEnd"/>
+      <w:r>
+        <w:t xml:space="preserve"> num </w:t>
+      </w:r>
+      <w:proofErr w:type="spellStart"/>
+      <w:r>
+        <w:t>mapa</w:t>
+      </w:r>
+      <w:proofErr w:type="spellEnd"/>
+      <w:r>
+        <w:t xml:space="preserve"> </w:t>
+      </w:r>
+      <w:proofErr w:type="spellStart"/>
+      <w:r>
+        <w:t>todos</w:t>
+      </w:r>
+      <w:proofErr w:type="spellEnd"/>
+      <w:r>
+        <w:t xml:space="preserve"> </w:t>
+      </w:r>
+      <w:proofErr w:type="spellStart"/>
+      <w:r>
+        <w:t>os</w:t>
+      </w:r>
+      <w:proofErr w:type="spellEnd"/>
+      <w:r>
+        <w:t xml:space="preserve"> </w:t>
+      </w:r>
+      <w:proofErr w:type="spellStart"/>
+      <w:r>
+        <w:t>pontos</w:t>
+      </w:r>
+      <w:proofErr w:type="spellEnd"/>
+      <w:r>
+        <w:t xml:space="preserve"> </w:t>
+      </w:r>
+      <w:proofErr w:type="spellStart"/>
+      <w:r>
+        <w:t>visitados</w:t>
+      </w:r>
+      <w:proofErr w:type="spellEnd"/>
+      <w:r>
+        <w:t xml:space="preserve"> </w:t>
+      </w:r>
+      <w:proofErr w:type="spellStart"/>
+      <w:r>
         <w:t>na</w:t>
       </w:r>
       <w:proofErr w:type="spellEnd"/>
+      <w:r>
+        <w:t xml:space="preserve"> </w:t>
+      </w:r>
+      <w:proofErr w:type="spellStart"/>
+      <w:r>
+        <w:t>respetiva</w:t>
+      </w:r>
+      <w:proofErr w:type="spellEnd"/>
+      <w:r>
+        <w:t xml:space="preserve"> </w:t>
+      </w:r>
+      <w:proofErr w:type="spellStart"/>
+      <w:r>
+        <w:t>viagem</w:t>
+      </w:r>
+      <w:proofErr w:type="spellEnd"/>
+      <w:r>
+        <w:t xml:space="preserve">. </w:t>
+      </w:r>
+      <w:proofErr w:type="gramStart"/>
+      <w:r>
+        <w:t>A</w:t>
+      </w:r>
       <w:proofErr w:type="gramEnd"/>
       <w:r>
-        <w:t xml:space="preserve"> </w:t>
-      </w:r>
-      <w:proofErr w:type="spellStart"/>
-      <w:r>
-        <w:t>nuvem</w:t>
-      </w:r>
-      <w:proofErr w:type="spellEnd"/>
-      <w:r>
-        <w:t xml:space="preserve"> via </w:t>
-      </w:r>
-      <w:proofErr w:type="spellStart"/>
-      <w:r>
-        <w:t>RestDB</w:t>
-      </w:r>
-      <w:proofErr w:type="spellEnd"/>
-      <w:r>
-        <w:t xml:space="preserve">, </w:t>
-      </w:r>
-      <w:proofErr w:type="spellStart"/>
-      <w:r>
-        <w:t>facilitando</w:t>
-      </w:r>
-      <w:proofErr w:type="spellEnd"/>
-      <w:r>
-        <w:t xml:space="preserve"> </w:t>
-      </w:r>
-      <w:proofErr w:type="spellStart"/>
-      <w:r>
-        <w:t>assim</w:t>
-      </w:r>
-      <w:proofErr w:type="spellEnd"/>
-      <w:r>
-        <w:t xml:space="preserve"> o </w:t>
-      </w:r>
-      <w:proofErr w:type="spellStart"/>
-      <w:r>
-        <w:t>acesso</w:t>
-      </w:r>
-      <w:proofErr w:type="spellEnd"/>
-      <w:r>
-        <w:t xml:space="preserve"> e </w:t>
-      </w:r>
-      <w:proofErr w:type="spellStart"/>
-      <w:r>
-        <w:t>partilha</w:t>
-      </w:r>
-      <w:proofErr w:type="spellEnd"/>
-      <w:r>
-        <w:t xml:space="preserve"> entre </w:t>
-      </w:r>
-      <w:proofErr w:type="spellStart"/>
-      <w:r>
-        <w:t>utilizadores</w:t>
-      </w:r>
-      <w:proofErr w:type="spellEnd"/>
-      <w:r>
-        <w:t xml:space="preserve">. </w:t>
-      </w:r>
-      <w:proofErr w:type="spellStart"/>
-      <w:r>
-        <w:t>Além</w:t>
-      </w:r>
-      <w:proofErr w:type="spellEnd"/>
-      <w:r>
-        <w:t xml:space="preserve"> disso a </w:t>
-      </w:r>
-      <w:proofErr w:type="spellStart"/>
-      <w:r>
-        <w:t>aplicação</w:t>
-      </w:r>
-      <w:proofErr w:type="spellEnd"/>
-      <w:r>
-        <w:t xml:space="preserve"> </w:t>
-      </w:r>
-      <w:proofErr w:type="spellStart"/>
-      <w:r>
-        <w:t>gere</w:t>
-      </w:r>
-      <w:proofErr w:type="spellEnd"/>
-      <w:r>
-        <w:t xml:space="preserve"> </w:t>
-      </w:r>
-      <w:proofErr w:type="spellStart"/>
-      <w:r>
-        <w:t>despesas</w:t>
-      </w:r>
-      <w:proofErr w:type="spellEnd"/>
-      <w:r>
-        <w:t xml:space="preserve"> com </w:t>
-      </w:r>
-      <w:proofErr w:type="spellStart"/>
-      <w:r>
-        <w:t>conversão</w:t>
-      </w:r>
-      <w:proofErr w:type="spellEnd"/>
-      <w:r>
-        <w:t xml:space="preserve"> </w:t>
-      </w:r>
-      <w:proofErr w:type="spellStart"/>
-      <w:r>
-        <w:t>automática</w:t>
-      </w:r>
-      <w:proofErr w:type="spellEnd"/>
-      <w:r>
-        <w:t xml:space="preserve"> de </w:t>
-      </w:r>
-      <w:proofErr w:type="spellStart"/>
-      <w:r>
-        <w:t>moedas</w:t>
-      </w:r>
-      <w:proofErr w:type="spellEnd"/>
-      <w:r>
-        <w:t xml:space="preserve">, </w:t>
+        <w:t xml:space="preserve"> aba </w:t>
+      </w:r>
+      <w:proofErr w:type="spellStart"/>
+      <w:r>
+        <w:t>estatisticas</w:t>
+      </w:r>
+      <w:proofErr w:type="spellEnd"/>
+      <w:r>
+        <w:t xml:space="preserve"> </w:t>
       </w:r>
       <w:proofErr w:type="spellStart"/>
       <w:r>
@@ -444,209 +650,29 @@
       </w:r>
       <w:proofErr w:type="spellEnd"/>
       <w:r>
-        <w:t xml:space="preserve"> </w:t>
-      </w:r>
-      <w:proofErr w:type="spellStart"/>
-      <w:r>
-        <w:t>informações</w:t>
-      </w:r>
-      <w:proofErr w:type="spellEnd"/>
-      <w:r>
-        <w:t xml:space="preserve"> </w:t>
-      </w:r>
-      <w:proofErr w:type="spellStart"/>
-      <w:r>
-        <w:t>uteis</w:t>
-      </w:r>
-      <w:proofErr w:type="spellEnd"/>
-      <w:r>
-        <w:t xml:space="preserve"> </w:t>
-      </w:r>
-      <w:proofErr w:type="spellStart"/>
-      <w:r>
-        <w:t>sobre</w:t>
-      </w:r>
-      <w:proofErr w:type="spellEnd"/>
-      <w:r>
-        <w:t xml:space="preserve"> o </w:t>
-      </w:r>
-      <w:proofErr w:type="spellStart"/>
-      <w:r>
-        <w:t>país</w:t>
-      </w:r>
-      <w:proofErr w:type="spellEnd"/>
-      <w:r>
-        <w:t xml:space="preserve"> </w:t>
-      </w:r>
-      <w:proofErr w:type="spellStart"/>
-      <w:r>
-        <w:t>visitado</w:t>
-      </w:r>
-      <w:proofErr w:type="spellEnd"/>
-      <w:r>
-        <w:t xml:space="preserve">, </w:t>
-      </w:r>
-      <w:proofErr w:type="spellStart"/>
-      <w:proofErr w:type="gramStart"/>
+        <w:t xml:space="preserve"> um </w:t>
+      </w:r>
+      <w:proofErr w:type="spellStart"/>
+      <w:r>
+        <w:t>resumo</w:t>
+      </w:r>
+      <w:proofErr w:type="spellEnd"/>
+      <w:r>
+        <w:t xml:space="preserve"> da </w:t>
+      </w:r>
+      <w:proofErr w:type="spellStart"/>
+      <w:r>
+        <w:t>viagem</w:t>
+      </w:r>
+      <w:proofErr w:type="spellEnd"/>
+      <w:r>
+        <w:t xml:space="preserve"> com dados </w:t>
+      </w:r>
+      <w:proofErr w:type="spellStart"/>
       <w:r>
         <w:t>como</w:t>
       </w:r>
       <w:proofErr w:type="spellEnd"/>
-      <w:proofErr w:type="gramEnd"/>
-      <w:r>
-        <w:t xml:space="preserve"> </w:t>
-      </w:r>
-      <w:proofErr w:type="spellStart"/>
-      <w:r>
-        <w:t>fuso</w:t>
-      </w:r>
-      <w:proofErr w:type="spellEnd"/>
-      <w:r>
-        <w:t xml:space="preserve"> </w:t>
-      </w:r>
-      <w:proofErr w:type="spellStart"/>
-      <w:r>
-        <w:t>horário</w:t>
-      </w:r>
-      <w:proofErr w:type="spellEnd"/>
-      <w:r>
-        <w:t xml:space="preserve">, </w:t>
-      </w:r>
-      <w:proofErr w:type="spellStart"/>
-      <w:r>
-        <w:t>moeda</w:t>
-      </w:r>
-      <w:proofErr w:type="spellEnd"/>
-      <w:r>
-        <w:t xml:space="preserve"> e </w:t>
-      </w:r>
-      <w:proofErr w:type="spellStart"/>
-      <w:r>
-        <w:t>idioma</w:t>
-      </w:r>
-      <w:proofErr w:type="spellEnd"/>
-      <w:r>
-        <w:t xml:space="preserve"> e </w:t>
-      </w:r>
-      <w:proofErr w:type="spellStart"/>
-      <w:r>
-        <w:t>exibe</w:t>
-      </w:r>
-      <w:proofErr w:type="spellEnd"/>
-      <w:r>
-        <w:t xml:space="preserve"> </w:t>
-      </w:r>
-      <w:proofErr w:type="spellStart"/>
-      <w:r>
-        <w:t>num</w:t>
-      </w:r>
-      <w:proofErr w:type="spellEnd"/>
-      <w:r>
-        <w:t xml:space="preserve"> </w:t>
-      </w:r>
-      <w:proofErr w:type="spellStart"/>
-      <w:r>
-        <w:t>mapa</w:t>
-      </w:r>
-      <w:proofErr w:type="spellEnd"/>
-      <w:r>
-        <w:t xml:space="preserve"> </w:t>
-      </w:r>
-      <w:proofErr w:type="spellStart"/>
-      <w:r>
-        <w:t>todos</w:t>
-      </w:r>
-      <w:proofErr w:type="spellEnd"/>
-      <w:r>
-        <w:t xml:space="preserve"> </w:t>
-      </w:r>
-      <w:proofErr w:type="spellStart"/>
-      <w:r>
-        <w:t>os</w:t>
-      </w:r>
-      <w:proofErr w:type="spellEnd"/>
-      <w:r>
-        <w:t xml:space="preserve"> </w:t>
-      </w:r>
-      <w:proofErr w:type="spellStart"/>
-      <w:r>
-        <w:t>pontos</w:t>
-      </w:r>
-      <w:proofErr w:type="spellEnd"/>
-      <w:r>
-        <w:t xml:space="preserve"> </w:t>
-      </w:r>
-      <w:proofErr w:type="spellStart"/>
-      <w:r>
-        <w:t>visitados</w:t>
-      </w:r>
-      <w:proofErr w:type="spellEnd"/>
-      <w:r>
-        <w:t xml:space="preserve"> </w:t>
-      </w:r>
-      <w:proofErr w:type="spellStart"/>
-      <w:r>
-        <w:t>na</w:t>
-      </w:r>
-      <w:proofErr w:type="spellEnd"/>
-      <w:r>
-        <w:t xml:space="preserve"> </w:t>
-      </w:r>
-      <w:proofErr w:type="spellStart"/>
-      <w:r>
-        <w:t>respetiva</w:t>
-      </w:r>
-      <w:proofErr w:type="spellEnd"/>
-      <w:r>
-        <w:t xml:space="preserve"> </w:t>
-      </w:r>
-      <w:proofErr w:type="spellStart"/>
-      <w:r>
-        <w:t>viagem</w:t>
-      </w:r>
-      <w:proofErr w:type="spellEnd"/>
-      <w:r>
-        <w:t xml:space="preserve">. A aba </w:t>
-      </w:r>
-      <w:proofErr w:type="spellStart"/>
-      <w:r>
-        <w:t>estatisticas</w:t>
-      </w:r>
-      <w:proofErr w:type="spellEnd"/>
-      <w:r>
-        <w:t xml:space="preserve"> </w:t>
-      </w:r>
-      <w:proofErr w:type="spellStart"/>
-      <w:r>
-        <w:t>apresenta</w:t>
-      </w:r>
-      <w:proofErr w:type="spellEnd"/>
-      <w:r>
-        <w:t xml:space="preserve"> um </w:t>
-      </w:r>
-      <w:proofErr w:type="spellStart"/>
-      <w:r>
-        <w:t>resumo</w:t>
-      </w:r>
-      <w:proofErr w:type="spellEnd"/>
-      <w:r>
-        <w:t xml:space="preserve"> da </w:t>
-      </w:r>
-      <w:proofErr w:type="spellStart"/>
-      <w:r>
-        <w:t>viagem</w:t>
-      </w:r>
-      <w:proofErr w:type="spellEnd"/>
-      <w:r>
-        <w:t xml:space="preserve"> com dados </w:t>
-      </w:r>
-      <w:proofErr w:type="spellStart"/>
-      <w:proofErr w:type="gramStart"/>
-      <w:r>
-        <w:t>como</w:t>
-      </w:r>
-      <w:proofErr w:type="spellEnd"/>
-      <w:proofErr w:type="gramEnd"/>
       <w:r>
         <w:t xml:space="preserve"> </w:t>
       </w:r>
@@ -1002,13 +1028,8 @@
               <w:pStyle w:val="p1a"/>
               <w:jc w:val="left"/>
             </w:pPr>
-            <w:proofErr w:type="spellStart"/>
-            <w:r>
-              <w:t>Moeda</w:t>
-            </w:r>
-            <w:proofErr w:type="spellEnd"/>
-            <w:r>
-              <w:t xml:space="preserve"> principal </w:t>
+            <w:r>
+              <w:t xml:space="preserve">Moeda principal </w:t>
             </w:r>
             <w:proofErr w:type="spellStart"/>
             <w:r>
@@ -1144,15 +1165,7 @@
             </w:r>
             <w:proofErr w:type="spellEnd"/>
             <w:r>
-              <w:t xml:space="preserve">, </w:t>
-            </w:r>
-            <w:proofErr w:type="spellStart"/>
-            <w:r>
-              <w:t>tais</w:t>
-            </w:r>
-            <w:proofErr w:type="spellEnd"/>
-            <w:r>
-              <w:t xml:space="preserve"> </w:t>
+              <w:t xml:space="preserve">, tais </w:t>
             </w:r>
             <w:proofErr w:type="spellStart"/>
             <w:r>
@@ -1374,15 +1387,7 @@
             </w:r>
             <w:proofErr w:type="spellEnd"/>
             <w:r>
-              <w:t xml:space="preserve"> </w:t>
-            </w:r>
-            <w:proofErr w:type="spellStart"/>
-            <w:r>
-              <w:t>num</w:t>
-            </w:r>
-            <w:proofErr w:type="spellEnd"/>
-            <w:r>
-              <w:t xml:space="preserve"> local, </w:t>
+              <w:t xml:space="preserve"> num local, </w:t>
             </w:r>
             <w:proofErr w:type="spellStart"/>
             <w:r>
@@ -1603,7 +1608,15 @@
             </w:r>
             <w:proofErr w:type="spellEnd"/>
             <w:r>
-              <w:t xml:space="preserve"> que devolve latitude e longitude.</w:t>
+              <w:t xml:space="preserve"> </w:t>
+            </w:r>
+            <w:proofErr w:type="spellStart"/>
+            <w:r>
+              <w:t>que</w:t>
+            </w:r>
+            <w:proofErr w:type="spellEnd"/>
+            <w:r>
+              <w:t xml:space="preserve"> devolve latitude e longitude.</w:t>
             </w:r>
           </w:p>
         </w:tc>
@@ -1638,11 +1651,9 @@
               <w:pStyle w:val="p1a"/>
               <w:jc w:val="left"/>
             </w:pPr>
-            <w:proofErr w:type="spellStart"/>
             <w:r>
               <w:t>Mapa</w:t>
             </w:r>
-            <w:proofErr w:type="spellEnd"/>
           </w:p>
         </w:tc>
         <w:tc>
@@ -1734,13 +1745,8 @@
               <w:pStyle w:val="p1a"/>
               <w:jc w:val="left"/>
             </w:pPr>
-            <w:proofErr w:type="spellStart"/>
-            <w:r>
-              <w:t>Pino</w:t>
-            </w:r>
-            <w:proofErr w:type="spellEnd"/>
-            <w:r>
-              <w:t xml:space="preserve"> </w:t>
+            <w:r>
+              <w:t xml:space="preserve">Pino </w:t>
             </w:r>
             <w:proofErr w:type="spellStart"/>
             <w:r>
@@ -1756,18 +1762,13 @@
             </w:r>
             <w:proofErr w:type="spellEnd"/>
             <w:r>
-              <w:t xml:space="preserve">, com </w:t>
-            </w:r>
-            <w:proofErr w:type="gramStart"/>
-            <w:r>
-              <w:t xml:space="preserve">a </w:t>
+              <w:t xml:space="preserve">, com a </w:t>
             </w:r>
             <w:proofErr w:type="spellStart"/>
             <w:r>
               <w:t>cor</w:t>
             </w:r>
             <w:proofErr w:type="spellEnd"/>
-            <w:proofErr w:type="gramEnd"/>
             <w:r>
               <w:t xml:space="preserve"> da </w:t>
             </w:r>
@@ -1843,15 +1844,7 @@
             </w:r>
             <w:proofErr w:type="spellEnd"/>
             <w:r>
-              <w:t xml:space="preserve"> </w:t>
-            </w:r>
-            <w:proofErr w:type="spellStart"/>
-            <w:r>
-              <w:t>num</w:t>
-            </w:r>
-            <w:proofErr w:type="spellEnd"/>
-            <w:r>
-              <w:t xml:space="preserve"> local</w:t>
+              <w:t xml:space="preserve"> num local</w:t>
             </w:r>
           </w:p>
         </w:tc>
@@ -1902,15 +1895,7 @@
               <w:jc w:val="left"/>
             </w:pPr>
             <w:r>
-              <w:t xml:space="preserve">Ponto de </w:t>
-            </w:r>
-            <w:proofErr w:type="spellStart"/>
-            <w:r>
-              <w:t>interesse</w:t>
-            </w:r>
-            <w:proofErr w:type="spellEnd"/>
-            <w:r>
-              <w:t xml:space="preserve"> </w:t>
+              <w:t xml:space="preserve">Ponto de interesse </w:t>
             </w:r>
             <w:proofErr w:type="spellStart"/>
             <w:r>
@@ -2063,13 +2048,8 @@
               <w:pStyle w:val="p1a"/>
               <w:jc w:val="left"/>
             </w:pPr>
-            <w:proofErr w:type="spellStart"/>
-            <w:r>
-              <w:t>Conjunto</w:t>
-            </w:r>
-            <w:proofErr w:type="spellEnd"/>
-            <w:r>
-              <w:t xml:space="preserve"> de </w:t>
+            <w:r>
+              <w:t xml:space="preserve">Conjunto de </w:t>
             </w:r>
             <w:proofErr w:type="spellStart"/>
             <w:r>
@@ -2175,7 +2155,15 @@
             </w:r>
             <w:proofErr w:type="spellEnd"/>
             <w:r>
-              <w:t xml:space="preserve"> que </w:t>
+              <w:t xml:space="preserve"> </w:t>
+            </w:r>
+            <w:proofErr w:type="spellStart"/>
+            <w:r>
+              <w:t>que</w:t>
+            </w:r>
+            <w:proofErr w:type="spellEnd"/>
+            <w:r>
+              <w:t xml:space="preserve"> </w:t>
             </w:r>
             <w:proofErr w:type="spellStart"/>
             <w:r>
@@ -2191,15 +2179,7 @@
             </w:r>
             <w:proofErr w:type="spellEnd"/>
             <w:r>
-              <w:t xml:space="preserve"> </w:t>
-            </w:r>
-            <w:proofErr w:type="gramStart"/>
-            <w:r>
-              <w:t>a</w:t>
-            </w:r>
-            <w:proofErr w:type="gramEnd"/>
-            <w:r>
-              <w:t xml:space="preserve"> </w:t>
+              <w:t xml:space="preserve"> a </w:t>
             </w:r>
             <w:proofErr w:type="spellStart"/>
             <w:r>
@@ -2332,7 +2312,15 @@
             </w:r>
             <w:proofErr w:type="spellEnd"/>
             <w:r>
-              <w:t xml:space="preserve"> que </w:t>
+              <w:t xml:space="preserve"> </w:t>
+            </w:r>
+            <w:proofErr w:type="spellStart"/>
+            <w:r>
+              <w:t>que</w:t>
+            </w:r>
+            <w:proofErr w:type="spellEnd"/>
+            <w:r>
+              <w:t xml:space="preserve"> </w:t>
             </w:r>
             <w:proofErr w:type="spellStart"/>
             <w:r>
@@ -2388,15 +2376,7 @@
         <w:pStyle w:val="heading1"/>
       </w:pPr>
       <w:r>
-        <w:t xml:space="preserve">3   </w:t>
-      </w:r>
-      <w:proofErr w:type="spellStart"/>
-      <w:r>
-        <w:t>Modelo</w:t>
-      </w:r>
-      <w:proofErr w:type="spellEnd"/>
-      <w:r>
-        <w:t xml:space="preserve"> de </w:t>
+        <w:t xml:space="preserve">3   Modelo de </w:t>
       </w:r>
       <w:proofErr w:type="spellStart"/>
       <w:r>
@@ -2427,46 +2407,1186 @@
     </w:p>
     <w:p>
       <w:pPr>
-        <w:pStyle w:val="heading1"/>
-      </w:pPr>
-      <w:r>
-        <w:t>5</w:t>
-      </w:r>
-      <w:r>
-        <w:t xml:space="preserve">   </w:t>
-      </w:r>
-      <w:proofErr w:type="spellStart"/>
-      <w:r>
-        <w:t>Requisitos</w:t>
-      </w:r>
-      <w:proofErr w:type="spellEnd"/>
+        <w:pStyle w:val="p1a"/>
+        <w:numPr>
+          <w:ilvl w:val="0"/>
+          <w:numId w:val="1"/>
+        </w:numPr>
+        <w:jc w:val="left"/>
+      </w:pPr>
+      <w:r>
+        <w:t xml:space="preserve">Como </w:t>
+      </w:r>
+      <w:proofErr w:type="spellStart"/>
+      <w:r>
+        <w:t>utilizador</w:t>
+      </w:r>
+      <w:proofErr w:type="spellEnd"/>
+      <w:r>
+        <w:t xml:space="preserve">, </w:t>
+      </w:r>
+      <w:proofErr w:type="spellStart"/>
+      <w:r>
+        <w:t>quero</w:t>
+      </w:r>
+      <w:proofErr w:type="spellEnd"/>
+      <w:r>
+        <w:t xml:space="preserve"> </w:t>
+      </w:r>
+      <w:proofErr w:type="spellStart"/>
+      <w:r>
+        <w:t>que</w:t>
+      </w:r>
+      <w:proofErr w:type="spellEnd"/>
+      <w:r>
+        <w:t xml:space="preserve"> </w:t>
+      </w:r>
+      <w:proofErr w:type="spellStart"/>
+      <w:r>
+        <w:t>criar</w:t>
+      </w:r>
+      <w:proofErr w:type="spellEnd"/>
+      <w:r>
+        <w:t xml:space="preserve"> </w:t>
+      </w:r>
+      <w:proofErr w:type="spellStart"/>
+      <w:r>
+        <w:t>uma</w:t>
+      </w:r>
+      <w:proofErr w:type="spellEnd"/>
+      <w:r>
+        <w:t xml:space="preserve"> </w:t>
+      </w:r>
+      <w:proofErr w:type="spellStart"/>
+      <w:r>
+        <w:t>conta</w:t>
+      </w:r>
+      <w:proofErr w:type="spellEnd"/>
+      <w:r>
+        <w:t xml:space="preserve"> e </w:t>
+      </w:r>
+      <w:proofErr w:type="spellStart"/>
+      <w:r>
+        <w:t>iniciar</w:t>
+      </w:r>
+      <w:proofErr w:type="spellEnd"/>
+      <w:r>
+        <w:t xml:space="preserve"> </w:t>
+      </w:r>
+      <w:proofErr w:type="spellStart"/>
+      <w:r>
+        <w:t>sessão</w:t>
+      </w:r>
+      <w:proofErr w:type="spellEnd"/>
+      <w:r>
+        <w:t xml:space="preserve"> para </w:t>
+      </w:r>
+      <w:proofErr w:type="spellStart"/>
+      <w:r>
+        <w:t>que</w:t>
+      </w:r>
+      <w:proofErr w:type="spellEnd"/>
+      <w:r>
+        <w:t xml:space="preserve"> as </w:t>
+      </w:r>
+      <w:proofErr w:type="spellStart"/>
+      <w:r>
+        <w:t>minhas</w:t>
+      </w:r>
+      <w:proofErr w:type="spellEnd"/>
+      <w:r>
+        <w:t xml:space="preserve"> </w:t>
+      </w:r>
+      <w:proofErr w:type="spellStart"/>
+      <w:r>
+        <w:t>viagens</w:t>
+      </w:r>
+      <w:proofErr w:type="spellEnd"/>
+      <w:r>
+        <w:t xml:space="preserve"> </w:t>
+      </w:r>
+      <w:proofErr w:type="spellStart"/>
+      <w:r>
+        <w:t>fiquem</w:t>
+      </w:r>
+      <w:proofErr w:type="spellEnd"/>
+      <w:r>
+        <w:t xml:space="preserve"> </w:t>
+      </w:r>
+      <w:proofErr w:type="spellStart"/>
+      <w:r>
+        <w:t>guardadas</w:t>
+      </w:r>
+      <w:proofErr w:type="spellEnd"/>
+      <w:r>
+        <w:t xml:space="preserve"> e </w:t>
+      </w:r>
+      <w:proofErr w:type="spellStart"/>
+      <w:r>
+        <w:t>acessíveis</w:t>
+      </w:r>
+      <w:proofErr w:type="spellEnd"/>
+      <w:r>
+        <w:t xml:space="preserve"> </w:t>
+      </w:r>
+      <w:proofErr w:type="spellStart"/>
+      <w:r>
+        <w:t>em</w:t>
+      </w:r>
+      <w:proofErr w:type="spellEnd"/>
+      <w:r>
+        <w:t xml:space="preserve"> </w:t>
+      </w:r>
+      <w:proofErr w:type="spellStart"/>
+      <w:r>
+        <w:t>qualquer</w:t>
+      </w:r>
+      <w:proofErr w:type="spellEnd"/>
+      <w:r>
+        <w:t xml:space="preserve"> </w:t>
+      </w:r>
+      <w:proofErr w:type="spellStart"/>
+      <w:r>
+        <w:t>telemóvel</w:t>
+      </w:r>
+      <w:proofErr w:type="spellEnd"/>
+      <w:r>
+        <w:t>.</w:t>
+      </w:r>
     </w:p>
     <w:p>
       <w:pPr>
-        <w:pStyle w:val="heading2"/>
-      </w:pPr>
-      <w:r>
-        <w:t>5</w:t>
-      </w:r>
-      <w:r>
-        <w:t xml:space="preserve">.1   </w:t>
-      </w:r>
-      <w:proofErr w:type="spellStart"/>
-      <w:r>
-        <w:t>Requisitos</w:t>
-      </w:r>
-      <w:proofErr w:type="spellEnd"/>
-      <w:r>
-        <w:t xml:space="preserve"> </w:t>
-      </w:r>
-      <w:proofErr w:type="spellStart"/>
-      <w:r>
-        <w:t>Funcionais</w:t>
-      </w:r>
-      <w:proofErr w:type="spellEnd"/>
+        <w:pStyle w:val="p1a"/>
+        <w:ind w:left="360"/>
+        <w:jc w:val="left"/>
+      </w:pPr>
+      <w:r>
+        <w:t xml:space="preserve">        </w:t>
+      </w:r>
+      <w:proofErr w:type="spellStart"/>
+      <w:r>
+        <w:rPr>
+          <w:u w:val="single"/>
+        </w:rPr>
+        <w:t>Critérios</w:t>
+      </w:r>
+      <w:proofErr w:type="spellEnd"/>
+      <w:r>
+        <w:rPr>
+          <w:u w:val="single"/>
+        </w:rPr>
+        <w:t xml:space="preserve"> de </w:t>
+      </w:r>
+      <w:proofErr w:type="spellStart"/>
+      <w:r>
+        <w:rPr>
+          <w:u w:val="single"/>
+        </w:rPr>
+        <w:t>aceitação</w:t>
+      </w:r>
+      <w:proofErr w:type="spellEnd"/>
+      <w:r>
+        <w:rPr>
+          <w:u w:val="single"/>
+        </w:rPr>
+        <w:t>:</w:t>
+      </w:r>
+      <w:r>
+        <w:br/>
+        <w:t xml:space="preserve">        </w:t>
+      </w:r>
+      <w:r>
+        <w:t xml:space="preserve">1. O </w:t>
+      </w:r>
+      <w:proofErr w:type="spellStart"/>
+      <w:r>
+        <w:t>sistema</w:t>
+      </w:r>
+      <w:proofErr w:type="spellEnd"/>
+      <w:r>
+        <w:t xml:space="preserve"> </w:t>
+      </w:r>
+      <w:proofErr w:type="spellStart"/>
+      <w:r>
+        <w:t>deve</w:t>
+      </w:r>
+      <w:proofErr w:type="spellEnd"/>
+      <w:r>
+        <w:t xml:space="preserve"> </w:t>
+      </w:r>
+      <w:proofErr w:type="spellStart"/>
+      <w:r>
+        <w:t>pedir</w:t>
+      </w:r>
+      <w:proofErr w:type="spellEnd"/>
+      <w:r>
+        <w:t xml:space="preserve"> o </w:t>
+      </w:r>
+      <w:proofErr w:type="spellStart"/>
+      <w:r>
+        <w:t>nome</w:t>
+      </w:r>
+      <w:proofErr w:type="spellEnd"/>
+      <w:r>
+        <w:t xml:space="preserve">, email e </w:t>
+      </w:r>
+      <w:proofErr w:type="spellStart"/>
+      <w:r>
+        <w:t>palavra</w:t>
+      </w:r>
+      <w:proofErr w:type="spellEnd"/>
+      <w:r>
+        <w:t xml:space="preserve">-passe no </w:t>
+      </w:r>
+      <w:proofErr w:type="spellStart"/>
+      <w:r>
+        <w:t>registo</w:t>
+      </w:r>
+      <w:proofErr w:type="spellEnd"/>
+      <w:r>
+        <w:t xml:space="preserve">. </w:t>
+      </w:r>
     </w:p>
     <w:p>
       <w:pPr>
+        <w:pStyle w:val="PargrafodaLista"/>
+        <w:ind w:left="758" w:firstLine="0"/>
+      </w:pPr>
+      <w:r>
+        <w:t xml:space="preserve">2. O </w:t>
+      </w:r>
+      <w:proofErr w:type="spellStart"/>
+      <w:r>
+        <w:t>sistema</w:t>
+      </w:r>
+      <w:proofErr w:type="spellEnd"/>
+      <w:r>
+        <w:t xml:space="preserve"> </w:t>
+      </w:r>
+      <w:proofErr w:type="spellStart"/>
+      <w:r>
+        <w:t>deve</w:t>
+      </w:r>
+      <w:proofErr w:type="spellEnd"/>
+      <w:r>
+        <w:t xml:space="preserve"> </w:t>
+      </w:r>
+      <w:proofErr w:type="spellStart"/>
+      <w:r>
+        <w:t>recusar</w:t>
+      </w:r>
+      <w:proofErr w:type="spellEnd"/>
+      <w:r>
+        <w:t xml:space="preserve"> emails </w:t>
+      </w:r>
+      <w:proofErr w:type="spellStart"/>
+      <w:r>
+        <w:t>inválidos</w:t>
+      </w:r>
+      <w:proofErr w:type="spellEnd"/>
+      <w:r>
+        <w:t xml:space="preserve"> e </w:t>
+      </w:r>
+      <w:proofErr w:type="spellStart"/>
+      <w:r>
+        <w:t>palavras</w:t>
+      </w:r>
+      <w:proofErr w:type="spellEnd"/>
+      <w:r>
+        <w:t xml:space="preserve">-passe com </w:t>
+      </w:r>
+      <w:proofErr w:type="spellStart"/>
+      <w:r>
+        <w:t>menos</w:t>
+      </w:r>
+      <w:proofErr w:type="spellEnd"/>
+      <w:r>
+        <w:t xml:space="preserve"> de </w:t>
+      </w:r>
+      <w:proofErr w:type="spellStart"/>
+      <w:r>
+        <w:t>de</w:t>
+      </w:r>
+      <w:proofErr w:type="spellEnd"/>
+      <w:r>
+        <w:t xml:space="preserve">  </w:t>
+      </w:r>
+    </w:p>
+    <w:p>
+      <w:pPr>
+        <w:pStyle w:val="PargrafodaLista"/>
+        <w:ind w:left="758" w:firstLine="0"/>
+      </w:pPr>
+      <w:r>
+        <w:t xml:space="preserve">    6 </w:t>
+      </w:r>
+      <w:proofErr w:type="spellStart"/>
+      <w:r>
+        <w:t>caracteres</w:t>
+      </w:r>
+      <w:proofErr w:type="spellEnd"/>
+      <w:r>
+        <w:t>.</w:t>
+      </w:r>
+    </w:p>
+    <w:p>
+      <w:pPr>
+        <w:pStyle w:val="PargrafodaLista"/>
+        <w:ind w:left="360" w:firstLine="0"/>
+      </w:pPr>
+      <w:r>
+        <w:t xml:space="preserve">        3. A </w:t>
+      </w:r>
+      <w:proofErr w:type="spellStart"/>
+      <w:r>
+        <w:t>sessão</w:t>
+      </w:r>
+      <w:proofErr w:type="spellEnd"/>
+      <w:r>
+        <w:t xml:space="preserve"> </w:t>
+      </w:r>
+      <w:proofErr w:type="spellStart"/>
+      <w:r>
+        <w:t>deve</w:t>
+      </w:r>
+      <w:proofErr w:type="spellEnd"/>
+      <w:r>
+        <w:t xml:space="preserve"> </w:t>
+      </w:r>
+      <w:proofErr w:type="spellStart"/>
+      <w:r>
+        <w:t>manter</w:t>
+      </w:r>
+      <w:proofErr w:type="spellEnd"/>
+      <w:r>
+        <w:t xml:space="preserve">-se entre </w:t>
+      </w:r>
+      <w:proofErr w:type="spellStart"/>
+      <w:r>
+        <w:t>arranques</w:t>
+      </w:r>
+      <w:proofErr w:type="spellEnd"/>
+      <w:r>
+        <w:t xml:space="preserve"> da </w:t>
+      </w:r>
+      <w:proofErr w:type="spellStart"/>
+      <w:r>
+        <w:t>aplicação</w:t>
+      </w:r>
+      <w:proofErr w:type="spellEnd"/>
+      <w:r>
+        <w:t>.</w:t>
+      </w:r>
+    </w:p>
+    <w:p>
+      <w:pPr>
+        <w:pStyle w:val="p1a"/>
+        <w:jc w:val="left"/>
+      </w:pPr>
+    </w:p>
+    <w:p/>
+    <w:p/>
+    <w:p>
+      <w:pPr>
+        <w:pStyle w:val="p1a"/>
+        <w:numPr>
+          <w:ilvl w:val="0"/>
+          <w:numId w:val="1"/>
+        </w:numPr>
+        <w:jc w:val="left"/>
+      </w:pPr>
+      <w:r>
+        <w:lastRenderedPageBreak/>
+        <w:t xml:space="preserve">Como </w:t>
+      </w:r>
+      <w:proofErr w:type="spellStart"/>
+      <w:r>
+        <w:t>utilizador</w:t>
+      </w:r>
+      <w:proofErr w:type="spellEnd"/>
+      <w:r>
+        <w:t xml:space="preserve">, </w:t>
+      </w:r>
+      <w:proofErr w:type="spellStart"/>
+      <w:r>
+        <w:t>quero</w:t>
+      </w:r>
+      <w:proofErr w:type="spellEnd"/>
+      <w:r>
+        <w:t xml:space="preserve"> </w:t>
+      </w:r>
+      <w:proofErr w:type="spellStart"/>
+      <w:r>
+        <w:t>que</w:t>
+      </w:r>
+      <w:proofErr w:type="spellEnd"/>
+      <w:r>
+        <w:t xml:space="preserve"> </w:t>
+      </w:r>
+      <w:proofErr w:type="spellStart"/>
+      <w:r>
+        <w:t>criar</w:t>
+      </w:r>
+      <w:proofErr w:type="spellEnd"/>
+      <w:r>
+        <w:t xml:space="preserve"> </w:t>
+      </w:r>
+      <w:proofErr w:type="spellStart"/>
+      <w:r>
+        <w:t>uma</w:t>
+      </w:r>
+      <w:proofErr w:type="spellEnd"/>
+      <w:r>
+        <w:t xml:space="preserve"> </w:t>
+      </w:r>
+      <w:proofErr w:type="spellStart"/>
+      <w:r>
+        <w:t>conta</w:t>
+      </w:r>
+      <w:proofErr w:type="spellEnd"/>
+      <w:r>
+        <w:t xml:space="preserve"> e </w:t>
+      </w:r>
+      <w:proofErr w:type="spellStart"/>
+      <w:r>
+        <w:t>iniciar</w:t>
+      </w:r>
+      <w:proofErr w:type="spellEnd"/>
+      <w:r>
+        <w:t xml:space="preserve"> </w:t>
+      </w:r>
+      <w:proofErr w:type="spellStart"/>
+      <w:r>
+        <w:t>sessão</w:t>
+      </w:r>
+      <w:proofErr w:type="spellEnd"/>
+      <w:r>
+        <w:t xml:space="preserve"> para </w:t>
+      </w:r>
+      <w:proofErr w:type="spellStart"/>
+      <w:r>
+        <w:t>que</w:t>
+      </w:r>
+      <w:proofErr w:type="spellEnd"/>
+      <w:r>
+        <w:t xml:space="preserve"> as </w:t>
+      </w:r>
+      <w:proofErr w:type="spellStart"/>
+      <w:r>
+        <w:t>minhas</w:t>
+      </w:r>
+      <w:proofErr w:type="spellEnd"/>
+      <w:r>
+        <w:t xml:space="preserve"> </w:t>
+      </w:r>
+      <w:proofErr w:type="spellStart"/>
+      <w:r>
+        <w:t>viagens</w:t>
+      </w:r>
+      <w:proofErr w:type="spellEnd"/>
+      <w:r>
+        <w:t xml:space="preserve"> </w:t>
+      </w:r>
+      <w:proofErr w:type="spellStart"/>
+      <w:r>
+        <w:t>fiquem</w:t>
+      </w:r>
+      <w:proofErr w:type="spellEnd"/>
+      <w:r>
+        <w:t xml:space="preserve"> </w:t>
+      </w:r>
+      <w:proofErr w:type="spellStart"/>
+      <w:r>
+        <w:t>guardadas</w:t>
+      </w:r>
+      <w:proofErr w:type="spellEnd"/>
+      <w:r>
+        <w:t xml:space="preserve"> e </w:t>
+      </w:r>
+      <w:proofErr w:type="spellStart"/>
+      <w:r>
+        <w:t>acessíveis</w:t>
+      </w:r>
+      <w:proofErr w:type="spellEnd"/>
+      <w:r>
+        <w:t xml:space="preserve"> </w:t>
+      </w:r>
+      <w:proofErr w:type="spellStart"/>
+      <w:r>
+        <w:t>em</w:t>
+      </w:r>
+      <w:proofErr w:type="spellEnd"/>
+      <w:r>
+        <w:t xml:space="preserve"> </w:t>
+      </w:r>
+      <w:proofErr w:type="spellStart"/>
+      <w:r>
+        <w:t>qualquer</w:t>
+      </w:r>
+      <w:proofErr w:type="spellEnd"/>
+      <w:r>
+        <w:t xml:space="preserve"> </w:t>
+      </w:r>
+      <w:proofErr w:type="spellStart"/>
+      <w:r>
+        <w:t>telemóvel</w:t>
+      </w:r>
+      <w:proofErr w:type="spellEnd"/>
+      <w:r>
+        <w:t>.</w:t>
+      </w:r>
+    </w:p>
+    <w:p>
+      <w:pPr>
+        <w:pStyle w:val="p1a"/>
+        <w:ind w:left="360"/>
+        <w:jc w:val="left"/>
+      </w:pPr>
+      <w:r>
+        <w:t xml:space="preserve">        </w:t>
+      </w:r>
+      <w:proofErr w:type="spellStart"/>
+      <w:r>
+        <w:rPr>
+          <w:u w:val="single"/>
+        </w:rPr>
+        <w:t>Critérios</w:t>
+      </w:r>
+      <w:proofErr w:type="spellEnd"/>
+      <w:r>
+        <w:rPr>
+          <w:u w:val="single"/>
+        </w:rPr>
+        <w:t xml:space="preserve"> de </w:t>
+      </w:r>
+      <w:proofErr w:type="spellStart"/>
+      <w:r>
+        <w:rPr>
+          <w:u w:val="single"/>
+        </w:rPr>
+        <w:t>aceitação</w:t>
+      </w:r>
+      <w:proofErr w:type="spellEnd"/>
+      <w:r>
+        <w:rPr>
+          <w:u w:val="single"/>
+        </w:rPr>
+        <w:t>:</w:t>
+      </w:r>
+      <w:r>
+        <w:br/>
+        <w:t xml:space="preserve">        1. O </w:t>
+      </w:r>
+      <w:proofErr w:type="spellStart"/>
+      <w:r>
+        <w:t>título</w:t>
+      </w:r>
+      <w:proofErr w:type="spellEnd"/>
+      <w:r>
+        <w:t xml:space="preserve"> </w:t>
+      </w:r>
+      <w:proofErr w:type="spellStart"/>
+      <w:r>
+        <w:t>deve</w:t>
+      </w:r>
+      <w:proofErr w:type="spellEnd"/>
+      <w:r>
+        <w:t xml:space="preserve"> ter, no </w:t>
+      </w:r>
+      <w:proofErr w:type="spellStart"/>
+      <w:r>
+        <w:t>mínimo</w:t>
+      </w:r>
+      <w:proofErr w:type="spellEnd"/>
+      <w:r>
+        <w:t xml:space="preserve">, 3 </w:t>
+      </w:r>
+      <w:proofErr w:type="spellStart"/>
+      <w:r>
+        <w:t>caracteres</w:t>
+      </w:r>
+      <w:proofErr w:type="spellEnd"/>
+      <w:r>
+        <w:t>.</w:t>
+      </w:r>
+    </w:p>
+    <w:p>
+      <w:pPr>
+        <w:pStyle w:val="PargrafodaLista"/>
+        <w:ind w:left="758" w:firstLine="0"/>
+      </w:pPr>
+      <w:r>
+        <w:t xml:space="preserve">2. </w:t>
+      </w:r>
+      <w:r>
+        <w:t xml:space="preserve">A data de </w:t>
+      </w:r>
+      <w:proofErr w:type="spellStart"/>
+      <w:r>
+        <w:t>fim</w:t>
+      </w:r>
+      <w:proofErr w:type="spellEnd"/>
+      <w:r>
+        <w:t xml:space="preserve"> </w:t>
+      </w:r>
+      <w:proofErr w:type="spellStart"/>
+      <w:proofErr w:type="gramStart"/>
+      <w:r>
+        <w:t>não</w:t>
+      </w:r>
+      <w:proofErr w:type="spellEnd"/>
+      <w:proofErr w:type="gramEnd"/>
+      <w:r>
+        <w:t xml:space="preserve"> </w:t>
+      </w:r>
+      <w:proofErr w:type="spellStart"/>
+      <w:r>
+        <w:t>pode</w:t>
+      </w:r>
+      <w:proofErr w:type="spellEnd"/>
+      <w:r>
+        <w:t xml:space="preserve"> ser anterior à data de </w:t>
+      </w:r>
+      <w:proofErr w:type="spellStart"/>
+      <w:r>
+        <w:t>ínicio</w:t>
+      </w:r>
+      <w:proofErr w:type="spellEnd"/>
+      <w:r>
+        <w:t>.</w:t>
+      </w:r>
+    </w:p>
+    <w:p>
+      <w:pPr>
+        <w:pStyle w:val="PargrafodaLista"/>
+        <w:ind w:left="360" w:firstLine="0"/>
+      </w:pPr>
+      <w:r>
+        <w:t xml:space="preserve">        3. A</w:t>
+      </w:r>
+      <w:r>
+        <w:t xml:space="preserve">o </w:t>
+      </w:r>
+      <w:proofErr w:type="spellStart"/>
+      <w:r>
+        <w:t>guardar</w:t>
+      </w:r>
+      <w:proofErr w:type="spellEnd"/>
+      <w:r>
+        <w:t xml:space="preserve">, a </w:t>
+      </w:r>
+      <w:proofErr w:type="spellStart"/>
+      <w:r>
+        <w:t>viagem</w:t>
+      </w:r>
+      <w:proofErr w:type="spellEnd"/>
+      <w:r>
+        <w:t xml:space="preserve"> </w:t>
+      </w:r>
+      <w:proofErr w:type="spellStart"/>
+      <w:r>
+        <w:t>deve</w:t>
+      </w:r>
+      <w:proofErr w:type="spellEnd"/>
+      <w:r>
+        <w:t xml:space="preserve"> </w:t>
+      </w:r>
+      <w:proofErr w:type="spellStart"/>
+      <w:r>
+        <w:t>aparrecer</w:t>
+      </w:r>
+      <w:proofErr w:type="spellEnd"/>
+      <w:r>
+        <w:t xml:space="preserve"> </w:t>
+      </w:r>
+      <w:proofErr w:type="spellStart"/>
+      <w:r>
+        <w:t>na</w:t>
+      </w:r>
+      <w:proofErr w:type="spellEnd"/>
+      <w:r>
+        <w:t xml:space="preserve"> </w:t>
+      </w:r>
+      <w:proofErr w:type="spellStart"/>
+      <w:r>
+        <w:t>lista</w:t>
+      </w:r>
+      <w:proofErr w:type="spellEnd"/>
+      <w:r>
+        <w:t xml:space="preserve"> e </w:t>
+      </w:r>
+      <w:proofErr w:type="spellStart"/>
+      <w:r>
+        <w:t>ficar</w:t>
+      </w:r>
+      <w:proofErr w:type="spellEnd"/>
+      <w:r>
+        <w:t xml:space="preserve"> </w:t>
+      </w:r>
+      <w:proofErr w:type="spellStart"/>
+      <w:r>
+        <w:t>gravada</w:t>
+      </w:r>
+      <w:proofErr w:type="spellEnd"/>
+      <w:r>
+        <w:t xml:space="preserve"> no </w:t>
+      </w:r>
+      <w:proofErr w:type="spellStart"/>
+      <w:r>
+        <w:t>RestDB</w:t>
+      </w:r>
+      <w:proofErr w:type="spellEnd"/>
+      <w:r>
+        <w:t>.</w:t>
+      </w:r>
+    </w:p>
+    <w:p>
+      <w:pPr>
+        <w:pStyle w:val="PargrafodaLista"/>
+        <w:ind w:left="360" w:firstLine="0"/>
+      </w:pPr>
+      <w:r>
+        <w:tab/>
+        <w:t xml:space="preserve"> 4. O </w:t>
+      </w:r>
+      <w:proofErr w:type="spellStart"/>
+      <w:r>
+        <w:t>criador</w:t>
+      </w:r>
+      <w:proofErr w:type="spellEnd"/>
+      <w:r>
+        <w:t xml:space="preserve"> </w:t>
+      </w:r>
+      <w:proofErr w:type="spellStart"/>
+      <w:r>
+        <w:t>fica</w:t>
+      </w:r>
+      <w:proofErr w:type="spellEnd"/>
+      <w:r>
+        <w:t xml:space="preserve"> </w:t>
+      </w:r>
+      <w:proofErr w:type="spellStart"/>
+      <w:r>
+        <w:t>registado</w:t>
+      </w:r>
+      <w:proofErr w:type="spellEnd"/>
+      <w:r>
+        <w:t xml:space="preserve"> </w:t>
+      </w:r>
+      <w:proofErr w:type="spellStart"/>
+      <w:r>
+        <w:t>como</w:t>
+      </w:r>
+      <w:proofErr w:type="spellEnd"/>
+      <w:r>
+        <w:t xml:space="preserve"> </w:t>
+      </w:r>
+      <w:proofErr w:type="spellStart"/>
+      <w:r>
+        <w:t>participante</w:t>
+      </w:r>
+      <w:proofErr w:type="spellEnd"/>
+      <w:r>
+        <w:t xml:space="preserve"> com o </w:t>
+      </w:r>
+      <w:proofErr w:type="spellStart"/>
+      <w:r>
+        <w:t>papel</w:t>
+      </w:r>
+      <w:proofErr w:type="spellEnd"/>
+      <w:r>
+        <w:t xml:space="preserve"> Owner.</w:t>
+      </w:r>
+    </w:p>
+    <w:p>
+      <w:pPr>
+        <w:pStyle w:val="p1a"/>
+        <w:jc w:val="left"/>
+      </w:pPr>
+      <w:r>
+        <w:br/>
+      </w:r>
+      <w:r>
+        <w:t xml:space="preserve">3.    Como </w:t>
+      </w:r>
+      <w:proofErr w:type="spellStart"/>
+      <w:r>
+        <w:t>utilizador</w:t>
+      </w:r>
+      <w:proofErr w:type="spellEnd"/>
+      <w:r>
+        <w:t xml:space="preserve">, </w:t>
+      </w:r>
+      <w:proofErr w:type="spellStart"/>
+      <w:r>
+        <w:t>quero</w:t>
+      </w:r>
+      <w:proofErr w:type="spellEnd"/>
+      <w:r>
+        <w:t xml:space="preserve"> </w:t>
+      </w:r>
+      <w:proofErr w:type="spellStart"/>
+      <w:r>
+        <w:t>ver</w:t>
+      </w:r>
+      <w:proofErr w:type="spellEnd"/>
+      <w:r>
+        <w:t xml:space="preserve"> a </w:t>
+      </w:r>
+      <w:proofErr w:type="spellStart"/>
+      <w:r>
+        <w:t>lista</w:t>
+      </w:r>
+      <w:proofErr w:type="spellEnd"/>
+      <w:r>
+        <w:t xml:space="preserve"> das </w:t>
+      </w:r>
+      <w:proofErr w:type="spellStart"/>
+      <w:r>
+        <w:t>minhas</w:t>
+      </w:r>
+      <w:proofErr w:type="spellEnd"/>
+      <w:r>
+        <w:t xml:space="preserve"> </w:t>
+      </w:r>
+      <w:proofErr w:type="spellStart"/>
+      <w:r>
+        <w:t>viagens</w:t>
+      </w:r>
+      <w:proofErr w:type="spellEnd"/>
+      <w:r>
+        <w:t xml:space="preserve">, para </w:t>
+      </w:r>
+      <w:proofErr w:type="spellStart"/>
+      <w:r>
+        <w:t>escolher</w:t>
+      </w:r>
+      <w:proofErr w:type="spellEnd"/>
+      <w:r>
+        <w:t xml:space="preserve"> qual </w:t>
+      </w:r>
+      <w:proofErr w:type="spellStart"/>
+      <w:r>
+        <w:t>quero</w:t>
+      </w:r>
+      <w:proofErr w:type="spellEnd"/>
+      <w:r>
+        <w:t xml:space="preserve"> </w:t>
+      </w:r>
+      <w:r>
+        <w:br/>
+      </w:r>
+      <w:r>
+        <w:t xml:space="preserve">       </w:t>
+      </w:r>
+      <w:proofErr w:type="spellStart"/>
+      <w:r>
+        <w:t>abrir</w:t>
+      </w:r>
+      <w:proofErr w:type="spellEnd"/>
+      <w:r>
+        <w:t>.</w:t>
+      </w:r>
+    </w:p>
+    <w:p>
+      <w:pPr>
+        <w:rPr>
+          <w:u w:val="single"/>
+        </w:rPr>
+      </w:pPr>
+      <w:r>
+        <w:tab/>
+      </w:r>
+      <w:proofErr w:type="spellStart"/>
+      <w:r>
+        <w:rPr>
+          <w:u w:val="single"/>
+        </w:rPr>
+        <w:t>Critérios</w:t>
+      </w:r>
+      <w:proofErr w:type="spellEnd"/>
+      <w:r>
+        <w:rPr>
+          <w:u w:val="single"/>
+        </w:rPr>
+        <w:t xml:space="preserve"> de </w:t>
+      </w:r>
+      <w:proofErr w:type="spellStart"/>
+      <w:r>
+        <w:rPr>
+          <w:u w:val="single"/>
+        </w:rPr>
+        <w:t>aceitação</w:t>
+      </w:r>
+      <w:proofErr w:type="spellEnd"/>
+      <w:r>
+        <w:rPr>
+          <w:u w:val="single"/>
+        </w:rPr>
+        <w:t>.</w:t>
+      </w:r>
+    </w:p>
+    <w:p>
+      <w:r>
+        <w:tab/>
+        <w:t xml:space="preserve">1 O </w:t>
+      </w:r>
+      <w:proofErr w:type="spellStart"/>
+      <w:r>
+        <w:t>sistema</w:t>
+      </w:r>
+      <w:proofErr w:type="spellEnd"/>
+      <w:r>
+        <w:t xml:space="preserve"> </w:t>
+      </w:r>
+      <w:proofErr w:type="spellStart"/>
+      <w:r>
+        <w:t>deve</w:t>
+      </w:r>
+      <w:proofErr w:type="spellEnd"/>
+      <w:r>
+        <w:t xml:space="preserve"> </w:t>
+      </w:r>
+      <w:proofErr w:type="spellStart"/>
+      <w:r>
+        <w:t>mostrar</w:t>
+      </w:r>
+      <w:proofErr w:type="spellEnd"/>
+      <w:r>
+        <w:t xml:space="preserve"> </w:t>
+      </w:r>
+      <w:proofErr w:type="spellStart"/>
+      <w:r>
+        <w:t>apenas</w:t>
+      </w:r>
+      <w:proofErr w:type="spellEnd"/>
+      <w:r>
+        <w:t xml:space="preserve"> as </w:t>
+      </w:r>
+      <w:proofErr w:type="spellStart"/>
+      <w:r>
+        <w:t>viagens</w:t>
+      </w:r>
+      <w:proofErr w:type="spellEnd"/>
+      <w:r>
+        <w:t xml:space="preserve"> </w:t>
+      </w:r>
+      <w:proofErr w:type="spellStart"/>
+      <w:r>
+        <w:t>em</w:t>
+      </w:r>
+      <w:proofErr w:type="spellEnd"/>
+      <w:r>
+        <w:t xml:space="preserve"> </w:t>
+      </w:r>
+      <w:proofErr w:type="spellStart"/>
+      <w:r>
+        <w:t>que</w:t>
+      </w:r>
+      <w:proofErr w:type="spellEnd"/>
+      <w:r>
+        <w:t xml:space="preserve"> </w:t>
+      </w:r>
+      <w:proofErr w:type="spellStart"/>
+      <w:r>
+        <w:t>participo</w:t>
+      </w:r>
+      <w:proofErr w:type="spellEnd"/>
+      <w:r>
+        <w:t>.</w:t>
+      </w:r>
+    </w:p>
+    <w:p>
+      <w:r>
+        <w:tab/>
+        <w:t xml:space="preserve">2 Cada </w:t>
+      </w:r>
+      <w:proofErr w:type="spellStart"/>
+      <w:r>
+        <w:t>viagem</w:t>
+      </w:r>
+      <w:proofErr w:type="spellEnd"/>
+      <w:r>
+        <w:t xml:space="preserve"> </w:t>
+      </w:r>
+      <w:proofErr w:type="spellStart"/>
+      <w:r>
+        <w:t>deve</w:t>
+      </w:r>
+      <w:proofErr w:type="spellEnd"/>
+      <w:r>
+        <w:t xml:space="preserve"> </w:t>
+      </w:r>
+      <w:proofErr w:type="spellStart"/>
+      <w:r>
+        <w:t>mostrar</w:t>
+      </w:r>
+      <w:proofErr w:type="spellEnd"/>
+      <w:r>
+        <w:t xml:space="preserve"> o </w:t>
+      </w:r>
+      <w:proofErr w:type="spellStart"/>
+      <w:r>
+        <w:t>titulo</w:t>
+      </w:r>
+      <w:proofErr w:type="spellEnd"/>
+      <w:r>
+        <w:t xml:space="preserve">, as </w:t>
+      </w:r>
+      <w:proofErr w:type="spellStart"/>
+      <w:r>
+        <w:t>datas</w:t>
+      </w:r>
+      <w:proofErr w:type="spellEnd"/>
+      <w:r>
+        <w:t xml:space="preserve"> e </w:t>
+      </w:r>
+      <w:proofErr w:type="spellStart"/>
+      <w:r>
+        <w:t>número</w:t>
+      </w:r>
+      <w:proofErr w:type="spellEnd"/>
+      <w:r>
+        <w:t xml:space="preserve"> de </w:t>
+      </w:r>
+      <w:proofErr w:type="spellStart"/>
+      <w:r>
+        <w:t>locais</w:t>
+      </w:r>
+      <w:proofErr w:type="spellEnd"/>
+      <w:r>
+        <w:t>.</w:t>
+      </w:r>
+    </w:p>
+    <w:p>
+      <w:pPr>
+        <w:pStyle w:val="PargrafodaLista"/>
+        <w:ind w:left="360" w:firstLine="0"/>
+      </w:pPr>
+      <w:r>
+        <w:t xml:space="preserve"> </w:t>
+      </w:r>
+      <w:r>
+        <w:tab/>
+        <w:t xml:space="preserve">3 Deve </w:t>
+      </w:r>
+      <w:proofErr w:type="spellStart"/>
+      <w:r>
+        <w:t>existir</w:t>
+      </w:r>
+      <w:proofErr w:type="spellEnd"/>
+      <w:r>
+        <w:t xml:space="preserve"> um </w:t>
+      </w:r>
+      <w:proofErr w:type="spellStart"/>
+      <w:r>
+        <w:t>estado</w:t>
+      </w:r>
+      <w:proofErr w:type="spellEnd"/>
+      <w:r>
+        <w:t xml:space="preserve"> </w:t>
+      </w:r>
+      <w:proofErr w:type="spellStart"/>
+      <w:r>
+        <w:t>vazio</w:t>
+      </w:r>
+      <w:proofErr w:type="spellEnd"/>
+      <w:r>
+        <w:t xml:space="preserve">, </w:t>
+      </w:r>
+      <w:proofErr w:type="spellStart"/>
+      <w:r>
+        <w:t>quando</w:t>
+      </w:r>
+      <w:proofErr w:type="spellEnd"/>
+      <w:r>
+        <w:t xml:space="preserve"> </w:t>
+      </w:r>
+      <w:proofErr w:type="spellStart"/>
+      <w:r>
+        <w:t>ainda</w:t>
+      </w:r>
+      <w:proofErr w:type="spellEnd"/>
+      <w:r>
+        <w:t xml:space="preserve"> </w:t>
+      </w:r>
+      <w:proofErr w:type="spellStart"/>
+      <w:proofErr w:type="gramStart"/>
+      <w:r>
+        <w:t>não</w:t>
+      </w:r>
+      <w:proofErr w:type="spellEnd"/>
+      <w:proofErr w:type="gramEnd"/>
+      <w:r>
+        <w:t xml:space="preserve"> </w:t>
+      </w:r>
+      <w:proofErr w:type="spellStart"/>
+      <w:r>
+        <w:t>existem</w:t>
+      </w:r>
+      <w:proofErr w:type="spellEnd"/>
+      <w:r>
+        <w:t xml:space="preserve"> </w:t>
+      </w:r>
+      <w:proofErr w:type="spellStart"/>
+      <w:r>
+        <w:t>viagens</w:t>
+      </w:r>
+      <w:proofErr w:type="spellEnd"/>
+      <w:r>
+        <w:t xml:space="preserve"> </w:t>
+      </w:r>
+      <w:proofErr w:type="spellStart"/>
+      <w:r>
+        <w:t>criadas</w:t>
+      </w:r>
+      <w:proofErr w:type="spellEnd"/>
+      <w:r>
+        <w:t>.</w:t>
+      </w:r>
+    </w:p>
+    <w:p>
+      <w:pPr>
+        <w:pStyle w:val="heading1"/>
+      </w:pPr>
+      <w:r>
+        <w:t>5</w:t>
+      </w:r>
+      <w:r>
+        <w:t xml:space="preserve">   </w:t>
+      </w:r>
+      <w:proofErr w:type="spellStart"/>
+      <w:r>
+        <w:t>Requisitos</w:t>
+      </w:r>
+      <w:proofErr w:type="spellEnd"/>
+    </w:p>
+    <w:p>
+      <w:pPr>
+        <w:pStyle w:val="heading2"/>
+      </w:pPr>
+      <w:r>
+        <w:t>5</w:t>
+      </w:r>
+      <w:r>
+        <w:t xml:space="preserve">.1   </w:t>
+      </w:r>
+      <w:proofErr w:type="spellStart"/>
+      <w:r>
+        <w:t>Requisitos</w:t>
+      </w:r>
+      <w:proofErr w:type="spellEnd"/>
+      <w:r>
+        <w:t xml:space="preserve"> </w:t>
+      </w:r>
+      <w:proofErr w:type="spellStart"/>
+      <w:r>
+        <w:t>Funcionais</w:t>
+      </w:r>
+      <w:proofErr w:type="spellEnd"/>
+    </w:p>
+    <w:p>
+      <w:pPr>
         <w:pStyle w:val="heading3"/>
       </w:pPr>
       <w:r>
@@ -2478,21 +3598,8 @@
       </w:r>
       <w:proofErr w:type="spellEnd"/>
       <w:r>
-        <w:t xml:space="preserve"> de </w:t>
-      </w:r>
-      <w:proofErr w:type="spellStart"/>
-      <w:r>
-        <w:t>Casos</w:t>
-      </w:r>
-      <w:proofErr w:type="spellEnd"/>
-      <w:r>
-        <w:t xml:space="preserve"> de </w:t>
-      </w:r>
-      <w:proofErr w:type="gramStart"/>
-      <w:r>
-        <w:t>Uso</w:t>
-      </w:r>
-      <w:proofErr w:type="gramEnd"/>
+        <w:t xml:space="preserve"> de Casos de Uso</w:t>
+      </w:r>
     </w:p>
     <w:tbl>
       <w:tblPr>
@@ -2547,9 +3654,12 @@
             <w:pPr>
               <w:pStyle w:val="p1a"/>
             </w:pPr>
-            <w:proofErr w:type="spellStart"/>
-            <w:r>
-              <w:t>Pré-condição</w:t>
+            <w:r>
+              <w:t>Pré-</w:t>
+            </w:r>
+            <w:proofErr w:type="spellStart"/>
+            <w:r>
+              <w:t>condição</w:t>
             </w:r>
             <w:proofErr w:type="spellEnd"/>
           </w:p>
@@ -2574,9 +3684,12 @@
             <w:pPr>
               <w:pStyle w:val="p1a"/>
             </w:pPr>
-            <w:proofErr w:type="spellStart"/>
-            <w:r>
-              <w:t>Pós-condição</w:t>
+            <w:r>
+              <w:t>Pós-</w:t>
+            </w:r>
+            <w:proofErr w:type="spellStart"/>
+            <w:r>
+              <w:t>condição</w:t>
             </w:r>
             <w:proofErr w:type="spellEnd"/>
           </w:p>
@@ -2619,8 +3732,6 @@
             <w:pPr>
               <w:pStyle w:val="p1a"/>
             </w:pPr>
-            <w:bookmarkStart w:id="0" w:name="_GoBack"/>
-            <w:bookmarkEnd w:id="0"/>
           </w:p>
         </w:tc>
       </w:tr>
@@ -2635,18 +3746,12 @@
             </w:pPr>
             <w:proofErr w:type="spellStart"/>
             <w:r>
-              <w:lastRenderedPageBreak/>
               <w:t>Caminho</w:t>
             </w:r>
             <w:proofErr w:type="spellEnd"/>
             <w:r>
-              <w:t xml:space="preserve"> </w:t>
-            </w:r>
-            <w:proofErr w:type="spellStart"/>
-            <w:r>
-              <w:t>alternativo</w:t>
-            </w:r>
-            <w:proofErr w:type="spellEnd"/>
+              <w:t xml:space="preserve"> alternativo</w:t>
+            </w:r>
           </w:p>
         </w:tc>
         <w:tc>
@@ -2683,8 +3788,8 @@
       <w:pPr>
         <w:pStyle w:val="heading2"/>
       </w:pPr>
-      <w:bookmarkStart w:id="1" w:name="OLE_LINK2"/>
-      <w:bookmarkStart w:id="2" w:name="OLE_LINK3"/>
+      <w:bookmarkStart w:id="0" w:name="OLE_LINK2"/>
+      <w:bookmarkStart w:id="1" w:name="OLE_LINK3"/>
       <w:r>
         <w:t>5.2</w:t>
       </w:r>
@@ -2713,8 +3818,8 @@
       </w:r>
       <w:proofErr w:type="spellEnd"/>
     </w:p>
+    <w:bookmarkEnd w:id="0"/>
     <w:bookmarkEnd w:id="1"/>
-    <w:bookmarkEnd w:id="2"/>
     <w:p>
       <w:pPr>
         <w:pStyle w:val="heading3"/>
@@ -2771,8 +3876,473 @@
 </w:document>
 </file>
 
+<file path=word/numbering.xml><?xml version="1.0" encoding="utf-8"?>
+<w:numbering xmlns:wpc="http://schemas.microsoft.com/office/word/2010/wordprocessingCanvas" xmlns:cx="http://schemas.microsoft.com/office/drawing/2014/chartex" xmlns:cx1="http://schemas.microsoft.com/office/drawing/2015/9/8/chartex" xmlns:cx2="http://schemas.microsoft.com/office/drawing/2015/10/21/chartex" xmlns:cx3="http://schemas.microsoft.com/office/drawing/2016/5/9/chartex" xmlns:cx4="http://schemas.microsoft.com/office/drawing/2016/5/10/chartex" xmlns:cx5="http://schemas.microsoft.com/office/drawing/2016/5/11/chartex" xmlns:cx6="http://schemas.microsoft.com/office/drawing/2016/5/12/chartex" xmlns:cx7="http://schemas.microsoft.com/office/drawing/2016/5/13/chartex" xmlns:cx8="http://schemas.microsoft.com/office/drawing/2016/5/14/chartex" xmlns:mc="http://schemas.openxmlformats.org/markup-compatibility/2006" xmlns:aink="http://schemas.microsoft.com/office/drawing/2016/ink" xmlns:am3d="http://schemas.microsoft.com/office/drawing/2017/model3d" xmlns:o="urn:schemas-microsoft-com:office:office" xmlns:oel="http://schemas.microsoft.com/office/2019/extlst" xmlns:r="http://schemas.openxmlformats.org/officeDocument/2006/relationships" xmlns:m="http://schemas.openxmlformats.org/officeDocument/2006/math" xmlns:v="urn:schemas-microsoft-com:vml" xmlns:wp14="http://schemas.microsoft.com/office/word/2010/wordprocessingDrawing" xmlns:wp="http://schemas.openxmlformats.org/drawingml/2006/wordprocessingDrawing" xmlns:w10="urn:schemas-microsoft-com:office:word" xmlns:w="http://schemas.openxmlformats.org/wordprocessingml/2006/main" xmlns:w14="http://schemas.microsoft.com/office/word/2010/wordml" xmlns:w15="http://schemas.microsoft.com/office/word/2012/wordml" xmlns:w16cex="http://schemas.microsoft.com/office/word/2018/wordml/cex" xmlns:w16cid="http://schemas.microsoft.com/office/word/2016/wordml/cid" xmlns:w16="http://schemas.microsoft.com/office/word/2018/wordml" xmlns:w16du="http://schemas.microsoft.com/office/word/2023/wordml/word16du" xmlns:w16sdtdh="http://schemas.microsoft.com/office/word/2020/wordml/sdtdatahash" xmlns:w16sdtfl="http://schemas.microsoft.com/office/word/2024/wordml/sdtformatlock" xmlns:w16se="http://schemas.microsoft.com/office/word/2015/wordml/symex" xmlns:wpg="http://schemas.microsoft.com/office/word/2010/wordprocessingGroup" xmlns:wpi="http://schemas.microsoft.com/office/word/2010/wordprocessingInk" xmlns:wne="http://schemas.microsoft.com/office/word/2006/wordml" xmlns:wps="http://schemas.microsoft.com/office/word/2010/wordprocessingShape" mc:Ignorable="w14 w15 w16se w16cid w16 w16cex w16sdtdh w16sdtfl w16du wp14">
+  <w:abstractNum w:abstractNumId="0" w15:restartNumberingAfterBreak="0">
+    <w:nsid w:val="0AC728BB"/>
+    <w:multiLevelType w:val="hybridMultilevel"/>
+    <w:tmpl w:val="700ABC6A"/>
+    <w:lvl w:ilvl="0" w:tplc="30BABF24">
+      <w:start w:val="1"/>
+      <w:numFmt w:val="decimal"/>
+      <w:lvlText w:val="%1."/>
+      <w:lvlJc w:val="left"/>
+      <w:pPr>
+        <w:ind w:left="1067" w:hanging="360"/>
+      </w:pPr>
+      <w:rPr>
+        <w:rFonts w:hint="default"/>
+      </w:rPr>
+    </w:lvl>
+    <w:lvl w:ilvl="1" w:tplc="08160019" w:tentative="1">
+      <w:start w:val="1"/>
+      <w:numFmt w:val="lowerLetter"/>
+      <w:lvlText w:val="%2."/>
+      <w:lvlJc w:val="left"/>
+      <w:pPr>
+        <w:ind w:left="1787" w:hanging="360"/>
+      </w:pPr>
+    </w:lvl>
+    <w:lvl w:ilvl="2" w:tplc="0816001B" w:tentative="1">
+      <w:start w:val="1"/>
+      <w:numFmt w:val="lowerRoman"/>
+      <w:lvlText w:val="%3."/>
+      <w:lvlJc w:val="right"/>
+      <w:pPr>
+        <w:ind w:left="2507" w:hanging="180"/>
+      </w:pPr>
+    </w:lvl>
+    <w:lvl w:ilvl="3" w:tplc="0816000F" w:tentative="1">
+      <w:start w:val="1"/>
+      <w:numFmt w:val="decimal"/>
+      <w:lvlText w:val="%4."/>
+      <w:lvlJc w:val="left"/>
+      <w:pPr>
+        <w:ind w:left="3227" w:hanging="360"/>
+      </w:pPr>
+    </w:lvl>
+    <w:lvl w:ilvl="4" w:tplc="08160019" w:tentative="1">
+      <w:start w:val="1"/>
+      <w:numFmt w:val="lowerLetter"/>
+      <w:lvlText w:val="%5."/>
+      <w:lvlJc w:val="left"/>
+      <w:pPr>
+        <w:ind w:left="3947" w:hanging="360"/>
+      </w:pPr>
+    </w:lvl>
+    <w:lvl w:ilvl="5" w:tplc="0816001B" w:tentative="1">
+      <w:start w:val="1"/>
+      <w:numFmt w:val="lowerRoman"/>
+      <w:lvlText w:val="%6."/>
+      <w:lvlJc w:val="right"/>
+      <w:pPr>
+        <w:ind w:left="4667" w:hanging="180"/>
+      </w:pPr>
+    </w:lvl>
+    <w:lvl w:ilvl="6" w:tplc="0816000F" w:tentative="1">
+      <w:start w:val="1"/>
+      <w:numFmt w:val="decimal"/>
+      <w:lvlText w:val="%7."/>
+      <w:lvlJc w:val="left"/>
+      <w:pPr>
+        <w:ind w:left="5387" w:hanging="360"/>
+      </w:pPr>
+    </w:lvl>
+    <w:lvl w:ilvl="7" w:tplc="08160019" w:tentative="1">
+      <w:start w:val="1"/>
+      <w:numFmt w:val="lowerLetter"/>
+      <w:lvlText w:val="%8."/>
+      <w:lvlJc w:val="left"/>
+      <w:pPr>
+        <w:ind w:left="6107" w:hanging="360"/>
+      </w:pPr>
+    </w:lvl>
+    <w:lvl w:ilvl="8" w:tplc="0816001B" w:tentative="1">
+      <w:start w:val="1"/>
+      <w:numFmt w:val="lowerRoman"/>
+      <w:lvlText w:val="%9."/>
+      <w:lvlJc w:val="right"/>
+      <w:pPr>
+        <w:ind w:left="6827" w:hanging="180"/>
+      </w:pPr>
+    </w:lvl>
+  </w:abstractNum>
+  <w:abstractNum w:abstractNumId="1" w15:restartNumberingAfterBreak="0">
+    <w:nsid w:val="0E1C03C7"/>
+    <w:multiLevelType w:val="hybridMultilevel"/>
+    <w:tmpl w:val="6B8899F6"/>
+    <w:lvl w:ilvl="0" w:tplc="41D26906">
+      <w:start w:val="1"/>
+      <w:numFmt w:val="decimal"/>
+      <w:lvlText w:val="%1."/>
+      <w:lvlJc w:val="left"/>
+      <w:pPr>
+        <w:ind w:left="1067" w:hanging="360"/>
+      </w:pPr>
+      <w:rPr>
+        <w:rFonts w:hint="default"/>
+      </w:rPr>
+    </w:lvl>
+    <w:lvl w:ilvl="1" w:tplc="08160019" w:tentative="1">
+      <w:start w:val="1"/>
+      <w:numFmt w:val="lowerLetter"/>
+      <w:lvlText w:val="%2."/>
+      <w:lvlJc w:val="left"/>
+      <w:pPr>
+        <w:ind w:left="1787" w:hanging="360"/>
+      </w:pPr>
+    </w:lvl>
+    <w:lvl w:ilvl="2" w:tplc="0816001B" w:tentative="1">
+      <w:start w:val="1"/>
+      <w:numFmt w:val="lowerRoman"/>
+      <w:lvlText w:val="%3."/>
+      <w:lvlJc w:val="right"/>
+      <w:pPr>
+        <w:ind w:left="2507" w:hanging="180"/>
+      </w:pPr>
+    </w:lvl>
+    <w:lvl w:ilvl="3" w:tplc="0816000F" w:tentative="1">
+      <w:start w:val="1"/>
+      <w:numFmt w:val="decimal"/>
+      <w:lvlText w:val="%4."/>
+      <w:lvlJc w:val="left"/>
+      <w:pPr>
+        <w:ind w:left="3227" w:hanging="360"/>
+      </w:pPr>
+    </w:lvl>
+    <w:lvl w:ilvl="4" w:tplc="08160019" w:tentative="1">
+      <w:start w:val="1"/>
+      <w:numFmt w:val="lowerLetter"/>
+      <w:lvlText w:val="%5."/>
+      <w:lvlJc w:val="left"/>
+      <w:pPr>
+        <w:ind w:left="3947" w:hanging="360"/>
+      </w:pPr>
+    </w:lvl>
+    <w:lvl w:ilvl="5" w:tplc="0816001B" w:tentative="1">
+      <w:start w:val="1"/>
+      <w:numFmt w:val="lowerRoman"/>
+      <w:lvlText w:val="%6."/>
+      <w:lvlJc w:val="right"/>
+      <w:pPr>
+        <w:ind w:left="4667" w:hanging="180"/>
+      </w:pPr>
+    </w:lvl>
+    <w:lvl w:ilvl="6" w:tplc="0816000F" w:tentative="1">
+      <w:start w:val="1"/>
+      <w:numFmt w:val="decimal"/>
+      <w:lvlText w:val="%7."/>
+      <w:lvlJc w:val="left"/>
+      <w:pPr>
+        <w:ind w:left="5387" w:hanging="360"/>
+      </w:pPr>
+    </w:lvl>
+    <w:lvl w:ilvl="7" w:tplc="08160019" w:tentative="1">
+      <w:start w:val="1"/>
+      <w:numFmt w:val="lowerLetter"/>
+      <w:lvlText w:val="%8."/>
+      <w:lvlJc w:val="left"/>
+      <w:pPr>
+        <w:ind w:left="6107" w:hanging="360"/>
+      </w:pPr>
+    </w:lvl>
+    <w:lvl w:ilvl="8" w:tplc="0816001B" w:tentative="1">
+      <w:start w:val="1"/>
+      <w:numFmt w:val="lowerRoman"/>
+      <w:lvlText w:val="%9."/>
+      <w:lvlJc w:val="right"/>
+      <w:pPr>
+        <w:ind w:left="6827" w:hanging="180"/>
+      </w:pPr>
+    </w:lvl>
+  </w:abstractNum>
+  <w:abstractNum w:abstractNumId="2" w15:restartNumberingAfterBreak="0">
+    <w:nsid w:val="299A41E7"/>
+    <w:multiLevelType w:val="hybridMultilevel"/>
+    <w:tmpl w:val="21E25774"/>
+    <w:lvl w:ilvl="0" w:tplc="0816000F">
+      <w:start w:val="1"/>
+      <w:numFmt w:val="decimal"/>
+      <w:lvlText w:val="%1."/>
+      <w:lvlJc w:val="left"/>
+      <w:pPr>
+        <w:ind w:left="360" w:hanging="360"/>
+      </w:pPr>
+      <w:rPr>
+        <w:rFonts w:hint="default"/>
+      </w:rPr>
+    </w:lvl>
+    <w:lvl w:ilvl="1" w:tplc="08160019">
+      <w:start w:val="1"/>
+      <w:numFmt w:val="lowerLetter"/>
+      <w:lvlText w:val="%2."/>
+      <w:lvlJc w:val="left"/>
+      <w:pPr>
+        <w:ind w:left="1080" w:hanging="360"/>
+      </w:pPr>
+    </w:lvl>
+    <w:lvl w:ilvl="2" w:tplc="0816001B">
+      <w:start w:val="1"/>
+      <w:numFmt w:val="lowerRoman"/>
+      <w:lvlText w:val="%3."/>
+      <w:lvlJc w:val="right"/>
+      <w:pPr>
+        <w:ind w:left="1800" w:hanging="180"/>
+      </w:pPr>
+    </w:lvl>
+    <w:lvl w:ilvl="3" w:tplc="0816000F">
+      <w:start w:val="1"/>
+      <w:numFmt w:val="decimal"/>
+      <w:lvlText w:val="%4."/>
+      <w:lvlJc w:val="left"/>
+      <w:pPr>
+        <w:ind w:left="2520" w:hanging="360"/>
+      </w:pPr>
+    </w:lvl>
+    <w:lvl w:ilvl="4" w:tplc="08160019">
+      <w:start w:val="1"/>
+      <w:numFmt w:val="lowerLetter"/>
+      <w:lvlText w:val="%5."/>
+      <w:lvlJc w:val="left"/>
+      <w:pPr>
+        <w:ind w:left="3240" w:hanging="360"/>
+      </w:pPr>
+    </w:lvl>
+    <w:lvl w:ilvl="5" w:tplc="0816001B">
+      <w:start w:val="1"/>
+      <w:numFmt w:val="lowerRoman"/>
+      <w:lvlText w:val="%6."/>
+      <w:lvlJc w:val="right"/>
+      <w:pPr>
+        <w:ind w:left="3960" w:hanging="180"/>
+      </w:pPr>
+    </w:lvl>
+    <w:lvl w:ilvl="6" w:tplc="0816000F">
+      <w:start w:val="1"/>
+      <w:numFmt w:val="decimal"/>
+      <w:lvlText w:val="%7."/>
+      <w:lvlJc w:val="left"/>
+      <w:pPr>
+        <w:ind w:left="4680" w:hanging="360"/>
+      </w:pPr>
+    </w:lvl>
+    <w:lvl w:ilvl="7" w:tplc="08160019">
+      <w:start w:val="1"/>
+      <w:numFmt w:val="lowerLetter"/>
+      <w:lvlText w:val="%8."/>
+      <w:lvlJc w:val="left"/>
+      <w:pPr>
+        <w:ind w:left="5400" w:hanging="360"/>
+      </w:pPr>
+    </w:lvl>
+    <w:lvl w:ilvl="8" w:tplc="0816001B">
+      <w:start w:val="1"/>
+      <w:numFmt w:val="lowerRoman"/>
+      <w:lvlText w:val="%9."/>
+      <w:lvlJc w:val="right"/>
+      <w:pPr>
+        <w:ind w:left="6120" w:hanging="180"/>
+      </w:pPr>
+    </w:lvl>
+  </w:abstractNum>
+  <w:abstractNum w:abstractNumId="3" w15:restartNumberingAfterBreak="0">
+    <w:nsid w:val="798409D0"/>
+    <w:multiLevelType w:val="hybridMultilevel"/>
+    <w:tmpl w:val="A8484A4A"/>
+    <w:lvl w:ilvl="0" w:tplc="0816000F">
+      <w:start w:val="3"/>
+      <w:numFmt w:val="decimal"/>
+      <w:lvlText w:val="%1."/>
+      <w:lvlJc w:val="left"/>
+      <w:pPr>
+        <w:ind w:left="720" w:hanging="360"/>
+      </w:pPr>
+      <w:rPr>
+        <w:rFonts w:hint="default"/>
+      </w:rPr>
+    </w:lvl>
+    <w:lvl w:ilvl="1" w:tplc="08160019" w:tentative="1">
+      <w:start w:val="1"/>
+      <w:numFmt w:val="lowerLetter"/>
+      <w:lvlText w:val="%2."/>
+      <w:lvlJc w:val="left"/>
+      <w:pPr>
+        <w:ind w:left="1440" w:hanging="360"/>
+      </w:pPr>
+    </w:lvl>
+    <w:lvl w:ilvl="2" w:tplc="0816001B" w:tentative="1">
+      <w:start w:val="1"/>
+      <w:numFmt w:val="lowerRoman"/>
+      <w:lvlText w:val="%3."/>
+      <w:lvlJc w:val="right"/>
+      <w:pPr>
+        <w:ind w:left="2160" w:hanging="180"/>
+      </w:pPr>
+    </w:lvl>
+    <w:lvl w:ilvl="3" w:tplc="0816000F" w:tentative="1">
+      <w:start w:val="1"/>
+      <w:numFmt w:val="decimal"/>
+      <w:lvlText w:val="%4."/>
+      <w:lvlJc w:val="left"/>
+      <w:pPr>
+        <w:ind w:left="2880" w:hanging="360"/>
+      </w:pPr>
+    </w:lvl>
+    <w:lvl w:ilvl="4" w:tplc="08160019" w:tentative="1">
+      <w:start w:val="1"/>
+      <w:numFmt w:val="lowerLetter"/>
+      <w:lvlText w:val="%5."/>
+      <w:lvlJc w:val="left"/>
+      <w:pPr>
+        <w:ind w:left="3600" w:hanging="360"/>
+      </w:pPr>
+    </w:lvl>
+    <w:lvl w:ilvl="5" w:tplc="0816001B" w:tentative="1">
+      <w:start w:val="1"/>
+      <w:numFmt w:val="lowerRoman"/>
+      <w:lvlText w:val="%6."/>
+      <w:lvlJc w:val="right"/>
+      <w:pPr>
+        <w:ind w:left="4320" w:hanging="180"/>
+      </w:pPr>
+    </w:lvl>
+    <w:lvl w:ilvl="6" w:tplc="0816000F" w:tentative="1">
+      <w:start w:val="1"/>
+      <w:numFmt w:val="decimal"/>
+      <w:lvlText w:val="%7."/>
+      <w:lvlJc w:val="left"/>
+      <w:pPr>
+        <w:ind w:left="5040" w:hanging="360"/>
+      </w:pPr>
+    </w:lvl>
+    <w:lvl w:ilvl="7" w:tplc="08160019" w:tentative="1">
+      <w:start w:val="1"/>
+      <w:numFmt w:val="lowerLetter"/>
+      <w:lvlText w:val="%8."/>
+      <w:lvlJc w:val="left"/>
+      <w:pPr>
+        <w:ind w:left="5760" w:hanging="360"/>
+      </w:pPr>
+    </w:lvl>
+    <w:lvl w:ilvl="8" w:tplc="0816001B" w:tentative="1">
+      <w:start w:val="1"/>
+      <w:numFmt w:val="lowerRoman"/>
+      <w:lvlText w:val="%9."/>
+      <w:lvlJc w:val="right"/>
+      <w:pPr>
+        <w:ind w:left="6480" w:hanging="180"/>
+      </w:pPr>
+    </w:lvl>
+  </w:abstractNum>
+  <w:abstractNum w:abstractNumId="4" w15:restartNumberingAfterBreak="0">
+    <w:nsid w:val="7EA54D59"/>
+    <w:multiLevelType w:val="hybridMultilevel"/>
+    <w:tmpl w:val="FBA0BF06"/>
+    <w:lvl w:ilvl="0" w:tplc="C78CDC90">
+      <w:start w:val="1"/>
+      <w:numFmt w:val="decimal"/>
+      <w:lvlText w:val="%1."/>
+      <w:lvlJc w:val="left"/>
+      <w:pPr>
+        <w:ind w:left="1067" w:hanging="360"/>
+      </w:pPr>
+      <w:rPr>
+        <w:rFonts w:hint="default"/>
+      </w:rPr>
+    </w:lvl>
+    <w:lvl w:ilvl="1" w:tplc="08160019" w:tentative="1">
+      <w:start w:val="1"/>
+      <w:numFmt w:val="lowerLetter"/>
+      <w:lvlText w:val="%2."/>
+      <w:lvlJc w:val="left"/>
+      <w:pPr>
+        <w:ind w:left="1787" w:hanging="360"/>
+      </w:pPr>
+    </w:lvl>
+    <w:lvl w:ilvl="2" w:tplc="0816001B" w:tentative="1">
+      <w:start w:val="1"/>
+      <w:numFmt w:val="lowerRoman"/>
+      <w:lvlText w:val="%3."/>
+      <w:lvlJc w:val="right"/>
+      <w:pPr>
+        <w:ind w:left="2507" w:hanging="180"/>
+      </w:pPr>
+    </w:lvl>
+    <w:lvl w:ilvl="3" w:tplc="0816000F" w:tentative="1">
+      <w:start w:val="1"/>
+      <w:numFmt w:val="decimal"/>
+      <w:lvlText w:val="%4."/>
+      <w:lvlJc w:val="left"/>
+      <w:pPr>
+        <w:ind w:left="3227" w:hanging="360"/>
+      </w:pPr>
+    </w:lvl>
+    <w:lvl w:ilvl="4" w:tplc="08160019" w:tentative="1">
+      <w:start w:val="1"/>
+      <w:numFmt w:val="lowerLetter"/>
+      <w:lvlText w:val="%5."/>
+      <w:lvlJc w:val="left"/>
+      <w:pPr>
+        <w:ind w:left="3947" w:hanging="360"/>
+      </w:pPr>
+    </w:lvl>
+    <w:lvl w:ilvl="5" w:tplc="0816001B" w:tentative="1">
+      <w:start w:val="1"/>
+      <w:numFmt w:val="lowerRoman"/>
+      <w:lvlText w:val="%6."/>
+      <w:lvlJc w:val="right"/>
+      <w:pPr>
+        <w:ind w:left="4667" w:hanging="180"/>
+      </w:pPr>
+    </w:lvl>
+    <w:lvl w:ilvl="6" w:tplc="0816000F" w:tentative="1">
+      <w:start w:val="1"/>
+      <w:numFmt w:val="decimal"/>
+      <w:lvlText w:val="%7."/>
+      <w:lvlJc w:val="left"/>
+      <w:pPr>
+        <w:ind w:left="5387" w:hanging="360"/>
+      </w:pPr>
+    </w:lvl>
+    <w:lvl w:ilvl="7" w:tplc="08160019" w:tentative="1">
+      <w:start w:val="1"/>
+      <w:numFmt w:val="lowerLetter"/>
+      <w:lvlText w:val="%8."/>
+      <w:lvlJc w:val="left"/>
+      <w:pPr>
+        <w:ind w:left="6107" w:hanging="360"/>
+      </w:pPr>
+    </w:lvl>
+    <w:lvl w:ilvl="8" w:tplc="0816001B" w:tentative="1">
+      <w:start w:val="1"/>
+      <w:numFmt w:val="lowerRoman"/>
+      <w:lvlText w:val="%9."/>
+      <w:lvlJc w:val="right"/>
+      <w:pPr>
+        <w:ind w:left="6827" w:hanging="180"/>
+      </w:pPr>
+    </w:lvl>
+  </w:abstractNum>
+  <w:num w:numId="1" w16cid:durableId="1029185718">
+    <w:abstractNumId w:val="2"/>
+  </w:num>
+  <w:num w:numId="2" w16cid:durableId="595866455">
+    <w:abstractNumId w:val="3"/>
+  </w:num>
+  <w:num w:numId="3" w16cid:durableId="1393309693">
+    <w:abstractNumId w:val="1"/>
+  </w:num>
+  <w:num w:numId="4" w16cid:durableId="717583471">
+    <w:abstractNumId w:val="0"/>
+  </w:num>
+  <w:num w:numId="5" w16cid:durableId="599869894">
+    <w:abstractNumId w:val="4"/>
+  </w:num>
+</w:numbering>
+</file>
+
 <file path=word/styles.xml><?xml version="1.0" encoding="utf-8"?>
-<w:styles xmlns:mc="http://schemas.openxmlformats.org/markup-compatibility/2006" xmlns:r="http://schemas.openxmlformats.org/officeDocument/2006/relationships" xmlns:w="http://schemas.openxmlformats.org/wordprocessingml/2006/main" xmlns:w14="http://schemas.microsoft.com/office/word/2010/wordml" xmlns:w15="http://schemas.microsoft.com/office/word/2012/wordml" mc:Ignorable="w14 w15">
+<w:styles xmlns:mc="http://schemas.openxmlformats.org/markup-compatibility/2006" xmlns:r="http://schemas.openxmlformats.org/officeDocument/2006/relationships" xmlns:w="http://schemas.openxmlformats.org/wordprocessingml/2006/main" xmlns:w14="http://schemas.microsoft.com/office/word/2010/wordml" xmlns:w15="http://schemas.microsoft.com/office/word/2012/wordml" xmlns:w16cex="http://schemas.microsoft.com/office/word/2018/wordml/cex" xmlns:w16cid="http://schemas.microsoft.com/office/word/2016/wordml/cid" xmlns:w16="http://schemas.microsoft.com/office/word/2018/wordml" xmlns:w16du="http://schemas.microsoft.com/office/word/2023/wordml/word16du" xmlns:w16sdtdh="http://schemas.microsoft.com/office/word/2020/wordml/sdtdatahash" xmlns:w16sdtfl="http://schemas.microsoft.com/office/word/2024/wordml/sdtformatlock" xmlns:w16se="http://schemas.microsoft.com/office/word/2015/wordml/symex" mc:Ignorable="w14 w15 w16se w16cid w16 w16cex w16sdtdh w16sdtfl w16du">
   <w:docDefaults>
     <w:rPrDefault>
       <w:rPr>
@@ -2788,7 +4358,7 @@
       </w:pPr>
     </w:pPrDefault>
   </w:docDefaults>
-  <w:latentStyles w:defLockedState="0" w:defUIPriority="99" w:defSemiHidden="0" w:defUnhideWhenUsed="0" w:defQFormat="0" w:count="371">
+  <w:latentStyles w:defLockedState="0" w:defUIPriority="99" w:defSemiHidden="0" w:defUnhideWhenUsed="0" w:defQFormat="0" w:count="376">
     <w:lsdException w:name="Normal" w:uiPriority="0" w:qFormat="1"/>
     <w:lsdException w:name="heading 1" w:uiPriority="9" w:qFormat="1"/>
     <w:lsdException w:name="heading 2" w:semiHidden="1" w:uiPriority="9" w:unhideWhenUsed="1" w:qFormat="1"/>
@@ -3160,6 +4730,11 @@
     <w:lsdException w:name="List Table 5 Dark Accent 6" w:uiPriority="50"/>
     <w:lsdException w:name="List Table 6 Colorful Accent 6" w:uiPriority="51"/>
     <w:lsdException w:name="List Table 7 Colorful Accent 6" w:uiPriority="52"/>
+    <w:lsdException w:name="Mention" w:semiHidden="1" w:unhideWhenUsed="1"/>
+    <w:lsdException w:name="Smart Hyperlink" w:semiHidden="1" w:unhideWhenUsed="1"/>
+    <w:lsdException w:name="Hashtag" w:semiHidden="1" w:unhideWhenUsed="1"/>
+    <w:lsdException w:name="Unresolved Mention" w:semiHidden="1" w:unhideWhenUsed="1"/>
+    <w:lsdException w:name="Smart Link" w:semiHidden="1" w:unhideWhenUsed="1"/>
   </w:latentStyles>
   <w:style w:type="paragraph" w:default="1" w:styleId="Normal">
     <w:name w:val="Normal"/>
@@ -3177,7 +4752,7 @@
       <w:lang w:val="en-US" w:eastAsia="de-DE"/>
     </w:rPr>
   </w:style>
-  <w:style w:type="character" w:default="1" w:styleId="Fontepargpadro">
+  <w:style w:type="character" w:default="1" w:styleId="Tipodeletrapredefinidodopargrafo">
     <w:name w:val="Default Paragraph Font"/>
     <w:uiPriority w:val="1"/>
     <w:semiHidden/>
@@ -3364,6 +4939,17 @@
       <w:szCs w:val="20"/>
       <w:lang w:val="en-US" w:eastAsia="de-DE"/>
     </w:rPr>
+  </w:style>
+  <w:style w:type="paragraph" w:styleId="PargrafodaLista">
+    <w:name w:val="List Paragraph"/>
+    <w:basedOn w:val="Normal"/>
+    <w:uiPriority w:val="34"/>
+    <w:qFormat/>
+    <w:rsid w:val="004F6D38"/>
+    <w:pPr>
+      <w:ind w:left="720"/>
+      <w:contextualSpacing/>
+    </w:pPr>
   </w:style>
 </w:styles>
 </file>

--- a/Documentation/Relatório-DSSMV-2025-27_2DB_1250771_1251355.docx
+++ b/Documentation/Relatório-DSSMV-2025-27_2DB_1250771_1251355.docx
@@ -3549,6 +3549,31 @@
       <w:pPr>
         <w:pStyle w:val="heading1"/>
       </w:pPr>
+    </w:p>
+    <w:p>
+      <w:pPr>
+        <w:pStyle w:val="heading1"/>
+      </w:pPr>
+    </w:p>
+    <w:p>
+      <w:pPr>
+        <w:pStyle w:val="heading1"/>
+      </w:pPr>
+    </w:p>
+    <w:p>
+      <w:pPr>
+        <w:pStyle w:val="heading1"/>
+      </w:pPr>
+    </w:p>
+    <w:p>
+      <w:pPr>
+        <w:pStyle w:val="heading1"/>
+      </w:pPr>
+    </w:p>
+    <w:p>
+      <w:pPr>
+        <w:pStyle w:val="heading1"/>
+      </w:pPr>
       <w:r>
         <w:t>5</w:t>
       </w:r>
@@ -3776,6 +3801,7 @@
         <w:pStyle w:val="heading3"/>
       </w:pPr>
       <w:r>
+        <w:lastRenderedPageBreak/>
         <w:t xml:space="preserve">5.1.2   </w:t>
       </w:r>
       <w:proofErr w:type="spellStart"/>
@@ -3786,11 +3812,296 @@
     </w:p>
     <w:p>
       <w:pPr>
+        <w:rPr>
+          <w:noProof/>
+        </w:rPr>
+      </w:pPr>
+      <w:r>
+        <w:t xml:space="preserve">O </w:t>
+      </w:r>
+      <w:proofErr w:type="spellStart"/>
+      <w:r>
+        <w:t>seguinte</w:t>
+      </w:r>
+      <w:proofErr w:type="spellEnd"/>
+      <w:r>
+        <w:t xml:space="preserve"> </w:t>
+      </w:r>
+      <w:proofErr w:type="spellStart"/>
+      <w:r>
+        <w:t>fluxograma</w:t>
+      </w:r>
+      <w:proofErr w:type="spellEnd"/>
+      <w:r>
+        <w:t xml:space="preserve"> </w:t>
+      </w:r>
+      <w:proofErr w:type="spellStart"/>
+      <w:r>
+        <w:t>ilustra</w:t>
+      </w:r>
+      <w:proofErr w:type="spellEnd"/>
+      <w:r>
+        <w:t xml:space="preserve"> a </w:t>
+      </w:r>
+      <w:proofErr w:type="spellStart"/>
+      <w:r>
+        <w:t>sequência</w:t>
+      </w:r>
+      <w:proofErr w:type="spellEnd"/>
+      <w:r>
+        <w:t xml:space="preserve"> das </w:t>
+      </w:r>
+      <w:proofErr w:type="spellStart"/>
+      <w:r>
+        <w:t>interações</w:t>
+      </w:r>
+      <w:proofErr w:type="spellEnd"/>
+      <w:r>
+        <w:t xml:space="preserve"> do </w:t>
+      </w:r>
+      <w:proofErr w:type="spellStart"/>
+      <w:r>
+        <w:t>utilizador</w:t>
+      </w:r>
+      <w:proofErr w:type="spellEnd"/>
+      <w:r>
+        <w:t xml:space="preserve"> </w:t>
+      </w:r>
+      <w:proofErr w:type="spellStart"/>
+      <w:r>
+        <w:t>na</w:t>
+      </w:r>
+      <w:proofErr w:type="spellEnd"/>
+      <w:r>
+        <w:t xml:space="preserve"> </w:t>
+      </w:r>
+      <w:proofErr w:type="spellStart"/>
+      <w:r>
+        <w:t>funcionalidade</w:t>
+      </w:r>
+      <w:proofErr w:type="spellEnd"/>
+      <w:r>
+        <w:t xml:space="preserve"> de </w:t>
+      </w:r>
+      <w:proofErr w:type="spellStart"/>
+      <w:r>
+        <w:t>registo</w:t>
+      </w:r>
+      <w:proofErr w:type="spellEnd"/>
+      <w:r>
+        <w:t xml:space="preserve"> de um novo local </w:t>
+      </w:r>
+      <w:proofErr w:type="spellStart"/>
+      <w:r>
+        <w:t>visitado</w:t>
+      </w:r>
+      <w:proofErr w:type="spellEnd"/>
+      <w:r>
+        <w:t xml:space="preserve">. </w:t>
+      </w:r>
+      <w:proofErr w:type="spellStart"/>
+      <w:r>
+        <w:t>Detalha</w:t>
+      </w:r>
+      <w:proofErr w:type="spellEnd"/>
+      <w:r>
+        <w:t xml:space="preserve"> </w:t>
+      </w:r>
+      <w:proofErr w:type="spellStart"/>
+      <w:r>
+        <w:t>desde</w:t>
+      </w:r>
+      <w:proofErr w:type="spellEnd"/>
+      <w:r>
+        <w:t xml:space="preserve"> </w:t>
+      </w:r>
+      <w:proofErr w:type="gramStart"/>
+      <w:r>
+        <w:t>a</w:t>
+      </w:r>
+      <w:proofErr w:type="gramEnd"/>
+      <w:r>
+        <w:t xml:space="preserve"> </w:t>
+      </w:r>
+      <w:proofErr w:type="spellStart"/>
+      <w:r>
+        <w:t>abertura</w:t>
+      </w:r>
+      <w:proofErr w:type="spellEnd"/>
+      <w:r>
+        <w:t xml:space="preserve"> da </w:t>
+      </w:r>
+      <w:proofErr w:type="spellStart"/>
+      <w:r>
+        <w:t>aplicação</w:t>
+      </w:r>
+      <w:proofErr w:type="spellEnd"/>
+      <w:r>
+        <w:t xml:space="preserve"> </w:t>
+      </w:r>
+      <w:proofErr w:type="spellStart"/>
+      <w:r>
+        <w:t>até</w:t>
+      </w:r>
+      <w:proofErr w:type="spellEnd"/>
+      <w:r>
+        <w:t xml:space="preserve"> </w:t>
+      </w:r>
+      <w:proofErr w:type="spellStart"/>
+      <w:r>
+        <w:t>ao</w:t>
+      </w:r>
+      <w:proofErr w:type="spellEnd"/>
+      <w:r>
+        <w:t xml:space="preserve"> </w:t>
+      </w:r>
+      <w:proofErr w:type="spellStart"/>
+      <w:r>
+        <w:t>último</w:t>
+      </w:r>
+      <w:proofErr w:type="spellEnd"/>
+      <w:r>
+        <w:t xml:space="preserve"> </w:t>
+      </w:r>
+      <w:proofErr w:type="spellStart"/>
+      <w:r>
+        <w:t>passo</w:t>
+      </w:r>
+      <w:proofErr w:type="spellEnd"/>
+      <w:r>
+        <w:t xml:space="preserve"> de </w:t>
+      </w:r>
+      <w:proofErr w:type="spellStart"/>
+      <w:r>
+        <w:t>guardar</w:t>
+      </w:r>
+      <w:proofErr w:type="spellEnd"/>
+      <w:r>
+        <w:t xml:space="preserve"> o local </w:t>
+      </w:r>
+      <w:proofErr w:type="spellStart"/>
+      <w:r>
+        <w:t>desejado</w:t>
+      </w:r>
+      <w:proofErr w:type="spellEnd"/>
+      <w:r>
+        <w:t>.</w:t>
+      </w:r>
+    </w:p>
+    <w:p>
+      <w:pPr>
+        <w:rPr>
+          <w:noProof/>
+        </w:rPr>
+      </w:pPr>
+    </w:p>
+    <w:p>
+      <w:pPr>
+        <w:rPr>
+          <w:noProof/>
+        </w:rPr>
+      </w:pPr>
+    </w:p>
+    <w:p>
+      <w:r>
+        <w:rPr>
+          <w:noProof/>
+        </w:rPr>
+        <w:drawing>
+          <wp:anchor distT="0" distB="0" distL="114300" distR="114300" simplePos="0" relativeHeight="251658240" behindDoc="1" locked="0" layoutInCell="1" allowOverlap="1" wp14:anchorId="50858877" wp14:editId="25CD5379">
+            <wp:simplePos x="0" y="0"/>
+            <wp:positionH relativeFrom="column">
+              <wp:posOffset>1032151</wp:posOffset>
+            </wp:positionH>
+            <wp:positionV relativeFrom="paragraph">
+              <wp:posOffset>12341</wp:posOffset>
+            </wp:positionV>
+            <wp:extent cx="1936750" cy="6949440"/>
+            <wp:effectExtent l="0" t="0" r="6350" b="3810"/>
+            <wp:wrapNone/>
+            <wp:docPr id="2031974231" name="Imagem 3"/>
+            <wp:cNvGraphicFramePr>
+              <a:graphicFrameLocks xmlns:a="http://schemas.openxmlformats.org/drawingml/2006/main" noChangeAspect="1"/>
+            </wp:cNvGraphicFramePr>
+            <a:graphic xmlns:a="http://schemas.openxmlformats.org/drawingml/2006/main">
+              <a:graphicData uri="http://schemas.openxmlformats.org/drawingml/2006/picture">
+                <pic:pic xmlns:pic="http://schemas.openxmlformats.org/drawingml/2006/picture">
+                  <pic:nvPicPr>
+                    <pic:cNvPr id="2031974231" name="Imagem 2031974231"/>
+                    <pic:cNvPicPr/>
+                  </pic:nvPicPr>
+                  <pic:blipFill>
+                    <a:blip r:embed="rId5" cstate="print">
+                      <a:extLst>
+                        <a:ext uri="{28A0092B-C50C-407E-A947-70E740481C1C}">
+                          <a14:useLocalDpi xmlns:a14="http://schemas.microsoft.com/office/drawing/2010/main" val="0"/>
+                        </a:ext>
+                      </a:extLst>
+                    </a:blip>
+                    <a:stretch>
+                      <a:fillRect/>
+                    </a:stretch>
+                  </pic:blipFill>
+                  <pic:spPr>
+                    <a:xfrm>
+                      <a:off x="0" y="0"/>
+                      <a:ext cx="1936750" cy="6949440"/>
+                    </a:xfrm>
+                    <a:prstGeom prst="rect">
+                      <a:avLst/>
+                    </a:prstGeom>
+                  </pic:spPr>
+                </pic:pic>
+              </a:graphicData>
+            </a:graphic>
+          </wp:anchor>
+        </w:drawing>
+      </w:r>
+    </w:p>
+    <w:p/>
+    <w:p/>
+    <w:p/>
+    <w:p/>
+    <w:p/>
+    <w:p/>
+    <w:p/>
+    <w:p/>
+    <w:p/>
+    <w:p/>
+    <w:p>
+      <w:pPr>
         <w:pStyle w:val="heading2"/>
       </w:pPr>
       <w:bookmarkStart w:id="0" w:name="OLE_LINK2"/>
       <w:bookmarkStart w:id="1" w:name="OLE_LINK3"/>
-      <w:r>
+    </w:p>
+    <w:p/>
+    <w:p>
+      <w:pPr>
+        <w:pStyle w:val="heading2"/>
+      </w:pPr>
+    </w:p>
+    <w:p>
+      <w:pPr>
+        <w:pStyle w:val="p1a"/>
+      </w:pPr>
+    </w:p>
+    <w:p/>
+    <w:p/>
+    <w:p/>
+    <w:p/>
+    <w:p/>
+    <w:p/>
+    <w:p/>
+    <w:p/>
+    <w:p/>
+    <w:p/>
+    <w:p>
+      <w:pPr>
+        <w:pStyle w:val="heading2"/>
+      </w:pPr>
+      <w:r>
+        <w:lastRenderedPageBreak/>
         <w:t>5.2</w:t>
       </w:r>
       <w:r>
@@ -3805,10 +4116,12 @@
         <w:t xml:space="preserve"> </w:t>
       </w:r>
       <w:proofErr w:type="spellStart"/>
+      <w:proofErr w:type="gramStart"/>
       <w:r>
         <w:t>não</w:t>
       </w:r>
       <w:proofErr w:type="spellEnd"/>
+      <w:proofErr w:type="gramEnd"/>
       <w:r>
         <w:t xml:space="preserve"> </w:t>
       </w:r>

--- a/Documentation/Relatório-DSSMV-2025-27_2DB_1250771_1251355.docx
+++ b/Documentation/Relatório-DSSMV-2025-27_2DB_1250771_1251355.docx
@@ -1,6 +1,6 @@
 
 <file path=word/document.xml><?xml version="1.0" encoding="utf-8"?>
-<w:document xmlns:wpc="http://schemas.microsoft.com/office/word/2010/wordprocessingCanvas" xmlns:cx="http://schemas.microsoft.com/office/drawing/2014/chartex" xmlns:cx1="http://schemas.microsoft.com/office/drawing/2015/9/8/chartex" xmlns:cx2="http://schemas.microsoft.com/office/drawing/2015/10/21/chartex" xmlns:cx3="http://schemas.microsoft.com/office/drawing/2016/5/9/chartex" xmlns:cx4="http://schemas.microsoft.com/office/drawing/2016/5/10/chartex" xmlns:cx5="http://schemas.microsoft.com/office/drawing/2016/5/11/chartex" xmlns:cx6="http://schemas.microsoft.com/office/drawing/2016/5/12/chartex" xmlns:cx7="http://schemas.microsoft.com/office/drawing/2016/5/13/chartex" xmlns:cx8="http://schemas.microsoft.com/office/drawing/2016/5/14/chartex" xmlns:mc="http://schemas.openxmlformats.org/markup-compatibility/2006" xmlns:aink="http://schemas.microsoft.com/office/drawing/2016/ink" xmlns:am3d="http://schemas.microsoft.com/office/drawing/2017/model3d" xmlns:o="urn:schemas-microsoft-com:office:office" xmlns:oel="http://schemas.microsoft.com/office/2019/extlst" xmlns:r="http://schemas.openxmlformats.org/officeDocument/2006/relationships" xmlns:m="http://schemas.openxmlformats.org/officeDocument/2006/math" xmlns:v="urn:schemas-microsoft-com:vml" xmlns:wp14="http://schemas.microsoft.com/office/word/2010/wordprocessingDrawing" xmlns:wp="http://schemas.openxmlformats.org/drawingml/2006/wordprocessingDrawing" xmlns:w10="urn:schemas-microsoft-com:office:word" xmlns:w="http://schemas.openxmlformats.org/wordprocessingml/2006/main" xmlns:w14="http://schemas.microsoft.com/office/word/2010/wordml" xmlns:w15="http://schemas.microsoft.com/office/word/2012/wordml" xmlns:w16cex="http://schemas.microsoft.com/office/word/2018/wordml/cex" xmlns:w16cid="http://schemas.microsoft.com/office/word/2016/wordml/cid" xmlns:w16="http://schemas.microsoft.com/office/word/2018/wordml" xmlns:w16du="http://schemas.microsoft.com/office/word/2023/wordml/word16du" xmlns:w16sdtdh="http://schemas.microsoft.com/office/word/2020/wordml/sdtdatahash" xmlns:w16sdtfl="http://schemas.microsoft.com/office/word/2024/wordml/sdtformatlock" xmlns:w16se="http://schemas.microsoft.com/office/word/2015/wordml/symex" xmlns:wpg="http://schemas.microsoft.com/office/word/2010/wordprocessingGroup" xmlns:wpi="http://schemas.microsoft.com/office/word/2010/wordprocessingInk" xmlns:wne="http://schemas.microsoft.com/office/word/2006/wordml" xmlns:wps="http://schemas.microsoft.com/office/word/2010/wordprocessingShape" mc:Ignorable="w14 w15 w16se w16cid w16 w16cex w16sdtdh w16sdtfl w16du wp14">
+<w:document xmlns:wpc="http://schemas.microsoft.com/office/word/2010/wordprocessingCanvas" xmlns:mc="http://schemas.openxmlformats.org/markup-compatibility/2006" xmlns:o="urn:schemas-microsoft-com:office:office" xmlns:r="http://schemas.openxmlformats.org/officeDocument/2006/relationships" xmlns:m="http://schemas.openxmlformats.org/officeDocument/2006/math" xmlns:v="urn:schemas-microsoft-com:vml" xmlns:wp14="http://schemas.microsoft.com/office/word/2010/wordprocessingDrawing" xmlns:wp="http://schemas.openxmlformats.org/drawingml/2006/wordprocessingDrawing" xmlns:w10="urn:schemas-microsoft-com:office:word" xmlns:w="http://schemas.openxmlformats.org/wordprocessingml/2006/main" xmlns:w14="http://schemas.microsoft.com/office/word/2010/wordml" xmlns:w15="http://schemas.microsoft.com/office/word/2012/wordml" xmlns:wpg="http://schemas.microsoft.com/office/word/2010/wordprocessingGroup" xmlns:wpi="http://schemas.microsoft.com/office/word/2010/wordprocessingInk" xmlns:wne="http://schemas.microsoft.com/office/word/2006/wordml" xmlns:wps="http://schemas.microsoft.com/office/word/2010/wordprocessingShape" mc:Ignorable="w14 w15 wp14">
   <w:body>
     <w:p>
       <w:pPr>
@@ -202,15 +202,7 @@
       </w:r>
       <w:proofErr w:type="spellEnd"/>
       <w:r>
-        <w:t xml:space="preserve"> Java </w:t>
-      </w:r>
-      <w:proofErr w:type="spellStart"/>
-      <w:r>
-        <w:t>que</w:t>
-      </w:r>
-      <w:proofErr w:type="spellEnd"/>
-      <w:r>
-        <w:t xml:space="preserve"> </w:t>
+        <w:t xml:space="preserve"> Java que </w:t>
       </w:r>
       <w:proofErr w:type="spellStart"/>
       <w:r>
@@ -234,35 +226,351 @@
       </w:r>
       <w:proofErr w:type="spellEnd"/>
       <w:r>
+        <w:t xml:space="preserve">. A app </w:t>
+      </w:r>
+      <w:proofErr w:type="spellStart"/>
+      <w:r>
+        <w:t>permite</w:t>
+      </w:r>
+      <w:proofErr w:type="spellEnd"/>
+      <w:r>
+        <w:t xml:space="preserve"> </w:t>
+      </w:r>
+      <w:proofErr w:type="spellStart"/>
+      <w:r>
+        <w:t>registar</w:t>
+      </w:r>
+      <w:proofErr w:type="spellEnd"/>
+      <w:r>
+        <w:t xml:space="preserve"> </w:t>
+      </w:r>
+      <w:proofErr w:type="spellStart"/>
+      <w:r>
+        <w:t>locais</w:t>
+      </w:r>
+      <w:proofErr w:type="spellEnd"/>
+      <w:r>
+        <w:t xml:space="preserve"> </w:t>
+      </w:r>
+      <w:proofErr w:type="spellStart"/>
+      <w:r>
+        <w:t>visitados</w:t>
+      </w:r>
+      <w:proofErr w:type="spellEnd"/>
+      <w:r>
+        <w:t xml:space="preserve"> com </w:t>
+      </w:r>
+      <w:proofErr w:type="spellStart"/>
+      <w:r>
+        <w:t>coordenadas</w:t>
+      </w:r>
+      <w:proofErr w:type="spellEnd"/>
+      <w:r>
+        <w:t xml:space="preserve"> GPS, </w:t>
+      </w:r>
+      <w:proofErr w:type="spellStart"/>
+      <w:r>
+        <w:t>fotos</w:t>
+      </w:r>
+      <w:proofErr w:type="spellEnd"/>
+      <w:r>
+        <w:t xml:space="preserve"> e </w:t>
+      </w:r>
+      <w:proofErr w:type="spellStart"/>
+      <w:r>
+        <w:t>avaliações</w:t>
+      </w:r>
+      <w:proofErr w:type="spellEnd"/>
+      <w:r>
+        <w:t xml:space="preserve"> de 1 a 5 </w:t>
+      </w:r>
+      <w:proofErr w:type="spellStart"/>
+      <w:r>
+        <w:t>estrelas</w:t>
+      </w:r>
+      <w:proofErr w:type="spellEnd"/>
+      <w:r>
+        <w:t xml:space="preserve">, </w:t>
+      </w:r>
+      <w:proofErr w:type="spellStart"/>
+      <w:r>
+        <w:t>guardando</w:t>
+      </w:r>
+      <w:proofErr w:type="spellEnd"/>
+      <w:r>
+        <w:t xml:space="preserve"> </w:t>
+      </w:r>
+      <w:proofErr w:type="spellStart"/>
+      <w:r>
+        <w:t>todos</w:t>
+      </w:r>
+      <w:proofErr w:type="spellEnd"/>
+      <w:r>
+        <w:t xml:space="preserve"> </w:t>
+      </w:r>
+      <w:proofErr w:type="spellStart"/>
+      <w:r>
+        <w:t>os</w:t>
+      </w:r>
+      <w:proofErr w:type="spellEnd"/>
+      <w:r>
+        <w:t xml:space="preserve"> dados </w:t>
+      </w:r>
+      <w:proofErr w:type="spellStart"/>
+      <w:proofErr w:type="gramStart"/>
+      <w:r>
+        <w:t>na</w:t>
+      </w:r>
+      <w:proofErr w:type="spellEnd"/>
+      <w:proofErr w:type="gramEnd"/>
+      <w:r>
+        <w:t xml:space="preserve"> </w:t>
+      </w:r>
+      <w:proofErr w:type="spellStart"/>
+      <w:r>
+        <w:t>nuvem</w:t>
+      </w:r>
+      <w:proofErr w:type="spellEnd"/>
+      <w:r>
+        <w:t xml:space="preserve"> via </w:t>
+      </w:r>
+      <w:proofErr w:type="spellStart"/>
+      <w:r>
+        <w:t>RestDB</w:t>
+      </w:r>
+      <w:proofErr w:type="spellEnd"/>
+      <w:r>
+        <w:t xml:space="preserve">, </w:t>
+      </w:r>
+      <w:proofErr w:type="spellStart"/>
+      <w:r>
+        <w:t>facilitando</w:t>
+      </w:r>
+      <w:proofErr w:type="spellEnd"/>
+      <w:r>
+        <w:t xml:space="preserve"> </w:t>
+      </w:r>
+      <w:proofErr w:type="spellStart"/>
+      <w:r>
+        <w:t>assim</w:t>
+      </w:r>
+      <w:proofErr w:type="spellEnd"/>
+      <w:r>
+        <w:t xml:space="preserve"> o </w:t>
+      </w:r>
+      <w:proofErr w:type="spellStart"/>
+      <w:r>
+        <w:t>acesso</w:t>
+      </w:r>
+      <w:proofErr w:type="spellEnd"/>
+      <w:r>
+        <w:t xml:space="preserve"> e </w:t>
+      </w:r>
+      <w:proofErr w:type="spellStart"/>
+      <w:r>
+        <w:t>partilha</w:t>
+      </w:r>
+      <w:proofErr w:type="spellEnd"/>
+      <w:r>
+        <w:t xml:space="preserve"> entre </w:t>
+      </w:r>
+      <w:proofErr w:type="spellStart"/>
+      <w:r>
+        <w:t>utilizadores</w:t>
+      </w:r>
+      <w:proofErr w:type="spellEnd"/>
+      <w:r>
         <w:t xml:space="preserve">. </w:t>
       </w:r>
+      <w:proofErr w:type="spellStart"/>
+      <w:r>
+        <w:t>Além</w:t>
+      </w:r>
+      <w:proofErr w:type="spellEnd"/>
+      <w:r>
+        <w:t xml:space="preserve"> disso a </w:t>
+      </w:r>
+      <w:proofErr w:type="spellStart"/>
+      <w:r>
+        <w:t>aplicação</w:t>
+      </w:r>
+      <w:proofErr w:type="spellEnd"/>
+      <w:r>
+        <w:t xml:space="preserve"> </w:t>
+      </w:r>
+      <w:proofErr w:type="spellStart"/>
+      <w:r>
+        <w:t>gere</w:t>
+      </w:r>
+      <w:proofErr w:type="spellEnd"/>
+      <w:r>
+        <w:t xml:space="preserve"> </w:t>
+      </w:r>
+      <w:proofErr w:type="spellStart"/>
+      <w:r>
+        <w:t>despesas</w:t>
+      </w:r>
+      <w:proofErr w:type="spellEnd"/>
+      <w:r>
+        <w:t xml:space="preserve"> com </w:t>
+      </w:r>
+      <w:proofErr w:type="spellStart"/>
+      <w:r>
+        <w:t>conversão</w:t>
+      </w:r>
+      <w:proofErr w:type="spellEnd"/>
+      <w:r>
+        <w:t xml:space="preserve"> </w:t>
+      </w:r>
+      <w:proofErr w:type="spellStart"/>
+      <w:r>
+        <w:t>automática</w:t>
+      </w:r>
+      <w:proofErr w:type="spellEnd"/>
+      <w:r>
+        <w:t xml:space="preserve"> de </w:t>
+      </w:r>
+      <w:proofErr w:type="spellStart"/>
+      <w:r>
+        <w:t>moedas</w:t>
+      </w:r>
+      <w:proofErr w:type="spellEnd"/>
+      <w:r>
+        <w:t xml:space="preserve">, </w:t>
+      </w:r>
+      <w:proofErr w:type="spellStart"/>
+      <w:r>
+        <w:t>apresenta</w:t>
+      </w:r>
+      <w:proofErr w:type="spellEnd"/>
+      <w:r>
+        <w:t xml:space="preserve"> </w:t>
+      </w:r>
+      <w:proofErr w:type="spellStart"/>
+      <w:r>
+        <w:t>informações</w:t>
+      </w:r>
+      <w:proofErr w:type="spellEnd"/>
+      <w:r>
+        <w:t xml:space="preserve"> </w:t>
+      </w:r>
+      <w:proofErr w:type="spellStart"/>
+      <w:r>
+        <w:t>uteis</w:t>
+      </w:r>
+      <w:proofErr w:type="spellEnd"/>
+      <w:r>
+        <w:t xml:space="preserve"> </w:t>
+      </w:r>
+      <w:proofErr w:type="spellStart"/>
+      <w:r>
+        <w:t>sobre</w:t>
+      </w:r>
+      <w:proofErr w:type="spellEnd"/>
+      <w:r>
+        <w:t xml:space="preserve"> o </w:t>
+      </w:r>
+      <w:proofErr w:type="spellStart"/>
+      <w:r>
+        <w:t>país</w:t>
+      </w:r>
+      <w:proofErr w:type="spellEnd"/>
+      <w:r>
+        <w:t xml:space="preserve"> </w:t>
+      </w:r>
+      <w:proofErr w:type="spellStart"/>
+      <w:r>
+        <w:t>visitado</w:t>
+      </w:r>
+      <w:proofErr w:type="spellEnd"/>
+      <w:r>
+        <w:t xml:space="preserve">, </w:t>
+      </w:r>
+      <w:proofErr w:type="spellStart"/>
       <w:proofErr w:type="gramStart"/>
       <w:r>
-        <w:t>A</w:t>
-      </w:r>
+        <w:t>como</w:t>
+      </w:r>
+      <w:proofErr w:type="spellEnd"/>
       <w:proofErr w:type="gramEnd"/>
       <w:r>
-        <w:t xml:space="preserve"> app </w:t>
-      </w:r>
-      <w:proofErr w:type="spellStart"/>
-      <w:r>
-        <w:t>permite</w:t>
-      </w:r>
-      <w:proofErr w:type="spellEnd"/>
-      <w:r>
-        <w:t xml:space="preserve"> </w:t>
-      </w:r>
-      <w:proofErr w:type="spellStart"/>
-      <w:r>
-        <w:t>registar</w:t>
-      </w:r>
-      <w:proofErr w:type="spellEnd"/>
-      <w:r>
-        <w:t xml:space="preserve"> </w:t>
-      </w:r>
-      <w:proofErr w:type="spellStart"/>
-      <w:r>
-        <w:t>locais</w:t>
+        <w:t xml:space="preserve"> </w:t>
+      </w:r>
+      <w:proofErr w:type="spellStart"/>
+      <w:r>
+        <w:t>fuso</w:t>
+      </w:r>
+      <w:proofErr w:type="spellEnd"/>
+      <w:r>
+        <w:t xml:space="preserve"> </w:t>
+      </w:r>
+      <w:proofErr w:type="spellStart"/>
+      <w:r>
+        <w:t>horário</w:t>
+      </w:r>
+      <w:proofErr w:type="spellEnd"/>
+      <w:r>
+        <w:t xml:space="preserve">, </w:t>
+      </w:r>
+      <w:proofErr w:type="spellStart"/>
+      <w:r>
+        <w:t>moeda</w:t>
+      </w:r>
+      <w:proofErr w:type="spellEnd"/>
+      <w:r>
+        <w:t xml:space="preserve"> e </w:t>
+      </w:r>
+      <w:proofErr w:type="spellStart"/>
+      <w:r>
+        <w:t>idioma</w:t>
+      </w:r>
+      <w:proofErr w:type="spellEnd"/>
+      <w:r>
+        <w:t xml:space="preserve"> e </w:t>
+      </w:r>
+      <w:proofErr w:type="spellStart"/>
+      <w:r>
+        <w:t>exibe</w:t>
+      </w:r>
+      <w:proofErr w:type="spellEnd"/>
+      <w:r>
+        <w:t xml:space="preserve"> </w:t>
+      </w:r>
+      <w:proofErr w:type="spellStart"/>
+      <w:r>
+        <w:t>num</w:t>
+      </w:r>
+      <w:proofErr w:type="spellEnd"/>
+      <w:r>
+        <w:t xml:space="preserve"> </w:t>
+      </w:r>
+      <w:proofErr w:type="spellStart"/>
+      <w:r>
+        <w:t>mapa</w:t>
+      </w:r>
+      <w:proofErr w:type="spellEnd"/>
+      <w:r>
+        <w:t xml:space="preserve"> </w:t>
+      </w:r>
+      <w:proofErr w:type="spellStart"/>
+      <w:r>
+        <w:t>todos</w:t>
+      </w:r>
+      <w:proofErr w:type="spellEnd"/>
+      <w:r>
+        <w:t xml:space="preserve"> </w:t>
+      </w:r>
+      <w:proofErr w:type="spellStart"/>
+      <w:r>
+        <w:t>os</w:t>
+      </w:r>
+      <w:proofErr w:type="spellEnd"/>
+      <w:r>
+        <w:t xml:space="preserve"> </w:t>
+      </w:r>
+      <w:proofErr w:type="spellStart"/>
+      <w:r>
+        <w:t>pontos</w:t>
       </w:r>
       <w:proofErr w:type="spellEnd"/>
       <w:r>
@@ -274,63 +582,7 @@
       </w:r>
       <w:proofErr w:type="spellEnd"/>
       <w:r>
-        <w:t xml:space="preserve"> com </w:t>
-      </w:r>
-      <w:proofErr w:type="spellStart"/>
-      <w:r>
-        <w:t>coordenadas</w:t>
-      </w:r>
-      <w:proofErr w:type="spellEnd"/>
-      <w:r>
-        <w:t xml:space="preserve"> GPS, </w:t>
-      </w:r>
-      <w:proofErr w:type="spellStart"/>
-      <w:r>
-        <w:t>fotos</w:t>
-      </w:r>
-      <w:proofErr w:type="spellEnd"/>
-      <w:r>
-        <w:t xml:space="preserve"> e </w:t>
-      </w:r>
-      <w:proofErr w:type="spellStart"/>
-      <w:r>
-        <w:t>avaliações</w:t>
-      </w:r>
-      <w:proofErr w:type="spellEnd"/>
-      <w:r>
-        <w:t xml:space="preserve"> de 1 a 5 </w:t>
-      </w:r>
-      <w:proofErr w:type="spellStart"/>
-      <w:r>
-        <w:t>estrelas</w:t>
-      </w:r>
-      <w:proofErr w:type="spellEnd"/>
-      <w:r>
-        <w:t xml:space="preserve">, </w:t>
-      </w:r>
-      <w:proofErr w:type="spellStart"/>
-      <w:r>
-        <w:t>guardando</w:t>
-      </w:r>
-      <w:proofErr w:type="spellEnd"/>
-      <w:r>
-        <w:t xml:space="preserve"> </w:t>
-      </w:r>
-      <w:proofErr w:type="spellStart"/>
-      <w:r>
-        <w:t>todos</w:t>
-      </w:r>
-      <w:proofErr w:type="spellEnd"/>
-      <w:r>
-        <w:t xml:space="preserve"> </w:t>
-      </w:r>
-      <w:proofErr w:type="spellStart"/>
-      <w:r>
-        <w:t>os</w:t>
-      </w:r>
-      <w:proofErr w:type="spellEnd"/>
-      <w:r>
-        <w:t xml:space="preserve"> dados </w:t>
+        <w:t xml:space="preserve"> </w:t>
       </w:r>
       <w:proofErr w:type="spellStart"/>
       <w:r>
@@ -342,337 +594,59 @@
       </w:r>
       <w:proofErr w:type="spellStart"/>
       <w:r>
-        <w:t>nuvem</w:t>
-      </w:r>
-      <w:proofErr w:type="spellEnd"/>
-      <w:r>
-        <w:t xml:space="preserve"> via </w:t>
-      </w:r>
-      <w:proofErr w:type="spellStart"/>
-      <w:r>
-        <w:t>RestDB</w:t>
-      </w:r>
-      <w:proofErr w:type="spellEnd"/>
-      <w:r>
-        <w:t xml:space="preserve">, </w:t>
-      </w:r>
-      <w:proofErr w:type="spellStart"/>
-      <w:r>
-        <w:t>facilitando</w:t>
-      </w:r>
-      <w:proofErr w:type="spellEnd"/>
-      <w:r>
-        <w:t xml:space="preserve"> </w:t>
-      </w:r>
-      <w:proofErr w:type="spellStart"/>
-      <w:r>
-        <w:t>assim</w:t>
-      </w:r>
-      <w:proofErr w:type="spellEnd"/>
-      <w:r>
-        <w:t xml:space="preserve"> o </w:t>
-      </w:r>
-      <w:proofErr w:type="spellStart"/>
-      <w:r>
-        <w:t>acesso</w:t>
-      </w:r>
-      <w:proofErr w:type="spellEnd"/>
-      <w:r>
-        <w:t xml:space="preserve"> e </w:t>
-      </w:r>
-      <w:proofErr w:type="spellStart"/>
-      <w:r>
-        <w:t>partilha</w:t>
-      </w:r>
-      <w:proofErr w:type="spellEnd"/>
-      <w:r>
-        <w:t xml:space="preserve"> entre </w:t>
-      </w:r>
-      <w:proofErr w:type="spellStart"/>
-      <w:r>
-        <w:t>utilizadores</w:t>
-      </w:r>
-      <w:proofErr w:type="spellEnd"/>
-      <w:r>
-        <w:t xml:space="preserve">. </w:t>
-      </w:r>
-      <w:proofErr w:type="spellStart"/>
-      <w:r>
-        <w:t>Além</w:t>
-      </w:r>
-      <w:proofErr w:type="spellEnd"/>
-      <w:r>
-        <w:t xml:space="preserve"> </w:t>
-      </w:r>
-      <w:proofErr w:type="spellStart"/>
-      <w:r>
-        <w:t>disso</w:t>
-      </w:r>
-      <w:proofErr w:type="spellEnd"/>
-      <w:r>
-        <w:t xml:space="preserve"> </w:t>
-      </w:r>
+        <w:t>respetiva</w:t>
+      </w:r>
+      <w:proofErr w:type="spellEnd"/>
+      <w:r>
+        <w:t xml:space="preserve"> </w:t>
+      </w:r>
+      <w:proofErr w:type="spellStart"/>
+      <w:r>
+        <w:t>viagem</w:t>
+      </w:r>
+      <w:proofErr w:type="spellEnd"/>
+      <w:r>
+        <w:t xml:space="preserve">. A aba </w:t>
+      </w:r>
+      <w:proofErr w:type="spellStart"/>
+      <w:r>
+        <w:t>estatisticas</w:t>
+      </w:r>
+      <w:proofErr w:type="spellEnd"/>
+      <w:r>
+        <w:t xml:space="preserve"> </w:t>
+      </w:r>
+      <w:proofErr w:type="spellStart"/>
+      <w:r>
+        <w:t>apresenta</w:t>
+      </w:r>
+      <w:proofErr w:type="spellEnd"/>
+      <w:r>
+        <w:t xml:space="preserve"> um </w:t>
+      </w:r>
+      <w:proofErr w:type="spellStart"/>
+      <w:r>
+        <w:t>resumo</w:t>
+      </w:r>
+      <w:proofErr w:type="spellEnd"/>
+      <w:r>
+        <w:t xml:space="preserve"> da </w:t>
+      </w:r>
+      <w:proofErr w:type="spellStart"/>
+      <w:r>
+        <w:t>viagem</w:t>
+      </w:r>
+      <w:proofErr w:type="spellEnd"/>
+      <w:r>
+        <w:t xml:space="preserve"> com dados </w:t>
+      </w:r>
+      <w:proofErr w:type="spellStart"/>
       <w:proofErr w:type="gramStart"/>
       <w:r>
-        <w:t>a</w:t>
-      </w:r>
+        <w:t>como</w:t>
+      </w:r>
+      <w:proofErr w:type="spellEnd"/>
       <w:proofErr w:type="gramEnd"/>
-      <w:r>
-        <w:t xml:space="preserve"> </w:t>
-      </w:r>
-      <w:proofErr w:type="spellStart"/>
-      <w:r>
-        <w:t>aplicação</w:t>
-      </w:r>
-      <w:proofErr w:type="spellEnd"/>
-      <w:r>
-        <w:t xml:space="preserve"> </w:t>
-      </w:r>
-      <w:proofErr w:type="spellStart"/>
-      <w:r>
-        <w:t>gere</w:t>
-      </w:r>
-      <w:proofErr w:type="spellEnd"/>
-      <w:r>
-        <w:t xml:space="preserve"> </w:t>
-      </w:r>
-      <w:proofErr w:type="spellStart"/>
-      <w:r>
-        <w:t>despesas</w:t>
-      </w:r>
-      <w:proofErr w:type="spellEnd"/>
-      <w:r>
-        <w:t xml:space="preserve"> com </w:t>
-      </w:r>
-      <w:proofErr w:type="spellStart"/>
-      <w:r>
-        <w:t>conversão</w:t>
-      </w:r>
-      <w:proofErr w:type="spellEnd"/>
-      <w:r>
-        <w:t xml:space="preserve"> </w:t>
-      </w:r>
-      <w:proofErr w:type="spellStart"/>
-      <w:r>
-        <w:t>automática</w:t>
-      </w:r>
-      <w:proofErr w:type="spellEnd"/>
-      <w:r>
-        <w:t xml:space="preserve"> de </w:t>
-      </w:r>
-      <w:proofErr w:type="spellStart"/>
-      <w:r>
-        <w:t>moedas</w:t>
-      </w:r>
-      <w:proofErr w:type="spellEnd"/>
-      <w:r>
-        <w:t xml:space="preserve">, </w:t>
-      </w:r>
-      <w:proofErr w:type="spellStart"/>
-      <w:r>
-        <w:t>apresenta</w:t>
-      </w:r>
-      <w:proofErr w:type="spellEnd"/>
-      <w:r>
-        <w:t xml:space="preserve"> </w:t>
-      </w:r>
-      <w:proofErr w:type="spellStart"/>
-      <w:r>
-        <w:t>informações</w:t>
-      </w:r>
-      <w:proofErr w:type="spellEnd"/>
-      <w:r>
-        <w:t xml:space="preserve"> </w:t>
-      </w:r>
-      <w:proofErr w:type="spellStart"/>
-      <w:r>
-        <w:t>uteis</w:t>
-      </w:r>
-      <w:proofErr w:type="spellEnd"/>
-      <w:r>
-        <w:t xml:space="preserve"> </w:t>
-      </w:r>
-      <w:proofErr w:type="spellStart"/>
-      <w:r>
-        <w:t>sobre</w:t>
-      </w:r>
-      <w:proofErr w:type="spellEnd"/>
-      <w:r>
-        <w:t xml:space="preserve"> o </w:t>
-      </w:r>
-      <w:proofErr w:type="spellStart"/>
-      <w:r>
-        <w:t>país</w:t>
-      </w:r>
-      <w:proofErr w:type="spellEnd"/>
-      <w:r>
-        <w:t xml:space="preserve"> </w:t>
-      </w:r>
-      <w:proofErr w:type="spellStart"/>
-      <w:r>
-        <w:t>visitado</w:t>
-      </w:r>
-      <w:proofErr w:type="spellEnd"/>
-      <w:r>
-        <w:t xml:space="preserve">, </w:t>
-      </w:r>
-      <w:proofErr w:type="spellStart"/>
-      <w:r>
-        <w:t>como</w:t>
-      </w:r>
-      <w:proofErr w:type="spellEnd"/>
-      <w:r>
-        <w:t xml:space="preserve"> </w:t>
-      </w:r>
-      <w:proofErr w:type="spellStart"/>
-      <w:r>
-        <w:t>fuso</w:t>
-      </w:r>
-      <w:proofErr w:type="spellEnd"/>
-      <w:r>
-        <w:t xml:space="preserve"> </w:t>
-      </w:r>
-      <w:proofErr w:type="spellStart"/>
-      <w:r>
-        <w:t>horário</w:t>
-      </w:r>
-      <w:proofErr w:type="spellEnd"/>
-      <w:r>
-        <w:t xml:space="preserve">, </w:t>
-      </w:r>
-      <w:proofErr w:type="spellStart"/>
-      <w:r>
-        <w:t>moeda</w:t>
-      </w:r>
-      <w:proofErr w:type="spellEnd"/>
-      <w:r>
-        <w:t xml:space="preserve"> e </w:t>
-      </w:r>
-      <w:proofErr w:type="spellStart"/>
-      <w:r>
-        <w:t>idioma</w:t>
-      </w:r>
-      <w:proofErr w:type="spellEnd"/>
-      <w:r>
-        <w:t xml:space="preserve"> e </w:t>
-      </w:r>
-      <w:proofErr w:type="spellStart"/>
-      <w:r>
-        <w:t>exibe</w:t>
-      </w:r>
-      <w:proofErr w:type="spellEnd"/>
-      <w:r>
-        <w:t xml:space="preserve"> num </w:t>
-      </w:r>
-      <w:proofErr w:type="spellStart"/>
-      <w:r>
-        <w:t>mapa</w:t>
-      </w:r>
-      <w:proofErr w:type="spellEnd"/>
-      <w:r>
-        <w:t xml:space="preserve"> </w:t>
-      </w:r>
-      <w:proofErr w:type="spellStart"/>
-      <w:r>
-        <w:t>todos</w:t>
-      </w:r>
-      <w:proofErr w:type="spellEnd"/>
-      <w:r>
-        <w:t xml:space="preserve"> </w:t>
-      </w:r>
-      <w:proofErr w:type="spellStart"/>
-      <w:r>
-        <w:t>os</w:t>
-      </w:r>
-      <w:proofErr w:type="spellEnd"/>
-      <w:r>
-        <w:t xml:space="preserve"> </w:t>
-      </w:r>
-      <w:proofErr w:type="spellStart"/>
-      <w:r>
-        <w:t>pontos</w:t>
-      </w:r>
-      <w:proofErr w:type="spellEnd"/>
-      <w:r>
-        <w:t xml:space="preserve"> </w:t>
-      </w:r>
-      <w:proofErr w:type="spellStart"/>
-      <w:r>
-        <w:t>visitados</w:t>
-      </w:r>
-      <w:proofErr w:type="spellEnd"/>
-      <w:r>
-        <w:t xml:space="preserve"> </w:t>
-      </w:r>
-      <w:proofErr w:type="spellStart"/>
-      <w:r>
-        <w:t>na</w:t>
-      </w:r>
-      <w:proofErr w:type="spellEnd"/>
-      <w:r>
-        <w:t xml:space="preserve"> </w:t>
-      </w:r>
-      <w:proofErr w:type="spellStart"/>
-      <w:r>
-        <w:t>respetiva</w:t>
-      </w:r>
-      <w:proofErr w:type="spellEnd"/>
-      <w:r>
-        <w:t xml:space="preserve"> </w:t>
-      </w:r>
-      <w:proofErr w:type="spellStart"/>
-      <w:r>
-        <w:t>viagem</w:t>
-      </w:r>
-      <w:proofErr w:type="spellEnd"/>
-      <w:r>
-        <w:t xml:space="preserve">. </w:t>
-      </w:r>
-      <w:proofErr w:type="gramStart"/>
-      <w:r>
-        <w:t>A</w:t>
-      </w:r>
-      <w:proofErr w:type="gramEnd"/>
-      <w:r>
-        <w:t xml:space="preserve"> aba </w:t>
-      </w:r>
-      <w:proofErr w:type="spellStart"/>
-      <w:r>
-        <w:t>estatisticas</w:t>
-      </w:r>
-      <w:proofErr w:type="spellEnd"/>
-      <w:r>
-        <w:t xml:space="preserve"> </w:t>
-      </w:r>
-      <w:proofErr w:type="spellStart"/>
-      <w:r>
-        <w:t>apresenta</w:t>
-      </w:r>
-      <w:proofErr w:type="spellEnd"/>
-      <w:r>
-        <w:t xml:space="preserve"> um </w:t>
-      </w:r>
-      <w:proofErr w:type="spellStart"/>
-      <w:r>
-        <w:t>resumo</w:t>
-      </w:r>
-      <w:proofErr w:type="spellEnd"/>
-      <w:r>
-        <w:t xml:space="preserve"> da </w:t>
-      </w:r>
-      <w:proofErr w:type="spellStart"/>
-      <w:r>
-        <w:t>viagem</w:t>
-      </w:r>
-      <w:proofErr w:type="spellEnd"/>
-      <w:r>
-        <w:t xml:space="preserve"> com dados </w:t>
-      </w:r>
-      <w:proofErr w:type="spellStart"/>
-      <w:r>
-        <w:t>como</w:t>
-      </w:r>
-      <w:proofErr w:type="spellEnd"/>
       <w:r>
         <w:t xml:space="preserve"> </w:t>
       </w:r>
@@ -985,6 +959,128 @@
       </w:tr>
       <w:tr>
         <w:trPr>
+          <w:trHeight w:val="33"/>
+          <w:jc w:val="center"/>
+        </w:trPr>
+        <w:tc>
+          <w:tcPr>
+            <w:tcW w:w="1438" w:type="dxa"/>
+            <w:vAlign w:val="center"/>
+          </w:tcPr>
+          <w:p>
+            <w:pPr>
+              <w:pStyle w:val="p1a"/>
+              <w:jc w:val="left"/>
+            </w:pPr>
+            <w:r>
+              <w:t>Category</w:t>
+            </w:r>
+          </w:p>
+        </w:tc>
+        <w:tc>
+          <w:tcPr>
+            <w:tcW w:w="2204" w:type="dxa"/>
+            <w:vAlign w:val="center"/>
+          </w:tcPr>
+          <w:p>
+            <w:pPr>
+              <w:pStyle w:val="p1a"/>
+              <w:jc w:val="left"/>
+            </w:pPr>
+            <w:proofErr w:type="spellStart"/>
+            <w:r>
+              <w:t>Categoria</w:t>
+            </w:r>
+            <w:proofErr w:type="spellEnd"/>
+          </w:p>
+        </w:tc>
+        <w:tc>
+          <w:tcPr>
+            <w:tcW w:w="2908" w:type="dxa"/>
+            <w:vAlign w:val="center"/>
+          </w:tcPr>
+          <w:p>
+            <w:pPr>
+              <w:pStyle w:val="p1a"/>
+              <w:jc w:val="left"/>
+            </w:pPr>
+            <w:proofErr w:type="spellStart"/>
+            <w:r>
+              <w:t>Classificação</w:t>
+            </w:r>
+            <w:proofErr w:type="spellEnd"/>
+            <w:r>
+              <w:t xml:space="preserve"> de um local, </w:t>
+            </w:r>
+            <w:proofErr w:type="spellStart"/>
+            <w:r>
+              <w:t>pode</w:t>
+            </w:r>
+            <w:proofErr w:type="spellEnd"/>
+            <w:r>
+              <w:t xml:space="preserve"> </w:t>
+            </w:r>
+            <w:proofErr w:type="spellStart"/>
+            <w:r>
+              <w:t>ser</w:t>
+            </w:r>
+            <w:proofErr w:type="spellEnd"/>
+            <w:r>
+              <w:t xml:space="preserve"> </w:t>
+            </w:r>
+            <w:proofErr w:type="spellStart"/>
+            <w:r>
+              <w:t>Restaurante</w:t>
+            </w:r>
+            <w:proofErr w:type="spellEnd"/>
+            <w:r>
+              <w:t xml:space="preserve">, </w:t>
+            </w:r>
+            <w:proofErr w:type="spellStart"/>
+            <w:r>
+              <w:t>Monumento</w:t>
+            </w:r>
+            <w:proofErr w:type="spellEnd"/>
+            <w:r>
+              <w:t xml:space="preserve">, </w:t>
+            </w:r>
+            <w:proofErr w:type="spellStart"/>
+            <w:r>
+              <w:t>Natureza</w:t>
+            </w:r>
+            <w:proofErr w:type="spellEnd"/>
+            <w:r>
+              <w:t xml:space="preserve">, </w:t>
+            </w:r>
+            <w:proofErr w:type="spellStart"/>
+            <w:r>
+              <w:t>Alojamento</w:t>
+            </w:r>
+            <w:proofErr w:type="spellEnd"/>
+            <w:r>
+              <w:t xml:space="preserve">, Praia, </w:t>
+            </w:r>
+            <w:proofErr w:type="spellStart"/>
+            <w:r>
+              <w:t>Museu</w:t>
+            </w:r>
+            <w:proofErr w:type="spellEnd"/>
+            <w:r>
+              <w:t xml:space="preserve"> </w:t>
+            </w:r>
+            <w:proofErr w:type="spellStart"/>
+            <w:r>
+              <w:t>ou</w:t>
+            </w:r>
+            <w:proofErr w:type="spellEnd"/>
+            <w:r>
+              <w:t xml:space="preserve"> Outro.</w:t>
+            </w:r>
+          </w:p>
+        </w:tc>
+      </w:tr>
+      <w:tr>
+        <w:trPr>
           <w:trHeight w:val="32"/>
           <w:jc w:val="center"/>
         </w:trPr>
@@ -999,7 +1095,7 @@
               <w:jc w:val="left"/>
             </w:pPr>
             <w:r>
-              <w:t>Base Currency</w:t>
+              <w:t>Geocoding</w:t>
             </w:r>
           </w:p>
         </w:tc>
@@ -1013,9 +1109,11 @@
               <w:pStyle w:val="p1a"/>
               <w:jc w:val="left"/>
             </w:pPr>
-            <w:r>
-              <w:t>Moeda Base</w:t>
-            </w:r>
+            <w:proofErr w:type="spellStart"/>
+            <w:r>
+              <w:t>Geocodificação</w:t>
+            </w:r>
+            <w:proofErr w:type="spellEnd"/>
           </w:p>
         </w:tc>
         <w:tc>
@@ -1028,44 +1126,57 @@
               <w:pStyle w:val="p1a"/>
               <w:jc w:val="left"/>
             </w:pPr>
-            <w:r>
-              <w:t xml:space="preserve">Moeda principal </w:t>
-            </w:r>
-            <w:proofErr w:type="spellStart"/>
-            <w:r>
-              <w:t>utilizada</w:t>
-            </w:r>
-            <w:proofErr w:type="spellEnd"/>
-            <w:r>
-              <w:t xml:space="preserve"> para o </w:t>
-            </w:r>
-            <w:proofErr w:type="spellStart"/>
-            <w:r>
-              <w:t>cálculo</w:t>
-            </w:r>
-            <w:proofErr w:type="spellEnd"/>
-            <w:r>
-              <w:t xml:space="preserve"> e </w:t>
-            </w:r>
-            <w:proofErr w:type="spellStart"/>
-            <w:r>
-              <w:t>apresentação</w:t>
-            </w:r>
-            <w:proofErr w:type="spellEnd"/>
-            <w:r>
-              <w:t xml:space="preserve"> das </w:t>
-            </w:r>
-            <w:proofErr w:type="spellStart"/>
-            <w:r>
-              <w:t>dispesas</w:t>
-            </w:r>
-            <w:proofErr w:type="spellEnd"/>
-            <w:r>
-              <w:t xml:space="preserve"> da </w:t>
-            </w:r>
-            <w:proofErr w:type="spellStart"/>
-            <w:r>
-              <w:t>viagem</w:t>
+            <w:proofErr w:type="spellStart"/>
+            <w:r>
+              <w:t>Processo</w:t>
+            </w:r>
+            <w:proofErr w:type="spellEnd"/>
+            <w:r>
+              <w:t xml:space="preserve"> de </w:t>
+            </w:r>
+            <w:proofErr w:type="spellStart"/>
+            <w:r>
+              <w:t>conversão</w:t>
+            </w:r>
+            <w:proofErr w:type="spellEnd"/>
+            <w:r>
+              <w:t xml:space="preserve"> entre </w:t>
+            </w:r>
+            <w:proofErr w:type="spellStart"/>
+            <w:r>
+              <w:t>coordenadas</w:t>
+            </w:r>
+            <w:proofErr w:type="spellEnd"/>
+            <w:r>
+              <w:t xml:space="preserve"> </w:t>
+            </w:r>
+            <w:proofErr w:type="spellStart"/>
+            <w:r>
+              <w:t>geográficas</w:t>
+            </w:r>
+            <w:proofErr w:type="spellEnd"/>
+            <w:r>
+              <w:t xml:space="preserve"> e um </w:t>
+            </w:r>
+            <w:proofErr w:type="spellStart"/>
+            <w:r>
+              <w:t>endereço</w:t>
+            </w:r>
+            <w:proofErr w:type="spellEnd"/>
+            <w:r>
+              <w:t xml:space="preserve"> </w:t>
+            </w:r>
+            <w:proofErr w:type="spellStart"/>
+            <w:r>
+              <w:t>físico</w:t>
+            </w:r>
+            <w:proofErr w:type="spellEnd"/>
+            <w:r>
+              <w:t xml:space="preserve"> </w:t>
+            </w:r>
+            <w:proofErr w:type="spellStart"/>
+            <w:r>
+              <w:t>legível</w:t>
             </w:r>
             <w:proofErr w:type="spellEnd"/>
             <w:r>
@@ -1090,7 +1201,7 @@
               <w:jc w:val="left"/>
             </w:pPr>
             <w:r>
-              <w:t>Country Info</w:t>
+              <w:t>GPS</w:t>
             </w:r>
           </w:p>
         </w:tc>
@@ -1104,13 +1215,8 @@
               <w:pStyle w:val="p1a"/>
               <w:jc w:val="left"/>
             </w:pPr>
-            <w:proofErr w:type="spellStart"/>
-            <w:r>
-              <w:t>Informação</w:t>
-            </w:r>
-            <w:proofErr w:type="spellEnd"/>
-            <w:r>
-              <w:t xml:space="preserve"> do País</w:t>
+            <w:r>
+              <w:t>GPS</w:t>
             </w:r>
           </w:p>
         </w:tc>
@@ -1125,19 +1231,11 @@
               <w:jc w:val="left"/>
             </w:pPr>
             <w:r>
-              <w:t xml:space="preserve">Dados </w:t>
-            </w:r>
-            <w:proofErr w:type="spellStart"/>
-            <w:r>
-              <w:t>geográficos</w:t>
-            </w:r>
-            <w:proofErr w:type="spellEnd"/>
-            <w:r>
-              <w:t xml:space="preserve"> e </w:t>
-            </w:r>
-            <w:proofErr w:type="spellStart"/>
-            <w:r>
-              <w:t>culturais</w:t>
+              <w:t xml:space="preserve">Sistema de </w:t>
+            </w:r>
+            <w:proofErr w:type="spellStart"/>
+            <w:r>
+              <w:t>posicionamento</w:t>
             </w:r>
             <w:proofErr w:type="spellEnd"/>
             <w:r>
@@ -1145,15 +1243,7 @@
             </w:r>
             <w:proofErr w:type="spellStart"/>
             <w:r>
-              <w:t>sobre</w:t>
-            </w:r>
-            <w:proofErr w:type="spellEnd"/>
-            <w:r>
-              <w:t xml:space="preserve"> o </w:t>
-            </w:r>
-            <w:proofErr w:type="spellStart"/>
-            <w:r>
-              <w:t>país</w:t>
+              <w:t>por</w:t>
             </w:r>
             <w:proofErr w:type="spellEnd"/>
             <w:r>
@@ -1161,171 +1251,11 @@
             </w:r>
             <w:proofErr w:type="spellStart"/>
             <w:r>
-              <w:t>visitado</w:t>
-            </w:r>
-            <w:proofErr w:type="spellEnd"/>
-            <w:r>
-              <w:t xml:space="preserve">, tais </w:t>
-            </w:r>
-            <w:proofErr w:type="spellStart"/>
-            <w:r>
-              <w:t>como</w:t>
-            </w:r>
-            <w:proofErr w:type="spellEnd"/>
-            <w:r>
-              <w:t xml:space="preserve"> </w:t>
-            </w:r>
-            <w:proofErr w:type="spellStart"/>
-            <w:r>
-              <w:t>moeda</w:t>
-            </w:r>
-            <w:proofErr w:type="spellEnd"/>
-            <w:r>
-              <w:t xml:space="preserve">, </w:t>
-            </w:r>
-            <w:proofErr w:type="spellStart"/>
-            <w:r>
-              <w:t>fuso</w:t>
-            </w:r>
-            <w:proofErr w:type="spellEnd"/>
-            <w:r>
-              <w:t xml:space="preserve"> </w:t>
-            </w:r>
-            <w:proofErr w:type="spellStart"/>
-            <w:r>
-              <w:t>horário</w:t>
-            </w:r>
-            <w:proofErr w:type="spellEnd"/>
-            <w:r>
-              <w:t xml:space="preserve"> e </w:t>
-            </w:r>
-            <w:proofErr w:type="spellStart"/>
-            <w:r>
-              <w:t>idioma</w:t>
-            </w:r>
-            <w:proofErr w:type="spellEnd"/>
-            <w:r>
-              <w:t>.</w:t>
-            </w:r>
-          </w:p>
-        </w:tc>
-      </w:tr>
-      <w:tr>
-        <w:trPr>
-          <w:trHeight w:val="32"/>
-          <w:jc w:val="center"/>
-        </w:trPr>
-        <w:tc>
-          <w:tcPr>
-            <w:tcW w:w="1438" w:type="dxa"/>
-            <w:vAlign w:val="center"/>
-          </w:tcPr>
-          <w:p>
-            <w:pPr>
-              <w:pStyle w:val="p1a"/>
-              <w:jc w:val="left"/>
-            </w:pPr>
-            <w:r>
-              <w:t>Exchange Rate</w:t>
-            </w:r>
-          </w:p>
-        </w:tc>
-        <w:tc>
-          <w:tcPr>
-            <w:tcW w:w="2204" w:type="dxa"/>
-            <w:vAlign w:val="center"/>
-          </w:tcPr>
-          <w:p>
-            <w:pPr>
-              <w:pStyle w:val="p1a"/>
-              <w:jc w:val="left"/>
-            </w:pPr>
-            <w:r>
-              <w:t xml:space="preserve">Taxa de </w:t>
-            </w:r>
-            <w:proofErr w:type="spellStart"/>
-            <w:r>
-              <w:t>Câmbio</w:t>
-            </w:r>
-            <w:proofErr w:type="spellEnd"/>
-          </w:p>
-        </w:tc>
-        <w:tc>
-          <w:tcPr>
-            <w:tcW w:w="2908" w:type="dxa"/>
-            <w:vAlign w:val="center"/>
-          </w:tcPr>
-          <w:p>
-            <w:pPr>
-              <w:pStyle w:val="p1a"/>
-              <w:jc w:val="left"/>
-            </w:pPr>
-            <w:r>
-              <w:t xml:space="preserve">Factor de </w:t>
-            </w:r>
-            <w:proofErr w:type="spellStart"/>
-            <w:r>
-              <w:t>conversão</w:t>
-            </w:r>
-            <w:proofErr w:type="spellEnd"/>
-            <w:r>
-              <w:t xml:space="preserve"> </w:t>
-            </w:r>
-            <w:proofErr w:type="spellStart"/>
-            <w:r>
-              <w:t>monetária</w:t>
-            </w:r>
-            <w:proofErr w:type="spellEnd"/>
-            <w:r>
-              <w:t xml:space="preserve"> </w:t>
-            </w:r>
-            <w:proofErr w:type="spellStart"/>
-            <w:r>
-              <w:t>aplicado</w:t>
-            </w:r>
-            <w:proofErr w:type="spellEnd"/>
-            <w:r>
-              <w:t xml:space="preserve"> para </w:t>
-            </w:r>
-            <w:proofErr w:type="spellStart"/>
-            <w:r>
-              <w:t>calcular</w:t>
-            </w:r>
-            <w:proofErr w:type="spellEnd"/>
-            <w:r>
-              <w:t xml:space="preserve"> </w:t>
-            </w:r>
-            <w:proofErr w:type="spellStart"/>
-            <w:r>
-              <w:t>gastos</w:t>
-            </w:r>
-            <w:proofErr w:type="spellEnd"/>
-            <w:r>
-              <w:t xml:space="preserve"> </w:t>
-            </w:r>
-            <w:proofErr w:type="spellStart"/>
-            <w:r>
-              <w:t>em</w:t>
-            </w:r>
-            <w:proofErr w:type="spellEnd"/>
-            <w:r>
-              <w:t xml:space="preserve"> </w:t>
-            </w:r>
-            <w:proofErr w:type="spellStart"/>
-            <w:r>
-              <w:t>diferentes</w:t>
-            </w:r>
-            <w:proofErr w:type="spellEnd"/>
-            <w:r>
-              <w:t xml:space="preserve"> </w:t>
-            </w:r>
-            <w:proofErr w:type="spellStart"/>
-            <w:r>
-              <w:t>moedas</w:t>
-            </w:r>
-            <w:proofErr w:type="spellEnd"/>
-            <w:r>
-              <w:t>.</w:t>
+              <w:t>satélite</w:t>
+            </w:r>
+            <w:proofErr w:type="spellEnd"/>
+            <w:r>
+              <w:t xml:space="preserve"> que devolve latitude e longitude.</w:t>
             </w:r>
           </w:p>
         </w:tc>
@@ -1347,7 +1277,7 @@
             </w:pPr>
             <w:r>
               <w:lastRenderedPageBreak/>
-              <w:t>Expense</w:t>
+              <w:t>Map</w:t>
             </w:r>
           </w:p>
         </w:tc>
@@ -1361,11 +1291,9 @@
               <w:pStyle w:val="p1a"/>
               <w:jc w:val="left"/>
             </w:pPr>
-            <w:proofErr w:type="spellStart"/>
-            <w:r>
-              <w:t>Despesa</w:t>
-            </w:r>
-            <w:proofErr w:type="spellEnd"/>
+            <w:r>
+              <w:t>Mapa</w:t>
+            </w:r>
           </w:p>
         </w:tc>
         <w:tc>
@@ -1378,20 +1306,17 @@
               <w:pStyle w:val="p1a"/>
               <w:jc w:val="left"/>
             </w:pPr>
-            <w:r>
-              <w:t xml:space="preserve">Valor </w:t>
-            </w:r>
-            <w:proofErr w:type="spellStart"/>
-            <w:r>
-              <w:t>gasto</w:t>
-            </w:r>
-            <w:proofErr w:type="spellEnd"/>
-            <w:r>
-              <w:t xml:space="preserve"> num local, </w:t>
-            </w:r>
-            <w:proofErr w:type="spellStart"/>
-            <w:r>
-              <w:t>registado</w:t>
+            <w:proofErr w:type="spellStart"/>
+            <w:r>
+              <w:t>Ecrã</w:t>
+            </w:r>
+            <w:proofErr w:type="spellEnd"/>
+            <w:r>
+              <w:t xml:space="preserve"> com </w:t>
+            </w:r>
+            <w:proofErr w:type="spellStart"/>
+            <w:r>
+              <w:t>os</w:t>
             </w:r>
             <w:proofErr w:type="spellEnd"/>
             <w:r>
@@ -1399,142 +1324,17 @@
             </w:r>
             <w:proofErr w:type="spellStart"/>
             <w:r>
-              <w:t>na</w:t>
-            </w:r>
-            <w:proofErr w:type="spellEnd"/>
-            <w:r>
-              <w:t xml:space="preserve"> </w:t>
-            </w:r>
-            <w:proofErr w:type="spellStart"/>
-            <w:r>
-              <w:t>moeda</w:t>
-            </w:r>
-            <w:proofErr w:type="spellEnd"/>
-            <w:r>
-              <w:t xml:space="preserve"> do local e </w:t>
-            </w:r>
-            <w:proofErr w:type="spellStart"/>
-            <w:r>
-              <w:t>convertido</w:t>
-            </w:r>
-            <w:proofErr w:type="spellEnd"/>
-            <w:r>
-              <w:t xml:space="preserve"> para a </w:t>
-            </w:r>
-            <w:proofErr w:type="spellStart"/>
-            <w:r>
-              <w:t>moeda</w:t>
-            </w:r>
-            <w:proofErr w:type="spellEnd"/>
-            <w:r>
-              <w:t xml:space="preserve"> base.</w:t>
-            </w:r>
-          </w:p>
-        </w:tc>
-      </w:tr>
-      <w:tr>
-        <w:trPr>
-          <w:trHeight w:val="32"/>
-          <w:jc w:val="center"/>
-        </w:trPr>
-        <w:tc>
-          <w:tcPr>
-            <w:tcW w:w="1438" w:type="dxa"/>
-            <w:vAlign w:val="center"/>
-          </w:tcPr>
-          <w:p>
-            <w:pPr>
-              <w:pStyle w:val="p1a"/>
-              <w:jc w:val="left"/>
-            </w:pPr>
-            <w:r>
-              <w:t>Geocoding</w:t>
-            </w:r>
-          </w:p>
-        </w:tc>
-        <w:tc>
-          <w:tcPr>
-            <w:tcW w:w="2204" w:type="dxa"/>
-            <w:vAlign w:val="center"/>
-          </w:tcPr>
-          <w:p>
-            <w:pPr>
-              <w:pStyle w:val="p1a"/>
-              <w:jc w:val="left"/>
-            </w:pPr>
-            <w:proofErr w:type="spellStart"/>
-            <w:r>
-              <w:t>Geocodificação</w:t>
-            </w:r>
-            <w:proofErr w:type="spellEnd"/>
-          </w:p>
-        </w:tc>
-        <w:tc>
-          <w:tcPr>
-            <w:tcW w:w="2908" w:type="dxa"/>
-            <w:vAlign w:val="center"/>
-          </w:tcPr>
-          <w:p>
-            <w:pPr>
-              <w:pStyle w:val="p1a"/>
-              <w:jc w:val="left"/>
-            </w:pPr>
-            <w:proofErr w:type="spellStart"/>
-            <w:r>
-              <w:t>Processo</w:t>
-            </w:r>
-            <w:proofErr w:type="spellEnd"/>
-            <w:r>
-              <w:t xml:space="preserve"> de </w:t>
-            </w:r>
-            <w:proofErr w:type="spellStart"/>
-            <w:r>
-              <w:t>conversão</w:t>
-            </w:r>
-            <w:proofErr w:type="spellEnd"/>
-            <w:r>
-              <w:t xml:space="preserve"> entre </w:t>
-            </w:r>
-            <w:proofErr w:type="spellStart"/>
-            <w:r>
-              <w:t>coordenadas</w:t>
-            </w:r>
-            <w:proofErr w:type="spellEnd"/>
-            <w:r>
-              <w:t xml:space="preserve"> </w:t>
-            </w:r>
-            <w:proofErr w:type="spellStart"/>
-            <w:r>
-              <w:t>geográficas</w:t>
-            </w:r>
-            <w:proofErr w:type="spellEnd"/>
-            <w:r>
-              <w:t xml:space="preserve"> e um </w:t>
-            </w:r>
-            <w:proofErr w:type="spellStart"/>
-            <w:r>
-              <w:t>endereço</w:t>
-            </w:r>
-            <w:proofErr w:type="spellEnd"/>
-            <w:r>
-              <w:t xml:space="preserve"> </w:t>
-            </w:r>
-            <w:proofErr w:type="spellStart"/>
-            <w:r>
-              <w:t>físico</w:t>
-            </w:r>
-            <w:proofErr w:type="spellEnd"/>
-            <w:r>
-              <w:t xml:space="preserve"> </w:t>
-            </w:r>
-            <w:proofErr w:type="spellStart"/>
-            <w:r>
-              <w:t>legível</w:t>
-            </w:r>
-            <w:proofErr w:type="spellEnd"/>
-            <w:r>
-              <w:t>.</w:t>
-            </w:r>
+              <w:t>locais</w:t>
+            </w:r>
+            <w:proofErr w:type="spellEnd"/>
+            <w:r>
+              <w:t xml:space="preserve"> da </w:t>
+            </w:r>
+            <w:proofErr w:type="spellStart"/>
+            <w:r>
+              <w:t>viagem</w:t>
+            </w:r>
+            <w:proofErr w:type="spellEnd"/>
           </w:p>
         </w:tc>
       </w:tr>
@@ -1554,7 +1354,7 @@
               <w:jc w:val="left"/>
             </w:pPr>
             <w:r>
-              <w:t>GPS</w:t>
+              <w:t>Marker</w:t>
             </w:r>
           </w:p>
         </w:tc>
@@ -1568,9 +1368,11 @@
               <w:pStyle w:val="p1a"/>
               <w:jc w:val="left"/>
             </w:pPr>
-            <w:r>
-              <w:t>GPS</w:t>
-            </w:r>
+            <w:proofErr w:type="spellStart"/>
+            <w:r>
+              <w:t>Marcador</w:t>
+            </w:r>
+            <w:proofErr w:type="spellEnd"/>
           </w:p>
         </w:tc>
         <w:tc>
@@ -1583,12 +1385,9 @@
               <w:pStyle w:val="p1a"/>
               <w:jc w:val="left"/>
             </w:pPr>
-            <w:r>
-              <w:t xml:space="preserve">Sistema de </w:t>
-            </w:r>
-            <w:proofErr w:type="spellStart"/>
-            <w:r>
-              <w:t>posicionamento</w:t>
+            <w:proofErr w:type="spellStart"/>
+            <w:r>
+              <w:t>Pino</w:t>
             </w:r>
             <w:proofErr w:type="spellEnd"/>
             <w:r>
@@ -1596,27 +1395,35 @@
             </w:r>
             <w:proofErr w:type="spellStart"/>
             <w:r>
-              <w:t>por</w:t>
-            </w:r>
-            <w:proofErr w:type="spellEnd"/>
-            <w:r>
-              <w:t xml:space="preserve"> </w:t>
-            </w:r>
-            <w:proofErr w:type="spellStart"/>
-            <w:r>
-              <w:t>satélite</w:t>
-            </w:r>
-            <w:proofErr w:type="spellEnd"/>
-            <w:r>
-              <w:t xml:space="preserve"> </w:t>
-            </w:r>
-            <w:proofErr w:type="spellStart"/>
-            <w:r>
-              <w:t>que</w:t>
-            </w:r>
-            <w:proofErr w:type="spellEnd"/>
-            <w:r>
-              <w:t xml:space="preserve"> devolve latitude e longitude.</w:t>
+              <w:t>colocado</w:t>
+            </w:r>
+            <w:proofErr w:type="spellEnd"/>
+            <w:r>
+              <w:t xml:space="preserve"> no </w:t>
+            </w:r>
+            <w:proofErr w:type="spellStart"/>
+            <w:r>
+              <w:t>mapa</w:t>
+            </w:r>
+            <w:proofErr w:type="spellEnd"/>
+            <w:r>
+              <w:t xml:space="preserve">, com a </w:t>
+            </w:r>
+            <w:proofErr w:type="spellStart"/>
+            <w:r>
+              <w:t>cor</w:t>
+            </w:r>
+            <w:proofErr w:type="spellEnd"/>
+            <w:r>
+              <w:t xml:space="preserve"> da </w:t>
+            </w:r>
+            <w:proofErr w:type="spellStart"/>
+            <w:r>
+              <w:t>categoria</w:t>
+            </w:r>
+            <w:proofErr w:type="spellEnd"/>
+            <w:r>
+              <w:t xml:space="preserve"> do local.</w:t>
             </w:r>
           </w:p>
         </w:tc>
@@ -1637,7 +1444,7 @@
               <w:jc w:val="left"/>
             </w:pPr>
             <w:r>
-              <w:t>Map</w:t>
+              <w:t>Photo</w:t>
             </w:r>
           </w:p>
         </w:tc>
@@ -1651,9 +1458,11 @@
               <w:pStyle w:val="p1a"/>
               <w:jc w:val="left"/>
             </w:pPr>
-            <w:r>
-              <w:t>Mapa</w:t>
-            </w:r>
+            <w:proofErr w:type="spellStart"/>
+            <w:r>
+              <w:t>Fotografia</w:t>
+            </w:r>
+            <w:proofErr w:type="spellEnd"/>
           </w:p>
         </w:tc>
         <w:tc>
@@ -1668,15 +1477,7 @@
             </w:pPr>
             <w:proofErr w:type="spellStart"/>
             <w:r>
-              <w:t>Ecrã</w:t>
-            </w:r>
-            <w:proofErr w:type="spellEnd"/>
-            <w:r>
-              <w:t xml:space="preserve"> com </w:t>
-            </w:r>
-            <w:proofErr w:type="spellStart"/>
-            <w:r>
-              <w:t>os</w:t>
+              <w:t>Imagem</w:t>
             </w:r>
             <w:proofErr w:type="spellEnd"/>
             <w:r>
@@ -1684,17 +1485,20 @@
             </w:r>
             <w:proofErr w:type="spellStart"/>
             <w:r>
-              <w:t>locais</w:t>
-            </w:r>
-            <w:proofErr w:type="spellEnd"/>
-            <w:r>
-              <w:t xml:space="preserve"> da </w:t>
-            </w:r>
-            <w:proofErr w:type="spellStart"/>
-            <w:r>
-              <w:t>viagem</w:t>
-            </w:r>
-            <w:proofErr w:type="spellEnd"/>
+              <w:t>tirada</w:t>
+            </w:r>
+            <w:proofErr w:type="spellEnd"/>
+            <w:r>
+              <w:t xml:space="preserve"> </w:t>
+            </w:r>
+            <w:proofErr w:type="spellStart"/>
+            <w:r>
+              <w:t>num</w:t>
+            </w:r>
+            <w:proofErr w:type="spellEnd"/>
+            <w:r>
+              <w:t xml:space="preserve"> local</w:t>
+            </w:r>
           </w:p>
         </w:tc>
       </w:tr>
@@ -1714,7 +1518,7 @@
               <w:jc w:val="left"/>
             </w:pPr>
             <w:r>
-              <w:t>Marker</w:t>
+              <w:t>Place</w:t>
             </w:r>
           </w:p>
         </w:tc>
@@ -1728,11 +1532,9 @@
               <w:pStyle w:val="p1a"/>
               <w:jc w:val="left"/>
             </w:pPr>
-            <w:proofErr w:type="spellStart"/>
-            <w:r>
-              <w:t>Marcador</w:t>
-            </w:r>
-            <w:proofErr w:type="spellEnd"/>
+            <w:r>
+              <w:t>Local</w:t>
+            </w:r>
           </w:p>
         </w:tc>
         <w:tc>
@@ -1746,39 +1548,47 @@
               <w:jc w:val="left"/>
             </w:pPr>
             <w:r>
-              <w:t xml:space="preserve">Pino </w:t>
-            </w:r>
-            <w:proofErr w:type="spellStart"/>
-            <w:r>
-              <w:t>colocado</w:t>
-            </w:r>
-            <w:proofErr w:type="spellEnd"/>
-            <w:r>
-              <w:t xml:space="preserve"> no </w:t>
-            </w:r>
-            <w:proofErr w:type="spellStart"/>
-            <w:r>
-              <w:t>mapa</w:t>
-            </w:r>
-            <w:proofErr w:type="spellEnd"/>
-            <w:r>
-              <w:t xml:space="preserve">, com a </w:t>
-            </w:r>
-            <w:proofErr w:type="spellStart"/>
-            <w:r>
-              <w:t>cor</w:t>
-            </w:r>
-            <w:proofErr w:type="spellEnd"/>
-            <w:r>
-              <w:t xml:space="preserve"> da </w:t>
-            </w:r>
-            <w:proofErr w:type="spellStart"/>
-            <w:r>
-              <w:t>categoria</w:t>
-            </w:r>
-            <w:proofErr w:type="spellEnd"/>
-            <w:r>
-              <w:t xml:space="preserve"> do local.</w:t>
+              <w:t xml:space="preserve">Ponto de </w:t>
+            </w:r>
+            <w:proofErr w:type="spellStart"/>
+            <w:r>
+              <w:t>interesse</w:t>
+            </w:r>
+            <w:proofErr w:type="spellEnd"/>
+            <w:r>
+              <w:t xml:space="preserve"> </w:t>
+            </w:r>
+            <w:proofErr w:type="spellStart"/>
+            <w:r>
+              <w:t>registado</w:t>
+            </w:r>
+            <w:proofErr w:type="spellEnd"/>
+            <w:r>
+              <w:t xml:space="preserve"> </w:t>
+            </w:r>
+            <w:proofErr w:type="spellStart"/>
+            <w:r>
+              <w:t>dentro</w:t>
+            </w:r>
+            <w:proofErr w:type="spellEnd"/>
+            <w:r>
+              <w:t xml:space="preserve"> de </w:t>
+            </w:r>
+            <w:proofErr w:type="spellStart"/>
+            <w:r>
+              <w:t>uma</w:t>
+            </w:r>
+            <w:proofErr w:type="spellEnd"/>
+            <w:r>
+              <w:t xml:space="preserve"> </w:t>
+            </w:r>
+            <w:proofErr w:type="spellStart"/>
+            <w:r>
+              <w:t>viagem</w:t>
+            </w:r>
+            <w:proofErr w:type="spellEnd"/>
+            <w:r>
+              <w:t>.</w:t>
             </w:r>
           </w:p>
         </w:tc>
@@ -1799,7 +1609,7 @@
               <w:jc w:val="left"/>
             </w:pPr>
             <w:r>
-              <w:t>Photo</w:t>
+              <w:t>Rating</w:t>
             </w:r>
           </w:p>
         </w:tc>
@@ -1815,7 +1625,7 @@
             </w:pPr>
             <w:proofErr w:type="spellStart"/>
             <w:r>
-              <w:t>Fotografia</w:t>
+              <w:t>Avaliação</w:t>
             </w:r>
             <w:proofErr w:type="spellEnd"/>
           </w:p>
@@ -1830,21 +1640,24 @@
               <w:pStyle w:val="p1a"/>
               <w:jc w:val="left"/>
             </w:pPr>
-            <w:proofErr w:type="spellStart"/>
-            <w:r>
-              <w:t>Imagem</w:t>
+            <w:r>
+              <w:t xml:space="preserve">Nota de 1 a 5 </w:t>
+            </w:r>
+            <w:proofErr w:type="spellStart"/>
+            <w:r>
+              <w:t>atribuída</w:t>
             </w:r>
             <w:proofErr w:type="spellEnd"/>
             <w:r>
               <w:t xml:space="preserve"> </w:t>
             </w:r>
-            <w:proofErr w:type="spellStart"/>
-            <w:r>
-              <w:t>tirada</w:t>
-            </w:r>
-            <w:proofErr w:type="spellEnd"/>
-            <w:r>
-              <w:t xml:space="preserve"> num local</w:t>
+            <w:proofErr w:type="gramStart"/>
+            <w:r>
+              <w:t>a</w:t>
+            </w:r>
+            <w:proofErr w:type="gramEnd"/>
+            <w:r>
+              <w:t xml:space="preserve"> um local.</w:t>
             </w:r>
           </w:p>
         </w:tc>
@@ -1865,7 +1678,7 @@
               <w:jc w:val="left"/>
             </w:pPr>
             <w:r>
-              <w:t>Place</w:t>
+              <w:t>Trip</w:t>
             </w:r>
           </w:p>
         </w:tc>
@@ -1879,9 +1692,11 @@
               <w:pStyle w:val="p1a"/>
               <w:jc w:val="left"/>
             </w:pPr>
-            <w:r>
-              <w:t>Local</w:t>
-            </w:r>
+            <w:proofErr w:type="spellStart"/>
+            <w:r>
+              <w:t>Viagem</w:t>
+            </w:r>
+            <w:proofErr w:type="spellEnd"/>
           </w:p>
         </w:tc>
         <w:tc>
@@ -1894,12 +1709,17 @@
               <w:pStyle w:val="p1a"/>
               <w:jc w:val="left"/>
             </w:pPr>
-            <w:r>
-              <w:t xml:space="preserve">Ponto de interesse </w:t>
-            </w:r>
-            <w:proofErr w:type="spellStart"/>
-            <w:r>
-              <w:t>registado</w:t>
+            <w:proofErr w:type="spellStart"/>
+            <w:r>
+              <w:t>Conjunto</w:t>
+            </w:r>
+            <w:proofErr w:type="spellEnd"/>
+            <w:r>
+              <w:t xml:space="preserve"> de </w:t>
+            </w:r>
+            <w:proofErr w:type="spellStart"/>
+            <w:r>
+              <w:t>locais</w:t>
             </w:r>
             <w:proofErr w:type="spellEnd"/>
             <w:r>
@@ -1907,7 +1727,31 @@
             </w:r>
             <w:proofErr w:type="spellStart"/>
             <w:r>
-              <w:t>dentro</w:t>
+              <w:t>visitados</w:t>
+            </w:r>
+            <w:proofErr w:type="spellEnd"/>
+            <w:r>
+              <w:t xml:space="preserve"> entre </w:t>
+            </w:r>
+            <w:proofErr w:type="spellStart"/>
+            <w:r>
+              <w:t>uma</w:t>
+            </w:r>
+            <w:proofErr w:type="spellEnd"/>
+            <w:r>
+              <w:t xml:space="preserve"> data de </w:t>
+            </w:r>
+            <w:proofErr w:type="spellStart"/>
+            <w:r>
+              <w:t>início</w:t>
+            </w:r>
+            <w:proofErr w:type="spellEnd"/>
+            <w:r>
+              <w:t xml:space="preserve"> e </w:t>
+            </w:r>
+            <w:proofErr w:type="spellStart"/>
+            <w:r>
+              <w:t>uma</w:t>
             </w:r>
             <w:proofErr w:type="spellEnd"/>
             <w:r>
@@ -1915,15 +1759,7 @@
             </w:r>
             <w:proofErr w:type="spellStart"/>
             <w:r>
-              <w:t>uma</w:t>
-            </w:r>
-            <w:proofErr w:type="spellEnd"/>
-            <w:r>
-              <w:t xml:space="preserve"> </w:t>
-            </w:r>
-            <w:proofErr w:type="spellStart"/>
-            <w:r>
-              <w:t>viagem</w:t>
+              <w:t>fim</w:t>
             </w:r>
             <w:proofErr w:type="spellEnd"/>
             <w:r>
@@ -1948,7 +1784,7 @@
               <w:jc w:val="left"/>
             </w:pPr>
             <w:r>
-              <w:t>Rating</w:t>
+              <w:t>Trip Member</w:t>
             </w:r>
           </w:p>
         </w:tc>
@@ -1964,7 +1800,7 @@
             </w:pPr>
             <w:proofErr w:type="spellStart"/>
             <w:r>
-              <w:t>Avaliação</w:t>
+              <w:t>Participante</w:t>
             </w:r>
             <w:proofErr w:type="spellEnd"/>
           </w:p>
@@ -1979,24 +1815,85 @@
               <w:pStyle w:val="p1a"/>
               <w:jc w:val="left"/>
             </w:pPr>
-            <w:r>
-              <w:t xml:space="preserve">Nota de 1 a 5 </w:t>
-            </w:r>
-            <w:proofErr w:type="spellStart"/>
-            <w:r>
-              <w:t>atribuída</w:t>
+            <w:proofErr w:type="spellStart"/>
+            <w:r>
+              <w:t>Registo</w:t>
+            </w:r>
+            <w:proofErr w:type="spellEnd"/>
+            <w:r>
+              <w:t xml:space="preserve"> que </w:t>
+            </w:r>
+            <w:proofErr w:type="spellStart"/>
+            <w:r>
+              <w:t>associa</w:t>
+            </w:r>
+            <w:proofErr w:type="spellEnd"/>
+            <w:r>
+              <w:t xml:space="preserve"> um </w:t>
+            </w:r>
+            <w:proofErr w:type="spellStart"/>
+            <w:r>
+              <w:t>utilizador</w:t>
+            </w:r>
+            <w:proofErr w:type="spellEnd"/>
+            <w:r>
+              <w:t xml:space="preserve"> a </w:t>
+            </w:r>
+            <w:proofErr w:type="spellStart"/>
+            <w:r>
+              <w:t>uma</w:t>
             </w:r>
             <w:proofErr w:type="spellEnd"/>
             <w:r>
               <w:t xml:space="preserve"> </w:t>
             </w:r>
-            <w:proofErr w:type="gramStart"/>
-            <w:r>
-              <w:t>a</w:t>
-            </w:r>
-            <w:proofErr w:type="gramEnd"/>
-            <w:r>
-              <w:t xml:space="preserve"> um local.</w:t>
+            <w:proofErr w:type="spellStart"/>
+            <w:r>
+              <w:t>viagem</w:t>
+            </w:r>
+            <w:proofErr w:type="spellEnd"/>
+            <w:r>
+              <w:t xml:space="preserve">, </w:t>
+            </w:r>
+            <w:proofErr w:type="spellStart"/>
+            <w:r>
+              <w:t>determinando</w:t>
+            </w:r>
+            <w:proofErr w:type="spellEnd"/>
+            <w:r>
+              <w:t xml:space="preserve"> o </w:t>
+            </w:r>
+            <w:proofErr w:type="spellStart"/>
+            <w:r>
+              <w:t>seu</w:t>
+            </w:r>
+            <w:proofErr w:type="spellEnd"/>
+            <w:r>
+              <w:t xml:space="preserve"> </w:t>
+            </w:r>
+            <w:proofErr w:type="spellStart"/>
+            <w:r>
+              <w:t>papel</w:t>
+            </w:r>
+            <w:proofErr w:type="spellEnd"/>
+            <w:r>
+              <w:t xml:space="preserve"> e </w:t>
+            </w:r>
+            <w:proofErr w:type="spellStart"/>
+            <w:r>
+              <w:t>nível</w:t>
+            </w:r>
+            <w:proofErr w:type="spellEnd"/>
+            <w:r>
+              <w:t xml:space="preserve"> de </w:t>
+            </w:r>
+            <w:proofErr w:type="spellStart"/>
+            <w:r>
+              <w:t>acesso</w:t>
+            </w:r>
+            <w:proofErr w:type="spellEnd"/>
+            <w:r>
+              <w:t>.</w:t>
             </w:r>
           </w:p>
         </w:tc>
@@ -2017,8 +1914,10 @@
               <w:jc w:val="left"/>
             </w:pPr>
             <w:r>
-              <w:t>Trip</w:t>
-            </w:r>
+              <w:t>User</w:t>
+            </w:r>
+            <w:bookmarkStart w:id="0" w:name="_GoBack"/>
+            <w:bookmarkEnd w:id="0"/>
           </w:p>
         </w:tc>
         <w:tc>
@@ -2033,7 +1932,7 @@
             </w:pPr>
             <w:proofErr w:type="spellStart"/>
             <w:r>
-              <w:t>Viagem</w:t>
+              <w:t>Utilizador</w:t>
             </w:r>
             <w:proofErr w:type="spellEnd"/>
           </w:p>
@@ -2049,11 +1948,11 @@
               <w:jc w:val="left"/>
             </w:pPr>
             <w:r>
-              <w:t xml:space="preserve">Conjunto de </w:t>
-            </w:r>
-            <w:proofErr w:type="spellStart"/>
-            <w:r>
-              <w:t>locais</w:t>
+              <w:t xml:space="preserve">Pessoa </w:t>
+            </w:r>
+            <w:proofErr w:type="spellStart"/>
+            <w:r>
+              <w:t>registada</w:t>
             </w:r>
             <w:proofErr w:type="spellEnd"/>
             <w:r>
@@ -2061,97 +1960,7 @@
             </w:r>
             <w:proofErr w:type="spellStart"/>
             <w:r>
-              <w:t>visitados</w:t>
-            </w:r>
-            <w:proofErr w:type="spellEnd"/>
-            <w:r>
-              <w:t xml:space="preserve"> entre </w:t>
-            </w:r>
-            <w:proofErr w:type="spellStart"/>
-            <w:r>
-              <w:t>uma</w:t>
-            </w:r>
-            <w:proofErr w:type="spellEnd"/>
-            <w:r>
-              <w:t xml:space="preserve"> data de </w:t>
-            </w:r>
-            <w:proofErr w:type="spellStart"/>
-            <w:r>
-              <w:t>início</w:t>
-            </w:r>
-            <w:proofErr w:type="spellEnd"/>
-            <w:r>
-              <w:t xml:space="preserve"> e </w:t>
-            </w:r>
-            <w:proofErr w:type="spellStart"/>
-            <w:r>
-              <w:t>uma</w:t>
-            </w:r>
-            <w:proofErr w:type="spellEnd"/>
-            <w:r>
-              <w:t xml:space="preserve"> de </w:t>
-            </w:r>
-            <w:proofErr w:type="spellStart"/>
-            <w:r>
-              <w:t>fim</w:t>
-            </w:r>
-            <w:proofErr w:type="spellEnd"/>
-            <w:r>
-              <w:t>.</w:t>
-            </w:r>
-          </w:p>
-        </w:tc>
-      </w:tr>
-      <w:tr>
-        <w:trPr>
-          <w:trHeight w:val="33"/>
-          <w:jc w:val="center"/>
-        </w:trPr>
-        <w:tc>
-          <w:tcPr>
-            <w:tcW w:w="1438" w:type="dxa"/>
-            <w:vAlign w:val="center"/>
-          </w:tcPr>
-          <w:p>
-            <w:pPr>
-              <w:pStyle w:val="p1a"/>
-              <w:jc w:val="left"/>
-            </w:pPr>
-            <w:r>
-              <w:t>Trip Member</w:t>
-            </w:r>
-          </w:p>
-        </w:tc>
-        <w:tc>
-          <w:tcPr>
-            <w:tcW w:w="2204" w:type="dxa"/>
-            <w:vAlign w:val="center"/>
-          </w:tcPr>
-          <w:p>
-            <w:pPr>
-              <w:pStyle w:val="p1a"/>
-              <w:jc w:val="left"/>
-            </w:pPr>
-            <w:proofErr w:type="spellStart"/>
-            <w:r>
-              <w:t>Participante</w:t>
-            </w:r>
-            <w:proofErr w:type="spellEnd"/>
-          </w:p>
-        </w:tc>
-        <w:tc>
-          <w:tcPr>
-            <w:tcW w:w="2908" w:type="dxa"/>
-            <w:vAlign w:val="center"/>
-          </w:tcPr>
-          <w:p>
-            <w:pPr>
-              <w:pStyle w:val="p1a"/>
-              <w:jc w:val="left"/>
-            </w:pPr>
-            <w:proofErr w:type="spellStart"/>
-            <w:r>
-              <w:t>Registo</w:t>
+              <w:t>na</w:t>
             </w:r>
             <w:proofErr w:type="spellEnd"/>
             <w:r>
@@ -2159,168 +1968,11 @@
             </w:r>
             <w:proofErr w:type="spellStart"/>
             <w:r>
-              <w:t>que</w:t>
-            </w:r>
-            <w:proofErr w:type="spellEnd"/>
-            <w:r>
-              <w:t xml:space="preserve"> </w:t>
-            </w:r>
-            <w:proofErr w:type="spellStart"/>
-            <w:r>
-              <w:t>associa</w:t>
-            </w:r>
-            <w:proofErr w:type="spellEnd"/>
-            <w:r>
-              <w:t xml:space="preserve"> um </w:t>
-            </w:r>
-            <w:proofErr w:type="spellStart"/>
-            <w:r>
-              <w:t>utilizador</w:t>
-            </w:r>
-            <w:proofErr w:type="spellEnd"/>
-            <w:r>
-              <w:t xml:space="preserve"> a </w:t>
-            </w:r>
-            <w:proofErr w:type="spellStart"/>
-            <w:r>
-              <w:t>uma</w:t>
-            </w:r>
-            <w:proofErr w:type="spellEnd"/>
-            <w:r>
-              <w:t xml:space="preserve"> </w:t>
-            </w:r>
-            <w:proofErr w:type="spellStart"/>
-            <w:r>
-              <w:t>viagem</w:t>
-            </w:r>
-            <w:proofErr w:type="spellEnd"/>
-            <w:r>
-              <w:t xml:space="preserve">, </w:t>
-            </w:r>
-            <w:proofErr w:type="spellStart"/>
-            <w:r>
-              <w:t>determinando</w:t>
-            </w:r>
-            <w:proofErr w:type="spellEnd"/>
-            <w:r>
-              <w:t xml:space="preserve"> o </w:t>
-            </w:r>
-            <w:proofErr w:type="spellStart"/>
-            <w:r>
-              <w:t>seu</w:t>
-            </w:r>
-            <w:proofErr w:type="spellEnd"/>
-            <w:r>
-              <w:t xml:space="preserve"> </w:t>
-            </w:r>
-            <w:proofErr w:type="spellStart"/>
-            <w:r>
-              <w:t>papel</w:t>
-            </w:r>
-            <w:proofErr w:type="spellEnd"/>
-            <w:r>
-              <w:t xml:space="preserve"> e </w:t>
-            </w:r>
-            <w:proofErr w:type="spellStart"/>
-            <w:r>
-              <w:t>nível</w:t>
-            </w:r>
-            <w:proofErr w:type="spellEnd"/>
-            <w:r>
-              <w:t xml:space="preserve"> de </w:t>
-            </w:r>
-            <w:proofErr w:type="spellStart"/>
-            <w:r>
-              <w:t>acesso</w:t>
-            </w:r>
-            <w:proofErr w:type="spellEnd"/>
-            <w:r>
-              <w:t>.</w:t>
-            </w:r>
-          </w:p>
-        </w:tc>
-      </w:tr>
-      <w:tr>
-        <w:trPr>
-          <w:trHeight w:val="33"/>
-          <w:jc w:val="center"/>
-        </w:trPr>
-        <w:tc>
-          <w:tcPr>
-            <w:tcW w:w="1438" w:type="dxa"/>
-            <w:vAlign w:val="center"/>
-          </w:tcPr>
-          <w:p>
-            <w:pPr>
-              <w:pStyle w:val="p1a"/>
-              <w:jc w:val="left"/>
-            </w:pPr>
-            <w:r>
-              <w:t>User</w:t>
-            </w:r>
-          </w:p>
-        </w:tc>
-        <w:tc>
-          <w:tcPr>
-            <w:tcW w:w="2204" w:type="dxa"/>
-            <w:vAlign w:val="center"/>
-          </w:tcPr>
-          <w:p>
-            <w:pPr>
-              <w:pStyle w:val="p1a"/>
-              <w:jc w:val="left"/>
-            </w:pPr>
-            <w:proofErr w:type="spellStart"/>
-            <w:r>
-              <w:t>Utilizador</w:t>
-            </w:r>
-            <w:proofErr w:type="spellEnd"/>
-          </w:p>
-        </w:tc>
-        <w:tc>
-          <w:tcPr>
-            <w:tcW w:w="2908" w:type="dxa"/>
-            <w:vAlign w:val="center"/>
-          </w:tcPr>
-          <w:p>
-            <w:pPr>
-              <w:pStyle w:val="p1a"/>
-              <w:jc w:val="left"/>
-            </w:pPr>
-            <w:r>
-              <w:t xml:space="preserve">Pessoa </w:t>
-            </w:r>
-            <w:proofErr w:type="spellStart"/>
-            <w:r>
-              <w:t>registada</w:t>
-            </w:r>
-            <w:proofErr w:type="spellEnd"/>
-            <w:r>
-              <w:t xml:space="preserve"> </w:t>
-            </w:r>
-            <w:proofErr w:type="spellStart"/>
-            <w:r>
-              <w:t>na</w:t>
-            </w:r>
-            <w:proofErr w:type="spellEnd"/>
-            <w:r>
-              <w:t xml:space="preserve"> </w:t>
-            </w:r>
-            <w:proofErr w:type="spellStart"/>
-            <w:r>
               <w:t>aplicação</w:t>
             </w:r>
             <w:proofErr w:type="spellEnd"/>
             <w:r>
-              <w:t xml:space="preserve"> </w:t>
-            </w:r>
-            <w:proofErr w:type="spellStart"/>
-            <w:r>
-              <w:t>que</w:t>
-            </w:r>
-            <w:proofErr w:type="spellEnd"/>
-            <w:r>
-              <w:t xml:space="preserve"> </w:t>
+              <w:t xml:space="preserve"> que </w:t>
             </w:r>
             <w:proofErr w:type="spellStart"/>
             <w:r>
@@ -2376,7 +2028,15 @@
         <w:pStyle w:val="heading1"/>
       </w:pPr>
       <w:r>
-        <w:t xml:space="preserve">3   Modelo de </w:t>
+        <w:t xml:space="preserve">3   </w:t>
+      </w:r>
+      <w:proofErr w:type="spellStart"/>
+      <w:r>
+        <w:t>Modelo</w:t>
+      </w:r>
+      <w:proofErr w:type="spellEnd"/>
+      <w:r>
+        <w:t xml:space="preserve"> de </w:t>
       </w:r>
       <w:proofErr w:type="spellStart"/>
       <w:r>
@@ -2431,15 +2091,7 @@
       </w:r>
       <w:proofErr w:type="spellEnd"/>
       <w:r>
-        <w:t xml:space="preserve"> </w:t>
-      </w:r>
-      <w:proofErr w:type="spellStart"/>
-      <w:r>
-        <w:t>que</w:t>
-      </w:r>
-      <w:proofErr w:type="spellEnd"/>
-      <w:r>
-        <w:t xml:space="preserve"> </w:t>
+        <w:t xml:space="preserve"> que </w:t>
       </w:r>
       <w:proofErr w:type="spellStart"/>
       <w:r>
@@ -2479,15 +2131,7 @@
       </w:r>
       <w:proofErr w:type="spellEnd"/>
       <w:r>
-        <w:t xml:space="preserve"> para </w:t>
-      </w:r>
-      <w:proofErr w:type="spellStart"/>
-      <w:r>
-        <w:t>que</w:t>
-      </w:r>
-      <w:proofErr w:type="spellEnd"/>
-      <w:r>
-        <w:t xml:space="preserve"> as </w:t>
+        <w:t xml:space="preserve"> para que as </w:t>
       </w:r>
       <w:proofErr w:type="spellStart"/>
       <w:r>
@@ -2632,11 +2276,11 @@
       </w:r>
       <w:proofErr w:type="spellStart"/>
       <w:r>
-        <w:t>palavra</w:t>
-      </w:r>
-      <w:proofErr w:type="spellEnd"/>
-      <w:r>
-        <w:t xml:space="preserve">-passe no </w:t>
+        <w:t>palavra-passe</w:t>
+      </w:r>
+      <w:proofErr w:type="spellEnd"/>
+      <w:r>
+        <w:t xml:space="preserve"> no </w:t>
       </w:r>
       <w:proofErr w:type="spellStart"/>
       <w:r>
@@ -2689,11 +2333,11 @@
       </w:r>
       <w:proofErr w:type="spellStart"/>
       <w:r>
-        <w:t>palavras</w:t>
-      </w:r>
-      <w:proofErr w:type="spellEnd"/>
-      <w:r>
-        <w:t xml:space="preserve">-passe com </w:t>
+        <w:t>palavras-passe</w:t>
+      </w:r>
+      <w:proofErr w:type="spellEnd"/>
+      <w:r>
+        <w:t xml:space="preserve"> com </w:t>
       </w:r>
       <w:proofErr w:type="spellStart"/>
       <w:r>
@@ -2796,7 +2440,6 @@
         <w:jc w:val="left"/>
       </w:pPr>
       <w:r>
-        <w:lastRenderedPageBreak/>
         <w:t xml:space="preserve">Como </w:t>
       </w:r>
       <w:proofErr w:type="spellStart"/>
@@ -2813,15 +2456,7 @@
       </w:r>
       <w:proofErr w:type="spellEnd"/>
       <w:r>
-        <w:t xml:space="preserve"> </w:t>
-      </w:r>
-      <w:proofErr w:type="spellStart"/>
-      <w:r>
-        <w:t>que</w:t>
-      </w:r>
-      <w:proofErr w:type="spellEnd"/>
-      <w:r>
-        <w:t xml:space="preserve"> </w:t>
+        <w:t xml:space="preserve"> que </w:t>
       </w:r>
       <w:proofErr w:type="spellStart"/>
       <w:r>
@@ -2861,15 +2496,7 @@
       </w:r>
       <w:proofErr w:type="spellEnd"/>
       <w:r>
-        <w:t xml:space="preserve"> para </w:t>
-      </w:r>
-      <w:proofErr w:type="spellStart"/>
-      <w:r>
-        <w:t>que</w:t>
-      </w:r>
-      <w:proofErr w:type="spellEnd"/>
-      <w:r>
-        <w:t xml:space="preserve"> as </w:t>
+        <w:t xml:space="preserve"> para que as </w:t>
       </w:r>
       <w:proofErr w:type="spellStart"/>
       <w:r>
@@ -2991,7 +2618,15 @@
       </w:r>
       <w:proofErr w:type="spellEnd"/>
       <w:r>
-        <w:t xml:space="preserve"> ter, no </w:t>
+        <w:t xml:space="preserve"> </w:t>
+      </w:r>
+      <w:proofErr w:type="spellStart"/>
+      <w:r>
+        <w:t>ter</w:t>
+      </w:r>
+      <w:proofErr w:type="spellEnd"/>
+      <w:r>
+        <w:t xml:space="preserve">, no </w:t>
       </w:r>
       <w:proofErr w:type="spellStart"/>
       <w:r>
@@ -3030,12 +2665,10 @@
         <w:t xml:space="preserve"> </w:t>
       </w:r>
       <w:proofErr w:type="spellStart"/>
-      <w:proofErr w:type="gramStart"/>
       <w:r>
         <w:t>não</w:t>
       </w:r>
       <w:proofErr w:type="spellEnd"/>
-      <w:proofErr w:type="gramEnd"/>
       <w:r>
         <w:t xml:space="preserve"> </w:t>
       </w:r>
@@ -3045,7 +2678,15 @@
       </w:r>
       <w:proofErr w:type="spellEnd"/>
       <w:r>
-        <w:t xml:space="preserve"> ser anterior à data de </w:t>
+        <w:t xml:space="preserve"> </w:t>
+      </w:r>
+      <w:proofErr w:type="spellStart"/>
+      <w:r>
+        <w:t>ser</w:t>
+      </w:r>
+      <w:proofErr w:type="spellEnd"/>
+      <w:r>
+        <w:t xml:space="preserve"> anterior à data de </w:t>
       </w:r>
       <w:proofErr w:type="spellStart"/>
       <w:r>
@@ -3062,10 +2703,18 @@
         <w:ind w:left="360" w:firstLine="0"/>
       </w:pPr>
       <w:r>
-        <w:t xml:space="preserve">        3. A</w:t>
-      </w:r>
-      <w:r>
-        <w:t xml:space="preserve">o </w:t>
+        <w:t xml:space="preserve">        3. </w:t>
+      </w:r>
+      <w:proofErr w:type="spellStart"/>
+      <w:r>
+        <w:t>A</w:t>
+      </w:r>
+      <w:r>
+        <w:t>o</w:t>
+      </w:r>
+      <w:proofErr w:type="spellEnd"/>
+      <w:r>
+        <w:t xml:space="preserve"> </w:t>
       </w:r>
       <w:proofErr w:type="spellStart"/>
       <w:r>
@@ -3263,7 +2912,15 @@
       </w:r>
       <w:proofErr w:type="spellEnd"/>
       <w:r>
-        <w:t xml:space="preserve"> qual </w:t>
+        <w:t xml:space="preserve"> </w:t>
+      </w:r>
+      <w:proofErr w:type="spellStart"/>
+      <w:r>
+        <w:t>qual</w:t>
+      </w:r>
+      <w:proofErr w:type="spellEnd"/>
+      <w:r>
+        <w:t xml:space="preserve"> </w:t>
       </w:r>
       <w:proofErr w:type="spellStart"/>
       <w:r>
@@ -3328,6 +2985,7 @@
     </w:p>
     <w:p>
       <w:r>
+        <w:lastRenderedPageBreak/>
         <w:tab/>
         <w:t xml:space="preserve">1 O </w:t>
       </w:r>
@@ -3377,15 +3035,7 @@
       </w:r>
       <w:proofErr w:type="spellEnd"/>
       <w:r>
-        <w:t xml:space="preserve"> </w:t>
-      </w:r>
-      <w:proofErr w:type="spellStart"/>
-      <w:r>
-        <w:t>que</w:t>
-      </w:r>
-      <w:proofErr w:type="spellEnd"/>
-      <w:r>
-        <w:t xml:space="preserve"> </w:t>
+        <w:t xml:space="preserve"> que </w:t>
       </w:r>
       <w:proofErr w:type="spellStart"/>
       <w:r>
@@ -3399,7 +3049,15 @@
     <w:p>
       <w:r>
         <w:tab/>
-        <w:t xml:space="preserve">2 Cada </w:t>
+        <w:t xml:space="preserve">2 </w:t>
+      </w:r>
+      <w:proofErr w:type="spellStart"/>
+      <w:r>
+        <w:t>Cada</w:t>
+      </w:r>
+      <w:proofErr w:type="spellEnd"/>
+      <w:r>
+        <w:t xml:space="preserve"> </w:t>
       </w:r>
       <w:proofErr w:type="spellStart"/>
       <w:r>
@@ -3468,7 +3126,22 @@
       </w:r>
       <w:r>
         <w:tab/>
-        <w:t xml:space="preserve">3 Deve </w:t>
+      </w:r>
+      <w:proofErr w:type="gramStart"/>
+      <w:r>
+        <w:t>3</w:t>
+      </w:r>
+      <w:proofErr w:type="gramEnd"/>
+      <w:r>
+        <w:t xml:space="preserve"> </w:t>
+      </w:r>
+      <w:proofErr w:type="spellStart"/>
+      <w:r>
+        <w:t>Deve</w:t>
+      </w:r>
+      <w:proofErr w:type="spellEnd"/>
+      <w:r>
+        <w:t xml:space="preserve"> </w:t>
       </w:r>
       <w:proofErr w:type="spellStart"/>
       <w:r>
@@ -3511,12 +3184,10 @@
         <w:t xml:space="preserve"> </w:t>
       </w:r>
       <w:proofErr w:type="spellStart"/>
-      <w:proofErr w:type="gramStart"/>
       <w:r>
         <w:t>não</w:t>
       </w:r>
       <w:proofErr w:type="spellEnd"/>
-      <w:proofErr w:type="gramEnd"/>
       <w:r>
         <w:t xml:space="preserve"> </w:t>
       </w:r>
@@ -3623,7 +3294,15 @@
       </w:r>
       <w:proofErr w:type="spellEnd"/>
       <w:r>
-        <w:t xml:space="preserve"> de Casos de Uso</w:t>
+        <w:t xml:space="preserve"> de </w:t>
+      </w:r>
+      <w:proofErr w:type="spellStart"/>
+      <w:r>
+        <w:t>Casos</w:t>
+      </w:r>
+      <w:proofErr w:type="spellEnd"/>
+      <w:r>
+        <w:t xml:space="preserve"> de Uso</w:t>
       </w:r>
     </w:p>
     <w:tbl>
@@ -3679,12 +3358,9 @@
             <w:pPr>
               <w:pStyle w:val="p1a"/>
             </w:pPr>
-            <w:r>
-              <w:t>Pré-</w:t>
-            </w:r>
-            <w:proofErr w:type="spellStart"/>
-            <w:r>
-              <w:t>condição</w:t>
+            <w:proofErr w:type="spellStart"/>
+            <w:r>
+              <w:t>Pré-condição</w:t>
             </w:r>
             <w:proofErr w:type="spellEnd"/>
           </w:p>
@@ -3709,12 +3385,9 @@
             <w:pPr>
               <w:pStyle w:val="p1a"/>
             </w:pPr>
-            <w:r>
-              <w:t>Pós-</w:t>
-            </w:r>
-            <w:proofErr w:type="spellStart"/>
-            <w:r>
-              <w:t>condição</w:t>
+            <w:proofErr w:type="spellStart"/>
+            <w:r>
+              <w:t>Pós-condição</w:t>
             </w:r>
             <w:proofErr w:type="spellEnd"/>
           </w:p>
@@ -3775,8 +3448,13 @@
             </w:r>
             <w:proofErr w:type="spellEnd"/>
             <w:r>
-              <w:t xml:space="preserve"> alternativo</w:t>
-            </w:r>
+              <w:t xml:space="preserve"> </w:t>
+            </w:r>
+            <w:proofErr w:type="spellStart"/>
+            <w:r>
+              <w:t>alternativo</w:t>
+            </w:r>
+            <w:proofErr w:type="spellEnd"/>
           </w:p>
         </w:tc>
         <w:tc>
@@ -3801,7 +3479,6 @@
         <w:pStyle w:val="heading3"/>
       </w:pPr>
       <w:r>
-        <w:lastRenderedPageBreak/>
         <w:t xml:space="preserve">5.1.2   </w:t>
       </w:r>
       <w:proofErr w:type="spellStart"/>
@@ -4006,6 +3683,7 @@
       <w:r>
         <w:rPr>
           <w:noProof/>
+          <w:lang w:val="pt-PT" w:eastAsia="pt-PT"/>
         </w:rPr>
         <w:drawing>
           <wp:anchor distT="0" distB="0" distL="114300" distR="114300" simplePos="0" relativeHeight="251658240" behindDoc="1" locked="0" layoutInCell="1" allowOverlap="1" wp14:anchorId="50858877" wp14:editId="25CD5379">
@@ -4072,8 +3750,8 @@
       <w:pPr>
         <w:pStyle w:val="heading2"/>
       </w:pPr>
-      <w:bookmarkStart w:id="0" w:name="OLE_LINK2"/>
-      <w:bookmarkStart w:id="1" w:name="OLE_LINK3"/>
+      <w:bookmarkStart w:id="1" w:name="OLE_LINK2"/>
+      <w:bookmarkStart w:id="2" w:name="OLE_LINK3"/>
     </w:p>
     <w:p/>
     <w:p>
@@ -4101,7 +3779,6 @@
         <w:pStyle w:val="heading2"/>
       </w:pPr>
       <w:r>
-        <w:lastRenderedPageBreak/>
         <w:t>5.2</w:t>
       </w:r>
       <w:r>
@@ -4116,12 +3793,10 @@
         <w:t xml:space="preserve"> </w:t>
       </w:r>
       <w:proofErr w:type="spellStart"/>
-      <w:proofErr w:type="gramStart"/>
       <w:r>
         <w:t>não</w:t>
       </w:r>
       <w:proofErr w:type="spellEnd"/>
-      <w:proofErr w:type="gramEnd"/>
       <w:r>
         <w:t xml:space="preserve"> </w:t>
       </w:r>
@@ -4131,8 +3806,8 @@
       </w:r>
       <w:proofErr w:type="spellEnd"/>
     </w:p>
-    <w:bookmarkEnd w:id="0"/>
     <w:bookmarkEnd w:id="1"/>
+    <w:bookmarkEnd w:id="2"/>
     <w:p>
       <w:pPr>
         <w:pStyle w:val="heading3"/>
@@ -4190,7 +3865,7 @@
 </file>
 
 <file path=word/numbering.xml><?xml version="1.0" encoding="utf-8"?>
-<w:numbering xmlns:wpc="http://schemas.microsoft.com/office/word/2010/wordprocessingCanvas" xmlns:cx="http://schemas.microsoft.com/office/drawing/2014/chartex" xmlns:cx1="http://schemas.microsoft.com/office/drawing/2015/9/8/chartex" xmlns:cx2="http://schemas.microsoft.com/office/drawing/2015/10/21/chartex" xmlns:cx3="http://schemas.microsoft.com/office/drawing/2016/5/9/chartex" xmlns:cx4="http://schemas.microsoft.com/office/drawing/2016/5/10/chartex" xmlns:cx5="http://schemas.microsoft.com/office/drawing/2016/5/11/chartex" xmlns:cx6="http://schemas.microsoft.com/office/drawing/2016/5/12/chartex" xmlns:cx7="http://schemas.microsoft.com/office/drawing/2016/5/13/chartex" xmlns:cx8="http://schemas.microsoft.com/office/drawing/2016/5/14/chartex" xmlns:mc="http://schemas.openxmlformats.org/markup-compatibility/2006" xmlns:aink="http://schemas.microsoft.com/office/drawing/2016/ink" xmlns:am3d="http://schemas.microsoft.com/office/drawing/2017/model3d" xmlns:o="urn:schemas-microsoft-com:office:office" xmlns:oel="http://schemas.microsoft.com/office/2019/extlst" xmlns:r="http://schemas.openxmlformats.org/officeDocument/2006/relationships" xmlns:m="http://schemas.openxmlformats.org/officeDocument/2006/math" xmlns:v="urn:schemas-microsoft-com:vml" xmlns:wp14="http://schemas.microsoft.com/office/word/2010/wordprocessingDrawing" xmlns:wp="http://schemas.openxmlformats.org/drawingml/2006/wordprocessingDrawing" xmlns:w10="urn:schemas-microsoft-com:office:word" xmlns:w="http://schemas.openxmlformats.org/wordprocessingml/2006/main" xmlns:w14="http://schemas.microsoft.com/office/word/2010/wordml" xmlns:w15="http://schemas.microsoft.com/office/word/2012/wordml" xmlns:w16cex="http://schemas.microsoft.com/office/word/2018/wordml/cex" xmlns:w16cid="http://schemas.microsoft.com/office/word/2016/wordml/cid" xmlns:w16="http://schemas.microsoft.com/office/word/2018/wordml" xmlns:w16du="http://schemas.microsoft.com/office/word/2023/wordml/word16du" xmlns:w16sdtdh="http://schemas.microsoft.com/office/word/2020/wordml/sdtdatahash" xmlns:w16sdtfl="http://schemas.microsoft.com/office/word/2024/wordml/sdtformatlock" xmlns:w16se="http://schemas.microsoft.com/office/word/2015/wordml/symex" xmlns:wpg="http://schemas.microsoft.com/office/word/2010/wordprocessingGroup" xmlns:wpi="http://schemas.microsoft.com/office/word/2010/wordprocessingInk" xmlns:wne="http://schemas.microsoft.com/office/word/2006/wordml" xmlns:wps="http://schemas.microsoft.com/office/word/2010/wordprocessingShape" mc:Ignorable="w14 w15 w16se w16cid w16 w16cex w16sdtdh w16sdtfl w16du wp14">
+<w:numbering xmlns:wpc="http://schemas.microsoft.com/office/word/2010/wordprocessingCanvas" xmlns:mc="http://schemas.openxmlformats.org/markup-compatibility/2006" xmlns:o="urn:schemas-microsoft-com:office:office" xmlns:r="http://schemas.openxmlformats.org/officeDocument/2006/relationships" xmlns:m="http://schemas.openxmlformats.org/officeDocument/2006/math" xmlns:v="urn:schemas-microsoft-com:vml" xmlns:wp14="http://schemas.microsoft.com/office/word/2010/wordprocessingDrawing" xmlns:wp="http://schemas.openxmlformats.org/drawingml/2006/wordprocessingDrawing" xmlns:w10="urn:schemas-microsoft-com:office:word" xmlns:w="http://schemas.openxmlformats.org/wordprocessingml/2006/main" xmlns:w14="http://schemas.microsoft.com/office/word/2010/wordml" xmlns:w15="http://schemas.microsoft.com/office/word/2012/wordml" xmlns:wpg="http://schemas.microsoft.com/office/word/2010/wordprocessingGroup" xmlns:wpi="http://schemas.microsoft.com/office/word/2010/wordprocessingInk" xmlns:wne="http://schemas.microsoft.com/office/word/2006/wordml" xmlns:wps="http://schemas.microsoft.com/office/word/2010/wordprocessingShape" mc:Ignorable="w14 w15 wp14">
   <w:abstractNum w:abstractNumId="0" w15:restartNumberingAfterBreak="0">
     <w:nsid w:val="0AC728BB"/>
     <w:multiLevelType w:val="hybridMultilevel"/>
@@ -4636,26 +4311,26 @@
       </w:pPr>
     </w:lvl>
   </w:abstractNum>
-  <w:num w:numId="1" w16cid:durableId="1029185718">
+  <w:num w:numId="1">
     <w:abstractNumId w:val="2"/>
   </w:num>
-  <w:num w:numId="2" w16cid:durableId="595866455">
+  <w:num w:numId="2">
     <w:abstractNumId w:val="3"/>
   </w:num>
-  <w:num w:numId="3" w16cid:durableId="1393309693">
+  <w:num w:numId="3">
     <w:abstractNumId w:val="1"/>
   </w:num>
-  <w:num w:numId="4" w16cid:durableId="717583471">
+  <w:num w:numId="4">
     <w:abstractNumId w:val="0"/>
   </w:num>
-  <w:num w:numId="5" w16cid:durableId="599869894">
+  <w:num w:numId="5">
     <w:abstractNumId w:val="4"/>
   </w:num>
 </w:numbering>
 </file>
 
 <file path=word/styles.xml><?xml version="1.0" encoding="utf-8"?>
-<w:styles xmlns:mc="http://schemas.openxmlformats.org/markup-compatibility/2006" xmlns:r="http://schemas.openxmlformats.org/officeDocument/2006/relationships" xmlns:w="http://schemas.openxmlformats.org/wordprocessingml/2006/main" xmlns:w14="http://schemas.microsoft.com/office/word/2010/wordml" xmlns:w15="http://schemas.microsoft.com/office/word/2012/wordml" xmlns:w16cex="http://schemas.microsoft.com/office/word/2018/wordml/cex" xmlns:w16cid="http://schemas.microsoft.com/office/word/2016/wordml/cid" xmlns:w16="http://schemas.microsoft.com/office/word/2018/wordml" xmlns:w16du="http://schemas.microsoft.com/office/word/2023/wordml/word16du" xmlns:w16sdtdh="http://schemas.microsoft.com/office/word/2020/wordml/sdtdatahash" xmlns:w16sdtfl="http://schemas.microsoft.com/office/word/2024/wordml/sdtformatlock" xmlns:w16se="http://schemas.microsoft.com/office/word/2015/wordml/symex" mc:Ignorable="w14 w15 w16se w16cid w16 w16cex w16sdtdh w16sdtfl w16du">
+<w:styles xmlns:mc="http://schemas.openxmlformats.org/markup-compatibility/2006" xmlns:r="http://schemas.openxmlformats.org/officeDocument/2006/relationships" xmlns:w="http://schemas.openxmlformats.org/wordprocessingml/2006/main" xmlns:w14="http://schemas.microsoft.com/office/word/2010/wordml" xmlns:w15="http://schemas.microsoft.com/office/word/2012/wordml" mc:Ignorable="w14 w15">
   <w:docDefaults>
     <w:rPrDefault>
       <w:rPr>
@@ -4671,7 +4346,7 @@
       </w:pPr>
     </w:pPrDefault>
   </w:docDefaults>
-  <w:latentStyles w:defLockedState="0" w:defUIPriority="99" w:defSemiHidden="0" w:defUnhideWhenUsed="0" w:defQFormat="0" w:count="376">
+  <w:latentStyles w:defLockedState="0" w:defUIPriority="99" w:defSemiHidden="0" w:defUnhideWhenUsed="0" w:defQFormat="0" w:count="371">
     <w:lsdException w:name="Normal" w:uiPriority="0" w:qFormat="1"/>
     <w:lsdException w:name="heading 1" w:uiPriority="9" w:qFormat="1"/>
     <w:lsdException w:name="heading 2" w:semiHidden="1" w:uiPriority="9" w:unhideWhenUsed="1" w:qFormat="1"/>
@@ -5043,11 +4718,6 @@
     <w:lsdException w:name="List Table 5 Dark Accent 6" w:uiPriority="50"/>
     <w:lsdException w:name="List Table 6 Colorful Accent 6" w:uiPriority="51"/>
     <w:lsdException w:name="List Table 7 Colorful Accent 6" w:uiPriority="52"/>
-    <w:lsdException w:name="Mention" w:semiHidden="1" w:unhideWhenUsed="1"/>
-    <w:lsdException w:name="Smart Hyperlink" w:semiHidden="1" w:unhideWhenUsed="1"/>
-    <w:lsdException w:name="Hashtag" w:semiHidden="1" w:unhideWhenUsed="1"/>
-    <w:lsdException w:name="Unresolved Mention" w:semiHidden="1" w:unhideWhenUsed="1"/>
-    <w:lsdException w:name="Smart Link" w:semiHidden="1" w:unhideWhenUsed="1"/>
   </w:latentStyles>
   <w:style w:type="paragraph" w:default="1" w:styleId="Normal">
     <w:name w:val="Normal"/>
@@ -5065,7 +4735,7 @@
       <w:lang w:val="en-US" w:eastAsia="de-DE"/>
     </w:rPr>
   </w:style>
-  <w:style w:type="character" w:default="1" w:styleId="Tipodeletrapredefinidodopargrafo">
+  <w:style w:type="character" w:default="1" w:styleId="Fontepargpadro">
     <w:name w:val="Default Paragraph Font"/>
     <w:uiPriority w:val="1"/>
     <w:semiHidden/>

--- a/Documentation/Relatório-DSSMV-2025-27_2DB_1250771_1251355.docx
+++ b/Documentation/Relatório-DSSMV-2025-27_2DB_1250771_1251355.docx
@@ -823,15 +823,7 @@
         <w:rPr>
           <w:lang w:val="pt-BR"/>
         </w:rPr>
-        <w:t>te</w:t>
-      </w:r>
-      <w:bookmarkStart w:id="0" w:name="_GoBack"/>
-      <w:bookmarkEnd w:id="0"/>
-      <w:r>
-        <w:rPr>
-          <w:lang w:val="pt-BR"/>
-        </w:rPr>
-        <w:t>lemóvel</w:t>
+        <w:t>telemóvel</w:t>
       </w:r>
       <w:proofErr w:type="spellEnd"/>
       <w:r>
@@ -1882,25 +1874,7 @@
         <w:rPr>
           <w:lang w:val="pt-BR"/>
         </w:rPr>
-        <w:t xml:space="preserve">O modelo de domínio (Fig. 1) é fundamental para a arquitetura do sistema, servindo como um mapa para organizar as interações entre as entidades </w:t>
-      </w:r>
-      <w:r>
-        <w:rPr>
-          <w:lang w:val="pt-BR"/>
-        </w:rPr>
-        <w:t>da aplicação</w:t>
-      </w:r>
-      <w:r>
-        <w:rPr>
-          <w:lang w:val="pt-BR"/>
-        </w:rPr>
-        <w:t>. Fazer este modelo antes de começar a implementação do código a</w:t>
-      </w:r>
-      <w:r>
-        <w:rPr>
-          <w:lang w:val="pt-BR"/>
-        </w:rPr>
-        <w:t xml:space="preserve">juda a garantir que a lógica </w:t>
+        <w:t xml:space="preserve">O modelo de domínio (Fig. 1) é fundamental para a arquitetura do sistema, servindo como um mapa para organizar as interações entre as entidades da aplicação. Fazer este modelo antes de começar a implementação do código ajuda a garantir que a lógica </w:t>
       </w:r>
       <w:r>
         <w:rPr>
@@ -1911,6 +1885,206 @@
     </w:p>
     <w:p>
       <w:pPr>
+        <w:keepNext/>
+        <w:jc w:val="center"/>
+      </w:pPr>
+      <w:r>
+        <w:rPr>
+          <w:noProof/>
+          <w:lang w:val="pt-PT" w:eastAsia="pt-PT"/>
+        </w:rPr>
+        <w:drawing>
+          <wp:inline distT="0" distB="0" distL="0" distR="0" wp14:anchorId="04F7F78D" wp14:editId="76C0FF2F">
+            <wp:extent cx="4187930" cy="2537460"/>
+            <wp:effectExtent l="0" t="0" r="3175" b="0"/>
+            <wp:docPr id="1" name="Imagem 1"/>
+            <wp:cNvGraphicFramePr>
+              <a:graphicFrameLocks xmlns:a="http://schemas.openxmlformats.org/drawingml/2006/main" noChangeAspect="1"/>
+            </wp:cNvGraphicFramePr>
+            <a:graphic xmlns:a="http://schemas.openxmlformats.org/drawingml/2006/main">
+              <a:graphicData uri="http://schemas.openxmlformats.org/drawingml/2006/picture">
+                <pic:pic xmlns:pic="http://schemas.openxmlformats.org/drawingml/2006/picture">
+                  <pic:nvPicPr>
+                    <pic:cNvPr id="1" name="Diagrama UML de Viagens e Locais.png"/>
+                    <pic:cNvPicPr/>
+                  </pic:nvPicPr>
+                  <pic:blipFill>
+                    <a:blip r:embed="rId5" cstate="print">
+                      <a:extLst>
+                        <a:ext uri="{28A0092B-C50C-407E-A947-70E740481C1C}">
+                          <a14:useLocalDpi xmlns:a14="http://schemas.microsoft.com/office/drawing/2010/main" val="0"/>
+                        </a:ext>
+                      </a:extLst>
+                    </a:blip>
+                    <a:stretch>
+                      <a:fillRect/>
+                    </a:stretch>
+                  </pic:blipFill>
+                  <pic:spPr>
+                    <a:xfrm>
+                      <a:off x="0" y="0"/>
+                      <a:ext cx="4233967" cy="2565354"/>
+                    </a:xfrm>
+                    <a:prstGeom prst="rect">
+                      <a:avLst/>
+                    </a:prstGeom>
+                  </pic:spPr>
+                </pic:pic>
+              </a:graphicData>
+            </a:graphic>
+          </wp:inline>
+        </w:drawing>
+      </w:r>
+    </w:p>
+    <w:p>
+      <w:pPr>
+        <w:pStyle w:val="Legenda"/>
+        <w:rPr>
+          <w:b w:val="0"/>
+          <w:sz w:val="18"/>
+        </w:rPr>
+      </w:pPr>
+      <w:r>
+        <w:rPr>
+          <w:b w:val="0"/>
+          <w:sz w:val="18"/>
+        </w:rPr>
+        <w:t xml:space="preserve">Fig.  </w:t>
+      </w:r>
+      <w:r>
+        <w:rPr>
+          <w:b w:val="0"/>
+          <w:sz w:val="18"/>
+        </w:rPr>
+        <w:fldChar w:fldCharType="begin"/>
+      </w:r>
+      <w:r>
+        <w:rPr>
+          <w:b w:val="0"/>
+          <w:sz w:val="18"/>
+        </w:rPr>
+        <w:instrText xml:space="preserve"> SEQ Figura_ \* ARABIC </w:instrText>
+      </w:r>
+      <w:r>
+        <w:rPr>
+          <w:b w:val="0"/>
+          <w:sz w:val="18"/>
+        </w:rPr>
+        <w:fldChar w:fldCharType="separate"/>
+      </w:r>
+      <w:r>
+        <w:rPr>
+          <w:b w:val="0"/>
+          <w:sz w:val="18"/>
+        </w:rPr>
+        <w:t>1</w:t>
+      </w:r>
+      <w:r>
+        <w:rPr>
+          <w:b w:val="0"/>
+          <w:sz w:val="18"/>
+        </w:rPr>
+        <w:fldChar w:fldCharType="end"/>
+      </w:r>
+      <w:r>
+        <w:rPr>
+          <w:b w:val="0"/>
+          <w:sz w:val="18"/>
+        </w:rPr>
+        <w:t xml:space="preserve">. </w:t>
+      </w:r>
+      <w:proofErr w:type="spellStart"/>
+      <w:r>
+        <w:rPr>
+          <w:b w:val="0"/>
+          <w:sz w:val="18"/>
+        </w:rPr>
+        <w:t>Modelo</w:t>
+      </w:r>
+      <w:proofErr w:type="spellEnd"/>
+      <w:r>
+        <w:rPr>
+          <w:b w:val="0"/>
+          <w:sz w:val="18"/>
+        </w:rPr>
+        <w:t xml:space="preserve"> de </w:t>
+      </w:r>
+      <w:proofErr w:type="spellStart"/>
+      <w:r>
+        <w:rPr>
+          <w:b w:val="0"/>
+          <w:sz w:val="18"/>
+        </w:rPr>
+        <w:t>domínio</w:t>
+      </w:r>
+      <w:proofErr w:type="spellEnd"/>
+      <w:r>
+        <w:rPr>
+          <w:b w:val="0"/>
+          <w:sz w:val="18"/>
+        </w:rPr>
+        <w:t xml:space="preserve"> que </w:t>
+      </w:r>
+      <w:proofErr w:type="spellStart"/>
+      <w:r>
+        <w:rPr>
+          <w:b w:val="0"/>
+          <w:sz w:val="18"/>
+        </w:rPr>
+        <w:t>será</w:t>
+      </w:r>
+      <w:proofErr w:type="spellEnd"/>
+      <w:r>
+        <w:rPr>
+          <w:b w:val="0"/>
+          <w:sz w:val="18"/>
+        </w:rPr>
+        <w:t xml:space="preserve"> </w:t>
+      </w:r>
+      <w:proofErr w:type="spellStart"/>
+      <w:r>
+        <w:rPr>
+          <w:b w:val="0"/>
+          <w:sz w:val="18"/>
+        </w:rPr>
+        <w:t>utilizado</w:t>
+      </w:r>
+      <w:proofErr w:type="spellEnd"/>
+      <w:r>
+        <w:rPr>
+          <w:b w:val="0"/>
+          <w:sz w:val="18"/>
+        </w:rPr>
+        <w:t xml:space="preserve"> no </w:t>
+      </w:r>
+      <w:proofErr w:type="spellStart"/>
+      <w:r>
+        <w:rPr>
+          <w:b w:val="0"/>
+          <w:sz w:val="18"/>
+        </w:rPr>
+        <w:t>desenvolvimento</w:t>
+      </w:r>
+      <w:proofErr w:type="spellEnd"/>
+      <w:r>
+        <w:rPr>
+          <w:b w:val="0"/>
+          <w:sz w:val="18"/>
+        </w:rPr>
+        <w:t xml:space="preserve"> da </w:t>
+      </w:r>
+      <w:proofErr w:type="spellStart"/>
+      <w:r>
+        <w:rPr>
+          <w:b w:val="0"/>
+          <w:sz w:val="18"/>
+        </w:rPr>
+        <w:t>aplicação</w:t>
+      </w:r>
+      <w:proofErr w:type="spellEnd"/>
+    </w:p>
+    <w:p>
+      <w:pPr>
         <w:pStyle w:val="heading1"/>
         <w:rPr>
           <w:lang w:val="pt-BR"/>
@@ -1920,6 +2094,7 @@
         <w:rPr>
           <w:lang w:val="pt-BR"/>
         </w:rPr>
+        <w:lastRenderedPageBreak/>
         <w:t xml:space="preserve">4   Histórias do </w:t>
       </w:r>
       <w:r>
@@ -1928,6 +2103,8 @@
         </w:rPr>
         <w:t>Utilizador</w:t>
       </w:r>
+      <w:bookmarkStart w:id="0" w:name="_GoBack"/>
+      <w:bookmarkEnd w:id="0"/>
     </w:p>
     <w:p>
       <w:pPr>
@@ -2122,9 +2299,15 @@
         <w:rPr>
           <w:lang w:val="pt-BR"/>
         </w:rPr>
-        <w:t>telemóvel.</w:t>
-      </w:r>
-      <w:proofErr w:type="spellEnd"/>
+        <w:t>telemóvel</w:t>
+      </w:r>
+      <w:proofErr w:type="spellEnd"/>
+      <w:r>
+        <w:rPr>
+          <w:lang w:val="pt-BR"/>
+        </w:rPr>
+        <w:t>.</w:t>
+      </w:r>
     </w:p>
     <w:p>
       <w:pPr>
@@ -2221,7 +2404,6 @@
         <w:rPr>
           <w:lang w:val="pt-BR"/>
         </w:rPr>
-        <w:lastRenderedPageBreak/>
         <w:t>A</w:t>
       </w:r>
       <w:r>
@@ -2728,7 +2910,7 @@
       <w:r>
         <w:rPr>
           <w:noProof/>
-          <w:lang w:val="pt-BR" w:eastAsia="pt-PT"/>
+          <w:lang w:val="pt-PT" w:eastAsia="pt-PT"/>
         </w:rPr>
         <w:drawing>
           <wp:anchor distT="0" distB="0" distL="114300" distR="114300" simplePos="0" relativeHeight="251658240" behindDoc="1" locked="0" layoutInCell="1" allowOverlap="1" wp14:anchorId="50858877" wp14:editId="25CD5379">
@@ -2754,7 +2936,7 @@
                     <pic:cNvPicPr/>
                   </pic:nvPicPr>
                   <pic:blipFill>
-                    <a:blip r:embed="rId5" cstate="print">
+                    <a:blip r:embed="rId6" cstate="print">
                       <a:extLst>
                         <a:ext uri="{28A0092B-C50C-407E-A947-70E740481C1C}">
                           <a14:useLocalDpi xmlns:a14="http://schemas.microsoft.com/office/drawing/2010/main" val="0"/>

--- a/Documentation/Relatório-DSSMV-2025-27_2DB_1250771_1251355.docx
+++ b/Documentation/Relatório-DSSMV-2025-27_2DB_1250771_1251355.docx
@@ -804,7 +804,13 @@
         <w:rPr>
           <w:lang w:val="pt-BR"/>
         </w:rPr>
-        <w:t xml:space="preserve">Além disso a aplicação gere despesas com conversão automática de moedas, apresenta informações uteis sobre o país visitado, como fuso horário, moeda e idioma e exibe num mapa todos os pontos visitados na respetiva viagem. A aba </w:t>
+        <w:t xml:space="preserve">Além disso </w:t>
+      </w:r>
+      <w:r>
+        <w:rPr>
+          <w:lang w:val="pt-BR"/>
+        </w:rPr>
+        <w:t xml:space="preserve">exibe num mapa todos os pontos visitados na respetiva viagem. A aba </w:t>
       </w:r>
       <w:r>
         <w:rPr>
@@ -1274,7 +1280,6 @@
               <w:rPr>
                 <w:lang w:val="pt-BR"/>
               </w:rPr>
-              <w:lastRenderedPageBreak/>
               <w:t>Map</w:t>
             </w:r>
             <w:proofErr w:type="spellEnd"/>
@@ -1354,6 +1359,7 @@
               <w:rPr>
                 <w:lang w:val="pt-BR"/>
               </w:rPr>
+              <w:lastRenderedPageBreak/>
               <w:t>Marker</w:t>
             </w:r>
             <w:proofErr w:type="spellEnd"/>
@@ -1887,11 +1893,14 @@
       <w:pPr>
         <w:keepNext/>
         <w:jc w:val="center"/>
+        <w:rPr>
+          <w:lang w:val="pt-BR"/>
+        </w:rPr>
       </w:pPr>
       <w:r>
         <w:rPr>
           <w:noProof/>
-          <w:lang w:val="pt-PT" w:eastAsia="pt-PT"/>
+          <w:lang w:val="pt-BR" w:eastAsia="pt-PT"/>
         </w:rPr>
         <w:drawing>
           <wp:inline distT="0" distB="0" distL="0" distR="0" wp14:anchorId="04F7F78D" wp14:editId="76C0FF2F">
@@ -1939,15 +1948,18 @@
     <w:p>
       <w:pPr>
         <w:pStyle w:val="Legenda"/>
+        <w:jc w:val="center"/>
         <w:rPr>
           <w:b w:val="0"/>
           <w:sz w:val="18"/>
+          <w:lang w:val="pt-BR"/>
         </w:rPr>
       </w:pPr>
       <w:r>
         <w:rPr>
           <w:b w:val="0"/>
           <w:sz w:val="18"/>
+          <w:lang w:val="pt-BR"/>
         </w:rPr>
         <w:t xml:space="preserve">Fig.  </w:t>
       </w:r>
@@ -1955,6 +1967,7 @@
         <w:rPr>
           <w:b w:val="0"/>
           <w:sz w:val="18"/>
+          <w:lang w:val="pt-BR"/>
         </w:rPr>
         <w:fldChar w:fldCharType="begin"/>
       </w:r>
@@ -1962,6 +1975,7 @@
         <w:rPr>
           <w:b w:val="0"/>
           <w:sz w:val="18"/>
+          <w:lang w:val="pt-BR"/>
         </w:rPr>
         <w:instrText xml:space="preserve"> SEQ Figura_ \* ARABIC </w:instrText>
       </w:r>
@@ -1969,6 +1983,7 @@
         <w:rPr>
           <w:b w:val="0"/>
           <w:sz w:val="18"/>
+          <w:lang w:val="pt-BR"/>
         </w:rPr>
         <w:fldChar w:fldCharType="separate"/>
       </w:r>
@@ -1976,6 +1991,7 @@
         <w:rPr>
           <w:b w:val="0"/>
           <w:sz w:val="18"/>
+          <w:lang w:val="pt-BR"/>
         </w:rPr>
         <w:t>1</w:t>
       </w:r>
@@ -1983,6 +1999,7 @@
         <w:rPr>
           <w:b w:val="0"/>
           <w:sz w:val="18"/>
+          <w:lang w:val="pt-BR"/>
         </w:rPr>
         <w:fldChar w:fldCharType="end"/>
       </w:r>
@@ -1990,98 +2007,10 @@
         <w:rPr>
           <w:b w:val="0"/>
           <w:sz w:val="18"/>
-        </w:rPr>
-        <w:t xml:space="preserve">. </w:t>
-      </w:r>
-      <w:proofErr w:type="spellStart"/>
-      <w:r>
-        <w:rPr>
-          <w:b w:val="0"/>
-          <w:sz w:val="18"/>
-        </w:rPr>
-        <w:t>Modelo</w:t>
-      </w:r>
-      <w:proofErr w:type="spellEnd"/>
-      <w:r>
-        <w:rPr>
-          <w:b w:val="0"/>
-          <w:sz w:val="18"/>
-        </w:rPr>
-        <w:t xml:space="preserve"> de </w:t>
-      </w:r>
-      <w:proofErr w:type="spellStart"/>
-      <w:r>
-        <w:rPr>
-          <w:b w:val="0"/>
-          <w:sz w:val="18"/>
-        </w:rPr>
-        <w:t>domínio</w:t>
-      </w:r>
-      <w:proofErr w:type="spellEnd"/>
-      <w:r>
-        <w:rPr>
-          <w:b w:val="0"/>
-          <w:sz w:val="18"/>
-        </w:rPr>
-        <w:t xml:space="preserve"> que </w:t>
-      </w:r>
-      <w:proofErr w:type="spellStart"/>
-      <w:r>
-        <w:rPr>
-          <w:b w:val="0"/>
-          <w:sz w:val="18"/>
-        </w:rPr>
-        <w:t>será</w:t>
-      </w:r>
-      <w:proofErr w:type="spellEnd"/>
-      <w:r>
-        <w:rPr>
-          <w:b w:val="0"/>
-          <w:sz w:val="18"/>
-        </w:rPr>
-        <w:t xml:space="preserve"> </w:t>
-      </w:r>
-      <w:proofErr w:type="spellStart"/>
-      <w:r>
-        <w:rPr>
-          <w:b w:val="0"/>
-          <w:sz w:val="18"/>
-        </w:rPr>
-        <w:t>utilizado</w:t>
-      </w:r>
-      <w:proofErr w:type="spellEnd"/>
-      <w:r>
-        <w:rPr>
-          <w:b w:val="0"/>
-          <w:sz w:val="18"/>
-        </w:rPr>
-        <w:t xml:space="preserve"> no </w:t>
-      </w:r>
-      <w:proofErr w:type="spellStart"/>
-      <w:r>
-        <w:rPr>
-          <w:b w:val="0"/>
-          <w:sz w:val="18"/>
-        </w:rPr>
-        <w:t>desenvolvimento</w:t>
-      </w:r>
-      <w:proofErr w:type="spellEnd"/>
-      <w:r>
-        <w:rPr>
-          <w:b w:val="0"/>
-          <w:sz w:val="18"/>
-        </w:rPr>
-        <w:t xml:space="preserve"> da </w:t>
-      </w:r>
-      <w:proofErr w:type="spellStart"/>
-      <w:r>
-        <w:rPr>
-          <w:b w:val="0"/>
-          <w:sz w:val="18"/>
-        </w:rPr>
-        <w:t>aplicação</w:t>
-      </w:r>
-      <w:proofErr w:type="spellEnd"/>
+          <w:lang w:val="pt-BR"/>
+        </w:rPr>
+        <w:t>. Modelo de domínio que será utilizado no desenvolvimento da aplicação</w:t>
+      </w:r>
     </w:p>
     <w:p>
       <w:pPr>
@@ -2103,8 +2032,6 @@
         </w:rPr>
         <w:t>Utilizador</w:t>
       </w:r>
-      <w:bookmarkStart w:id="0" w:name="_GoBack"/>
-      <w:bookmarkEnd w:id="0"/>
     </w:p>
     <w:p>
       <w:pPr>
@@ -2379,13 +2306,7 @@
         <w:rPr>
           <w:lang w:val="pt-BR"/>
         </w:rPr>
-        <w:t>início</w:t>
-      </w:r>
-      <w:r>
-        <w:rPr>
-          <w:lang w:val="pt-BR"/>
-        </w:rPr>
-        <w:t>;</w:t>
+        <w:t>início;</w:t>
       </w:r>
     </w:p>
     <w:p>
@@ -2494,13 +2415,7 @@
         <w:rPr>
           <w:lang w:val="pt-BR"/>
         </w:rPr>
-        <w:t>Como utilizador, quero ver a lista das minhas viagens, para escolher qual quero</w:t>
-      </w:r>
-      <w:r>
-        <w:rPr>
-          <w:lang w:val="pt-BR"/>
-        </w:rPr>
-        <w:t xml:space="preserve"> abrir.</w:t>
+        <w:t>Como utilizador, quero ver a lista das minhas viagens, para escolher qual quero abrir.</w:t>
       </w:r>
     </w:p>
     <w:p>
@@ -2568,13 +2483,7 @@
         <w:rPr>
           <w:lang w:val="pt-BR"/>
         </w:rPr>
-        <w:t>título</w:t>
-      </w:r>
-      <w:r>
-        <w:rPr>
-          <w:lang w:val="pt-BR"/>
-        </w:rPr>
-        <w:t>, as datas e número de locais;</w:t>
+        <w:t>título, as datas e número de locais;</w:t>
       </w:r>
     </w:p>
     <w:p>
@@ -2643,6 +2552,49 @@
         </w:rPr>
         <w:t>5.1.1   Especificações de Casos de Uso</w:t>
       </w:r>
+    </w:p>
+    <w:p>
+      <w:pPr>
+        <w:pStyle w:val="Legenda"/>
+        <w:jc w:val="center"/>
+        <w:rPr>
+          <w:b w:val="0"/>
+          <w:sz w:val="18"/>
+          <w:szCs w:val="18"/>
+          <w:lang w:val="pt-BR"/>
+        </w:rPr>
+      </w:pPr>
+      <w:proofErr w:type="spellStart"/>
+      <w:r>
+        <w:rPr>
+          <w:b w:val="0"/>
+          <w:sz w:val="18"/>
+          <w:szCs w:val="18"/>
+          <w:lang w:val="pt-BR"/>
+        </w:rPr>
+        <w:t>UC</w:t>
+      </w:r>
+      <w:proofErr w:type="spellEnd"/>
+      <w:r>
+        <w:rPr>
+          <w:b w:val="0"/>
+          <w:sz w:val="18"/>
+          <w:szCs w:val="18"/>
+          <w:lang w:val="pt-BR"/>
+        </w:rPr>
+        <w:t xml:space="preserve"> 1. </w:t>
+      </w:r>
+      <w:proofErr w:type="gramStart"/>
+      <w:r>
+        <w:rPr>
+          <w:b w:val="0"/>
+          <w:sz w:val="18"/>
+          <w:szCs w:val="18"/>
+          <w:lang w:val="pt-BR"/>
+        </w:rPr>
+        <w:t>Registar Utilizador</w:t>
+      </w:r>
+      <w:proofErr w:type="gramEnd"/>
     </w:p>
     <w:tbl>
       <w:tblPr>
@@ -2692,6 +2644,12 @@
                 <w:lang w:val="pt-BR"/>
               </w:rPr>
             </w:pPr>
+            <w:r>
+              <w:rPr>
+                <w:lang w:val="pt-BR"/>
+              </w:rPr>
+              <w:t>Cria uma nova conta na aplicação</w:t>
+            </w:r>
           </w:p>
         </w:tc>
       </w:tr>
@@ -2726,6 +2684,26 @@
                 <w:lang w:val="pt-BR"/>
               </w:rPr>
             </w:pPr>
+            <w:r>
+              <w:rPr>
+                <w:lang w:val="pt-BR"/>
+              </w:rPr>
+              <w:t xml:space="preserve">O </w:t>
+            </w:r>
+            <w:proofErr w:type="spellStart"/>
+            <w:r>
+              <w:rPr>
+                <w:lang w:val="pt-BR"/>
+              </w:rPr>
+              <w:t>email</w:t>
+            </w:r>
+            <w:proofErr w:type="spellEnd"/>
+            <w:r>
+              <w:rPr>
+                <w:lang w:val="pt-BR"/>
+              </w:rPr>
+              <w:t xml:space="preserve"> introduzido não existe no sistema</w:t>
+            </w:r>
           </w:p>
         </w:tc>
       </w:tr>
@@ -2760,6 +2738,12 @@
                 <w:lang w:val="pt-BR"/>
               </w:rPr>
             </w:pPr>
+            <w:r>
+              <w:rPr>
+                <w:lang w:val="pt-BR"/>
+              </w:rPr>
+              <w:t>O utilizador passa a ter uma conta na aplicação e fica com a sessão iniciada</w:t>
+            </w:r>
           </w:p>
         </w:tc>
       </w:tr>
@@ -2790,10 +2774,135 @@
           <w:p>
             <w:pPr>
               <w:pStyle w:val="p1a"/>
-              <w:rPr>
-                <w:lang w:val="pt-BR"/>
-              </w:rPr>
-            </w:pPr>
+              <w:numPr>
+                <w:ilvl w:val="0"/>
+                <w:numId w:val="9"/>
+              </w:numPr>
+              <w:rPr>
+                <w:lang w:val="pt-BR"/>
+              </w:rPr>
+            </w:pPr>
+            <w:r>
+              <w:rPr>
+                <w:lang w:val="pt-BR"/>
+              </w:rPr>
+              <w:t xml:space="preserve">O sistema solicita o nome, </w:t>
+            </w:r>
+            <w:proofErr w:type="spellStart"/>
+            <w:r>
+              <w:rPr>
+                <w:lang w:val="pt-BR"/>
+              </w:rPr>
+              <w:t>email</w:t>
+            </w:r>
+            <w:proofErr w:type="spellEnd"/>
+            <w:r>
+              <w:rPr>
+                <w:lang w:val="pt-BR"/>
+              </w:rPr>
+              <w:t xml:space="preserve"> e palavra-passe;</w:t>
+            </w:r>
+          </w:p>
+          <w:p>
+            <w:pPr>
+              <w:pStyle w:val="PargrafodaLista"/>
+              <w:numPr>
+                <w:ilvl w:val="0"/>
+                <w:numId w:val="9"/>
+              </w:numPr>
+              <w:rPr>
+                <w:lang w:val="pt-BR"/>
+              </w:rPr>
+            </w:pPr>
+            <w:r>
+              <w:rPr>
+                <w:lang w:val="pt-BR"/>
+              </w:rPr>
+              <w:t>O utilizador preenche os dados;</w:t>
+            </w:r>
+          </w:p>
+          <w:p>
+            <w:pPr>
+              <w:pStyle w:val="PargrafodaLista"/>
+              <w:numPr>
+                <w:ilvl w:val="0"/>
+                <w:numId w:val="9"/>
+              </w:numPr>
+              <w:rPr>
+                <w:lang w:val="pt-BR"/>
+              </w:rPr>
+            </w:pPr>
+            <w:r>
+              <w:rPr>
+                <w:lang w:val="pt-BR"/>
+              </w:rPr>
+              <w:t xml:space="preserve">O sistema valida o nome, o </w:t>
+            </w:r>
+            <w:proofErr w:type="spellStart"/>
+            <w:r>
+              <w:rPr>
+                <w:lang w:val="pt-BR"/>
+              </w:rPr>
+              <w:t>email</w:t>
+            </w:r>
+            <w:proofErr w:type="spellEnd"/>
+            <w:r>
+              <w:rPr>
+                <w:lang w:val="pt-BR"/>
+              </w:rPr>
+              <w:t xml:space="preserve"> e a palavra-passe;</w:t>
+            </w:r>
+          </w:p>
+          <w:p>
+            <w:pPr>
+              <w:pStyle w:val="PargrafodaLista"/>
+              <w:numPr>
+                <w:ilvl w:val="0"/>
+                <w:numId w:val="9"/>
+              </w:numPr>
+              <w:rPr>
+                <w:lang w:val="pt-BR"/>
+              </w:rPr>
+            </w:pPr>
+            <w:r>
+              <w:rPr>
+                <w:lang w:val="pt-BR"/>
+              </w:rPr>
+              <w:lastRenderedPageBreak/>
+              <w:t xml:space="preserve">O sistema guarda a palavra-passe como </w:t>
+            </w:r>
+            <w:proofErr w:type="spellStart"/>
+            <w:r>
+              <w:rPr>
+                <w:lang w:val="pt-BR"/>
+              </w:rPr>
+              <w:t>SHA</w:t>
+            </w:r>
+            <w:proofErr w:type="spellEnd"/>
+            <w:r>
+              <w:rPr>
+                <w:lang w:val="pt-BR"/>
+              </w:rPr>
+              <w:t>-256 e regista o novo utilizador no sistema;</w:t>
+            </w:r>
+          </w:p>
+          <w:p>
+            <w:pPr>
+              <w:pStyle w:val="PargrafodaLista"/>
+              <w:numPr>
+                <w:ilvl w:val="0"/>
+                <w:numId w:val="9"/>
+              </w:numPr>
+              <w:rPr>
+                <w:lang w:val="pt-BR"/>
+              </w:rPr>
+            </w:pPr>
+            <w:r>
+              <w:rPr>
+                <w:lang w:val="pt-BR"/>
+              </w:rPr>
+              <w:t>O sistema inicia a sessão e abre a lista de viagens.</w:t>
+            </w:r>
           </w:p>
         </w:tc>
       </w:tr>
@@ -2813,6 +2922,7 @@
               <w:rPr>
                 <w:lang w:val="pt-BR"/>
               </w:rPr>
+              <w:lastRenderedPageBreak/>
               <w:t>Caminho alternativo</w:t>
             </w:r>
           </w:p>
@@ -2824,24 +2934,26 @@
           <w:p>
             <w:pPr>
               <w:pStyle w:val="p1a"/>
-              <w:rPr>
-                <w:lang w:val="pt-BR"/>
-              </w:rPr>
-            </w:pPr>
+              <w:numPr>
+                <w:ilvl w:val="1"/>
+                <w:numId w:val="12"/>
+              </w:numPr>
+              <w:rPr>
+                <w:lang w:val="pt-BR"/>
+              </w:rPr>
+            </w:pPr>
+            <w:r>
+              <w:rPr>
+                <w:lang w:val="pt-BR"/>
+              </w:rPr>
+              <w:t>O utilizador insere dados inválidos: o sistema informa o erro e solicita outros dados.</w:t>
+            </w:r>
           </w:p>
         </w:tc>
       </w:tr>
     </w:tbl>
     <w:p>
       <w:pPr>
-        <w:pStyle w:val="p1a"/>
-        <w:rPr>
-          <w:lang w:val="pt-BR"/>
-        </w:rPr>
-      </w:pPr>
-    </w:p>
-    <w:p>
-      <w:pPr>
         <w:spacing w:after="160" w:line="259" w:lineRule="auto"/>
         <w:ind w:firstLine="0"/>
         <w:jc w:val="left"/>
@@ -2849,12 +2961,907 @@
           <w:lang w:val="pt-BR"/>
         </w:rPr>
       </w:pPr>
-      <w:r>
-        <w:rPr>
-          <w:lang w:val="pt-BR"/>
-        </w:rPr>
-        <w:br w:type="page"/>
-      </w:r>
+    </w:p>
+    <w:p>
+      <w:pPr>
+        <w:pStyle w:val="Legenda"/>
+        <w:jc w:val="center"/>
+        <w:rPr>
+          <w:b w:val="0"/>
+          <w:i/>
+          <w:sz w:val="18"/>
+          <w:szCs w:val="18"/>
+          <w:lang w:val="pt-BR"/>
+        </w:rPr>
+      </w:pPr>
+      <w:proofErr w:type="spellStart"/>
+      <w:r>
+        <w:rPr>
+          <w:b w:val="0"/>
+          <w:sz w:val="18"/>
+          <w:szCs w:val="18"/>
+          <w:lang w:val="pt-BR"/>
+        </w:rPr>
+        <w:t>UC</w:t>
+      </w:r>
+      <w:proofErr w:type="spellEnd"/>
+      <w:r>
+        <w:rPr>
+          <w:b w:val="0"/>
+          <w:sz w:val="18"/>
+          <w:szCs w:val="18"/>
+          <w:lang w:val="pt-BR"/>
+        </w:rPr>
+        <w:t xml:space="preserve"> 2. Iniciar Sessão</w:t>
+      </w:r>
+    </w:p>
+    <w:tbl>
+      <w:tblPr>
+        <w:tblW w:w="0" w:type="auto"/>
+        <w:tblBorders>
+          <w:top w:val="single" w:sz="4" w:space="0" w:color="auto"/>
+          <w:left w:val="single" w:sz="4" w:space="0" w:color="auto"/>
+          <w:bottom w:val="single" w:sz="4" w:space="0" w:color="auto"/>
+          <w:right w:val="single" w:sz="4" w:space="0" w:color="auto"/>
+          <w:insideH w:val="single" w:sz="4" w:space="0" w:color="auto"/>
+          <w:insideV w:val="single" w:sz="4" w:space="0" w:color="auto"/>
+        </w:tblBorders>
+        <w:tblLook w:val="04A0" w:firstRow="1" w:lastRow="0" w:firstColumn="1" w:lastColumn="0" w:noHBand="0" w:noVBand="1"/>
+      </w:tblPr>
+      <w:tblGrid>
+        <w:gridCol w:w="2268"/>
+        <w:gridCol w:w="4536"/>
+      </w:tblGrid>
+      <w:tr>
+        <w:tc>
+          <w:tcPr>
+            <w:tcW w:w="2268" w:type="dxa"/>
+          </w:tcPr>
+          <w:p>
+            <w:pPr>
+              <w:pStyle w:val="p1a"/>
+              <w:rPr>
+                <w:lang w:val="pt-BR"/>
+              </w:rPr>
+            </w:pPr>
+            <w:r>
+              <w:rPr>
+                <w:lang w:val="pt-BR"/>
+              </w:rPr>
+              <w:t>Descrição</w:t>
+            </w:r>
+          </w:p>
+        </w:tc>
+        <w:tc>
+          <w:tcPr>
+            <w:tcW w:w="4536" w:type="dxa"/>
+          </w:tcPr>
+          <w:p>
+            <w:pPr>
+              <w:pStyle w:val="p1a"/>
+              <w:rPr>
+                <w:lang w:val="pt-BR"/>
+              </w:rPr>
+            </w:pPr>
+            <w:r>
+              <w:rPr>
+                <w:lang w:val="pt-BR"/>
+              </w:rPr>
+              <w:t xml:space="preserve">Permite ao utilizador autenticar-se na aplicação </w:t>
+            </w:r>
+          </w:p>
+        </w:tc>
+      </w:tr>
+      <w:tr>
+        <w:tc>
+          <w:tcPr>
+            <w:tcW w:w="2268" w:type="dxa"/>
+          </w:tcPr>
+          <w:p>
+            <w:pPr>
+              <w:pStyle w:val="p1a"/>
+              <w:rPr>
+                <w:lang w:val="pt-BR"/>
+              </w:rPr>
+            </w:pPr>
+            <w:r>
+              <w:rPr>
+                <w:lang w:val="pt-BR"/>
+              </w:rPr>
+              <w:t>Pré-condição</w:t>
+            </w:r>
+          </w:p>
+        </w:tc>
+        <w:tc>
+          <w:tcPr>
+            <w:tcW w:w="4536" w:type="dxa"/>
+          </w:tcPr>
+          <w:p>
+            <w:pPr>
+              <w:pStyle w:val="p1a"/>
+              <w:rPr>
+                <w:lang w:val="pt-BR"/>
+              </w:rPr>
+            </w:pPr>
+            <w:r>
+              <w:rPr>
+                <w:lang w:val="pt-BR"/>
+              </w:rPr>
+              <w:t>Existe um</w:t>
+            </w:r>
+            <w:r>
+              <w:rPr>
+                <w:lang w:val="pt-BR"/>
+              </w:rPr>
+              <w:t xml:space="preserve">a conta com o </w:t>
+            </w:r>
+            <w:proofErr w:type="spellStart"/>
+            <w:r>
+              <w:rPr>
+                <w:lang w:val="pt-BR"/>
+              </w:rPr>
+              <w:t>email</w:t>
+            </w:r>
+            <w:proofErr w:type="spellEnd"/>
+            <w:r>
+              <w:rPr>
+                <w:lang w:val="pt-BR"/>
+              </w:rPr>
+              <w:t xml:space="preserve"> introduzido</w:t>
+            </w:r>
+          </w:p>
+        </w:tc>
+      </w:tr>
+      <w:tr>
+        <w:tc>
+          <w:tcPr>
+            <w:tcW w:w="2268" w:type="dxa"/>
+          </w:tcPr>
+          <w:p>
+            <w:pPr>
+              <w:pStyle w:val="p1a"/>
+              <w:rPr>
+                <w:lang w:val="pt-BR"/>
+              </w:rPr>
+            </w:pPr>
+            <w:r>
+              <w:rPr>
+                <w:lang w:val="pt-BR"/>
+              </w:rPr>
+              <w:t>Pós-condição</w:t>
+            </w:r>
+          </w:p>
+        </w:tc>
+        <w:tc>
+          <w:tcPr>
+            <w:tcW w:w="4536" w:type="dxa"/>
+          </w:tcPr>
+          <w:p>
+            <w:pPr>
+              <w:pStyle w:val="p1a"/>
+              <w:rPr>
+                <w:lang w:val="pt-BR"/>
+              </w:rPr>
+            </w:pPr>
+            <w:r>
+              <w:rPr>
+                <w:lang w:val="pt-BR"/>
+              </w:rPr>
+              <w:t>O utilizador fica com sessã</w:t>
+            </w:r>
+            <w:r>
+              <w:rPr>
+                <w:lang w:val="pt-BR"/>
+              </w:rPr>
+              <w:t>o iniciada e vê as suas viagens</w:t>
+            </w:r>
+          </w:p>
+        </w:tc>
+      </w:tr>
+      <w:tr>
+        <w:tc>
+          <w:tcPr>
+            <w:tcW w:w="2268" w:type="dxa"/>
+          </w:tcPr>
+          <w:p>
+            <w:pPr>
+              <w:pStyle w:val="p1a"/>
+              <w:rPr>
+                <w:lang w:val="pt-BR"/>
+              </w:rPr>
+            </w:pPr>
+            <w:r>
+              <w:rPr>
+                <w:lang w:val="pt-BR"/>
+              </w:rPr>
+              <w:t>Caminho principal</w:t>
+            </w:r>
+          </w:p>
+        </w:tc>
+        <w:tc>
+          <w:tcPr>
+            <w:tcW w:w="4536" w:type="dxa"/>
+          </w:tcPr>
+          <w:p>
+            <w:pPr>
+              <w:pStyle w:val="p1a"/>
+              <w:numPr>
+                <w:ilvl w:val="0"/>
+                <w:numId w:val="13"/>
+              </w:numPr>
+              <w:rPr>
+                <w:lang w:val="pt-BR"/>
+              </w:rPr>
+            </w:pPr>
+            <w:r>
+              <w:rPr>
+                <w:lang w:val="pt-BR"/>
+              </w:rPr>
+              <w:t xml:space="preserve">O sistema solicita o </w:t>
+            </w:r>
+            <w:proofErr w:type="spellStart"/>
+            <w:r>
+              <w:rPr>
+                <w:lang w:val="pt-BR"/>
+              </w:rPr>
+              <w:t>email</w:t>
+            </w:r>
+            <w:proofErr w:type="spellEnd"/>
+            <w:r>
+              <w:rPr>
+                <w:lang w:val="pt-BR"/>
+              </w:rPr>
+              <w:t xml:space="preserve"> e</w:t>
+            </w:r>
+            <w:r>
+              <w:rPr>
+                <w:lang w:val="pt-BR"/>
+              </w:rPr>
+              <w:t xml:space="preserve"> a</w:t>
+            </w:r>
+            <w:r>
+              <w:rPr>
+                <w:lang w:val="pt-BR"/>
+              </w:rPr>
+              <w:t xml:space="preserve"> palavra-passe;</w:t>
+            </w:r>
+          </w:p>
+          <w:p>
+            <w:pPr>
+              <w:pStyle w:val="PargrafodaLista"/>
+              <w:numPr>
+                <w:ilvl w:val="0"/>
+                <w:numId w:val="13"/>
+              </w:numPr>
+              <w:rPr>
+                <w:lang w:val="pt-BR"/>
+              </w:rPr>
+            </w:pPr>
+            <w:r>
+              <w:rPr>
+                <w:lang w:val="pt-BR"/>
+              </w:rPr>
+              <w:t>O utilizador preenche os dados;</w:t>
+            </w:r>
+          </w:p>
+          <w:p>
+            <w:pPr>
+              <w:pStyle w:val="PargrafodaLista"/>
+              <w:numPr>
+                <w:ilvl w:val="0"/>
+                <w:numId w:val="13"/>
+              </w:numPr>
+              <w:rPr>
+                <w:lang w:val="pt-BR"/>
+              </w:rPr>
+            </w:pPr>
+            <w:r>
+              <w:rPr>
+                <w:lang w:val="pt-BR"/>
+              </w:rPr>
+              <w:t xml:space="preserve">O sistema calcula o </w:t>
+            </w:r>
+            <w:proofErr w:type="spellStart"/>
+            <w:r>
+              <w:rPr>
+                <w:lang w:val="pt-BR"/>
+              </w:rPr>
+              <w:t>hash</w:t>
+            </w:r>
+            <w:proofErr w:type="spellEnd"/>
+            <w:r>
+              <w:rPr>
+                <w:lang w:val="pt-BR"/>
+              </w:rPr>
+              <w:t xml:space="preserve"> da palavra-p</w:t>
+            </w:r>
+            <w:r>
+              <w:rPr>
+                <w:lang w:val="pt-BR"/>
+              </w:rPr>
+              <w:t>asse e compara-o com o guardado;</w:t>
+            </w:r>
+          </w:p>
+          <w:p>
+            <w:pPr>
+              <w:pStyle w:val="PargrafodaLista"/>
+              <w:numPr>
+                <w:ilvl w:val="0"/>
+                <w:numId w:val="13"/>
+              </w:numPr>
+              <w:rPr>
+                <w:lang w:val="pt-BR"/>
+              </w:rPr>
+            </w:pPr>
+            <w:r>
+              <w:rPr>
+                <w:lang w:val="pt-BR"/>
+              </w:rPr>
+              <w:t>O sistema inicia a sessão e abre a lista de viagens.</w:t>
+            </w:r>
+          </w:p>
+        </w:tc>
+      </w:tr>
+      <w:tr>
+        <w:tc>
+          <w:tcPr>
+            <w:tcW w:w="2268" w:type="dxa"/>
+          </w:tcPr>
+          <w:p>
+            <w:pPr>
+              <w:pStyle w:val="p1a"/>
+              <w:rPr>
+                <w:lang w:val="pt-BR"/>
+              </w:rPr>
+            </w:pPr>
+            <w:r>
+              <w:rPr>
+                <w:lang w:val="pt-BR"/>
+              </w:rPr>
+              <w:t>Caminho alternativo</w:t>
+            </w:r>
+          </w:p>
+        </w:tc>
+        <w:tc>
+          <w:tcPr>
+            <w:tcW w:w="4536" w:type="dxa"/>
+          </w:tcPr>
+          <w:p>
+            <w:pPr>
+              <w:pStyle w:val="p1a"/>
+              <w:numPr>
+                <w:ilvl w:val="1"/>
+                <w:numId w:val="13"/>
+              </w:numPr>
+              <w:rPr>
+                <w:lang w:val="pt-BR"/>
+              </w:rPr>
+            </w:pPr>
+            <w:r>
+              <w:rPr>
+                <w:lang w:val="pt-BR"/>
+              </w:rPr>
+              <w:t>O utilizador insere dados inválidos: o sistema informa o erro e solicita outros dados.</w:t>
+            </w:r>
+          </w:p>
+        </w:tc>
+      </w:tr>
+    </w:tbl>
+    <w:p>
+      <w:pPr>
+        <w:spacing w:after="160" w:line="259" w:lineRule="auto"/>
+        <w:ind w:firstLine="0"/>
+        <w:jc w:val="left"/>
+        <w:rPr>
+          <w:lang w:val="pt-BR"/>
+        </w:rPr>
+      </w:pPr>
+    </w:p>
+    <w:p>
+      <w:pPr>
+        <w:pStyle w:val="Legenda"/>
+        <w:jc w:val="center"/>
+        <w:rPr>
+          <w:b w:val="0"/>
+          <w:lang w:val="pt-BR"/>
+        </w:rPr>
+      </w:pPr>
+      <w:proofErr w:type="spellStart"/>
+      <w:r>
+        <w:rPr>
+          <w:b w:val="0"/>
+          <w:lang w:val="pt-BR"/>
+        </w:rPr>
+        <w:t>UC</w:t>
+      </w:r>
+      <w:proofErr w:type="spellEnd"/>
+      <w:r>
+        <w:rPr>
+          <w:b w:val="0"/>
+          <w:lang w:val="pt-BR"/>
+        </w:rPr>
+        <w:t xml:space="preserve"> 3. Criar Viagem</w:t>
+      </w:r>
+    </w:p>
+    <w:tbl>
+      <w:tblPr>
+        <w:tblW w:w="0" w:type="auto"/>
+        <w:tblBorders>
+          <w:top w:val="single" w:sz="4" w:space="0" w:color="auto"/>
+          <w:left w:val="single" w:sz="4" w:space="0" w:color="auto"/>
+          <w:bottom w:val="single" w:sz="4" w:space="0" w:color="auto"/>
+          <w:right w:val="single" w:sz="4" w:space="0" w:color="auto"/>
+          <w:insideH w:val="single" w:sz="4" w:space="0" w:color="auto"/>
+          <w:insideV w:val="single" w:sz="4" w:space="0" w:color="auto"/>
+        </w:tblBorders>
+        <w:tblLook w:val="04A0" w:firstRow="1" w:lastRow="0" w:firstColumn="1" w:lastColumn="0" w:noHBand="0" w:noVBand="1"/>
+      </w:tblPr>
+      <w:tblGrid>
+        <w:gridCol w:w="2268"/>
+        <w:gridCol w:w="4536"/>
+      </w:tblGrid>
+      <w:tr>
+        <w:tc>
+          <w:tcPr>
+            <w:tcW w:w="2268" w:type="dxa"/>
+          </w:tcPr>
+          <w:p>
+            <w:pPr>
+              <w:pStyle w:val="p1a"/>
+              <w:rPr>
+                <w:lang w:val="pt-BR"/>
+              </w:rPr>
+            </w:pPr>
+            <w:r>
+              <w:rPr>
+                <w:lang w:val="pt-BR"/>
+              </w:rPr>
+              <w:t>Descrição</w:t>
+            </w:r>
+          </w:p>
+        </w:tc>
+        <w:tc>
+          <w:tcPr>
+            <w:tcW w:w="4536" w:type="dxa"/>
+          </w:tcPr>
+          <w:p>
+            <w:pPr>
+              <w:pStyle w:val="p1a"/>
+              <w:rPr>
+                <w:lang w:val="pt-BR"/>
+              </w:rPr>
+            </w:pPr>
+            <w:r>
+              <w:rPr>
+                <w:lang w:val="pt-BR"/>
+              </w:rPr>
+              <w:t>Regista uma nova v</w:t>
+            </w:r>
+            <w:r>
+              <w:rPr>
+                <w:lang w:val="pt-BR"/>
+              </w:rPr>
+              <w:t>iagem do utilizador autenticado</w:t>
+            </w:r>
+          </w:p>
+        </w:tc>
+      </w:tr>
+      <w:tr>
+        <w:tc>
+          <w:tcPr>
+            <w:tcW w:w="2268" w:type="dxa"/>
+          </w:tcPr>
+          <w:p>
+            <w:pPr>
+              <w:pStyle w:val="p1a"/>
+              <w:rPr>
+                <w:lang w:val="pt-BR"/>
+              </w:rPr>
+            </w:pPr>
+            <w:r>
+              <w:rPr>
+                <w:lang w:val="pt-BR"/>
+              </w:rPr>
+              <w:t>Pré-condição</w:t>
+            </w:r>
+          </w:p>
+        </w:tc>
+        <w:tc>
+          <w:tcPr>
+            <w:tcW w:w="4536" w:type="dxa"/>
+          </w:tcPr>
+          <w:p>
+            <w:pPr>
+              <w:pStyle w:val="p1a"/>
+              <w:rPr>
+                <w:lang w:val="pt-BR"/>
+              </w:rPr>
+            </w:pPr>
+            <w:r>
+              <w:rPr>
+                <w:lang w:val="pt-BR"/>
+              </w:rPr>
+              <w:t>O</w:t>
+            </w:r>
+            <w:r>
+              <w:rPr>
+                <w:lang w:val="pt-BR"/>
+              </w:rPr>
+              <w:t xml:space="preserve"> utilizador tem sessão iniciada</w:t>
+            </w:r>
+          </w:p>
+        </w:tc>
+      </w:tr>
+      <w:tr>
+        <w:tc>
+          <w:tcPr>
+            <w:tcW w:w="2268" w:type="dxa"/>
+          </w:tcPr>
+          <w:p>
+            <w:pPr>
+              <w:pStyle w:val="p1a"/>
+              <w:rPr>
+                <w:lang w:val="pt-BR"/>
+              </w:rPr>
+            </w:pPr>
+            <w:r>
+              <w:rPr>
+                <w:lang w:val="pt-BR"/>
+              </w:rPr>
+              <w:t>Pós-condição</w:t>
+            </w:r>
+          </w:p>
+        </w:tc>
+        <w:tc>
+          <w:tcPr>
+            <w:tcW w:w="4536" w:type="dxa"/>
+          </w:tcPr>
+          <w:p>
+            <w:pPr>
+              <w:pStyle w:val="p1a"/>
+              <w:rPr>
+                <w:lang w:val="pt-BR"/>
+              </w:rPr>
+            </w:pPr>
+            <w:r>
+              <w:rPr>
+                <w:lang w:val="pt-BR"/>
+              </w:rPr>
+              <w:t>A viagem fica guarda</w:t>
+            </w:r>
+            <w:r>
+              <w:rPr>
+                <w:lang w:val="pt-BR"/>
+              </w:rPr>
+              <w:t xml:space="preserve">da no </w:t>
+            </w:r>
+            <w:proofErr w:type="spellStart"/>
+            <w:r>
+              <w:rPr>
+                <w:lang w:val="pt-BR"/>
+              </w:rPr>
+              <w:t>RestDB</w:t>
+            </w:r>
+            <w:proofErr w:type="spellEnd"/>
+            <w:r>
+              <w:rPr>
+                <w:lang w:val="pt-BR"/>
+              </w:rPr>
+              <w:t xml:space="preserve"> e aparece na lista</w:t>
+            </w:r>
+          </w:p>
+        </w:tc>
+      </w:tr>
+      <w:tr>
+        <w:tc>
+          <w:tcPr>
+            <w:tcW w:w="2268" w:type="dxa"/>
+          </w:tcPr>
+          <w:p>
+            <w:pPr>
+              <w:pStyle w:val="p1a"/>
+              <w:rPr>
+                <w:lang w:val="pt-BR"/>
+              </w:rPr>
+            </w:pPr>
+            <w:r>
+              <w:rPr>
+                <w:lang w:val="pt-BR"/>
+              </w:rPr>
+              <w:t>Caminho principal</w:t>
+            </w:r>
+          </w:p>
+        </w:tc>
+        <w:tc>
+          <w:tcPr>
+            <w:tcW w:w="4536" w:type="dxa"/>
+          </w:tcPr>
+          <w:p>
+            <w:pPr>
+              <w:pStyle w:val="p1a"/>
+              <w:numPr>
+                <w:ilvl w:val="0"/>
+                <w:numId w:val="14"/>
+              </w:numPr>
+              <w:rPr>
+                <w:lang w:val="pt-BR"/>
+              </w:rPr>
+            </w:pPr>
+            <w:r>
+              <w:rPr>
+                <w:lang w:val="pt-BR"/>
+              </w:rPr>
+              <w:t xml:space="preserve">O utilizador </w:t>
+            </w:r>
+            <w:r>
+              <w:rPr>
+                <w:lang w:val="pt-BR"/>
+              </w:rPr>
+              <w:t>clica</w:t>
+            </w:r>
+            <w:r>
+              <w:rPr>
+                <w:lang w:val="pt-BR"/>
+              </w:rPr>
+              <w:t xml:space="preserve"> em “Nova viagem”;</w:t>
+            </w:r>
+          </w:p>
+          <w:p>
+            <w:pPr>
+              <w:pStyle w:val="PargrafodaLista"/>
+              <w:numPr>
+                <w:ilvl w:val="0"/>
+                <w:numId w:val="14"/>
+              </w:numPr>
+              <w:rPr>
+                <w:lang w:val="pt-BR"/>
+              </w:rPr>
+            </w:pPr>
+            <w:r>
+              <w:rPr>
+                <w:lang w:val="pt-BR"/>
+              </w:rPr>
+              <w:t>O sistema pede o título, a descrição (opcio</w:t>
+            </w:r>
+            <w:r>
+              <w:rPr>
+                <w:lang w:val="pt-BR"/>
+              </w:rPr>
+              <w:t>nal) e as datas de início e fim</w:t>
+            </w:r>
+            <w:r>
+              <w:rPr>
+                <w:lang w:val="pt-BR"/>
+              </w:rPr>
+              <w:t>;</w:t>
+            </w:r>
+          </w:p>
+          <w:p>
+            <w:pPr>
+              <w:pStyle w:val="PargrafodaLista"/>
+              <w:numPr>
+                <w:ilvl w:val="0"/>
+                <w:numId w:val="14"/>
+              </w:numPr>
+              <w:rPr>
+                <w:lang w:val="pt-BR"/>
+              </w:rPr>
+            </w:pPr>
+            <w:r>
+              <w:rPr>
+                <w:lang w:val="pt-BR"/>
+              </w:rPr>
+              <w:t>O</w:t>
+            </w:r>
+            <w:r>
+              <w:rPr>
+                <w:lang w:val="pt-BR"/>
+              </w:rPr>
+              <w:t xml:space="preserve"> utilizador preenche e confirma;</w:t>
+            </w:r>
+          </w:p>
+          <w:p>
+            <w:pPr>
+              <w:pStyle w:val="PargrafodaLista"/>
+              <w:numPr>
+                <w:ilvl w:val="0"/>
+                <w:numId w:val="14"/>
+              </w:numPr>
+              <w:rPr>
+                <w:lang w:val="pt-BR"/>
+              </w:rPr>
+            </w:pPr>
+            <w:r>
+              <w:rPr>
+                <w:lang w:val="pt-BR"/>
+              </w:rPr>
+              <w:t>O sistema valida se a</w:t>
+            </w:r>
+            <w:r>
+              <w:rPr>
+                <w:lang w:val="pt-BR"/>
+              </w:rPr>
+              <w:t xml:space="preserve"> data de fim</w:t>
+            </w:r>
+            <w:r>
+              <w:rPr>
+                <w:lang w:val="pt-BR"/>
+              </w:rPr>
+              <w:t xml:space="preserve"> igual ou posterior à de início;</w:t>
+            </w:r>
+          </w:p>
+          <w:p>
+            <w:pPr>
+              <w:pStyle w:val="PargrafodaLista"/>
+              <w:numPr>
+                <w:ilvl w:val="0"/>
+                <w:numId w:val="14"/>
+              </w:numPr>
+              <w:rPr>
+                <w:lang w:val="pt-BR"/>
+              </w:rPr>
+            </w:pPr>
+            <w:r>
+              <w:rPr>
+                <w:lang w:val="pt-BR"/>
+              </w:rPr>
+              <w:t xml:space="preserve">O sistema </w:t>
+            </w:r>
+            <w:r>
+              <w:rPr>
+                <w:lang w:val="pt-BR"/>
+              </w:rPr>
+              <w:t xml:space="preserve">cria a </w:t>
+            </w:r>
+            <w:r>
+              <w:rPr>
+                <w:lang w:val="pt-BR"/>
+              </w:rPr>
+              <w:t>viagem</w:t>
+            </w:r>
+            <w:r>
+              <w:rPr>
+                <w:lang w:val="pt-BR"/>
+              </w:rPr>
+              <w:t xml:space="preserve"> com o </w:t>
+            </w:r>
+            <w:r>
+              <w:rPr>
+                <w:lang w:val="pt-BR"/>
+              </w:rPr>
+              <w:t>utilizador</w:t>
+            </w:r>
+            <w:bookmarkStart w:id="0" w:name="_GoBack"/>
+            <w:bookmarkEnd w:id="0"/>
+            <w:r>
+              <w:rPr>
+                <w:lang w:val="pt-BR"/>
+              </w:rPr>
+              <w:t xml:space="preserve"> como </w:t>
+            </w:r>
+            <w:proofErr w:type="spellStart"/>
+            <w:r>
+              <w:rPr>
+                <w:lang w:val="pt-BR"/>
+              </w:rPr>
+              <w:t>OWNER</w:t>
+            </w:r>
+            <w:proofErr w:type="spellEnd"/>
+            <w:r>
+              <w:rPr>
+                <w:lang w:val="pt-BR"/>
+              </w:rPr>
+              <w:t>;</w:t>
+            </w:r>
+          </w:p>
+          <w:p>
+            <w:pPr>
+              <w:pStyle w:val="PargrafodaLista"/>
+              <w:numPr>
+                <w:ilvl w:val="0"/>
+                <w:numId w:val="14"/>
+              </w:numPr>
+              <w:rPr>
+                <w:lang w:val="pt-BR"/>
+              </w:rPr>
+            </w:pPr>
+            <w:r>
+              <w:rPr>
+                <w:lang w:val="pt-BR"/>
+              </w:rPr>
+              <w:t>A lista de viagens é atualizada.</w:t>
+            </w:r>
+          </w:p>
+        </w:tc>
+      </w:tr>
+      <w:tr>
+        <w:tc>
+          <w:tcPr>
+            <w:tcW w:w="2268" w:type="dxa"/>
+          </w:tcPr>
+          <w:p>
+            <w:pPr>
+              <w:pStyle w:val="p1a"/>
+              <w:rPr>
+                <w:lang w:val="pt-BR"/>
+              </w:rPr>
+            </w:pPr>
+            <w:r>
+              <w:rPr>
+                <w:lang w:val="pt-BR"/>
+              </w:rPr>
+              <w:t>Caminho alternativo</w:t>
+            </w:r>
+          </w:p>
+        </w:tc>
+        <w:tc>
+          <w:tcPr>
+            <w:tcW w:w="4536" w:type="dxa"/>
+          </w:tcPr>
+          <w:p>
+            <w:pPr>
+              <w:pStyle w:val="p1a"/>
+              <w:numPr>
+                <w:ilvl w:val="1"/>
+                <w:numId w:val="15"/>
+              </w:numPr>
+              <w:rPr>
+                <w:lang w:val="pt-BR"/>
+              </w:rPr>
+            </w:pPr>
+            <w:r>
+              <w:rPr>
+                <w:lang w:val="pt-BR"/>
+              </w:rPr>
+              <w:t>A d</w:t>
+            </w:r>
+            <w:r>
+              <w:rPr>
+                <w:lang w:val="pt-BR"/>
+              </w:rPr>
+              <w:t>ata de fim</w:t>
+            </w:r>
+            <w:r>
+              <w:rPr>
+                <w:lang w:val="pt-BR"/>
+              </w:rPr>
+              <w:t xml:space="preserve"> é</w:t>
+            </w:r>
+            <w:r>
+              <w:rPr>
+                <w:lang w:val="pt-BR"/>
+              </w:rPr>
+              <w:t xml:space="preserve"> </w:t>
+            </w:r>
+            <w:r>
+              <w:rPr>
+                <w:lang w:val="pt-BR"/>
+              </w:rPr>
+              <w:t>anterior à de início: o sistema informa o erro e solicita uma nova data.</w:t>
+            </w:r>
+          </w:p>
+        </w:tc>
+      </w:tr>
+    </w:tbl>
+    <w:p>
+      <w:pPr>
+        <w:spacing w:after="160" w:line="259" w:lineRule="auto"/>
+        <w:ind w:firstLine="0"/>
+        <w:jc w:val="left"/>
+        <w:rPr>
+          <w:lang w:val="pt-BR"/>
+        </w:rPr>
+      </w:pPr>
+    </w:p>
+    <w:p>
+      <w:pPr>
+        <w:spacing w:after="160" w:line="259" w:lineRule="auto"/>
+        <w:ind w:firstLine="0"/>
+        <w:jc w:val="left"/>
+        <w:rPr>
+          <w:lang w:val="pt-BR"/>
+        </w:rPr>
+      </w:pPr>
     </w:p>
     <w:p>
       <w:pPr>
@@ -2910,7 +3917,7 @@
       <w:r>
         <w:rPr>
           <w:noProof/>
-          <w:lang w:val="pt-PT" w:eastAsia="pt-PT"/>
+          <w:lang w:val="pt-BR" w:eastAsia="pt-PT"/>
         </w:rPr>
         <w:drawing>
           <wp:anchor distT="0" distB="0" distL="114300" distR="114300" simplePos="0" relativeHeight="251658240" behindDoc="1" locked="0" layoutInCell="1" allowOverlap="1" wp14:anchorId="50858877" wp14:editId="25CD5379">
@@ -3565,6 +4572,296 @@
     </w:lvl>
   </w:abstractNum>
   <w:abstractNum w:abstractNumId="4" w15:restartNumberingAfterBreak="0">
+    <w:nsid w:val="135B4645"/>
+    <w:multiLevelType w:val="hybridMultilevel"/>
+    <w:tmpl w:val="FD288880"/>
+    <w:lvl w:ilvl="0" w:tplc="0816000F">
+      <w:start w:val="1"/>
+      <w:numFmt w:val="decimal"/>
+      <w:lvlText w:val="%1."/>
+      <w:lvlJc w:val="left"/>
+      <w:pPr>
+        <w:ind w:left="720" w:hanging="360"/>
+      </w:pPr>
+    </w:lvl>
+    <w:lvl w:ilvl="1" w:tplc="08160019" w:tentative="1">
+      <w:start w:val="1"/>
+      <w:numFmt w:val="lowerLetter"/>
+      <w:lvlText w:val="%2."/>
+      <w:lvlJc w:val="left"/>
+      <w:pPr>
+        <w:ind w:left="1440" w:hanging="360"/>
+      </w:pPr>
+    </w:lvl>
+    <w:lvl w:ilvl="2" w:tplc="0816001B" w:tentative="1">
+      <w:start w:val="1"/>
+      <w:numFmt w:val="lowerRoman"/>
+      <w:lvlText w:val="%3."/>
+      <w:lvlJc w:val="right"/>
+      <w:pPr>
+        <w:ind w:left="2160" w:hanging="180"/>
+      </w:pPr>
+    </w:lvl>
+    <w:lvl w:ilvl="3" w:tplc="0816000F" w:tentative="1">
+      <w:start w:val="1"/>
+      <w:numFmt w:val="decimal"/>
+      <w:lvlText w:val="%4."/>
+      <w:lvlJc w:val="left"/>
+      <w:pPr>
+        <w:ind w:left="2880" w:hanging="360"/>
+      </w:pPr>
+    </w:lvl>
+    <w:lvl w:ilvl="4" w:tplc="08160019" w:tentative="1">
+      <w:start w:val="1"/>
+      <w:numFmt w:val="lowerLetter"/>
+      <w:lvlText w:val="%5."/>
+      <w:lvlJc w:val="left"/>
+      <w:pPr>
+        <w:ind w:left="3600" w:hanging="360"/>
+      </w:pPr>
+    </w:lvl>
+    <w:lvl w:ilvl="5" w:tplc="0816001B" w:tentative="1">
+      <w:start w:val="1"/>
+      <w:numFmt w:val="lowerRoman"/>
+      <w:lvlText w:val="%6."/>
+      <w:lvlJc w:val="right"/>
+      <w:pPr>
+        <w:ind w:left="4320" w:hanging="180"/>
+      </w:pPr>
+    </w:lvl>
+    <w:lvl w:ilvl="6" w:tplc="0816000F" w:tentative="1">
+      <w:start w:val="1"/>
+      <w:numFmt w:val="decimal"/>
+      <w:lvlText w:val="%7."/>
+      <w:lvlJc w:val="left"/>
+      <w:pPr>
+        <w:ind w:left="5040" w:hanging="360"/>
+      </w:pPr>
+    </w:lvl>
+    <w:lvl w:ilvl="7" w:tplc="08160019" w:tentative="1">
+      <w:start w:val="1"/>
+      <w:numFmt w:val="lowerLetter"/>
+      <w:lvlText w:val="%8."/>
+      <w:lvlJc w:val="left"/>
+      <w:pPr>
+        <w:ind w:left="5760" w:hanging="360"/>
+      </w:pPr>
+    </w:lvl>
+    <w:lvl w:ilvl="8" w:tplc="0816001B" w:tentative="1">
+      <w:start w:val="1"/>
+      <w:numFmt w:val="lowerRoman"/>
+      <w:lvlText w:val="%9."/>
+      <w:lvlJc w:val="right"/>
+      <w:pPr>
+        <w:ind w:left="6480" w:hanging="180"/>
+      </w:pPr>
+    </w:lvl>
+  </w:abstractNum>
+  <w:abstractNum w:abstractNumId="5" w15:restartNumberingAfterBreak="0">
+    <w:nsid w:val="15192468"/>
+    <w:multiLevelType w:val="hybridMultilevel"/>
+    <w:tmpl w:val="5DEA3BA0"/>
+    <w:lvl w:ilvl="0" w:tplc="0816000F">
+      <w:start w:val="1"/>
+      <w:numFmt w:val="decimal"/>
+      <w:lvlText w:val="%1."/>
+      <w:lvlJc w:val="left"/>
+      <w:pPr>
+        <w:ind w:left="720" w:hanging="360"/>
+      </w:pPr>
+    </w:lvl>
+    <w:lvl w:ilvl="1" w:tplc="08160019" w:tentative="1">
+      <w:start w:val="1"/>
+      <w:numFmt w:val="lowerLetter"/>
+      <w:lvlText w:val="%2."/>
+      <w:lvlJc w:val="left"/>
+      <w:pPr>
+        <w:ind w:left="1440" w:hanging="360"/>
+      </w:pPr>
+    </w:lvl>
+    <w:lvl w:ilvl="2" w:tplc="0816001B" w:tentative="1">
+      <w:start w:val="1"/>
+      <w:numFmt w:val="lowerRoman"/>
+      <w:lvlText w:val="%3."/>
+      <w:lvlJc w:val="right"/>
+      <w:pPr>
+        <w:ind w:left="2160" w:hanging="180"/>
+      </w:pPr>
+    </w:lvl>
+    <w:lvl w:ilvl="3" w:tplc="0816000F" w:tentative="1">
+      <w:start w:val="1"/>
+      <w:numFmt w:val="decimal"/>
+      <w:lvlText w:val="%4."/>
+      <w:lvlJc w:val="left"/>
+      <w:pPr>
+        <w:ind w:left="2880" w:hanging="360"/>
+      </w:pPr>
+    </w:lvl>
+    <w:lvl w:ilvl="4" w:tplc="08160019" w:tentative="1">
+      <w:start w:val="1"/>
+      <w:numFmt w:val="lowerLetter"/>
+      <w:lvlText w:val="%5."/>
+      <w:lvlJc w:val="left"/>
+      <w:pPr>
+        <w:ind w:left="3600" w:hanging="360"/>
+      </w:pPr>
+    </w:lvl>
+    <w:lvl w:ilvl="5" w:tplc="0816001B" w:tentative="1">
+      <w:start w:val="1"/>
+      <w:numFmt w:val="lowerRoman"/>
+      <w:lvlText w:val="%6."/>
+      <w:lvlJc w:val="right"/>
+      <w:pPr>
+        <w:ind w:left="4320" w:hanging="180"/>
+      </w:pPr>
+    </w:lvl>
+    <w:lvl w:ilvl="6" w:tplc="0816000F" w:tentative="1">
+      <w:start w:val="1"/>
+      <w:numFmt w:val="decimal"/>
+      <w:lvlText w:val="%7."/>
+      <w:lvlJc w:val="left"/>
+      <w:pPr>
+        <w:ind w:left="5040" w:hanging="360"/>
+      </w:pPr>
+    </w:lvl>
+    <w:lvl w:ilvl="7" w:tplc="08160019" w:tentative="1">
+      <w:start w:val="1"/>
+      <w:numFmt w:val="lowerLetter"/>
+      <w:lvlText w:val="%8."/>
+      <w:lvlJc w:val="left"/>
+      <w:pPr>
+        <w:ind w:left="5760" w:hanging="360"/>
+      </w:pPr>
+    </w:lvl>
+    <w:lvl w:ilvl="8" w:tplc="0816001B" w:tentative="1">
+      <w:start w:val="1"/>
+      <w:numFmt w:val="lowerRoman"/>
+      <w:lvlText w:val="%9."/>
+      <w:lvlJc w:val="right"/>
+      <w:pPr>
+        <w:ind w:left="6480" w:hanging="180"/>
+      </w:pPr>
+    </w:lvl>
+  </w:abstractNum>
+  <w:abstractNum w:abstractNumId="6" w15:restartNumberingAfterBreak="0">
+    <w:nsid w:val="1C8A01D4"/>
+    <w:multiLevelType w:val="multilevel"/>
+    <w:tmpl w:val="33FA766A"/>
+    <w:lvl w:ilvl="0">
+      <w:start w:val="1"/>
+      <w:numFmt w:val="decimal"/>
+      <w:lvlText w:val="%1."/>
+      <w:lvlJc w:val="left"/>
+      <w:pPr>
+        <w:ind w:left="720" w:hanging="360"/>
+      </w:pPr>
+    </w:lvl>
+    <w:lvl w:ilvl="1">
+      <w:start w:val="1"/>
+      <w:numFmt w:val="decimal"/>
+      <w:isLgl/>
+      <w:lvlText w:val="%1.%2"/>
+      <w:lvlJc w:val="left"/>
+      <w:pPr>
+        <w:ind w:left="720" w:hanging="360"/>
+      </w:pPr>
+      <w:rPr>
+        <w:rFonts w:hint="default"/>
+      </w:rPr>
+    </w:lvl>
+    <w:lvl w:ilvl="2">
+      <w:start w:val="1"/>
+      <w:numFmt w:val="decimal"/>
+      <w:isLgl/>
+      <w:lvlText w:val="%1.%2.%3"/>
+      <w:lvlJc w:val="left"/>
+      <w:pPr>
+        <w:ind w:left="1080" w:hanging="720"/>
+      </w:pPr>
+      <w:rPr>
+        <w:rFonts w:hint="default"/>
+      </w:rPr>
+    </w:lvl>
+    <w:lvl w:ilvl="3">
+      <w:start w:val="1"/>
+      <w:numFmt w:val="decimal"/>
+      <w:isLgl/>
+      <w:lvlText w:val="%1.%2.%3.%4"/>
+      <w:lvlJc w:val="left"/>
+      <w:pPr>
+        <w:ind w:left="1080" w:hanging="720"/>
+      </w:pPr>
+      <w:rPr>
+        <w:rFonts w:hint="default"/>
+      </w:rPr>
+    </w:lvl>
+    <w:lvl w:ilvl="4">
+      <w:start w:val="1"/>
+      <w:numFmt w:val="decimal"/>
+      <w:isLgl/>
+      <w:lvlText w:val="%1.%2.%3.%4.%5"/>
+      <w:lvlJc w:val="left"/>
+      <w:pPr>
+        <w:ind w:left="1080" w:hanging="720"/>
+      </w:pPr>
+      <w:rPr>
+        <w:rFonts w:hint="default"/>
+      </w:rPr>
+    </w:lvl>
+    <w:lvl w:ilvl="5">
+      <w:start w:val="1"/>
+      <w:numFmt w:val="decimal"/>
+      <w:isLgl/>
+      <w:lvlText w:val="%1.%2.%3.%4.%5.%6"/>
+      <w:lvlJc w:val="left"/>
+      <w:pPr>
+        <w:ind w:left="1440" w:hanging="1080"/>
+      </w:pPr>
+      <w:rPr>
+        <w:rFonts w:hint="default"/>
+      </w:rPr>
+    </w:lvl>
+    <w:lvl w:ilvl="6">
+      <w:start w:val="1"/>
+      <w:numFmt w:val="decimal"/>
+      <w:isLgl/>
+      <w:lvlText w:val="%1.%2.%3.%4.%5.%6.%7"/>
+      <w:lvlJc w:val="left"/>
+      <w:pPr>
+        <w:ind w:left="1440" w:hanging="1080"/>
+      </w:pPr>
+      <w:rPr>
+        <w:rFonts w:hint="default"/>
+      </w:rPr>
+    </w:lvl>
+    <w:lvl w:ilvl="7">
+      <w:start w:val="1"/>
+      <w:numFmt w:val="decimal"/>
+      <w:isLgl/>
+      <w:lvlText w:val="%1.%2.%3.%4.%5.%6.%7.%8"/>
+      <w:lvlJc w:val="left"/>
+      <w:pPr>
+        <w:ind w:left="1800" w:hanging="1440"/>
+      </w:pPr>
+      <w:rPr>
+        <w:rFonts w:hint="default"/>
+      </w:rPr>
+    </w:lvl>
+    <w:lvl w:ilvl="8">
+      <w:start w:val="1"/>
+      <w:numFmt w:val="decimal"/>
+      <w:isLgl/>
+      <w:lvlText w:val="%1.%2.%3.%4.%5.%6.%7.%8.%9"/>
+      <w:lvlJc w:val="left"/>
+      <w:pPr>
+        <w:ind w:left="1800" w:hanging="1440"/>
+      </w:pPr>
+      <w:rPr>
+        <w:rFonts w:hint="default"/>
+      </w:rPr>
+    </w:lvl>
+  </w:abstractNum>
+  <w:abstractNum w:abstractNumId="7" w15:restartNumberingAfterBreak="0">
     <w:nsid w:val="236F0CB4"/>
     <w:multiLevelType w:val="hybridMultilevel"/>
     <w:tmpl w:val="2DD4A172"/>
@@ -3653,7 +4950,7 @@
       </w:pPr>
     </w:lvl>
   </w:abstractNum>
-  <w:abstractNum w:abstractNumId="5" w15:restartNumberingAfterBreak="0">
+  <w:abstractNum w:abstractNumId="8" w15:restartNumberingAfterBreak="0">
     <w:nsid w:val="299A41E7"/>
     <w:multiLevelType w:val="hybridMultilevel"/>
     <w:tmpl w:val="B750E62A"/>
@@ -3742,7 +5039,437 @@
       </w:pPr>
     </w:lvl>
   </w:abstractNum>
-  <w:abstractNum w:abstractNumId="6" w15:restartNumberingAfterBreak="0">
+  <w:abstractNum w:abstractNumId="9" w15:restartNumberingAfterBreak="0">
+    <w:nsid w:val="579B0F2B"/>
+    <w:multiLevelType w:val="multilevel"/>
+    <w:tmpl w:val="2C16CF1E"/>
+    <w:lvl w:ilvl="0">
+      <w:start w:val="3"/>
+      <w:numFmt w:val="decimal"/>
+      <w:lvlText w:val="%1"/>
+      <w:lvlJc w:val="left"/>
+      <w:pPr>
+        <w:ind w:left="360" w:hanging="360"/>
+      </w:pPr>
+      <w:rPr>
+        <w:rFonts w:hint="default"/>
+      </w:rPr>
+    </w:lvl>
+    <w:lvl w:ilvl="1">
+      <w:start w:val="1"/>
+      <w:numFmt w:val="decimal"/>
+      <w:lvlText w:val="%1.%2"/>
+      <w:lvlJc w:val="left"/>
+      <w:pPr>
+        <w:ind w:left="720" w:hanging="360"/>
+      </w:pPr>
+      <w:rPr>
+        <w:rFonts w:hint="default"/>
+      </w:rPr>
+    </w:lvl>
+    <w:lvl w:ilvl="2">
+      <w:start w:val="1"/>
+      <w:numFmt w:val="decimal"/>
+      <w:lvlText w:val="%1.%2.%3"/>
+      <w:lvlJc w:val="left"/>
+      <w:pPr>
+        <w:ind w:left="1440" w:hanging="720"/>
+      </w:pPr>
+      <w:rPr>
+        <w:rFonts w:hint="default"/>
+      </w:rPr>
+    </w:lvl>
+    <w:lvl w:ilvl="3">
+      <w:start w:val="1"/>
+      <w:numFmt w:val="decimal"/>
+      <w:lvlText w:val="%1.%2.%3.%4"/>
+      <w:lvlJc w:val="left"/>
+      <w:pPr>
+        <w:ind w:left="1800" w:hanging="720"/>
+      </w:pPr>
+      <w:rPr>
+        <w:rFonts w:hint="default"/>
+      </w:rPr>
+    </w:lvl>
+    <w:lvl w:ilvl="4">
+      <w:start w:val="1"/>
+      <w:numFmt w:val="decimal"/>
+      <w:lvlText w:val="%1.%2.%3.%4.%5"/>
+      <w:lvlJc w:val="left"/>
+      <w:pPr>
+        <w:ind w:left="2160" w:hanging="720"/>
+      </w:pPr>
+      <w:rPr>
+        <w:rFonts w:hint="default"/>
+      </w:rPr>
+    </w:lvl>
+    <w:lvl w:ilvl="5">
+      <w:start w:val="1"/>
+      <w:numFmt w:val="decimal"/>
+      <w:lvlText w:val="%1.%2.%3.%4.%5.%6"/>
+      <w:lvlJc w:val="left"/>
+      <w:pPr>
+        <w:ind w:left="2880" w:hanging="1080"/>
+      </w:pPr>
+      <w:rPr>
+        <w:rFonts w:hint="default"/>
+      </w:rPr>
+    </w:lvl>
+    <w:lvl w:ilvl="6">
+      <w:start w:val="1"/>
+      <w:numFmt w:val="decimal"/>
+      <w:lvlText w:val="%1.%2.%3.%4.%5.%6.%7"/>
+      <w:lvlJc w:val="left"/>
+      <w:pPr>
+        <w:ind w:left="3240" w:hanging="1080"/>
+      </w:pPr>
+      <w:rPr>
+        <w:rFonts w:hint="default"/>
+      </w:rPr>
+    </w:lvl>
+    <w:lvl w:ilvl="7">
+      <w:start w:val="1"/>
+      <w:numFmt w:val="decimal"/>
+      <w:lvlText w:val="%1.%2.%3.%4.%5.%6.%7.%8"/>
+      <w:lvlJc w:val="left"/>
+      <w:pPr>
+        <w:ind w:left="3960" w:hanging="1440"/>
+      </w:pPr>
+      <w:rPr>
+        <w:rFonts w:hint="default"/>
+      </w:rPr>
+    </w:lvl>
+    <w:lvl w:ilvl="8">
+      <w:start w:val="1"/>
+      <w:numFmt w:val="decimal"/>
+      <w:lvlText w:val="%1.%2.%3.%4.%5.%6.%7.%8.%9"/>
+      <w:lvlJc w:val="left"/>
+      <w:pPr>
+        <w:ind w:left="4320" w:hanging="1440"/>
+      </w:pPr>
+      <w:rPr>
+        <w:rFonts w:hint="default"/>
+      </w:rPr>
+    </w:lvl>
+  </w:abstractNum>
+  <w:abstractNum w:abstractNumId="10" w15:restartNumberingAfterBreak="0">
+    <w:nsid w:val="67212F69"/>
+    <w:multiLevelType w:val="multilevel"/>
+    <w:tmpl w:val="38E62B7E"/>
+    <w:lvl w:ilvl="0">
+      <w:start w:val="4"/>
+      <w:numFmt w:val="decimal"/>
+      <w:lvlText w:val="%1"/>
+      <w:lvlJc w:val="left"/>
+      <w:pPr>
+        <w:ind w:left="360" w:hanging="360"/>
+      </w:pPr>
+      <w:rPr>
+        <w:rFonts w:hint="default"/>
+      </w:rPr>
+    </w:lvl>
+    <w:lvl w:ilvl="1">
+      <w:start w:val="1"/>
+      <w:numFmt w:val="decimal"/>
+      <w:lvlText w:val="%1.%2"/>
+      <w:lvlJc w:val="left"/>
+      <w:pPr>
+        <w:ind w:left="720" w:hanging="360"/>
+      </w:pPr>
+      <w:rPr>
+        <w:rFonts w:hint="default"/>
+      </w:rPr>
+    </w:lvl>
+    <w:lvl w:ilvl="2">
+      <w:start w:val="1"/>
+      <w:numFmt w:val="decimal"/>
+      <w:lvlText w:val="%1.%2.%3"/>
+      <w:lvlJc w:val="left"/>
+      <w:pPr>
+        <w:ind w:left="1440" w:hanging="720"/>
+      </w:pPr>
+      <w:rPr>
+        <w:rFonts w:hint="default"/>
+      </w:rPr>
+    </w:lvl>
+    <w:lvl w:ilvl="3">
+      <w:start w:val="1"/>
+      <w:numFmt w:val="decimal"/>
+      <w:lvlText w:val="%1.%2.%3.%4"/>
+      <w:lvlJc w:val="left"/>
+      <w:pPr>
+        <w:ind w:left="1800" w:hanging="720"/>
+      </w:pPr>
+      <w:rPr>
+        <w:rFonts w:hint="default"/>
+      </w:rPr>
+    </w:lvl>
+    <w:lvl w:ilvl="4">
+      <w:start w:val="1"/>
+      <w:numFmt w:val="decimal"/>
+      <w:lvlText w:val="%1.%2.%3.%4.%5"/>
+      <w:lvlJc w:val="left"/>
+      <w:pPr>
+        <w:ind w:left="2160" w:hanging="720"/>
+      </w:pPr>
+      <w:rPr>
+        <w:rFonts w:hint="default"/>
+      </w:rPr>
+    </w:lvl>
+    <w:lvl w:ilvl="5">
+      <w:start w:val="1"/>
+      <w:numFmt w:val="decimal"/>
+      <w:lvlText w:val="%1.%2.%3.%4.%5.%6"/>
+      <w:lvlJc w:val="left"/>
+      <w:pPr>
+        <w:ind w:left="2880" w:hanging="1080"/>
+      </w:pPr>
+      <w:rPr>
+        <w:rFonts w:hint="default"/>
+      </w:rPr>
+    </w:lvl>
+    <w:lvl w:ilvl="6">
+      <w:start w:val="1"/>
+      <w:numFmt w:val="decimal"/>
+      <w:lvlText w:val="%1.%2.%3.%4.%5.%6.%7"/>
+      <w:lvlJc w:val="left"/>
+      <w:pPr>
+        <w:ind w:left="3240" w:hanging="1080"/>
+      </w:pPr>
+      <w:rPr>
+        <w:rFonts w:hint="default"/>
+      </w:rPr>
+    </w:lvl>
+    <w:lvl w:ilvl="7">
+      <w:start w:val="1"/>
+      <w:numFmt w:val="decimal"/>
+      <w:lvlText w:val="%1.%2.%3.%4.%5.%6.%7.%8"/>
+      <w:lvlJc w:val="left"/>
+      <w:pPr>
+        <w:ind w:left="3960" w:hanging="1440"/>
+      </w:pPr>
+      <w:rPr>
+        <w:rFonts w:hint="default"/>
+      </w:rPr>
+    </w:lvl>
+    <w:lvl w:ilvl="8">
+      <w:start w:val="1"/>
+      <w:numFmt w:val="decimal"/>
+      <w:lvlText w:val="%1.%2.%3.%4.%5.%6.%7.%8.%9"/>
+      <w:lvlJc w:val="left"/>
+      <w:pPr>
+        <w:ind w:left="4320" w:hanging="1440"/>
+      </w:pPr>
+      <w:rPr>
+        <w:rFonts w:hint="default"/>
+      </w:rPr>
+    </w:lvl>
+  </w:abstractNum>
+  <w:abstractNum w:abstractNumId="11" w15:restartNumberingAfterBreak="0">
+    <w:nsid w:val="67A74286"/>
+    <w:multiLevelType w:val="multilevel"/>
+    <w:tmpl w:val="33FA766A"/>
+    <w:lvl w:ilvl="0">
+      <w:start w:val="1"/>
+      <w:numFmt w:val="decimal"/>
+      <w:lvlText w:val="%1."/>
+      <w:lvlJc w:val="left"/>
+      <w:pPr>
+        <w:ind w:left="720" w:hanging="360"/>
+      </w:pPr>
+    </w:lvl>
+    <w:lvl w:ilvl="1">
+      <w:start w:val="1"/>
+      <w:numFmt w:val="decimal"/>
+      <w:isLgl/>
+      <w:lvlText w:val="%1.%2"/>
+      <w:lvlJc w:val="left"/>
+      <w:pPr>
+        <w:ind w:left="720" w:hanging="360"/>
+      </w:pPr>
+      <w:rPr>
+        <w:rFonts w:hint="default"/>
+      </w:rPr>
+    </w:lvl>
+    <w:lvl w:ilvl="2">
+      <w:start w:val="1"/>
+      <w:numFmt w:val="decimal"/>
+      <w:isLgl/>
+      <w:lvlText w:val="%1.%2.%3"/>
+      <w:lvlJc w:val="left"/>
+      <w:pPr>
+        <w:ind w:left="1080" w:hanging="720"/>
+      </w:pPr>
+      <w:rPr>
+        <w:rFonts w:hint="default"/>
+      </w:rPr>
+    </w:lvl>
+    <w:lvl w:ilvl="3">
+      <w:start w:val="1"/>
+      <w:numFmt w:val="decimal"/>
+      <w:isLgl/>
+      <w:lvlText w:val="%1.%2.%3.%4"/>
+      <w:lvlJc w:val="left"/>
+      <w:pPr>
+        <w:ind w:left="1080" w:hanging="720"/>
+      </w:pPr>
+      <w:rPr>
+        <w:rFonts w:hint="default"/>
+      </w:rPr>
+    </w:lvl>
+    <w:lvl w:ilvl="4">
+      <w:start w:val="1"/>
+      <w:numFmt w:val="decimal"/>
+      <w:isLgl/>
+      <w:lvlText w:val="%1.%2.%3.%4.%5"/>
+      <w:lvlJc w:val="left"/>
+      <w:pPr>
+        <w:ind w:left="1080" w:hanging="720"/>
+      </w:pPr>
+      <w:rPr>
+        <w:rFonts w:hint="default"/>
+      </w:rPr>
+    </w:lvl>
+    <w:lvl w:ilvl="5">
+      <w:start w:val="1"/>
+      <w:numFmt w:val="decimal"/>
+      <w:isLgl/>
+      <w:lvlText w:val="%1.%2.%3.%4.%5.%6"/>
+      <w:lvlJc w:val="left"/>
+      <w:pPr>
+        <w:ind w:left="1440" w:hanging="1080"/>
+      </w:pPr>
+      <w:rPr>
+        <w:rFonts w:hint="default"/>
+      </w:rPr>
+    </w:lvl>
+    <w:lvl w:ilvl="6">
+      <w:start w:val="1"/>
+      <w:numFmt w:val="decimal"/>
+      <w:isLgl/>
+      <w:lvlText w:val="%1.%2.%3.%4.%5.%6.%7"/>
+      <w:lvlJc w:val="left"/>
+      <w:pPr>
+        <w:ind w:left="1440" w:hanging="1080"/>
+      </w:pPr>
+      <w:rPr>
+        <w:rFonts w:hint="default"/>
+      </w:rPr>
+    </w:lvl>
+    <w:lvl w:ilvl="7">
+      <w:start w:val="1"/>
+      <w:numFmt w:val="decimal"/>
+      <w:isLgl/>
+      <w:lvlText w:val="%1.%2.%3.%4.%5.%6.%7.%8"/>
+      <w:lvlJc w:val="left"/>
+      <w:pPr>
+        <w:ind w:left="1800" w:hanging="1440"/>
+      </w:pPr>
+      <w:rPr>
+        <w:rFonts w:hint="default"/>
+      </w:rPr>
+    </w:lvl>
+    <w:lvl w:ilvl="8">
+      <w:start w:val="1"/>
+      <w:numFmt w:val="decimal"/>
+      <w:isLgl/>
+      <w:lvlText w:val="%1.%2.%3.%4.%5.%6.%7.%8.%9"/>
+      <w:lvlJc w:val="left"/>
+      <w:pPr>
+        <w:ind w:left="1800" w:hanging="1440"/>
+      </w:pPr>
+      <w:rPr>
+        <w:rFonts w:hint="default"/>
+      </w:rPr>
+    </w:lvl>
+  </w:abstractNum>
+  <w:abstractNum w:abstractNumId="12" w15:restartNumberingAfterBreak="0">
+    <w:nsid w:val="7301321B"/>
+    <w:multiLevelType w:val="multilevel"/>
+    <w:tmpl w:val="0816001F"/>
+    <w:lvl w:ilvl="0">
+      <w:start w:val="1"/>
+      <w:numFmt w:val="decimal"/>
+      <w:lvlText w:val="%1."/>
+      <w:lvlJc w:val="left"/>
+      <w:pPr>
+        <w:ind w:left="360" w:hanging="360"/>
+      </w:pPr>
+    </w:lvl>
+    <w:lvl w:ilvl="1">
+      <w:start w:val="1"/>
+      <w:numFmt w:val="decimal"/>
+      <w:lvlText w:val="%1.%2."/>
+      <w:lvlJc w:val="left"/>
+      <w:pPr>
+        <w:ind w:left="792" w:hanging="432"/>
+      </w:pPr>
+    </w:lvl>
+    <w:lvl w:ilvl="2">
+      <w:start w:val="1"/>
+      <w:numFmt w:val="decimal"/>
+      <w:lvlText w:val="%1.%2.%3."/>
+      <w:lvlJc w:val="left"/>
+      <w:pPr>
+        <w:ind w:left="1224" w:hanging="504"/>
+      </w:pPr>
+    </w:lvl>
+    <w:lvl w:ilvl="3">
+      <w:start w:val="1"/>
+      <w:numFmt w:val="decimal"/>
+      <w:lvlText w:val="%1.%2.%3.%4."/>
+      <w:lvlJc w:val="left"/>
+      <w:pPr>
+        <w:ind w:left="1728" w:hanging="648"/>
+      </w:pPr>
+    </w:lvl>
+    <w:lvl w:ilvl="4">
+      <w:start w:val="1"/>
+      <w:numFmt w:val="decimal"/>
+      <w:lvlText w:val="%1.%2.%3.%4.%5."/>
+      <w:lvlJc w:val="left"/>
+      <w:pPr>
+        <w:ind w:left="2232" w:hanging="792"/>
+      </w:pPr>
+    </w:lvl>
+    <w:lvl w:ilvl="5">
+      <w:start w:val="1"/>
+      <w:numFmt w:val="decimal"/>
+      <w:lvlText w:val="%1.%2.%3.%4.%5.%6."/>
+      <w:lvlJc w:val="left"/>
+      <w:pPr>
+        <w:ind w:left="2736" w:hanging="936"/>
+      </w:pPr>
+    </w:lvl>
+    <w:lvl w:ilvl="6">
+      <w:start w:val="1"/>
+      <w:numFmt w:val="decimal"/>
+      <w:lvlText w:val="%1.%2.%3.%4.%5.%6.%7."/>
+      <w:lvlJc w:val="left"/>
+      <w:pPr>
+        <w:ind w:left="3240" w:hanging="1080"/>
+      </w:pPr>
+    </w:lvl>
+    <w:lvl w:ilvl="7">
+      <w:start w:val="1"/>
+      <w:numFmt w:val="decimal"/>
+      <w:lvlText w:val="%1.%2.%3.%4.%5.%6.%7.%8."/>
+      <w:lvlJc w:val="left"/>
+      <w:pPr>
+        <w:ind w:left="3744" w:hanging="1224"/>
+      </w:pPr>
+    </w:lvl>
+    <w:lvl w:ilvl="8">
+      <w:start w:val="1"/>
+      <w:numFmt w:val="decimal"/>
+      <w:lvlText w:val="%1.%2.%3.%4.%5.%6.%7.%8.%9."/>
+      <w:lvlJc w:val="left"/>
+      <w:pPr>
+        <w:ind w:left="4320" w:hanging="1440"/>
+      </w:pPr>
+    </w:lvl>
+  </w:abstractNum>
+  <w:abstractNum w:abstractNumId="13" w15:restartNumberingAfterBreak="0">
     <w:nsid w:val="798409D0"/>
     <w:multiLevelType w:val="hybridMultilevel"/>
     <w:tmpl w:val="A8484A4A"/>
@@ -3831,7 +5558,7 @@
       </w:pPr>
     </w:lvl>
   </w:abstractNum>
-  <w:abstractNum w:abstractNumId="7" w15:restartNumberingAfterBreak="0">
+  <w:abstractNum w:abstractNumId="14" w15:restartNumberingAfterBreak="0">
     <w:nsid w:val="7EA54D59"/>
     <w:multiLevelType w:val="hybridMultilevel"/>
     <w:tmpl w:val="FBA0BF06"/>
@@ -3921,10 +5648,10 @@
     </w:lvl>
   </w:abstractNum>
   <w:num w:numId="1">
-    <w:abstractNumId w:val="5"/>
+    <w:abstractNumId w:val="8"/>
   </w:num>
   <w:num w:numId="2">
-    <w:abstractNumId w:val="6"/>
+    <w:abstractNumId w:val="13"/>
   </w:num>
   <w:num w:numId="3">
     <w:abstractNumId w:val="2"/>
@@ -3933,16 +5660,37 @@
     <w:abstractNumId w:val="1"/>
   </w:num>
   <w:num w:numId="5">
-    <w:abstractNumId w:val="7"/>
+    <w:abstractNumId w:val="14"/>
   </w:num>
   <w:num w:numId="6">
-    <w:abstractNumId w:val="4"/>
+    <w:abstractNumId w:val="7"/>
   </w:num>
   <w:num w:numId="7">
     <w:abstractNumId w:val="0"/>
   </w:num>
   <w:num w:numId="8">
     <w:abstractNumId w:val="3"/>
+  </w:num>
+  <w:num w:numId="9">
+    <w:abstractNumId w:val="5"/>
+  </w:num>
+  <w:num w:numId="10">
+    <w:abstractNumId w:val="4"/>
+  </w:num>
+  <w:num w:numId="11">
+    <w:abstractNumId w:val="12"/>
+  </w:num>
+  <w:num w:numId="12">
+    <w:abstractNumId w:val="9"/>
+  </w:num>
+  <w:num w:numId="13">
+    <w:abstractNumId w:val="11"/>
+  </w:num>
+  <w:num w:numId="14">
+    <w:abstractNumId w:val="6"/>
+  </w:num>
+  <w:num w:numId="15">
+    <w:abstractNumId w:val="10"/>
   </w:num>
 </w:numbering>
 </file>

--- a/Documentation/Relatório-DSSMV-2025-27_2DB_1250771_1251355.docx
+++ b/Documentation/Relatório-DSSMV-2025-27_2DB_1250771_1251355.docx
@@ -822,7 +822,21 @@
         <w:rPr>
           <w:lang w:val="pt-BR"/>
         </w:rPr>
-        <w:t xml:space="preserve"> apresenta um resumo da viagem com dados como número de locais visitados, países, despesas, entre outros. A aplicação utiliza recursos nativos do </w:t>
+        <w:t xml:space="preserve"> apresenta um resumo da viagem com dados como número de lo</w:t>
+      </w:r>
+      <w:r>
+        <w:rPr>
+          <w:lang w:val="pt-BR"/>
+        </w:rPr>
+        <w:t>cais visitados, países</w:t>
+      </w:r>
+      <w:bookmarkStart w:id="0" w:name="_GoBack"/>
+      <w:bookmarkEnd w:id="0"/>
+      <w:r>
+        <w:rPr>
+          <w:lang w:val="pt-BR"/>
+        </w:rPr>
+        <w:t xml:space="preserve">, entre outros. A aplicação utiliza recursos nativos do </w:t>
       </w:r>
       <w:proofErr w:type="spellStart"/>
       <w:r>
@@ -1117,7 +1131,7 @@
       </w:tr>
       <w:tr>
         <w:trPr>
-          <w:trHeight w:val="32"/>
+          <w:trHeight w:val="33"/>
           <w:jc w:val="center"/>
         </w:trPr>
         <w:tc>
@@ -1133,14 +1147,12 @@
                 <w:lang w:val="pt-BR"/>
               </w:rPr>
             </w:pPr>
-            <w:proofErr w:type="spellStart"/>
-            <w:r>
-              <w:rPr>
-                <w:lang w:val="pt-BR"/>
-              </w:rPr>
-              <w:t>Geocoding</w:t>
-            </w:r>
-            <w:proofErr w:type="spellEnd"/>
+            <w:r>
+              <w:rPr>
+                <w:lang w:val="pt-BR"/>
+              </w:rPr>
+              <w:t>GPS</w:t>
+            </w:r>
           </w:p>
         </w:tc>
         <w:tc>
@@ -1156,14 +1168,12 @@
                 <w:lang w:val="pt-BR"/>
               </w:rPr>
             </w:pPr>
-            <w:proofErr w:type="spellStart"/>
-            <w:r>
-              <w:rPr>
-                <w:lang w:val="pt-BR"/>
-              </w:rPr>
-              <w:t>Geocodificação</w:t>
-            </w:r>
-            <w:proofErr w:type="spellEnd"/>
+            <w:r>
+              <w:rPr>
+                <w:lang w:val="pt-BR"/>
+              </w:rPr>
+              <w:t>GPS</w:t>
+            </w:r>
           </w:p>
         </w:tc>
         <w:tc>
@@ -1183,7 +1193,7 @@
               <w:rPr>
                 <w:lang w:val="pt-BR"/>
               </w:rPr>
-              <w:t>Processo de conversão entre coordenadas geográficas e um endereço físico legível.</w:t>
+              <w:t>Sistema de posicionamento por satélite que devolve latitude e longitude.</w:t>
             </w:r>
           </w:p>
         </w:tc>
@@ -1206,12 +1216,14 @@
                 <w:lang w:val="pt-BR"/>
               </w:rPr>
             </w:pPr>
-            <w:r>
-              <w:rPr>
-                <w:lang w:val="pt-BR"/>
-              </w:rPr>
-              <w:t>GPS</w:t>
-            </w:r>
+            <w:proofErr w:type="spellStart"/>
+            <w:r>
+              <w:rPr>
+                <w:lang w:val="pt-BR"/>
+              </w:rPr>
+              <w:t>Map</w:t>
+            </w:r>
+            <w:proofErr w:type="spellEnd"/>
           </w:p>
         </w:tc>
         <w:tc>
@@ -1231,7 +1243,7 @@
               <w:rPr>
                 <w:lang w:val="pt-BR"/>
               </w:rPr>
-              <w:t>GPS</w:t>
+              <w:t>Mapa</w:t>
             </w:r>
           </w:p>
         </w:tc>
@@ -1248,11 +1260,19 @@
                 <w:lang w:val="pt-BR"/>
               </w:rPr>
             </w:pPr>
-            <w:r>
-              <w:rPr>
-                <w:lang w:val="pt-BR"/>
-              </w:rPr>
-              <w:t>Sistema de posicionamento por satélite que devolve latitude e longitude.</w:t>
+            <w:proofErr w:type="spellStart"/>
+            <w:r>
+              <w:rPr>
+                <w:lang w:val="pt-BR"/>
+              </w:rPr>
+              <w:t>Ecrã</w:t>
+            </w:r>
+            <w:proofErr w:type="spellEnd"/>
+            <w:r>
+              <w:rPr>
+                <w:lang w:val="pt-BR"/>
+              </w:rPr>
+              <w:t xml:space="preserve"> com os locais da viagem</w:t>
             </w:r>
           </w:p>
         </w:tc>
@@ -1280,7 +1300,7 @@
               <w:rPr>
                 <w:lang w:val="pt-BR"/>
               </w:rPr>
-              <w:t>Map</w:t>
+              <w:t>Marker</w:t>
             </w:r>
             <w:proofErr w:type="spellEnd"/>
           </w:p>
@@ -1302,7 +1322,7 @@
               <w:rPr>
                 <w:lang w:val="pt-BR"/>
               </w:rPr>
-              <w:t>Mapa</w:t>
+              <w:t>Marcador</w:t>
             </w:r>
           </w:p>
         </w:tc>
@@ -1319,19 +1339,11 @@
                 <w:lang w:val="pt-BR"/>
               </w:rPr>
             </w:pPr>
-            <w:proofErr w:type="spellStart"/>
-            <w:r>
-              <w:rPr>
-                <w:lang w:val="pt-BR"/>
-              </w:rPr>
-              <w:t>Ecrã</w:t>
-            </w:r>
-            <w:proofErr w:type="spellEnd"/>
-            <w:r>
-              <w:rPr>
-                <w:lang w:val="pt-BR"/>
-              </w:rPr>
-              <w:t xml:space="preserve"> com os locais da viagem</w:t>
+            <w:r>
+              <w:rPr>
+                <w:lang w:val="pt-BR"/>
+              </w:rPr>
+              <w:t>Pino colocado no mapa, com a cor da categoria do local.</w:t>
             </w:r>
           </w:p>
         </w:tc>
@@ -1359,8 +1371,7 @@
               <w:rPr>
                 <w:lang w:val="pt-BR"/>
               </w:rPr>
-              <w:lastRenderedPageBreak/>
-              <w:t>Marker</w:t>
+              <w:t>Photo</w:t>
             </w:r>
             <w:proofErr w:type="spellEnd"/>
           </w:p>
@@ -1382,7 +1393,7 @@
               <w:rPr>
                 <w:lang w:val="pt-BR"/>
               </w:rPr>
-              <w:t>Marcador</w:t>
+              <w:t>Fotografia</w:t>
             </w:r>
           </w:p>
         </w:tc>
@@ -1403,7 +1414,7 @@
               <w:rPr>
                 <w:lang w:val="pt-BR"/>
               </w:rPr>
-              <w:t>Pino colocado no mapa, com a cor da categoria do local.</w:t>
+              <w:t>Imagem tirada num local</w:t>
             </w:r>
           </w:p>
         </w:tc>
@@ -1431,7 +1442,8 @@
               <w:rPr>
                 <w:lang w:val="pt-BR"/>
               </w:rPr>
-              <w:t>Photo</w:t>
+              <w:lastRenderedPageBreak/>
+              <w:t>Place</w:t>
             </w:r>
             <w:proofErr w:type="spellEnd"/>
           </w:p>
@@ -1453,7 +1465,7 @@
               <w:rPr>
                 <w:lang w:val="pt-BR"/>
               </w:rPr>
-              <w:t>Fotografia</w:t>
+              <w:t>Local</w:t>
             </w:r>
           </w:p>
         </w:tc>
@@ -1474,7 +1486,7 @@
               <w:rPr>
                 <w:lang w:val="pt-BR"/>
               </w:rPr>
-              <w:t>Imagem tirada num local</w:t>
+              <w:t>Ponto de interesse registado dentro de uma viagem.</w:t>
             </w:r>
           </w:p>
         </w:tc>
@@ -1497,14 +1509,12 @@
                 <w:lang w:val="pt-BR"/>
               </w:rPr>
             </w:pPr>
-            <w:proofErr w:type="spellStart"/>
-            <w:r>
-              <w:rPr>
-                <w:lang w:val="pt-BR"/>
-              </w:rPr>
-              <w:t>Place</w:t>
-            </w:r>
-            <w:proofErr w:type="spellEnd"/>
+            <w:r>
+              <w:rPr>
+                <w:lang w:val="pt-BR"/>
+              </w:rPr>
+              <w:t>Rating</w:t>
+            </w:r>
           </w:p>
         </w:tc>
         <w:tc>
@@ -1524,7 +1534,7 @@
               <w:rPr>
                 <w:lang w:val="pt-BR"/>
               </w:rPr>
-              <w:t>Local</w:t>
+              <w:t>Avaliação</w:t>
             </w:r>
           </w:p>
         </w:tc>
@@ -1545,7 +1555,7 @@
               <w:rPr>
                 <w:lang w:val="pt-BR"/>
               </w:rPr>
-              <w:t>Ponto de interesse registado dentro de uma viagem.</w:t>
+              <w:t>Nota de 1 a 5 atribuída a um local.</w:t>
             </w:r>
           </w:p>
         </w:tc>
@@ -1568,12 +1578,14 @@
                 <w:lang w:val="pt-BR"/>
               </w:rPr>
             </w:pPr>
-            <w:r>
-              <w:rPr>
-                <w:lang w:val="pt-BR"/>
-              </w:rPr>
-              <w:t>Rating</w:t>
-            </w:r>
+            <w:proofErr w:type="spellStart"/>
+            <w:r>
+              <w:rPr>
+                <w:lang w:val="pt-BR"/>
+              </w:rPr>
+              <w:t>Trip</w:t>
+            </w:r>
+            <w:proofErr w:type="spellEnd"/>
           </w:p>
         </w:tc>
         <w:tc>
@@ -1593,7 +1605,7 @@
               <w:rPr>
                 <w:lang w:val="pt-BR"/>
               </w:rPr>
-              <w:t>Avaliação</w:t>
+              <w:t>Viagem</w:t>
             </w:r>
           </w:p>
         </w:tc>
@@ -1614,7 +1626,7 @@
               <w:rPr>
                 <w:lang w:val="pt-BR"/>
               </w:rPr>
-              <w:t>Nota de 1 a 5 atribuída a um local.</w:t>
+              <w:t>Conjunto de locais visitados entre uma data de início e uma de fim.</w:t>
             </w:r>
           </w:p>
         </w:tc>
@@ -1645,6 +1657,20 @@
               <w:t>Trip</w:t>
             </w:r>
             <w:proofErr w:type="spellEnd"/>
+            <w:r>
+              <w:rPr>
+                <w:lang w:val="pt-BR"/>
+              </w:rPr>
+              <w:t xml:space="preserve"> </w:t>
+            </w:r>
+            <w:proofErr w:type="spellStart"/>
+            <w:r>
+              <w:rPr>
+                <w:lang w:val="pt-BR"/>
+              </w:rPr>
+              <w:t>Member</w:t>
+            </w:r>
+            <w:proofErr w:type="spellEnd"/>
           </w:p>
         </w:tc>
         <w:tc>
@@ -1664,7 +1690,7 @@
               <w:rPr>
                 <w:lang w:val="pt-BR"/>
               </w:rPr>
-              <w:t>Viagem</w:t>
+              <w:t>Participante</w:t>
             </w:r>
           </w:p>
         </w:tc>
@@ -1685,7 +1711,7 @@
               <w:rPr>
                 <w:lang w:val="pt-BR"/>
               </w:rPr>
-              <w:t>Conjunto de locais visitados entre uma data de início e uma de fim.</w:t>
+              <w:t>Registo que associa um utilizador a uma viagem, determinando o seu papel e nível de acesso.</w:t>
             </w:r>
           </w:p>
         </w:tc>
@@ -1713,21 +1739,7 @@
               <w:rPr>
                 <w:lang w:val="pt-BR"/>
               </w:rPr>
-              <w:t>Trip</w:t>
-            </w:r>
-            <w:proofErr w:type="spellEnd"/>
-            <w:r>
-              <w:rPr>
-                <w:lang w:val="pt-BR"/>
-              </w:rPr>
-              <w:t xml:space="preserve"> </w:t>
-            </w:r>
-            <w:proofErr w:type="spellStart"/>
-            <w:r>
-              <w:rPr>
-                <w:lang w:val="pt-BR"/>
-              </w:rPr>
-              <w:t>Member</w:t>
+              <w:t>User</w:t>
             </w:r>
             <w:proofErr w:type="spellEnd"/>
           </w:p>
@@ -1749,7 +1761,7 @@
               <w:rPr>
                 <w:lang w:val="pt-BR"/>
               </w:rPr>
-              <w:t>Participante</w:t>
+              <w:t>Utilizador</w:t>
             </w:r>
           </w:p>
         </w:tc>
@@ -1770,77 +1782,6 @@
               <w:rPr>
                 <w:lang w:val="pt-BR"/>
               </w:rPr>
-              <w:t>Registo que associa um utilizador a uma viagem, determinando o seu papel e nível de acesso.</w:t>
-            </w:r>
-          </w:p>
-        </w:tc>
-      </w:tr>
-      <w:tr>
-        <w:trPr>
-          <w:trHeight w:val="33"/>
-          <w:jc w:val="center"/>
-        </w:trPr>
-        <w:tc>
-          <w:tcPr>
-            <w:tcW w:w="1438" w:type="dxa"/>
-            <w:vAlign w:val="center"/>
-          </w:tcPr>
-          <w:p>
-            <w:pPr>
-              <w:pStyle w:val="p1a"/>
-              <w:jc w:val="left"/>
-              <w:rPr>
-                <w:lang w:val="pt-BR"/>
-              </w:rPr>
-            </w:pPr>
-            <w:proofErr w:type="spellStart"/>
-            <w:r>
-              <w:rPr>
-                <w:lang w:val="pt-BR"/>
-              </w:rPr>
-              <w:t>User</w:t>
-            </w:r>
-            <w:proofErr w:type="spellEnd"/>
-          </w:p>
-        </w:tc>
-        <w:tc>
-          <w:tcPr>
-            <w:tcW w:w="2204" w:type="dxa"/>
-            <w:vAlign w:val="center"/>
-          </w:tcPr>
-          <w:p>
-            <w:pPr>
-              <w:pStyle w:val="p1a"/>
-              <w:jc w:val="left"/>
-              <w:rPr>
-                <w:lang w:val="pt-BR"/>
-              </w:rPr>
-            </w:pPr>
-            <w:r>
-              <w:rPr>
-                <w:lang w:val="pt-BR"/>
-              </w:rPr>
-              <w:t>Utilizador</w:t>
-            </w:r>
-          </w:p>
-        </w:tc>
-        <w:tc>
-          <w:tcPr>
-            <w:tcW w:w="2908" w:type="dxa"/>
-            <w:vAlign w:val="center"/>
-          </w:tcPr>
-          <w:p>
-            <w:pPr>
-              <w:pStyle w:val="p1a"/>
-              <w:jc w:val="left"/>
-              <w:rPr>
-                <w:lang w:val="pt-BR"/>
-              </w:rPr>
-            </w:pPr>
-            <w:r>
-              <w:rPr>
-                <w:lang w:val="pt-BR"/>
-              </w:rPr>
               <w:t>Pessoa registada na aplicação que cria ou participa em viagens.</w:t>
             </w:r>
           </w:p>
@@ -1900,7 +1841,7 @@
       <w:r>
         <w:rPr>
           <w:noProof/>
-          <w:lang w:val="pt-BR" w:eastAsia="pt-PT"/>
+          <w:lang w:val="pt-PT" w:eastAsia="pt-PT"/>
         </w:rPr>
         <w:drawing>
           <wp:inline distT="0" distB="0" distL="0" distR="0" wp14:anchorId="04F7F78D" wp14:editId="76C0FF2F">
@@ -3087,13 +3028,7 @@
               <w:rPr>
                 <w:lang w:val="pt-BR"/>
               </w:rPr>
-              <w:t>Existe um</w:t>
-            </w:r>
-            <w:r>
-              <w:rPr>
-                <w:lang w:val="pt-BR"/>
-              </w:rPr>
-              <w:t xml:space="preserve">a conta com o </w:t>
+              <w:t xml:space="preserve">Existe uma conta com o </w:t>
             </w:r>
             <w:proofErr w:type="spellStart"/>
             <w:r>
@@ -3147,13 +3082,7 @@
               <w:rPr>
                 <w:lang w:val="pt-BR"/>
               </w:rPr>
-              <w:t>O utilizador fica com sessã</w:t>
-            </w:r>
-            <w:r>
-              <w:rPr>
-                <w:lang w:val="pt-BR"/>
-              </w:rPr>
-              <w:t>o iniciada e vê as suas viagens</w:t>
+              <w:t>O utilizador fica com sessão iniciada e vê as suas viagens</w:t>
             </w:r>
           </w:p>
         </w:tc>
@@ -3211,19 +3140,7 @@
               <w:rPr>
                 <w:lang w:val="pt-BR"/>
               </w:rPr>
-              <w:t xml:space="preserve"> e</w:t>
-            </w:r>
-            <w:r>
-              <w:rPr>
-                <w:lang w:val="pt-BR"/>
-              </w:rPr>
-              <w:t xml:space="preserve"> a</w:t>
-            </w:r>
-            <w:r>
-              <w:rPr>
-                <w:lang w:val="pt-BR"/>
-              </w:rPr>
-              <w:t xml:space="preserve"> palavra-passe;</w:t>
+              <w:t xml:space="preserve"> e a palavra-passe;</w:t>
             </w:r>
           </w:p>
           <w:p>
@@ -3273,13 +3190,7 @@
               <w:rPr>
                 <w:lang w:val="pt-BR"/>
               </w:rPr>
-              <w:t xml:space="preserve"> da palavra-p</w:t>
-            </w:r>
-            <w:r>
-              <w:rPr>
-                <w:lang w:val="pt-BR"/>
-              </w:rPr>
-              <w:t>asse e compara-o com o guardado;</w:t>
+              <w:t xml:space="preserve"> da palavra-passe e compara-o com o guardado;</w:t>
             </w:r>
           </w:p>
           <w:p>
@@ -3435,13 +3346,7 @@
               <w:rPr>
                 <w:lang w:val="pt-BR"/>
               </w:rPr>
-              <w:t>Regista uma nova v</w:t>
-            </w:r>
-            <w:r>
-              <w:rPr>
-                <w:lang w:val="pt-BR"/>
-              </w:rPr>
-              <w:t>iagem do utilizador autenticado</w:t>
+              <w:t>Regista uma nova viagem do utilizador autenticado</w:t>
             </w:r>
           </w:p>
         </w:tc>
@@ -3481,13 +3386,7 @@
               <w:rPr>
                 <w:lang w:val="pt-BR"/>
               </w:rPr>
-              <w:t>O</w:t>
-            </w:r>
-            <w:r>
-              <w:rPr>
-                <w:lang w:val="pt-BR"/>
-              </w:rPr>
-              <w:t xml:space="preserve"> utilizador tem sessão iniciada</w:t>
+              <w:t>O utilizador tem sessão iniciada</w:t>
             </w:r>
           </w:p>
         </w:tc>
@@ -3527,13 +3426,7 @@
               <w:rPr>
                 <w:lang w:val="pt-BR"/>
               </w:rPr>
-              <w:t>A viagem fica guarda</w:t>
-            </w:r>
-            <w:r>
-              <w:rPr>
-                <w:lang w:val="pt-BR"/>
-              </w:rPr>
-              <w:t xml:space="preserve">da no </w:t>
+              <w:t xml:space="preserve">A viagem fica guardada no </w:t>
             </w:r>
             <w:proofErr w:type="spellStart"/>
             <w:r>
@@ -3591,19 +3484,7 @@
               <w:rPr>
                 <w:lang w:val="pt-BR"/>
               </w:rPr>
-              <w:t xml:space="preserve">O utilizador </w:t>
-            </w:r>
-            <w:r>
-              <w:rPr>
-                <w:lang w:val="pt-BR"/>
-              </w:rPr>
-              <w:t>clica</w:t>
-            </w:r>
-            <w:r>
-              <w:rPr>
-                <w:lang w:val="pt-BR"/>
-              </w:rPr>
-              <w:t xml:space="preserve"> em “Nova viagem”;</w:t>
+              <w:t>O utilizador clica em “Nova viagem”;</w:t>
             </w:r>
           </w:p>
           <w:p>
@@ -3621,19 +3502,7 @@
               <w:rPr>
                 <w:lang w:val="pt-BR"/>
               </w:rPr>
-              <w:t>O sistema pede o título, a descrição (opcio</w:t>
-            </w:r>
-            <w:r>
-              <w:rPr>
-                <w:lang w:val="pt-BR"/>
-              </w:rPr>
-              <w:t>nal) e as datas de início e fim</w:t>
-            </w:r>
-            <w:r>
-              <w:rPr>
-                <w:lang w:val="pt-BR"/>
-              </w:rPr>
-              <w:t>;</w:t>
+              <w:t>O sistema pede o título, a descrição (opcional) e as datas de início e fim;</w:t>
             </w:r>
           </w:p>
           <w:p>
@@ -3651,13 +3520,7 @@
               <w:rPr>
                 <w:lang w:val="pt-BR"/>
               </w:rPr>
-              <w:t>O</w:t>
-            </w:r>
-            <w:r>
-              <w:rPr>
-                <w:lang w:val="pt-BR"/>
-              </w:rPr>
-              <w:t xml:space="preserve"> utilizador preenche e confirma;</w:t>
+              <w:t>O utilizador preenche e confirma;</w:t>
             </w:r>
           </w:p>
           <w:p>
@@ -3675,19 +3538,7 @@
               <w:rPr>
                 <w:lang w:val="pt-BR"/>
               </w:rPr>
-              <w:t>O sistema valida se a</w:t>
-            </w:r>
-            <w:r>
-              <w:rPr>
-                <w:lang w:val="pt-BR"/>
-              </w:rPr>
-              <w:t xml:space="preserve"> data de fim</w:t>
-            </w:r>
-            <w:r>
-              <w:rPr>
-                <w:lang w:val="pt-BR"/>
-              </w:rPr>
-              <w:t xml:space="preserve"> igual ou posterior à de início;</w:t>
+              <w:t>O sistema valida se a data de fim igual ou posterior à de início;</w:t>
             </w:r>
           </w:p>
           <w:p>
@@ -3705,13 +3556,7 @@
               <w:rPr>
                 <w:lang w:val="pt-BR"/>
               </w:rPr>
-              <w:t xml:space="preserve">O sistema </w:t>
-            </w:r>
-            <w:r>
-              <w:rPr>
-                <w:lang w:val="pt-BR"/>
-              </w:rPr>
-              <w:t xml:space="preserve">cria a </w:t>
+              <w:t xml:space="preserve">O sistema cria a </w:t>
             </w:r>
             <w:r>
               <w:rPr>
@@ -3731,8 +3576,6 @@
               </w:rPr>
               <w:t>utilizador</w:t>
             </w:r>
-            <w:bookmarkStart w:id="0" w:name="_GoBack"/>
-            <w:bookmarkEnd w:id="0"/>
             <w:r>
               <w:rPr>
                 <w:lang w:val="pt-BR"/>
@@ -3813,31 +3656,7 @@
               <w:rPr>
                 <w:lang w:val="pt-BR"/>
               </w:rPr>
-              <w:t>A d</w:t>
-            </w:r>
-            <w:r>
-              <w:rPr>
-                <w:lang w:val="pt-BR"/>
-              </w:rPr>
-              <w:t>ata de fim</w:t>
-            </w:r>
-            <w:r>
-              <w:rPr>
-                <w:lang w:val="pt-BR"/>
-              </w:rPr>
-              <w:t xml:space="preserve"> é</w:t>
-            </w:r>
-            <w:r>
-              <w:rPr>
-                <w:lang w:val="pt-BR"/>
-              </w:rPr>
-              <w:t xml:space="preserve"> </w:t>
-            </w:r>
-            <w:r>
-              <w:rPr>
-                <w:lang w:val="pt-BR"/>
-              </w:rPr>
-              <w:t>anterior à de início: o sistema informa o erro e solicita uma nova data.</w:t>
+              <w:t>A data de fim é anterior à de início: o sistema informa o erro e solicita uma nova data.</w:t>
             </w:r>
           </w:p>
         </w:tc>
@@ -3917,7 +3736,7 @@
       <w:r>
         <w:rPr>
           <w:noProof/>
-          <w:lang w:val="pt-BR" w:eastAsia="pt-PT"/>
+          <w:lang w:val="pt-PT" w:eastAsia="pt-PT"/>
         </w:rPr>
         <w:drawing>
           <wp:anchor distT="0" distB="0" distL="114300" distR="114300" simplePos="0" relativeHeight="251658240" behindDoc="1" locked="0" layoutInCell="1" allowOverlap="1" wp14:anchorId="50858877" wp14:editId="25CD5379">

--- a/Documentation/Relatório-DSSMV-2025-27_2DB_1250771_1251355.docx
+++ b/Documentation/Relatório-DSSMV-2025-27_2DB_1250771_1251355.docx
@@ -1,6 +1,6 @@
 
 <file path=word/document.xml><?xml version="1.0" encoding="utf-8"?>
-<w:document xmlns:wpc="http://schemas.microsoft.com/office/word/2010/wordprocessingCanvas" xmlns:mc="http://schemas.openxmlformats.org/markup-compatibility/2006" xmlns:o="urn:schemas-microsoft-com:office:office" xmlns:r="http://schemas.openxmlformats.org/officeDocument/2006/relationships" xmlns:m="http://schemas.openxmlformats.org/officeDocument/2006/math" xmlns:v="urn:schemas-microsoft-com:vml" xmlns:wp14="http://schemas.microsoft.com/office/word/2010/wordprocessingDrawing" xmlns:wp="http://schemas.openxmlformats.org/drawingml/2006/wordprocessingDrawing" xmlns:w10="urn:schemas-microsoft-com:office:word" xmlns:w="http://schemas.openxmlformats.org/wordprocessingml/2006/main" xmlns:w14="http://schemas.microsoft.com/office/word/2010/wordml" xmlns:w15="http://schemas.microsoft.com/office/word/2012/wordml" xmlns:wpg="http://schemas.microsoft.com/office/word/2010/wordprocessingGroup" xmlns:wpi="http://schemas.microsoft.com/office/word/2010/wordprocessingInk" xmlns:wne="http://schemas.microsoft.com/office/word/2006/wordml" xmlns:wps="http://schemas.microsoft.com/office/word/2010/wordprocessingShape" mc:Ignorable="w14 w15 wp14">
+<w:document xmlns:wpc="http://schemas.microsoft.com/office/word/2010/wordprocessingCanvas" xmlns:cx="http://schemas.microsoft.com/office/drawing/2014/chartex" xmlns:cx1="http://schemas.microsoft.com/office/drawing/2015/9/8/chartex" xmlns:cx2="http://schemas.microsoft.com/office/drawing/2015/10/21/chartex" xmlns:cx3="http://schemas.microsoft.com/office/drawing/2016/5/9/chartex" xmlns:cx4="http://schemas.microsoft.com/office/drawing/2016/5/10/chartex" xmlns:cx5="http://schemas.microsoft.com/office/drawing/2016/5/11/chartex" xmlns:cx6="http://schemas.microsoft.com/office/drawing/2016/5/12/chartex" xmlns:cx7="http://schemas.microsoft.com/office/drawing/2016/5/13/chartex" xmlns:cx8="http://schemas.microsoft.com/office/drawing/2016/5/14/chartex" xmlns:mc="http://schemas.openxmlformats.org/markup-compatibility/2006" xmlns:aink="http://schemas.microsoft.com/office/drawing/2016/ink" xmlns:am3d="http://schemas.microsoft.com/office/drawing/2017/model3d" xmlns:o="urn:schemas-microsoft-com:office:office" xmlns:oel="http://schemas.microsoft.com/office/2019/extlst" xmlns:r="http://schemas.openxmlformats.org/officeDocument/2006/relationships" xmlns:m="http://schemas.openxmlformats.org/officeDocument/2006/math" xmlns:v="urn:schemas-microsoft-com:vml" xmlns:wp14="http://schemas.microsoft.com/office/word/2010/wordprocessingDrawing" xmlns:wp="http://schemas.openxmlformats.org/drawingml/2006/wordprocessingDrawing" xmlns:w10="urn:schemas-microsoft-com:office:word" xmlns:w="http://schemas.openxmlformats.org/wordprocessingml/2006/main" xmlns:w14="http://schemas.microsoft.com/office/word/2010/wordml" xmlns:w15="http://schemas.microsoft.com/office/word/2012/wordml" xmlns:w16cex="http://schemas.microsoft.com/office/word/2018/wordml/cex" xmlns:w16cid="http://schemas.microsoft.com/office/word/2016/wordml/cid" xmlns:w16="http://schemas.microsoft.com/office/word/2018/wordml" xmlns:w16du="http://schemas.microsoft.com/office/word/2023/wordml/word16du" xmlns:w16sdtdh="http://schemas.microsoft.com/office/word/2020/wordml/sdtdatahash" xmlns:w16sdtfl="http://schemas.microsoft.com/office/word/2024/wordml/sdtformatlock" xmlns:w16se="http://schemas.microsoft.com/office/word/2015/wordml/symex" xmlns:wpg="http://schemas.microsoft.com/office/word/2010/wordprocessingGroup" xmlns:wpi="http://schemas.microsoft.com/office/word/2010/wordprocessingInk" xmlns:wne="http://schemas.microsoft.com/office/word/2006/wordml" xmlns:wps="http://schemas.microsoft.com/office/word/2010/wordprocessingShape" mc:Ignorable="w14 w15 w16se w16cid w16 w16cex w16sdtdh w16sdtfl w16du wp14">
   <w:body>
     <w:p>
       <w:pPr>
@@ -13,16 +13,8 @@
         <w:rPr>
           <w:lang w:val="pt-BR"/>
         </w:rPr>
-        <w:t xml:space="preserve">Relatório Técnico para o Desenvolvimento do </w:t>
-      </w:r>
-      <w:proofErr w:type="spellStart"/>
-      <w:r>
-        <w:rPr>
-          <w:lang w:val="pt-BR"/>
-        </w:rPr>
-        <w:t>TripTrail</w:t>
-      </w:r>
-      <w:proofErr w:type="spellEnd"/>
+        <w:t>Relatório Técnico para o Desenvolvimento do TripTrail</w:t>
+      </w:r>
     </w:p>
     <w:p>
       <w:pPr>
@@ -58,21 +50,7 @@
         <w:rPr>
           <w:lang w:val="pt-BR"/>
         </w:rPr>
-        <w:t xml:space="preserve">Turma </w:t>
-      </w:r>
-      <w:proofErr w:type="spellStart"/>
-      <w:r>
-        <w:rPr>
-          <w:lang w:val="pt-BR"/>
-        </w:rPr>
-        <w:t>2DB</w:t>
-      </w:r>
-      <w:proofErr w:type="spellEnd"/>
-      <w:r>
-        <w:rPr>
-          <w:lang w:val="pt-BR"/>
-        </w:rPr>
-        <w:t xml:space="preserve"> – Grupo 5 </w:t>
+        <w:t xml:space="preserve">Turma 2DB – Grupo 5 </w:t>
       </w:r>
     </w:p>
     <w:p>
@@ -95,515 +73,23 @@
         </w:rPr>
         <w:t xml:space="preserve"> </w:t>
       </w:r>
-      <w:proofErr w:type="spellStart"/>
-      <w:r>
-        <w:rPr>
-          <w:lang w:val="pt-BR"/>
-        </w:rPr>
-        <w:t>TripTrail</w:t>
-      </w:r>
-      <w:proofErr w:type="spellEnd"/>
-      <w:r>
-        <w:rPr>
-          <w:lang w:val="pt-BR"/>
-        </w:rPr>
-        <w:t xml:space="preserve"> </w:t>
-      </w:r>
-      <w:proofErr w:type="spellStart"/>
-      <w:r>
-        <w:rPr>
-          <w:lang w:val="pt-BR"/>
-        </w:rPr>
-        <w:t>is</w:t>
-      </w:r>
-      <w:proofErr w:type="spellEnd"/>
-      <w:r>
-        <w:rPr>
-          <w:lang w:val="pt-BR"/>
-        </w:rPr>
-        <w:t xml:space="preserve"> a </w:t>
-      </w:r>
-      <w:proofErr w:type="spellStart"/>
-      <w:r>
-        <w:rPr>
-          <w:lang w:val="pt-BR"/>
-        </w:rPr>
-        <w:t>java-based</w:t>
-      </w:r>
-      <w:proofErr w:type="spellEnd"/>
-      <w:r>
-        <w:rPr>
-          <w:lang w:val="pt-BR"/>
-        </w:rPr>
-        <w:t xml:space="preserve"> </w:t>
-      </w:r>
-      <w:proofErr w:type="spellStart"/>
-      <w:r>
-        <w:rPr>
-          <w:lang w:val="pt-BR"/>
-        </w:rPr>
-        <w:t>Android</w:t>
-      </w:r>
-      <w:proofErr w:type="spellEnd"/>
-      <w:r>
-        <w:rPr>
-          <w:lang w:val="pt-BR"/>
-        </w:rPr>
-        <w:t xml:space="preserve"> </w:t>
-      </w:r>
-      <w:proofErr w:type="spellStart"/>
-      <w:r>
-        <w:rPr>
-          <w:lang w:val="pt-BR"/>
-        </w:rPr>
-        <w:t>app</w:t>
-      </w:r>
-      <w:proofErr w:type="spellEnd"/>
-      <w:r>
-        <w:rPr>
-          <w:lang w:val="pt-BR"/>
-        </w:rPr>
-        <w:t xml:space="preserve"> </w:t>
-      </w:r>
-      <w:proofErr w:type="spellStart"/>
-      <w:r>
-        <w:rPr>
-          <w:lang w:val="pt-BR"/>
-        </w:rPr>
-        <w:t>that</w:t>
-      </w:r>
-      <w:proofErr w:type="spellEnd"/>
-      <w:r>
-        <w:rPr>
-          <w:lang w:val="pt-BR"/>
-        </w:rPr>
-        <w:t xml:space="preserve"> </w:t>
-      </w:r>
-      <w:proofErr w:type="spellStart"/>
-      <w:r>
-        <w:rPr>
-          <w:lang w:val="pt-BR"/>
-        </w:rPr>
-        <w:t>works</w:t>
-      </w:r>
-      <w:proofErr w:type="spellEnd"/>
-      <w:r>
-        <w:rPr>
-          <w:lang w:val="pt-BR"/>
-        </w:rPr>
-        <w:t xml:space="preserve"> as a </w:t>
-      </w:r>
-      <w:proofErr w:type="spellStart"/>
-      <w:r>
-        <w:rPr>
-          <w:lang w:val="pt-BR"/>
-        </w:rPr>
-        <w:t>travel</w:t>
-      </w:r>
-      <w:proofErr w:type="spellEnd"/>
-      <w:r>
-        <w:rPr>
-          <w:lang w:val="pt-BR"/>
-        </w:rPr>
-        <w:t xml:space="preserve"> </w:t>
-      </w:r>
-      <w:proofErr w:type="spellStart"/>
-      <w:r>
-        <w:rPr>
-          <w:lang w:val="pt-BR"/>
-        </w:rPr>
-        <w:t>journal</w:t>
-      </w:r>
-      <w:proofErr w:type="spellEnd"/>
-      <w:r>
-        <w:rPr>
-          <w:lang w:val="pt-BR"/>
-        </w:rPr>
-        <w:t xml:space="preserve">. </w:t>
-      </w:r>
-      <w:proofErr w:type="spellStart"/>
-      <w:r>
-        <w:rPr>
-          <w:lang w:val="pt-BR"/>
-        </w:rPr>
-        <w:t>User</w:t>
-      </w:r>
-      <w:r>
-        <w:rPr>
-          <w:lang w:val="pt-BR"/>
-        </w:rPr>
-        <w:t>s</w:t>
-      </w:r>
-      <w:proofErr w:type="spellEnd"/>
-      <w:r>
-        <w:rPr>
-          <w:lang w:val="pt-BR"/>
-        </w:rPr>
-        <w:t xml:space="preserve"> </w:t>
-      </w:r>
-      <w:proofErr w:type="spellStart"/>
-      <w:r>
-        <w:rPr>
-          <w:lang w:val="pt-BR"/>
-        </w:rPr>
-        <w:t>can</w:t>
-      </w:r>
-      <w:proofErr w:type="spellEnd"/>
-      <w:r>
-        <w:rPr>
-          <w:lang w:val="pt-BR"/>
-        </w:rPr>
-        <w:t xml:space="preserve"> log </w:t>
-      </w:r>
-      <w:proofErr w:type="spellStart"/>
-      <w:r>
-        <w:rPr>
-          <w:lang w:val="pt-BR"/>
-        </w:rPr>
-        <w:t>their</w:t>
-      </w:r>
-      <w:proofErr w:type="spellEnd"/>
-      <w:r>
-        <w:rPr>
-          <w:lang w:val="pt-BR"/>
-        </w:rPr>
-        <w:t xml:space="preserve"> </w:t>
-      </w:r>
-      <w:proofErr w:type="spellStart"/>
-      <w:r>
-        <w:rPr>
-          <w:lang w:val="pt-BR"/>
-        </w:rPr>
-        <w:t>trips</w:t>
-      </w:r>
-      <w:proofErr w:type="spellEnd"/>
-      <w:r>
-        <w:rPr>
-          <w:lang w:val="pt-BR"/>
-        </w:rPr>
-        <w:t xml:space="preserve"> </w:t>
-      </w:r>
-      <w:proofErr w:type="spellStart"/>
-      <w:r>
-        <w:rPr>
-          <w:lang w:val="pt-BR"/>
-        </w:rPr>
-        <w:t>by</w:t>
-      </w:r>
-      <w:proofErr w:type="spellEnd"/>
-      <w:r>
-        <w:rPr>
-          <w:lang w:val="pt-BR"/>
-        </w:rPr>
-        <w:t xml:space="preserve"> </w:t>
-      </w:r>
-      <w:proofErr w:type="spellStart"/>
-      <w:r>
-        <w:rPr>
-          <w:lang w:val="pt-BR"/>
-        </w:rPr>
-        <w:t>saving</w:t>
-      </w:r>
-      <w:proofErr w:type="spellEnd"/>
-      <w:r>
-        <w:rPr>
-          <w:lang w:val="pt-BR"/>
-        </w:rPr>
-        <w:t xml:space="preserve"> </w:t>
-      </w:r>
-      <w:proofErr w:type="spellStart"/>
-      <w:r>
-        <w:rPr>
-          <w:lang w:val="pt-BR"/>
-        </w:rPr>
-        <w:t>visited</w:t>
-      </w:r>
-      <w:proofErr w:type="spellEnd"/>
-      <w:r>
-        <w:rPr>
-          <w:lang w:val="pt-BR"/>
-        </w:rPr>
-        <w:t xml:space="preserve"> </w:t>
-      </w:r>
-      <w:proofErr w:type="spellStart"/>
-      <w:r>
-        <w:rPr>
-          <w:lang w:val="pt-BR"/>
-        </w:rPr>
-        <w:t>places</w:t>
-      </w:r>
-      <w:proofErr w:type="spellEnd"/>
-      <w:r>
-        <w:rPr>
-          <w:lang w:val="pt-BR"/>
-        </w:rPr>
-        <w:t xml:space="preserve"> </w:t>
-      </w:r>
-      <w:proofErr w:type="spellStart"/>
-      <w:r>
-        <w:rPr>
-          <w:lang w:val="pt-BR"/>
-        </w:rPr>
-        <w:t>with</w:t>
-      </w:r>
-      <w:proofErr w:type="spellEnd"/>
-      <w:r>
-        <w:rPr>
-          <w:lang w:val="pt-BR"/>
-        </w:rPr>
-        <w:t xml:space="preserve"> GPS </w:t>
-      </w:r>
-      <w:proofErr w:type="spellStart"/>
-      <w:r>
-        <w:rPr>
-          <w:lang w:val="pt-BR"/>
-        </w:rPr>
-        <w:t>coordinates</w:t>
-      </w:r>
-      <w:proofErr w:type="spellEnd"/>
-      <w:r>
-        <w:rPr>
-          <w:lang w:val="pt-BR"/>
-        </w:rPr>
-        <w:t xml:space="preserve">, </w:t>
-      </w:r>
-      <w:proofErr w:type="spellStart"/>
-      <w:r>
-        <w:rPr>
-          <w:lang w:val="pt-BR"/>
-        </w:rPr>
-        <w:t>photos</w:t>
-      </w:r>
-      <w:proofErr w:type="spellEnd"/>
-      <w:r>
-        <w:rPr>
-          <w:lang w:val="pt-BR"/>
-        </w:rPr>
-        <w:t xml:space="preserve"> </w:t>
-      </w:r>
-      <w:proofErr w:type="spellStart"/>
-      <w:r>
-        <w:rPr>
-          <w:lang w:val="pt-BR"/>
-        </w:rPr>
-        <w:t>and</w:t>
-      </w:r>
-      <w:proofErr w:type="spellEnd"/>
-      <w:r>
-        <w:rPr>
-          <w:lang w:val="pt-BR"/>
-        </w:rPr>
-        <w:t xml:space="preserve"> ratings (1 – 5 stars). </w:t>
-      </w:r>
-      <w:proofErr w:type="spellStart"/>
-      <w:r>
-        <w:rPr>
-          <w:lang w:val="pt-BR"/>
-        </w:rPr>
-        <w:t>All</w:t>
-      </w:r>
-      <w:proofErr w:type="spellEnd"/>
-      <w:r>
-        <w:rPr>
-          <w:lang w:val="pt-BR"/>
-        </w:rPr>
-        <w:t xml:space="preserve"> data </w:t>
-      </w:r>
-      <w:proofErr w:type="spellStart"/>
-      <w:r>
-        <w:rPr>
-          <w:lang w:val="pt-BR"/>
-        </w:rPr>
-        <w:t>is</w:t>
-      </w:r>
-      <w:proofErr w:type="spellEnd"/>
-      <w:r>
-        <w:rPr>
-          <w:lang w:val="pt-BR"/>
-        </w:rPr>
-        <w:t xml:space="preserve"> </w:t>
-      </w:r>
-      <w:proofErr w:type="spellStart"/>
-      <w:r>
-        <w:rPr>
-          <w:lang w:val="pt-BR"/>
-        </w:rPr>
-        <w:t>stored</w:t>
-      </w:r>
-      <w:proofErr w:type="spellEnd"/>
-      <w:r>
-        <w:rPr>
-          <w:lang w:val="pt-BR"/>
-        </w:rPr>
-        <w:t xml:space="preserve"> in </w:t>
-      </w:r>
-      <w:proofErr w:type="spellStart"/>
-      <w:r>
-        <w:rPr>
-          <w:lang w:val="pt-BR"/>
-        </w:rPr>
-        <w:t>the</w:t>
-      </w:r>
-      <w:proofErr w:type="spellEnd"/>
-      <w:r>
-        <w:rPr>
-          <w:lang w:val="pt-BR"/>
-        </w:rPr>
-        <w:t xml:space="preserve"> </w:t>
-      </w:r>
-      <w:proofErr w:type="spellStart"/>
-      <w:r>
-        <w:rPr>
-          <w:lang w:val="pt-BR"/>
-        </w:rPr>
-        <w:t>cloud</w:t>
-      </w:r>
-      <w:proofErr w:type="spellEnd"/>
-      <w:r>
-        <w:rPr>
-          <w:lang w:val="pt-BR"/>
-        </w:rPr>
-        <w:t xml:space="preserve"> </w:t>
-      </w:r>
-      <w:proofErr w:type="spellStart"/>
-      <w:r>
-        <w:rPr>
-          <w:lang w:val="pt-BR"/>
-        </w:rPr>
-        <w:t>using</w:t>
-      </w:r>
-      <w:proofErr w:type="spellEnd"/>
-      <w:r>
-        <w:rPr>
-          <w:lang w:val="pt-BR"/>
-        </w:rPr>
-        <w:t xml:space="preserve"> a </w:t>
-      </w:r>
-      <w:proofErr w:type="spellStart"/>
-      <w:r>
-        <w:rPr>
-          <w:lang w:val="pt-BR"/>
-        </w:rPr>
-        <w:t>RestDB</w:t>
-      </w:r>
-      <w:proofErr w:type="spellEnd"/>
-      <w:r>
-        <w:rPr>
-          <w:lang w:val="pt-BR"/>
-        </w:rPr>
-        <w:t xml:space="preserve"> </w:t>
-      </w:r>
-      <w:proofErr w:type="spellStart"/>
-      <w:r>
-        <w:rPr>
-          <w:lang w:val="pt-BR"/>
-        </w:rPr>
-        <w:t>REST</w:t>
-      </w:r>
-      <w:proofErr w:type="spellEnd"/>
-      <w:r>
-        <w:rPr>
-          <w:lang w:val="pt-BR"/>
-        </w:rPr>
-        <w:t xml:space="preserve"> API, </w:t>
-      </w:r>
-      <w:proofErr w:type="spellStart"/>
-      <w:r>
-        <w:rPr>
-          <w:lang w:val="pt-BR"/>
-        </w:rPr>
-        <w:t>making</w:t>
-      </w:r>
-      <w:proofErr w:type="spellEnd"/>
-      <w:r>
-        <w:rPr>
-          <w:lang w:val="pt-BR"/>
-        </w:rPr>
-        <w:t xml:space="preserve"> it </w:t>
-      </w:r>
-      <w:proofErr w:type="spellStart"/>
-      <w:r>
-        <w:rPr>
-          <w:lang w:val="pt-BR"/>
-        </w:rPr>
-        <w:t>easy</w:t>
-      </w:r>
-      <w:proofErr w:type="spellEnd"/>
-      <w:r>
-        <w:rPr>
-          <w:lang w:val="pt-BR"/>
-        </w:rPr>
-        <w:t xml:space="preserve"> </w:t>
-      </w:r>
-      <w:proofErr w:type="spellStart"/>
-      <w:r>
-        <w:rPr>
-          <w:lang w:val="pt-BR"/>
-        </w:rPr>
-        <w:t>to</w:t>
-      </w:r>
-      <w:proofErr w:type="spellEnd"/>
-      <w:r>
-        <w:rPr>
-          <w:lang w:val="pt-BR"/>
-        </w:rPr>
-        <w:t xml:space="preserve"> </w:t>
-      </w:r>
-      <w:proofErr w:type="spellStart"/>
-      <w:r>
-        <w:rPr>
-          <w:lang w:val="pt-BR"/>
-        </w:rPr>
-        <w:t>access</w:t>
-      </w:r>
-      <w:proofErr w:type="spellEnd"/>
-      <w:r>
-        <w:rPr>
-          <w:lang w:val="pt-BR"/>
-        </w:rPr>
-        <w:t xml:space="preserve"> </w:t>
-      </w:r>
-      <w:proofErr w:type="spellStart"/>
-      <w:r>
-        <w:rPr>
-          <w:lang w:val="pt-BR"/>
-        </w:rPr>
-        <w:t>and</w:t>
-      </w:r>
-      <w:proofErr w:type="spellEnd"/>
-      <w:r>
-        <w:rPr>
-          <w:lang w:val="pt-BR"/>
-        </w:rPr>
-        <w:t xml:space="preserve"> </w:t>
-      </w:r>
-      <w:proofErr w:type="spellStart"/>
-      <w:r>
-        <w:rPr>
-          <w:lang w:val="pt-BR"/>
-        </w:rPr>
-        <w:t>share</w:t>
-      </w:r>
-      <w:proofErr w:type="spellEnd"/>
-      <w:r>
-        <w:rPr>
-          <w:lang w:val="pt-BR"/>
-        </w:rPr>
-        <w:t xml:space="preserve"> </w:t>
-      </w:r>
-      <w:proofErr w:type="spellStart"/>
-      <w:r>
-        <w:rPr>
-          <w:lang w:val="pt-BR"/>
-        </w:rPr>
-        <w:t>trips</w:t>
-      </w:r>
-      <w:proofErr w:type="spellEnd"/>
-      <w:r>
-        <w:rPr>
-          <w:lang w:val="pt-BR"/>
-        </w:rPr>
-        <w:t xml:space="preserve">. </w:t>
+      <w:r>
+        <w:rPr>
+          <w:lang w:val="pt-BR"/>
+        </w:rPr>
+        <w:t>TripTrail is a java-based Android app that works as a travel journal. User</w:t>
+      </w:r>
+      <w:r>
+        <w:rPr>
+          <w:lang w:val="pt-BR"/>
+        </w:rPr>
+        <w:t xml:space="preserve">s can log their trips by saving </w:t>
+      </w:r>
+      <w:r>
+        <w:rPr>
+          <w:lang w:val="pt-BR"/>
+        </w:rPr>
+        <w:t xml:space="preserve">visited places with GPS coordinates, photos and ratings (1 – 5 stars). All data is stored in the cloud using a RestDB REST API, making it easy to access and share trips. </w:t>
       </w:r>
     </w:p>
     <w:p>
@@ -614,101 +100,19 @@
           <w:lang w:val="pt-BR"/>
         </w:rPr>
       </w:pPr>
-      <w:proofErr w:type="spellStart"/>
       <w:r>
         <w:rPr>
           <w:b/>
           <w:lang w:val="pt-BR"/>
         </w:rPr>
-        <w:t>Keywords</w:t>
-      </w:r>
-      <w:proofErr w:type="spellEnd"/>
-      <w:r>
-        <w:rPr>
-          <w:b/>
-          <w:lang w:val="pt-BR"/>
-        </w:rPr>
-        <w:t xml:space="preserve">: </w:t>
-      </w:r>
-      <w:proofErr w:type="spellStart"/>
+        <w:t xml:space="preserve">Keywords: </w:t>
+      </w:r>
       <w:r>
         <w:rPr>
           <w:bCs/>
           <w:lang w:val="pt-BR"/>
         </w:rPr>
-        <w:t>Android</w:t>
-      </w:r>
-      <w:proofErr w:type="spellEnd"/>
-      <w:r>
-        <w:rPr>
-          <w:bCs/>
-          <w:lang w:val="pt-BR"/>
-        </w:rPr>
-        <w:t xml:space="preserve">, Java, </w:t>
-      </w:r>
-      <w:proofErr w:type="spellStart"/>
-      <w:r>
-        <w:rPr>
-          <w:bCs/>
-          <w:lang w:val="pt-BR"/>
-        </w:rPr>
-        <w:t>Travel</w:t>
-      </w:r>
-      <w:proofErr w:type="spellEnd"/>
-      <w:r>
-        <w:rPr>
-          <w:bCs/>
-          <w:lang w:val="pt-BR"/>
-        </w:rPr>
-        <w:t xml:space="preserve"> </w:t>
-      </w:r>
-      <w:proofErr w:type="spellStart"/>
-      <w:r>
-        <w:rPr>
-          <w:bCs/>
-          <w:lang w:val="pt-BR"/>
-        </w:rPr>
-        <w:t>Journal</w:t>
-      </w:r>
-      <w:proofErr w:type="spellEnd"/>
-      <w:r>
-        <w:rPr>
-          <w:bCs/>
-          <w:lang w:val="pt-BR"/>
-        </w:rPr>
-        <w:t xml:space="preserve">, GPS, </w:t>
-      </w:r>
-      <w:proofErr w:type="spellStart"/>
-      <w:r>
-        <w:rPr>
-          <w:bCs/>
-          <w:lang w:val="pt-BR"/>
-        </w:rPr>
-        <w:t>Camera</w:t>
-      </w:r>
-      <w:proofErr w:type="spellEnd"/>
-      <w:r>
-        <w:rPr>
-          <w:bCs/>
-          <w:lang w:val="pt-BR"/>
-        </w:rPr>
-        <w:t xml:space="preserve">, </w:t>
-      </w:r>
-      <w:proofErr w:type="spellStart"/>
-      <w:r>
-        <w:rPr>
-          <w:bCs/>
-          <w:lang w:val="pt-BR"/>
-        </w:rPr>
-        <w:t>Rest</w:t>
-      </w:r>
-      <w:proofErr w:type="spellEnd"/>
-      <w:r>
-        <w:rPr>
-          <w:bCs/>
-          <w:lang w:val="pt-BR"/>
-        </w:rPr>
-        <w:t xml:space="preserve"> API.</w:t>
+        <w:t>Android, Java, Travel Journal, GPS, Camera, Rest API.</w:t>
       </w:r>
     </w:p>
     <w:p>
@@ -736,69 +140,19 @@
         <w:rPr>
           <w:lang w:val="pt-BR"/>
         </w:rPr>
-        <w:t xml:space="preserve">O objetivo deste projeto é desenvolver o </w:t>
-      </w:r>
-      <w:proofErr w:type="spellStart"/>
-      <w:r>
-        <w:rPr>
-          <w:lang w:val="pt-BR"/>
-        </w:rPr>
-        <w:t>TripTrail</w:t>
-      </w:r>
-      <w:proofErr w:type="spellEnd"/>
-      <w:r>
-        <w:rPr>
-          <w:lang w:val="pt-BR"/>
-        </w:rPr>
-        <w:t xml:space="preserve">, uma aplicação </w:t>
-      </w:r>
-      <w:proofErr w:type="spellStart"/>
-      <w:r>
-        <w:rPr>
-          <w:lang w:val="pt-BR"/>
-        </w:rPr>
-        <w:t>Android</w:t>
-      </w:r>
-      <w:proofErr w:type="spellEnd"/>
-      <w:r>
-        <w:rPr>
-          <w:lang w:val="pt-BR"/>
-        </w:rPr>
-        <w:t xml:space="preserve"> em Java que funciona com um diário de viagens. A </w:t>
-      </w:r>
-      <w:proofErr w:type="spellStart"/>
-      <w:r>
-        <w:rPr>
-          <w:lang w:val="pt-BR"/>
-        </w:rPr>
-        <w:t>app</w:t>
-      </w:r>
-      <w:proofErr w:type="spellEnd"/>
-      <w:r>
-        <w:rPr>
-          <w:lang w:val="pt-BR"/>
-        </w:rPr>
-        <w:t xml:space="preserve"> permite registar locais visitados</w:t>
-      </w:r>
-      <w:r>
-        <w:rPr>
-          <w:lang w:val="pt-BR"/>
-        </w:rPr>
-        <w:t xml:space="preserve"> com coordenadas GPS, fotos e avaliações de 1 a 5 estrelas, guardando todos os dados na nuvem via </w:t>
-      </w:r>
-      <w:proofErr w:type="spellStart"/>
-      <w:r>
-        <w:rPr>
-          <w:lang w:val="pt-BR"/>
-        </w:rPr>
-        <w:t>RestDB</w:t>
-      </w:r>
-      <w:proofErr w:type="spellEnd"/>
-      <w:r>
-        <w:rPr>
-          <w:lang w:val="pt-BR"/>
-        </w:rPr>
-        <w:t xml:space="preserve">, facilitando assim o acesso e partilha entre utilizadores. </w:t>
+        <w:t>O objetivo deste projeto é desenvolver o TripTrail</w:t>
+      </w:r>
+      <w:r>
+        <w:rPr>
+          <w:lang w:val="pt-BR"/>
+        </w:rPr>
+        <w:t>, uma aplicação Android em Java que funciona com um diário de viagens. A app permite registar locais visitados</w:t>
+      </w:r>
+      <w:r>
+        <w:rPr>
+          <w:lang w:val="pt-BR"/>
+        </w:rPr>
+        <w:t xml:space="preserve"> com coordenadas GPS, fotos e avaliações de 1 a 5 estrelas, guardando todos os dados na nuvem via RestDB, facilitando assim o acesso e partilha entre utilizadores. </w:t>
       </w:r>
       <w:r>
         <w:rPr>
@@ -830,27 +184,11 @@
         </w:rPr>
         <w:t>cais visitados, países</w:t>
       </w:r>
-      <w:bookmarkStart w:id="0" w:name="_GoBack"/>
-      <w:bookmarkEnd w:id="0"/>
-      <w:r>
-        <w:rPr>
-          <w:lang w:val="pt-BR"/>
-        </w:rPr>
-        <w:t xml:space="preserve">, entre outros. A aplicação utiliza recursos nativos do </w:t>
-      </w:r>
-      <w:proofErr w:type="spellStart"/>
-      <w:r>
-        <w:rPr>
-          <w:lang w:val="pt-BR"/>
-        </w:rPr>
-        <w:t>telemóvel</w:t>
-      </w:r>
-      <w:proofErr w:type="spellEnd"/>
-      <w:r>
-        <w:rPr>
-          <w:lang w:val="pt-BR"/>
-        </w:rPr>
-        <w:t xml:space="preserve"> como o GPS e câmara.</w:t>
+      <w:r>
+        <w:rPr>
+          <w:lang w:val="pt-BR"/>
+        </w:rPr>
+        <w:t>, entre outros. A aplicação utiliza recursos nativos do telemóvel como o GPS e câmara.</w:t>
       </w:r>
     </w:p>
     <w:p>
@@ -971,47 +309,11 @@
                 <w:lang w:val="pt-BR"/>
               </w:rPr>
             </w:pPr>
-            <w:proofErr w:type="spellStart"/>
-            <w:r>
-              <w:rPr>
-                <w:lang w:val="pt-BR"/>
-              </w:rPr>
-              <w:t>Term</w:t>
-            </w:r>
-            <w:proofErr w:type="spellEnd"/>
-            <w:r>
-              <w:rPr>
-                <w:lang w:val="pt-BR"/>
-              </w:rPr>
-              <w:t xml:space="preserve"> </w:t>
-            </w:r>
-            <w:proofErr w:type="spellStart"/>
-            <w:r>
-              <w:rPr>
-                <w:lang w:val="pt-BR"/>
-              </w:rPr>
-              <w:t>or</w:t>
-            </w:r>
-            <w:proofErr w:type="spellEnd"/>
-            <w:r>
-              <w:rPr>
-                <w:lang w:val="pt-BR"/>
-              </w:rPr>
-              <w:t xml:space="preserve"> Expression (</w:t>
-            </w:r>
-            <w:proofErr w:type="spellStart"/>
-            <w:r>
-              <w:rPr>
-                <w:lang w:val="pt-BR"/>
-              </w:rPr>
-              <w:t>EN</w:t>
-            </w:r>
-            <w:proofErr w:type="spellEnd"/>
-            <w:r>
-              <w:rPr>
-                <w:lang w:val="pt-BR"/>
-              </w:rPr>
-              <w:t>)</w:t>
+            <w:r>
+              <w:rPr>
+                <w:lang w:val="pt-BR"/>
+              </w:rPr>
+              <w:t>Term or Expression (EN)</w:t>
             </w:r>
           </w:p>
         </w:tc>
@@ -1076,14 +378,12 @@
                 <w:lang w:val="pt-BR"/>
               </w:rPr>
             </w:pPr>
-            <w:proofErr w:type="spellStart"/>
             <w:r>
               <w:rPr>
                 <w:lang w:val="pt-BR"/>
               </w:rPr>
               <w:t>Category</w:t>
             </w:r>
-            <w:proofErr w:type="spellEnd"/>
           </w:p>
         </w:tc>
         <w:tc>
@@ -1216,14 +516,12 @@
                 <w:lang w:val="pt-BR"/>
               </w:rPr>
             </w:pPr>
-            <w:proofErr w:type="spellStart"/>
             <w:r>
               <w:rPr>
                 <w:lang w:val="pt-BR"/>
               </w:rPr>
               <w:t>Map</w:t>
             </w:r>
-            <w:proofErr w:type="spellEnd"/>
           </w:p>
         </w:tc>
         <w:tc>
@@ -1260,19 +558,11 @@
                 <w:lang w:val="pt-BR"/>
               </w:rPr>
             </w:pPr>
-            <w:proofErr w:type="spellStart"/>
-            <w:r>
-              <w:rPr>
-                <w:lang w:val="pt-BR"/>
-              </w:rPr>
-              <w:t>Ecrã</w:t>
-            </w:r>
-            <w:proofErr w:type="spellEnd"/>
-            <w:r>
-              <w:rPr>
-                <w:lang w:val="pt-BR"/>
-              </w:rPr>
-              <w:t xml:space="preserve"> com os locais da viagem</w:t>
+            <w:r>
+              <w:rPr>
+                <w:lang w:val="pt-BR"/>
+              </w:rPr>
+              <w:t>Ecrã com os locais da viagem</w:t>
             </w:r>
           </w:p>
         </w:tc>
@@ -1295,14 +585,12 @@
                 <w:lang w:val="pt-BR"/>
               </w:rPr>
             </w:pPr>
-            <w:proofErr w:type="spellStart"/>
             <w:r>
               <w:rPr>
                 <w:lang w:val="pt-BR"/>
               </w:rPr>
               <w:t>Marker</w:t>
             </w:r>
-            <w:proofErr w:type="spellEnd"/>
           </w:p>
         </w:tc>
         <w:tc>
@@ -1366,14 +654,12 @@
                 <w:lang w:val="pt-BR"/>
               </w:rPr>
             </w:pPr>
-            <w:proofErr w:type="spellStart"/>
             <w:r>
               <w:rPr>
                 <w:lang w:val="pt-BR"/>
               </w:rPr>
               <w:t>Photo</w:t>
             </w:r>
-            <w:proofErr w:type="spellEnd"/>
           </w:p>
         </w:tc>
         <w:tc>
@@ -1437,7 +723,6 @@
                 <w:lang w:val="pt-BR"/>
               </w:rPr>
             </w:pPr>
-            <w:proofErr w:type="spellStart"/>
             <w:r>
               <w:rPr>
                 <w:lang w:val="pt-BR"/>
@@ -1445,7 +730,6 @@
               <w:lastRenderedPageBreak/>
               <w:t>Place</w:t>
             </w:r>
-            <w:proofErr w:type="spellEnd"/>
           </w:p>
         </w:tc>
         <w:tc>
@@ -1578,14 +862,12 @@
                 <w:lang w:val="pt-BR"/>
               </w:rPr>
             </w:pPr>
-            <w:proofErr w:type="spellStart"/>
             <w:r>
               <w:rPr>
                 <w:lang w:val="pt-BR"/>
               </w:rPr>
               <w:t>Trip</w:t>
             </w:r>
-            <w:proofErr w:type="spellEnd"/>
           </w:p>
         </w:tc>
         <w:tc>
@@ -1649,28 +931,12 @@
                 <w:lang w:val="pt-BR"/>
               </w:rPr>
             </w:pPr>
-            <w:proofErr w:type="spellStart"/>
-            <w:r>
-              <w:rPr>
-                <w:lang w:val="pt-BR"/>
-              </w:rPr>
-              <w:t>Trip</w:t>
-            </w:r>
-            <w:proofErr w:type="spellEnd"/>
-            <w:r>
-              <w:rPr>
-                <w:lang w:val="pt-BR"/>
-              </w:rPr>
-              <w:t xml:space="preserve"> </w:t>
-            </w:r>
-            <w:proofErr w:type="spellStart"/>
-            <w:r>
-              <w:rPr>
-                <w:lang w:val="pt-BR"/>
-              </w:rPr>
-              <w:t>Member</w:t>
-            </w:r>
-            <w:proofErr w:type="spellEnd"/>
+            <w:r>
+              <w:rPr>
+                <w:lang w:val="pt-BR"/>
+              </w:rPr>
+              <w:t>Trip Member</w:t>
+            </w:r>
           </w:p>
         </w:tc>
         <w:tc>
@@ -1734,14 +1000,12 @@
                 <w:lang w:val="pt-BR"/>
               </w:rPr>
             </w:pPr>
-            <w:proofErr w:type="spellStart"/>
             <w:r>
               <w:rPr>
                 <w:lang w:val="pt-BR"/>
               </w:rPr>
               <w:t>User</w:t>
             </w:r>
-            <w:proofErr w:type="spellEnd"/>
           </w:p>
         </w:tc>
         <w:tc>
@@ -1788,14 +1052,6 @@
         </w:tc>
       </w:tr>
     </w:tbl>
-    <w:p>
-      <w:pPr>
-        <w:pStyle w:val="p1a"/>
-        <w:rPr>
-          <w:lang w:val="pt-BR"/>
-        </w:rPr>
-      </w:pPr>
-    </w:p>
     <w:p>
       <w:pPr>
         <w:pStyle w:val="heading1"/>
@@ -1964,7 +1220,6 @@
         <w:rPr>
           <w:lang w:val="pt-BR"/>
         </w:rPr>
-        <w:lastRenderedPageBreak/>
         <w:t xml:space="preserve">4   Histórias do </w:t>
       </w:r>
       <w:r>
@@ -1990,21 +1245,7 @@
         <w:rPr>
           <w:lang w:val="pt-BR"/>
         </w:rPr>
-        <w:t xml:space="preserve">Como utilizador, quero que criar uma conta e iniciar sessão para que as minhas viagens fiquem guardadas e acessíveis em qualquer </w:t>
-      </w:r>
-      <w:proofErr w:type="spellStart"/>
-      <w:r>
-        <w:rPr>
-          <w:lang w:val="pt-BR"/>
-        </w:rPr>
-        <w:t>telemóvel</w:t>
-      </w:r>
-      <w:proofErr w:type="spellEnd"/>
-      <w:r>
-        <w:rPr>
-          <w:lang w:val="pt-BR"/>
-        </w:rPr>
-        <w:t>.</w:t>
+        <w:t>Como utilizador, quero que criar uma conta e iniciar sessão para que as minhas viagens fiquem guardadas e acessíveis em qualquer telemóvel.</w:t>
       </w:r>
     </w:p>
     <w:p>
@@ -2021,6 +1262,7 @@
           <w:u w:val="single"/>
           <w:lang w:val="pt-BR"/>
         </w:rPr>
+        <w:lastRenderedPageBreak/>
         <w:t>Critérios de aceitação:</w:t>
       </w:r>
     </w:p>
@@ -2040,27 +1282,13 @@
         <w:rPr>
           <w:lang w:val="pt-BR"/>
         </w:rPr>
-        <w:t xml:space="preserve">O sistema deve pedir o nome, </w:t>
-      </w:r>
-      <w:proofErr w:type="spellStart"/>
-      <w:r>
-        <w:rPr>
-          <w:lang w:val="pt-BR"/>
-        </w:rPr>
-        <w:t>em</w:t>
-      </w:r>
-      <w:r>
-        <w:rPr>
-          <w:lang w:val="pt-BR"/>
-        </w:rPr>
-        <w:t>ail</w:t>
-      </w:r>
-      <w:proofErr w:type="spellEnd"/>
-      <w:r>
-        <w:rPr>
-          <w:lang w:val="pt-BR"/>
-        </w:rPr>
-        <w:t xml:space="preserve"> e palavra-passe no registo;</w:t>
+        <w:t>O sistema deve pedir o nome, em</w:t>
+      </w:r>
+      <w:r>
+        <w:rPr>
+          <w:lang w:val="pt-BR"/>
+        </w:rPr>
+        <w:t>ail e palavra-passe no registo;</w:t>
       </w:r>
     </w:p>
     <w:p>
@@ -2079,21 +1307,7 @@
         <w:rPr>
           <w:lang w:val="pt-BR"/>
         </w:rPr>
-        <w:t xml:space="preserve">O sistema deve recusar </w:t>
-      </w:r>
-      <w:proofErr w:type="spellStart"/>
-      <w:r>
-        <w:rPr>
-          <w:lang w:val="pt-BR"/>
-        </w:rPr>
-        <w:t>emails</w:t>
-      </w:r>
-      <w:proofErr w:type="spellEnd"/>
-      <w:r>
-        <w:rPr>
-          <w:lang w:val="pt-BR"/>
-        </w:rPr>
-        <w:t xml:space="preserve"> inválidos e palavras-passe com menos de</w:t>
+        <w:t>O sistema deve recusar emails inválidos e palavras-passe com menos de</w:t>
       </w:r>
       <w:r>
         <w:rPr>
@@ -2123,15 +1337,7 @@
     </w:p>
     <w:p>
       <w:pPr>
-        <w:pStyle w:val="p1a"/>
-        <w:jc w:val="left"/>
-        <w:rPr>
-          <w:lang w:val="pt-BR"/>
-        </w:rPr>
-      </w:pPr>
-    </w:p>
-    <w:p>
-      <w:pPr>
+        <w:ind w:firstLine="0"/>
         <w:rPr>
           <w:lang w:val="pt-BR"/>
         </w:rPr>
@@ -2160,21 +1366,7 @@
         <w:rPr>
           <w:lang w:val="pt-BR"/>
         </w:rPr>
-        <w:t xml:space="preserve">Como utilizador, quero que criar uma conta e iniciar sessão para que as minhas viagens fiquem guardadas e acessíveis em qualquer </w:t>
-      </w:r>
-      <w:proofErr w:type="spellStart"/>
-      <w:r>
-        <w:rPr>
-          <w:lang w:val="pt-BR"/>
-        </w:rPr>
-        <w:t>telemóvel</w:t>
-      </w:r>
-      <w:proofErr w:type="spellEnd"/>
-      <w:r>
-        <w:rPr>
-          <w:lang w:val="pt-BR"/>
-        </w:rPr>
-        <w:t>.</w:t>
+        <w:t>Como utilizador, quero que criar uma conta e iniciar sessão para que as minhas viagens fiquem guardadas e acessíveis em qualquer telemóvel.</w:t>
       </w:r>
     </w:p>
     <w:p>
@@ -2290,21 +1482,7 @@
         <w:rPr>
           <w:lang w:val="pt-BR"/>
         </w:rPr>
-        <w:t xml:space="preserve">lista e ficar gravada no </w:t>
-      </w:r>
-      <w:proofErr w:type="spellStart"/>
-      <w:r>
-        <w:rPr>
-          <w:lang w:val="pt-BR"/>
-        </w:rPr>
-        <w:t>RestDB</w:t>
-      </w:r>
-      <w:proofErr w:type="spellEnd"/>
-      <w:r>
-        <w:rPr>
-          <w:lang w:val="pt-BR"/>
-        </w:rPr>
-        <w:t>;</w:t>
+        <w:t>lista e ficar gravada no RestDB;</w:t>
       </w:r>
     </w:p>
     <w:p>
@@ -2323,22 +1501,15 @@
         <w:rPr>
           <w:lang w:val="pt-BR"/>
         </w:rPr>
-        <w:t xml:space="preserve">O criador fica registado como participante com o papel </w:t>
-      </w:r>
-      <w:proofErr w:type="spellStart"/>
-      <w:r>
-        <w:rPr>
-          <w:lang w:val="pt-BR"/>
-        </w:rPr>
-        <w:t>Owner</w:t>
-      </w:r>
-      <w:proofErr w:type="spellEnd"/>
-      <w:r>
-        <w:rPr>
-          <w:lang w:val="pt-BR"/>
-        </w:rPr>
-        <w:t>.</w:t>
-      </w:r>
+        <w:t>O criador fica registado como participante com o papel Owner.</w:t>
+      </w:r>
+    </w:p>
+    <w:p>
+      <w:pPr>
+        <w:rPr>
+          <w:lang w:val="pt-BR"/>
+        </w:rPr>
+      </w:pPr>
     </w:p>
     <w:p>
       <w:pPr>
@@ -2468,6 +1639,168 @@
     </w:p>
     <w:p>
       <w:pPr>
+        <w:pStyle w:val="p1a"/>
+        <w:rPr>
+          <w:lang w:val="pt-BR"/>
+        </w:rPr>
+      </w:pPr>
+      <w:proofErr w:type="spellStart"/>
+      <w:r>
+        <w:t>Descrevem</w:t>
+      </w:r>
+      <w:proofErr w:type="spellEnd"/>
+      <w:r>
+        <w:t xml:space="preserve"> as </w:t>
+      </w:r>
+      <w:proofErr w:type="spellStart"/>
+      <w:r>
+        <w:t>necessidades</w:t>
+      </w:r>
+      <w:proofErr w:type="spellEnd"/>
+      <w:r>
+        <w:t xml:space="preserve">, </w:t>
+      </w:r>
+      <w:proofErr w:type="spellStart"/>
+      <w:r>
+        <w:t>funcionalidades</w:t>
+      </w:r>
+      <w:proofErr w:type="spellEnd"/>
+      <w:r>
+        <w:t xml:space="preserve"> e </w:t>
+      </w:r>
+      <w:proofErr w:type="spellStart"/>
+      <w:r>
+        <w:t>restrições</w:t>
+      </w:r>
+      <w:proofErr w:type="spellEnd"/>
+      <w:r>
+        <w:t xml:space="preserve"> </w:t>
+      </w:r>
+      <w:proofErr w:type="spellStart"/>
+      <w:r>
+        <w:t>que</w:t>
+      </w:r>
+      <w:proofErr w:type="spellEnd"/>
+      <w:r>
+        <w:t xml:space="preserve"> um </w:t>
+      </w:r>
+      <w:proofErr w:type="spellStart"/>
+      <w:r>
+        <w:t>sistema</w:t>
+      </w:r>
+      <w:proofErr w:type="spellEnd"/>
+      <w:r>
+        <w:t xml:space="preserve"> </w:t>
+      </w:r>
+      <w:proofErr w:type="spellStart"/>
+      <w:r>
+        <w:t>deve</w:t>
+      </w:r>
+      <w:proofErr w:type="spellEnd"/>
+      <w:r>
+        <w:t xml:space="preserve"> </w:t>
+      </w:r>
+      <w:proofErr w:type="spellStart"/>
+      <w:r>
+        <w:t>atender</w:t>
+      </w:r>
+      <w:proofErr w:type="spellEnd"/>
+      <w:r>
+        <w:t xml:space="preserve"> para </w:t>
+      </w:r>
+      <w:proofErr w:type="spellStart"/>
+      <w:r>
+        <w:t>satisfazer</w:t>
+      </w:r>
+      <w:proofErr w:type="spellEnd"/>
+      <w:r>
+        <w:t xml:space="preserve"> </w:t>
+      </w:r>
+      <w:proofErr w:type="spellStart"/>
+      <w:r>
+        <w:t>os</w:t>
+      </w:r>
+      <w:proofErr w:type="spellEnd"/>
+      <w:r>
+        <w:t xml:space="preserve"> </w:t>
+      </w:r>
+      <w:proofErr w:type="spellStart"/>
+      <w:r>
+        <w:t>utilizadores</w:t>
+      </w:r>
+      <w:proofErr w:type="spellEnd"/>
+      <w:r>
+        <w:t xml:space="preserve"> e </w:t>
+      </w:r>
+      <w:proofErr w:type="spellStart"/>
+      <w:r>
+        <w:t>objetivos</w:t>
+      </w:r>
+      <w:proofErr w:type="spellEnd"/>
+      <w:r>
+        <w:t xml:space="preserve"> do </w:t>
+      </w:r>
+      <w:proofErr w:type="spellStart"/>
+      <w:r>
+        <w:t>projeto</w:t>
+      </w:r>
+      <w:proofErr w:type="spellEnd"/>
+      <w:r>
+        <w:t xml:space="preserve">. Divide-se </w:t>
+      </w:r>
+      <w:proofErr w:type="spellStart"/>
+      <w:r>
+        <w:t>em</w:t>
+      </w:r>
+      <w:proofErr w:type="spellEnd"/>
+      <w:r>
+        <w:t xml:space="preserve"> </w:t>
+      </w:r>
+      <w:proofErr w:type="spellStart"/>
+      <w:r>
+        <w:t>Requisitos</w:t>
+      </w:r>
+      <w:proofErr w:type="spellEnd"/>
+      <w:r>
+        <w:t xml:space="preserve"> </w:t>
+      </w:r>
+      <w:proofErr w:type="spellStart"/>
+      <w:r>
+        <w:t>Funcionais</w:t>
+      </w:r>
+      <w:proofErr w:type="spellEnd"/>
+      <w:r>
+        <w:t xml:space="preserve"> e </w:t>
+      </w:r>
+      <w:proofErr w:type="spellStart"/>
+      <w:r>
+        <w:t>Requisitos</w:t>
+      </w:r>
+      <w:proofErr w:type="spellEnd"/>
+      <w:r>
+        <w:t xml:space="preserve"> </w:t>
+      </w:r>
+      <w:proofErr w:type="spellStart"/>
+      <w:proofErr w:type="gramStart"/>
+      <w:r>
+        <w:t>não</w:t>
+      </w:r>
+      <w:proofErr w:type="spellEnd"/>
+      <w:proofErr w:type="gramEnd"/>
+      <w:r>
+        <w:t xml:space="preserve"> </w:t>
+      </w:r>
+      <w:proofErr w:type="spellStart"/>
+      <w:r>
+        <w:t>Funcionais</w:t>
+      </w:r>
+      <w:proofErr w:type="spellEnd"/>
+      <w:r>
+        <w:t>.</w:t>
+      </w:r>
+    </w:p>
+    <w:p>
+      <w:pPr>
         <w:pStyle w:val="heading2"/>
         <w:rPr>
           <w:lang w:val="pt-BR"/>
@@ -2482,6 +1815,140 @@
     </w:p>
     <w:p>
       <w:pPr>
+        <w:pStyle w:val="p1a"/>
+        <w:rPr>
+          <w:lang w:val="pt-BR"/>
+        </w:rPr>
+      </w:pPr>
+      <w:proofErr w:type="spellStart"/>
+      <w:r>
+        <w:t>Descrevem</w:t>
+      </w:r>
+      <w:proofErr w:type="spellEnd"/>
+      <w:r>
+        <w:t xml:space="preserve"> as </w:t>
+      </w:r>
+      <w:proofErr w:type="spellStart"/>
+      <w:r>
+        <w:t>funções</w:t>
+      </w:r>
+      <w:proofErr w:type="spellEnd"/>
+      <w:r>
+        <w:t xml:space="preserve"> </w:t>
+      </w:r>
+      <w:proofErr w:type="spellStart"/>
+      <w:r>
+        <w:t>que</w:t>
+      </w:r>
+      <w:proofErr w:type="spellEnd"/>
+      <w:r>
+        <w:t xml:space="preserve"> </w:t>
+      </w:r>
+      <w:r>
+        <w:t>a aplicação</w:t>
+      </w:r>
+      <w:r>
+        <w:t xml:space="preserve"> </w:t>
+      </w:r>
+      <w:proofErr w:type="spellStart"/>
+      <w:r>
+        <w:t>deve</w:t>
+      </w:r>
+      <w:proofErr w:type="spellEnd"/>
+      <w:r>
+        <w:t xml:space="preserve"> </w:t>
+      </w:r>
+      <w:proofErr w:type="spellStart"/>
+      <w:r>
+        <w:t>realizar</w:t>
+      </w:r>
+      <w:proofErr w:type="spellEnd"/>
+      <w:r>
+        <w:t xml:space="preserve">, </w:t>
+      </w:r>
+      <w:proofErr w:type="spellStart"/>
+      <w:r>
+        <w:t>ou</w:t>
+      </w:r>
+      <w:proofErr w:type="spellEnd"/>
+      <w:r>
+        <w:t xml:space="preserve"> </w:t>
+      </w:r>
+      <w:proofErr w:type="spellStart"/>
+      <w:r>
+        <w:t>seja</w:t>
+      </w:r>
+      <w:proofErr w:type="spellEnd"/>
+      <w:r>
+        <w:t xml:space="preserve">, o </w:t>
+      </w:r>
+      <w:proofErr w:type="spellStart"/>
+      <w:r>
+        <w:t>que</w:t>
+      </w:r>
+      <w:proofErr w:type="spellEnd"/>
+      <w:r>
+        <w:t xml:space="preserve"> o </w:t>
+      </w:r>
+      <w:proofErr w:type="spellStart"/>
+      <w:r>
+        <w:t>sistema</w:t>
+      </w:r>
+      <w:proofErr w:type="spellEnd"/>
+      <w:r>
+        <w:t xml:space="preserve"> </w:t>
+      </w:r>
+      <w:proofErr w:type="spellStart"/>
+      <w:r>
+        <w:t>deve</w:t>
+      </w:r>
+      <w:proofErr w:type="spellEnd"/>
+      <w:r>
+        <w:t xml:space="preserve"> </w:t>
+      </w:r>
+      <w:proofErr w:type="spellStart"/>
+      <w:r>
+        <w:t>fazer</w:t>
+      </w:r>
+      <w:proofErr w:type="spellEnd"/>
+      <w:r>
+        <w:t xml:space="preserve"> </w:t>
+      </w:r>
+      <w:proofErr w:type="spellStart"/>
+      <w:r>
+        <w:t>em</w:t>
+      </w:r>
+      <w:proofErr w:type="spellEnd"/>
+      <w:r>
+        <w:t xml:space="preserve"> </w:t>
+      </w:r>
+      <w:proofErr w:type="spellStart"/>
+      <w:r>
+        <w:t>termos</w:t>
+      </w:r>
+      <w:proofErr w:type="spellEnd"/>
+      <w:r>
+        <w:t xml:space="preserve"> de entradas, </w:t>
+      </w:r>
+      <w:proofErr w:type="spellStart"/>
+      <w:r>
+        <w:t>processamento</w:t>
+      </w:r>
+      <w:proofErr w:type="spellEnd"/>
+      <w:r>
+        <w:t xml:space="preserve"> e </w:t>
+      </w:r>
+      <w:proofErr w:type="spellStart"/>
+      <w:r>
+        <w:t>saídas</w:t>
+      </w:r>
+      <w:proofErr w:type="spellEnd"/>
+      <w:r>
+        <w:t>.</w:t>
+      </w:r>
+    </w:p>
+    <w:p>
+      <w:pPr>
         <w:pStyle w:val="heading3"/>
         <w:rPr>
           <w:lang w:val="pt-BR"/>
@@ -2492,6 +1959,275 @@
           <w:lang w:val="pt-BR"/>
         </w:rPr>
         <w:t>5.1.1   Especificações de Casos de Uso</w:t>
+      </w:r>
+    </w:p>
+    <w:p>
+      <w:pPr>
+        <w:pStyle w:val="p1a"/>
+      </w:pPr>
+      <w:r>
+        <w:t xml:space="preserve">Nesta </w:t>
+      </w:r>
+      <w:proofErr w:type="spellStart"/>
+      <w:r>
+        <w:t>secção</w:t>
+      </w:r>
+      <w:proofErr w:type="spellEnd"/>
+      <w:r>
+        <w:t xml:space="preserve"> </w:t>
+      </w:r>
+      <w:proofErr w:type="spellStart"/>
+      <w:r>
+        <w:t>apresenta</w:t>
+      </w:r>
+      <w:proofErr w:type="spellEnd"/>
+      <w:r>
+        <w:t>-</w:t>
+      </w:r>
+      <w:proofErr w:type="spellStart"/>
+      <w:r>
+        <w:t xml:space="preserve">se </w:t>
+      </w:r>
+      <w:proofErr w:type="gramStart"/>
+      <w:r>
+        <w:t>a</w:t>
+      </w:r>
+      <w:proofErr w:type="spellEnd"/>
+      <w:proofErr w:type="gramEnd"/>
+      <w:r>
+        <w:t xml:space="preserve"> </w:t>
+      </w:r>
+      <w:proofErr w:type="spellStart"/>
+      <w:r>
+        <w:t>especificação</w:t>
+      </w:r>
+      <w:proofErr w:type="spellEnd"/>
+      <w:r>
+        <w:t xml:space="preserve"> </w:t>
+      </w:r>
+      <w:proofErr w:type="spellStart"/>
+      <w:r>
+        <w:t>detalhada</w:t>
+      </w:r>
+      <w:proofErr w:type="spellEnd"/>
+      <w:r>
+        <w:t xml:space="preserve"> dos </w:t>
+      </w:r>
+      <w:proofErr w:type="spellStart"/>
+      <w:r>
+        <w:t>casos</w:t>
+      </w:r>
+      <w:proofErr w:type="spellEnd"/>
+      <w:r>
+        <w:t xml:space="preserve"> de </w:t>
+      </w:r>
+      <w:proofErr w:type="spellStart"/>
+      <w:r>
+        <w:t>uso</w:t>
+      </w:r>
+      <w:proofErr w:type="spellEnd"/>
+      <w:r>
+        <w:t xml:space="preserve">. Para </w:t>
+      </w:r>
+      <w:proofErr w:type="spellStart"/>
+      <w:r>
+        <w:t>cada</w:t>
+      </w:r>
+      <w:proofErr w:type="spellEnd"/>
+      <w:r>
+        <w:t xml:space="preserve"> </w:t>
+      </w:r>
+      <w:proofErr w:type="spellStart"/>
+      <w:r>
+        <w:t>caso</w:t>
+      </w:r>
+      <w:proofErr w:type="spellEnd"/>
+      <w:r>
+        <w:t xml:space="preserve"> de </w:t>
+      </w:r>
+      <w:proofErr w:type="spellStart"/>
+      <w:r>
+        <w:t>uso</w:t>
+      </w:r>
+      <w:proofErr w:type="spellEnd"/>
+      <w:r>
+        <w:t xml:space="preserve"> </w:t>
+      </w:r>
+      <w:proofErr w:type="spellStart"/>
+      <w:r>
+        <w:t>são</w:t>
+      </w:r>
+      <w:proofErr w:type="spellEnd"/>
+      <w:r>
+        <w:t xml:space="preserve"> </w:t>
+      </w:r>
+      <w:proofErr w:type="spellStart"/>
+      <w:r>
+        <w:t>indicadas</w:t>
+      </w:r>
+      <w:proofErr w:type="spellEnd"/>
+      <w:r>
+        <w:t xml:space="preserve"> a </w:t>
+      </w:r>
+      <w:proofErr w:type="spellStart"/>
+      <w:r>
+        <w:t>sua</w:t>
+      </w:r>
+      <w:proofErr w:type="spellEnd"/>
+      <w:r>
+        <w:t xml:space="preserve"> </w:t>
+      </w:r>
+      <w:proofErr w:type="spellStart"/>
+      <w:r>
+        <w:t>descrição</w:t>
+      </w:r>
+      <w:proofErr w:type="spellEnd"/>
+      <w:r>
+        <w:t xml:space="preserve">, as </w:t>
+      </w:r>
+      <w:proofErr w:type="spellStart"/>
+      <w:r>
+        <w:t>pré-condições</w:t>
+      </w:r>
+      <w:proofErr w:type="spellEnd"/>
+      <w:r>
+        <w:t xml:space="preserve"> e </w:t>
+      </w:r>
+      <w:proofErr w:type="spellStart"/>
+      <w:r>
+        <w:t>pós-condições</w:t>
+      </w:r>
+      <w:proofErr w:type="spellEnd"/>
+      <w:r>
+        <w:t xml:space="preserve"> </w:t>
+      </w:r>
+      <w:proofErr w:type="spellStart"/>
+      <w:r>
+        <w:t>necessárias</w:t>
+      </w:r>
+      <w:proofErr w:type="spellEnd"/>
+      <w:r>
+        <w:t xml:space="preserve">, </w:t>
+      </w:r>
+      <w:proofErr w:type="spellStart"/>
+      <w:r>
+        <w:t>bem</w:t>
+      </w:r>
+      <w:proofErr w:type="spellEnd"/>
+      <w:r>
+        <w:t xml:space="preserve"> </w:t>
+      </w:r>
+      <w:proofErr w:type="spellStart"/>
+      <w:r>
+        <w:t>como</w:t>
+      </w:r>
+      <w:proofErr w:type="spellEnd"/>
+      <w:r>
+        <w:t xml:space="preserve"> o </w:t>
+      </w:r>
+      <w:proofErr w:type="spellStart"/>
+      <w:r>
+        <w:t>caminho</w:t>
+      </w:r>
+      <w:proofErr w:type="spellEnd"/>
+      <w:r>
+        <w:t xml:space="preserve"> principal e, sempre </w:t>
+      </w:r>
+      <w:proofErr w:type="spellStart"/>
+      <w:r>
+        <w:t>que</w:t>
+      </w:r>
+      <w:proofErr w:type="spellEnd"/>
+      <w:r>
+        <w:t xml:space="preserve"> </w:t>
+      </w:r>
+      <w:proofErr w:type="spellStart"/>
+      <w:r>
+        <w:t>aplicável</w:t>
+      </w:r>
+      <w:proofErr w:type="spellEnd"/>
+      <w:r>
+        <w:t xml:space="preserve">, </w:t>
+      </w:r>
+      <w:proofErr w:type="spellStart"/>
+      <w:r>
+        <w:t>os</w:t>
+      </w:r>
+      <w:proofErr w:type="spellEnd"/>
+      <w:r>
+        <w:t xml:space="preserve"> </w:t>
+      </w:r>
+      <w:proofErr w:type="spellStart"/>
+      <w:r>
+        <w:t>caminhos</w:t>
+      </w:r>
+      <w:proofErr w:type="spellEnd"/>
+      <w:r>
+        <w:t xml:space="preserve"> alternativos </w:t>
+      </w:r>
+      <w:proofErr w:type="spellStart"/>
+      <w:r>
+        <w:t>que</w:t>
+      </w:r>
+      <w:proofErr w:type="spellEnd"/>
+      <w:r>
+        <w:t xml:space="preserve"> </w:t>
+      </w:r>
+      <w:proofErr w:type="spellStart"/>
+      <w:r>
+        <w:t>descrevem</w:t>
+      </w:r>
+      <w:proofErr w:type="spellEnd"/>
+      <w:r>
+        <w:t xml:space="preserve"> </w:t>
+      </w:r>
+      <w:proofErr w:type="spellStart"/>
+      <w:r>
+        <w:t>situações</w:t>
+      </w:r>
+      <w:proofErr w:type="spellEnd"/>
+      <w:r>
+        <w:t xml:space="preserve"> de </w:t>
+      </w:r>
+      <w:proofErr w:type="spellStart"/>
+      <w:r>
+        <w:t>erro</w:t>
+      </w:r>
+      <w:proofErr w:type="spellEnd"/>
+      <w:r>
+        <w:t xml:space="preserve"> </w:t>
+      </w:r>
+      <w:proofErr w:type="spellStart"/>
+      <w:r>
+        <w:t>ou</w:t>
+      </w:r>
+      <w:proofErr w:type="spellEnd"/>
+      <w:r>
+        <w:t xml:space="preserve"> </w:t>
+      </w:r>
+      <w:proofErr w:type="spellStart"/>
+      <w:r>
+        <w:t>variantes</w:t>
+      </w:r>
+      <w:proofErr w:type="spellEnd"/>
+      <w:r>
+        <w:t xml:space="preserve"> do </w:t>
+      </w:r>
+      <w:proofErr w:type="spellStart"/>
+      <w:r>
+        <w:t>fluxo</w:t>
+      </w:r>
+      <w:proofErr w:type="spellEnd"/>
+      <w:r>
+        <w:t xml:space="preserve"> normal de </w:t>
+      </w:r>
+      <w:proofErr w:type="spellStart"/>
+      <w:r>
+        <w:t>interação</w:t>
+      </w:r>
+      <w:proofErr w:type="spellEnd"/>
+      <w:r>
+        <w:t>.</w:t>
       </w:r>
     </w:p>
     <w:p>
@@ -2505,17 +2241,46 @@
           <w:lang w:val="pt-BR"/>
         </w:rPr>
       </w:pPr>
-      <w:proofErr w:type="spellStart"/>
-      <w:r>
+    </w:p>
+    <w:p>
+      <w:pPr>
+        <w:rPr>
+          <w:lang w:val="pt-BR"/>
+        </w:rPr>
+      </w:pPr>
+    </w:p>
+    <w:p>
+      <w:pPr>
+        <w:rPr>
+          <w:lang w:val="pt-BR"/>
+        </w:rPr>
+      </w:pPr>
+    </w:p>
+    <w:p>
+      <w:pPr>
+        <w:rPr>
+          <w:lang w:val="pt-BR"/>
+        </w:rPr>
+      </w:pPr>
+    </w:p>
+    <w:p>
+      <w:pPr>
+        <w:rPr>
+          <w:lang w:val="pt-BR"/>
+        </w:rPr>
+      </w:pPr>
+    </w:p>
+    <w:p>
+      <w:pPr>
+        <w:pStyle w:val="Legenda"/>
+        <w:jc w:val="center"/>
         <w:rPr>
           <w:b w:val="0"/>
           <w:sz w:val="18"/>
           <w:szCs w:val="18"/>
           <w:lang w:val="pt-BR"/>
         </w:rPr>
-        <w:t>UC</w:t>
-      </w:r>
-      <w:proofErr w:type="spellEnd"/>
+      </w:pPr>
       <w:r>
         <w:rPr>
           <w:b w:val="0"/>
@@ -2523,19 +2288,9 @@
           <w:szCs w:val="18"/>
           <w:lang w:val="pt-BR"/>
         </w:rPr>
-        <w:t xml:space="preserve"> 1. </w:t>
-      </w:r>
-      <w:proofErr w:type="gramStart"/>
-      <w:r>
-        <w:rPr>
-          <w:b w:val="0"/>
-          <w:sz w:val="18"/>
-          <w:szCs w:val="18"/>
-          <w:lang w:val="pt-BR"/>
-        </w:rPr>
-        <w:t>Registar Utilizador</w:t>
-      </w:r>
-      <w:proofErr w:type="gramEnd"/>
+        <w:lastRenderedPageBreak/>
+        <w:t>UC 1. Registar Utilizador</w:t>
+      </w:r>
     </w:p>
     <w:tbl>
       <w:tblPr>
@@ -2629,21 +2384,7 @@
               <w:rPr>
                 <w:lang w:val="pt-BR"/>
               </w:rPr>
-              <w:t xml:space="preserve">O </w:t>
-            </w:r>
-            <w:proofErr w:type="spellStart"/>
-            <w:r>
-              <w:rPr>
-                <w:lang w:val="pt-BR"/>
-              </w:rPr>
-              <w:t>email</w:t>
-            </w:r>
-            <w:proofErr w:type="spellEnd"/>
-            <w:r>
-              <w:rPr>
-                <w:lang w:val="pt-BR"/>
-              </w:rPr>
-              <w:t xml:space="preserve"> introduzido não existe no sistema</w:t>
+              <w:t>O email introduzido não existe no sistema</w:t>
             </w:r>
           </w:p>
         </w:tc>
@@ -2727,21 +2468,7 @@
               <w:rPr>
                 <w:lang w:val="pt-BR"/>
               </w:rPr>
-              <w:t xml:space="preserve">O sistema solicita o nome, </w:t>
-            </w:r>
-            <w:proofErr w:type="spellStart"/>
-            <w:r>
-              <w:rPr>
-                <w:lang w:val="pt-BR"/>
-              </w:rPr>
-              <w:t>email</w:t>
-            </w:r>
-            <w:proofErr w:type="spellEnd"/>
-            <w:r>
-              <w:rPr>
-                <w:lang w:val="pt-BR"/>
-              </w:rPr>
-              <w:t xml:space="preserve"> e palavra-passe;</w:t>
+              <w:t>O sistema solicita o nome, email e palavra-passe;</w:t>
             </w:r>
           </w:p>
           <w:p>
@@ -2777,21 +2504,7 @@
               <w:rPr>
                 <w:lang w:val="pt-BR"/>
               </w:rPr>
-              <w:t xml:space="preserve">O sistema valida o nome, o </w:t>
-            </w:r>
-            <w:proofErr w:type="spellStart"/>
-            <w:r>
-              <w:rPr>
-                <w:lang w:val="pt-BR"/>
-              </w:rPr>
-              <w:t>email</w:t>
-            </w:r>
-            <w:proofErr w:type="spellEnd"/>
-            <w:r>
-              <w:rPr>
-                <w:lang w:val="pt-BR"/>
-              </w:rPr>
-              <w:t xml:space="preserve"> e a palavra-passe;</w:t>
+              <w:t>O sistema valida o nome, o email e a palavra-passe;</w:t>
             </w:r>
           </w:p>
           <w:p>
@@ -2809,22 +2522,7 @@
               <w:rPr>
                 <w:lang w:val="pt-BR"/>
               </w:rPr>
-              <w:lastRenderedPageBreak/>
-              <w:t xml:space="preserve">O sistema guarda a palavra-passe como </w:t>
-            </w:r>
-            <w:proofErr w:type="spellStart"/>
-            <w:r>
-              <w:rPr>
-                <w:lang w:val="pt-BR"/>
-              </w:rPr>
-              <w:t>SHA</w:t>
-            </w:r>
-            <w:proofErr w:type="spellEnd"/>
-            <w:r>
-              <w:rPr>
-                <w:lang w:val="pt-BR"/>
-              </w:rPr>
-              <w:t>-256 e regista o novo utilizador no sistema;</w:t>
+              <w:t>O sistema guarda a palavra-passe como SHA-256 e regista o novo utilizador no sistema;</w:t>
             </w:r>
           </w:p>
           <w:p>
@@ -2863,7 +2561,6 @@
               <w:rPr>
                 <w:lang w:val="pt-BR"/>
               </w:rPr>
-              <w:lastRenderedPageBreak/>
               <w:t>Caminho alternativo</w:t>
             </w:r>
           </w:p>
@@ -2895,16 +2592,6 @@
     </w:tbl>
     <w:p>
       <w:pPr>
-        <w:spacing w:after="160" w:line="259" w:lineRule="auto"/>
-        <w:ind w:firstLine="0"/>
-        <w:jc w:val="left"/>
-        <w:rPr>
-          <w:lang w:val="pt-BR"/>
-        </w:rPr>
-      </w:pPr>
-    </w:p>
-    <w:p>
-      <w:pPr>
         <w:pStyle w:val="Legenda"/>
         <w:jc w:val="center"/>
         <w:rPr>
@@ -2915,7 +2602,6 @@
           <w:lang w:val="pt-BR"/>
         </w:rPr>
       </w:pPr>
-      <w:proofErr w:type="spellStart"/>
       <w:r>
         <w:rPr>
           <w:b w:val="0"/>
@@ -2923,17 +2609,7 @@
           <w:szCs w:val="18"/>
           <w:lang w:val="pt-BR"/>
         </w:rPr>
-        <w:t>UC</w:t>
-      </w:r>
-      <w:proofErr w:type="spellEnd"/>
-      <w:r>
-        <w:rPr>
-          <w:b w:val="0"/>
-          <w:sz w:val="18"/>
-          <w:szCs w:val="18"/>
-          <w:lang w:val="pt-BR"/>
-        </w:rPr>
-        <w:t xml:space="preserve"> 2. Iniciar Sessão</w:t>
+        <w:t>UC 2. Iniciar Sessão</w:t>
       </w:r>
     </w:p>
     <w:tbl>
@@ -3028,21 +2704,7 @@
               <w:rPr>
                 <w:lang w:val="pt-BR"/>
               </w:rPr>
-              <w:t xml:space="preserve">Existe uma conta com o </w:t>
-            </w:r>
-            <w:proofErr w:type="spellStart"/>
-            <w:r>
-              <w:rPr>
-                <w:lang w:val="pt-BR"/>
-              </w:rPr>
-              <w:t>email</w:t>
-            </w:r>
-            <w:proofErr w:type="spellEnd"/>
-            <w:r>
-              <w:rPr>
-                <w:lang w:val="pt-BR"/>
-              </w:rPr>
-              <w:t xml:space="preserve"> introduzido</w:t>
+              <w:t>Existe uma conta com o email introduzido</w:t>
             </w:r>
           </w:p>
         </w:tc>
@@ -3126,21 +2788,7 @@
               <w:rPr>
                 <w:lang w:val="pt-BR"/>
               </w:rPr>
-              <w:t xml:space="preserve">O sistema solicita o </w:t>
-            </w:r>
-            <w:proofErr w:type="spellStart"/>
-            <w:r>
-              <w:rPr>
-                <w:lang w:val="pt-BR"/>
-              </w:rPr>
-              <w:t>email</w:t>
-            </w:r>
-            <w:proofErr w:type="spellEnd"/>
-            <w:r>
-              <w:rPr>
-                <w:lang w:val="pt-BR"/>
-              </w:rPr>
-              <w:t xml:space="preserve"> e a palavra-passe;</w:t>
+              <w:t>O sistema solicita o email e a palavra-passe;</w:t>
             </w:r>
           </w:p>
           <w:p>
@@ -3176,21 +2824,7 @@
               <w:rPr>
                 <w:lang w:val="pt-BR"/>
               </w:rPr>
-              <w:t xml:space="preserve">O sistema calcula o </w:t>
-            </w:r>
-            <w:proofErr w:type="spellStart"/>
-            <w:r>
-              <w:rPr>
-                <w:lang w:val="pt-BR"/>
-              </w:rPr>
-              <w:t>hash</w:t>
-            </w:r>
-            <w:proofErr w:type="spellEnd"/>
-            <w:r>
-              <w:rPr>
-                <w:lang w:val="pt-BR"/>
-              </w:rPr>
-              <w:t xml:space="preserve"> da palavra-passe e compara-o com o guardado;</w:t>
+              <w:t>O sistema calcula o hash da palavra-passe e compara-o com o guardado;</w:t>
             </w:r>
           </w:p>
           <w:p>
@@ -3260,16 +2894,6 @@
     </w:tbl>
     <w:p>
       <w:pPr>
-        <w:spacing w:after="160" w:line="259" w:lineRule="auto"/>
-        <w:ind w:firstLine="0"/>
-        <w:jc w:val="left"/>
-        <w:rPr>
-          <w:lang w:val="pt-BR"/>
-        </w:rPr>
-      </w:pPr>
-    </w:p>
-    <w:p>
-      <w:pPr>
         <w:pStyle w:val="Legenda"/>
         <w:jc w:val="center"/>
         <w:rPr>
@@ -3277,21 +2901,12 @@
           <w:lang w:val="pt-BR"/>
         </w:rPr>
       </w:pPr>
-      <w:proofErr w:type="spellStart"/>
       <w:r>
         <w:rPr>
           <w:b w:val="0"/>
           <w:lang w:val="pt-BR"/>
         </w:rPr>
-        <w:t>UC</w:t>
-      </w:r>
-      <w:proofErr w:type="spellEnd"/>
-      <w:r>
-        <w:rPr>
-          <w:b w:val="0"/>
-          <w:lang w:val="pt-BR"/>
-        </w:rPr>
-        <w:t xml:space="preserve"> 3. Criar Viagem</w:t>
+        <w:t>UC 3. Criar Viagem</w:t>
       </w:r>
     </w:p>
     <w:tbl>
@@ -3426,21 +3041,7 @@
               <w:rPr>
                 <w:lang w:val="pt-BR"/>
               </w:rPr>
-              <w:t xml:space="preserve">A viagem fica guardada no </w:t>
-            </w:r>
-            <w:proofErr w:type="spellStart"/>
-            <w:r>
-              <w:rPr>
-                <w:lang w:val="pt-BR"/>
-              </w:rPr>
-              <w:t>RestDB</w:t>
-            </w:r>
-            <w:proofErr w:type="spellEnd"/>
-            <w:r>
-              <w:rPr>
-                <w:lang w:val="pt-BR"/>
-              </w:rPr>
-              <w:t xml:space="preserve"> e aparece na lista</w:t>
+              <w:t>A viagem fica guardada no RestDB e aparece na lista</w:t>
             </w:r>
           </w:p>
         </w:tc>
@@ -3580,21 +3181,7 @@
               <w:rPr>
                 <w:lang w:val="pt-BR"/>
               </w:rPr>
-              <w:t xml:space="preserve"> como </w:t>
-            </w:r>
-            <w:proofErr w:type="spellStart"/>
-            <w:r>
-              <w:rPr>
-                <w:lang w:val="pt-BR"/>
-              </w:rPr>
-              <w:t>OWNER</w:t>
-            </w:r>
-            <w:proofErr w:type="spellEnd"/>
-            <w:r>
-              <w:rPr>
-                <w:lang w:val="pt-BR"/>
-              </w:rPr>
-              <w:t>;</w:t>
+              <w:t xml:space="preserve"> como OWNER;</w:t>
             </w:r>
           </w:p>
           <w:p>
@@ -3633,6 +3220,7 @@
               <w:rPr>
                 <w:lang w:val="pt-BR"/>
               </w:rPr>
+              <w:lastRenderedPageBreak/>
               <w:t>Caminho alternativo</w:t>
             </w:r>
           </w:p>
@@ -3693,7 +3281,6 @@
         <w:rPr>
           <w:lang w:val="pt-BR"/>
         </w:rPr>
-        <w:lastRenderedPageBreak/>
         <w:t>5.1.2   Fluxograma</w:t>
       </w:r>
     </w:p>
@@ -3866,8 +3453,8 @@
           <w:lang w:val="pt-BR"/>
         </w:rPr>
       </w:pPr>
-      <w:bookmarkStart w:id="1" w:name="OLE_LINK2"/>
-      <w:bookmarkStart w:id="2" w:name="OLE_LINK3"/>
+      <w:bookmarkStart w:id="0" w:name="OLE_LINK2"/>
+      <w:bookmarkStart w:id="1" w:name="OLE_LINK3"/>
     </w:p>
     <w:p>
       <w:pPr>
@@ -3977,8 +3564,8 @@
         <w:t>5.2   Requisitos não Funcionais</w:t>
       </w:r>
     </w:p>
+    <w:bookmarkEnd w:id="0"/>
     <w:bookmarkEnd w:id="1"/>
-    <w:bookmarkEnd w:id="2"/>
     <w:p>
       <w:pPr>
         <w:pStyle w:val="heading3"/>
@@ -4033,7 +3620,7 @@
 </file>
 
 <file path=word/numbering.xml><?xml version="1.0" encoding="utf-8"?>
-<w:numbering xmlns:wpc="http://schemas.microsoft.com/office/word/2010/wordprocessingCanvas" xmlns:mc="http://schemas.openxmlformats.org/markup-compatibility/2006" xmlns:o="urn:schemas-microsoft-com:office:office" xmlns:r="http://schemas.openxmlformats.org/officeDocument/2006/relationships" xmlns:m="http://schemas.openxmlformats.org/officeDocument/2006/math" xmlns:v="urn:schemas-microsoft-com:vml" xmlns:wp14="http://schemas.microsoft.com/office/word/2010/wordprocessingDrawing" xmlns:wp="http://schemas.openxmlformats.org/drawingml/2006/wordprocessingDrawing" xmlns:w10="urn:schemas-microsoft-com:office:word" xmlns:w="http://schemas.openxmlformats.org/wordprocessingml/2006/main" xmlns:w14="http://schemas.microsoft.com/office/word/2010/wordml" xmlns:w15="http://schemas.microsoft.com/office/word/2012/wordml" xmlns:wpg="http://schemas.microsoft.com/office/word/2010/wordprocessingGroup" xmlns:wpi="http://schemas.microsoft.com/office/word/2010/wordprocessingInk" xmlns:wne="http://schemas.microsoft.com/office/word/2006/wordml" xmlns:wps="http://schemas.microsoft.com/office/word/2010/wordprocessingShape" mc:Ignorable="w14 w15 wp14">
+<w:numbering xmlns:wpc="http://schemas.microsoft.com/office/word/2010/wordprocessingCanvas" xmlns:cx="http://schemas.microsoft.com/office/drawing/2014/chartex" xmlns:cx1="http://schemas.microsoft.com/office/drawing/2015/9/8/chartex" xmlns:cx2="http://schemas.microsoft.com/office/drawing/2015/10/21/chartex" xmlns:cx3="http://schemas.microsoft.com/office/drawing/2016/5/9/chartex" xmlns:cx4="http://schemas.microsoft.com/office/drawing/2016/5/10/chartex" xmlns:cx5="http://schemas.microsoft.com/office/drawing/2016/5/11/chartex" xmlns:cx6="http://schemas.microsoft.com/office/drawing/2016/5/12/chartex" xmlns:cx7="http://schemas.microsoft.com/office/drawing/2016/5/13/chartex" xmlns:cx8="http://schemas.microsoft.com/office/drawing/2016/5/14/chartex" xmlns:mc="http://schemas.openxmlformats.org/markup-compatibility/2006" xmlns:aink="http://schemas.microsoft.com/office/drawing/2016/ink" xmlns:am3d="http://schemas.microsoft.com/office/drawing/2017/model3d" xmlns:o="urn:schemas-microsoft-com:office:office" xmlns:oel="http://schemas.microsoft.com/office/2019/extlst" xmlns:r="http://schemas.openxmlformats.org/officeDocument/2006/relationships" xmlns:m="http://schemas.openxmlformats.org/officeDocument/2006/math" xmlns:v="urn:schemas-microsoft-com:vml" xmlns:wp14="http://schemas.microsoft.com/office/word/2010/wordprocessingDrawing" xmlns:wp="http://schemas.openxmlformats.org/drawingml/2006/wordprocessingDrawing" xmlns:w10="urn:schemas-microsoft-com:office:word" xmlns:w="http://schemas.openxmlformats.org/wordprocessingml/2006/main" xmlns:w14="http://schemas.microsoft.com/office/word/2010/wordml" xmlns:w15="http://schemas.microsoft.com/office/word/2012/wordml" xmlns:w16cex="http://schemas.microsoft.com/office/word/2018/wordml/cex" xmlns:w16cid="http://schemas.microsoft.com/office/word/2016/wordml/cid" xmlns:w16="http://schemas.microsoft.com/office/word/2018/wordml" xmlns:w16du="http://schemas.microsoft.com/office/word/2023/wordml/word16du" xmlns:w16sdtdh="http://schemas.microsoft.com/office/word/2020/wordml/sdtdatahash" xmlns:w16sdtfl="http://schemas.microsoft.com/office/word/2024/wordml/sdtformatlock" xmlns:w16se="http://schemas.microsoft.com/office/word/2015/wordml/symex" xmlns:wpg="http://schemas.microsoft.com/office/word/2010/wordprocessingGroup" xmlns:wpi="http://schemas.microsoft.com/office/word/2010/wordprocessingInk" xmlns:wne="http://schemas.microsoft.com/office/word/2006/wordml" xmlns:wps="http://schemas.microsoft.com/office/word/2010/wordprocessingShape" mc:Ignorable="w14 w15 w16se w16cid w16 w16cex w16sdtdh w16sdtfl w16du wp14">
   <w:abstractNum w:abstractNumId="0" w15:restartNumberingAfterBreak="0">
     <w:nsid w:val="008F0F0F"/>
     <w:multiLevelType w:val="hybridMultilevel"/>
@@ -5466,56 +5053,56 @@
       </w:pPr>
     </w:lvl>
   </w:abstractNum>
-  <w:num w:numId="1">
+  <w:num w:numId="1" w16cid:durableId="189296133">
     <w:abstractNumId w:val="8"/>
   </w:num>
-  <w:num w:numId="2">
+  <w:num w:numId="2" w16cid:durableId="620189131">
     <w:abstractNumId w:val="13"/>
   </w:num>
-  <w:num w:numId="3">
+  <w:num w:numId="3" w16cid:durableId="464008606">
     <w:abstractNumId w:val="2"/>
   </w:num>
-  <w:num w:numId="4">
+  <w:num w:numId="4" w16cid:durableId="1519192714">
     <w:abstractNumId w:val="1"/>
   </w:num>
-  <w:num w:numId="5">
+  <w:num w:numId="5" w16cid:durableId="2007053031">
     <w:abstractNumId w:val="14"/>
   </w:num>
-  <w:num w:numId="6">
+  <w:num w:numId="6" w16cid:durableId="179710985">
     <w:abstractNumId w:val="7"/>
   </w:num>
-  <w:num w:numId="7">
+  <w:num w:numId="7" w16cid:durableId="796142534">
     <w:abstractNumId w:val="0"/>
   </w:num>
-  <w:num w:numId="8">
+  <w:num w:numId="8" w16cid:durableId="135070179">
     <w:abstractNumId w:val="3"/>
   </w:num>
-  <w:num w:numId="9">
+  <w:num w:numId="9" w16cid:durableId="1926844079">
     <w:abstractNumId w:val="5"/>
   </w:num>
-  <w:num w:numId="10">
+  <w:num w:numId="10" w16cid:durableId="519658506">
     <w:abstractNumId w:val="4"/>
   </w:num>
-  <w:num w:numId="11">
+  <w:num w:numId="11" w16cid:durableId="1629772428">
     <w:abstractNumId w:val="12"/>
   </w:num>
-  <w:num w:numId="12">
+  <w:num w:numId="12" w16cid:durableId="873810621">
     <w:abstractNumId w:val="9"/>
   </w:num>
-  <w:num w:numId="13">
+  <w:num w:numId="13" w16cid:durableId="1577469628">
     <w:abstractNumId w:val="11"/>
   </w:num>
-  <w:num w:numId="14">
+  <w:num w:numId="14" w16cid:durableId="1227643336">
     <w:abstractNumId w:val="6"/>
   </w:num>
-  <w:num w:numId="15">
+  <w:num w:numId="15" w16cid:durableId="1056515270">
     <w:abstractNumId w:val="10"/>
   </w:num>
 </w:numbering>
 </file>
 
 <file path=word/styles.xml><?xml version="1.0" encoding="utf-8"?>
-<w:styles xmlns:mc="http://schemas.openxmlformats.org/markup-compatibility/2006" xmlns:r="http://schemas.openxmlformats.org/officeDocument/2006/relationships" xmlns:w="http://schemas.openxmlformats.org/wordprocessingml/2006/main" xmlns:w14="http://schemas.microsoft.com/office/word/2010/wordml" xmlns:w15="http://schemas.microsoft.com/office/word/2012/wordml" mc:Ignorable="w14 w15">
+<w:styles xmlns:mc="http://schemas.openxmlformats.org/markup-compatibility/2006" xmlns:r="http://schemas.openxmlformats.org/officeDocument/2006/relationships" xmlns:w="http://schemas.openxmlformats.org/wordprocessingml/2006/main" xmlns:w14="http://schemas.microsoft.com/office/word/2010/wordml" xmlns:w15="http://schemas.microsoft.com/office/word/2012/wordml" xmlns:w16cex="http://schemas.microsoft.com/office/word/2018/wordml/cex" xmlns:w16cid="http://schemas.microsoft.com/office/word/2016/wordml/cid" xmlns:w16="http://schemas.microsoft.com/office/word/2018/wordml" xmlns:w16du="http://schemas.microsoft.com/office/word/2023/wordml/word16du" xmlns:w16sdtdh="http://schemas.microsoft.com/office/word/2020/wordml/sdtdatahash" xmlns:w16sdtfl="http://schemas.microsoft.com/office/word/2024/wordml/sdtformatlock" xmlns:w16se="http://schemas.microsoft.com/office/word/2015/wordml/symex" mc:Ignorable="w14 w15 w16se w16cid w16 w16cex w16sdtdh w16sdtfl w16du">
   <w:docDefaults>
     <w:rPrDefault>
       <w:rPr>
@@ -5531,7 +5118,7 @@
       </w:pPr>
     </w:pPrDefault>
   </w:docDefaults>
-  <w:latentStyles w:defLockedState="0" w:defUIPriority="99" w:defSemiHidden="0" w:defUnhideWhenUsed="0" w:defQFormat="0" w:count="371">
+  <w:latentStyles w:defLockedState="0" w:defUIPriority="99" w:defSemiHidden="0" w:defUnhideWhenUsed="0" w:defQFormat="0" w:count="376">
     <w:lsdException w:name="Normal" w:uiPriority="0" w:qFormat="1"/>
     <w:lsdException w:name="heading 1" w:uiPriority="9" w:qFormat="1"/>
     <w:lsdException w:name="heading 2" w:semiHidden="1" w:uiPriority="9" w:unhideWhenUsed="1" w:qFormat="1"/>
@@ -5903,6 +5490,11 @@
     <w:lsdException w:name="List Table 5 Dark Accent 6" w:uiPriority="50"/>
     <w:lsdException w:name="List Table 6 Colorful Accent 6" w:uiPriority="51"/>
     <w:lsdException w:name="List Table 7 Colorful Accent 6" w:uiPriority="52"/>
+    <w:lsdException w:name="Mention" w:semiHidden="1" w:unhideWhenUsed="1"/>
+    <w:lsdException w:name="Smart Hyperlink" w:semiHidden="1" w:unhideWhenUsed="1"/>
+    <w:lsdException w:name="Hashtag" w:semiHidden="1" w:unhideWhenUsed="1"/>
+    <w:lsdException w:name="Unresolved Mention" w:semiHidden="1" w:unhideWhenUsed="1"/>
+    <w:lsdException w:name="Smart Link" w:semiHidden="1" w:unhideWhenUsed="1"/>
   </w:latentStyles>
   <w:style w:type="paragraph" w:default="1" w:styleId="Normal">
     <w:name w:val="Normal"/>
@@ -5920,10 +5512,9 @@
       <w:lang w:val="en-US" w:eastAsia="de-DE"/>
     </w:rPr>
   </w:style>
-  <w:style w:type="character" w:default="1" w:styleId="Fontepargpadro">
+  <w:style w:type="character" w:default="1" w:styleId="Tipodeletrapredefinidodopargrafo">
     <w:name w:val="Default Paragraph Font"/>
     <w:uiPriority w:val="1"/>
-    <w:semiHidden/>
     <w:unhideWhenUsed/>
   </w:style>
   <w:style w:type="table" w:default="1" w:styleId="Tabelanormal">

--- a/Documentation/Relatório-DSSMV-2025-27_2DB_1250771_1251355.docx
+++ b/Documentation/Relatório-DSSMV-2025-27_2DB_1250771_1251355.docx
@@ -1,6 +1,6 @@
 
 <file path=word/document.xml><?xml version="1.0" encoding="utf-8"?>
-<w:document xmlns:wpc="http://schemas.microsoft.com/office/word/2010/wordprocessingCanvas" xmlns:cx="http://schemas.microsoft.com/office/drawing/2014/chartex" xmlns:cx1="http://schemas.microsoft.com/office/drawing/2015/9/8/chartex" xmlns:cx2="http://schemas.microsoft.com/office/drawing/2015/10/21/chartex" xmlns:cx3="http://schemas.microsoft.com/office/drawing/2016/5/9/chartex" xmlns:cx4="http://schemas.microsoft.com/office/drawing/2016/5/10/chartex" xmlns:cx5="http://schemas.microsoft.com/office/drawing/2016/5/11/chartex" xmlns:cx6="http://schemas.microsoft.com/office/drawing/2016/5/12/chartex" xmlns:cx7="http://schemas.microsoft.com/office/drawing/2016/5/13/chartex" xmlns:cx8="http://schemas.microsoft.com/office/drawing/2016/5/14/chartex" xmlns:mc="http://schemas.openxmlformats.org/markup-compatibility/2006" xmlns:aink="http://schemas.microsoft.com/office/drawing/2016/ink" xmlns:am3d="http://schemas.microsoft.com/office/drawing/2017/model3d" xmlns:o="urn:schemas-microsoft-com:office:office" xmlns:oel="http://schemas.microsoft.com/office/2019/extlst" xmlns:r="http://schemas.openxmlformats.org/officeDocument/2006/relationships" xmlns:m="http://schemas.openxmlformats.org/officeDocument/2006/math" xmlns:v="urn:schemas-microsoft-com:vml" xmlns:wp14="http://schemas.microsoft.com/office/word/2010/wordprocessingDrawing" xmlns:wp="http://schemas.openxmlformats.org/drawingml/2006/wordprocessingDrawing" xmlns:w10="urn:schemas-microsoft-com:office:word" xmlns:w="http://schemas.openxmlformats.org/wordprocessingml/2006/main" xmlns:w14="http://schemas.microsoft.com/office/word/2010/wordml" xmlns:w15="http://schemas.microsoft.com/office/word/2012/wordml" xmlns:w16cex="http://schemas.microsoft.com/office/word/2018/wordml/cex" xmlns:w16cid="http://schemas.microsoft.com/office/word/2016/wordml/cid" xmlns:w16="http://schemas.microsoft.com/office/word/2018/wordml" xmlns:w16du="http://schemas.microsoft.com/office/word/2023/wordml/word16du" xmlns:w16sdtdh="http://schemas.microsoft.com/office/word/2020/wordml/sdtdatahash" xmlns:w16sdtfl="http://schemas.microsoft.com/office/word/2024/wordml/sdtformatlock" xmlns:w16se="http://schemas.microsoft.com/office/word/2015/wordml/symex" xmlns:wpg="http://schemas.microsoft.com/office/word/2010/wordprocessingGroup" xmlns:wpi="http://schemas.microsoft.com/office/word/2010/wordprocessingInk" xmlns:wne="http://schemas.microsoft.com/office/word/2006/wordml" xmlns:wps="http://schemas.microsoft.com/office/word/2010/wordprocessingShape" mc:Ignorable="w14 w15 w16se w16cid w16 w16cex w16sdtdh w16sdtfl w16du wp14">
+<w:document xmlns:wpc="http://schemas.microsoft.com/office/word/2010/wordprocessingCanvas" xmlns:mc="http://schemas.openxmlformats.org/markup-compatibility/2006" xmlns:o="urn:schemas-microsoft-com:office:office" xmlns:r="http://schemas.openxmlformats.org/officeDocument/2006/relationships" xmlns:m="http://schemas.openxmlformats.org/officeDocument/2006/math" xmlns:v="urn:schemas-microsoft-com:vml" xmlns:wp14="http://schemas.microsoft.com/office/word/2010/wordprocessingDrawing" xmlns:wp="http://schemas.openxmlformats.org/drawingml/2006/wordprocessingDrawing" xmlns:w10="urn:schemas-microsoft-com:office:word" xmlns:w="http://schemas.openxmlformats.org/wordprocessingml/2006/main" xmlns:w14="http://schemas.microsoft.com/office/word/2010/wordml" xmlns:w15="http://schemas.microsoft.com/office/word/2012/wordml" xmlns:wpg="http://schemas.microsoft.com/office/word/2010/wordprocessingGroup" xmlns:wpi="http://schemas.microsoft.com/office/word/2010/wordprocessingInk" xmlns:wne="http://schemas.microsoft.com/office/word/2006/wordml" xmlns:wps="http://schemas.microsoft.com/office/word/2010/wordprocessingShape" mc:Ignorable="w14 w15 wp14">
   <w:body>
     <w:p>
       <w:pPr>
@@ -13,8 +13,16 @@
         <w:rPr>
           <w:lang w:val="pt-BR"/>
         </w:rPr>
-        <w:t>Relatório Técnico para o Desenvolvimento do TripTrail</w:t>
-      </w:r>
+        <w:t xml:space="preserve">Relatório Técnico para o Desenvolvimento do </w:t>
+      </w:r>
+      <w:proofErr w:type="spellStart"/>
+      <w:r>
+        <w:rPr>
+          <w:lang w:val="pt-BR"/>
+        </w:rPr>
+        <w:t>TripTrail</w:t>
+      </w:r>
+      <w:proofErr w:type="spellEnd"/>
     </w:p>
     <w:p>
       <w:pPr>
@@ -50,7 +58,21 @@
         <w:rPr>
           <w:lang w:val="pt-BR"/>
         </w:rPr>
-        <w:t xml:space="preserve">Turma 2DB – Grupo 5 </w:t>
+        <w:t xml:space="preserve">Turma </w:t>
+      </w:r>
+      <w:proofErr w:type="spellStart"/>
+      <w:r>
+        <w:rPr>
+          <w:lang w:val="pt-BR"/>
+        </w:rPr>
+        <w:t>2DB</w:t>
+      </w:r>
+      <w:proofErr w:type="spellEnd"/>
+      <w:r>
+        <w:rPr>
+          <w:lang w:val="pt-BR"/>
+        </w:rPr>
+        <w:t xml:space="preserve"> – Grupo 5 </w:t>
       </w:r>
     </w:p>
     <w:p>
@@ -73,23 +95,515 @@
         </w:rPr>
         <w:t xml:space="preserve"> </w:t>
       </w:r>
-      <w:r>
-        <w:rPr>
-          <w:lang w:val="pt-BR"/>
-        </w:rPr>
-        <w:t>TripTrail is a java-based Android app that works as a travel journal. User</w:t>
-      </w:r>
-      <w:r>
-        <w:rPr>
-          <w:lang w:val="pt-BR"/>
-        </w:rPr>
-        <w:t xml:space="preserve">s can log their trips by saving </w:t>
-      </w:r>
-      <w:r>
-        <w:rPr>
-          <w:lang w:val="pt-BR"/>
-        </w:rPr>
-        <w:t xml:space="preserve">visited places with GPS coordinates, photos and ratings (1 – 5 stars). All data is stored in the cloud using a RestDB REST API, making it easy to access and share trips. </w:t>
+      <w:proofErr w:type="spellStart"/>
+      <w:r>
+        <w:rPr>
+          <w:lang w:val="pt-BR"/>
+        </w:rPr>
+        <w:t>TripTrail</w:t>
+      </w:r>
+      <w:proofErr w:type="spellEnd"/>
+      <w:r>
+        <w:rPr>
+          <w:lang w:val="pt-BR"/>
+        </w:rPr>
+        <w:t xml:space="preserve"> </w:t>
+      </w:r>
+      <w:proofErr w:type="spellStart"/>
+      <w:r>
+        <w:rPr>
+          <w:lang w:val="pt-BR"/>
+        </w:rPr>
+        <w:t>is</w:t>
+      </w:r>
+      <w:proofErr w:type="spellEnd"/>
+      <w:r>
+        <w:rPr>
+          <w:lang w:val="pt-BR"/>
+        </w:rPr>
+        <w:t xml:space="preserve"> a </w:t>
+      </w:r>
+      <w:proofErr w:type="spellStart"/>
+      <w:r>
+        <w:rPr>
+          <w:lang w:val="pt-BR"/>
+        </w:rPr>
+        <w:t>java-based</w:t>
+      </w:r>
+      <w:proofErr w:type="spellEnd"/>
+      <w:r>
+        <w:rPr>
+          <w:lang w:val="pt-BR"/>
+        </w:rPr>
+        <w:t xml:space="preserve"> </w:t>
+      </w:r>
+      <w:proofErr w:type="spellStart"/>
+      <w:r>
+        <w:rPr>
+          <w:lang w:val="pt-BR"/>
+        </w:rPr>
+        <w:t>Android</w:t>
+      </w:r>
+      <w:proofErr w:type="spellEnd"/>
+      <w:r>
+        <w:rPr>
+          <w:lang w:val="pt-BR"/>
+        </w:rPr>
+        <w:t xml:space="preserve"> </w:t>
+      </w:r>
+      <w:proofErr w:type="spellStart"/>
+      <w:r>
+        <w:rPr>
+          <w:lang w:val="pt-BR"/>
+        </w:rPr>
+        <w:t>app</w:t>
+      </w:r>
+      <w:proofErr w:type="spellEnd"/>
+      <w:r>
+        <w:rPr>
+          <w:lang w:val="pt-BR"/>
+        </w:rPr>
+        <w:t xml:space="preserve"> </w:t>
+      </w:r>
+      <w:proofErr w:type="spellStart"/>
+      <w:r>
+        <w:rPr>
+          <w:lang w:val="pt-BR"/>
+        </w:rPr>
+        <w:t>that</w:t>
+      </w:r>
+      <w:proofErr w:type="spellEnd"/>
+      <w:r>
+        <w:rPr>
+          <w:lang w:val="pt-BR"/>
+        </w:rPr>
+        <w:t xml:space="preserve"> </w:t>
+      </w:r>
+      <w:proofErr w:type="spellStart"/>
+      <w:r>
+        <w:rPr>
+          <w:lang w:val="pt-BR"/>
+        </w:rPr>
+        <w:t>works</w:t>
+      </w:r>
+      <w:proofErr w:type="spellEnd"/>
+      <w:r>
+        <w:rPr>
+          <w:lang w:val="pt-BR"/>
+        </w:rPr>
+        <w:t xml:space="preserve"> as a </w:t>
+      </w:r>
+      <w:proofErr w:type="spellStart"/>
+      <w:r>
+        <w:rPr>
+          <w:lang w:val="pt-BR"/>
+        </w:rPr>
+        <w:t>travel</w:t>
+      </w:r>
+      <w:proofErr w:type="spellEnd"/>
+      <w:r>
+        <w:rPr>
+          <w:lang w:val="pt-BR"/>
+        </w:rPr>
+        <w:t xml:space="preserve"> </w:t>
+      </w:r>
+      <w:proofErr w:type="spellStart"/>
+      <w:r>
+        <w:rPr>
+          <w:lang w:val="pt-BR"/>
+        </w:rPr>
+        <w:t>journal</w:t>
+      </w:r>
+      <w:proofErr w:type="spellEnd"/>
+      <w:r>
+        <w:rPr>
+          <w:lang w:val="pt-BR"/>
+        </w:rPr>
+        <w:t xml:space="preserve">. </w:t>
+      </w:r>
+      <w:proofErr w:type="spellStart"/>
+      <w:r>
+        <w:rPr>
+          <w:lang w:val="pt-BR"/>
+        </w:rPr>
+        <w:t>User</w:t>
+      </w:r>
+      <w:r>
+        <w:rPr>
+          <w:lang w:val="pt-BR"/>
+        </w:rPr>
+        <w:t>s</w:t>
+      </w:r>
+      <w:proofErr w:type="spellEnd"/>
+      <w:r>
+        <w:rPr>
+          <w:lang w:val="pt-BR"/>
+        </w:rPr>
+        <w:t xml:space="preserve"> </w:t>
+      </w:r>
+      <w:proofErr w:type="spellStart"/>
+      <w:r>
+        <w:rPr>
+          <w:lang w:val="pt-BR"/>
+        </w:rPr>
+        <w:t>can</w:t>
+      </w:r>
+      <w:proofErr w:type="spellEnd"/>
+      <w:r>
+        <w:rPr>
+          <w:lang w:val="pt-BR"/>
+        </w:rPr>
+        <w:t xml:space="preserve"> log </w:t>
+      </w:r>
+      <w:proofErr w:type="spellStart"/>
+      <w:r>
+        <w:rPr>
+          <w:lang w:val="pt-BR"/>
+        </w:rPr>
+        <w:t>their</w:t>
+      </w:r>
+      <w:proofErr w:type="spellEnd"/>
+      <w:r>
+        <w:rPr>
+          <w:lang w:val="pt-BR"/>
+        </w:rPr>
+        <w:t xml:space="preserve"> </w:t>
+      </w:r>
+      <w:proofErr w:type="spellStart"/>
+      <w:r>
+        <w:rPr>
+          <w:lang w:val="pt-BR"/>
+        </w:rPr>
+        <w:t>trips</w:t>
+      </w:r>
+      <w:proofErr w:type="spellEnd"/>
+      <w:r>
+        <w:rPr>
+          <w:lang w:val="pt-BR"/>
+        </w:rPr>
+        <w:t xml:space="preserve"> </w:t>
+      </w:r>
+      <w:proofErr w:type="spellStart"/>
+      <w:r>
+        <w:rPr>
+          <w:lang w:val="pt-BR"/>
+        </w:rPr>
+        <w:t>by</w:t>
+      </w:r>
+      <w:proofErr w:type="spellEnd"/>
+      <w:r>
+        <w:rPr>
+          <w:lang w:val="pt-BR"/>
+        </w:rPr>
+        <w:t xml:space="preserve"> </w:t>
+      </w:r>
+      <w:proofErr w:type="spellStart"/>
+      <w:r>
+        <w:rPr>
+          <w:lang w:val="pt-BR"/>
+        </w:rPr>
+        <w:t>saving</w:t>
+      </w:r>
+      <w:proofErr w:type="spellEnd"/>
+      <w:r>
+        <w:rPr>
+          <w:lang w:val="pt-BR"/>
+        </w:rPr>
+        <w:t xml:space="preserve"> </w:t>
+      </w:r>
+      <w:proofErr w:type="spellStart"/>
+      <w:r>
+        <w:rPr>
+          <w:lang w:val="pt-BR"/>
+        </w:rPr>
+        <w:t>visited</w:t>
+      </w:r>
+      <w:proofErr w:type="spellEnd"/>
+      <w:r>
+        <w:rPr>
+          <w:lang w:val="pt-BR"/>
+        </w:rPr>
+        <w:t xml:space="preserve"> </w:t>
+      </w:r>
+      <w:proofErr w:type="spellStart"/>
+      <w:r>
+        <w:rPr>
+          <w:lang w:val="pt-BR"/>
+        </w:rPr>
+        <w:t>places</w:t>
+      </w:r>
+      <w:proofErr w:type="spellEnd"/>
+      <w:r>
+        <w:rPr>
+          <w:lang w:val="pt-BR"/>
+        </w:rPr>
+        <w:t xml:space="preserve"> </w:t>
+      </w:r>
+      <w:proofErr w:type="spellStart"/>
+      <w:r>
+        <w:rPr>
+          <w:lang w:val="pt-BR"/>
+        </w:rPr>
+        <w:t>with</w:t>
+      </w:r>
+      <w:proofErr w:type="spellEnd"/>
+      <w:r>
+        <w:rPr>
+          <w:lang w:val="pt-BR"/>
+        </w:rPr>
+        <w:t xml:space="preserve"> GPS </w:t>
+      </w:r>
+      <w:proofErr w:type="spellStart"/>
+      <w:r>
+        <w:rPr>
+          <w:lang w:val="pt-BR"/>
+        </w:rPr>
+        <w:t>coordinates</w:t>
+      </w:r>
+      <w:proofErr w:type="spellEnd"/>
+      <w:r>
+        <w:rPr>
+          <w:lang w:val="pt-BR"/>
+        </w:rPr>
+        <w:t xml:space="preserve">, </w:t>
+      </w:r>
+      <w:proofErr w:type="spellStart"/>
+      <w:r>
+        <w:rPr>
+          <w:lang w:val="pt-BR"/>
+        </w:rPr>
+        <w:t>photos</w:t>
+      </w:r>
+      <w:proofErr w:type="spellEnd"/>
+      <w:r>
+        <w:rPr>
+          <w:lang w:val="pt-BR"/>
+        </w:rPr>
+        <w:t xml:space="preserve"> </w:t>
+      </w:r>
+      <w:proofErr w:type="spellStart"/>
+      <w:r>
+        <w:rPr>
+          <w:lang w:val="pt-BR"/>
+        </w:rPr>
+        <w:t>and</w:t>
+      </w:r>
+      <w:proofErr w:type="spellEnd"/>
+      <w:r>
+        <w:rPr>
+          <w:lang w:val="pt-BR"/>
+        </w:rPr>
+        <w:t xml:space="preserve"> ratings (1 – 5 stars). </w:t>
+      </w:r>
+      <w:proofErr w:type="spellStart"/>
+      <w:r>
+        <w:rPr>
+          <w:lang w:val="pt-BR"/>
+        </w:rPr>
+        <w:t>All</w:t>
+      </w:r>
+      <w:proofErr w:type="spellEnd"/>
+      <w:r>
+        <w:rPr>
+          <w:lang w:val="pt-BR"/>
+        </w:rPr>
+        <w:t xml:space="preserve"> data </w:t>
+      </w:r>
+      <w:proofErr w:type="spellStart"/>
+      <w:r>
+        <w:rPr>
+          <w:lang w:val="pt-BR"/>
+        </w:rPr>
+        <w:t>is</w:t>
+      </w:r>
+      <w:proofErr w:type="spellEnd"/>
+      <w:r>
+        <w:rPr>
+          <w:lang w:val="pt-BR"/>
+        </w:rPr>
+        <w:t xml:space="preserve"> </w:t>
+      </w:r>
+      <w:proofErr w:type="spellStart"/>
+      <w:r>
+        <w:rPr>
+          <w:lang w:val="pt-BR"/>
+        </w:rPr>
+        <w:t>stored</w:t>
+      </w:r>
+      <w:proofErr w:type="spellEnd"/>
+      <w:r>
+        <w:rPr>
+          <w:lang w:val="pt-BR"/>
+        </w:rPr>
+        <w:t xml:space="preserve"> in </w:t>
+      </w:r>
+      <w:proofErr w:type="spellStart"/>
+      <w:r>
+        <w:rPr>
+          <w:lang w:val="pt-BR"/>
+        </w:rPr>
+        <w:t>the</w:t>
+      </w:r>
+      <w:proofErr w:type="spellEnd"/>
+      <w:r>
+        <w:rPr>
+          <w:lang w:val="pt-BR"/>
+        </w:rPr>
+        <w:t xml:space="preserve"> </w:t>
+      </w:r>
+      <w:proofErr w:type="spellStart"/>
+      <w:r>
+        <w:rPr>
+          <w:lang w:val="pt-BR"/>
+        </w:rPr>
+        <w:t>cloud</w:t>
+      </w:r>
+      <w:proofErr w:type="spellEnd"/>
+      <w:r>
+        <w:rPr>
+          <w:lang w:val="pt-BR"/>
+        </w:rPr>
+        <w:t xml:space="preserve"> </w:t>
+      </w:r>
+      <w:proofErr w:type="spellStart"/>
+      <w:r>
+        <w:rPr>
+          <w:lang w:val="pt-BR"/>
+        </w:rPr>
+        <w:t>using</w:t>
+      </w:r>
+      <w:proofErr w:type="spellEnd"/>
+      <w:r>
+        <w:rPr>
+          <w:lang w:val="pt-BR"/>
+        </w:rPr>
+        <w:t xml:space="preserve"> a </w:t>
+      </w:r>
+      <w:proofErr w:type="spellStart"/>
+      <w:r>
+        <w:rPr>
+          <w:lang w:val="pt-BR"/>
+        </w:rPr>
+        <w:t>RestDB</w:t>
+      </w:r>
+      <w:proofErr w:type="spellEnd"/>
+      <w:r>
+        <w:rPr>
+          <w:lang w:val="pt-BR"/>
+        </w:rPr>
+        <w:t xml:space="preserve"> </w:t>
+      </w:r>
+      <w:proofErr w:type="spellStart"/>
+      <w:r>
+        <w:rPr>
+          <w:lang w:val="pt-BR"/>
+        </w:rPr>
+        <w:t>REST</w:t>
+      </w:r>
+      <w:proofErr w:type="spellEnd"/>
+      <w:r>
+        <w:rPr>
+          <w:lang w:val="pt-BR"/>
+        </w:rPr>
+        <w:t xml:space="preserve"> API, </w:t>
+      </w:r>
+      <w:proofErr w:type="spellStart"/>
+      <w:r>
+        <w:rPr>
+          <w:lang w:val="pt-BR"/>
+        </w:rPr>
+        <w:t>making</w:t>
+      </w:r>
+      <w:proofErr w:type="spellEnd"/>
+      <w:r>
+        <w:rPr>
+          <w:lang w:val="pt-BR"/>
+        </w:rPr>
+        <w:t xml:space="preserve"> it </w:t>
+      </w:r>
+      <w:proofErr w:type="spellStart"/>
+      <w:r>
+        <w:rPr>
+          <w:lang w:val="pt-BR"/>
+        </w:rPr>
+        <w:t>easy</w:t>
+      </w:r>
+      <w:proofErr w:type="spellEnd"/>
+      <w:r>
+        <w:rPr>
+          <w:lang w:val="pt-BR"/>
+        </w:rPr>
+        <w:t xml:space="preserve"> </w:t>
+      </w:r>
+      <w:proofErr w:type="spellStart"/>
+      <w:r>
+        <w:rPr>
+          <w:lang w:val="pt-BR"/>
+        </w:rPr>
+        <w:t>to</w:t>
+      </w:r>
+      <w:proofErr w:type="spellEnd"/>
+      <w:r>
+        <w:rPr>
+          <w:lang w:val="pt-BR"/>
+        </w:rPr>
+        <w:t xml:space="preserve"> </w:t>
+      </w:r>
+      <w:proofErr w:type="spellStart"/>
+      <w:r>
+        <w:rPr>
+          <w:lang w:val="pt-BR"/>
+        </w:rPr>
+        <w:t>access</w:t>
+      </w:r>
+      <w:proofErr w:type="spellEnd"/>
+      <w:r>
+        <w:rPr>
+          <w:lang w:val="pt-BR"/>
+        </w:rPr>
+        <w:t xml:space="preserve"> </w:t>
+      </w:r>
+      <w:proofErr w:type="spellStart"/>
+      <w:r>
+        <w:rPr>
+          <w:lang w:val="pt-BR"/>
+        </w:rPr>
+        <w:t>and</w:t>
+      </w:r>
+      <w:proofErr w:type="spellEnd"/>
+      <w:r>
+        <w:rPr>
+          <w:lang w:val="pt-BR"/>
+        </w:rPr>
+        <w:t xml:space="preserve"> </w:t>
+      </w:r>
+      <w:proofErr w:type="spellStart"/>
+      <w:r>
+        <w:rPr>
+          <w:lang w:val="pt-BR"/>
+        </w:rPr>
+        <w:t>share</w:t>
+      </w:r>
+      <w:proofErr w:type="spellEnd"/>
+      <w:r>
+        <w:rPr>
+          <w:lang w:val="pt-BR"/>
+        </w:rPr>
+        <w:t xml:space="preserve"> </w:t>
+      </w:r>
+      <w:proofErr w:type="spellStart"/>
+      <w:r>
+        <w:rPr>
+          <w:lang w:val="pt-BR"/>
+        </w:rPr>
+        <w:t>trips</w:t>
+      </w:r>
+      <w:proofErr w:type="spellEnd"/>
+      <w:r>
+        <w:rPr>
+          <w:lang w:val="pt-BR"/>
+        </w:rPr>
+        <w:t xml:space="preserve">. </w:t>
       </w:r>
     </w:p>
     <w:p>
@@ -100,19 +614,101 @@
           <w:lang w:val="pt-BR"/>
         </w:rPr>
       </w:pPr>
+      <w:proofErr w:type="spellStart"/>
       <w:r>
         <w:rPr>
           <w:b/>
           <w:lang w:val="pt-BR"/>
         </w:rPr>
-        <w:t xml:space="preserve">Keywords: </w:t>
-      </w:r>
+        <w:t>Keywords</w:t>
+      </w:r>
+      <w:proofErr w:type="spellEnd"/>
+      <w:r>
+        <w:rPr>
+          <w:b/>
+          <w:lang w:val="pt-BR"/>
+        </w:rPr>
+        <w:t xml:space="preserve">: </w:t>
+      </w:r>
+      <w:proofErr w:type="spellStart"/>
       <w:r>
         <w:rPr>
           <w:bCs/>
           <w:lang w:val="pt-BR"/>
         </w:rPr>
-        <w:t>Android, Java, Travel Journal, GPS, Camera, Rest API.</w:t>
+        <w:t>Android</w:t>
+      </w:r>
+      <w:proofErr w:type="spellEnd"/>
+      <w:r>
+        <w:rPr>
+          <w:bCs/>
+          <w:lang w:val="pt-BR"/>
+        </w:rPr>
+        <w:t xml:space="preserve">, Java, </w:t>
+      </w:r>
+      <w:proofErr w:type="spellStart"/>
+      <w:r>
+        <w:rPr>
+          <w:bCs/>
+          <w:lang w:val="pt-BR"/>
+        </w:rPr>
+        <w:t>Travel</w:t>
+      </w:r>
+      <w:proofErr w:type="spellEnd"/>
+      <w:r>
+        <w:rPr>
+          <w:bCs/>
+          <w:lang w:val="pt-BR"/>
+        </w:rPr>
+        <w:t xml:space="preserve"> </w:t>
+      </w:r>
+      <w:proofErr w:type="spellStart"/>
+      <w:r>
+        <w:rPr>
+          <w:bCs/>
+          <w:lang w:val="pt-BR"/>
+        </w:rPr>
+        <w:t>Journal</w:t>
+      </w:r>
+      <w:proofErr w:type="spellEnd"/>
+      <w:r>
+        <w:rPr>
+          <w:bCs/>
+          <w:lang w:val="pt-BR"/>
+        </w:rPr>
+        <w:t xml:space="preserve">, GPS, </w:t>
+      </w:r>
+      <w:proofErr w:type="spellStart"/>
+      <w:r>
+        <w:rPr>
+          <w:bCs/>
+          <w:lang w:val="pt-BR"/>
+        </w:rPr>
+        <w:t>Camera</w:t>
+      </w:r>
+      <w:proofErr w:type="spellEnd"/>
+      <w:r>
+        <w:rPr>
+          <w:bCs/>
+          <w:lang w:val="pt-BR"/>
+        </w:rPr>
+        <w:t xml:space="preserve">, </w:t>
+      </w:r>
+      <w:proofErr w:type="spellStart"/>
+      <w:r>
+        <w:rPr>
+          <w:bCs/>
+          <w:lang w:val="pt-BR"/>
+        </w:rPr>
+        <w:t>Rest</w:t>
+      </w:r>
+      <w:proofErr w:type="spellEnd"/>
+      <w:r>
+        <w:rPr>
+          <w:bCs/>
+          <w:lang w:val="pt-BR"/>
+        </w:rPr>
+        <w:t xml:space="preserve"> API.</w:t>
       </w:r>
     </w:p>
     <w:p>
@@ -140,19 +736,69 @@
         <w:rPr>
           <w:lang w:val="pt-BR"/>
         </w:rPr>
-        <w:t>O objetivo deste projeto é desenvolver o TripTrail</w:t>
-      </w:r>
-      <w:r>
-        <w:rPr>
-          <w:lang w:val="pt-BR"/>
-        </w:rPr>
-        <w:t>, uma aplicação Android em Java que funciona com um diário de viagens. A app permite registar locais visitados</w:t>
-      </w:r>
-      <w:r>
-        <w:rPr>
-          <w:lang w:val="pt-BR"/>
-        </w:rPr>
-        <w:t xml:space="preserve"> com coordenadas GPS, fotos e avaliações de 1 a 5 estrelas, guardando todos os dados na nuvem via RestDB, facilitando assim o acesso e partilha entre utilizadores. </w:t>
+        <w:t xml:space="preserve">O objetivo deste projeto é desenvolver o </w:t>
+      </w:r>
+      <w:proofErr w:type="spellStart"/>
+      <w:r>
+        <w:rPr>
+          <w:lang w:val="pt-BR"/>
+        </w:rPr>
+        <w:t>TripTrail</w:t>
+      </w:r>
+      <w:proofErr w:type="spellEnd"/>
+      <w:r>
+        <w:rPr>
+          <w:lang w:val="pt-BR"/>
+        </w:rPr>
+        <w:t xml:space="preserve">, uma aplicação </w:t>
+      </w:r>
+      <w:proofErr w:type="spellStart"/>
+      <w:r>
+        <w:rPr>
+          <w:lang w:val="pt-BR"/>
+        </w:rPr>
+        <w:t>Android</w:t>
+      </w:r>
+      <w:proofErr w:type="spellEnd"/>
+      <w:r>
+        <w:rPr>
+          <w:lang w:val="pt-BR"/>
+        </w:rPr>
+        <w:t xml:space="preserve"> em Java que funciona com um diário de viagens. A </w:t>
+      </w:r>
+      <w:proofErr w:type="spellStart"/>
+      <w:r>
+        <w:rPr>
+          <w:lang w:val="pt-BR"/>
+        </w:rPr>
+        <w:t>app</w:t>
+      </w:r>
+      <w:proofErr w:type="spellEnd"/>
+      <w:r>
+        <w:rPr>
+          <w:lang w:val="pt-BR"/>
+        </w:rPr>
+        <w:t xml:space="preserve"> permite registar locais visitados</w:t>
+      </w:r>
+      <w:r>
+        <w:rPr>
+          <w:lang w:val="pt-BR"/>
+        </w:rPr>
+        <w:t xml:space="preserve"> com coordenadas GPS, fotos e avaliações de 1 a 5 estrelas, guardando todos os dados na nuvem via </w:t>
+      </w:r>
+      <w:proofErr w:type="spellStart"/>
+      <w:r>
+        <w:rPr>
+          <w:lang w:val="pt-BR"/>
+        </w:rPr>
+        <w:t>RestDB</w:t>
+      </w:r>
+      <w:proofErr w:type="spellEnd"/>
+      <w:r>
+        <w:rPr>
+          <w:lang w:val="pt-BR"/>
+        </w:rPr>
+        <w:t xml:space="preserve">, facilitando assim o acesso e partilha entre utilizadores. </w:t>
       </w:r>
       <w:r>
         <w:rPr>
@@ -188,7 +834,21 @@
         <w:rPr>
           <w:lang w:val="pt-BR"/>
         </w:rPr>
-        <w:t>, entre outros. A aplicação utiliza recursos nativos do telemóvel como o GPS e câmara.</w:t>
+        <w:t xml:space="preserve">, entre outros. A aplicação utiliza recursos nativos do </w:t>
+      </w:r>
+      <w:proofErr w:type="spellStart"/>
+      <w:r>
+        <w:rPr>
+          <w:lang w:val="pt-BR"/>
+        </w:rPr>
+        <w:t>telemóvel</w:t>
+      </w:r>
+      <w:proofErr w:type="spellEnd"/>
+      <w:r>
+        <w:rPr>
+          <w:lang w:val="pt-BR"/>
+        </w:rPr>
+        <w:t xml:space="preserve"> como o GPS e câmara.</w:t>
       </w:r>
     </w:p>
     <w:p>
@@ -309,11 +969,47 @@
                 <w:lang w:val="pt-BR"/>
               </w:rPr>
             </w:pPr>
-            <w:r>
-              <w:rPr>
-                <w:lang w:val="pt-BR"/>
-              </w:rPr>
-              <w:t>Term or Expression (EN)</w:t>
+            <w:proofErr w:type="spellStart"/>
+            <w:r>
+              <w:rPr>
+                <w:lang w:val="pt-BR"/>
+              </w:rPr>
+              <w:t>Term</w:t>
+            </w:r>
+            <w:proofErr w:type="spellEnd"/>
+            <w:r>
+              <w:rPr>
+                <w:lang w:val="pt-BR"/>
+              </w:rPr>
+              <w:t xml:space="preserve"> </w:t>
+            </w:r>
+            <w:proofErr w:type="spellStart"/>
+            <w:r>
+              <w:rPr>
+                <w:lang w:val="pt-BR"/>
+              </w:rPr>
+              <w:t>or</w:t>
+            </w:r>
+            <w:proofErr w:type="spellEnd"/>
+            <w:r>
+              <w:rPr>
+                <w:lang w:val="pt-BR"/>
+              </w:rPr>
+              <w:t xml:space="preserve"> Expression (</w:t>
+            </w:r>
+            <w:proofErr w:type="spellStart"/>
+            <w:r>
+              <w:rPr>
+                <w:lang w:val="pt-BR"/>
+              </w:rPr>
+              <w:t>EN</w:t>
+            </w:r>
+            <w:proofErr w:type="spellEnd"/>
+            <w:r>
+              <w:rPr>
+                <w:lang w:val="pt-BR"/>
+              </w:rPr>
+              <w:t>)</w:t>
             </w:r>
           </w:p>
         </w:tc>
@@ -378,12 +1074,14 @@
                 <w:lang w:val="pt-BR"/>
               </w:rPr>
             </w:pPr>
+            <w:proofErr w:type="spellStart"/>
             <w:r>
               <w:rPr>
                 <w:lang w:val="pt-BR"/>
               </w:rPr>
               <w:t>Category</w:t>
             </w:r>
+            <w:proofErr w:type="spellEnd"/>
           </w:p>
         </w:tc>
         <w:tc>
@@ -516,12 +1214,14 @@
                 <w:lang w:val="pt-BR"/>
               </w:rPr>
             </w:pPr>
+            <w:proofErr w:type="spellStart"/>
             <w:r>
               <w:rPr>
                 <w:lang w:val="pt-BR"/>
               </w:rPr>
               <w:t>Map</w:t>
             </w:r>
+            <w:proofErr w:type="spellEnd"/>
           </w:p>
         </w:tc>
         <w:tc>
@@ -558,11 +1258,19 @@
                 <w:lang w:val="pt-BR"/>
               </w:rPr>
             </w:pPr>
-            <w:r>
-              <w:rPr>
-                <w:lang w:val="pt-BR"/>
-              </w:rPr>
-              <w:t>Ecrã com os locais da viagem</w:t>
+            <w:proofErr w:type="spellStart"/>
+            <w:r>
+              <w:rPr>
+                <w:lang w:val="pt-BR"/>
+              </w:rPr>
+              <w:t>Ecrã</w:t>
+            </w:r>
+            <w:proofErr w:type="spellEnd"/>
+            <w:r>
+              <w:rPr>
+                <w:lang w:val="pt-BR"/>
+              </w:rPr>
+              <w:t xml:space="preserve"> com os locais da viagem</w:t>
             </w:r>
           </w:p>
         </w:tc>
@@ -585,12 +1293,14 @@
                 <w:lang w:val="pt-BR"/>
               </w:rPr>
             </w:pPr>
+            <w:proofErr w:type="spellStart"/>
             <w:r>
               <w:rPr>
                 <w:lang w:val="pt-BR"/>
               </w:rPr>
               <w:t>Marker</w:t>
             </w:r>
+            <w:proofErr w:type="spellEnd"/>
           </w:p>
         </w:tc>
         <w:tc>
@@ -654,12 +1364,14 @@
                 <w:lang w:val="pt-BR"/>
               </w:rPr>
             </w:pPr>
+            <w:proofErr w:type="spellStart"/>
             <w:r>
               <w:rPr>
                 <w:lang w:val="pt-BR"/>
               </w:rPr>
               <w:t>Photo</w:t>
             </w:r>
+            <w:proofErr w:type="spellEnd"/>
           </w:p>
         </w:tc>
         <w:tc>
@@ -723,6 +1435,7 @@
                 <w:lang w:val="pt-BR"/>
               </w:rPr>
             </w:pPr>
+            <w:proofErr w:type="spellStart"/>
             <w:r>
               <w:rPr>
                 <w:lang w:val="pt-BR"/>
@@ -730,6 +1443,7 @@
               <w:lastRenderedPageBreak/>
               <w:t>Place</w:t>
             </w:r>
+            <w:proofErr w:type="spellEnd"/>
           </w:p>
         </w:tc>
         <w:tc>
@@ -862,12 +1576,14 @@
                 <w:lang w:val="pt-BR"/>
               </w:rPr>
             </w:pPr>
+            <w:proofErr w:type="spellStart"/>
             <w:r>
               <w:rPr>
                 <w:lang w:val="pt-BR"/>
               </w:rPr>
               <w:t>Trip</w:t>
             </w:r>
+            <w:proofErr w:type="spellEnd"/>
           </w:p>
         </w:tc>
         <w:tc>
@@ -931,12 +1647,28 @@
                 <w:lang w:val="pt-BR"/>
               </w:rPr>
             </w:pPr>
-            <w:r>
-              <w:rPr>
-                <w:lang w:val="pt-BR"/>
-              </w:rPr>
-              <w:t>Trip Member</w:t>
-            </w:r>
+            <w:proofErr w:type="spellStart"/>
+            <w:r>
+              <w:rPr>
+                <w:lang w:val="pt-BR"/>
+              </w:rPr>
+              <w:t>Trip</w:t>
+            </w:r>
+            <w:proofErr w:type="spellEnd"/>
+            <w:r>
+              <w:rPr>
+                <w:lang w:val="pt-BR"/>
+              </w:rPr>
+              <w:t xml:space="preserve"> </w:t>
+            </w:r>
+            <w:proofErr w:type="spellStart"/>
+            <w:r>
+              <w:rPr>
+                <w:lang w:val="pt-BR"/>
+              </w:rPr>
+              <w:t>Member</w:t>
+            </w:r>
+            <w:proofErr w:type="spellEnd"/>
           </w:p>
         </w:tc>
         <w:tc>
@@ -1000,12 +1732,14 @@
                 <w:lang w:val="pt-BR"/>
               </w:rPr>
             </w:pPr>
+            <w:proofErr w:type="spellStart"/>
             <w:r>
               <w:rPr>
                 <w:lang w:val="pt-BR"/>
               </w:rPr>
               <w:t>User</w:t>
             </w:r>
+            <w:proofErr w:type="spellEnd"/>
           </w:p>
         </w:tc>
         <w:tc>
@@ -1097,7 +1831,7 @@
       <w:r>
         <w:rPr>
           <w:noProof/>
-          <w:lang w:val="pt-PT" w:eastAsia="pt-PT"/>
+          <w:lang w:val="pt-BR" w:eastAsia="pt-PT"/>
         </w:rPr>
         <w:drawing>
           <wp:inline distT="0" distB="0" distL="0" distR="0" wp14:anchorId="04F7F78D" wp14:editId="76C0FF2F">
@@ -1245,7 +1979,21 @@
         <w:rPr>
           <w:lang w:val="pt-BR"/>
         </w:rPr>
-        <w:t>Como utilizador, quero que criar uma conta e iniciar sessão para que as minhas viagens fiquem guardadas e acessíveis em qualquer telemóvel.</w:t>
+        <w:t xml:space="preserve">Como utilizador, quero que criar uma conta e iniciar sessão para que as minhas viagens fiquem guardadas e acessíveis em qualquer </w:t>
+      </w:r>
+      <w:proofErr w:type="spellStart"/>
+      <w:r>
+        <w:rPr>
+          <w:lang w:val="pt-BR"/>
+        </w:rPr>
+        <w:t>telemóvel</w:t>
+      </w:r>
+      <w:proofErr w:type="spellEnd"/>
+      <w:r>
+        <w:rPr>
+          <w:lang w:val="pt-BR"/>
+        </w:rPr>
+        <w:t>.</w:t>
       </w:r>
     </w:p>
     <w:p>
@@ -1282,13 +2030,27 @@
         <w:rPr>
           <w:lang w:val="pt-BR"/>
         </w:rPr>
-        <w:t>O sistema deve pedir o nome, em</w:t>
-      </w:r>
-      <w:r>
-        <w:rPr>
-          <w:lang w:val="pt-BR"/>
-        </w:rPr>
-        <w:t>ail e palavra-passe no registo;</w:t>
+        <w:t xml:space="preserve">O sistema deve pedir o nome, </w:t>
+      </w:r>
+      <w:proofErr w:type="spellStart"/>
+      <w:r>
+        <w:rPr>
+          <w:lang w:val="pt-BR"/>
+        </w:rPr>
+        <w:t>em</w:t>
+      </w:r>
+      <w:r>
+        <w:rPr>
+          <w:lang w:val="pt-BR"/>
+        </w:rPr>
+        <w:t>ail</w:t>
+      </w:r>
+      <w:proofErr w:type="spellEnd"/>
+      <w:r>
+        <w:rPr>
+          <w:lang w:val="pt-BR"/>
+        </w:rPr>
+        <w:t xml:space="preserve"> e palavra-passe no registo;</w:t>
       </w:r>
     </w:p>
     <w:p>
@@ -1307,7 +2069,21 @@
         <w:rPr>
           <w:lang w:val="pt-BR"/>
         </w:rPr>
-        <w:t>O sistema deve recusar emails inválidos e palavras-passe com menos de</w:t>
+        <w:t xml:space="preserve">O sistema deve recusar </w:t>
+      </w:r>
+      <w:proofErr w:type="spellStart"/>
+      <w:r>
+        <w:rPr>
+          <w:lang w:val="pt-BR"/>
+        </w:rPr>
+        <w:t>emails</w:t>
+      </w:r>
+      <w:proofErr w:type="spellEnd"/>
+      <w:r>
+        <w:rPr>
+          <w:lang w:val="pt-BR"/>
+        </w:rPr>
+        <w:t xml:space="preserve"> inválidos e palavras-passe com menos de</w:t>
       </w:r>
       <w:r>
         <w:rPr>
@@ -1366,7 +2142,21 @@
         <w:rPr>
           <w:lang w:val="pt-BR"/>
         </w:rPr>
-        <w:t>Como utilizador, quero que criar uma conta e iniciar sessão para que as minhas viagens fiquem guardadas e acessíveis em qualquer telemóvel.</w:t>
+        <w:t xml:space="preserve">Como utilizador, quero que criar uma conta e iniciar sessão para que as minhas viagens fiquem guardadas e acessíveis em qualquer </w:t>
+      </w:r>
+      <w:proofErr w:type="spellStart"/>
+      <w:r>
+        <w:rPr>
+          <w:lang w:val="pt-BR"/>
+        </w:rPr>
+        <w:t>telemóvel</w:t>
+      </w:r>
+      <w:proofErr w:type="spellEnd"/>
+      <w:r>
+        <w:rPr>
+          <w:lang w:val="pt-BR"/>
+        </w:rPr>
+        <w:t>.</w:t>
       </w:r>
     </w:p>
     <w:p>
@@ -1482,7 +2272,21 @@
         <w:rPr>
           <w:lang w:val="pt-BR"/>
         </w:rPr>
-        <w:t>lista e ficar gravada no RestDB;</w:t>
+        <w:t xml:space="preserve">lista e ficar gravada no </w:t>
+      </w:r>
+      <w:proofErr w:type="spellStart"/>
+      <w:r>
+        <w:rPr>
+          <w:lang w:val="pt-BR"/>
+        </w:rPr>
+        <w:t>RestDB</w:t>
+      </w:r>
+      <w:proofErr w:type="spellEnd"/>
+      <w:r>
+        <w:rPr>
+          <w:lang w:val="pt-BR"/>
+        </w:rPr>
+        <w:t>;</w:t>
       </w:r>
     </w:p>
     <w:p>
@@ -1501,7 +2305,21 @@
         <w:rPr>
           <w:lang w:val="pt-BR"/>
         </w:rPr>
-        <w:t>O criador fica registado como participante com o papel Owner.</w:t>
+        <w:t xml:space="preserve">O criador fica registado como participante com o papel </w:t>
+      </w:r>
+      <w:proofErr w:type="spellStart"/>
+      <w:r>
+        <w:rPr>
+          <w:lang w:val="pt-BR"/>
+        </w:rPr>
+        <w:t>Owner</w:t>
+      </w:r>
+      <w:proofErr w:type="spellEnd"/>
+      <w:r>
+        <w:rPr>
+          <w:lang w:val="pt-BR"/>
+        </w:rPr>
+        <w:t>.</w:t>
       </w:r>
     </w:p>
     <w:p>
@@ -1644,159 +2462,11 @@
           <w:lang w:val="pt-BR"/>
         </w:rPr>
       </w:pPr>
-      <w:proofErr w:type="spellStart"/>
-      <w:r>
-        <w:t>Descrevem</w:t>
-      </w:r>
-      <w:proofErr w:type="spellEnd"/>
-      <w:r>
-        <w:t xml:space="preserve"> as </w:t>
-      </w:r>
-      <w:proofErr w:type="spellStart"/>
-      <w:r>
-        <w:t>necessidades</w:t>
-      </w:r>
-      <w:proofErr w:type="spellEnd"/>
-      <w:r>
-        <w:t xml:space="preserve">, </w:t>
-      </w:r>
-      <w:proofErr w:type="spellStart"/>
-      <w:r>
-        <w:t>funcionalidades</w:t>
-      </w:r>
-      <w:proofErr w:type="spellEnd"/>
-      <w:r>
-        <w:t xml:space="preserve"> e </w:t>
-      </w:r>
-      <w:proofErr w:type="spellStart"/>
-      <w:r>
-        <w:t>restrições</w:t>
-      </w:r>
-      <w:proofErr w:type="spellEnd"/>
-      <w:r>
-        <w:t xml:space="preserve"> </w:t>
-      </w:r>
-      <w:proofErr w:type="spellStart"/>
-      <w:r>
-        <w:t>que</w:t>
-      </w:r>
-      <w:proofErr w:type="spellEnd"/>
-      <w:r>
-        <w:t xml:space="preserve"> um </w:t>
-      </w:r>
-      <w:proofErr w:type="spellStart"/>
-      <w:r>
-        <w:t>sistema</w:t>
-      </w:r>
-      <w:proofErr w:type="spellEnd"/>
-      <w:r>
-        <w:t xml:space="preserve"> </w:t>
-      </w:r>
-      <w:proofErr w:type="spellStart"/>
-      <w:r>
-        <w:t>deve</w:t>
-      </w:r>
-      <w:proofErr w:type="spellEnd"/>
-      <w:r>
-        <w:t xml:space="preserve"> </w:t>
-      </w:r>
-      <w:proofErr w:type="spellStart"/>
-      <w:r>
-        <w:t>atender</w:t>
-      </w:r>
-      <w:proofErr w:type="spellEnd"/>
-      <w:r>
-        <w:t xml:space="preserve"> para </w:t>
-      </w:r>
-      <w:proofErr w:type="spellStart"/>
-      <w:r>
-        <w:t>satisfazer</w:t>
-      </w:r>
-      <w:proofErr w:type="spellEnd"/>
-      <w:r>
-        <w:t xml:space="preserve"> </w:t>
-      </w:r>
-      <w:proofErr w:type="spellStart"/>
-      <w:r>
-        <w:t>os</w:t>
-      </w:r>
-      <w:proofErr w:type="spellEnd"/>
-      <w:r>
-        <w:t xml:space="preserve"> </w:t>
-      </w:r>
-      <w:proofErr w:type="spellStart"/>
-      <w:r>
-        <w:t>utilizadores</w:t>
-      </w:r>
-      <w:proofErr w:type="spellEnd"/>
-      <w:r>
-        <w:t xml:space="preserve"> e </w:t>
-      </w:r>
-      <w:proofErr w:type="spellStart"/>
-      <w:r>
-        <w:t>objetivos</w:t>
-      </w:r>
-      <w:proofErr w:type="spellEnd"/>
-      <w:r>
-        <w:t xml:space="preserve"> do </w:t>
-      </w:r>
-      <w:proofErr w:type="spellStart"/>
-      <w:r>
-        <w:t>projeto</w:t>
-      </w:r>
-      <w:proofErr w:type="spellEnd"/>
-      <w:r>
-        <w:t xml:space="preserve">. Divide-se </w:t>
-      </w:r>
-      <w:proofErr w:type="spellStart"/>
-      <w:r>
-        <w:t>em</w:t>
-      </w:r>
-      <w:proofErr w:type="spellEnd"/>
-      <w:r>
-        <w:t xml:space="preserve"> </w:t>
-      </w:r>
-      <w:proofErr w:type="spellStart"/>
-      <w:r>
-        <w:t>Requisitos</w:t>
-      </w:r>
-      <w:proofErr w:type="spellEnd"/>
-      <w:r>
-        <w:t xml:space="preserve"> </w:t>
-      </w:r>
-      <w:proofErr w:type="spellStart"/>
-      <w:r>
-        <w:t>Funcionais</w:t>
-      </w:r>
-      <w:proofErr w:type="spellEnd"/>
-      <w:r>
-        <w:t xml:space="preserve"> e </w:t>
-      </w:r>
-      <w:proofErr w:type="spellStart"/>
-      <w:r>
-        <w:t>Requisitos</w:t>
-      </w:r>
-      <w:proofErr w:type="spellEnd"/>
-      <w:r>
-        <w:t xml:space="preserve"> </w:t>
-      </w:r>
-      <w:proofErr w:type="spellStart"/>
-      <w:proofErr w:type="gramStart"/>
-      <w:r>
-        <w:t>não</w:t>
-      </w:r>
-      <w:proofErr w:type="spellEnd"/>
-      <w:proofErr w:type="gramEnd"/>
-      <w:r>
-        <w:t xml:space="preserve"> </w:t>
-      </w:r>
-      <w:proofErr w:type="spellStart"/>
-      <w:r>
-        <w:t>Funcionais</w:t>
-      </w:r>
-      <w:proofErr w:type="spellEnd"/>
-      <w:r>
-        <w:t>.</w:t>
+      <w:r>
+        <w:rPr>
+          <w:lang w:val="pt-BR"/>
+        </w:rPr>
+        <w:t>Descrevem as necessidades, funcionalidades e restrições que um sistema deve atender para satisfazer os utilizadores e objetivos do projeto. Divide-se em Requisitos Funcionais e Requisitos não Funcionais.</w:t>
       </w:r>
     </w:p>
     <w:p>
@@ -1820,131 +2490,11 @@
           <w:lang w:val="pt-BR"/>
         </w:rPr>
       </w:pPr>
-      <w:proofErr w:type="spellStart"/>
-      <w:r>
-        <w:t>Descrevem</w:t>
-      </w:r>
-      <w:proofErr w:type="spellEnd"/>
-      <w:r>
-        <w:t xml:space="preserve"> as </w:t>
-      </w:r>
-      <w:proofErr w:type="spellStart"/>
-      <w:r>
-        <w:t>funções</w:t>
-      </w:r>
-      <w:proofErr w:type="spellEnd"/>
-      <w:r>
-        <w:t xml:space="preserve"> </w:t>
-      </w:r>
-      <w:proofErr w:type="spellStart"/>
-      <w:r>
-        <w:t>que</w:t>
-      </w:r>
-      <w:proofErr w:type="spellEnd"/>
-      <w:r>
-        <w:t xml:space="preserve"> </w:t>
-      </w:r>
-      <w:r>
-        <w:t>a aplicação</w:t>
-      </w:r>
-      <w:r>
-        <w:t xml:space="preserve"> </w:t>
-      </w:r>
-      <w:proofErr w:type="spellStart"/>
-      <w:r>
-        <w:t>deve</w:t>
-      </w:r>
-      <w:proofErr w:type="spellEnd"/>
-      <w:r>
-        <w:t xml:space="preserve"> </w:t>
-      </w:r>
-      <w:proofErr w:type="spellStart"/>
-      <w:r>
-        <w:t>realizar</w:t>
-      </w:r>
-      <w:proofErr w:type="spellEnd"/>
-      <w:r>
-        <w:t xml:space="preserve">, </w:t>
-      </w:r>
-      <w:proofErr w:type="spellStart"/>
-      <w:r>
-        <w:t>ou</w:t>
-      </w:r>
-      <w:proofErr w:type="spellEnd"/>
-      <w:r>
-        <w:t xml:space="preserve"> </w:t>
-      </w:r>
-      <w:proofErr w:type="spellStart"/>
-      <w:r>
-        <w:t>seja</w:t>
-      </w:r>
-      <w:proofErr w:type="spellEnd"/>
-      <w:r>
-        <w:t xml:space="preserve">, o </w:t>
-      </w:r>
-      <w:proofErr w:type="spellStart"/>
-      <w:r>
-        <w:t>que</w:t>
-      </w:r>
-      <w:proofErr w:type="spellEnd"/>
-      <w:r>
-        <w:t xml:space="preserve"> o </w:t>
-      </w:r>
-      <w:proofErr w:type="spellStart"/>
-      <w:r>
-        <w:t>sistema</w:t>
-      </w:r>
-      <w:proofErr w:type="spellEnd"/>
-      <w:r>
-        <w:t xml:space="preserve"> </w:t>
-      </w:r>
-      <w:proofErr w:type="spellStart"/>
-      <w:r>
-        <w:t>deve</w:t>
-      </w:r>
-      <w:proofErr w:type="spellEnd"/>
-      <w:r>
-        <w:t xml:space="preserve"> </w:t>
-      </w:r>
-      <w:proofErr w:type="spellStart"/>
-      <w:r>
-        <w:t>fazer</w:t>
-      </w:r>
-      <w:proofErr w:type="spellEnd"/>
-      <w:r>
-        <w:t xml:space="preserve"> </w:t>
-      </w:r>
-      <w:proofErr w:type="spellStart"/>
-      <w:r>
-        <w:t>em</w:t>
-      </w:r>
-      <w:proofErr w:type="spellEnd"/>
-      <w:r>
-        <w:t xml:space="preserve"> </w:t>
-      </w:r>
-      <w:proofErr w:type="spellStart"/>
-      <w:r>
-        <w:t>termos</w:t>
-      </w:r>
-      <w:proofErr w:type="spellEnd"/>
-      <w:r>
-        <w:t xml:space="preserve"> de entradas, </w:t>
-      </w:r>
-      <w:proofErr w:type="spellStart"/>
-      <w:r>
-        <w:t>processamento</w:t>
-      </w:r>
-      <w:proofErr w:type="spellEnd"/>
-      <w:r>
-        <w:t xml:space="preserve"> e </w:t>
-      </w:r>
-      <w:proofErr w:type="spellStart"/>
-      <w:r>
-        <w:t>saídas</w:t>
-      </w:r>
-      <w:proofErr w:type="spellEnd"/>
-      <w:r>
-        <w:t>.</w:t>
+      <w:r>
+        <w:rPr>
+          <w:lang w:val="pt-BR"/>
+        </w:rPr>
+        <w:t>Descrevem as funções que a aplicação deve realizar, ou seja, o que o sistema deve fazer em termos de entradas, processamento e saídas.</w:t>
       </w:r>
     </w:p>
     <w:p>
@@ -1964,270 +2514,15 @@
     <w:p>
       <w:pPr>
         <w:pStyle w:val="p1a"/>
-      </w:pPr>
-      <w:r>
-        <w:t xml:space="preserve">Nesta </w:t>
-      </w:r>
-      <w:proofErr w:type="spellStart"/>
-      <w:r>
-        <w:t>secção</w:t>
-      </w:r>
-      <w:proofErr w:type="spellEnd"/>
-      <w:r>
-        <w:t xml:space="preserve"> </w:t>
-      </w:r>
-      <w:proofErr w:type="spellStart"/>
-      <w:r>
-        <w:t>apresenta</w:t>
-      </w:r>
-      <w:proofErr w:type="spellEnd"/>
-      <w:r>
-        <w:t>-</w:t>
-      </w:r>
-      <w:proofErr w:type="spellStart"/>
-      <w:r>
-        <w:t xml:space="preserve">se </w:t>
-      </w:r>
-      <w:proofErr w:type="gramStart"/>
-      <w:r>
-        <w:t>a</w:t>
-      </w:r>
-      <w:proofErr w:type="spellEnd"/>
-      <w:proofErr w:type="gramEnd"/>
-      <w:r>
-        <w:t xml:space="preserve"> </w:t>
-      </w:r>
-      <w:proofErr w:type="spellStart"/>
-      <w:r>
-        <w:t>especificação</w:t>
-      </w:r>
-      <w:proofErr w:type="spellEnd"/>
-      <w:r>
-        <w:t xml:space="preserve"> </w:t>
-      </w:r>
-      <w:proofErr w:type="spellStart"/>
-      <w:r>
-        <w:t>detalhada</w:t>
-      </w:r>
-      <w:proofErr w:type="spellEnd"/>
-      <w:r>
-        <w:t xml:space="preserve"> dos </w:t>
-      </w:r>
-      <w:proofErr w:type="spellStart"/>
-      <w:r>
-        <w:t>casos</w:t>
-      </w:r>
-      <w:proofErr w:type="spellEnd"/>
-      <w:r>
-        <w:t xml:space="preserve"> de </w:t>
-      </w:r>
-      <w:proofErr w:type="spellStart"/>
-      <w:r>
-        <w:t>uso</w:t>
-      </w:r>
-      <w:proofErr w:type="spellEnd"/>
-      <w:r>
-        <w:t xml:space="preserve">. Para </w:t>
-      </w:r>
-      <w:proofErr w:type="spellStart"/>
-      <w:r>
-        <w:t>cada</w:t>
-      </w:r>
-      <w:proofErr w:type="spellEnd"/>
-      <w:r>
-        <w:t xml:space="preserve"> </w:t>
-      </w:r>
-      <w:proofErr w:type="spellStart"/>
-      <w:r>
-        <w:t>caso</w:t>
-      </w:r>
-      <w:proofErr w:type="spellEnd"/>
-      <w:r>
-        <w:t xml:space="preserve"> de </w:t>
-      </w:r>
-      <w:proofErr w:type="spellStart"/>
-      <w:r>
-        <w:t>uso</w:t>
-      </w:r>
-      <w:proofErr w:type="spellEnd"/>
-      <w:r>
-        <w:t xml:space="preserve"> </w:t>
-      </w:r>
-      <w:proofErr w:type="spellStart"/>
-      <w:r>
-        <w:t>são</w:t>
-      </w:r>
-      <w:proofErr w:type="spellEnd"/>
-      <w:r>
-        <w:t xml:space="preserve"> </w:t>
-      </w:r>
-      <w:proofErr w:type="spellStart"/>
-      <w:r>
-        <w:t>indicadas</w:t>
-      </w:r>
-      <w:proofErr w:type="spellEnd"/>
-      <w:r>
-        <w:t xml:space="preserve"> a </w:t>
-      </w:r>
-      <w:proofErr w:type="spellStart"/>
-      <w:r>
-        <w:t>sua</w:t>
-      </w:r>
-      <w:proofErr w:type="spellEnd"/>
-      <w:r>
-        <w:t xml:space="preserve"> </w:t>
-      </w:r>
-      <w:proofErr w:type="spellStart"/>
-      <w:r>
-        <w:t>descrição</w:t>
-      </w:r>
-      <w:proofErr w:type="spellEnd"/>
-      <w:r>
-        <w:t xml:space="preserve">, as </w:t>
-      </w:r>
-      <w:proofErr w:type="spellStart"/>
-      <w:r>
-        <w:t>pré-condições</w:t>
-      </w:r>
-      <w:proofErr w:type="spellEnd"/>
-      <w:r>
-        <w:t xml:space="preserve"> e </w:t>
-      </w:r>
-      <w:proofErr w:type="spellStart"/>
-      <w:r>
-        <w:t>pós-condições</w:t>
-      </w:r>
-      <w:proofErr w:type="spellEnd"/>
-      <w:r>
-        <w:t xml:space="preserve"> </w:t>
-      </w:r>
-      <w:proofErr w:type="spellStart"/>
-      <w:r>
-        <w:t>necessárias</w:t>
-      </w:r>
-      <w:proofErr w:type="spellEnd"/>
-      <w:r>
-        <w:t xml:space="preserve">, </w:t>
-      </w:r>
-      <w:proofErr w:type="spellStart"/>
-      <w:r>
-        <w:t>bem</w:t>
-      </w:r>
-      <w:proofErr w:type="spellEnd"/>
-      <w:r>
-        <w:t xml:space="preserve"> </w:t>
-      </w:r>
-      <w:proofErr w:type="spellStart"/>
-      <w:r>
-        <w:t>como</w:t>
-      </w:r>
-      <w:proofErr w:type="spellEnd"/>
-      <w:r>
-        <w:t xml:space="preserve"> o </w:t>
-      </w:r>
-      <w:proofErr w:type="spellStart"/>
-      <w:r>
-        <w:t>caminho</w:t>
-      </w:r>
-      <w:proofErr w:type="spellEnd"/>
-      <w:r>
-        <w:t xml:space="preserve"> principal e, sempre </w:t>
-      </w:r>
-      <w:proofErr w:type="spellStart"/>
-      <w:r>
-        <w:t>que</w:t>
-      </w:r>
-      <w:proofErr w:type="spellEnd"/>
-      <w:r>
-        <w:t xml:space="preserve"> </w:t>
-      </w:r>
-      <w:proofErr w:type="spellStart"/>
-      <w:r>
-        <w:t>aplicável</w:t>
-      </w:r>
-      <w:proofErr w:type="spellEnd"/>
-      <w:r>
-        <w:t xml:space="preserve">, </w:t>
-      </w:r>
-      <w:proofErr w:type="spellStart"/>
-      <w:r>
-        <w:t>os</w:t>
-      </w:r>
-      <w:proofErr w:type="spellEnd"/>
-      <w:r>
-        <w:t xml:space="preserve"> </w:t>
-      </w:r>
-      <w:proofErr w:type="spellStart"/>
-      <w:r>
-        <w:t>caminhos</w:t>
-      </w:r>
-      <w:proofErr w:type="spellEnd"/>
-      <w:r>
-        <w:t xml:space="preserve"> alternativos </w:t>
-      </w:r>
-      <w:proofErr w:type="spellStart"/>
-      <w:r>
-        <w:t>que</w:t>
-      </w:r>
-      <w:proofErr w:type="spellEnd"/>
-      <w:r>
-        <w:t xml:space="preserve"> </w:t>
-      </w:r>
-      <w:proofErr w:type="spellStart"/>
-      <w:r>
-        <w:t>descrevem</w:t>
-      </w:r>
-      <w:proofErr w:type="spellEnd"/>
-      <w:r>
-        <w:t xml:space="preserve"> </w:t>
-      </w:r>
-      <w:proofErr w:type="spellStart"/>
-      <w:r>
-        <w:t>situações</w:t>
-      </w:r>
-      <w:proofErr w:type="spellEnd"/>
-      <w:r>
-        <w:t xml:space="preserve"> de </w:t>
-      </w:r>
-      <w:proofErr w:type="spellStart"/>
-      <w:r>
-        <w:t>erro</w:t>
-      </w:r>
-      <w:proofErr w:type="spellEnd"/>
-      <w:r>
-        <w:t xml:space="preserve"> </w:t>
-      </w:r>
-      <w:proofErr w:type="spellStart"/>
-      <w:r>
-        <w:t>ou</w:t>
-      </w:r>
-      <w:proofErr w:type="spellEnd"/>
-      <w:r>
-        <w:t xml:space="preserve"> </w:t>
-      </w:r>
-      <w:proofErr w:type="spellStart"/>
-      <w:r>
-        <w:t>variantes</w:t>
-      </w:r>
-      <w:proofErr w:type="spellEnd"/>
-      <w:r>
-        <w:t xml:space="preserve"> do </w:t>
-      </w:r>
-      <w:proofErr w:type="spellStart"/>
-      <w:r>
-        <w:t>fluxo</w:t>
-      </w:r>
-      <w:proofErr w:type="spellEnd"/>
-      <w:r>
-        <w:t xml:space="preserve"> normal de </w:t>
-      </w:r>
-      <w:proofErr w:type="spellStart"/>
-      <w:r>
-        <w:t>interação</w:t>
-      </w:r>
-      <w:proofErr w:type="spellEnd"/>
-      <w:r>
-        <w:t>.</w:t>
+        <w:rPr>
+          <w:lang w:val="pt-BR"/>
+        </w:rPr>
+      </w:pPr>
+      <w:r>
+        <w:rPr>
+          <w:lang w:val="pt-BR"/>
+        </w:rPr>
+        <w:t>Nesta secção apresenta-se a especificação detalhada dos casos de uso. Para cada caso de uso são indicadas a sua descrição, as pré-condições e pós-condições necessárias, bem como o caminho principal e, sempre que aplicável, os caminhos alternativos que descrevem situações de erro ou variantes do fluxo normal de interação.</w:t>
       </w:r>
     </w:p>
     <w:p>
@@ -2281,6 +2576,7 @@
           <w:lang w:val="pt-BR"/>
         </w:rPr>
       </w:pPr>
+      <w:proofErr w:type="spellStart"/>
       <w:r>
         <w:rPr>
           <w:b w:val="0"/>
@@ -2289,8 +2585,29 @@
           <w:lang w:val="pt-BR"/>
         </w:rPr>
         <w:lastRenderedPageBreak/>
-        <w:t>UC 1. Registar Utilizador</w:t>
-      </w:r>
+        <w:t>UC</w:t>
+      </w:r>
+      <w:proofErr w:type="spellEnd"/>
+      <w:r>
+        <w:rPr>
+          <w:b w:val="0"/>
+          <w:sz w:val="18"/>
+          <w:szCs w:val="18"/>
+          <w:lang w:val="pt-BR"/>
+        </w:rPr>
+        <w:t xml:space="preserve"> 1. </w:t>
+      </w:r>
+      <w:proofErr w:type="gramStart"/>
+      <w:r>
+        <w:rPr>
+          <w:b w:val="0"/>
+          <w:sz w:val="18"/>
+          <w:szCs w:val="18"/>
+          <w:lang w:val="pt-BR"/>
+        </w:rPr>
+        <w:t>Registar Utilizador</w:t>
+      </w:r>
+      <w:proofErr w:type="gramEnd"/>
     </w:p>
     <w:tbl>
       <w:tblPr>
@@ -2384,7 +2701,21 @@
               <w:rPr>
                 <w:lang w:val="pt-BR"/>
               </w:rPr>
-              <w:t>O email introduzido não existe no sistema</w:t>
+              <w:t xml:space="preserve">O </w:t>
+            </w:r>
+            <w:proofErr w:type="spellStart"/>
+            <w:r>
+              <w:rPr>
+                <w:lang w:val="pt-BR"/>
+              </w:rPr>
+              <w:t>email</w:t>
+            </w:r>
+            <w:proofErr w:type="spellEnd"/>
+            <w:r>
+              <w:rPr>
+                <w:lang w:val="pt-BR"/>
+              </w:rPr>
+              <w:t xml:space="preserve"> introduzido não existe no sistema</w:t>
             </w:r>
           </w:p>
         </w:tc>
@@ -2468,7 +2799,21 @@
               <w:rPr>
                 <w:lang w:val="pt-BR"/>
               </w:rPr>
-              <w:t>O sistema solicita o nome, email e palavra-passe;</w:t>
+              <w:t xml:space="preserve">O sistema solicita o nome, </w:t>
+            </w:r>
+            <w:proofErr w:type="spellStart"/>
+            <w:r>
+              <w:rPr>
+                <w:lang w:val="pt-BR"/>
+              </w:rPr>
+              <w:t>email</w:t>
+            </w:r>
+            <w:proofErr w:type="spellEnd"/>
+            <w:r>
+              <w:rPr>
+                <w:lang w:val="pt-BR"/>
+              </w:rPr>
+              <w:t xml:space="preserve"> e palavra-passe;</w:t>
             </w:r>
           </w:p>
           <w:p>
@@ -2504,7 +2849,21 @@
               <w:rPr>
                 <w:lang w:val="pt-BR"/>
               </w:rPr>
-              <w:t>O sistema valida o nome, o email e a palavra-passe;</w:t>
+              <w:t xml:space="preserve">O sistema valida o nome, o </w:t>
+            </w:r>
+            <w:proofErr w:type="spellStart"/>
+            <w:r>
+              <w:rPr>
+                <w:lang w:val="pt-BR"/>
+              </w:rPr>
+              <w:t>email</w:t>
+            </w:r>
+            <w:proofErr w:type="spellEnd"/>
+            <w:r>
+              <w:rPr>
+                <w:lang w:val="pt-BR"/>
+              </w:rPr>
+              <w:t xml:space="preserve"> e a palavra-passe;</w:t>
             </w:r>
           </w:p>
           <w:p>
@@ -2522,7 +2881,21 @@
               <w:rPr>
                 <w:lang w:val="pt-BR"/>
               </w:rPr>
-              <w:t>O sistema guarda a palavra-passe como SHA-256 e regista o novo utilizador no sistema;</w:t>
+              <w:t xml:space="preserve">O sistema guarda a palavra-passe como </w:t>
+            </w:r>
+            <w:proofErr w:type="spellStart"/>
+            <w:r>
+              <w:rPr>
+                <w:lang w:val="pt-BR"/>
+              </w:rPr>
+              <w:t>SHA</w:t>
+            </w:r>
+            <w:proofErr w:type="spellEnd"/>
+            <w:r>
+              <w:rPr>
+                <w:lang w:val="pt-BR"/>
+              </w:rPr>
+              <w:t>-256 e regista o novo utilizador no sistema;</w:t>
             </w:r>
           </w:p>
           <w:p>
@@ -2602,6 +2975,7 @@
           <w:lang w:val="pt-BR"/>
         </w:rPr>
       </w:pPr>
+      <w:proofErr w:type="spellStart"/>
       <w:r>
         <w:rPr>
           <w:b w:val="0"/>
@@ -2609,7 +2983,17 @@
           <w:szCs w:val="18"/>
           <w:lang w:val="pt-BR"/>
         </w:rPr>
-        <w:t>UC 2. Iniciar Sessão</w:t>
+        <w:t>UC</w:t>
+      </w:r>
+      <w:proofErr w:type="spellEnd"/>
+      <w:r>
+        <w:rPr>
+          <w:b w:val="0"/>
+          <w:sz w:val="18"/>
+          <w:szCs w:val="18"/>
+          <w:lang w:val="pt-BR"/>
+        </w:rPr>
+        <w:t xml:space="preserve"> 2. Iniciar Sessão</w:t>
       </w:r>
     </w:p>
     <w:tbl>
@@ -2704,7 +3088,21 @@
               <w:rPr>
                 <w:lang w:val="pt-BR"/>
               </w:rPr>
-              <w:t>Existe uma conta com o email introduzido</w:t>
+              <w:t xml:space="preserve">Existe uma conta com o </w:t>
+            </w:r>
+            <w:proofErr w:type="spellStart"/>
+            <w:r>
+              <w:rPr>
+                <w:lang w:val="pt-BR"/>
+              </w:rPr>
+              <w:t>email</w:t>
+            </w:r>
+            <w:proofErr w:type="spellEnd"/>
+            <w:r>
+              <w:rPr>
+                <w:lang w:val="pt-BR"/>
+              </w:rPr>
+              <w:t xml:space="preserve"> introduzido</w:t>
             </w:r>
           </w:p>
         </w:tc>
@@ -2788,7 +3186,21 @@
               <w:rPr>
                 <w:lang w:val="pt-BR"/>
               </w:rPr>
-              <w:t>O sistema solicita o email e a palavra-passe;</w:t>
+              <w:t xml:space="preserve">O sistema solicita o </w:t>
+            </w:r>
+            <w:proofErr w:type="spellStart"/>
+            <w:r>
+              <w:rPr>
+                <w:lang w:val="pt-BR"/>
+              </w:rPr>
+              <w:t>email</w:t>
+            </w:r>
+            <w:proofErr w:type="spellEnd"/>
+            <w:r>
+              <w:rPr>
+                <w:lang w:val="pt-BR"/>
+              </w:rPr>
+              <w:t xml:space="preserve"> e a palavra-passe;</w:t>
             </w:r>
           </w:p>
           <w:p>
@@ -2824,7 +3236,21 @@
               <w:rPr>
                 <w:lang w:val="pt-BR"/>
               </w:rPr>
-              <w:t>O sistema calcula o hash da palavra-passe e compara-o com o guardado;</w:t>
+              <w:t xml:space="preserve">O sistema calcula o </w:t>
+            </w:r>
+            <w:proofErr w:type="spellStart"/>
+            <w:r>
+              <w:rPr>
+                <w:lang w:val="pt-BR"/>
+              </w:rPr>
+              <w:t>hash</w:t>
+            </w:r>
+            <w:proofErr w:type="spellEnd"/>
+            <w:r>
+              <w:rPr>
+                <w:lang w:val="pt-BR"/>
+              </w:rPr>
+              <w:t xml:space="preserve"> da palavra-passe e compara-o com o guardado;</w:t>
             </w:r>
           </w:p>
           <w:p>
@@ -2901,12 +3327,21 @@
           <w:lang w:val="pt-BR"/>
         </w:rPr>
       </w:pPr>
+      <w:proofErr w:type="spellStart"/>
       <w:r>
         <w:rPr>
           <w:b w:val="0"/>
           <w:lang w:val="pt-BR"/>
         </w:rPr>
-        <w:t>UC 3. Criar Viagem</w:t>
+        <w:t>UC</w:t>
+      </w:r>
+      <w:proofErr w:type="spellEnd"/>
+      <w:r>
+        <w:rPr>
+          <w:b w:val="0"/>
+          <w:lang w:val="pt-BR"/>
+        </w:rPr>
+        <w:t xml:space="preserve"> 3. Criar Viagem</w:t>
       </w:r>
     </w:p>
     <w:tbl>
@@ -3041,7 +3476,21 @@
               <w:rPr>
                 <w:lang w:val="pt-BR"/>
               </w:rPr>
-              <w:t>A viagem fica guardada no RestDB e aparece na lista</w:t>
+              <w:t xml:space="preserve">A viagem fica guardada no </w:t>
+            </w:r>
+            <w:proofErr w:type="spellStart"/>
+            <w:r>
+              <w:rPr>
+                <w:lang w:val="pt-BR"/>
+              </w:rPr>
+              <w:t>RestDB</w:t>
+            </w:r>
+            <w:proofErr w:type="spellEnd"/>
+            <w:r>
+              <w:rPr>
+                <w:lang w:val="pt-BR"/>
+              </w:rPr>
+              <w:t xml:space="preserve"> e aparece na lista</w:t>
             </w:r>
           </w:p>
         </w:tc>
@@ -3085,7 +3534,19 @@
               <w:rPr>
                 <w:lang w:val="pt-BR"/>
               </w:rPr>
-              <w:t>O utilizador clica em “Nova viagem”;</w:t>
+              <w:t xml:space="preserve">O utilizador </w:t>
+            </w:r>
+            <w:r>
+              <w:rPr>
+                <w:lang w:val="pt-BR"/>
+              </w:rPr>
+              <w:t>seleciona a opção “Nova V</w:t>
+            </w:r>
+            <w:r>
+              <w:rPr>
+                <w:lang w:val="pt-BR"/>
+              </w:rPr>
+              <w:t>iagem”;</w:t>
             </w:r>
           </w:p>
           <w:p>
@@ -3181,7 +3642,21 @@
               <w:rPr>
                 <w:lang w:val="pt-BR"/>
               </w:rPr>
-              <w:t xml:space="preserve"> como OWNER;</w:t>
+              <w:t xml:space="preserve"> como </w:t>
+            </w:r>
+            <w:proofErr w:type="spellStart"/>
+            <w:r>
+              <w:rPr>
+                <w:lang w:val="pt-BR"/>
+              </w:rPr>
+              <w:t>OWNER</w:t>
+            </w:r>
+            <w:proofErr w:type="spellEnd"/>
+            <w:r>
+              <w:rPr>
+                <w:lang w:val="pt-BR"/>
+              </w:rPr>
+              <w:t>;</w:t>
             </w:r>
           </w:p>
           <w:p>
@@ -3262,6 +3737,344 @@
     </w:p>
     <w:p>
       <w:pPr>
+        <w:pStyle w:val="Legenda"/>
+        <w:jc w:val="center"/>
+        <w:rPr>
+          <w:b w:val="0"/>
+          <w:lang w:val="pt-BR"/>
+        </w:rPr>
+      </w:pPr>
+      <w:proofErr w:type="spellStart"/>
+      <w:r>
+        <w:rPr>
+          <w:b w:val="0"/>
+          <w:lang w:val="pt-BR"/>
+        </w:rPr>
+        <w:t>UC</w:t>
+      </w:r>
+      <w:proofErr w:type="spellEnd"/>
+      <w:r>
+        <w:rPr>
+          <w:b w:val="0"/>
+          <w:lang w:val="pt-BR"/>
+        </w:rPr>
+        <w:t xml:space="preserve"> 4</w:t>
+      </w:r>
+      <w:r>
+        <w:rPr>
+          <w:b w:val="0"/>
+          <w:lang w:val="pt-BR"/>
+        </w:rPr>
+        <w:t xml:space="preserve">. </w:t>
+      </w:r>
+      <w:r>
+        <w:rPr>
+          <w:b w:val="0"/>
+          <w:lang w:val="pt-BR"/>
+        </w:rPr>
+        <w:t>Consultar Lista de Viagens</w:t>
+      </w:r>
+    </w:p>
+    <w:tbl>
+      <w:tblPr>
+        <w:tblW w:w="0" w:type="auto"/>
+        <w:tblBorders>
+          <w:top w:val="single" w:sz="4" w:space="0" w:color="auto"/>
+          <w:left w:val="single" w:sz="4" w:space="0" w:color="auto"/>
+          <w:bottom w:val="single" w:sz="4" w:space="0" w:color="auto"/>
+          <w:right w:val="single" w:sz="4" w:space="0" w:color="auto"/>
+          <w:insideH w:val="single" w:sz="4" w:space="0" w:color="auto"/>
+          <w:insideV w:val="single" w:sz="4" w:space="0" w:color="auto"/>
+        </w:tblBorders>
+        <w:tblLook w:val="04A0" w:firstRow="1" w:lastRow="0" w:firstColumn="1" w:lastColumn="0" w:noHBand="0" w:noVBand="1"/>
+      </w:tblPr>
+      <w:tblGrid>
+        <w:gridCol w:w="2268"/>
+        <w:gridCol w:w="4536"/>
+      </w:tblGrid>
+      <w:tr>
+        <w:tc>
+          <w:tcPr>
+            <w:tcW w:w="2268" w:type="dxa"/>
+          </w:tcPr>
+          <w:p>
+            <w:pPr>
+              <w:pStyle w:val="p1a"/>
+              <w:rPr>
+                <w:lang w:val="pt-BR"/>
+              </w:rPr>
+            </w:pPr>
+            <w:r>
+              <w:rPr>
+                <w:lang w:val="pt-BR"/>
+              </w:rPr>
+              <w:t>Descrição</w:t>
+            </w:r>
+          </w:p>
+        </w:tc>
+        <w:tc>
+          <w:tcPr>
+            <w:tcW w:w="4536" w:type="dxa"/>
+          </w:tcPr>
+          <w:p>
+            <w:pPr>
+              <w:pStyle w:val="p1a"/>
+              <w:rPr>
+                <w:lang w:val="pt-BR"/>
+              </w:rPr>
+            </w:pPr>
+            <w:r>
+              <w:rPr>
+                <w:lang w:val="pt-BR"/>
+              </w:rPr>
+              <w:t>Mostra as viagen</w:t>
+            </w:r>
+            <w:r>
+              <w:rPr>
+                <w:lang w:val="pt-BR"/>
+              </w:rPr>
+              <w:t>s em que o utilizador participa</w:t>
+            </w:r>
+          </w:p>
+        </w:tc>
+      </w:tr>
+      <w:tr>
+        <w:tc>
+          <w:tcPr>
+            <w:tcW w:w="2268" w:type="dxa"/>
+          </w:tcPr>
+          <w:p>
+            <w:pPr>
+              <w:pStyle w:val="p1a"/>
+              <w:rPr>
+                <w:lang w:val="pt-BR"/>
+              </w:rPr>
+            </w:pPr>
+            <w:r>
+              <w:rPr>
+                <w:lang w:val="pt-BR"/>
+              </w:rPr>
+              <w:t>Pré-condição</w:t>
+            </w:r>
+          </w:p>
+        </w:tc>
+        <w:tc>
+          <w:tcPr>
+            <w:tcW w:w="4536" w:type="dxa"/>
+          </w:tcPr>
+          <w:p>
+            <w:pPr>
+              <w:pStyle w:val="p1a"/>
+              <w:rPr>
+                <w:lang w:val="pt-BR"/>
+              </w:rPr>
+            </w:pPr>
+            <w:r>
+              <w:rPr>
+                <w:lang w:val="pt-BR"/>
+              </w:rPr>
+              <w:t>O utilizador tem sessão iniciada</w:t>
+            </w:r>
+          </w:p>
+        </w:tc>
+      </w:tr>
+      <w:tr>
+        <w:tc>
+          <w:tcPr>
+            <w:tcW w:w="2268" w:type="dxa"/>
+          </w:tcPr>
+          <w:p>
+            <w:pPr>
+              <w:pStyle w:val="p1a"/>
+              <w:rPr>
+                <w:lang w:val="pt-BR"/>
+              </w:rPr>
+            </w:pPr>
+            <w:r>
+              <w:rPr>
+                <w:lang w:val="pt-BR"/>
+              </w:rPr>
+              <w:t>Pós-condição</w:t>
+            </w:r>
+          </w:p>
+        </w:tc>
+        <w:tc>
+          <w:tcPr>
+            <w:tcW w:w="4536" w:type="dxa"/>
+          </w:tcPr>
+          <w:p>
+            <w:pPr>
+              <w:pStyle w:val="p1a"/>
+              <w:rPr>
+                <w:lang w:val="pt-BR"/>
+              </w:rPr>
+            </w:pPr>
+            <w:r>
+              <w:rPr>
+                <w:lang w:val="pt-BR"/>
+              </w:rPr>
+              <w:t>A</w:t>
+            </w:r>
+            <w:r>
+              <w:rPr>
+                <w:lang w:val="pt-BR"/>
+              </w:rPr>
+              <w:t xml:space="preserve"> lista de viagens é apresentada</w:t>
+            </w:r>
+          </w:p>
+        </w:tc>
+      </w:tr>
+      <w:tr>
+        <w:tc>
+          <w:tcPr>
+            <w:tcW w:w="2268" w:type="dxa"/>
+          </w:tcPr>
+          <w:p>
+            <w:pPr>
+              <w:pStyle w:val="p1a"/>
+              <w:rPr>
+                <w:lang w:val="pt-BR"/>
+              </w:rPr>
+            </w:pPr>
+            <w:r>
+              <w:rPr>
+                <w:lang w:val="pt-BR"/>
+              </w:rPr>
+              <w:t>Caminho principal</w:t>
+            </w:r>
+          </w:p>
+        </w:tc>
+        <w:tc>
+          <w:tcPr>
+            <w:tcW w:w="4536" w:type="dxa"/>
+          </w:tcPr>
+          <w:p>
+            <w:pPr>
+              <w:pStyle w:val="PargrafodaLista"/>
+              <w:numPr>
+                <w:ilvl w:val="0"/>
+                <w:numId w:val="16"/>
+              </w:numPr>
+              <w:rPr>
+                <w:lang w:val="pt-BR"/>
+              </w:rPr>
+            </w:pPr>
+            <w:r>
+              <w:rPr>
+                <w:lang w:val="pt-BR"/>
+              </w:rPr>
+              <w:t xml:space="preserve">O </w:t>
+            </w:r>
+            <w:r>
+              <w:rPr>
+                <w:lang w:val="pt-BR"/>
+              </w:rPr>
+              <w:t>utilizador seleciona a opção “Minhas Viagens”;</w:t>
+            </w:r>
+          </w:p>
+          <w:p>
+            <w:pPr>
+              <w:pStyle w:val="PargrafodaLista"/>
+              <w:numPr>
+                <w:ilvl w:val="0"/>
+                <w:numId w:val="16"/>
+              </w:numPr>
+              <w:rPr>
+                <w:lang w:val="pt-BR"/>
+              </w:rPr>
+            </w:pPr>
+            <w:r>
+              <w:rPr>
+                <w:lang w:val="pt-BR"/>
+              </w:rPr>
+              <w:t>O sistema lê as viagens do utilizador;</w:t>
+            </w:r>
+          </w:p>
+          <w:p>
+            <w:pPr>
+              <w:pStyle w:val="PargrafodaLista"/>
+              <w:numPr>
+                <w:ilvl w:val="0"/>
+                <w:numId w:val="16"/>
+              </w:numPr>
+              <w:rPr>
+                <w:lang w:val="pt-BR"/>
+              </w:rPr>
+            </w:pPr>
+            <w:r>
+              <w:rPr>
+                <w:lang w:val="pt-BR"/>
+              </w:rPr>
+              <w:t>O siste</w:t>
+            </w:r>
+            <w:r>
+              <w:rPr>
+                <w:lang w:val="pt-BR"/>
+              </w:rPr>
+              <w:t>ma apresenta o título, as datas e</w:t>
+            </w:r>
+            <w:r>
+              <w:rPr>
+                <w:lang w:val="pt-BR"/>
+              </w:rPr>
+              <w:t xml:space="preserve"> o número de locais</w:t>
+            </w:r>
+            <w:r>
+              <w:rPr>
+                <w:lang w:val="pt-BR"/>
+              </w:rPr>
+              <w:t xml:space="preserve"> de cada viagem.</w:t>
+            </w:r>
+          </w:p>
+        </w:tc>
+      </w:tr>
+      <w:tr>
+        <w:tc>
+          <w:tcPr>
+            <w:tcW w:w="2268" w:type="dxa"/>
+          </w:tcPr>
+          <w:p>
+            <w:pPr>
+              <w:pStyle w:val="p1a"/>
+              <w:rPr>
+                <w:lang w:val="pt-BR"/>
+              </w:rPr>
+            </w:pPr>
+            <w:r>
+              <w:rPr>
+                <w:lang w:val="pt-BR"/>
+              </w:rPr>
+              <w:t>Caminho alternativo</w:t>
+            </w:r>
+          </w:p>
+        </w:tc>
+        <w:tc>
+          <w:tcPr>
+            <w:tcW w:w="4536" w:type="dxa"/>
+          </w:tcPr>
+          <w:p>
+            <w:pPr>
+              <w:pStyle w:val="p1a"/>
+              <w:numPr>
+                <w:ilvl w:val="1"/>
+                <w:numId w:val="17"/>
+              </w:numPr>
+              <w:rPr>
+                <w:lang w:val="pt-BR"/>
+              </w:rPr>
+            </w:pPr>
+            <w:r>
+              <w:rPr>
+                <w:lang w:val="pt-BR"/>
+              </w:rPr>
+              <w:t>O utilizador ainda não tem viagens: é mostrado um estado vazio com uma sugestão para criar a primeira.</w:t>
+            </w:r>
+          </w:p>
+        </w:tc>
+      </w:tr>
+    </w:tbl>
+    <w:p>
+      <w:pPr>
         <w:spacing w:after="160" w:line="259" w:lineRule="auto"/>
         <w:ind w:firstLine="0"/>
         <w:jc w:val="left"/>
@@ -3272,58 +4085,3111 @@
     </w:p>
     <w:p>
       <w:pPr>
-        <w:pStyle w:val="heading3"/>
-        <w:rPr>
-          <w:lang w:val="pt-BR"/>
-        </w:rPr>
-      </w:pPr>
-      <w:r>
-        <w:rPr>
-          <w:lang w:val="pt-BR"/>
-        </w:rPr>
-        <w:t>5.1.2   Fluxograma</w:t>
-      </w:r>
+        <w:pStyle w:val="Legenda"/>
+        <w:jc w:val="center"/>
+        <w:rPr>
+          <w:b w:val="0"/>
+          <w:lang w:val="pt-BR"/>
+        </w:rPr>
+      </w:pPr>
+      <w:proofErr w:type="spellStart"/>
+      <w:r>
+        <w:rPr>
+          <w:b w:val="0"/>
+          <w:lang w:val="pt-BR"/>
+        </w:rPr>
+        <w:t>UC</w:t>
+      </w:r>
+      <w:proofErr w:type="spellEnd"/>
+      <w:r>
+        <w:rPr>
+          <w:b w:val="0"/>
+          <w:lang w:val="pt-BR"/>
+        </w:rPr>
+        <w:t xml:space="preserve"> 5</w:t>
+      </w:r>
+      <w:r>
+        <w:rPr>
+          <w:b w:val="0"/>
+          <w:lang w:val="pt-BR"/>
+        </w:rPr>
+        <w:t xml:space="preserve">. </w:t>
+      </w:r>
+      <w:r>
+        <w:rPr>
+          <w:b w:val="0"/>
+          <w:lang w:val="pt-BR"/>
+        </w:rPr>
+        <w:t>Editar Viagem</w:t>
+      </w:r>
+    </w:p>
+    <w:tbl>
+      <w:tblPr>
+        <w:tblW w:w="0" w:type="auto"/>
+        <w:tblBorders>
+          <w:top w:val="single" w:sz="4" w:space="0" w:color="auto"/>
+          <w:left w:val="single" w:sz="4" w:space="0" w:color="auto"/>
+          <w:bottom w:val="single" w:sz="4" w:space="0" w:color="auto"/>
+          <w:right w:val="single" w:sz="4" w:space="0" w:color="auto"/>
+          <w:insideH w:val="single" w:sz="4" w:space="0" w:color="auto"/>
+          <w:insideV w:val="single" w:sz="4" w:space="0" w:color="auto"/>
+        </w:tblBorders>
+        <w:tblLook w:val="04A0" w:firstRow="1" w:lastRow="0" w:firstColumn="1" w:lastColumn="0" w:noHBand="0" w:noVBand="1"/>
+      </w:tblPr>
+      <w:tblGrid>
+        <w:gridCol w:w="2268"/>
+        <w:gridCol w:w="4536"/>
+      </w:tblGrid>
+      <w:tr>
+        <w:tc>
+          <w:tcPr>
+            <w:tcW w:w="2268" w:type="dxa"/>
+          </w:tcPr>
+          <w:p>
+            <w:pPr>
+              <w:pStyle w:val="p1a"/>
+              <w:rPr>
+                <w:lang w:val="pt-BR"/>
+              </w:rPr>
+            </w:pPr>
+            <w:r>
+              <w:rPr>
+                <w:lang w:val="pt-BR"/>
+              </w:rPr>
+              <w:t>Descrição</w:t>
+            </w:r>
+          </w:p>
+        </w:tc>
+        <w:tc>
+          <w:tcPr>
+            <w:tcW w:w="4536" w:type="dxa"/>
+          </w:tcPr>
+          <w:p>
+            <w:pPr>
+              <w:pStyle w:val="p1a"/>
+              <w:rPr>
+                <w:lang w:val="pt-BR"/>
+              </w:rPr>
+            </w:pPr>
+            <w:r>
+              <w:rPr>
+                <w:lang w:val="pt-BR"/>
+              </w:rPr>
+              <w:t>Altera os dados de uma viagem existente</w:t>
+            </w:r>
+          </w:p>
+        </w:tc>
+      </w:tr>
+      <w:tr>
+        <w:tc>
+          <w:tcPr>
+            <w:tcW w:w="2268" w:type="dxa"/>
+          </w:tcPr>
+          <w:p>
+            <w:pPr>
+              <w:pStyle w:val="p1a"/>
+              <w:rPr>
+                <w:lang w:val="pt-BR"/>
+              </w:rPr>
+            </w:pPr>
+            <w:r>
+              <w:rPr>
+                <w:lang w:val="pt-BR"/>
+              </w:rPr>
+              <w:t>Pré-condição</w:t>
+            </w:r>
+          </w:p>
+        </w:tc>
+        <w:tc>
+          <w:tcPr>
+            <w:tcW w:w="4536" w:type="dxa"/>
+          </w:tcPr>
+          <w:p>
+            <w:pPr>
+              <w:pStyle w:val="p1a"/>
+              <w:rPr>
+                <w:lang w:val="pt-BR"/>
+              </w:rPr>
+            </w:pPr>
+            <w:r>
+              <w:rPr>
+                <w:lang w:val="pt-BR"/>
+              </w:rPr>
+              <w:t xml:space="preserve">A viagem existe e o utilizador é </w:t>
+            </w:r>
+            <w:proofErr w:type="spellStart"/>
+            <w:r>
+              <w:rPr>
+                <w:lang w:val="pt-BR"/>
+              </w:rPr>
+              <w:t>OWNER</w:t>
+            </w:r>
+            <w:proofErr w:type="spellEnd"/>
+          </w:p>
+        </w:tc>
+      </w:tr>
+      <w:tr>
+        <w:tc>
+          <w:tcPr>
+            <w:tcW w:w="2268" w:type="dxa"/>
+          </w:tcPr>
+          <w:p>
+            <w:pPr>
+              <w:pStyle w:val="p1a"/>
+              <w:rPr>
+                <w:lang w:val="pt-BR"/>
+              </w:rPr>
+            </w:pPr>
+            <w:r>
+              <w:rPr>
+                <w:lang w:val="pt-BR"/>
+              </w:rPr>
+              <w:t>Pós-condição</w:t>
+            </w:r>
+          </w:p>
+        </w:tc>
+        <w:tc>
+          <w:tcPr>
+            <w:tcW w:w="4536" w:type="dxa"/>
+          </w:tcPr>
+          <w:p>
+            <w:pPr>
+              <w:pStyle w:val="p1a"/>
+              <w:rPr>
+                <w:lang w:val="pt-BR"/>
+              </w:rPr>
+            </w:pPr>
+            <w:r>
+              <w:rPr>
+                <w:lang w:val="pt-BR"/>
+              </w:rPr>
+              <w:t xml:space="preserve">Os dados atualizados ficam gravados no </w:t>
+            </w:r>
+            <w:proofErr w:type="spellStart"/>
+            <w:r>
+              <w:rPr>
+                <w:lang w:val="pt-BR"/>
+              </w:rPr>
+              <w:t>RestDB</w:t>
+            </w:r>
+            <w:proofErr w:type="spellEnd"/>
+          </w:p>
+        </w:tc>
+      </w:tr>
+      <w:tr>
+        <w:tc>
+          <w:tcPr>
+            <w:tcW w:w="2268" w:type="dxa"/>
+          </w:tcPr>
+          <w:p>
+            <w:pPr>
+              <w:pStyle w:val="p1a"/>
+              <w:rPr>
+                <w:lang w:val="pt-BR"/>
+              </w:rPr>
+            </w:pPr>
+            <w:r>
+              <w:rPr>
+                <w:lang w:val="pt-BR"/>
+              </w:rPr>
+              <w:t>Caminho principal</w:t>
+            </w:r>
+          </w:p>
+        </w:tc>
+        <w:tc>
+          <w:tcPr>
+            <w:tcW w:w="4536" w:type="dxa"/>
+          </w:tcPr>
+          <w:p>
+            <w:pPr>
+              <w:pStyle w:val="PargrafodaLista"/>
+              <w:numPr>
+                <w:ilvl w:val="0"/>
+                <w:numId w:val="18"/>
+              </w:numPr>
+              <w:rPr>
+                <w:lang w:val="pt-BR"/>
+              </w:rPr>
+            </w:pPr>
+            <w:r>
+              <w:rPr>
+                <w:lang w:val="pt-BR"/>
+              </w:rPr>
+              <w:t>O utilizador a</w:t>
+            </w:r>
+            <w:r>
+              <w:rPr>
+                <w:lang w:val="pt-BR"/>
+              </w:rPr>
+              <w:t>bre a viagem e escolhe “Editar”;</w:t>
+            </w:r>
+          </w:p>
+          <w:p>
+            <w:pPr>
+              <w:pStyle w:val="PargrafodaLista"/>
+              <w:numPr>
+                <w:ilvl w:val="0"/>
+                <w:numId w:val="18"/>
+              </w:numPr>
+              <w:rPr>
+                <w:lang w:val="pt-BR"/>
+              </w:rPr>
+            </w:pPr>
+            <w:r>
+              <w:rPr>
+                <w:lang w:val="pt-BR"/>
+              </w:rPr>
+              <w:t xml:space="preserve">A viagem </w:t>
+            </w:r>
+            <w:r>
+              <w:rPr>
+                <w:lang w:val="pt-BR"/>
+              </w:rPr>
+              <w:t>aparece</w:t>
+            </w:r>
+            <w:r>
+              <w:rPr>
+                <w:lang w:val="pt-BR"/>
+              </w:rPr>
+              <w:t xml:space="preserve"> preenchida com os dados atuais</w:t>
+            </w:r>
+            <w:r>
+              <w:rPr>
+                <w:lang w:val="pt-BR"/>
+              </w:rPr>
+              <w:t>;</w:t>
+            </w:r>
+          </w:p>
+          <w:p>
+            <w:pPr>
+              <w:pStyle w:val="PargrafodaLista"/>
+              <w:numPr>
+                <w:ilvl w:val="0"/>
+                <w:numId w:val="18"/>
+              </w:numPr>
+              <w:rPr>
+                <w:lang w:val="pt-BR"/>
+              </w:rPr>
+            </w:pPr>
+            <w:r>
+              <w:rPr>
+                <w:lang w:val="pt-BR"/>
+              </w:rPr>
+              <w:t>O utilizador altera e confirma e</w:t>
+            </w:r>
+            <w:r>
+              <w:rPr>
+                <w:lang w:val="pt-BR"/>
+              </w:rPr>
+              <w:t xml:space="preserve"> o sistema volta a validar o</w:t>
+            </w:r>
+            <w:r>
+              <w:rPr>
+                <w:lang w:val="pt-BR"/>
+              </w:rPr>
+              <w:t>s dados;</w:t>
+            </w:r>
+          </w:p>
+          <w:p>
+            <w:pPr>
+              <w:pStyle w:val="PargrafodaLista"/>
+              <w:numPr>
+                <w:ilvl w:val="0"/>
+                <w:numId w:val="18"/>
+              </w:numPr>
+              <w:rPr>
+                <w:lang w:val="pt-BR"/>
+              </w:rPr>
+            </w:pPr>
+            <w:r>
+              <w:rPr>
+                <w:lang w:val="pt-BR"/>
+              </w:rPr>
+              <w:t>O sistema envia a alteração</w:t>
+            </w:r>
+            <w:r>
+              <w:rPr>
+                <w:lang w:val="pt-BR"/>
+              </w:rPr>
+              <w:t>.</w:t>
+            </w:r>
+          </w:p>
+        </w:tc>
+      </w:tr>
+      <w:tr>
+        <w:trPr>
+          <w:trHeight w:val="430"/>
+        </w:trPr>
+        <w:tc>
+          <w:tcPr>
+            <w:tcW w:w="2268" w:type="dxa"/>
+          </w:tcPr>
+          <w:p>
+            <w:pPr>
+              <w:pStyle w:val="p1a"/>
+              <w:rPr>
+                <w:lang w:val="pt-BR"/>
+              </w:rPr>
+            </w:pPr>
+            <w:r>
+              <w:rPr>
+                <w:lang w:val="pt-BR"/>
+              </w:rPr>
+              <w:t>Caminho alternativo</w:t>
+            </w:r>
+          </w:p>
+        </w:tc>
+        <w:tc>
+          <w:tcPr>
+            <w:tcW w:w="4536" w:type="dxa"/>
+          </w:tcPr>
+          <w:p>
+            <w:pPr>
+              <w:pStyle w:val="p1a"/>
+              <w:numPr>
+                <w:ilvl w:val="1"/>
+                <w:numId w:val="16"/>
+              </w:numPr>
+              <w:rPr>
+                <w:lang w:val="pt-BR"/>
+              </w:rPr>
+            </w:pPr>
+            <w:r>
+              <w:rPr>
+                <w:lang w:val="pt-BR"/>
+              </w:rPr>
+              <w:t>Dados inválidos: mensagem de erro</w:t>
+            </w:r>
+            <w:r>
+              <w:rPr>
+                <w:lang w:val="pt-BR"/>
+              </w:rPr>
+              <w:t>, o sistema volta a pedir os dados e nada é gravado</w:t>
+            </w:r>
+            <w:r>
+              <w:rPr>
+                <w:lang w:val="pt-BR"/>
+              </w:rPr>
+              <w:t>.</w:t>
+            </w:r>
+          </w:p>
+        </w:tc>
+      </w:tr>
+    </w:tbl>
+    <w:p>
+      <w:pPr>
+        <w:spacing w:after="160" w:line="259" w:lineRule="auto"/>
+        <w:ind w:firstLine="0"/>
+        <w:jc w:val="left"/>
+        <w:rPr>
+          <w:lang w:val="pt-BR"/>
+        </w:rPr>
+      </w:pPr>
     </w:p>
     <w:p>
       <w:pPr>
-        <w:rPr>
-          <w:noProof/>
-          <w:lang w:val="pt-BR"/>
-        </w:rPr>
-      </w:pPr>
-      <w:r>
-        <w:rPr>
-          <w:lang w:val="pt-BR"/>
-        </w:rPr>
-        <w:t>O seguinte fluxograma ilustra a sequência das interações do utilizador na funcionalidade de registo de um novo local visitado. Detalha desde a abertura da aplicação até ao último passo de guardar o local desejado.</w:t>
-      </w:r>
+        <w:pStyle w:val="Legenda"/>
+        <w:jc w:val="center"/>
+        <w:rPr>
+          <w:b w:val="0"/>
+          <w:lang w:val="pt-BR"/>
+        </w:rPr>
+      </w:pPr>
+      <w:proofErr w:type="spellStart"/>
+      <w:r>
+        <w:rPr>
+          <w:b w:val="0"/>
+          <w:lang w:val="pt-BR"/>
+        </w:rPr>
+        <w:t>UC</w:t>
+      </w:r>
+      <w:proofErr w:type="spellEnd"/>
+      <w:r>
+        <w:rPr>
+          <w:b w:val="0"/>
+          <w:lang w:val="pt-BR"/>
+        </w:rPr>
+        <w:t xml:space="preserve"> 6</w:t>
+      </w:r>
+      <w:r>
+        <w:rPr>
+          <w:b w:val="0"/>
+          <w:lang w:val="pt-BR"/>
+        </w:rPr>
+        <w:t xml:space="preserve">. </w:t>
+      </w:r>
+      <w:r>
+        <w:rPr>
+          <w:b w:val="0"/>
+          <w:lang w:val="pt-BR"/>
+        </w:rPr>
+        <w:t>Apagar</w:t>
+      </w:r>
+      <w:r>
+        <w:rPr>
+          <w:b w:val="0"/>
+          <w:lang w:val="pt-BR"/>
+        </w:rPr>
+        <w:t xml:space="preserve"> Viagem</w:t>
+      </w:r>
+    </w:p>
+    <w:tbl>
+      <w:tblPr>
+        <w:tblW w:w="0" w:type="auto"/>
+        <w:tblBorders>
+          <w:top w:val="single" w:sz="4" w:space="0" w:color="auto"/>
+          <w:left w:val="single" w:sz="4" w:space="0" w:color="auto"/>
+          <w:bottom w:val="single" w:sz="4" w:space="0" w:color="auto"/>
+          <w:right w:val="single" w:sz="4" w:space="0" w:color="auto"/>
+          <w:insideH w:val="single" w:sz="4" w:space="0" w:color="auto"/>
+          <w:insideV w:val="single" w:sz="4" w:space="0" w:color="auto"/>
+        </w:tblBorders>
+        <w:tblLook w:val="04A0" w:firstRow="1" w:lastRow="0" w:firstColumn="1" w:lastColumn="0" w:noHBand="0" w:noVBand="1"/>
+      </w:tblPr>
+      <w:tblGrid>
+        <w:gridCol w:w="2268"/>
+        <w:gridCol w:w="4536"/>
+      </w:tblGrid>
+      <w:tr>
+        <w:tc>
+          <w:tcPr>
+            <w:tcW w:w="2268" w:type="dxa"/>
+          </w:tcPr>
+          <w:p>
+            <w:pPr>
+              <w:pStyle w:val="p1a"/>
+              <w:rPr>
+                <w:lang w:val="pt-BR"/>
+              </w:rPr>
+            </w:pPr>
+            <w:r>
+              <w:rPr>
+                <w:lang w:val="pt-BR"/>
+              </w:rPr>
+              <w:t>Descrição</w:t>
+            </w:r>
+          </w:p>
+        </w:tc>
+        <w:tc>
+          <w:tcPr>
+            <w:tcW w:w="4536" w:type="dxa"/>
+          </w:tcPr>
+          <w:p>
+            <w:pPr>
+              <w:pStyle w:val="p1a"/>
+              <w:rPr>
+                <w:lang w:val="pt-BR"/>
+              </w:rPr>
+            </w:pPr>
+            <w:r>
+              <w:rPr>
+                <w:lang w:val="pt-BR"/>
+              </w:rPr>
+              <w:t xml:space="preserve">Remove uma </w:t>
+            </w:r>
+            <w:r>
+              <w:rPr>
+                <w:lang w:val="pt-BR"/>
+              </w:rPr>
+              <w:t>viagem</w:t>
+            </w:r>
+          </w:p>
+        </w:tc>
+      </w:tr>
+      <w:tr>
+        <w:tc>
+          <w:tcPr>
+            <w:tcW w:w="2268" w:type="dxa"/>
+          </w:tcPr>
+          <w:p>
+            <w:pPr>
+              <w:pStyle w:val="p1a"/>
+              <w:rPr>
+                <w:lang w:val="pt-BR"/>
+              </w:rPr>
+            </w:pPr>
+            <w:r>
+              <w:rPr>
+                <w:lang w:val="pt-BR"/>
+              </w:rPr>
+              <w:t>Pré-condição</w:t>
+            </w:r>
+          </w:p>
+        </w:tc>
+        <w:tc>
+          <w:tcPr>
+            <w:tcW w:w="4536" w:type="dxa"/>
+          </w:tcPr>
+          <w:p>
+            <w:pPr>
+              <w:pStyle w:val="p1a"/>
+              <w:rPr>
+                <w:lang w:val="pt-BR"/>
+              </w:rPr>
+            </w:pPr>
+            <w:r>
+              <w:rPr>
+                <w:lang w:val="pt-BR"/>
+              </w:rPr>
+              <w:t xml:space="preserve">A viagem existe e o utilizador é </w:t>
+            </w:r>
+            <w:proofErr w:type="spellStart"/>
+            <w:r>
+              <w:rPr>
+                <w:lang w:val="pt-BR"/>
+              </w:rPr>
+              <w:t>OWNER</w:t>
+            </w:r>
+            <w:proofErr w:type="spellEnd"/>
+          </w:p>
+        </w:tc>
+      </w:tr>
+      <w:tr>
+        <w:tc>
+          <w:tcPr>
+            <w:tcW w:w="2268" w:type="dxa"/>
+          </w:tcPr>
+          <w:p>
+            <w:pPr>
+              <w:pStyle w:val="p1a"/>
+              <w:rPr>
+                <w:lang w:val="pt-BR"/>
+              </w:rPr>
+            </w:pPr>
+            <w:r>
+              <w:rPr>
+                <w:lang w:val="pt-BR"/>
+              </w:rPr>
+              <w:t>Pós-condição</w:t>
+            </w:r>
+          </w:p>
+        </w:tc>
+        <w:tc>
+          <w:tcPr>
+            <w:tcW w:w="4536" w:type="dxa"/>
+          </w:tcPr>
+          <w:p>
+            <w:pPr>
+              <w:pStyle w:val="p1a"/>
+              <w:rPr>
+                <w:lang w:val="pt-BR"/>
+              </w:rPr>
+            </w:pPr>
+            <w:r>
+              <w:rPr>
+                <w:lang w:val="pt-BR"/>
+              </w:rPr>
+              <w:t>A viagem, os seus locais e as suas</w:t>
+            </w:r>
+            <w:r>
+              <w:rPr>
+                <w:lang w:val="pt-BR"/>
+              </w:rPr>
+              <w:t xml:space="preserve"> fotografias desaparecem</w:t>
+            </w:r>
+          </w:p>
+        </w:tc>
+      </w:tr>
+      <w:tr>
+        <w:tc>
+          <w:tcPr>
+            <w:tcW w:w="2268" w:type="dxa"/>
+          </w:tcPr>
+          <w:p>
+            <w:pPr>
+              <w:pStyle w:val="p1a"/>
+              <w:rPr>
+                <w:lang w:val="pt-BR"/>
+              </w:rPr>
+            </w:pPr>
+            <w:r>
+              <w:rPr>
+                <w:lang w:val="pt-BR"/>
+              </w:rPr>
+              <w:t>Caminho principal</w:t>
+            </w:r>
+          </w:p>
+        </w:tc>
+        <w:tc>
+          <w:tcPr>
+            <w:tcW w:w="4536" w:type="dxa"/>
+          </w:tcPr>
+          <w:p>
+            <w:pPr>
+              <w:pStyle w:val="PargrafodaLista"/>
+              <w:numPr>
+                <w:ilvl w:val="0"/>
+                <w:numId w:val="19"/>
+              </w:numPr>
+              <w:rPr>
+                <w:lang w:val="pt-BR"/>
+              </w:rPr>
+            </w:pPr>
+            <w:r>
+              <w:rPr>
+                <w:lang w:val="pt-BR"/>
+              </w:rPr>
+              <w:t xml:space="preserve">O utilizador </w:t>
+            </w:r>
+            <w:r>
+              <w:rPr>
+                <w:lang w:val="pt-BR"/>
+              </w:rPr>
+              <w:t>faz uma pressão longa na viagem e seleciona apagar;</w:t>
+            </w:r>
+          </w:p>
+          <w:p>
+            <w:pPr>
+              <w:pStyle w:val="PargrafodaLista"/>
+              <w:numPr>
+                <w:ilvl w:val="0"/>
+                <w:numId w:val="19"/>
+              </w:numPr>
+              <w:rPr>
+                <w:lang w:val="pt-BR"/>
+              </w:rPr>
+            </w:pPr>
+            <w:r>
+              <w:rPr>
+                <w:lang w:val="pt-BR"/>
+              </w:rPr>
+              <w:t>O sistema pede confirmação</w:t>
+            </w:r>
+            <w:r>
+              <w:rPr>
+                <w:lang w:val="pt-BR"/>
+              </w:rPr>
+              <w:t>;</w:t>
+            </w:r>
+          </w:p>
+          <w:p>
+            <w:pPr>
+              <w:pStyle w:val="PargrafodaLista"/>
+              <w:numPr>
+                <w:ilvl w:val="0"/>
+                <w:numId w:val="19"/>
+              </w:numPr>
+              <w:rPr>
+                <w:lang w:val="pt-BR"/>
+              </w:rPr>
+            </w:pPr>
+            <w:r>
+              <w:rPr>
+                <w:lang w:val="pt-BR"/>
+              </w:rPr>
+              <w:t>O utilizador confirma</w:t>
+            </w:r>
+            <w:r>
+              <w:rPr>
+                <w:lang w:val="pt-BR"/>
+              </w:rPr>
+              <w:t>;</w:t>
+            </w:r>
+          </w:p>
+          <w:p>
+            <w:pPr>
+              <w:pStyle w:val="PargrafodaLista"/>
+              <w:numPr>
+                <w:ilvl w:val="0"/>
+                <w:numId w:val="19"/>
+              </w:numPr>
+              <w:rPr>
+                <w:lang w:val="pt-BR"/>
+              </w:rPr>
+            </w:pPr>
+            <w:r>
+              <w:rPr>
+                <w:lang w:val="pt-BR"/>
+              </w:rPr>
+              <w:t>O sistema apaga o registo</w:t>
+            </w:r>
+            <w:r>
+              <w:rPr>
+                <w:lang w:val="pt-BR"/>
+              </w:rPr>
+              <w:t>.</w:t>
+            </w:r>
+          </w:p>
+        </w:tc>
+      </w:tr>
+      <w:tr>
+        <w:trPr>
+          <w:trHeight w:val="430"/>
+        </w:trPr>
+        <w:tc>
+          <w:tcPr>
+            <w:tcW w:w="2268" w:type="dxa"/>
+          </w:tcPr>
+          <w:p>
+            <w:pPr>
+              <w:pStyle w:val="p1a"/>
+              <w:rPr>
+                <w:lang w:val="pt-BR"/>
+              </w:rPr>
+            </w:pPr>
+            <w:r>
+              <w:rPr>
+                <w:lang w:val="pt-BR"/>
+              </w:rPr>
+              <w:lastRenderedPageBreak/>
+              <w:t>Caminho alternativo</w:t>
+            </w:r>
+          </w:p>
+        </w:tc>
+        <w:tc>
+          <w:tcPr>
+            <w:tcW w:w="4536" w:type="dxa"/>
+          </w:tcPr>
+          <w:p>
+            <w:pPr>
+              <w:pStyle w:val="p1a"/>
+              <w:numPr>
+                <w:ilvl w:val="1"/>
+                <w:numId w:val="20"/>
+              </w:numPr>
+              <w:rPr>
+                <w:lang w:val="pt-BR"/>
+              </w:rPr>
+            </w:pPr>
+            <w:r>
+              <w:rPr>
+                <w:lang w:val="pt-BR"/>
+              </w:rPr>
+              <w:t>O utilizador cancela: nada é apagado</w:t>
+            </w:r>
+            <w:r>
+              <w:rPr>
+                <w:lang w:val="pt-BR"/>
+              </w:rPr>
+              <w:t>.</w:t>
+            </w:r>
+          </w:p>
+        </w:tc>
+      </w:tr>
+    </w:tbl>
+    <w:p>
+      <w:pPr>
+        <w:spacing w:after="160" w:line="259" w:lineRule="auto"/>
+        <w:ind w:firstLine="0"/>
+        <w:jc w:val="left"/>
+        <w:rPr>
+          <w:lang w:val="pt-BR"/>
+        </w:rPr>
+      </w:pPr>
     </w:p>
     <w:p>
       <w:pPr>
-        <w:rPr>
-          <w:noProof/>
+        <w:pStyle w:val="Legenda"/>
+        <w:jc w:val="center"/>
+        <w:rPr>
+          <w:b w:val="0"/>
+          <w:lang w:val="pt-BR"/>
+        </w:rPr>
+      </w:pPr>
+      <w:proofErr w:type="spellStart"/>
+      <w:r>
+        <w:rPr>
+          <w:b w:val="0"/>
+          <w:lang w:val="pt-BR"/>
+        </w:rPr>
+        <w:t>UC</w:t>
+      </w:r>
+      <w:proofErr w:type="spellEnd"/>
+      <w:r>
+        <w:rPr>
+          <w:b w:val="0"/>
+          <w:lang w:val="pt-BR"/>
+        </w:rPr>
+        <w:t xml:space="preserve"> 7</w:t>
+      </w:r>
+      <w:r>
+        <w:rPr>
+          <w:b w:val="0"/>
+          <w:lang w:val="pt-BR"/>
+        </w:rPr>
+        <w:t xml:space="preserve">. </w:t>
+      </w:r>
+      <w:r>
+        <w:rPr>
+          <w:b w:val="0"/>
+          <w:lang w:val="pt-BR"/>
+        </w:rPr>
+        <w:t>Gerir Participantes</w:t>
+      </w:r>
+    </w:p>
+    <w:tbl>
+      <w:tblPr>
+        <w:tblW w:w="0" w:type="auto"/>
+        <w:tblBorders>
+          <w:top w:val="single" w:sz="4" w:space="0" w:color="auto"/>
+          <w:left w:val="single" w:sz="4" w:space="0" w:color="auto"/>
+          <w:bottom w:val="single" w:sz="4" w:space="0" w:color="auto"/>
+          <w:right w:val="single" w:sz="4" w:space="0" w:color="auto"/>
+          <w:insideH w:val="single" w:sz="4" w:space="0" w:color="auto"/>
+          <w:insideV w:val="single" w:sz="4" w:space="0" w:color="auto"/>
+        </w:tblBorders>
+        <w:tblLook w:val="04A0" w:firstRow="1" w:lastRow="0" w:firstColumn="1" w:lastColumn="0" w:noHBand="0" w:noVBand="1"/>
+      </w:tblPr>
+      <w:tblGrid>
+        <w:gridCol w:w="2268"/>
+        <w:gridCol w:w="4536"/>
+      </w:tblGrid>
+      <w:tr>
+        <w:tc>
+          <w:tcPr>
+            <w:tcW w:w="2268" w:type="dxa"/>
+          </w:tcPr>
+          <w:p>
+            <w:pPr>
+              <w:pStyle w:val="p1a"/>
+              <w:rPr>
+                <w:lang w:val="pt-BR"/>
+              </w:rPr>
+            </w:pPr>
+            <w:r>
+              <w:rPr>
+                <w:lang w:val="pt-BR"/>
+              </w:rPr>
+              <w:t>Descrição</w:t>
+            </w:r>
+          </w:p>
+        </w:tc>
+        <w:tc>
+          <w:tcPr>
+            <w:tcW w:w="4536" w:type="dxa"/>
+          </w:tcPr>
+          <w:p>
+            <w:pPr>
+              <w:pStyle w:val="p1a"/>
+              <w:rPr>
+                <w:lang w:val="pt-BR"/>
+              </w:rPr>
+            </w:pPr>
+            <w:r>
+              <w:rPr>
+                <w:lang w:val="pt-BR"/>
+              </w:rPr>
+              <w:t>Convida utilizadores para uma viagem</w:t>
+            </w:r>
+          </w:p>
+        </w:tc>
+      </w:tr>
+      <w:tr>
+        <w:tc>
+          <w:tcPr>
+            <w:tcW w:w="2268" w:type="dxa"/>
+          </w:tcPr>
+          <w:p>
+            <w:pPr>
+              <w:pStyle w:val="p1a"/>
+              <w:rPr>
+                <w:lang w:val="pt-BR"/>
+              </w:rPr>
+            </w:pPr>
+            <w:r>
+              <w:rPr>
+                <w:lang w:val="pt-BR"/>
+              </w:rPr>
+              <w:t>Pré-condição</w:t>
+            </w:r>
+          </w:p>
+        </w:tc>
+        <w:tc>
+          <w:tcPr>
+            <w:tcW w:w="4536" w:type="dxa"/>
+          </w:tcPr>
+          <w:p>
+            <w:pPr>
+              <w:pStyle w:val="p1a"/>
+              <w:rPr>
+                <w:lang w:val="pt-BR"/>
+              </w:rPr>
+            </w:pPr>
+            <w:r>
+              <w:rPr>
+                <w:lang w:val="pt-BR"/>
+              </w:rPr>
+              <w:t xml:space="preserve">A viagem existe e o utilizador é </w:t>
+            </w:r>
+            <w:proofErr w:type="spellStart"/>
+            <w:r>
+              <w:rPr>
+                <w:lang w:val="pt-BR"/>
+              </w:rPr>
+              <w:t>OWNER</w:t>
+            </w:r>
+            <w:proofErr w:type="spellEnd"/>
+          </w:p>
+        </w:tc>
+      </w:tr>
+      <w:tr>
+        <w:tc>
+          <w:tcPr>
+            <w:tcW w:w="2268" w:type="dxa"/>
+          </w:tcPr>
+          <w:p>
+            <w:pPr>
+              <w:pStyle w:val="p1a"/>
+              <w:rPr>
+                <w:lang w:val="pt-BR"/>
+              </w:rPr>
+            </w:pPr>
+            <w:r>
+              <w:rPr>
+                <w:lang w:val="pt-BR"/>
+              </w:rPr>
+              <w:t>Pós-condição</w:t>
+            </w:r>
+          </w:p>
+        </w:tc>
+        <w:tc>
+          <w:tcPr>
+            <w:tcW w:w="4536" w:type="dxa"/>
+          </w:tcPr>
+          <w:p>
+            <w:pPr>
+              <w:pStyle w:val="p1a"/>
+              <w:rPr>
+                <w:lang w:val="pt-BR"/>
+              </w:rPr>
+            </w:pPr>
+            <w:r>
+              <w:rPr>
+                <w:lang w:val="pt-BR"/>
+              </w:rPr>
+              <w:t xml:space="preserve">O convidado passa a </w:t>
+            </w:r>
+            <w:r>
+              <w:rPr>
+                <w:lang w:val="pt-BR"/>
+              </w:rPr>
+              <w:t>ser um participante daquela viagem</w:t>
+            </w:r>
+          </w:p>
+        </w:tc>
+      </w:tr>
+      <w:tr>
+        <w:tc>
+          <w:tcPr>
+            <w:tcW w:w="2268" w:type="dxa"/>
+          </w:tcPr>
+          <w:p>
+            <w:pPr>
+              <w:pStyle w:val="p1a"/>
+              <w:rPr>
+                <w:lang w:val="pt-BR"/>
+              </w:rPr>
+            </w:pPr>
+            <w:r>
+              <w:rPr>
+                <w:lang w:val="pt-BR"/>
+              </w:rPr>
+              <w:t>Caminho principal</w:t>
+            </w:r>
+          </w:p>
+        </w:tc>
+        <w:tc>
+          <w:tcPr>
+            <w:tcW w:w="4536" w:type="dxa"/>
+          </w:tcPr>
+          <w:p>
+            <w:pPr>
+              <w:pStyle w:val="PargrafodaLista"/>
+              <w:numPr>
+                <w:ilvl w:val="0"/>
+                <w:numId w:val="21"/>
+              </w:numPr>
+              <w:rPr>
+                <w:lang w:val="pt-BR"/>
+              </w:rPr>
+            </w:pPr>
+            <w:r>
+              <w:rPr>
+                <w:lang w:val="pt-BR"/>
+              </w:rPr>
+              <w:t xml:space="preserve">O utilizador </w:t>
+            </w:r>
+            <w:r>
+              <w:rPr>
+                <w:lang w:val="pt-BR"/>
+              </w:rPr>
+              <w:t>seleciona a viagem que quer adicionar um participante</w:t>
+            </w:r>
+            <w:r>
+              <w:rPr>
+                <w:lang w:val="pt-BR"/>
+              </w:rPr>
+              <w:t>;</w:t>
+            </w:r>
+          </w:p>
+          <w:p>
+            <w:pPr>
+              <w:pStyle w:val="PargrafodaLista"/>
+              <w:numPr>
+                <w:ilvl w:val="0"/>
+                <w:numId w:val="21"/>
+              </w:numPr>
+              <w:rPr>
+                <w:lang w:val="pt-BR"/>
+              </w:rPr>
+            </w:pPr>
+            <w:r>
+              <w:rPr>
+                <w:lang w:val="pt-BR"/>
+              </w:rPr>
+              <w:t xml:space="preserve">O utilizador introduz o </w:t>
+            </w:r>
+            <w:proofErr w:type="spellStart"/>
+            <w:r>
+              <w:rPr>
+                <w:lang w:val="pt-BR"/>
+              </w:rPr>
+              <w:t>email</w:t>
+            </w:r>
+            <w:proofErr w:type="spellEnd"/>
+            <w:r>
+              <w:rPr>
+                <w:lang w:val="pt-BR"/>
+              </w:rPr>
+              <w:t xml:space="preserve"> do convidado;</w:t>
+            </w:r>
+          </w:p>
+          <w:p>
+            <w:pPr>
+              <w:pStyle w:val="PargrafodaLista"/>
+              <w:numPr>
+                <w:ilvl w:val="0"/>
+                <w:numId w:val="21"/>
+              </w:numPr>
+              <w:rPr>
+                <w:lang w:val="pt-BR"/>
+              </w:rPr>
+            </w:pPr>
+            <w:r>
+              <w:rPr>
+                <w:lang w:val="pt-BR"/>
+              </w:rPr>
+              <w:t>A lista de participantes é atualizada</w:t>
+            </w:r>
+            <w:r>
+              <w:rPr>
+                <w:lang w:val="pt-BR"/>
+              </w:rPr>
+              <w:t>.</w:t>
+            </w:r>
+          </w:p>
+        </w:tc>
+      </w:tr>
+      <w:tr>
+        <w:trPr>
+          <w:trHeight w:val="430"/>
+        </w:trPr>
+        <w:tc>
+          <w:tcPr>
+            <w:tcW w:w="2268" w:type="dxa"/>
+          </w:tcPr>
+          <w:p>
+            <w:pPr>
+              <w:pStyle w:val="p1a"/>
+              <w:rPr>
+                <w:lang w:val="pt-BR"/>
+              </w:rPr>
+            </w:pPr>
+            <w:r>
+              <w:rPr>
+                <w:lang w:val="pt-BR"/>
+              </w:rPr>
+              <w:t>Caminho alternativo</w:t>
+            </w:r>
+          </w:p>
+        </w:tc>
+        <w:tc>
+          <w:tcPr>
+            <w:tcW w:w="4536" w:type="dxa"/>
+          </w:tcPr>
+          <w:p>
+            <w:pPr>
+              <w:pStyle w:val="p1a"/>
+              <w:numPr>
+                <w:ilvl w:val="1"/>
+                <w:numId w:val="21"/>
+              </w:numPr>
+              <w:rPr>
+                <w:lang w:val="pt-BR"/>
+              </w:rPr>
+            </w:pPr>
+            <w:r>
+              <w:rPr>
+                <w:lang w:val="pt-BR"/>
+              </w:rPr>
+              <w:t>O convidado não existe: o sistema informa q</w:t>
+            </w:r>
+            <w:r>
+              <w:rPr>
+                <w:lang w:val="pt-BR"/>
+              </w:rPr>
+              <w:t>ue a pessoa não tem conta</w:t>
+            </w:r>
+            <w:r>
+              <w:rPr>
+                <w:lang w:val="pt-BR"/>
+              </w:rPr>
+              <w:t>.</w:t>
+            </w:r>
+          </w:p>
+          <w:p>
+            <w:pPr>
+              <w:pStyle w:val="p1a"/>
+              <w:numPr>
+                <w:ilvl w:val="1"/>
+                <w:numId w:val="21"/>
+              </w:numPr>
+              <w:rPr>
+                <w:lang w:val="pt-BR"/>
+              </w:rPr>
+            </w:pPr>
+            <w:r>
+              <w:rPr>
+                <w:lang w:val="pt-BR"/>
+              </w:rPr>
+              <w:t>O convidado já participa: o sistema recusa</w:t>
+            </w:r>
+            <w:r>
+              <w:rPr>
+                <w:lang w:val="pt-BR"/>
+              </w:rPr>
+              <w:t xml:space="preserve"> e indica que a pessoa já é participante daquela viagem.</w:t>
+            </w:r>
+          </w:p>
+        </w:tc>
+      </w:tr>
+    </w:tbl>
+    <w:p>
+      <w:pPr>
+        <w:spacing w:after="160" w:line="259" w:lineRule="auto"/>
+        <w:ind w:firstLine="0"/>
+        <w:jc w:val="left"/>
+        <w:rPr>
           <w:lang w:val="pt-BR"/>
         </w:rPr>
       </w:pPr>
     </w:p>
     <w:p>
       <w:pPr>
-        <w:rPr>
-          <w:noProof/>
+        <w:pStyle w:val="Legenda"/>
+        <w:jc w:val="center"/>
+        <w:rPr>
+          <w:b w:val="0"/>
+          <w:lang w:val="pt-BR"/>
+        </w:rPr>
+      </w:pPr>
+      <w:proofErr w:type="spellStart"/>
+      <w:r>
+        <w:rPr>
+          <w:b w:val="0"/>
+          <w:lang w:val="pt-BR"/>
+        </w:rPr>
+        <w:t>UC</w:t>
+      </w:r>
+      <w:proofErr w:type="spellEnd"/>
+      <w:r>
+        <w:rPr>
+          <w:b w:val="0"/>
+          <w:lang w:val="pt-BR"/>
+        </w:rPr>
+        <w:t xml:space="preserve"> 8</w:t>
+      </w:r>
+      <w:r>
+        <w:rPr>
+          <w:b w:val="0"/>
+          <w:lang w:val="pt-BR"/>
+        </w:rPr>
+        <w:t xml:space="preserve">. </w:t>
+      </w:r>
+      <w:r>
+        <w:rPr>
+          <w:b w:val="0"/>
+          <w:lang w:val="pt-BR"/>
+        </w:rPr>
+        <w:t>Adicionar Locais</w:t>
+      </w:r>
+    </w:p>
+    <w:tbl>
+      <w:tblPr>
+        <w:tblW w:w="0" w:type="auto"/>
+        <w:tblBorders>
+          <w:top w:val="single" w:sz="4" w:space="0" w:color="auto"/>
+          <w:left w:val="single" w:sz="4" w:space="0" w:color="auto"/>
+          <w:bottom w:val="single" w:sz="4" w:space="0" w:color="auto"/>
+          <w:right w:val="single" w:sz="4" w:space="0" w:color="auto"/>
+          <w:insideH w:val="single" w:sz="4" w:space="0" w:color="auto"/>
+          <w:insideV w:val="single" w:sz="4" w:space="0" w:color="auto"/>
+        </w:tblBorders>
+        <w:tblLook w:val="04A0" w:firstRow="1" w:lastRow="0" w:firstColumn="1" w:lastColumn="0" w:noHBand="0" w:noVBand="1"/>
+      </w:tblPr>
+      <w:tblGrid>
+        <w:gridCol w:w="2268"/>
+        <w:gridCol w:w="4536"/>
+      </w:tblGrid>
+      <w:tr>
+        <w:tc>
+          <w:tcPr>
+            <w:tcW w:w="2268" w:type="dxa"/>
+          </w:tcPr>
+          <w:p>
+            <w:pPr>
+              <w:pStyle w:val="p1a"/>
+              <w:rPr>
+                <w:lang w:val="pt-BR"/>
+              </w:rPr>
+            </w:pPr>
+            <w:r>
+              <w:rPr>
+                <w:lang w:val="pt-BR"/>
+              </w:rPr>
+              <w:t>Descrição</w:t>
+            </w:r>
+          </w:p>
+        </w:tc>
+        <w:tc>
+          <w:tcPr>
+            <w:tcW w:w="4536" w:type="dxa"/>
+          </w:tcPr>
+          <w:p>
+            <w:pPr>
+              <w:pStyle w:val="p1a"/>
+              <w:rPr>
+                <w:lang w:val="pt-BR"/>
+              </w:rPr>
+            </w:pPr>
+            <w:r>
+              <w:rPr>
+                <w:lang w:val="pt-BR"/>
+              </w:rPr>
+              <w:t>Regist</w:t>
+            </w:r>
+            <w:r>
+              <w:rPr>
+                <w:lang w:val="pt-BR"/>
+              </w:rPr>
+              <w:t>a um local visitado numa viagem</w:t>
+            </w:r>
+          </w:p>
+        </w:tc>
+      </w:tr>
+      <w:tr>
+        <w:tc>
+          <w:tcPr>
+            <w:tcW w:w="2268" w:type="dxa"/>
+          </w:tcPr>
+          <w:p>
+            <w:pPr>
+              <w:pStyle w:val="p1a"/>
+              <w:rPr>
+                <w:lang w:val="pt-BR"/>
+              </w:rPr>
+            </w:pPr>
+            <w:r>
+              <w:rPr>
+                <w:lang w:val="pt-BR"/>
+              </w:rPr>
+              <w:t>Pré-condição</w:t>
+            </w:r>
+          </w:p>
+        </w:tc>
+        <w:tc>
+          <w:tcPr>
+            <w:tcW w:w="4536" w:type="dxa"/>
+          </w:tcPr>
+          <w:p>
+            <w:pPr>
+              <w:pStyle w:val="p1a"/>
+              <w:rPr>
+                <w:lang w:val="pt-BR"/>
+              </w:rPr>
+            </w:pPr>
+            <w:r>
+              <w:rPr>
+                <w:lang w:val="pt-BR"/>
+              </w:rPr>
+              <w:t>Há uma viagem aberta</w:t>
+            </w:r>
+            <w:r>
+              <w:rPr>
+                <w:lang w:val="pt-BR"/>
+              </w:rPr>
+              <w:t xml:space="preserve"> e existe permissão de localização</w:t>
+            </w:r>
+          </w:p>
+        </w:tc>
+      </w:tr>
+      <w:tr>
+        <w:tc>
+          <w:tcPr>
+            <w:tcW w:w="2268" w:type="dxa"/>
+          </w:tcPr>
+          <w:p>
+            <w:pPr>
+              <w:pStyle w:val="p1a"/>
+              <w:rPr>
+                <w:lang w:val="pt-BR"/>
+              </w:rPr>
+            </w:pPr>
+            <w:r>
+              <w:rPr>
+                <w:lang w:val="pt-BR"/>
+              </w:rPr>
+              <w:t>Pós-condição</w:t>
+            </w:r>
+          </w:p>
+        </w:tc>
+        <w:tc>
+          <w:tcPr>
+            <w:tcW w:w="4536" w:type="dxa"/>
+          </w:tcPr>
+          <w:p>
+            <w:pPr>
+              <w:pStyle w:val="p1a"/>
+              <w:rPr>
+                <w:lang w:val="pt-BR"/>
+              </w:rPr>
+            </w:pPr>
+            <w:r>
+              <w:rPr>
+                <w:lang w:val="pt-BR"/>
+              </w:rPr>
+              <w:t>O local fica guardado com</w:t>
+            </w:r>
+            <w:r>
+              <w:rPr>
+                <w:lang w:val="pt-BR"/>
+              </w:rPr>
+              <w:t xml:space="preserve"> categoria, avaliação e</w:t>
+            </w:r>
+            <w:r>
+              <w:rPr>
+                <w:lang w:val="pt-BR"/>
+              </w:rPr>
+              <w:t xml:space="preserve"> morada</w:t>
+            </w:r>
+          </w:p>
+        </w:tc>
+      </w:tr>
+      <w:tr>
+        <w:tc>
+          <w:tcPr>
+            <w:tcW w:w="2268" w:type="dxa"/>
+          </w:tcPr>
+          <w:p>
+            <w:pPr>
+              <w:pStyle w:val="p1a"/>
+              <w:rPr>
+                <w:lang w:val="pt-BR"/>
+              </w:rPr>
+            </w:pPr>
+            <w:r>
+              <w:rPr>
+                <w:lang w:val="pt-BR"/>
+              </w:rPr>
+              <w:t>Caminho principal</w:t>
+            </w:r>
+          </w:p>
+        </w:tc>
+        <w:tc>
+          <w:tcPr>
+            <w:tcW w:w="4536" w:type="dxa"/>
+          </w:tcPr>
+          <w:p>
+            <w:pPr>
+              <w:pStyle w:val="PargrafodaLista"/>
+              <w:numPr>
+                <w:ilvl w:val="0"/>
+                <w:numId w:val="22"/>
+              </w:numPr>
+              <w:rPr>
+                <w:lang w:val="pt-BR"/>
+              </w:rPr>
+            </w:pPr>
+            <w:r>
+              <w:rPr>
+                <w:lang w:val="pt-BR"/>
+              </w:rPr>
+              <w:t xml:space="preserve">O </w:t>
+            </w:r>
+            <w:r>
+              <w:rPr>
+                <w:lang w:val="pt-BR"/>
+              </w:rPr>
+              <w:t>utilizador seleciona a opção</w:t>
+            </w:r>
+            <w:r>
+              <w:rPr>
+                <w:lang w:val="pt-BR"/>
+              </w:rPr>
+              <w:t xml:space="preserve"> “Novo L</w:t>
+            </w:r>
+            <w:r>
+              <w:rPr>
+                <w:lang w:val="pt-BR"/>
+              </w:rPr>
+              <w:t>ocal”</w:t>
+            </w:r>
+            <w:r>
+              <w:rPr>
+                <w:lang w:val="pt-BR"/>
+              </w:rPr>
+              <w:t>;</w:t>
+            </w:r>
+          </w:p>
+          <w:p>
+            <w:pPr>
+              <w:pStyle w:val="PargrafodaLista"/>
+              <w:numPr>
+                <w:ilvl w:val="0"/>
+                <w:numId w:val="22"/>
+              </w:numPr>
+              <w:rPr>
+                <w:lang w:val="pt-BR"/>
+              </w:rPr>
+            </w:pPr>
+            <w:r>
+              <w:rPr>
+                <w:lang w:val="pt-BR"/>
+              </w:rPr>
+              <w:t xml:space="preserve">O utilizador introduz o </w:t>
+            </w:r>
+            <w:proofErr w:type="spellStart"/>
+            <w:r>
+              <w:rPr>
+                <w:lang w:val="pt-BR"/>
+              </w:rPr>
+              <w:t>email</w:t>
+            </w:r>
+            <w:proofErr w:type="spellEnd"/>
+            <w:r>
+              <w:rPr>
+                <w:lang w:val="pt-BR"/>
+              </w:rPr>
+              <w:t xml:space="preserve"> do convidado;</w:t>
+            </w:r>
+          </w:p>
+          <w:p>
+            <w:pPr>
+              <w:pStyle w:val="PargrafodaLista"/>
+              <w:numPr>
+                <w:ilvl w:val="0"/>
+                <w:numId w:val="22"/>
+              </w:numPr>
+              <w:rPr>
+                <w:lang w:val="pt-BR"/>
+              </w:rPr>
+            </w:pPr>
+            <w:r>
+              <w:rPr>
+                <w:lang w:val="pt-BR"/>
+              </w:rPr>
+              <w:t xml:space="preserve">O sistema pede </w:t>
+            </w:r>
+            <w:r>
+              <w:rPr>
+                <w:lang w:val="pt-BR"/>
+              </w:rPr>
+              <w:t xml:space="preserve">permissão para aceder </w:t>
+            </w:r>
+            <w:r>
+              <w:rPr>
+                <w:lang w:val="pt-BR"/>
+              </w:rPr>
+              <w:t>a</w:t>
+            </w:r>
+            <w:r>
+              <w:rPr>
+                <w:lang w:val="pt-BR"/>
+              </w:rPr>
+              <w:t xml:space="preserve"> localização</w:t>
+            </w:r>
+            <w:r>
+              <w:rPr>
+                <w:lang w:val="pt-BR"/>
+              </w:rPr>
+              <w:t xml:space="preserve"> do utilizador</w:t>
+            </w:r>
+            <w:r>
+              <w:rPr>
+                <w:lang w:val="pt-BR"/>
+              </w:rPr>
+              <w:t>;</w:t>
+            </w:r>
+          </w:p>
+          <w:p>
+            <w:pPr>
+              <w:pStyle w:val="PargrafodaLista"/>
+              <w:numPr>
+                <w:ilvl w:val="0"/>
+                <w:numId w:val="22"/>
+              </w:numPr>
+              <w:rPr>
+                <w:lang w:val="pt-BR"/>
+              </w:rPr>
+            </w:pPr>
+            <w:r>
+              <w:rPr>
+                <w:lang w:val="pt-BR"/>
+              </w:rPr>
+              <w:t>O sistema obtém a morada</w:t>
+            </w:r>
+            <w:r>
+              <w:rPr>
+                <w:lang w:val="pt-BR"/>
+              </w:rPr>
+              <w:t>;</w:t>
+            </w:r>
+          </w:p>
+          <w:p>
+            <w:pPr>
+              <w:pStyle w:val="PargrafodaLista"/>
+              <w:numPr>
+                <w:ilvl w:val="0"/>
+                <w:numId w:val="22"/>
+              </w:numPr>
+              <w:rPr>
+                <w:lang w:val="pt-BR"/>
+              </w:rPr>
+            </w:pPr>
+            <w:r>
+              <w:rPr>
+                <w:lang w:val="pt-BR"/>
+              </w:rPr>
+              <w:t>O utilizador escolhe o nome, a categoria e a avaliação</w:t>
+            </w:r>
+            <w:r>
+              <w:rPr>
+                <w:lang w:val="pt-BR"/>
+              </w:rPr>
+              <w:t>;</w:t>
+            </w:r>
+          </w:p>
+          <w:p>
+            <w:pPr>
+              <w:pStyle w:val="PargrafodaLista"/>
+              <w:numPr>
+                <w:ilvl w:val="0"/>
+                <w:numId w:val="22"/>
+              </w:numPr>
+              <w:rPr>
+                <w:lang w:val="pt-BR"/>
+              </w:rPr>
+            </w:pPr>
+            <w:r>
+              <w:rPr>
+                <w:lang w:val="pt-BR"/>
+              </w:rPr>
+              <w:t>O sistema cria o local.</w:t>
+            </w:r>
+            <w:bookmarkStart w:id="0" w:name="_GoBack"/>
+            <w:bookmarkEnd w:id="0"/>
+          </w:p>
+        </w:tc>
+      </w:tr>
+    </w:tbl>
+    <w:p>
+      <w:pPr>
+        <w:spacing w:after="160" w:line="259" w:lineRule="auto"/>
+        <w:ind w:firstLine="0"/>
+        <w:jc w:val="left"/>
+        <w:rPr>
           <w:lang w:val="pt-BR"/>
         </w:rPr>
       </w:pPr>
     </w:p>
     <w:p>
       <w:pPr>
-        <w:rPr>
-          <w:lang w:val="pt-BR"/>
-        </w:rPr>
-      </w:pPr>
-      <w:r>
+        <w:pStyle w:val="Legenda"/>
+        <w:jc w:val="center"/>
+        <w:rPr>
+          <w:b w:val="0"/>
+          <w:lang w:val="pt-BR"/>
+        </w:rPr>
+      </w:pPr>
+      <w:proofErr w:type="spellStart"/>
+      <w:r>
+        <w:rPr>
+          <w:b w:val="0"/>
+          <w:lang w:val="pt-BR"/>
+        </w:rPr>
+        <w:t>UC</w:t>
+      </w:r>
+      <w:proofErr w:type="spellEnd"/>
+      <w:r>
+        <w:rPr>
+          <w:b w:val="0"/>
+          <w:lang w:val="pt-BR"/>
+        </w:rPr>
+        <w:t xml:space="preserve"> 9</w:t>
+      </w:r>
+      <w:r>
+        <w:rPr>
+          <w:b w:val="0"/>
+          <w:lang w:val="pt-BR"/>
+        </w:rPr>
+        <w:t xml:space="preserve">. </w:t>
+      </w:r>
+      <w:r>
+        <w:rPr>
+          <w:b w:val="0"/>
+          <w:lang w:val="pt-BR"/>
+        </w:rPr>
+        <w:t>Tirar e Enviar Fotografia</w:t>
+      </w:r>
+    </w:p>
+    <w:tbl>
+      <w:tblPr>
+        <w:tblW w:w="0" w:type="auto"/>
+        <w:tblBorders>
+          <w:top w:val="single" w:sz="4" w:space="0" w:color="auto"/>
+          <w:left w:val="single" w:sz="4" w:space="0" w:color="auto"/>
+          <w:bottom w:val="single" w:sz="4" w:space="0" w:color="auto"/>
+          <w:right w:val="single" w:sz="4" w:space="0" w:color="auto"/>
+          <w:insideH w:val="single" w:sz="4" w:space="0" w:color="auto"/>
+          <w:insideV w:val="single" w:sz="4" w:space="0" w:color="auto"/>
+        </w:tblBorders>
+        <w:tblLook w:val="04A0" w:firstRow="1" w:lastRow="0" w:firstColumn="1" w:lastColumn="0" w:noHBand="0" w:noVBand="1"/>
+      </w:tblPr>
+      <w:tblGrid>
+        <w:gridCol w:w="2268"/>
+        <w:gridCol w:w="4536"/>
+      </w:tblGrid>
+      <w:tr>
+        <w:tc>
+          <w:tcPr>
+            <w:tcW w:w="2268" w:type="dxa"/>
+          </w:tcPr>
+          <w:p>
+            <w:pPr>
+              <w:pStyle w:val="p1a"/>
+              <w:rPr>
+                <w:lang w:val="pt-BR"/>
+              </w:rPr>
+            </w:pPr>
+            <w:r>
+              <w:rPr>
+                <w:lang w:val="pt-BR"/>
+              </w:rPr>
+              <w:t>Descrição</w:t>
+            </w:r>
+          </w:p>
+        </w:tc>
+        <w:tc>
+          <w:tcPr>
+            <w:tcW w:w="4536" w:type="dxa"/>
+          </w:tcPr>
+          <w:p>
+            <w:pPr>
+              <w:pStyle w:val="p1a"/>
+              <w:rPr>
+                <w:lang w:val="pt-BR"/>
+              </w:rPr>
+            </w:pPr>
+            <w:r>
+              <w:rPr>
+                <w:lang w:val="pt-BR"/>
+              </w:rPr>
+              <w:t>Associa uma fotografia tirada com a câma</w:t>
+            </w:r>
+            <w:r>
+              <w:rPr>
+                <w:lang w:val="pt-BR"/>
+              </w:rPr>
+              <w:t>ra a um local</w:t>
+            </w:r>
+          </w:p>
+        </w:tc>
+      </w:tr>
+      <w:tr>
+        <w:tc>
+          <w:tcPr>
+            <w:tcW w:w="2268" w:type="dxa"/>
+          </w:tcPr>
+          <w:p>
+            <w:pPr>
+              <w:pStyle w:val="p1a"/>
+              <w:rPr>
+                <w:lang w:val="pt-BR"/>
+              </w:rPr>
+            </w:pPr>
+            <w:r>
+              <w:rPr>
+                <w:lang w:val="pt-BR"/>
+              </w:rPr>
+              <w:t>Pré-condição</w:t>
+            </w:r>
+          </w:p>
+        </w:tc>
+        <w:tc>
+          <w:tcPr>
+            <w:tcW w:w="4536" w:type="dxa"/>
+          </w:tcPr>
+          <w:p>
+            <w:pPr>
+              <w:pStyle w:val="p1a"/>
+              <w:rPr>
+                <w:lang w:val="pt-BR"/>
+              </w:rPr>
+            </w:pPr>
+            <w:r>
+              <w:rPr>
+                <w:lang w:val="pt-BR"/>
+              </w:rPr>
+              <w:t xml:space="preserve">O local </w:t>
+            </w:r>
+            <w:r>
+              <w:rPr>
+                <w:lang w:val="pt-BR"/>
+              </w:rPr>
+              <w:t xml:space="preserve">está criado e existe permissão para </w:t>
+            </w:r>
+            <w:r>
+              <w:rPr>
+                <w:lang w:val="pt-BR"/>
+              </w:rPr>
+              <w:t>utilizar</w:t>
+            </w:r>
+            <w:r>
+              <w:rPr>
+                <w:lang w:val="pt-BR"/>
+              </w:rPr>
+              <w:t xml:space="preserve"> a câmara</w:t>
+            </w:r>
+          </w:p>
+        </w:tc>
+      </w:tr>
+      <w:tr>
+        <w:tc>
+          <w:tcPr>
+            <w:tcW w:w="2268" w:type="dxa"/>
+          </w:tcPr>
+          <w:p>
+            <w:pPr>
+              <w:pStyle w:val="p1a"/>
+              <w:rPr>
+                <w:lang w:val="pt-BR"/>
+              </w:rPr>
+            </w:pPr>
+            <w:r>
+              <w:rPr>
+                <w:lang w:val="pt-BR"/>
+              </w:rPr>
+              <w:t>Pós-condição</w:t>
+            </w:r>
+          </w:p>
+        </w:tc>
+        <w:tc>
+          <w:tcPr>
+            <w:tcW w:w="4536" w:type="dxa"/>
+          </w:tcPr>
+          <w:p>
+            <w:pPr>
+              <w:pStyle w:val="p1a"/>
+              <w:rPr>
+                <w:lang w:val="pt-BR"/>
+              </w:rPr>
+            </w:pPr>
+            <w:r>
+              <w:rPr>
+                <w:lang w:val="pt-BR"/>
+              </w:rPr>
+              <w:t>A fotografia fica guardada naquele local</w:t>
+            </w:r>
+          </w:p>
+        </w:tc>
+      </w:tr>
+      <w:tr>
+        <w:tc>
+          <w:tcPr>
+            <w:tcW w:w="2268" w:type="dxa"/>
+          </w:tcPr>
+          <w:p>
+            <w:pPr>
+              <w:pStyle w:val="p1a"/>
+              <w:rPr>
+                <w:lang w:val="pt-BR"/>
+              </w:rPr>
+            </w:pPr>
+            <w:r>
+              <w:rPr>
+                <w:lang w:val="pt-BR"/>
+              </w:rPr>
+              <w:t>Caminho principal</w:t>
+            </w:r>
+          </w:p>
+        </w:tc>
+        <w:tc>
+          <w:tcPr>
+            <w:tcW w:w="4536" w:type="dxa"/>
+          </w:tcPr>
+          <w:p>
+            <w:pPr>
+              <w:pStyle w:val="PargrafodaLista"/>
+              <w:numPr>
+                <w:ilvl w:val="0"/>
+                <w:numId w:val="23"/>
+              </w:numPr>
+              <w:rPr>
+                <w:lang w:val="pt-BR"/>
+              </w:rPr>
+            </w:pPr>
+            <w:r>
+              <w:rPr>
+                <w:lang w:val="pt-BR"/>
+              </w:rPr>
+              <w:t xml:space="preserve">O utilizador </w:t>
+            </w:r>
+            <w:r>
+              <w:rPr>
+                <w:lang w:val="pt-BR"/>
+              </w:rPr>
+              <w:t>seleciona a opção “Tirar Fotografia”</w:t>
+            </w:r>
+            <w:r>
+              <w:rPr>
+                <w:lang w:val="pt-BR"/>
+              </w:rPr>
+              <w:t>;</w:t>
+            </w:r>
+          </w:p>
+          <w:p>
+            <w:pPr>
+              <w:pStyle w:val="PargrafodaLista"/>
+              <w:numPr>
+                <w:ilvl w:val="0"/>
+                <w:numId w:val="23"/>
+              </w:numPr>
+              <w:rPr>
+                <w:lang w:val="pt-BR"/>
+              </w:rPr>
+            </w:pPr>
+            <w:r>
+              <w:rPr>
+                <w:lang w:val="pt-BR"/>
+              </w:rPr>
+              <w:t xml:space="preserve">O sistema abre a </w:t>
+            </w:r>
+            <w:proofErr w:type="spellStart"/>
+            <w:r>
+              <w:rPr>
+                <w:lang w:val="pt-BR"/>
+              </w:rPr>
+              <w:t>App</w:t>
+            </w:r>
+            <w:proofErr w:type="spellEnd"/>
+            <w:r>
+              <w:rPr>
+                <w:lang w:val="pt-BR"/>
+              </w:rPr>
+              <w:t xml:space="preserve"> da Câmera</w:t>
+            </w:r>
+            <w:r>
+              <w:rPr>
+                <w:lang w:val="pt-BR"/>
+              </w:rPr>
+              <w:t>;</w:t>
+            </w:r>
+          </w:p>
+          <w:p>
+            <w:pPr>
+              <w:pStyle w:val="PargrafodaLista"/>
+              <w:numPr>
+                <w:ilvl w:val="0"/>
+                <w:numId w:val="23"/>
+              </w:numPr>
+              <w:rPr>
+                <w:lang w:val="pt-BR"/>
+              </w:rPr>
+            </w:pPr>
+            <w:r>
+              <w:rPr>
+                <w:lang w:val="pt-BR"/>
+              </w:rPr>
+              <w:t>O utilizador tira a fotografia;</w:t>
+            </w:r>
+          </w:p>
+          <w:p>
+            <w:pPr>
+              <w:pStyle w:val="PargrafodaLista"/>
+              <w:numPr>
+                <w:ilvl w:val="0"/>
+                <w:numId w:val="23"/>
+              </w:numPr>
+              <w:rPr>
+                <w:lang w:val="pt-BR"/>
+              </w:rPr>
+            </w:pPr>
+            <w:r>
+              <w:rPr>
+                <w:lang w:val="pt-BR"/>
+              </w:rPr>
+              <w:t>A fotografia fica guardada.</w:t>
+            </w:r>
+          </w:p>
+        </w:tc>
+      </w:tr>
+    </w:tbl>
+    <w:p>
+      <w:pPr>
+        <w:spacing w:after="160" w:line="259" w:lineRule="auto"/>
+        <w:ind w:firstLine="0"/>
+        <w:jc w:val="left"/>
+        <w:rPr>
+          <w:lang w:val="pt-BR"/>
+        </w:rPr>
+      </w:pPr>
+    </w:p>
+    <w:p>
+      <w:pPr>
+        <w:pStyle w:val="Legenda"/>
+        <w:jc w:val="center"/>
+        <w:rPr>
+          <w:b w:val="0"/>
+          <w:lang w:val="pt-BR"/>
+        </w:rPr>
+      </w:pPr>
+      <w:proofErr w:type="spellStart"/>
+      <w:r>
+        <w:rPr>
+          <w:b w:val="0"/>
+          <w:lang w:val="pt-BR"/>
+        </w:rPr>
+        <w:t>UC</w:t>
+      </w:r>
+      <w:proofErr w:type="spellEnd"/>
+      <w:r>
+        <w:rPr>
+          <w:b w:val="0"/>
+          <w:lang w:val="pt-BR"/>
+        </w:rPr>
+        <w:t xml:space="preserve"> 10</w:t>
+      </w:r>
+      <w:r>
+        <w:rPr>
+          <w:b w:val="0"/>
+          <w:lang w:val="pt-BR"/>
+        </w:rPr>
+        <w:t xml:space="preserve">. </w:t>
+      </w:r>
+      <w:r>
+        <w:rPr>
+          <w:b w:val="0"/>
+          <w:lang w:val="pt-BR"/>
+        </w:rPr>
+        <w:t>Avaliar Local</w:t>
+      </w:r>
+    </w:p>
+    <w:tbl>
+      <w:tblPr>
+        <w:tblW w:w="0" w:type="auto"/>
+        <w:tblBorders>
+          <w:top w:val="single" w:sz="4" w:space="0" w:color="auto"/>
+          <w:left w:val="single" w:sz="4" w:space="0" w:color="auto"/>
+          <w:bottom w:val="single" w:sz="4" w:space="0" w:color="auto"/>
+          <w:right w:val="single" w:sz="4" w:space="0" w:color="auto"/>
+          <w:insideH w:val="single" w:sz="4" w:space="0" w:color="auto"/>
+          <w:insideV w:val="single" w:sz="4" w:space="0" w:color="auto"/>
+        </w:tblBorders>
+        <w:tblLook w:val="04A0" w:firstRow="1" w:lastRow="0" w:firstColumn="1" w:lastColumn="0" w:noHBand="0" w:noVBand="1"/>
+      </w:tblPr>
+      <w:tblGrid>
+        <w:gridCol w:w="2268"/>
+        <w:gridCol w:w="4536"/>
+      </w:tblGrid>
+      <w:tr>
+        <w:tc>
+          <w:tcPr>
+            <w:tcW w:w="2268" w:type="dxa"/>
+          </w:tcPr>
+          <w:p>
+            <w:pPr>
+              <w:pStyle w:val="p1a"/>
+              <w:rPr>
+                <w:lang w:val="pt-BR"/>
+              </w:rPr>
+            </w:pPr>
+            <w:r>
+              <w:rPr>
+                <w:lang w:val="pt-BR"/>
+              </w:rPr>
+              <w:t>Descrição</w:t>
+            </w:r>
+          </w:p>
+        </w:tc>
+        <w:tc>
+          <w:tcPr>
+            <w:tcW w:w="4536" w:type="dxa"/>
+          </w:tcPr>
+          <w:p>
+            <w:pPr>
+              <w:pStyle w:val="p1a"/>
+              <w:rPr>
+                <w:lang w:val="pt-BR"/>
+              </w:rPr>
+            </w:pPr>
+            <w:r>
+              <w:rPr>
+                <w:lang w:val="pt-BR"/>
+              </w:rPr>
+              <w:t xml:space="preserve">Acrescenta </w:t>
+            </w:r>
+            <w:r>
+              <w:rPr>
+                <w:lang w:val="pt-BR"/>
+              </w:rPr>
+              <w:t xml:space="preserve">uma </w:t>
+            </w:r>
+            <w:r>
+              <w:rPr>
+                <w:lang w:val="pt-BR"/>
+              </w:rPr>
+              <w:t>avaliação (1 a 5) a um loc</w:t>
+            </w:r>
+            <w:r>
+              <w:rPr>
+                <w:lang w:val="pt-BR"/>
+              </w:rPr>
+              <w:t>al</w:t>
+            </w:r>
+          </w:p>
+        </w:tc>
+      </w:tr>
+      <w:tr>
+        <w:tc>
+          <w:tcPr>
+            <w:tcW w:w="2268" w:type="dxa"/>
+          </w:tcPr>
+          <w:p>
+            <w:pPr>
+              <w:pStyle w:val="p1a"/>
+              <w:rPr>
+                <w:lang w:val="pt-BR"/>
+              </w:rPr>
+            </w:pPr>
+            <w:r>
+              <w:rPr>
+                <w:lang w:val="pt-BR"/>
+              </w:rPr>
+              <w:t>Pré-condição</w:t>
+            </w:r>
+          </w:p>
+        </w:tc>
+        <w:tc>
+          <w:tcPr>
+            <w:tcW w:w="4536" w:type="dxa"/>
+          </w:tcPr>
+          <w:p>
+            <w:pPr>
+              <w:pStyle w:val="p1a"/>
+              <w:rPr>
+                <w:lang w:val="pt-BR"/>
+              </w:rPr>
+            </w:pPr>
+            <w:r>
+              <w:rPr>
+                <w:lang w:val="pt-BR"/>
+              </w:rPr>
+              <w:t>O local existe</w:t>
+            </w:r>
+          </w:p>
+        </w:tc>
+      </w:tr>
+      <w:tr>
+        <w:tc>
+          <w:tcPr>
+            <w:tcW w:w="2268" w:type="dxa"/>
+          </w:tcPr>
+          <w:p>
+            <w:pPr>
+              <w:pStyle w:val="p1a"/>
+              <w:rPr>
+                <w:lang w:val="pt-BR"/>
+              </w:rPr>
+            </w:pPr>
+            <w:r>
+              <w:rPr>
+                <w:lang w:val="pt-BR"/>
+              </w:rPr>
+              <w:t>Pós-condição</w:t>
+            </w:r>
+          </w:p>
+        </w:tc>
+        <w:tc>
+          <w:tcPr>
+            <w:tcW w:w="4536" w:type="dxa"/>
+          </w:tcPr>
+          <w:p>
+            <w:pPr>
+              <w:pStyle w:val="p1a"/>
+              <w:rPr>
+                <w:lang w:val="pt-BR"/>
+              </w:rPr>
+            </w:pPr>
+            <w:r>
+              <w:rPr>
+                <w:lang w:val="pt-BR"/>
+              </w:rPr>
+              <w:t xml:space="preserve">A </w:t>
+            </w:r>
+            <w:r>
+              <w:rPr>
+                <w:lang w:val="pt-BR"/>
+              </w:rPr>
+              <w:t>avaliação fica guardada</w:t>
+            </w:r>
+          </w:p>
+        </w:tc>
+      </w:tr>
+      <w:tr>
+        <w:tc>
+          <w:tcPr>
+            <w:tcW w:w="2268" w:type="dxa"/>
+          </w:tcPr>
+          <w:p>
+            <w:pPr>
+              <w:pStyle w:val="p1a"/>
+              <w:rPr>
+                <w:lang w:val="pt-BR"/>
+              </w:rPr>
+            </w:pPr>
+            <w:r>
+              <w:rPr>
+                <w:lang w:val="pt-BR"/>
+              </w:rPr>
+              <w:t>Caminho principal</w:t>
+            </w:r>
+          </w:p>
+        </w:tc>
+        <w:tc>
+          <w:tcPr>
+            <w:tcW w:w="4536" w:type="dxa"/>
+          </w:tcPr>
+          <w:p>
+            <w:pPr>
+              <w:pStyle w:val="PargrafodaLista"/>
+              <w:numPr>
+                <w:ilvl w:val="0"/>
+                <w:numId w:val="24"/>
+              </w:numPr>
+              <w:rPr>
+                <w:lang w:val="pt-BR"/>
+              </w:rPr>
+            </w:pPr>
+            <w:r>
+              <w:rPr>
+                <w:lang w:val="pt-BR"/>
+              </w:rPr>
+              <w:t>O utilizador abre o</w:t>
+            </w:r>
+            <w:r>
+              <w:rPr>
+                <w:lang w:val="pt-BR"/>
+              </w:rPr>
+              <w:t>s</w:t>
+            </w:r>
+            <w:r>
+              <w:rPr>
+                <w:lang w:val="pt-BR"/>
+              </w:rPr>
+              <w:t xml:space="preserve"> detalhe</w:t>
+            </w:r>
+            <w:r>
+              <w:rPr>
+                <w:lang w:val="pt-BR"/>
+              </w:rPr>
+              <w:t>s de um</w:t>
+            </w:r>
+            <w:r>
+              <w:rPr>
+                <w:lang w:val="pt-BR"/>
+              </w:rPr>
+              <w:t xml:space="preserve"> local;</w:t>
+            </w:r>
+          </w:p>
+          <w:p>
+            <w:pPr>
+              <w:pStyle w:val="PargrafodaLista"/>
+              <w:numPr>
+                <w:ilvl w:val="0"/>
+                <w:numId w:val="24"/>
+              </w:numPr>
+              <w:rPr>
+                <w:lang w:val="pt-BR"/>
+              </w:rPr>
+            </w:pPr>
+            <w:r>
+              <w:rPr>
+                <w:lang w:val="pt-BR"/>
+              </w:rPr>
+              <w:t xml:space="preserve">O </w:t>
+            </w:r>
+            <w:r>
+              <w:rPr>
+                <w:lang w:val="pt-BR"/>
+              </w:rPr>
+              <w:t>utilizador</w:t>
+            </w:r>
+            <w:r>
+              <w:rPr>
+                <w:lang w:val="pt-BR"/>
+              </w:rPr>
+              <w:t xml:space="preserve"> ajusta a avaliação;</w:t>
+            </w:r>
+          </w:p>
+          <w:p>
+            <w:pPr>
+              <w:pStyle w:val="PargrafodaLista"/>
+              <w:numPr>
+                <w:ilvl w:val="0"/>
+                <w:numId w:val="24"/>
+              </w:numPr>
+              <w:rPr>
+                <w:lang w:val="pt-BR"/>
+              </w:rPr>
+            </w:pPr>
+            <w:r>
+              <w:rPr>
+                <w:lang w:val="pt-BR"/>
+              </w:rPr>
+              <w:t>O sistema guarda a avaliação.</w:t>
+            </w:r>
+          </w:p>
+        </w:tc>
+      </w:tr>
+    </w:tbl>
+    <w:p>
+      <w:pPr>
+        <w:spacing w:after="160" w:line="259" w:lineRule="auto"/>
+        <w:ind w:firstLine="0"/>
+        <w:jc w:val="left"/>
+        <w:rPr>
+          <w:lang w:val="pt-BR"/>
+        </w:rPr>
+      </w:pPr>
+    </w:p>
+    <w:p>
+      <w:pPr>
+        <w:pStyle w:val="Legenda"/>
+        <w:jc w:val="center"/>
+        <w:rPr>
+          <w:b w:val="0"/>
+          <w:lang w:val="pt-BR"/>
+        </w:rPr>
+      </w:pPr>
+      <w:proofErr w:type="spellStart"/>
+      <w:r>
+        <w:rPr>
+          <w:b w:val="0"/>
+          <w:lang w:val="pt-BR"/>
+        </w:rPr>
+        <w:t>UC</w:t>
+      </w:r>
+      <w:proofErr w:type="spellEnd"/>
+      <w:r>
+        <w:rPr>
+          <w:b w:val="0"/>
+          <w:lang w:val="pt-BR"/>
+        </w:rPr>
+        <w:t xml:space="preserve"> 11</w:t>
+      </w:r>
+      <w:r>
+        <w:rPr>
+          <w:b w:val="0"/>
+          <w:lang w:val="pt-BR"/>
+        </w:rPr>
+        <w:t xml:space="preserve">. </w:t>
+      </w:r>
+      <w:r>
+        <w:rPr>
+          <w:b w:val="0"/>
+          <w:lang w:val="pt-BR"/>
+        </w:rPr>
+        <w:t>Visualizar Mapa de Viagens</w:t>
+      </w:r>
+    </w:p>
+    <w:tbl>
+      <w:tblPr>
+        <w:tblW w:w="0" w:type="auto"/>
+        <w:tblBorders>
+          <w:top w:val="single" w:sz="4" w:space="0" w:color="auto"/>
+          <w:left w:val="single" w:sz="4" w:space="0" w:color="auto"/>
+          <w:bottom w:val="single" w:sz="4" w:space="0" w:color="auto"/>
+          <w:right w:val="single" w:sz="4" w:space="0" w:color="auto"/>
+          <w:insideH w:val="single" w:sz="4" w:space="0" w:color="auto"/>
+          <w:insideV w:val="single" w:sz="4" w:space="0" w:color="auto"/>
+        </w:tblBorders>
+        <w:tblLook w:val="04A0" w:firstRow="1" w:lastRow="0" w:firstColumn="1" w:lastColumn="0" w:noHBand="0" w:noVBand="1"/>
+      </w:tblPr>
+      <w:tblGrid>
+        <w:gridCol w:w="2268"/>
+        <w:gridCol w:w="4536"/>
+      </w:tblGrid>
+      <w:tr>
+        <w:tc>
+          <w:tcPr>
+            <w:tcW w:w="2268" w:type="dxa"/>
+          </w:tcPr>
+          <w:p>
+            <w:pPr>
+              <w:pStyle w:val="p1a"/>
+              <w:rPr>
+                <w:lang w:val="pt-BR"/>
+              </w:rPr>
+            </w:pPr>
+            <w:r>
+              <w:rPr>
+                <w:lang w:val="pt-BR"/>
+              </w:rPr>
+              <w:t>Descrição</w:t>
+            </w:r>
+          </w:p>
+        </w:tc>
+        <w:tc>
+          <w:tcPr>
+            <w:tcW w:w="4536" w:type="dxa"/>
+          </w:tcPr>
+          <w:p>
+            <w:pPr>
+              <w:pStyle w:val="p1a"/>
+              <w:rPr>
+                <w:lang w:val="pt-BR"/>
+              </w:rPr>
+            </w:pPr>
+            <w:r>
+              <w:rPr>
+                <w:lang w:val="pt-BR"/>
+              </w:rPr>
+              <w:t>Apresenta to</w:t>
+            </w:r>
+            <w:r>
+              <w:rPr>
+                <w:lang w:val="pt-BR"/>
+              </w:rPr>
+              <w:t>dos os locais da viagem no mapa</w:t>
+            </w:r>
+          </w:p>
+        </w:tc>
+      </w:tr>
+      <w:tr>
+        <w:tc>
+          <w:tcPr>
+            <w:tcW w:w="2268" w:type="dxa"/>
+          </w:tcPr>
+          <w:p>
+            <w:pPr>
+              <w:pStyle w:val="p1a"/>
+              <w:rPr>
+                <w:lang w:val="pt-BR"/>
+              </w:rPr>
+            </w:pPr>
+            <w:r>
+              <w:rPr>
+                <w:lang w:val="pt-BR"/>
+              </w:rPr>
+              <w:t>Pré-condição</w:t>
+            </w:r>
+          </w:p>
+        </w:tc>
+        <w:tc>
+          <w:tcPr>
+            <w:tcW w:w="4536" w:type="dxa"/>
+          </w:tcPr>
+          <w:p>
+            <w:pPr>
+              <w:pStyle w:val="p1a"/>
+              <w:rPr>
+                <w:lang w:val="pt-BR"/>
+              </w:rPr>
+            </w:pPr>
+            <w:r>
+              <w:rPr>
+                <w:lang w:val="pt-BR"/>
+              </w:rPr>
+              <w:t>A viagem tem, pelo menos, um local</w:t>
+            </w:r>
+          </w:p>
+        </w:tc>
+      </w:tr>
+      <w:tr>
+        <w:tc>
+          <w:tcPr>
+            <w:tcW w:w="2268" w:type="dxa"/>
+          </w:tcPr>
+          <w:p>
+            <w:pPr>
+              <w:pStyle w:val="p1a"/>
+              <w:rPr>
+                <w:lang w:val="pt-BR"/>
+              </w:rPr>
+            </w:pPr>
+            <w:r>
+              <w:rPr>
+                <w:lang w:val="pt-BR"/>
+              </w:rPr>
+              <w:t>Pós-condição</w:t>
+            </w:r>
+          </w:p>
+        </w:tc>
+        <w:tc>
+          <w:tcPr>
+            <w:tcW w:w="4536" w:type="dxa"/>
+          </w:tcPr>
+          <w:p>
+            <w:pPr>
+              <w:pStyle w:val="p1a"/>
+              <w:rPr>
+                <w:lang w:val="pt-BR"/>
+              </w:rPr>
+            </w:pPr>
+            <w:r>
+              <w:rPr>
+                <w:lang w:val="pt-BR"/>
+              </w:rPr>
+              <w:t>O mapa é apresentado com um marcador por local</w:t>
+            </w:r>
+          </w:p>
+        </w:tc>
+      </w:tr>
+      <w:tr>
+        <w:tc>
+          <w:tcPr>
+            <w:tcW w:w="2268" w:type="dxa"/>
+          </w:tcPr>
+          <w:p>
+            <w:pPr>
+              <w:pStyle w:val="p1a"/>
+              <w:rPr>
+                <w:lang w:val="pt-BR"/>
+              </w:rPr>
+            </w:pPr>
+            <w:r>
+              <w:rPr>
+                <w:lang w:val="pt-BR"/>
+              </w:rPr>
+              <w:t>Caminho principal</w:t>
+            </w:r>
+          </w:p>
+        </w:tc>
+        <w:tc>
+          <w:tcPr>
+            <w:tcW w:w="4536" w:type="dxa"/>
+          </w:tcPr>
+          <w:p>
+            <w:pPr>
+              <w:pStyle w:val="PargrafodaLista"/>
+              <w:numPr>
+                <w:ilvl w:val="0"/>
+                <w:numId w:val="25"/>
+              </w:numPr>
+              <w:rPr>
+                <w:lang w:val="pt-BR"/>
+              </w:rPr>
+            </w:pPr>
+            <w:r>
+              <w:rPr>
+                <w:lang w:val="pt-BR"/>
+              </w:rPr>
+              <w:t>O uti</w:t>
+            </w:r>
+            <w:r>
+              <w:rPr>
+                <w:lang w:val="pt-BR"/>
+              </w:rPr>
+              <w:t>lizador abre o separador “Mapa”</w:t>
+            </w:r>
+            <w:r>
+              <w:rPr>
+                <w:lang w:val="pt-BR"/>
+              </w:rPr>
+              <w:t>;</w:t>
+            </w:r>
+          </w:p>
+          <w:p>
+            <w:pPr>
+              <w:pStyle w:val="PargrafodaLista"/>
+              <w:numPr>
+                <w:ilvl w:val="0"/>
+                <w:numId w:val="25"/>
+              </w:numPr>
+              <w:rPr>
+                <w:lang w:val="pt-BR"/>
+              </w:rPr>
+            </w:pPr>
+            <w:r>
+              <w:rPr>
+                <w:lang w:val="pt-BR"/>
+              </w:rPr>
+              <w:t>O sistema lê os locais e as categorias;</w:t>
+            </w:r>
+          </w:p>
+          <w:p>
+            <w:pPr>
+              <w:pStyle w:val="PargrafodaLista"/>
+              <w:numPr>
+                <w:ilvl w:val="0"/>
+                <w:numId w:val="25"/>
+              </w:numPr>
+              <w:rPr>
+                <w:lang w:val="pt-BR"/>
+              </w:rPr>
+            </w:pPr>
+            <w:r>
+              <w:rPr>
+                <w:lang w:val="pt-BR"/>
+              </w:rPr>
+              <w:t>O sistema desenha um marcador por local, com a cor da categoria</w:t>
+            </w:r>
+            <w:r>
+              <w:rPr>
+                <w:lang w:val="pt-BR"/>
+              </w:rPr>
+              <w:t>;</w:t>
+            </w:r>
+          </w:p>
+          <w:p>
+            <w:pPr>
+              <w:pStyle w:val="PargrafodaLista"/>
+              <w:numPr>
+                <w:ilvl w:val="0"/>
+                <w:numId w:val="25"/>
+              </w:numPr>
+              <w:rPr>
+                <w:lang w:val="pt-BR"/>
+              </w:rPr>
+            </w:pPr>
+            <w:r>
+              <w:rPr>
+                <w:lang w:val="pt-BR"/>
+              </w:rPr>
+              <w:t>O sistema centra o mapa no conjunto dos locais</w:t>
+            </w:r>
+            <w:r>
+              <w:rPr>
+                <w:lang w:val="pt-BR"/>
+              </w:rPr>
+              <w:t>.</w:t>
+            </w:r>
+          </w:p>
+        </w:tc>
+      </w:tr>
+      <w:tr>
+        <w:trPr>
+          <w:trHeight w:val="430"/>
+        </w:trPr>
+        <w:tc>
+          <w:tcPr>
+            <w:tcW w:w="2268" w:type="dxa"/>
+          </w:tcPr>
+          <w:p>
+            <w:pPr>
+              <w:pStyle w:val="p1a"/>
+              <w:rPr>
+                <w:lang w:val="pt-BR"/>
+              </w:rPr>
+            </w:pPr>
+            <w:r>
+              <w:rPr>
+                <w:lang w:val="pt-BR"/>
+              </w:rPr>
+              <w:t>Caminho alternativo</w:t>
+            </w:r>
+          </w:p>
+        </w:tc>
+        <w:tc>
+          <w:tcPr>
+            <w:tcW w:w="4536" w:type="dxa"/>
+          </w:tcPr>
+          <w:p>
+            <w:pPr>
+              <w:pStyle w:val="p1a"/>
+              <w:numPr>
+                <w:ilvl w:val="1"/>
+                <w:numId w:val="26"/>
+              </w:numPr>
+              <w:rPr>
+                <w:lang w:val="pt-BR"/>
+              </w:rPr>
+            </w:pPr>
+            <w:r>
+              <w:rPr>
+                <w:lang w:val="pt-BR"/>
+              </w:rPr>
+              <w:t xml:space="preserve">A viagem não tem locais: é mostrado </w:t>
+            </w:r>
+            <w:r>
+              <w:rPr>
+                <w:lang w:val="pt-BR"/>
+              </w:rPr>
+              <w:t xml:space="preserve">uma mensagem de erro e o mapa </w:t>
+            </w:r>
+            <w:r>
+              <w:rPr>
+                <w:lang w:val="pt-BR"/>
+              </w:rPr>
+              <w:t>vazio.</w:t>
+            </w:r>
+          </w:p>
+          <w:p>
+            <w:pPr>
+              <w:pStyle w:val="p1a"/>
+              <w:numPr>
+                <w:ilvl w:val="1"/>
+                <w:numId w:val="25"/>
+              </w:numPr>
+              <w:rPr>
+                <w:lang w:val="pt-BR"/>
+              </w:rPr>
+            </w:pPr>
+            <w:r>
+              <w:rPr>
+                <w:lang w:val="pt-BR"/>
+              </w:rPr>
+              <w:t>Tocar num marcador abre o detalhe do local.</w:t>
+            </w:r>
+          </w:p>
+        </w:tc>
+      </w:tr>
+    </w:tbl>
+    <w:p>
+      <w:pPr>
+        <w:spacing w:after="160" w:line="259" w:lineRule="auto"/>
+        <w:ind w:firstLine="0"/>
+        <w:jc w:val="left"/>
+        <w:rPr>
+          <w:lang w:val="pt-BR"/>
+        </w:rPr>
+      </w:pPr>
+    </w:p>
+    <w:p>
+      <w:pPr>
+        <w:pStyle w:val="Legenda"/>
+        <w:jc w:val="center"/>
+        <w:rPr>
+          <w:b w:val="0"/>
+          <w:lang w:val="pt-BR"/>
+        </w:rPr>
+      </w:pPr>
+      <w:proofErr w:type="spellStart"/>
+      <w:r>
+        <w:rPr>
+          <w:b w:val="0"/>
+          <w:lang w:val="pt-BR"/>
+        </w:rPr>
+        <w:t>UC</w:t>
+      </w:r>
+      <w:proofErr w:type="spellEnd"/>
+      <w:r>
+        <w:rPr>
+          <w:b w:val="0"/>
+          <w:lang w:val="pt-BR"/>
+        </w:rPr>
+        <w:t xml:space="preserve"> 12</w:t>
+      </w:r>
+      <w:r>
+        <w:rPr>
+          <w:b w:val="0"/>
+          <w:lang w:val="pt-BR"/>
+        </w:rPr>
+        <w:t xml:space="preserve">. </w:t>
+      </w:r>
+      <w:r>
+        <w:rPr>
+          <w:b w:val="0"/>
+          <w:lang w:val="pt-BR"/>
+        </w:rPr>
+        <w:t>Consultar Estatísticas da Viagem</w:t>
+      </w:r>
+    </w:p>
+    <w:tbl>
+      <w:tblPr>
+        <w:tblW w:w="0" w:type="auto"/>
+        <w:tblBorders>
+          <w:top w:val="single" w:sz="4" w:space="0" w:color="auto"/>
+          <w:left w:val="single" w:sz="4" w:space="0" w:color="auto"/>
+          <w:bottom w:val="single" w:sz="4" w:space="0" w:color="auto"/>
+          <w:right w:val="single" w:sz="4" w:space="0" w:color="auto"/>
+          <w:insideH w:val="single" w:sz="4" w:space="0" w:color="auto"/>
+          <w:insideV w:val="single" w:sz="4" w:space="0" w:color="auto"/>
+        </w:tblBorders>
+        <w:tblLook w:val="04A0" w:firstRow="1" w:lastRow="0" w:firstColumn="1" w:lastColumn="0" w:noHBand="0" w:noVBand="1"/>
+      </w:tblPr>
+      <w:tblGrid>
+        <w:gridCol w:w="2268"/>
+        <w:gridCol w:w="4536"/>
+      </w:tblGrid>
+      <w:tr>
+        <w:tc>
+          <w:tcPr>
+            <w:tcW w:w="2268" w:type="dxa"/>
+          </w:tcPr>
+          <w:p>
+            <w:pPr>
+              <w:pStyle w:val="p1a"/>
+              <w:rPr>
+                <w:lang w:val="pt-BR"/>
+              </w:rPr>
+            </w:pPr>
+            <w:r>
+              <w:rPr>
+                <w:lang w:val="pt-BR"/>
+              </w:rPr>
+              <w:t>Descrição</w:t>
+            </w:r>
+          </w:p>
+        </w:tc>
+        <w:tc>
+          <w:tcPr>
+            <w:tcW w:w="4536" w:type="dxa"/>
+          </w:tcPr>
+          <w:p>
+            <w:pPr>
+              <w:pStyle w:val="p1a"/>
+              <w:rPr>
+                <w:lang w:val="pt-BR"/>
+              </w:rPr>
+            </w:pPr>
+            <w:r>
+              <w:rPr>
+                <w:lang w:val="pt-BR"/>
+              </w:rPr>
+              <w:t>Mostra o resumo da viagem</w:t>
+            </w:r>
+          </w:p>
+        </w:tc>
+      </w:tr>
+      <w:tr>
+        <w:tc>
+          <w:tcPr>
+            <w:tcW w:w="2268" w:type="dxa"/>
+          </w:tcPr>
+          <w:p>
+            <w:pPr>
+              <w:pStyle w:val="p1a"/>
+              <w:rPr>
+                <w:lang w:val="pt-BR"/>
+              </w:rPr>
+            </w:pPr>
+            <w:r>
+              <w:rPr>
+                <w:lang w:val="pt-BR"/>
+              </w:rPr>
+              <w:t>Pré-condição</w:t>
+            </w:r>
+          </w:p>
+        </w:tc>
+        <w:tc>
+          <w:tcPr>
+            <w:tcW w:w="4536" w:type="dxa"/>
+          </w:tcPr>
+          <w:p>
+            <w:pPr>
+              <w:pStyle w:val="p1a"/>
+              <w:rPr>
+                <w:lang w:val="pt-BR"/>
+              </w:rPr>
+            </w:pPr>
+            <w:r>
+              <w:rPr>
+                <w:lang w:val="pt-BR"/>
+              </w:rPr>
+              <w:t>A viagem tem locais</w:t>
+            </w:r>
+          </w:p>
+        </w:tc>
+      </w:tr>
+      <w:tr>
+        <w:tc>
+          <w:tcPr>
+            <w:tcW w:w="2268" w:type="dxa"/>
+          </w:tcPr>
+          <w:p>
+            <w:pPr>
+              <w:pStyle w:val="p1a"/>
+              <w:rPr>
+                <w:lang w:val="pt-BR"/>
+              </w:rPr>
+            </w:pPr>
+            <w:r>
+              <w:rPr>
+                <w:lang w:val="pt-BR"/>
+              </w:rPr>
+              <w:t>Pós-condição</w:t>
+            </w:r>
+          </w:p>
+        </w:tc>
+        <w:tc>
+          <w:tcPr>
+            <w:tcW w:w="4536" w:type="dxa"/>
+          </w:tcPr>
+          <w:p>
+            <w:pPr>
+              <w:pStyle w:val="p1a"/>
+              <w:rPr>
+                <w:lang w:val="pt-BR"/>
+              </w:rPr>
+            </w:pPr>
+            <w:r>
+              <w:rPr>
+                <w:lang w:val="pt-BR"/>
+              </w:rPr>
+              <w:t>As estatísticas são apresentadas</w:t>
+            </w:r>
+          </w:p>
+        </w:tc>
+      </w:tr>
+      <w:tr>
+        <w:tc>
+          <w:tcPr>
+            <w:tcW w:w="2268" w:type="dxa"/>
+          </w:tcPr>
+          <w:p>
+            <w:pPr>
+              <w:pStyle w:val="p1a"/>
+              <w:rPr>
+                <w:lang w:val="pt-BR"/>
+              </w:rPr>
+            </w:pPr>
+            <w:r>
+              <w:rPr>
+                <w:lang w:val="pt-BR"/>
+              </w:rPr>
+              <w:t>Caminho principal</w:t>
+            </w:r>
+          </w:p>
+        </w:tc>
+        <w:tc>
+          <w:tcPr>
+            <w:tcW w:w="4536" w:type="dxa"/>
+          </w:tcPr>
+          <w:p>
+            <w:pPr>
+              <w:pStyle w:val="PargrafodaLista"/>
+              <w:numPr>
+                <w:ilvl w:val="0"/>
+                <w:numId w:val="27"/>
+              </w:numPr>
+              <w:rPr>
+                <w:lang w:val="pt-BR"/>
+              </w:rPr>
+            </w:pPr>
+            <w:r>
+              <w:rPr>
+                <w:lang w:val="pt-BR"/>
+              </w:rPr>
+              <w:t xml:space="preserve">O utilizador </w:t>
+            </w:r>
+            <w:r>
+              <w:rPr>
+                <w:lang w:val="pt-BR"/>
+              </w:rPr>
+              <w:t>abre o separador “Estatísticas”;</w:t>
+            </w:r>
+          </w:p>
+          <w:p>
+            <w:pPr>
+              <w:pStyle w:val="PargrafodaLista"/>
+              <w:numPr>
+                <w:ilvl w:val="0"/>
+                <w:numId w:val="27"/>
+              </w:numPr>
+              <w:rPr>
+                <w:lang w:val="pt-BR"/>
+              </w:rPr>
+            </w:pPr>
+            <w:r>
+              <w:rPr>
+                <w:lang w:val="pt-BR"/>
+              </w:rPr>
+              <w:t>O sistema lê os locais e calcula o resumo;</w:t>
+            </w:r>
+          </w:p>
+          <w:p>
+            <w:pPr>
+              <w:pStyle w:val="PargrafodaLista"/>
+              <w:numPr>
+                <w:ilvl w:val="0"/>
+                <w:numId w:val="27"/>
+              </w:numPr>
+              <w:rPr>
+                <w:lang w:val="pt-BR"/>
+              </w:rPr>
+            </w:pPr>
+            <w:r>
+              <w:rPr>
+                <w:lang w:val="pt-BR"/>
+              </w:rPr>
+              <w:t>O sistema m</w:t>
+            </w:r>
+            <w:r>
+              <w:rPr>
+                <w:lang w:val="pt-BR"/>
+              </w:rPr>
+              <w:t>ostra a distância percorrida</w:t>
+            </w:r>
+            <w:r>
+              <w:rPr>
+                <w:lang w:val="pt-BR"/>
+              </w:rPr>
+              <w:t xml:space="preserve">, o total de locais, o número de países e a avaliação </w:t>
+            </w:r>
+            <w:r>
+              <w:rPr>
+                <w:lang w:val="pt-BR"/>
+              </w:rPr>
+              <w:t>media.</w:t>
+            </w:r>
+          </w:p>
+        </w:tc>
+      </w:tr>
+      <w:tr>
+        <w:trPr>
+          <w:trHeight w:val="430"/>
+        </w:trPr>
+        <w:tc>
+          <w:tcPr>
+            <w:tcW w:w="2268" w:type="dxa"/>
+          </w:tcPr>
+          <w:p>
+            <w:pPr>
+              <w:pStyle w:val="p1a"/>
+              <w:rPr>
+                <w:lang w:val="pt-BR"/>
+              </w:rPr>
+            </w:pPr>
+            <w:r>
+              <w:rPr>
+                <w:lang w:val="pt-BR"/>
+              </w:rPr>
+              <w:t>Caminho alternativo</w:t>
+            </w:r>
+          </w:p>
+        </w:tc>
+        <w:tc>
+          <w:tcPr>
+            <w:tcW w:w="4536" w:type="dxa"/>
+          </w:tcPr>
+          <w:p>
+            <w:pPr>
+              <w:pStyle w:val="p1a"/>
+              <w:numPr>
+                <w:ilvl w:val="1"/>
+                <w:numId w:val="17"/>
+              </w:numPr>
+              <w:rPr>
+                <w:lang w:val="pt-BR"/>
+              </w:rPr>
+            </w:pPr>
+            <w:r>
+              <w:rPr>
+                <w:lang w:val="pt-BR"/>
+              </w:rPr>
+              <w:t xml:space="preserve">A viagem não tem locais: </w:t>
+            </w:r>
+            <w:r>
+              <w:rPr>
+                <w:lang w:val="pt-BR"/>
+              </w:rPr>
+              <w:t>aparece uma mensagem de erro.</w:t>
+            </w:r>
+          </w:p>
+        </w:tc>
+      </w:tr>
+    </w:tbl>
+    <w:p>
+      <w:pPr>
+        <w:spacing w:after="160" w:line="259" w:lineRule="auto"/>
+        <w:ind w:firstLine="0"/>
+        <w:jc w:val="left"/>
+        <w:rPr>
+          <w:lang w:val="pt-BR"/>
+        </w:rPr>
+      </w:pPr>
+    </w:p>
+    <w:p>
+      <w:pPr>
+        <w:spacing w:after="160" w:line="259" w:lineRule="auto"/>
+        <w:ind w:firstLine="0"/>
+        <w:jc w:val="left"/>
+        <w:rPr>
+          <w:lang w:val="pt-BR"/>
+        </w:rPr>
+      </w:pPr>
+      <w:r>
+        <w:rPr>
+          <w:lang w:val="pt-BR"/>
+        </w:rPr>
+        <w:br w:type="page"/>
+      </w:r>
+    </w:p>
+    <w:p>
+      <w:pPr>
+        <w:spacing w:after="160" w:line="259" w:lineRule="auto"/>
+        <w:ind w:firstLine="0"/>
+        <w:jc w:val="left"/>
+        <w:rPr>
+          <w:lang w:val="pt-BR"/>
+        </w:rPr>
+      </w:pPr>
+    </w:p>
+    <w:p>
+      <w:pPr>
+        <w:pStyle w:val="heading3"/>
+        <w:rPr>
+          <w:lang w:val="pt-BR"/>
+        </w:rPr>
+      </w:pPr>
+      <w:r>
+        <w:rPr>
+          <w:lang w:val="pt-BR"/>
+        </w:rPr>
+        <w:t>5.1.2   Fluxograma</w:t>
+      </w:r>
+    </w:p>
+    <w:p>
+      <w:pPr>
         <w:rPr>
           <w:noProof/>
-          <w:lang w:val="pt-PT" w:eastAsia="pt-PT"/>
+          <w:lang w:val="pt-BR"/>
+        </w:rPr>
+      </w:pPr>
+      <w:r>
+        <w:rPr>
+          <w:lang w:val="pt-BR"/>
+        </w:rPr>
+        <w:t>O seguinte fluxograma ilustra a sequência das interações do utilizador na funcionalidade de registo de um novo local visitado. Detalha desde a abertura da aplicação até ao último passo de guardar o local desejado.</w:t>
+      </w:r>
+    </w:p>
+    <w:p>
+      <w:pPr>
+        <w:rPr>
+          <w:noProof/>
+          <w:lang w:val="pt-BR"/>
+        </w:rPr>
+      </w:pPr>
+    </w:p>
+    <w:p>
+      <w:pPr>
+        <w:rPr>
+          <w:noProof/>
+          <w:lang w:val="pt-BR"/>
+        </w:rPr>
+      </w:pPr>
+    </w:p>
+    <w:p>
+      <w:pPr>
+        <w:rPr>
+          <w:lang w:val="pt-BR"/>
+        </w:rPr>
+      </w:pPr>
+      <w:r>
+        <w:rPr>
+          <w:noProof/>
+          <w:lang w:val="pt-BR" w:eastAsia="pt-PT"/>
         </w:rPr>
         <w:drawing>
           <wp:anchor distT="0" distB="0" distL="114300" distR="114300" simplePos="0" relativeHeight="251658240" behindDoc="1" locked="0" layoutInCell="1" allowOverlap="1" wp14:anchorId="50858877" wp14:editId="25CD5379">
@@ -3453,8 +7319,8 @@
           <w:lang w:val="pt-BR"/>
         </w:rPr>
       </w:pPr>
-      <w:bookmarkStart w:id="0" w:name="OLE_LINK2"/>
-      <w:bookmarkStart w:id="1" w:name="OLE_LINK3"/>
+      <w:bookmarkStart w:id="1" w:name="OLE_LINK2"/>
+      <w:bookmarkStart w:id="2" w:name="OLE_LINK3"/>
     </w:p>
     <w:p>
       <w:pPr>
@@ -3564,8 +7430,8 @@
         <w:t>5.2   Requisitos não Funcionais</w:t>
       </w:r>
     </w:p>
-    <w:bookmarkEnd w:id="0"/>
     <w:bookmarkEnd w:id="1"/>
+    <w:bookmarkEnd w:id="2"/>
     <w:p>
       <w:pPr>
         <w:pStyle w:val="heading3"/>
@@ -3620,7 +7486,7 @@
 </file>
 
 <file path=word/numbering.xml><?xml version="1.0" encoding="utf-8"?>
-<w:numbering xmlns:wpc="http://schemas.microsoft.com/office/word/2010/wordprocessingCanvas" xmlns:cx="http://schemas.microsoft.com/office/drawing/2014/chartex" xmlns:cx1="http://schemas.microsoft.com/office/drawing/2015/9/8/chartex" xmlns:cx2="http://schemas.microsoft.com/office/drawing/2015/10/21/chartex" xmlns:cx3="http://schemas.microsoft.com/office/drawing/2016/5/9/chartex" xmlns:cx4="http://schemas.microsoft.com/office/drawing/2016/5/10/chartex" xmlns:cx5="http://schemas.microsoft.com/office/drawing/2016/5/11/chartex" xmlns:cx6="http://schemas.microsoft.com/office/drawing/2016/5/12/chartex" xmlns:cx7="http://schemas.microsoft.com/office/drawing/2016/5/13/chartex" xmlns:cx8="http://schemas.microsoft.com/office/drawing/2016/5/14/chartex" xmlns:mc="http://schemas.openxmlformats.org/markup-compatibility/2006" xmlns:aink="http://schemas.microsoft.com/office/drawing/2016/ink" xmlns:am3d="http://schemas.microsoft.com/office/drawing/2017/model3d" xmlns:o="urn:schemas-microsoft-com:office:office" xmlns:oel="http://schemas.microsoft.com/office/2019/extlst" xmlns:r="http://schemas.openxmlformats.org/officeDocument/2006/relationships" xmlns:m="http://schemas.openxmlformats.org/officeDocument/2006/math" xmlns:v="urn:schemas-microsoft-com:vml" xmlns:wp14="http://schemas.microsoft.com/office/word/2010/wordprocessingDrawing" xmlns:wp="http://schemas.openxmlformats.org/drawingml/2006/wordprocessingDrawing" xmlns:w10="urn:schemas-microsoft-com:office:word" xmlns:w="http://schemas.openxmlformats.org/wordprocessingml/2006/main" xmlns:w14="http://schemas.microsoft.com/office/word/2010/wordml" xmlns:w15="http://schemas.microsoft.com/office/word/2012/wordml" xmlns:w16cex="http://schemas.microsoft.com/office/word/2018/wordml/cex" xmlns:w16cid="http://schemas.microsoft.com/office/word/2016/wordml/cid" xmlns:w16="http://schemas.microsoft.com/office/word/2018/wordml" xmlns:w16du="http://schemas.microsoft.com/office/word/2023/wordml/word16du" xmlns:w16sdtdh="http://schemas.microsoft.com/office/word/2020/wordml/sdtdatahash" xmlns:w16sdtfl="http://schemas.microsoft.com/office/word/2024/wordml/sdtformatlock" xmlns:w16se="http://schemas.microsoft.com/office/word/2015/wordml/symex" xmlns:wpg="http://schemas.microsoft.com/office/word/2010/wordprocessingGroup" xmlns:wpi="http://schemas.microsoft.com/office/word/2010/wordprocessingInk" xmlns:wne="http://schemas.microsoft.com/office/word/2006/wordml" xmlns:wps="http://schemas.microsoft.com/office/word/2010/wordprocessingShape" mc:Ignorable="w14 w15 w16se w16cid w16 w16cex w16sdtdh w16sdtfl w16du wp14">
+<w:numbering xmlns:wpc="http://schemas.microsoft.com/office/word/2010/wordprocessingCanvas" xmlns:mc="http://schemas.openxmlformats.org/markup-compatibility/2006" xmlns:o="urn:schemas-microsoft-com:office:office" xmlns:r="http://schemas.openxmlformats.org/officeDocument/2006/relationships" xmlns:m="http://schemas.openxmlformats.org/officeDocument/2006/math" xmlns:v="urn:schemas-microsoft-com:vml" xmlns:wp14="http://schemas.microsoft.com/office/word/2010/wordprocessingDrawing" xmlns:wp="http://schemas.openxmlformats.org/drawingml/2006/wordprocessingDrawing" xmlns:w10="urn:schemas-microsoft-com:office:word" xmlns:w="http://schemas.openxmlformats.org/wordprocessingml/2006/main" xmlns:w14="http://schemas.microsoft.com/office/word/2010/wordml" xmlns:w15="http://schemas.microsoft.com/office/word/2012/wordml" xmlns:wpg="http://schemas.microsoft.com/office/word/2010/wordprocessingGroup" xmlns:wpi="http://schemas.microsoft.com/office/word/2010/wordprocessingInk" xmlns:wne="http://schemas.microsoft.com/office/word/2006/wordml" xmlns:wps="http://schemas.microsoft.com/office/word/2010/wordprocessingShape" mc:Ignorable="w14 w15 wp14">
   <w:abstractNum w:abstractNumId="0" w15:restartNumberingAfterBreak="0">
     <w:nsid w:val="008F0F0F"/>
     <w:multiLevelType w:val="hybridMultilevel"/>
@@ -3711,6 +7577,124 @@
     </w:lvl>
   </w:abstractNum>
   <w:abstractNum w:abstractNumId="1" w15:restartNumberingAfterBreak="0">
+    <w:nsid w:val="023B3912"/>
+    <w:multiLevelType w:val="multilevel"/>
+    <w:tmpl w:val="33FA766A"/>
+    <w:lvl w:ilvl="0">
+      <w:start w:val="1"/>
+      <w:numFmt w:val="decimal"/>
+      <w:lvlText w:val="%1."/>
+      <w:lvlJc w:val="left"/>
+      <w:pPr>
+        <w:ind w:left="720" w:hanging="360"/>
+      </w:pPr>
+    </w:lvl>
+    <w:lvl w:ilvl="1">
+      <w:start w:val="1"/>
+      <w:numFmt w:val="decimal"/>
+      <w:isLgl/>
+      <w:lvlText w:val="%1.%2"/>
+      <w:lvlJc w:val="left"/>
+      <w:pPr>
+        <w:ind w:left="720" w:hanging="360"/>
+      </w:pPr>
+      <w:rPr>
+        <w:rFonts w:hint="default"/>
+      </w:rPr>
+    </w:lvl>
+    <w:lvl w:ilvl="2">
+      <w:start w:val="1"/>
+      <w:numFmt w:val="decimal"/>
+      <w:isLgl/>
+      <w:lvlText w:val="%1.%2.%3"/>
+      <w:lvlJc w:val="left"/>
+      <w:pPr>
+        <w:ind w:left="1080" w:hanging="720"/>
+      </w:pPr>
+      <w:rPr>
+        <w:rFonts w:hint="default"/>
+      </w:rPr>
+    </w:lvl>
+    <w:lvl w:ilvl="3">
+      <w:start w:val="1"/>
+      <w:numFmt w:val="decimal"/>
+      <w:isLgl/>
+      <w:lvlText w:val="%1.%2.%3.%4"/>
+      <w:lvlJc w:val="left"/>
+      <w:pPr>
+        <w:ind w:left="1080" w:hanging="720"/>
+      </w:pPr>
+      <w:rPr>
+        <w:rFonts w:hint="default"/>
+      </w:rPr>
+    </w:lvl>
+    <w:lvl w:ilvl="4">
+      <w:start w:val="1"/>
+      <w:numFmt w:val="decimal"/>
+      <w:isLgl/>
+      <w:lvlText w:val="%1.%2.%3.%4.%5"/>
+      <w:lvlJc w:val="left"/>
+      <w:pPr>
+        <w:ind w:left="1080" w:hanging="720"/>
+      </w:pPr>
+      <w:rPr>
+        <w:rFonts w:hint="default"/>
+      </w:rPr>
+    </w:lvl>
+    <w:lvl w:ilvl="5">
+      <w:start w:val="1"/>
+      <w:numFmt w:val="decimal"/>
+      <w:isLgl/>
+      <w:lvlText w:val="%1.%2.%3.%4.%5.%6"/>
+      <w:lvlJc w:val="left"/>
+      <w:pPr>
+        <w:ind w:left="1440" w:hanging="1080"/>
+      </w:pPr>
+      <w:rPr>
+        <w:rFonts w:hint="default"/>
+      </w:rPr>
+    </w:lvl>
+    <w:lvl w:ilvl="6">
+      <w:start w:val="1"/>
+      <w:numFmt w:val="decimal"/>
+      <w:isLgl/>
+      <w:lvlText w:val="%1.%2.%3.%4.%5.%6.%7"/>
+      <w:lvlJc w:val="left"/>
+      <w:pPr>
+        <w:ind w:left="1440" w:hanging="1080"/>
+      </w:pPr>
+      <w:rPr>
+        <w:rFonts w:hint="default"/>
+      </w:rPr>
+    </w:lvl>
+    <w:lvl w:ilvl="7">
+      <w:start w:val="1"/>
+      <w:numFmt w:val="decimal"/>
+      <w:isLgl/>
+      <w:lvlText w:val="%1.%2.%3.%4.%5.%6.%7.%8"/>
+      <w:lvlJc w:val="left"/>
+      <w:pPr>
+        <w:ind w:left="1800" w:hanging="1440"/>
+      </w:pPr>
+      <w:rPr>
+        <w:rFonts w:hint="default"/>
+      </w:rPr>
+    </w:lvl>
+    <w:lvl w:ilvl="8">
+      <w:start w:val="1"/>
+      <w:numFmt w:val="decimal"/>
+      <w:isLgl/>
+      <w:lvlText w:val="%1.%2.%3.%4.%5.%6.%7.%8.%9"/>
+      <w:lvlJc w:val="left"/>
+      <w:pPr>
+        <w:ind w:left="1800" w:hanging="1440"/>
+      </w:pPr>
+      <w:rPr>
+        <w:rFonts w:hint="default"/>
+      </w:rPr>
+    </w:lvl>
+  </w:abstractNum>
+  <w:abstractNum w:abstractNumId="2" w15:restartNumberingAfterBreak="0">
     <w:nsid w:val="0AC728BB"/>
     <w:multiLevelType w:val="hybridMultilevel"/>
     <w:tmpl w:val="700ABC6A"/>
@@ -3799,7 +7783,7 @@
       </w:pPr>
     </w:lvl>
   </w:abstractNum>
-  <w:abstractNum w:abstractNumId="2" w15:restartNumberingAfterBreak="0">
+  <w:abstractNum w:abstractNumId="3" w15:restartNumberingAfterBreak="0">
     <w:nsid w:val="0E1C03C7"/>
     <w:multiLevelType w:val="hybridMultilevel"/>
     <w:tmpl w:val="6B8899F6"/>
@@ -3888,7 +7872,7 @@
       </w:pPr>
     </w:lvl>
   </w:abstractNum>
-  <w:abstractNum w:abstractNumId="3" w15:restartNumberingAfterBreak="0">
+  <w:abstractNum w:abstractNumId="4" w15:restartNumberingAfterBreak="0">
     <w:nsid w:val="0E602FAB"/>
     <w:multiLevelType w:val="hybridMultilevel"/>
     <w:tmpl w:val="F1B0B6A6"/>
@@ -3977,7 +7961,7 @@
       </w:pPr>
     </w:lvl>
   </w:abstractNum>
-  <w:abstractNum w:abstractNumId="4" w15:restartNumberingAfterBreak="0">
+  <w:abstractNum w:abstractNumId="5" w15:restartNumberingAfterBreak="0">
     <w:nsid w:val="135B4645"/>
     <w:multiLevelType w:val="hybridMultilevel"/>
     <w:tmpl w:val="FD288880"/>
@@ -4063,7 +8047,7 @@
       </w:pPr>
     </w:lvl>
   </w:abstractNum>
-  <w:abstractNum w:abstractNumId="5" w15:restartNumberingAfterBreak="0">
+  <w:abstractNum w:abstractNumId="6" w15:restartNumberingAfterBreak="0">
     <w:nsid w:val="15192468"/>
     <w:multiLevelType w:val="hybridMultilevel"/>
     <w:tmpl w:val="5DEA3BA0"/>
@@ -4149,7 +8133,7 @@
       </w:pPr>
     </w:lvl>
   </w:abstractNum>
-  <w:abstractNum w:abstractNumId="6" w15:restartNumberingAfterBreak="0">
+  <w:abstractNum w:abstractNumId="7" w15:restartNumberingAfterBreak="0">
     <w:nsid w:val="1C8A01D4"/>
     <w:multiLevelType w:val="multilevel"/>
     <w:tmpl w:val="33FA766A"/>
@@ -4267,7 +8251,7 @@
       </w:rPr>
     </w:lvl>
   </w:abstractNum>
-  <w:abstractNum w:abstractNumId="7" w15:restartNumberingAfterBreak="0">
+  <w:abstractNum w:abstractNumId="8" w15:restartNumberingAfterBreak="0">
     <w:nsid w:val="236F0CB4"/>
     <w:multiLevelType w:val="hybridMultilevel"/>
     <w:tmpl w:val="2DD4A172"/>
@@ -4356,7 +8340,7 @@
       </w:pPr>
     </w:lvl>
   </w:abstractNum>
-  <w:abstractNum w:abstractNumId="8" w15:restartNumberingAfterBreak="0">
+  <w:abstractNum w:abstractNumId="9" w15:restartNumberingAfterBreak="0">
     <w:nsid w:val="299A41E7"/>
     <w:multiLevelType w:val="hybridMultilevel"/>
     <w:tmpl w:val="B750E62A"/>
@@ -4445,7 +8429,936 @@
       </w:pPr>
     </w:lvl>
   </w:abstractNum>
-  <w:abstractNum w:abstractNumId="9" w15:restartNumberingAfterBreak="0">
+  <w:abstractNum w:abstractNumId="10" w15:restartNumberingAfterBreak="0">
+    <w:nsid w:val="2C84103A"/>
+    <w:multiLevelType w:val="multilevel"/>
+    <w:tmpl w:val="33FA766A"/>
+    <w:lvl w:ilvl="0">
+      <w:start w:val="1"/>
+      <w:numFmt w:val="decimal"/>
+      <w:lvlText w:val="%1."/>
+      <w:lvlJc w:val="left"/>
+      <w:pPr>
+        <w:ind w:left="720" w:hanging="360"/>
+      </w:pPr>
+    </w:lvl>
+    <w:lvl w:ilvl="1">
+      <w:start w:val="1"/>
+      <w:numFmt w:val="decimal"/>
+      <w:isLgl/>
+      <w:lvlText w:val="%1.%2"/>
+      <w:lvlJc w:val="left"/>
+      <w:pPr>
+        <w:ind w:left="720" w:hanging="360"/>
+      </w:pPr>
+      <w:rPr>
+        <w:rFonts w:hint="default"/>
+      </w:rPr>
+    </w:lvl>
+    <w:lvl w:ilvl="2">
+      <w:start w:val="1"/>
+      <w:numFmt w:val="decimal"/>
+      <w:isLgl/>
+      <w:lvlText w:val="%1.%2.%3"/>
+      <w:lvlJc w:val="left"/>
+      <w:pPr>
+        <w:ind w:left="1080" w:hanging="720"/>
+      </w:pPr>
+      <w:rPr>
+        <w:rFonts w:hint="default"/>
+      </w:rPr>
+    </w:lvl>
+    <w:lvl w:ilvl="3">
+      <w:start w:val="1"/>
+      <w:numFmt w:val="decimal"/>
+      <w:isLgl/>
+      <w:lvlText w:val="%1.%2.%3.%4"/>
+      <w:lvlJc w:val="left"/>
+      <w:pPr>
+        <w:ind w:left="1080" w:hanging="720"/>
+      </w:pPr>
+      <w:rPr>
+        <w:rFonts w:hint="default"/>
+      </w:rPr>
+    </w:lvl>
+    <w:lvl w:ilvl="4">
+      <w:start w:val="1"/>
+      <w:numFmt w:val="decimal"/>
+      <w:isLgl/>
+      <w:lvlText w:val="%1.%2.%3.%4.%5"/>
+      <w:lvlJc w:val="left"/>
+      <w:pPr>
+        <w:ind w:left="1080" w:hanging="720"/>
+      </w:pPr>
+      <w:rPr>
+        <w:rFonts w:hint="default"/>
+      </w:rPr>
+    </w:lvl>
+    <w:lvl w:ilvl="5">
+      <w:start w:val="1"/>
+      <w:numFmt w:val="decimal"/>
+      <w:isLgl/>
+      <w:lvlText w:val="%1.%2.%3.%4.%5.%6"/>
+      <w:lvlJc w:val="left"/>
+      <w:pPr>
+        <w:ind w:left="1440" w:hanging="1080"/>
+      </w:pPr>
+      <w:rPr>
+        <w:rFonts w:hint="default"/>
+      </w:rPr>
+    </w:lvl>
+    <w:lvl w:ilvl="6">
+      <w:start w:val="1"/>
+      <w:numFmt w:val="decimal"/>
+      <w:isLgl/>
+      <w:lvlText w:val="%1.%2.%3.%4.%5.%6.%7"/>
+      <w:lvlJc w:val="left"/>
+      <w:pPr>
+        <w:ind w:left="1440" w:hanging="1080"/>
+      </w:pPr>
+      <w:rPr>
+        <w:rFonts w:hint="default"/>
+      </w:rPr>
+    </w:lvl>
+    <w:lvl w:ilvl="7">
+      <w:start w:val="1"/>
+      <w:numFmt w:val="decimal"/>
+      <w:isLgl/>
+      <w:lvlText w:val="%1.%2.%3.%4.%5.%6.%7.%8"/>
+      <w:lvlJc w:val="left"/>
+      <w:pPr>
+        <w:ind w:left="1800" w:hanging="1440"/>
+      </w:pPr>
+      <w:rPr>
+        <w:rFonts w:hint="default"/>
+      </w:rPr>
+    </w:lvl>
+    <w:lvl w:ilvl="8">
+      <w:start w:val="1"/>
+      <w:numFmt w:val="decimal"/>
+      <w:isLgl/>
+      <w:lvlText w:val="%1.%2.%3.%4.%5.%6.%7.%8.%9"/>
+      <w:lvlJc w:val="left"/>
+      <w:pPr>
+        <w:ind w:left="1800" w:hanging="1440"/>
+      </w:pPr>
+      <w:rPr>
+        <w:rFonts w:hint="default"/>
+      </w:rPr>
+    </w:lvl>
+  </w:abstractNum>
+  <w:abstractNum w:abstractNumId="11" w15:restartNumberingAfterBreak="0">
+    <w:nsid w:val="2FF34A43"/>
+    <w:multiLevelType w:val="multilevel"/>
+    <w:tmpl w:val="33FA766A"/>
+    <w:lvl w:ilvl="0">
+      <w:start w:val="1"/>
+      <w:numFmt w:val="decimal"/>
+      <w:lvlText w:val="%1."/>
+      <w:lvlJc w:val="left"/>
+      <w:pPr>
+        <w:ind w:left="720" w:hanging="360"/>
+      </w:pPr>
+    </w:lvl>
+    <w:lvl w:ilvl="1">
+      <w:start w:val="1"/>
+      <w:numFmt w:val="decimal"/>
+      <w:isLgl/>
+      <w:lvlText w:val="%1.%2"/>
+      <w:lvlJc w:val="left"/>
+      <w:pPr>
+        <w:ind w:left="720" w:hanging="360"/>
+      </w:pPr>
+      <w:rPr>
+        <w:rFonts w:hint="default"/>
+      </w:rPr>
+    </w:lvl>
+    <w:lvl w:ilvl="2">
+      <w:start w:val="1"/>
+      <w:numFmt w:val="decimal"/>
+      <w:isLgl/>
+      <w:lvlText w:val="%1.%2.%3"/>
+      <w:lvlJc w:val="left"/>
+      <w:pPr>
+        <w:ind w:left="1080" w:hanging="720"/>
+      </w:pPr>
+      <w:rPr>
+        <w:rFonts w:hint="default"/>
+      </w:rPr>
+    </w:lvl>
+    <w:lvl w:ilvl="3">
+      <w:start w:val="1"/>
+      <w:numFmt w:val="decimal"/>
+      <w:isLgl/>
+      <w:lvlText w:val="%1.%2.%3.%4"/>
+      <w:lvlJc w:val="left"/>
+      <w:pPr>
+        <w:ind w:left="1080" w:hanging="720"/>
+      </w:pPr>
+      <w:rPr>
+        <w:rFonts w:hint="default"/>
+      </w:rPr>
+    </w:lvl>
+    <w:lvl w:ilvl="4">
+      <w:start w:val="1"/>
+      <w:numFmt w:val="decimal"/>
+      <w:isLgl/>
+      <w:lvlText w:val="%1.%2.%3.%4.%5"/>
+      <w:lvlJc w:val="left"/>
+      <w:pPr>
+        <w:ind w:left="1080" w:hanging="720"/>
+      </w:pPr>
+      <w:rPr>
+        <w:rFonts w:hint="default"/>
+      </w:rPr>
+    </w:lvl>
+    <w:lvl w:ilvl="5">
+      <w:start w:val="1"/>
+      <w:numFmt w:val="decimal"/>
+      <w:isLgl/>
+      <w:lvlText w:val="%1.%2.%3.%4.%5.%6"/>
+      <w:lvlJc w:val="left"/>
+      <w:pPr>
+        <w:ind w:left="1440" w:hanging="1080"/>
+      </w:pPr>
+      <w:rPr>
+        <w:rFonts w:hint="default"/>
+      </w:rPr>
+    </w:lvl>
+    <w:lvl w:ilvl="6">
+      <w:start w:val="1"/>
+      <w:numFmt w:val="decimal"/>
+      <w:isLgl/>
+      <w:lvlText w:val="%1.%2.%3.%4.%5.%6.%7"/>
+      <w:lvlJc w:val="left"/>
+      <w:pPr>
+        <w:ind w:left="1440" w:hanging="1080"/>
+      </w:pPr>
+      <w:rPr>
+        <w:rFonts w:hint="default"/>
+      </w:rPr>
+    </w:lvl>
+    <w:lvl w:ilvl="7">
+      <w:start w:val="1"/>
+      <w:numFmt w:val="decimal"/>
+      <w:isLgl/>
+      <w:lvlText w:val="%1.%2.%3.%4.%5.%6.%7.%8"/>
+      <w:lvlJc w:val="left"/>
+      <w:pPr>
+        <w:ind w:left="1800" w:hanging="1440"/>
+      </w:pPr>
+      <w:rPr>
+        <w:rFonts w:hint="default"/>
+      </w:rPr>
+    </w:lvl>
+    <w:lvl w:ilvl="8">
+      <w:start w:val="1"/>
+      <w:numFmt w:val="decimal"/>
+      <w:isLgl/>
+      <w:lvlText w:val="%1.%2.%3.%4.%5.%6.%7.%8.%9"/>
+      <w:lvlJc w:val="left"/>
+      <w:pPr>
+        <w:ind w:left="1800" w:hanging="1440"/>
+      </w:pPr>
+      <w:rPr>
+        <w:rFonts w:hint="default"/>
+      </w:rPr>
+    </w:lvl>
+  </w:abstractNum>
+  <w:abstractNum w:abstractNumId="12" w15:restartNumberingAfterBreak="0">
+    <w:nsid w:val="33841D9D"/>
+    <w:multiLevelType w:val="multilevel"/>
+    <w:tmpl w:val="33FA766A"/>
+    <w:lvl w:ilvl="0">
+      <w:start w:val="1"/>
+      <w:numFmt w:val="decimal"/>
+      <w:lvlText w:val="%1."/>
+      <w:lvlJc w:val="left"/>
+      <w:pPr>
+        <w:ind w:left="720" w:hanging="360"/>
+      </w:pPr>
+    </w:lvl>
+    <w:lvl w:ilvl="1">
+      <w:start w:val="1"/>
+      <w:numFmt w:val="decimal"/>
+      <w:isLgl/>
+      <w:lvlText w:val="%1.%2"/>
+      <w:lvlJc w:val="left"/>
+      <w:pPr>
+        <w:ind w:left="720" w:hanging="360"/>
+      </w:pPr>
+      <w:rPr>
+        <w:rFonts w:hint="default"/>
+      </w:rPr>
+    </w:lvl>
+    <w:lvl w:ilvl="2">
+      <w:start w:val="1"/>
+      <w:numFmt w:val="decimal"/>
+      <w:isLgl/>
+      <w:lvlText w:val="%1.%2.%3"/>
+      <w:lvlJc w:val="left"/>
+      <w:pPr>
+        <w:ind w:left="1080" w:hanging="720"/>
+      </w:pPr>
+      <w:rPr>
+        <w:rFonts w:hint="default"/>
+      </w:rPr>
+    </w:lvl>
+    <w:lvl w:ilvl="3">
+      <w:start w:val="1"/>
+      <w:numFmt w:val="decimal"/>
+      <w:isLgl/>
+      <w:lvlText w:val="%1.%2.%3.%4"/>
+      <w:lvlJc w:val="left"/>
+      <w:pPr>
+        <w:ind w:left="1080" w:hanging="720"/>
+      </w:pPr>
+      <w:rPr>
+        <w:rFonts w:hint="default"/>
+      </w:rPr>
+    </w:lvl>
+    <w:lvl w:ilvl="4">
+      <w:start w:val="1"/>
+      <w:numFmt w:val="decimal"/>
+      <w:isLgl/>
+      <w:lvlText w:val="%1.%2.%3.%4.%5"/>
+      <w:lvlJc w:val="left"/>
+      <w:pPr>
+        <w:ind w:left="1080" w:hanging="720"/>
+      </w:pPr>
+      <w:rPr>
+        <w:rFonts w:hint="default"/>
+      </w:rPr>
+    </w:lvl>
+    <w:lvl w:ilvl="5">
+      <w:start w:val="1"/>
+      <w:numFmt w:val="decimal"/>
+      <w:isLgl/>
+      <w:lvlText w:val="%1.%2.%3.%4.%5.%6"/>
+      <w:lvlJc w:val="left"/>
+      <w:pPr>
+        <w:ind w:left="1440" w:hanging="1080"/>
+      </w:pPr>
+      <w:rPr>
+        <w:rFonts w:hint="default"/>
+      </w:rPr>
+    </w:lvl>
+    <w:lvl w:ilvl="6">
+      <w:start w:val="1"/>
+      <w:numFmt w:val="decimal"/>
+      <w:isLgl/>
+      <w:lvlText w:val="%1.%2.%3.%4.%5.%6.%7"/>
+      <w:lvlJc w:val="left"/>
+      <w:pPr>
+        <w:ind w:left="1440" w:hanging="1080"/>
+      </w:pPr>
+      <w:rPr>
+        <w:rFonts w:hint="default"/>
+      </w:rPr>
+    </w:lvl>
+    <w:lvl w:ilvl="7">
+      <w:start w:val="1"/>
+      <w:numFmt w:val="decimal"/>
+      <w:isLgl/>
+      <w:lvlText w:val="%1.%2.%3.%4.%5.%6.%7.%8"/>
+      <w:lvlJc w:val="left"/>
+      <w:pPr>
+        <w:ind w:left="1800" w:hanging="1440"/>
+      </w:pPr>
+      <w:rPr>
+        <w:rFonts w:hint="default"/>
+      </w:rPr>
+    </w:lvl>
+    <w:lvl w:ilvl="8">
+      <w:start w:val="1"/>
+      <w:numFmt w:val="decimal"/>
+      <w:isLgl/>
+      <w:lvlText w:val="%1.%2.%3.%4.%5.%6.%7.%8.%9"/>
+      <w:lvlJc w:val="left"/>
+      <w:pPr>
+        <w:ind w:left="1800" w:hanging="1440"/>
+      </w:pPr>
+      <w:rPr>
+        <w:rFonts w:hint="default"/>
+      </w:rPr>
+    </w:lvl>
+  </w:abstractNum>
+  <w:abstractNum w:abstractNumId="13" w15:restartNumberingAfterBreak="0">
+    <w:nsid w:val="33F628D5"/>
+    <w:multiLevelType w:val="multilevel"/>
+    <w:tmpl w:val="33FA766A"/>
+    <w:lvl w:ilvl="0">
+      <w:start w:val="1"/>
+      <w:numFmt w:val="decimal"/>
+      <w:lvlText w:val="%1."/>
+      <w:lvlJc w:val="left"/>
+      <w:pPr>
+        <w:ind w:left="720" w:hanging="360"/>
+      </w:pPr>
+    </w:lvl>
+    <w:lvl w:ilvl="1">
+      <w:start w:val="1"/>
+      <w:numFmt w:val="decimal"/>
+      <w:isLgl/>
+      <w:lvlText w:val="%1.%2"/>
+      <w:lvlJc w:val="left"/>
+      <w:pPr>
+        <w:ind w:left="720" w:hanging="360"/>
+      </w:pPr>
+      <w:rPr>
+        <w:rFonts w:hint="default"/>
+      </w:rPr>
+    </w:lvl>
+    <w:lvl w:ilvl="2">
+      <w:start w:val="1"/>
+      <w:numFmt w:val="decimal"/>
+      <w:isLgl/>
+      <w:lvlText w:val="%1.%2.%3"/>
+      <w:lvlJc w:val="left"/>
+      <w:pPr>
+        <w:ind w:left="1080" w:hanging="720"/>
+      </w:pPr>
+      <w:rPr>
+        <w:rFonts w:hint="default"/>
+      </w:rPr>
+    </w:lvl>
+    <w:lvl w:ilvl="3">
+      <w:start w:val="1"/>
+      <w:numFmt w:val="decimal"/>
+      <w:isLgl/>
+      <w:lvlText w:val="%1.%2.%3.%4"/>
+      <w:lvlJc w:val="left"/>
+      <w:pPr>
+        <w:ind w:left="1080" w:hanging="720"/>
+      </w:pPr>
+      <w:rPr>
+        <w:rFonts w:hint="default"/>
+      </w:rPr>
+    </w:lvl>
+    <w:lvl w:ilvl="4">
+      <w:start w:val="1"/>
+      <w:numFmt w:val="decimal"/>
+      <w:isLgl/>
+      <w:lvlText w:val="%1.%2.%3.%4.%5"/>
+      <w:lvlJc w:val="left"/>
+      <w:pPr>
+        <w:ind w:left="1080" w:hanging="720"/>
+      </w:pPr>
+      <w:rPr>
+        <w:rFonts w:hint="default"/>
+      </w:rPr>
+    </w:lvl>
+    <w:lvl w:ilvl="5">
+      <w:start w:val="1"/>
+      <w:numFmt w:val="decimal"/>
+      <w:isLgl/>
+      <w:lvlText w:val="%1.%2.%3.%4.%5.%6"/>
+      <w:lvlJc w:val="left"/>
+      <w:pPr>
+        <w:ind w:left="1440" w:hanging="1080"/>
+      </w:pPr>
+      <w:rPr>
+        <w:rFonts w:hint="default"/>
+      </w:rPr>
+    </w:lvl>
+    <w:lvl w:ilvl="6">
+      <w:start w:val="1"/>
+      <w:numFmt w:val="decimal"/>
+      <w:isLgl/>
+      <w:lvlText w:val="%1.%2.%3.%4.%5.%6.%7"/>
+      <w:lvlJc w:val="left"/>
+      <w:pPr>
+        <w:ind w:left="1440" w:hanging="1080"/>
+      </w:pPr>
+      <w:rPr>
+        <w:rFonts w:hint="default"/>
+      </w:rPr>
+    </w:lvl>
+    <w:lvl w:ilvl="7">
+      <w:start w:val="1"/>
+      <w:numFmt w:val="decimal"/>
+      <w:isLgl/>
+      <w:lvlText w:val="%1.%2.%3.%4.%5.%6.%7.%8"/>
+      <w:lvlJc w:val="left"/>
+      <w:pPr>
+        <w:ind w:left="1800" w:hanging="1440"/>
+      </w:pPr>
+      <w:rPr>
+        <w:rFonts w:hint="default"/>
+      </w:rPr>
+    </w:lvl>
+    <w:lvl w:ilvl="8">
+      <w:start w:val="1"/>
+      <w:numFmt w:val="decimal"/>
+      <w:isLgl/>
+      <w:lvlText w:val="%1.%2.%3.%4.%5.%6.%7.%8.%9"/>
+      <w:lvlJc w:val="left"/>
+      <w:pPr>
+        <w:ind w:left="1800" w:hanging="1440"/>
+      </w:pPr>
+      <w:rPr>
+        <w:rFonts w:hint="default"/>
+      </w:rPr>
+    </w:lvl>
+  </w:abstractNum>
+  <w:abstractNum w:abstractNumId="14" w15:restartNumberingAfterBreak="0">
+    <w:nsid w:val="36DC4A33"/>
+    <w:multiLevelType w:val="multilevel"/>
+    <w:tmpl w:val="33FA766A"/>
+    <w:lvl w:ilvl="0">
+      <w:start w:val="1"/>
+      <w:numFmt w:val="decimal"/>
+      <w:lvlText w:val="%1."/>
+      <w:lvlJc w:val="left"/>
+      <w:pPr>
+        <w:ind w:left="720" w:hanging="360"/>
+      </w:pPr>
+    </w:lvl>
+    <w:lvl w:ilvl="1">
+      <w:start w:val="1"/>
+      <w:numFmt w:val="decimal"/>
+      <w:isLgl/>
+      <w:lvlText w:val="%1.%2"/>
+      <w:lvlJc w:val="left"/>
+      <w:pPr>
+        <w:ind w:left="720" w:hanging="360"/>
+      </w:pPr>
+      <w:rPr>
+        <w:rFonts w:hint="default"/>
+      </w:rPr>
+    </w:lvl>
+    <w:lvl w:ilvl="2">
+      <w:start w:val="1"/>
+      <w:numFmt w:val="decimal"/>
+      <w:isLgl/>
+      <w:lvlText w:val="%1.%2.%3"/>
+      <w:lvlJc w:val="left"/>
+      <w:pPr>
+        <w:ind w:left="1080" w:hanging="720"/>
+      </w:pPr>
+      <w:rPr>
+        <w:rFonts w:hint="default"/>
+      </w:rPr>
+    </w:lvl>
+    <w:lvl w:ilvl="3">
+      <w:start w:val="1"/>
+      <w:numFmt w:val="decimal"/>
+      <w:isLgl/>
+      <w:lvlText w:val="%1.%2.%3.%4"/>
+      <w:lvlJc w:val="left"/>
+      <w:pPr>
+        <w:ind w:left="1080" w:hanging="720"/>
+      </w:pPr>
+      <w:rPr>
+        <w:rFonts w:hint="default"/>
+      </w:rPr>
+    </w:lvl>
+    <w:lvl w:ilvl="4">
+      <w:start w:val="1"/>
+      <w:numFmt w:val="decimal"/>
+      <w:isLgl/>
+      <w:lvlText w:val="%1.%2.%3.%4.%5"/>
+      <w:lvlJc w:val="left"/>
+      <w:pPr>
+        <w:ind w:left="1080" w:hanging="720"/>
+      </w:pPr>
+      <w:rPr>
+        <w:rFonts w:hint="default"/>
+      </w:rPr>
+    </w:lvl>
+    <w:lvl w:ilvl="5">
+      <w:start w:val="1"/>
+      <w:numFmt w:val="decimal"/>
+      <w:isLgl/>
+      <w:lvlText w:val="%1.%2.%3.%4.%5.%6"/>
+      <w:lvlJc w:val="left"/>
+      <w:pPr>
+        <w:ind w:left="1440" w:hanging="1080"/>
+      </w:pPr>
+      <w:rPr>
+        <w:rFonts w:hint="default"/>
+      </w:rPr>
+    </w:lvl>
+    <w:lvl w:ilvl="6">
+      <w:start w:val="1"/>
+      <w:numFmt w:val="decimal"/>
+      <w:isLgl/>
+      <w:lvlText w:val="%1.%2.%3.%4.%5.%6.%7"/>
+      <w:lvlJc w:val="left"/>
+      <w:pPr>
+        <w:ind w:left="1440" w:hanging="1080"/>
+      </w:pPr>
+      <w:rPr>
+        <w:rFonts w:hint="default"/>
+      </w:rPr>
+    </w:lvl>
+    <w:lvl w:ilvl="7">
+      <w:start w:val="1"/>
+      <w:numFmt w:val="decimal"/>
+      <w:isLgl/>
+      <w:lvlText w:val="%1.%2.%3.%4.%5.%6.%7.%8"/>
+      <w:lvlJc w:val="left"/>
+      <w:pPr>
+        <w:ind w:left="1800" w:hanging="1440"/>
+      </w:pPr>
+      <w:rPr>
+        <w:rFonts w:hint="default"/>
+      </w:rPr>
+    </w:lvl>
+    <w:lvl w:ilvl="8">
+      <w:start w:val="1"/>
+      <w:numFmt w:val="decimal"/>
+      <w:isLgl/>
+      <w:lvlText w:val="%1.%2.%3.%4.%5.%6.%7.%8.%9"/>
+      <w:lvlJc w:val="left"/>
+      <w:pPr>
+        <w:ind w:left="1800" w:hanging="1440"/>
+      </w:pPr>
+      <w:rPr>
+        <w:rFonts w:hint="default"/>
+      </w:rPr>
+    </w:lvl>
+  </w:abstractNum>
+  <w:abstractNum w:abstractNumId="15" w15:restartNumberingAfterBreak="0">
+    <w:nsid w:val="3B184735"/>
+    <w:multiLevelType w:val="multilevel"/>
+    <w:tmpl w:val="0986C80A"/>
+    <w:lvl w:ilvl="0">
+      <w:start w:val="1"/>
+      <w:numFmt w:val="decimal"/>
+      <w:lvlText w:val="%1"/>
+      <w:lvlJc w:val="left"/>
+      <w:pPr>
+        <w:ind w:left="360" w:hanging="360"/>
+      </w:pPr>
+      <w:rPr>
+        <w:rFonts w:hint="default"/>
+      </w:rPr>
+    </w:lvl>
+    <w:lvl w:ilvl="1">
+      <w:start w:val="1"/>
+      <w:numFmt w:val="decimal"/>
+      <w:lvlText w:val="%1.%2"/>
+      <w:lvlJc w:val="left"/>
+      <w:pPr>
+        <w:ind w:left="720" w:hanging="360"/>
+      </w:pPr>
+      <w:rPr>
+        <w:rFonts w:hint="default"/>
+      </w:rPr>
+    </w:lvl>
+    <w:lvl w:ilvl="2">
+      <w:start w:val="1"/>
+      <w:numFmt w:val="decimal"/>
+      <w:lvlText w:val="%1.%2.%3"/>
+      <w:lvlJc w:val="left"/>
+      <w:pPr>
+        <w:ind w:left="1440" w:hanging="720"/>
+      </w:pPr>
+      <w:rPr>
+        <w:rFonts w:hint="default"/>
+      </w:rPr>
+    </w:lvl>
+    <w:lvl w:ilvl="3">
+      <w:start w:val="1"/>
+      <w:numFmt w:val="decimal"/>
+      <w:lvlText w:val="%1.%2.%3.%4"/>
+      <w:lvlJc w:val="left"/>
+      <w:pPr>
+        <w:ind w:left="1800" w:hanging="720"/>
+      </w:pPr>
+      <w:rPr>
+        <w:rFonts w:hint="default"/>
+      </w:rPr>
+    </w:lvl>
+    <w:lvl w:ilvl="4">
+      <w:start w:val="1"/>
+      <w:numFmt w:val="decimal"/>
+      <w:lvlText w:val="%1.%2.%3.%4.%5"/>
+      <w:lvlJc w:val="left"/>
+      <w:pPr>
+        <w:ind w:left="2160" w:hanging="720"/>
+      </w:pPr>
+      <w:rPr>
+        <w:rFonts w:hint="default"/>
+      </w:rPr>
+    </w:lvl>
+    <w:lvl w:ilvl="5">
+      <w:start w:val="1"/>
+      <w:numFmt w:val="decimal"/>
+      <w:lvlText w:val="%1.%2.%3.%4.%5.%6"/>
+      <w:lvlJc w:val="left"/>
+      <w:pPr>
+        <w:ind w:left="2880" w:hanging="1080"/>
+      </w:pPr>
+      <w:rPr>
+        <w:rFonts w:hint="default"/>
+      </w:rPr>
+    </w:lvl>
+    <w:lvl w:ilvl="6">
+      <w:start w:val="1"/>
+      <w:numFmt w:val="decimal"/>
+      <w:lvlText w:val="%1.%2.%3.%4.%5.%6.%7"/>
+      <w:lvlJc w:val="left"/>
+      <w:pPr>
+        <w:ind w:left="3240" w:hanging="1080"/>
+      </w:pPr>
+      <w:rPr>
+        <w:rFonts w:hint="default"/>
+      </w:rPr>
+    </w:lvl>
+    <w:lvl w:ilvl="7">
+      <w:start w:val="1"/>
+      <w:numFmt w:val="decimal"/>
+      <w:lvlText w:val="%1.%2.%3.%4.%5.%6.%7.%8"/>
+      <w:lvlJc w:val="left"/>
+      <w:pPr>
+        <w:ind w:left="3960" w:hanging="1440"/>
+      </w:pPr>
+      <w:rPr>
+        <w:rFonts w:hint="default"/>
+      </w:rPr>
+    </w:lvl>
+    <w:lvl w:ilvl="8">
+      <w:start w:val="1"/>
+      <w:numFmt w:val="decimal"/>
+      <w:lvlText w:val="%1.%2.%3.%4.%5.%6.%7.%8.%9"/>
+      <w:lvlJc w:val="left"/>
+      <w:pPr>
+        <w:ind w:left="4320" w:hanging="1440"/>
+      </w:pPr>
+      <w:rPr>
+        <w:rFonts w:hint="default"/>
+      </w:rPr>
+    </w:lvl>
+  </w:abstractNum>
+  <w:abstractNum w:abstractNumId="16" w15:restartNumberingAfterBreak="0">
+    <w:nsid w:val="48CC0870"/>
+    <w:multiLevelType w:val="multilevel"/>
+    <w:tmpl w:val="30244EE8"/>
+    <w:lvl w:ilvl="0">
+      <w:start w:val="2"/>
+      <w:numFmt w:val="decimal"/>
+      <w:lvlText w:val="%1"/>
+      <w:lvlJc w:val="left"/>
+      <w:pPr>
+        <w:ind w:left="360" w:hanging="360"/>
+      </w:pPr>
+      <w:rPr>
+        <w:rFonts w:hint="default"/>
+      </w:rPr>
+    </w:lvl>
+    <w:lvl w:ilvl="1">
+      <w:start w:val="1"/>
+      <w:numFmt w:val="decimal"/>
+      <w:lvlText w:val="%1.%2"/>
+      <w:lvlJc w:val="left"/>
+      <w:pPr>
+        <w:ind w:left="720" w:hanging="360"/>
+      </w:pPr>
+      <w:rPr>
+        <w:rFonts w:hint="default"/>
+      </w:rPr>
+    </w:lvl>
+    <w:lvl w:ilvl="2">
+      <w:start w:val="1"/>
+      <w:numFmt w:val="decimal"/>
+      <w:lvlText w:val="%1.%2.%3"/>
+      <w:lvlJc w:val="left"/>
+      <w:pPr>
+        <w:ind w:left="1440" w:hanging="720"/>
+      </w:pPr>
+      <w:rPr>
+        <w:rFonts w:hint="default"/>
+      </w:rPr>
+    </w:lvl>
+    <w:lvl w:ilvl="3">
+      <w:start w:val="1"/>
+      <w:numFmt w:val="decimal"/>
+      <w:lvlText w:val="%1.%2.%3.%4"/>
+      <w:lvlJc w:val="left"/>
+      <w:pPr>
+        <w:ind w:left="1800" w:hanging="720"/>
+      </w:pPr>
+      <w:rPr>
+        <w:rFonts w:hint="default"/>
+      </w:rPr>
+    </w:lvl>
+    <w:lvl w:ilvl="4">
+      <w:start w:val="1"/>
+      <w:numFmt w:val="decimal"/>
+      <w:lvlText w:val="%1.%2.%3.%4.%5"/>
+      <w:lvlJc w:val="left"/>
+      <w:pPr>
+        <w:ind w:left="2160" w:hanging="720"/>
+      </w:pPr>
+      <w:rPr>
+        <w:rFonts w:hint="default"/>
+      </w:rPr>
+    </w:lvl>
+    <w:lvl w:ilvl="5">
+      <w:start w:val="1"/>
+      <w:numFmt w:val="decimal"/>
+      <w:lvlText w:val="%1.%2.%3.%4.%5.%6"/>
+      <w:lvlJc w:val="left"/>
+      <w:pPr>
+        <w:ind w:left="2880" w:hanging="1080"/>
+      </w:pPr>
+      <w:rPr>
+        <w:rFonts w:hint="default"/>
+      </w:rPr>
+    </w:lvl>
+    <w:lvl w:ilvl="6">
+      <w:start w:val="1"/>
+      <w:numFmt w:val="decimal"/>
+      <w:lvlText w:val="%1.%2.%3.%4.%5.%6.%7"/>
+      <w:lvlJc w:val="left"/>
+      <w:pPr>
+        <w:ind w:left="3240" w:hanging="1080"/>
+      </w:pPr>
+      <w:rPr>
+        <w:rFonts w:hint="default"/>
+      </w:rPr>
+    </w:lvl>
+    <w:lvl w:ilvl="7">
+      <w:start w:val="1"/>
+      <w:numFmt w:val="decimal"/>
+      <w:lvlText w:val="%1.%2.%3.%4.%5.%6.%7.%8"/>
+      <w:lvlJc w:val="left"/>
+      <w:pPr>
+        <w:ind w:left="3960" w:hanging="1440"/>
+      </w:pPr>
+      <w:rPr>
+        <w:rFonts w:hint="default"/>
+      </w:rPr>
+    </w:lvl>
+    <w:lvl w:ilvl="8">
+      <w:start w:val="1"/>
+      <w:numFmt w:val="decimal"/>
+      <w:lvlText w:val="%1.%2.%3.%4.%5.%6.%7.%8.%9"/>
+      <w:lvlJc w:val="left"/>
+      <w:pPr>
+        <w:ind w:left="4320" w:hanging="1440"/>
+      </w:pPr>
+      <w:rPr>
+        <w:rFonts w:hint="default"/>
+      </w:rPr>
+    </w:lvl>
+  </w:abstractNum>
+  <w:abstractNum w:abstractNumId="17" w15:restartNumberingAfterBreak="0">
+    <w:nsid w:val="4B0D7B21"/>
+    <w:multiLevelType w:val="multilevel"/>
+    <w:tmpl w:val="F278665A"/>
+    <w:lvl w:ilvl="0">
+      <w:start w:val="3"/>
+      <w:numFmt w:val="decimal"/>
+      <w:lvlText w:val="%1"/>
+      <w:lvlJc w:val="left"/>
+      <w:pPr>
+        <w:ind w:left="360" w:hanging="360"/>
+      </w:pPr>
+      <w:rPr>
+        <w:rFonts w:hint="default"/>
+      </w:rPr>
+    </w:lvl>
+    <w:lvl w:ilvl="1">
+      <w:start w:val="1"/>
+      <w:numFmt w:val="decimal"/>
+      <w:lvlText w:val="%1.%2"/>
+      <w:lvlJc w:val="left"/>
+      <w:pPr>
+        <w:ind w:left="720" w:hanging="360"/>
+      </w:pPr>
+      <w:rPr>
+        <w:rFonts w:hint="default"/>
+      </w:rPr>
+    </w:lvl>
+    <w:lvl w:ilvl="2">
+      <w:start w:val="1"/>
+      <w:numFmt w:val="decimal"/>
+      <w:lvlText w:val="%1.%2.%3"/>
+      <w:lvlJc w:val="left"/>
+      <w:pPr>
+        <w:ind w:left="1440" w:hanging="720"/>
+      </w:pPr>
+      <w:rPr>
+        <w:rFonts w:hint="default"/>
+      </w:rPr>
+    </w:lvl>
+    <w:lvl w:ilvl="3">
+      <w:start w:val="1"/>
+      <w:numFmt w:val="decimal"/>
+      <w:lvlText w:val="%1.%2.%3.%4"/>
+      <w:lvlJc w:val="left"/>
+      <w:pPr>
+        <w:ind w:left="1800" w:hanging="720"/>
+      </w:pPr>
+      <w:rPr>
+        <w:rFonts w:hint="default"/>
+      </w:rPr>
+    </w:lvl>
+    <w:lvl w:ilvl="4">
+      <w:start w:val="1"/>
+      <w:numFmt w:val="decimal"/>
+      <w:lvlText w:val="%1.%2.%3.%4.%5"/>
+      <w:lvlJc w:val="left"/>
+      <w:pPr>
+        <w:ind w:left="2160" w:hanging="720"/>
+      </w:pPr>
+      <w:rPr>
+        <w:rFonts w:hint="default"/>
+      </w:rPr>
+    </w:lvl>
+    <w:lvl w:ilvl="5">
+      <w:start w:val="1"/>
+      <w:numFmt w:val="decimal"/>
+      <w:lvlText w:val="%1.%2.%3.%4.%5.%6"/>
+      <w:lvlJc w:val="left"/>
+      <w:pPr>
+        <w:ind w:left="2880" w:hanging="1080"/>
+      </w:pPr>
+      <w:rPr>
+        <w:rFonts w:hint="default"/>
+      </w:rPr>
+    </w:lvl>
+    <w:lvl w:ilvl="6">
+      <w:start w:val="1"/>
+      <w:numFmt w:val="decimal"/>
+      <w:lvlText w:val="%1.%2.%3.%4.%5.%6.%7"/>
+      <w:lvlJc w:val="left"/>
+      <w:pPr>
+        <w:ind w:left="3240" w:hanging="1080"/>
+      </w:pPr>
+      <w:rPr>
+        <w:rFonts w:hint="default"/>
+      </w:rPr>
+    </w:lvl>
+    <w:lvl w:ilvl="7">
+      <w:start w:val="1"/>
+      <w:numFmt w:val="decimal"/>
+      <w:lvlText w:val="%1.%2.%3.%4.%5.%6.%7.%8"/>
+      <w:lvlJc w:val="left"/>
+      <w:pPr>
+        <w:ind w:left="3960" w:hanging="1440"/>
+      </w:pPr>
+      <w:rPr>
+        <w:rFonts w:hint="default"/>
+      </w:rPr>
+    </w:lvl>
+    <w:lvl w:ilvl="8">
+      <w:start w:val="1"/>
+      <w:numFmt w:val="decimal"/>
+      <w:lvlText w:val="%1.%2.%3.%4.%5.%6.%7.%8.%9"/>
+      <w:lvlJc w:val="left"/>
+      <w:pPr>
+        <w:ind w:left="4320" w:hanging="1440"/>
+      </w:pPr>
+      <w:rPr>
+        <w:rFonts w:hint="default"/>
+      </w:rPr>
+    </w:lvl>
+  </w:abstractNum>
+  <w:abstractNum w:abstractNumId="18" w15:restartNumberingAfterBreak="0">
     <w:nsid w:val="579B0F2B"/>
     <w:multiLevelType w:val="multilevel"/>
     <w:tmpl w:val="2C16CF1E"/>
@@ -4558,10 +9471,128 @@
       </w:rPr>
     </w:lvl>
   </w:abstractNum>
-  <w:abstractNum w:abstractNumId="10" w15:restartNumberingAfterBreak="0">
+  <w:abstractNum w:abstractNumId="19" w15:restartNumberingAfterBreak="0">
+    <w:nsid w:val="5AEF5F0E"/>
+    <w:multiLevelType w:val="multilevel"/>
+    <w:tmpl w:val="33FA766A"/>
+    <w:lvl w:ilvl="0">
+      <w:start w:val="1"/>
+      <w:numFmt w:val="decimal"/>
+      <w:lvlText w:val="%1."/>
+      <w:lvlJc w:val="left"/>
+      <w:pPr>
+        <w:ind w:left="720" w:hanging="360"/>
+      </w:pPr>
+    </w:lvl>
+    <w:lvl w:ilvl="1">
+      <w:start w:val="1"/>
+      <w:numFmt w:val="decimal"/>
+      <w:isLgl/>
+      <w:lvlText w:val="%1.%2"/>
+      <w:lvlJc w:val="left"/>
+      <w:pPr>
+        <w:ind w:left="720" w:hanging="360"/>
+      </w:pPr>
+      <w:rPr>
+        <w:rFonts w:hint="default"/>
+      </w:rPr>
+    </w:lvl>
+    <w:lvl w:ilvl="2">
+      <w:start w:val="1"/>
+      <w:numFmt w:val="decimal"/>
+      <w:isLgl/>
+      <w:lvlText w:val="%1.%2.%3"/>
+      <w:lvlJc w:val="left"/>
+      <w:pPr>
+        <w:ind w:left="1080" w:hanging="720"/>
+      </w:pPr>
+      <w:rPr>
+        <w:rFonts w:hint="default"/>
+      </w:rPr>
+    </w:lvl>
+    <w:lvl w:ilvl="3">
+      <w:start w:val="1"/>
+      <w:numFmt w:val="decimal"/>
+      <w:isLgl/>
+      <w:lvlText w:val="%1.%2.%3.%4"/>
+      <w:lvlJc w:val="left"/>
+      <w:pPr>
+        <w:ind w:left="1080" w:hanging="720"/>
+      </w:pPr>
+      <w:rPr>
+        <w:rFonts w:hint="default"/>
+      </w:rPr>
+    </w:lvl>
+    <w:lvl w:ilvl="4">
+      <w:start w:val="1"/>
+      <w:numFmt w:val="decimal"/>
+      <w:isLgl/>
+      <w:lvlText w:val="%1.%2.%3.%4.%5"/>
+      <w:lvlJc w:val="left"/>
+      <w:pPr>
+        <w:ind w:left="1080" w:hanging="720"/>
+      </w:pPr>
+      <w:rPr>
+        <w:rFonts w:hint="default"/>
+      </w:rPr>
+    </w:lvl>
+    <w:lvl w:ilvl="5">
+      <w:start w:val="1"/>
+      <w:numFmt w:val="decimal"/>
+      <w:isLgl/>
+      <w:lvlText w:val="%1.%2.%3.%4.%5.%6"/>
+      <w:lvlJc w:val="left"/>
+      <w:pPr>
+        <w:ind w:left="1440" w:hanging="1080"/>
+      </w:pPr>
+      <w:rPr>
+        <w:rFonts w:hint="default"/>
+      </w:rPr>
+    </w:lvl>
+    <w:lvl w:ilvl="6">
+      <w:start w:val="1"/>
+      <w:numFmt w:val="decimal"/>
+      <w:isLgl/>
+      <w:lvlText w:val="%1.%2.%3.%4.%5.%6.%7"/>
+      <w:lvlJc w:val="left"/>
+      <w:pPr>
+        <w:ind w:left="1440" w:hanging="1080"/>
+      </w:pPr>
+      <w:rPr>
+        <w:rFonts w:hint="default"/>
+      </w:rPr>
+    </w:lvl>
+    <w:lvl w:ilvl="7">
+      <w:start w:val="1"/>
+      <w:numFmt w:val="decimal"/>
+      <w:isLgl/>
+      <w:lvlText w:val="%1.%2.%3.%4.%5.%6.%7.%8"/>
+      <w:lvlJc w:val="left"/>
+      <w:pPr>
+        <w:ind w:left="1800" w:hanging="1440"/>
+      </w:pPr>
+      <w:rPr>
+        <w:rFonts w:hint="default"/>
+      </w:rPr>
+    </w:lvl>
+    <w:lvl w:ilvl="8">
+      <w:start w:val="1"/>
+      <w:numFmt w:val="decimal"/>
+      <w:isLgl/>
+      <w:lvlText w:val="%1.%2.%3.%4.%5.%6.%7.%8.%9"/>
+      <w:lvlJc w:val="left"/>
+      <w:pPr>
+        <w:ind w:left="1800" w:hanging="1440"/>
+      </w:pPr>
+      <w:rPr>
+        <w:rFonts w:hint="default"/>
+      </w:rPr>
+    </w:lvl>
+  </w:abstractNum>
+  <w:abstractNum w:abstractNumId="20" w15:restartNumberingAfterBreak="0">
     <w:nsid w:val="67212F69"/>
     <w:multiLevelType w:val="multilevel"/>
-    <w:tmpl w:val="38E62B7E"/>
+    <w:tmpl w:val="30244EE8"/>
     <w:lvl w:ilvl="0">
       <w:start w:val="4"/>
       <w:numFmt w:val="decimal"/>
@@ -4671,7 +9702,7 @@
       </w:rPr>
     </w:lvl>
   </w:abstractNum>
-  <w:abstractNum w:abstractNumId="11" w15:restartNumberingAfterBreak="0">
+  <w:abstractNum w:abstractNumId="21" w15:restartNumberingAfterBreak="0">
     <w:nsid w:val="67A74286"/>
     <w:multiLevelType w:val="multilevel"/>
     <w:tmpl w:val="33FA766A"/>
@@ -4789,7 +9820,243 @@
       </w:rPr>
     </w:lvl>
   </w:abstractNum>
-  <w:abstractNum w:abstractNumId="12" w15:restartNumberingAfterBreak="0">
+  <w:abstractNum w:abstractNumId="22" w15:restartNumberingAfterBreak="0">
+    <w:nsid w:val="6DF658A5"/>
+    <w:multiLevelType w:val="multilevel"/>
+    <w:tmpl w:val="33FA766A"/>
+    <w:lvl w:ilvl="0">
+      <w:start w:val="1"/>
+      <w:numFmt w:val="decimal"/>
+      <w:lvlText w:val="%1."/>
+      <w:lvlJc w:val="left"/>
+      <w:pPr>
+        <w:ind w:left="720" w:hanging="360"/>
+      </w:pPr>
+    </w:lvl>
+    <w:lvl w:ilvl="1">
+      <w:start w:val="1"/>
+      <w:numFmt w:val="decimal"/>
+      <w:isLgl/>
+      <w:lvlText w:val="%1.%2"/>
+      <w:lvlJc w:val="left"/>
+      <w:pPr>
+        <w:ind w:left="720" w:hanging="360"/>
+      </w:pPr>
+      <w:rPr>
+        <w:rFonts w:hint="default"/>
+      </w:rPr>
+    </w:lvl>
+    <w:lvl w:ilvl="2">
+      <w:start w:val="1"/>
+      <w:numFmt w:val="decimal"/>
+      <w:isLgl/>
+      <w:lvlText w:val="%1.%2.%3"/>
+      <w:lvlJc w:val="left"/>
+      <w:pPr>
+        <w:ind w:left="1080" w:hanging="720"/>
+      </w:pPr>
+      <w:rPr>
+        <w:rFonts w:hint="default"/>
+      </w:rPr>
+    </w:lvl>
+    <w:lvl w:ilvl="3">
+      <w:start w:val="1"/>
+      <w:numFmt w:val="decimal"/>
+      <w:isLgl/>
+      <w:lvlText w:val="%1.%2.%3.%4"/>
+      <w:lvlJc w:val="left"/>
+      <w:pPr>
+        <w:ind w:left="1080" w:hanging="720"/>
+      </w:pPr>
+      <w:rPr>
+        <w:rFonts w:hint="default"/>
+      </w:rPr>
+    </w:lvl>
+    <w:lvl w:ilvl="4">
+      <w:start w:val="1"/>
+      <w:numFmt w:val="decimal"/>
+      <w:isLgl/>
+      <w:lvlText w:val="%1.%2.%3.%4.%5"/>
+      <w:lvlJc w:val="left"/>
+      <w:pPr>
+        <w:ind w:left="1080" w:hanging="720"/>
+      </w:pPr>
+      <w:rPr>
+        <w:rFonts w:hint="default"/>
+      </w:rPr>
+    </w:lvl>
+    <w:lvl w:ilvl="5">
+      <w:start w:val="1"/>
+      <w:numFmt w:val="decimal"/>
+      <w:isLgl/>
+      <w:lvlText w:val="%1.%2.%3.%4.%5.%6"/>
+      <w:lvlJc w:val="left"/>
+      <w:pPr>
+        <w:ind w:left="1440" w:hanging="1080"/>
+      </w:pPr>
+      <w:rPr>
+        <w:rFonts w:hint="default"/>
+      </w:rPr>
+    </w:lvl>
+    <w:lvl w:ilvl="6">
+      <w:start w:val="1"/>
+      <w:numFmt w:val="decimal"/>
+      <w:isLgl/>
+      <w:lvlText w:val="%1.%2.%3.%4.%5.%6.%7"/>
+      <w:lvlJc w:val="left"/>
+      <w:pPr>
+        <w:ind w:left="1440" w:hanging="1080"/>
+      </w:pPr>
+      <w:rPr>
+        <w:rFonts w:hint="default"/>
+      </w:rPr>
+    </w:lvl>
+    <w:lvl w:ilvl="7">
+      <w:start w:val="1"/>
+      <w:numFmt w:val="decimal"/>
+      <w:isLgl/>
+      <w:lvlText w:val="%1.%2.%3.%4.%5.%6.%7.%8"/>
+      <w:lvlJc w:val="left"/>
+      <w:pPr>
+        <w:ind w:left="1800" w:hanging="1440"/>
+      </w:pPr>
+      <w:rPr>
+        <w:rFonts w:hint="default"/>
+      </w:rPr>
+    </w:lvl>
+    <w:lvl w:ilvl="8">
+      <w:start w:val="1"/>
+      <w:numFmt w:val="decimal"/>
+      <w:isLgl/>
+      <w:lvlText w:val="%1.%2.%3.%4.%5.%6.%7.%8.%9"/>
+      <w:lvlJc w:val="left"/>
+      <w:pPr>
+        <w:ind w:left="1800" w:hanging="1440"/>
+      </w:pPr>
+      <w:rPr>
+        <w:rFonts w:hint="default"/>
+      </w:rPr>
+    </w:lvl>
+  </w:abstractNum>
+  <w:abstractNum w:abstractNumId="23" w15:restartNumberingAfterBreak="0">
+    <w:nsid w:val="6E253DD8"/>
+    <w:multiLevelType w:val="multilevel"/>
+    <w:tmpl w:val="33FA766A"/>
+    <w:lvl w:ilvl="0">
+      <w:start w:val="1"/>
+      <w:numFmt w:val="decimal"/>
+      <w:lvlText w:val="%1."/>
+      <w:lvlJc w:val="left"/>
+      <w:pPr>
+        <w:ind w:left="720" w:hanging="360"/>
+      </w:pPr>
+    </w:lvl>
+    <w:lvl w:ilvl="1">
+      <w:start w:val="1"/>
+      <w:numFmt w:val="decimal"/>
+      <w:isLgl/>
+      <w:lvlText w:val="%1.%2"/>
+      <w:lvlJc w:val="left"/>
+      <w:pPr>
+        <w:ind w:left="720" w:hanging="360"/>
+      </w:pPr>
+      <w:rPr>
+        <w:rFonts w:hint="default"/>
+      </w:rPr>
+    </w:lvl>
+    <w:lvl w:ilvl="2">
+      <w:start w:val="1"/>
+      <w:numFmt w:val="decimal"/>
+      <w:isLgl/>
+      <w:lvlText w:val="%1.%2.%3"/>
+      <w:lvlJc w:val="left"/>
+      <w:pPr>
+        <w:ind w:left="1080" w:hanging="720"/>
+      </w:pPr>
+      <w:rPr>
+        <w:rFonts w:hint="default"/>
+      </w:rPr>
+    </w:lvl>
+    <w:lvl w:ilvl="3">
+      <w:start w:val="1"/>
+      <w:numFmt w:val="decimal"/>
+      <w:isLgl/>
+      <w:lvlText w:val="%1.%2.%3.%4"/>
+      <w:lvlJc w:val="left"/>
+      <w:pPr>
+        <w:ind w:left="1080" w:hanging="720"/>
+      </w:pPr>
+      <w:rPr>
+        <w:rFonts w:hint="default"/>
+      </w:rPr>
+    </w:lvl>
+    <w:lvl w:ilvl="4">
+      <w:start w:val="1"/>
+      <w:numFmt w:val="decimal"/>
+      <w:isLgl/>
+      <w:lvlText w:val="%1.%2.%3.%4.%5"/>
+      <w:lvlJc w:val="left"/>
+      <w:pPr>
+        <w:ind w:left="1080" w:hanging="720"/>
+      </w:pPr>
+      <w:rPr>
+        <w:rFonts w:hint="default"/>
+      </w:rPr>
+    </w:lvl>
+    <w:lvl w:ilvl="5">
+      <w:start w:val="1"/>
+      <w:numFmt w:val="decimal"/>
+      <w:isLgl/>
+      <w:lvlText w:val="%1.%2.%3.%4.%5.%6"/>
+      <w:lvlJc w:val="left"/>
+      <w:pPr>
+        <w:ind w:left="1440" w:hanging="1080"/>
+      </w:pPr>
+      <w:rPr>
+        <w:rFonts w:hint="default"/>
+      </w:rPr>
+    </w:lvl>
+    <w:lvl w:ilvl="6">
+      <w:start w:val="1"/>
+      <w:numFmt w:val="decimal"/>
+      <w:isLgl/>
+      <w:lvlText w:val="%1.%2.%3.%4.%5.%6.%7"/>
+      <w:lvlJc w:val="left"/>
+      <w:pPr>
+        <w:ind w:left="1440" w:hanging="1080"/>
+      </w:pPr>
+      <w:rPr>
+        <w:rFonts w:hint="default"/>
+      </w:rPr>
+    </w:lvl>
+    <w:lvl w:ilvl="7">
+      <w:start w:val="1"/>
+      <w:numFmt w:val="decimal"/>
+      <w:isLgl/>
+      <w:lvlText w:val="%1.%2.%3.%4.%5.%6.%7.%8"/>
+      <w:lvlJc w:val="left"/>
+      <w:pPr>
+        <w:ind w:left="1800" w:hanging="1440"/>
+      </w:pPr>
+      <w:rPr>
+        <w:rFonts w:hint="default"/>
+      </w:rPr>
+    </w:lvl>
+    <w:lvl w:ilvl="8">
+      <w:start w:val="1"/>
+      <w:numFmt w:val="decimal"/>
+      <w:isLgl/>
+      <w:lvlText w:val="%1.%2.%3.%4.%5.%6.%7.%8.%9"/>
+      <w:lvlJc w:val="left"/>
+      <w:pPr>
+        <w:ind w:left="1800" w:hanging="1440"/>
+      </w:pPr>
+      <w:rPr>
+        <w:rFonts w:hint="default"/>
+      </w:rPr>
+    </w:lvl>
+  </w:abstractNum>
+  <w:abstractNum w:abstractNumId="24" w15:restartNumberingAfterBreak="0">
     <w:nsid w:val="7301321B"/>
     <w:multiLevelType w:val="multilevel"/>
     <w:tmpl w:val="0816001F"/>
@@ -4875,7 +10142,7 @@
       </w:pPr>
     </w:lvl>
   </w:abstractNum>
-  <w:abstractNum w:abstractNumId="13" w15:restartNumberingAfterBreak="0">
+  <w:abstractNum w:abstractNumId="25" w15:restartNumberingAfterBreak="0">
     <w:nsid w:val="798409D0"/>
     <w:multiLevelType w:val="hybridMultilevel"/>
     <w:tmpl w:val="A8484A4A"/>
@@ -4964,7 +10231,7 @@
       </w:pPr>
     </w:lvl>
   </w:abstractNum>
-  <w:abstractNum w:abstractNumId="14" w15:restartNumberingAfterBreak="0">
+  <w:abstractNum w:abstractNumId="26" w15:restartNumberingAfterBreak="0">
     <w:nsid w:val="7EA54D59"/>
     <w:multiLevelType w:val="hybridMultilevel"/>
     <w:tmpl w:val="FBA0BF06"/>
@@ -5053,56 +10320,92 @@
       </w:pPr>
     </w:lvl>
   </w:abstractNum>
-  <w:num w:numId="1" w16cid:durableId="189296133">
+  <w:num w:numId="1">
+    <w:abstractNumId w:val="9"/>
+  </w:num>
+  <w:num w:numId="2">
+    <w:abstractNumId w:val="25"/>
+  </w:num>
+  <w:num w:numId="3">
+    <w:abstractNumId w:val="3"/>
+  </w:num>
+  <w:num w:numId="4">
+    <w:abstractNumId w:val="2"/>
+  </w:num>
+  <w:num w:numId="5">
+    <w:abstractNumId w:val="26"/>
+  </w:num>
+  <w:num w:numId="6">
     <w:abstractNumId w:val="8"/>
   </w:num>
-  <w:num w:numId="2" w16cid:durableId="620189131">
+  <w:num w:numId="7">
+    <w:abstractNumId w:val="0"/>
+  </w:num>
+  <w:num w:numId="8">
+    <w:abstractNumId w:val="4"/>
+  </w:num>
+  <w:num w:numId="9">
+    <w:abstractNumId w:val="6"/>
+  </w:num>
+  <w:num w:numId="10">
+    <w:abstractNumId w:val="5"/>
+  </w:num>
+  <w:num w:numId="11">
+    <w:abstractNumId w:val="24"/>
+  </w:num>
+  <w:num w:numId="12">
+    <w:abstractNumId w:val="18"/>
+  </w:num>
+  <w:num w:numId="13">
+    <w:abstractNumId w:val="21"/>
+  </w:num>
+  <w:num w:numId="14">
+    <w:abstractNumId w:val="7"/>
+  </w:num>
+  <w:num w:numId="15">
+    <w:abstractNumId w:val="20"/>
+  </w:num>
+  <w:num w:numId="16">
     <w:abstractNumId w:val="13"/>
   </w:num>
-  <w:num w:numId="3" w16cid:durableId="464008606">
-    <w:abstractNumId w:val="2"/>
+  <w:num w:numId="17">
+    <w:abstractNumId w:val="16"/>
   </w:num>
-  <w:num w:numId="4" w16cid:durableId="1519192714">
+  <w:num w:numId="18">
+    <w:abstractNumId w:val="22"/>
+  </w:num>
+  <w:num w:numId="19">
     <w:abstractNumId w:val="1"/>
   </w:num>
-  <w:num w:numId="5" w16cid:durableId="2007053031">
+  <w:num w:numId="20">
+    <w:abstractNumId w:val="17"/>
+  </w:num>
+  <w:num w:numId="21">
+    <w:abstractNumId w:val="23"/>
+  </w:num>
+  <w:num w:numId="22">
+    <w:abstractNumId w:val="19"/>
+  </w:num>
+  <w:num w:numId="23">
+    <w:abstractNumId w:val="11"/>
+  </w:num>
+  <w:num w:numId="24">
     <w:abstractNumId w:val="14"/>
   </w:num>
-  <w:num w:numId="6" w16cid:durableId="179710985">
-    <w:abstractNumId w:val="7"/>
+  <w:num w:numId="25">
+    <w:abstractNumId w:val="10"/>
   </w:num>
-  <w:num w:numId="7" w16cid:durableId="796142534">
-    <w:abstractNumId w:val="0"/>
+  <w:num w:numId="26">
+    <w:abstractNumId w:val="15"/>
   </w:num>
-  <w:num w:numId="8" w16cid:durableId="135070179">
-    <w:abstractNumId w:val="3"/>
-  </w:num>
-  <w:num w:numId="9" w16cid:durableId="1926844079">
-    <w:abstractNumId w:val="5"/>
-  </w:num>
-  <w:num w:numId="10" w16cid:durableId="519658506">
-    <w:abstractNumId w:val="4"/>
-  </w:num>
-  <w:num w:numId="11" w16cid:durableId="1629772428">
+  <w:num w:numId="27">
     <w:abstractNumId w:val="12"/>
-  </w:num>
-  <w:num w:numId="12" w16cid:durableId="873810621">
-    <w:abstractNumId w:val="9"/>
-  </w:num>
-  <w:num w:numId="13" w16cid:durableId="1577469628">
-    <w:abstractNumId w:val="11"/>
-  </w:num>
-  <w:num w:numId="14" w16cid:durableId="1227643336">
-    <w:abstractNumId w:val="6"/>
-  </w:num>
-  <w:num w:numId="15" w16cid:durableId="1056515270">
-    <w:abstractNumId w:val="10"/>
   </w:num>
 </w:numbering>
 </file>
 
 <file path=word/styles.xml><?xml version="1.0" encoding="utf-8"?>
-<w:styles xmlns:mc="http://schemas.openxmlformats.org/markup-compatibility/2006" xmlns:r="http://schemas.openxmlformats.org/officeDocument/2006/relationships" xmlns:w="http://schemas.openxmlformats.org/wordprocessingml/2006/main" xmlns:w14="http://schemas.microsoft.com/office/word/2010/wordml" xmlns:w15="http://schemas.microsoft.com/office/word/2012/wordml" xmlns:w16cex="http://schemas.microsoft.com/office/word/2018/wordml/cex" xmlns:w16cid="http://schemas.microsoft.com/office/word/2016/wordml/cid" xmlns:w16="http://schemas.microsoft.com/office/word/2018/wordml" xmlns:w16du="http://schemas.microsoft.com/office/word/2023/wordml/word16du" xmlns:w16sdtdh="http://schemas.microsoft.com/office/word/2020/wordml/sdtdatahash" xmlns:w16sdtfl="http://schemas.microsoft.com/office/word/2024/wordml/sdtformatlock" xmlns:w16se="http://schemas.microsoft.com/office/word/2015/wordml/symex" mc:Ignorable="w14 w15 w16se w16cid w16 w16cex w16sdtdh w16sdtfl w16du">
+<w:styles xmlns:mc="http://schemas.openxmlformats.org/markup-compatibility/2006" xmlns:r="http://schemas.openxmlformats.org/officeDocument/2006/relationships" xmlns:w="http://schemas.openxmlformats.org/wordprocessingml/2006/main" xmlns:w14="http://schemas.microsoft.com/office/word/2010/wordml" xmlns:w15="http://schemas.microsoft.com/office/word/2012/wordml" mc:Ignorable="w14 w15">
   <w:docDefaults>
     <w:rPrDefault>
       <w:rPr>
@@ -5118,7 +10421,7 @@
       </w:pPr>
     </w:pPrDefault>
   </w:docDefaults>
-  <w:latentStyles w:defLockedState="0" w:defUIPriority="99" w:defSemiHidden="0" w:defUnhideWhenUsed="0" w:defQFormat="0" w:count="376">
+  <w:latentStyles w:defLockedState="0" w:defUIPriority="99" w:defSemiHidden="0" w:defUnhideWhenUsed="0" w:defQFormat="0" w:count="371">
     <w:lsdException w:name="Normal" w:uiPriority="0" w:qFormat="1"/>
     <w:lsdException w:name="heading 1" w:uiPriority="9" w:qFormat="1"/>
     <w:lsdException w:name="heading 2" w:semiHidden="1" w:uiPriority="9" w:unhideWhenUsed="1" w:qFormat="1"/>
@@ -5490,11 +10793,6 @@
     <w:lsdException w:name="List Table 5 Dark Accent 6" w:uiPriority="50"/>
     <w:lsdException w:name="List Table 6 Colorful Accent 6" w:uiPriority="51"/>
     <w:lsdException w:name="List Table 7 Colorful Accent 6" w:uiPriority="52"/>
-    <w:lsdException w:name="Mention" w:semiHidden="1" w:unhideWhenUsed="1"/>
-    <w:lsdException w:name="Smart Hyperlink" w:semiHidden="1" w:unhideWhenUsed="1"/>
-    <w:lsdException w:name="Hashtag" w:semiHidden="1" w:unhideWhenUsed="1"/>
-    <w:lsdException w:name="Unresolved Mention" w:semiHidden="1" w:unhideWhenUsed="1"/>
-    <w:lsdException w:name="Smart Link" w:semiHidden="1" w:unhideWhenUsed="1"/>
   </w:latentStyles>
   <w:style w:type="paragraph" w:default="1" w:styleId="Normal">
     <w:name w:val="Normal"/>
@@ -5512,9 +10810,10 @@
       <w:lang w:val="en-US" w:eastAsia="de-DE"/>
     </w:rPr>
   </w:style>
-  <w:style w:type="character" w:default="1" w:styleId="Tipodeletrapredefinidodopargrafo">
+  <w:style w:type="character" w:default="1" w:styleId="Fontepargpadro">
     <w:name w:val="Default Paragraph Font"/>
     <w:uiPriority w:val="1"/>
+    <w:semiHidden/>
     <w:unhideWhenUsed/>
   </w:style>
   <w:style w:type="table" w:default="1" w:styleId="Tabelanormal">

--- a/Documentation/Relatório-DSSMV-2025-27_2DB_1250771_1251355.docx
+++ b/Documentation/Relatório-DSSMV-2025-27_2DB_1250771_1251355.docx
@@ -2113,14 +2113,6 @@
     </w:p>
     <w:p>
       <w:pPr>
-        <w:ind w:firstLine="0"/>
-        <w:rPr>
-          <w:lang w:val="pt-BR"/>
-        </w:rPr>
-      </w:pPr>
-    </w:p>
-    <w:p>
-      <w:pPr>
         <w:rPr>
           <w:lang w:val="pt-BR"/>
         </w:rPr>
@@ -2443,6 +2435,660 @@
     </w:p>
     <w:p>
       <w:pPr>
+        <w:rPr>
+          <w:lang w:val="pt-BR"/>
+        </w:rPr>
+      </w:pPr>
+    </w:p>
+    <w:p>
+      <w:pPr>
+        <w:pStyle w:val="PargrafodaLista"/>
+        <w:numPr>
+          <w:ilvl w:val="0"/>
+          <w:numId w:val="1"/>
+        </w:numPr>
+        <w:rPr>
+          <w:lang w:val="pt-BR"/>
+        </w:rPr>
+      </w:pPr>
+      <w:r>
+        <w:rPr>
+          <w:lang w:val="pt-BR"/>
+        </w:rPr>
+        <w:t xml:space="preserve">Como utilizador quero adicionar locais as minhas viagens </w:t>
+      </w:r>
+      <w:r>
+        <w:rPr>
+          <w:lang w:val="pt-BR"/>
+        </w:rPr>
+        <w:t>com a minha posição atual</w:t>
+      </w:r>
+      <w:r>
+        <w:rPr>
+          <w:lang w:val="pt-BR"/>
+        </w:rPr>
+        <w:t>.</w:t>
+      </w:r>
+    </w:p>
+    <w:p>
+      <w:pPr>
+        <w:ind w:left="481"/>
+        <w:rPr>
+          <w:u w:val="single"/>
+          <w:lang w:val="pt-BR"/>
+        </w:rPr>
+      </w:pPr>
+      <w:r>
+        <w:rPr>
+          <w:u w:val="single"/>
+          <w:lang w:val="pt-BR"/>
+        </w:rPr>
+        <w:t>Critérios de aceitação:</w:t>
+      </w:r>
+    </w:p>
+    <w:p>
+      <w:pPr>
+        <w:pStyle w:val="PargrafodaLista"/>
+        <w:numPr>
+          <w:ilvl w:val="1"/>
+          <w:numId w:val="1"/>
+        </w:numPr>
+        <w:rPr>
+          <w:u w:val="single"/>
+          <w:lang w:val="pt-BR"/>
+        </w:rPr>
+      </w:pPr>
+      <w:r>
+        <w:rPr>
+          <w:lang w:val="pt-BR"/>
+        </w:rPr>
+        <w:t>O s</w:t>
+      </w:r>
+      <w:r>
+        <w:rPr>
+          <w:lang w:val="pt-BR"/>
+        </w:rPr>
+        <w:t xml:space="preserve">istema deve pedir a permissão para acessar a localização do </w:t>
+      </w:r>
+      <w:r>
+        <w:rPr>
+          <w:lang w:val="pt-BR"/>
+        </w:rPr>
+        <w:t>utilizador</w:t>
+      </w:r>
+      <w:r>
+        <w:rPr>
+          <w:lang w:val="pt-BR"/>
+        </w:rPr>
+        <w:t>;</w:t>
+      </w:r>
+    </w:p>
+    <w:p>
+      <w:pPr>
+        <w:pStyle w:val="PargrafodaLista"/>
+        <w:numPr>
+          <w:ilvl w:val="1"/>
+          <w:numId w:val="1"/>
+        </w:numPr>
+        <w:rPr>
+          <w:u w:val="single"/>
+          <w:lang w:val="pt-BR"/>
+        </w:rPr>
+      </w:pPr>
+      <w:r>
+        <w:rPr>
+          <w:lang w:val="pt-BR"/>
+        </w:rPr>
+        <w:t>O sistema deve validar as coordenadas</w:t>
+      </w:r>
+      <w:r>
+        <w:rPr>
+          <w:lang w:val="pt-BR"/>
+        </w:rPr>
+        <w:t>.</w:t>
+      </w:r>
+    </w:p>
+    <w:p>
+      <w:pPr>
+        <w:rPr>
+          <w:u w:val="single"/>
+          <w:lang w:val="pt-BR"/>
+        </w:rPr>
+      </w:pPr>
+    </w:p>
+    <w:p>
+      <w:pPr>
+        <w:pStyle w:val="PargrafodaLista"/>
+        <w:numPr>
+          <w:ilvl w:val="0"/>
+          <w:numId w:val="1"/>
+        </w:numPr>
+        <w:rPr>
+          <w:u w:val="single"/>
+          <w:lang w:val="pt-BR"/>
+        </w:rPr>
+      </w:pPr>
+      <w:r>
+        <w:rPr>
+          <w:lang w:val="pt-BR"/>
+        </w:rPr>
+        <w:t xml:space="preserve">Como utilizador, </w:t>
+      </w:r>
+      <w:r>
+        <w:rPr>
+          <w:lang w:val="pt-BR"/>
+        </w:rPr>
+        <w:t xml:space="preserve">quero tirar fotografias ao local, para guardar uma imagem da </w:t>
+      </w:r>
+      <w:r>
+        <w:rPr>
+          <w:lang w:val="pt-BR"/>
+        </w:rPr>
+        <w:t xml:space="preserve">minha </w:t>
+      </w:r>
+      <w:r>
+        <w:rPr>
+          <w:lang w:val="pt-BR"/>
+        </w:rPr>
+        <w:t>visita</w:t>
+      </w:r>
+      <w:r>
+        <w:rPr>
+          <w:lang w:val="pt-BR"/>
+        </w:rPr>
+        <w:t>.</w:t>
+      </w:r>
+    </w:p>
+    <w:p>
+      <w:pPr>
+        <w:ind w:left="720" w:firstLine="0"/>
+        <w:rPr>
+          <w:u w:val="single"/>
+          <w:lang w:val="pt-BR"/>
+        </w:rPr>
+      </w:pPr>
+      <w:r>
+        <w:rPr>
+          <w:u w:val="single"/>
+          <w:lang w:val="pt-BR"/>
+        </w:rPr>
+        <w:t>Critérios de aceitação:</w:t>
+      </w:r>
+    </w:p>
+    <w:p>
+      <w:pPr>
+        <w:pStyle w:val="PargrafodaLista"/>
+        <w:numPr>
+          <w:ilvl w:val="0"/>
+          <w:numId w:val="28"/>
+        </w:numPr>
+        <w:rPr>
+          <w:u w:val="single"/>
+          <w:lang w:val="pt-BR"/>
+        </w:rPr>
+      </w:pPr>
+      <w:r>
+        <w:rPr>
+          <w:lang w:val="pt-BR"/>
+        </w:rPr>
+        <w:t>A fotografia deve ser tirada dentro da aplicação</w:t>
+      </w:r>
+      <w:r>
+        <w:rPr>
+          <w:lang w:val="pt-BR"/>
+        </w:rPr>
+        <w:t xml:space="preserve">, com o </w:t>
+      </w:r>
+      <w:proofErr w:type="spellStart"/>
+      <w:r>
+        <w:rPr>
+          <w:lang w:val="pt-BR"/>
+        </w:rPr>
+        <w:t>CameraX</w:t>
+      </w:r>
+      <w:proofErr w:type="spellEnd"/>
+      <w:r>
+        <w:rPr>
+          <w:lang w:val="pt-BR"/>
+        </w:rPr>
+        <w:t>.</w:t>
+      </w:r>
+    </w:p>
+    <w:p>
+      <w:pPr>
+        <w:rPr>
+          <w:u w:val="single"/>
+          <w:lang w:val="pt-BR"/>
+        </w:rPr>
+      </w:pPr>
+    </w:p>
+    <w:p>
+      <w:pPr>
+        <w:pStyle w:val="PargrafodaLista"/>
+        <w:numPr>
+          <w:ilvl w:val="0"/>
+          <w:numId w:val="1"/>
+        </w:numPr>
+        <w:rPr>
+          <w:u w:val="single"/>
+          <w:lang w:val="pt-BR"/>
+        </w:rPr>
+      </w:pPr>
+      <w:r>
+        <w:rPr>
+          <w:lang w:val="pt-BR"/>
+        </w:rPr>
+        <w:t>Como utilizador, quero dar uma avaliação aos locais que visito, para registar a minha opinião.</w:t>
+      </w:r>
+    </w:p>
+    <w:p>
+      <w:pPr>
+        <w:ind w:left="720" w:firstLine="0"/>
+        <w:rPr>
+          <w:u w:val="single"/>
+          <w:lang w:val="pt-BR"/>
+        </w:rPr>
+      </w:pPr>
+      <w:r>
+        <w:rPr>
+          <w:u w:val="single"/>
+          <w:lang w:val="pt-BR"/>
+        </w:rPr>
+        <w:t>Critérios de aceitação:</w:t>
+      </w:r>
+    </w:p>
+    <w:p>
+      <w:pPr>
+        <w:pStyle w:val="PargrafodaLista"/>
+        <w:numPr>
+          <w:ilvl w:val="1"/>
+          <w:numId w:val="1"/>
+        </w:numPr>
+        <w:spacing w:after="40"/>
+        <w:rPr>
+          <w:lang w:val="pt-BR"/>
+        </w:rPr>
+      </w:pPr>
+      <w:r>
+        <w:rPr>
+          <w:lang w:val="pt-BR"/>
+        </w:rPr>
+        <w:t>A a</w:t>
+      </w:r>
+      <w:r>
+        <w:rPr>
+          <w:lang w:val="pt-BR"/>
+        </w:rPr>
+        <w:t>valiação deve estar entre 1 e 5.</w:t>
+      </w:r>
+    </w:p>
+    <w:p>
+      <w:pPr>
+        <w:spacing w:after="40"/>
+        <w:rPr>
+          <w:lang w:val="pt-BR"/>
+        </w:rPr>
+      </w:pPr>
+    </w:p>
+    <w:p>
+      <w:pPr>
+        <w:pStyle w:val="PargrafodaLista"/>
+        <w:numPr>
+          <w:ilvl w:val="0"/>
+          <w:numId w:val="1"/>
+        </w:numPr>
+        <w:spacing w:after="40"/>
+        <w:rPr>
+          <w:lang w:val="pt-BR"/>
+        </w:rPr>
+      </w:pPr>
+      <w:r>
+        <w:rPr>
+          <w:lang w:val="pt-BR"/>
+        </w:rPr>
+        <w:t xml:space="preserve">Como utilizador, </w:t>
+      </w:r>
+      <w:r>
+        <w:rPr>
+          <w:lang w:val="pt-BR"/>
+        </w:rPr>
+        <w:t>quero ver todos os locais da viagem num mapa, para ter noção do percurso</w:t>
+      </w:r>
+      <w:r>
+        <w:rPr>
+          <w:lang w:val="pt-BR"/>
+        </w:rPr>
+        <w:t>.</w:t>
+      </w:r>
+    </w:p>
+    <w:p>
+      <w:pPr>
+        <w:spacing w:after="40"/>
+        <w:ind w:left="720" w:firstLine="0"/>
+        <w:rPr>
+          <w:u w:val="single"/>
+          <w:lang w:val="pt-BR"/>
+        </w:rPr>
+      </w:pPr>
+      <w:r>
+        <w:rPr>
+          <w:u w:val="single"/>
+          <w:lang w:val="pt-BR"/>
+        </w:rPr>
+        <w:t>Critérios de aceitação:</w:t>
+      </w:r>
+    </w:p>
+    <w:p>
+      <w:pPr>
+        <w:pStyle w:val="PargrafodaLista"/>
+        <w:numPr>
+          <w:ilvl w:val="0"/>
+          <w:numId w:val="31"/>
+        </w:numPr>
+        <w:spacing w:after="40"/>
+        <w:rPr>
+          <w:lang w:val="pt-BR"/>
+        </w:rPr>
+      </w:pPr>
+      <w:r>
+        <w:rPr>
+          <w:lang w:val="pt-BR"/>
+        </w:rPr>
+        <w:t>O mapa dev</w:t>
+      </w:r>
+      <w:r>
+        <w:rPr>
+          <w:lang w:val="pt-BR"/>
+        </w:rPr>
+        <w:t>e mostrar um marcador por local;</w:t>
+      </w:r>
+    </w:p>
+    <w:p>
+      <w:pPr>
+        <w:pStyle w:val="PargrafodaLista"/>
+        <w:numPr>
+          <w:ilvl w:val="0"/>
+          <w:numId w:val="31"/>
+        </w:numPr>
+        <w:spacing w:after="40"/>
+        <w:rPr>
+          <w:u w:val="single"/>
+          <w:lang w:val="pt-BR"/>
+        </w:rPr>
+      </w:pPr>
+      <w:r>
+        <w:rPr>
+          <w:lang w:val="pt-BR"/>
+        </w:rPr>
+        <w:t>A cor do marcador deve corresponder à categoria do local</w:t>
+      </w:r>
+      <w:r>
+        <w:rPr>
+          <w:lang w:val="pt-BR"/>
+        </w:rPr>
+        <w:t>;</w:t>
+      </w:r>
+    </w:p>
+    <w:p>
+      <w:pPr>
+        <w:pStyle w:val="PargrafodaLista"/>
+        <w:numPr>
+          <w:ilvl w:val="0"/>
+          <w:numId w:val="31"/>
+        </w:numPr>
+        <w:spacing w:after="40"/>
+        <w:rPr>
+          <w:u w:val="single"/>
+          <w:lang w:val="pt-BR"/>
+        </w:rPr>
+      </w:pPr>
+      <w:r>
+        <w:rPr>
+          <w:lang w:val="pt-BR"/>
+        </w:rPr>
+        <w:t>Tocar num marcador deve abrir o detalhe do local</w:t>
+      </w:r>
+      <w:r>
+        <w:rPr>
+          <w:lang w:val="pt-BR"/>
+        </w:rPr>
+        <w:t>.</w:t>
+      </w:r>
+    </w:p>
+    <w:p>
+      <w:pPr>
+        <w:spacing w:after="40"/>
+        <w:rPr>
+          <w:u w:val="single"/>
+          <w:lang w:val="pt-BR"/>
+        </w:rPr>
+      </w:pPr>
+    </w:p>
+    <w:p>
+      <w:pPr>
+        <w:pStyle w:val="PargrafodaLista"/>
+        <w:numPr>
+          <w:ilvl w:val="0"/>
+          <w:numId w:val="1"/>
+        </w:numPr>
+        <w:spacing w:after="40"/>
+        <w:rPr>
+          <w:lang w:val="pt-BR"/>
+        </w:rPr>
+      </w:pPr>
+      <w:r>
+        <w:rPr>
+          <w:lang w:val="pt-BR"/>
+        </w:rPr>
+        <w:t xml:space="preserve">Como utilizador, </w:t>
+      </w:r>
+      <w:r>
+        <w:rPr>
+          <w:lang w:val="pt-BR"/>
+        </w:rPr>
+        <w:t>quero adicionar participantes à viagem, para partilhar a informação com quem viajou comigo</w:t>
+      </w:r>
+      <w:r>
+        <w:rPr>
+          <w:lang w:val="pt-BR"/>
+        </w:rPr>
+        <w:t>.</w:t>
+      </w:r>
+    </w:p>
+    <w:p>
+      <w:pPr>
+        <w:spacing w:after="40"/>
+        <w:ind w:left="720" w:firstLine="0"/>
+        <w:rPr>
+          <w:u w:val="single"/>
+          <w:lang w:val="pt-BR"/>
+        </w:rPr>
+      </w:pPr>
+      <w:r>
+        <w:rPr>
+          <w:u w:val="single"/>
+          <w:lang w:val="pt-BR"/>
+        </w:rPr>
+        <w:lastRenderedPageBreak/>
+        <w:t>Critérios de aceitação:</w:t>
+      </w:r>
+    </w:p>
+    <w:p>
+      <w:pPr>
+        <w:pStyle w:val="PargrafodaLista"/>
+        <w:numPr>
+          <w:ilvl w:val="1"/>
+          <w:numId w:val="1"/>
+        </w:numPr>
+        <w:spacing w:after="40"/>
+        <w:rPr>
+          <w:u w:val="single"/>
+          <w:lang w:val="pt-BR"/>
+        </w:rPr>
+      </w:pPr>
+      <w:r>
+        <w:rPr>
+          <w:lang w:val="pt-BR"/>
+        </w:rPr>
+        <w:t xml:space="preserve">O convite deve ser feito pelo </w:t>
+      </w:r>
+      <w:proofErr w:type="spellStart"/>
+      <w:r>
+        <w:rPr>
+          <w:lang w:val="pt-BR"/>
+        </w:rPr>
+        <w:t>email</w:t>
+      </w:r>
+      <w:proofErr w:type="spellEnd"/>
+      <w:r>
+        <w:rPr>
+          <w:lang w:val="pt-BR"/>
+        </w:rPr>
+        <w:t xml:space="preserve"> do utilizador</w:t>
+      </w:r>
+      <w:r>
+        <w:rPr>
+          <w:lang w:val="pt-BR"/>
+        </w:rPr>
+        <w:t>;</w:t>
+      </w:r>
+    </w:p>
+    <w:p>
+      <w:pPr>
+        <w:pStyle w:val="PargrafodaLista"/>
+        <w:numPr>
+          <w:ilvl w:val="1"/>
+          <w:numId w:val="1"/>
+        </w:numPr>
+        <w:spacing w:after="40"/>
+        <w:rPr>
+          <w:u w:val="single"/>
+          <w:lang w:val="pt-BR"/>
+        </w:rPr>
+      </w:pPr>
+      <w:r>
+        <w:rPr>
+          <w:lang w:val="pt-BR"/>
+        </w:rPr>
+        <w:t>O sistema deve recusar convidar duas vezes a mesma pessoa</w:t>
+      </w:r>
+      <w:r>
+        <w:rPr>
+          <w:lang w:val="pt-BR"/>
+        </w:rPr>
+        <w:t>.</w:t>
+      </w:r>
+    </w:p>
+    <w:p>
+      <w:pPr>
+        <w:spacing w:after="40"/>
+        <w:rPr>
+          <w:u w:val="single"/>
+          <w:lang w:val="pt-BR"/>
+        </w:rPr>
+      </w:pPr>
+    </w:p>
+    <w:p>
+      <w:pPr>
+        <w:pStyle w:val="PargrafodaLista"/>
+        <w:numPr>
+          <w:ilvl w:val="0"/>
+          <w:numId w:val="1"/>
+        </w:numPr>
+        <w:spacing w:after="40"/>
+        <w:rPr>
+          <w:u w:val="single"/>
+          <w:lang w:val="pt-BR"/>
+        </w:rPr>
+      </w:pPr>
+      <w:r>
+        <w:rPr>
+          <w:lang w:val="pt-BR"/>
+        </w:rPr>
+        <w:t xml:space="preserve">Como </w:t>
+      </w:r>
+      <w:r>
+        <w:rPr>
+          <w:lang w:val="pt-BR"/>
+        </w:rPr>
+        <w:t>utilizador</w:t>
+      </w:r>
+      <w:r>
+        <w:rPr>
+          <w:lang w:val="pt-BR"/>
+        </w:rPr>
+        <w:t xml:space="preserve">, </w:t>
+      </w:r>
+      <w:r>
+        <w:rPr>
+          <w:lang w:val="pt-BR"/>
+        </w:rPr>
+        <w:t>quero consultar o resumo da via</w:t>
+      </w:r>
+      <w:r>
+        <w:rPr>
+          <w:lang w:val="pt-BR"/>
+        </w:rPr>
+        <w:t>gem, para saber as estatísticas da minha viagem.</w:t>
+      </w:r>
+    </w:p>
+    <w:p>
+      <w:pPr>
+        <w:spacing w:after="40"/>
+        <w:ind w:left="720" w:firstLine="0"/>
+        <w:rPr>
+          <w:u w:val="single"/>
+          <w:lang w:val="pt-BR"/>
+        </w:rPr>
+      </w:pPr>
+      <w:r>
+        <w:rPr>
+          <w:u w:val="single"/>
+          <w:lang w:val="pt-BR"/>
+        </w:rPr>
+        <w:t>Critérios de aceitação:</w:t>
+      </w:r>
+    </w:p>
+    <w:p>
+      <w:pPr>
+        <w:pStyle w:val="PargrafodaLista"/>
+        <w:numPr>
+          <w:ilvl w:val="0"/>
+          <w:numId w:val="32"/>
+        </w:numPr>
+        <w:spacing w:after="40"/>
+        <w:rPr>
+          <w:u w:val="single"/>
+          <w:lang w:val="pt-BR"/>
+        </w:rPr>
+      </w:pPr>
+      <w:r>
+        <w:rPr>
+          <w:lang w:val="pt-BR"/>
+        </w:rPr>
+        <w:t>O sistema deve calcular a distância percorrida</w:t>
+      </w:r>
+      <w:r>
+        <w:rPr>
+          <w:lang w:val="pt-BR"/>
+        </w:rPr>
+        <w:t xml:space="preserve"> e o total de locais, d</w:t>
+      </w:r>
+      <w:r>
+        <w:rPr>
+          <w:lang w:val="pt-BR"/>
+        </w:rPr>
+        <w:t xml:space="preserve">eve mostrar também o número de países e a avaliação </w:t>
+      </w:r>
+      <w:r>
+        <w:rPr>
+          <w:lang w:val="pt-BR"/>
+        </w:rPr>
+        <w:t>media.</w:t>
+      </w:r>
+    </w:p>
+    <w:p>
+      <w:pPr>
         <w:pStyle w:val="heading1"/>
         <w:rPr>
           <w:lang w:val="pt-BR"/>
@@ -2454,6 +3100,8 @@
         </w:rPr>
         <w:t>5   Requisitos</w:t>
       </w:r>
+      <w:bookmarkStart w:id="0" w:name="_GoBack"/>
+      <w:bookmarkEnd w:id="0"/>
     </w:p>
     <w:p>
       <w:pPr>
@@ -2584,7 +3232,6 @@
           <w:szCs w:val="18"/>
           <w:lang w:val="pt-BR"/>
         </w:rPr>
-        <w:lastRenderedPageBreak/>
         <w:t>UC</w:t>
       </w:r>
       <w:proofErr w:type="spellEnd"/>
@@ -2881,6 +3528,7 @@
               <w:rPr>
                 <w:lang w:val="pt-BR"/>
               </w:rPr>
+              <w:lastRenderedPageBreak/>
               <w:t xml:space="preserve">O sistema guarda a palavra-passe como </w:t>
             </w:r>
             <w:proofErr w:type="spellStart"/>
@@ -2934,6 +3582,7 @@
               <w:rPr>
                 <w:lang w:val="pt-BR"/>
               </w:rPr>
+              <w:lastRenderedPageBreak/>
               <w:t>Caminho alternativo</w:t>
             </w:r>
           </w:p>
@@ -3695,7 +4344,6 @@
               <w:rPr>
                 <w:lang w:val="pt-BR"/>
               </w:rPr>
-              <w:lastRenderedPageBreak/>
               <w:t>Caminho alternativo</w:t>
             </w:r>
           </w:p>
@@ -3987,6 +4635,7 @@
               <w:rPr>
                 <w:lang w:val="pt-BR"/>
               </w:rPr>
+              <w:lastRenderedPageBreak/>
               <w:t>O sistema lê as viagens do utilizador;</w:t>
             </w:r>
           </w:p>
@@ -4044,6 +4693,7 @@
               <w:rPr>
                 <w:lang w:val="pt-BR"/>
               </w:rPr>
+              <w:lastRenderedPageBreak/>
               <w:t>Caminho alternativo</w:t>
             </w:r>
           </w:p>
@@ -4831,7 +5481,6 @@
               <w:rPr>
                 <w:lang w:val="pt-BR"/>
               </w:rPr>
-              <w:lastRenderedPageBreak/>
               <w:t>Caminho alternativo</w:t>
             </w:r>
           </w:p>
@@ -5137,6 +5786,7 @@
               <w:rPr>
                 <w:lang w:val="pt-BR"/>
               </w:rPr>
+              <w:lastRenderedPageBreak/>
               <w:t xml:space="preserve">O utilizador introduz o </w:t>
             </w:r>
             <w:proofErr w:type="spellStart"/>
@@ -5199,6 +5849,7 @@
               <w:rPr>
                 <w:lang w:val="pt-BR"/>
               </w:rPr>
+              <w:lastRenderedPageBreak/>
               <w:t>Caminho alternativo</w:t>
             </w:r>
           </w:p>
@@ -5686,8 +6337,6 @@
               </w:rPr>
               <w:t>O sistema cria o local.</w:t>
             </w:r>
-            <w:bookmarkStart w:id="0" w:name="_GoBack"/>
-            <w:bookmarkEnd w:id="0"/>
           </w:p>
         </w:tc>
       </w:tr>
@@ -6387,6 +7036,7 @@
           <w:b w:val="0"/>
           <w:lang w:val="pt-BR"/>
         </w:rPr>
+        <w:lastRenderedPageBreak/>
         <w:t>UC</w:t>
       </w:r>
       <w:proofErr w:type="spellEnd"/>
@@ -7695,6 +8345,178 @@
     </w:lvl>
   </w:abstractNum>
   <w:abstractNum w:abstractNumId="2" w15:restartNumberingAfterBreak="0">
+    <w:nsid w:val="0578002F"/>
+    <w:multiLevelType w:val="hybridMultilevel"/>
+    <w:tmpl w:val="61402BF0"/>
+    <w:lvl w:ilvl="0" w:tplc="0816000F">
+      <w:start w:val="1"/>
+      <w:numFmt w:val="decimal"/>
+      <w:lvlText w:val="%1."/>
+      <w:lvlJc w:val="left"/>
+      <w:pPr>
+        <w:ind w:left="1440" w:hanging="360"/>
+      </w:pPr>
+    </w:lvl>
+    <w:lvl w:ilvl="1" w:tplc="08160019" w:tentative="1">
+      <w:start w:val="1"/>
+      <w:numFmt w:val="lowerLetter"/>
+      <w:lvlText w:val="%2."/>
+      <w:lvlJc w:val="left"/>
+      <w:pPr>
+        <w:ind w:left="2160" w:hanging="360"/>
+      </w:pPr>
+    </w:lvl>
+    <w:lvl w:ilvl="2" w:tplc="0816001B" w:tentative="1">
+      <w:start w:val="1"/>
+      <w:numFmt w:val="lowerRoman"/>
+      <w:lvlText w:val="%3."/>
+      <w:lvlJc w:val="right"/>
+      <w:pPr>
+        <w:ind w:left="2880" w:hanging="180"/>
+      </w:pPr>
+    </w:lvl>
+    <w:lvl w:ilvl="3" w:tplc="0816000F" w:tentative="1">
+      <w:start w:val="1"/>
+      <w:numFmt w:val="decimal"/>
+      <w:lvlText w:val="%4."/>
+      <w:lvlJc w:val="left"/>
+      <w:pPr>
+        <w:ind w:left="3600" w:hanging="360"/>
+      </w:pPr>
+    </w:lvl>
+    <w:lvl w:ilvl="4" w:tplc="08160019" w:tentative="1">
+      <w:start w:val="1"/>
+      <w:numFmt w:val="lowerLetter"/>
+      <w:lvlText w:val="%5."/>
+      <w:lvlJc w:val="left"/>
+      <w:pPr>
+        <w:ind w:left="4320" w:hanging="360"/>
+      </w:pPr>
+    </w:lvl>
+    <w:lvl w:ilvl="5" w:tplc="0816001B" w:tentative="1">
+      <w:start w:val="1"/>
+      <w:numFmt w:val="lowerRoman"/>
+      <w:lvlText w:val="%6."/>
+      <w:lvlJc w:val="right"/>
+      <w:pPr>
+        <w:ind w:left="5040" w:hanging="180"/>
+      </w:pPr>
+    </w:lvl>
+    <w:lvl w:ilvl="6" w:tplc="0816000F" w:tentative="1">
+      <w:start w:val="1"/>
+      <w:numFmt w:val="decimal"/>
+      <w:lvlText w:val="%7."/>
+      <w:lvlJc w:val="left"/>
+      <w:pPr>
+        <w:ind w:left="5760" w:hanging="360"/>
+      </w:pPr>
+    </w:lvl>
+    <w:lvl w:ilvl="7" w:tplc="08160019" w:tentative="1">
+      <w:start w:val="1"/>
+      <w:numFmt w:val="lowerLetter"/>
+      <w:lvlText w:val="%8."/>
+      <w:lvlJc w:val="left"/>
+      <w:pPr>
+        <w:ind w:left="6480" w:hanging="360"/>
+      </w:pPr>
+    </w:lvl>
+    <w:lvl w:ilvl="8" w:tplc="0816001B" w:tentative="1">
+      <w:start w:val="1"/>
+      <w:numFmt w:val="lowerRoman"/>
+      <w:lvlText w:val="%9."/>
+      <w:lvlJc w:val="right"/>
+      <w:pPr>
+        <w:ind w:left="7200" w:hanging="180"/>
+      </w:pPr>
+    </w:lvl>
+  </w:abstractNum>
+  <w:abstractNum w:abstractNumId="3" w15:restartNumberingAfterBreak="0">
+    <w:nsid w:val="099F4225"/>
+    <w:multiLevelType w:val="hybridMultilevel"/>
+    <w:tmpl w:val="AAFE75CA"/>
+    <w:lvl w:ilvl="0" w:tplc="0816000F">
+      <w:start w:val="1"/>
+      <w:numFmt w:val="decimal"/>
+      <w:lvlText w:val="%1."/>
+      <w:lvlJc w:val="left"/>
+      <w:pPr>
+        <w:ind w:left="1080" w:hanging="360"/>
+      </w:pPr>
+    </w:lvl>
+    <w:lvl w:ilvl="1" w:tplc="08160019" w:tentative="1">
+      <w:start w:val="1"/>
+      <w:numFmt w:val="lowerLetter"/>
+      <w:lvlText w:val="%2."/>
+      <w:lvlJc w:val="left"/>
+      <w:pPr>
+        <w:ind w:left="1800" w:hanging="360"/>
+      </w:pPr>
+    </w:lvl>
+    <w:lvl w:ilvl="2" w:tplc="0816001B" w:tentative="1">
+      <w:start w:val="1"/>
+      <w:numFmt w:val="lowerRoman"/>
+      <w:lvlText w:val="%3."/>
+      <w:lvlJc w:val="right"/>
+      <w:pPr>
+        <w:ind w:left="2520" w:hanging="180"/>
+      </w:pPr>
+    </w:lvl>
+    <w:lvl w:ilvl="3" w:tplc="0816000F" w:tentative="1">
+      <w:start w:val="1"/>
+      <w:numFmt w:val="decimal"/>
+      <w:lvlText w:val="%4."/>
+      <w:lvlJc w:val="left"/>
+      <w:pPr>
+        <w:ind w:left="3240" w:hanging="360"/>
+      </w:pPr>
+    </w:lvl>
+    <w:lvl w:ilvl="4" w:tplc="08160019" w:tentative="1">
+      <w:start w:val="1"/>
+      <w:numFmt w:val="lowerLetter"/>
+      <w:lvlText w:val="%5."/>
+      <w:lvlJc w:val="left"/>
+      <w:pPr>
+        <w:ind w:left="3960" w:hanging="360"/>
+      </w:pPr>
+    </w:lvl>
+    <w:lvl w:ilvl="5" w:tplc="0816001B" w:tentative="1">
+      <w:start w:val="1"/>
+      <w:numFmt w:val="lowerRoman"/>
+      <w:lvlText w:val="%6."/>
+      <w:lvlJc w:val="right"/>
+      <w:pPr>
+        <w:ind w:left="4680" w:hanging="180"/>
+      </w:pPr>
+    </w:lvl>
+    <w:lvl w:ilvl="6" w:tplc="0816000F" w:tentative="1">
+      <w:start w:val="1"/>
+      <w:numFmt w:val="decimal"/>
+      <w:lvlText w:val="%7."/>
+      <w:lvlJc w:val="left"/>
+      <w:pPr>
+        <w:ind w:left="5400" w:hanging="360"/>
+      </w:pPr>
+    </w:lvl>
+    <w:lvl w:ilvl="7" w:tplc="08160019" w:tentative="1">
+      <w:start w:val="1"/>
+      <w:numFmt w:val="lowerLetter"/>
+      <w:lvlText w:val="%8."/>
+      <w:lvlJc w:val="left"/>
+      <w:pPr>
+        <w:ind w:left="6120" w:hanging="360"/>
+      </w:pPr>
+    </w:lvl>
+    <w:lvl w:ilvl="8" w:tplc="0816001B" w:tentative="1">
+      <w:start w:val="1"/>
+      <w:numFmt w:val="lowerRoman"/>
+      <w:lvlText w:val="%9."/>
+      <w:lvlJc w:val="right"/>
+      <w:pPr>
+        <w:ind w:left="6840" w:hanging="180"/>
+      </w:pPr>
+    </w:lvl>
+  </w:abstractNum>
+  <w:abstractNum w:abstractNumId="4" w15:restartNumberingAfterBreak="0">
     <w:nsid w:val="0AC728BB"/>
     <w:multiLevelType w:val="hybridMultilevel"/>
     <w:tmpl w:val="700ABC6A"/>
@@ -7783,7 +8605,7 @@
       </w:pPr>
     </w:lvl>
   </w:abstractNum>
-  <w:abstractNum w:abstractNumId="3" w15:restartNumberingAfterBreak="0">
+  <w:abstractNum w:abstractNumId="5" w15:restartNumberingAfterBreak="0">
     <w:nsid w:val="0E1C03C7"/>
     <w:multiLevelType w:val="hybridMultilevel"/>
     <w:tmpl w:val="6B8899F6"/>
@@ -7872,12 +8694,12 @@
       </w:pPr>
     </w:lvl>
   </w:abstractNum>
-  <w:abstractNum w:abstractNumId="4" w15:restartNumberingAfterBreak="0">
+  <w:abstractNum w:abstractNumId="6" w15:restartNumberingAfterBreak="0">
     <w:nsid w:val="0E602FAB"/>
     <w:multiLevelType w:val="hybridMultilevel"/>
-    <w:tmpl w:val="F1B0B6A6"/>
-    <w:lvl w:ilvl="0" w:tplc="0816000F">
-      <w:start w:val="1"/>
+    <w:tmpl w:val="66CE71DE"/>
+    <w:lvl w:ilvl="0" w:tplc="9496A73E">
+      <w:start w:val="4"/>
       <w:numFmt w:val="decimal"/>
       <w:lvlText w:val="%1."/>
       <w:lvlJc w:val="left"/>
@@ -7961,7 +8783,7 @@
       </w:pPr>
     </w:lvl>
   </w:abstractNum>
-  <w:abstractNum w:abstractNumId="5" w15:restartNumberingAfterBreak="0">
+  <w:abstractNum w:abstractNumId="7" w15:restartNumberingAfterBreak="0">
     <w:nsid w:val="135B4645"/>
     <w:multiLevelType w:val="hybridMultilevel"/>
     <w:tmpl w:val="FD288880"/>
@@ -8047,7 +8869,7 @@
       </w:pPr>
     </w:lvl>
   </w:abstractNum>
-  <w:abstractNum w:abstractNumId="6" w15:restartNumberingAfterBreak="0">
+  <w:abstractNum w:abstractNumId="8" w15:restartNumberingAfterBreak="0">
     <w:nsid w:val="15192468"/>
     <w:multiLevelType w:val="hybridMultilevel"/>
     <w:tmpl w:val="5DEA3BA0"/>
@@ -8133,7 +8955,93 @@
       </w:pPr>
     </w:lvl>
   </w:abstractNum>
-  <w:abstractNum w:abstractNumId="7" w15:restartNumberingAfterBreak="0">
+  <w:abstractNum w:abstractNumId="9" w15:restartNumberingAfterBreak="0">
+    <w:nsid w:val="18040FDE"/>
+    <w:multiLevelType w:val="hybridMultilevel"/>
+    <w:tmpl w:val="F0243458"/>
+    <w:lvl w:ilvl="0" w:tplc="0816000F">
+      <w:start w:val="1"/>
+      <w:numFmt w:val="decimal"/>
+      <w:lvlText w:val="%1."/>
+      <w:lvlJc w:val="left"/>
+      <w:pPr>
+        <w:ind w:left="1080" w:hanging="360"/>
+      </w:pPr>
+    </w:lvl>
+    <w:lvl w:ilvl="1" w:tplc="08160019" w:tentative="1">
+      <w:start w:val="1"/>
+      <w:numFmt w:val="lowerLetter"/>
+      <w:lvlText w:val="%2."/>
+      <w:lvlJc w:val="left"/>
+      <w:pPr>
+        <w:ind w:left="1800" w:hanging="360"/>
+      </w:pPr>
+    </w:lvl>
+    <w:lvl w:ilvl="2" w:tplc="0816001B" w:tentative="1">
+      <w:start w:val="1"/>
+      <w:numFmt w:val="lowerRoman"/>
+      <w:lvlText w:val="%3."/>
+      <w:lvlJc w:val="right"/>
+      <w:pPr>
+        <w:ind w:left="2520" w:hanging="180"/>
+      </w:pPr>
+    </w:lvl>
+    <w:lvl w:ilvl="3" w:tplc="0816000F" w:tentative="1">
+      <w:start w:val="1"/>
+      <w:numFmt w:val="decimal"/>
+      <w:lvlText w:val="%4."/>
+      <w:lvlJc w:val="left"/>
+      <w:pPr>
+        <w:ind w:left="3240" w:hanging="360"/>
+      </w:pPr>
+    </w:lvl>
+    <w:lvl w:ilvl="4" w:tplc="08160019" w:tentative="1">
+      <w:start w:val="1"/>
+      <w:numFmt w:val="lowerLetter"/>
+      <w:lvlText w:val="%5."/>
+      <w:lvlJc w:val="left"/>
+      <w:pPr>
+        <w:ind w:left="3960" w:hanging="360"/>
+      </w:pPr>
+    </w:lvl>
+    <w:lvl w:ilvl="5" w:tplc="0816001B" w:tentative="1">
+      <w:start w:val="1"/>
+      <w:numFmt w:val="lowerRoman"/>
+      <w:lvlText w:val="%6."/>
+      <w:lvlJc w:val="right"/>
+      <w:pPr>
+        <w:ind w:left="4680" w:hanging="180"/>
+      </w:pPr>
+    </w:lvl>
+    <w:lvl w:ilvl="6" w:tplc="0816000F" w:tentative="1">
+      <w:start w:val="1"/>
+      <w:numFmt w:val="decimal"/>
+      <w:lvlText w:val="%7."/>
+      <w:lvlJc w:val="left"/>
+      <w:pPr>
+        <w:ind w:left="5400" w:hanging="360"/>
+      </w:pPr>
+    </w:lvl>
+    <w:lvl w:ilvl="7" w:tplc="08160019" w:tentative="1">
+      <w:start w:val="1"/>
+      <w:numFmt w:val="lowerLetter"/>
+      <w:lvlText w:val="%8."/>
+      <w:lvlJc w:val="left"/>
+      <w:pPr>
+        <w:ind w:left="6120" w:hanging="360"/>
+      </w:pPr>
+    </w:lvl>
+    <w:lvl w:ilvl="8" w:tplc="0816001B" w:tentative="1">
+      <w:start w:val="1"/>
+      <w:numFmt w:val="lowerRoman"/>
+      <w:lvlText w:val="%9."/>
+      <w:lvlJc w:val="right"/>
+      <w:pPr>
+        <w:ind w:left="6840" w:hanging="180"/>
+      </w:pPr>
+    </w:lvl>
+  </w:abstractNum>
+  <w:abstractNum w:abstractNumId="10" w15:restartNumberingAfterBreak="0">
     <w:nsid w:val="1C8A01D4"/>
     <w:multiLevelType w:val="multilevel"/>
     <w:tmpl w:val="33FA766A"/>
@@ -8251,7 +9159,7 @@
       </w:rPr>
     </w:lvl>
   </w:abstractNum>
-  <w:abstractNum w:abstractNumId="8" w15:restartNumberingAfterBreak="0">
+  <w:abstractNum w:abstractNumId="11" w15:restartNumberingAfterBreak="0">
     <w:nsid w:val="236F0CB4"/>
     <w:multiLevelType w:val="hybridMultilevel"/>
     <w:tmpl w:val="2DD4A172"/>
@@ -8340,10 +9248,10 @@
       </w:pPr>
     </w:lvl>
   </w:abstractNum>
-  <w:abstractNum w:abstractNumId="9" w15:restartNumberingAfterBreak="0">
+  <w:abstractNum w:abstractNumId="12" w15:restartNumberingAfterBreak="0">
     <w:nsid w:val="299A41E7"/>
     <w:multiLevelType w:val="hybridMultilevel"/>
-    <w:tmpl w:val="B750E62A"/>
+    <w:tmpl w:val="619861C4"/>
     <w:lvl w:ilvl="0" w:tplc="0816000F">
       <w:start w:val="1"/>
       <w:numFmt w:val="decimal"/>
@@ -8356,9 +9264,9 @@
         <w:rFonts w:hint="default"/>
       </w:rPr>
     </w:lvl>
-    <w:lvl w:ilvl="1" w:tplc="08160019">
-      <w:start w:val="1"/>
-      <w:numFmt w:val="lowerLetter"/>
+    <w:lvl w:ilvl="1" w:tplc="0816000F">
+      <w:start w:val="1"/>
+      <w:numFmt w:val="decimal"/>
       <w:lvlText w:val="%2."/>
       <w:lvlJc w:val="left"/>
       <w:pPr>
@@ -8429,7 +9337,7 @@
       </w:pPr>
     </w:lvl>
   </w:abstractNum>
-  <w:abstractNum w:abstractNumId="10" w15:restartNumberingAfterBreak="0">
+  <w:abstractNum w:abstractNumId="13" w15:restartNumberingAfterBreak="0">
     <w:nsid w:val="2C84103A"/>
     <w:multiLevelType w:val="multilevel"/>
     <w:tmpl w:val="33FA766A"/>
@@ -8547,7 +9455,7 @@
       </w:rPr>
     </w:lvl>
   </w:abstractNum>
-  <w:abstractNum w:abstractNumId="11" w15:restartNumberingAfterBreak="0">
+  <w:abstractNum w:abstractNumId="14" w15:restartNumberingAfterBreak="0">
     <w:nsid w:val="2FF34A43"/>
     <w:multiLevelType w:val="multilevel"/>
     <w:tmpl w:val="33FA766A"/>
@@ -8665,7 +9573,7 @@
       </w:rPr>
     </w:lvl>
   </w:abstractNum>
-  <w:abstractNum w:abstractNumId="12" w15:restartNumberingAfterBreak="0">
+  <w:abstractNum w:abstractNumId="15" w15:restartNumberingAfterBreak="0">
     <w:nsid w:val="33841D9D"/>
     <w:multiLevelType w:val="multilevel"/>
     <w:tmpl w:val="33FA766A"/>
@@ -8783,7 +9691,7 @@
       </w:rPr>
     </w:lvl>
   </w:abstractNum>
-  <w:abstractNum w:abstractNumId="13" w15:restartNumberingAfterBreak="0">
+  <w:abstractNum w:abstractNumId="16" w15:restartNumberingAfterBreak="0">
     <w:nsid w:val="33F628D5"/>
     <w:multiLevelType w:val="multilevel"/>
     <w:tmpl w:val="33FA766A"/>
@@ -8901,7 +9809,7 @@
       </w:rPr>
     </w:lvl>
   </w:abstractNum>
-  <w:abstractNum w:abstractNumId="14" w15:restartNumberingAfterBreak="0">
+  <w:abstractNum w:abstractNumId="17" w15:restartNumberingAfterBreak="0">
     <w:nsid w:val="36DC4A33"/>
     <w:multiLevelType w:val="multilevel"/>
     <w:tmpl w:val="33FA766A"/>
@@ -9019,7 +9927,7 @@
       </w:rPr>
     </w:lvl>
   </w:abstractNum>
-  <w:abstractNum w:abstractNumId="15" w15:restartNumberingAfterBreak="0">
+  <w:abstractNum w:abstractNumId="18" w15:restartNumberingAfterBreak="0">
     <w:nsid w:val="3B184735"/>
     <w:multiLevelType w:val="multilevel"/>
     <w:tmpl w:val="0986C80A"/>
@@ -9132,7 +10040,179 @@
       </w:rPr>
     </w:lvl>
   </w:abstractNum>
-  <w:abstractNum w:abstractNumId="16" w15:restartNumberingAfterBreak="0">
+  <w:abstractNum w:abstractNumId="19" w15:restartNumberingAfterBreak="0">
+    <w:nsid w:val="431C4292"/>
+    <w:multiLevelType w:val="hybridMultilevel"/>
+    <w:tmpl w:val="07661550"/>
+    <w:lvl w:ilvl="0" w:tplc="0816000F">
+      <w:start w:val="1"/>
+      <w:numFmt w:val="decimal"/>
+      <w:lvlText w:val="%1."/>
+      <w:lvlJc w:val="left"/>
+      <w:pPr>
+        <w:ind w:left="1080" w:hanging="360"/>
+      </w:pPr>
+    </w:lvl>
+    <w:lvl w:ilvl="1" w:tplc="08160019" w:tentative="1">
+      <w:start w:val="1"/>
+      <w:numFmt w:val="lowerLetter"/>
+      <w:lvlText w:val="%2."/>
+      <w:lvlJc w:val="left"/>
+      <w:pPr>
+        <w:ind w:left="1800" w:hanging="360"/>
+      </w:pPr>
+    </w:lvl>
+    <w:lvl w:ilvl="2" w:tplc="0816001B" w:tentative="1">
+      <w:start w:val="1"/>
+      <w:numFmt w:val="lowerRoman"/>
+      <w:lvlText w:val="%3."/>
+      <w:lvlJc w:val="right"/>
+      <w:pPr>
+        <w:ind w:left="2520" w:hanging="180"/>
+      </w:pPr>
+    </w:lvl>
+    <w:lvl w:ilvl="3" w:tplc="0816000F" w:tentative="1">
+      <w:start w:val="1"/>
+      <w:numFmt w:val="decimal"/>
+      <w:lvlText w:val="%4."/>
+      <w:lvlJc w:val="left"/>
+      <w:pPr>
+        <w:ind w:left="3240" w:hanging="360"/>
+      </w:pPr>
+    </w:lvl>
+    <w:lvl w:ilvl="4" w:tplc="08160019" w:tentative="1">
+      <w:start w:val="1"/>
+      <w:numFmt w:val="lowerLetter"/>
+      <w:lvlText w:val="%5."/>
+      <w:lvlJc w:val="left"/>
+      <w:pPr>
+        <w:ind w:left="3960" w:hanging="360"/>
+      </w:pPr>
+    </w:lvl>
+    <w:lvl w:ilvl="5" w:tplc="0816001B" w:tentative="1">
+      <w:start w:val="1"/>
+      <w:numFmt w:val="lowerRoman"/>
+      <w:lvlText w:val="%6."/>
+      <w:lvlJc w:val="right"/>
+      <w:pPr>
+        <w:ind w:left="4680" w:hanging="180"/>
+      </w:pPr>
+    </w:lvl>
+    <w:lvl w:ilvl="6" w:tplc="0816000F" w:tentative="1">
+      <w:start w:val="1"/>
+      <w:numFmt w:val="decimal"/>
+      <w:lvlText w:val="%7."/>
+      <w:lvlJc w:val="left"/>
+      <w:pPr>
+        <w:ind w:left="5400" w:hanging="360"/>
+      </w:pPr>
+    </w:lvl>
+    <w:lvl w:ilvl="7" w:tplc="08160019" w:tentative="1">
+      <w:start w:val="1"/>
+      <w:numFmt w:val="lowerLetter"/>
+      <w:lvlText w:val="%8."/>
+      <w:lvlJc w:val="left"/>
+      <w:pPr>
+        <w:ind w:left="6120" w:hanging="360"/>
+      </w:pPr>
+    </w:lvl>
+    <w:lvl w:ilvl="8" w:tplc="0816001B" w:tentative="1">
+      <w:start w:val="1"/>
+      <w:numFmt w:val="lowerRoman"/>
+      <w:lvlText w:val="%9."/>
+      <w:lvlJc w:val="right"/>
+      <w:pPr>
+        <w:ind w:left="6840" w:hanging="180"/>
+      </w:pPr>
+    </w:lvl>
+  </w:abstractNum>
+  <w:abstractNum w:abstractNumId="20" w15:restartNumberingAfterBreak="0">
+    <w:nsid w:val="43A97ED1"/>
+    <w:multiLevelType w:val="hybridMultilevel"/>
+    <w:tmpl w:val="F796C350"/>
+    <w:lvl w:ilvl="0" w:tplc="0816000F">
+      <w:start w:val="1"/>
+      <w:numFmt w:val="decimal"/>
+      <w:lvlText w:val="%1."/>
+      <w:lvlJc w:val="left"/>
+      <w:pPr>
+        <w:ind w:left="947" w:hanging="360"/>
+      </w:pPr>
+    </w:lvl>
+    <w:lvl w:ilvl="1" w:tplc="08160019" w:tentative="1">
+      <w:start w:val="1"/>
+      <w:numFmt w:val="lowerLetter"/>
+      <w:lvlText w:val="%2."/>
+      <w:lvlJc w:val="left"/>
+      <w:pPr>
+        <w:ind w:left="1667" w:hanging="360"/>
+      </w:pPr>
+    </w:lvl>
+    <w:lvl w:ilvl="2" w:tplc="0816001B" w:tentative="1">
+      <w:start w:val="1"/>
+      <w:numFmt w:val="lowerRoman"/>
+      <w:lvlText w:val="%3."/>
+      <w:lvlJc w:val="right"/>
+      <w:pPr>
+        <w:ind w:left="2387" w:hanging="180"/>
+      </w:pPr>
+    </w:lvl>
+    <w:lvl w:ilvl="3" w:tplc="0816000F" w:tentative="1">
+      <w:start w:val="1"/>
+      <w:numFmt w:val="decimal"/>
+      <w:lvlText w:val="%4."/>
+      <w:lvlJc w:val="left"/>
+      <w:pPr>
+        <w:ind w:left="3107" w:hanging="360"/>
+      </w:pPr>
+    </w:lvl>
+    <w:lvl w:ilvl="4" w:tplc="08160019" w:tentative="1">
+      <w:start w:val="1"/>
+      <w:numFmt w:val="lowerLetter"/>
+      <w:lvlText w:val="%5."/>
+      <w:lvlJc w:val="left"/>
+      <w:pPr>
+        <w:ind w:left="3827" w:hanging="360"/>
+      </w:pPr>
+    </w:lvl>
+    <w:lvl w:ilvl="5" w:tplc="0816001B" w:tentative="1">
+      <w:start w:val="1"/>
+      <w:numFmt w:val="lowerRoman"/>
+      <w:lvlText w:val="%6."/>
+      <w:lvlJc w:val="right"/>
+      <w:pPr>
+        <w:ind w:left="4547" w:hanging="180"/>
+      </w:pPr>
+    </w:lvl>
+    <w:lvl w:ilvl="6" w:tplc="0816000F" w:tentative="1">
+      <w:start w:val="1"/>
+      <w:numFmt w:val="decimal"/>
+      <w:lvlText w:val="%7."/>
+      <w:lvlJc w:val="left"/>
+      <w:pPr>
+        <w:ind w:left="5267" w:hanging="360"/>
+      </w:pPr>
+    </w:lvl>
+    <w:lvl w:ilvl="7" w:tplc="08160019" w:tentative="1">
+      <w:start w:val="1"/>
+      <w:numFmt w:val="lowerLetter"/>
+      <w:lvlText w:val="%8."/>
+      <w:lvlJc w:val="left"/>
+      <w:pPr>
+        <w:ind w:left="5987" w:hanging="360"/>
+      </w:pPr>
+    </w:lvl>
+    <w:lvl w:ilvl="8" w:tplc="0816001B" w:tentative="1">
+      <w:start w:val="1"/>
+      <w:numFmt w:val="lowerRoman"/>
+      <w:lvlText w:val="%9."/>
+      <w:lvlJc w:val="right"/>
+      <w:pPr>
+        <w:ind w:left="6707" w:hanging="180"/>
+      </w:pPr>
+    </w:lvl>
+  </w:abstractNum>
+  <w:abstractNum w:abstractNumId="21" w15:restartNumberingAfterBreak="0">
     <w:nsid w:val="48CC0870"/>
     <w:multiLevelType w:val="multilevel"/>
     <w:tmpl w:val="30244EE8"/>
@@ -9245,7 +10325,7 @@
       </w:rPr>
     </w:lvl>
   </w:abstractNum>
-  <w:abstractNum w:abstractNumId="17" w15:restartNumberingAfterBreak="0">
+  <w:abstractNum w:abstractNumId="22" w15:restartNumberingAfterBreak="0">
     <w:nsid w:val="4B0D7B21"/>
     <w:multiLevelType w:val="multilevel"/>
     <w:tmpl w:val="F278665A"/>
@@ -9358,7 +10438,7 @@
       </w:rPr>
     </w:lvl>
   </w:abstractNum>
-  <w:abstractNum w:abstractNumId="18" w15:restartNumberingAfterBreak="0">
+  <w:abstractNum w:abstractNumId="23" w15:restartNumberingAfterBreak="0">
     <w:nsid w:val="579B0F2B"/>
     <w:multiLevelType w:val="multilevel"/>
     <w:tmpl w:val="2C16CF1E"/>
@@ -9471,7 +10551,7 @@
       </w:rPr>
     </w:lvl>
   </w:abstractNum>
-  <w:abstractNum w:abstractNumId="19" w15:restartNumberingAfterBreak="0">
+  <w:abstractNum w:abstractNumId="24" w15:restartNumberingAfterBreak="0">
     <w:nsid w:val="5AEF5F0E"/>
     <w:multiLevelType w:val="multilevel"/>
     <w:tmpl w:val="33FA766A"/>
@@ -9589,7 +10669,7 @@
       </w:rPr>
     </w:lvl>
   </w:abstractNum>
-  <w:abstractNum w:abstractNumId="20" w15:restartNumberingAfterBreak="0">
+  <w:abstractNum w:abstractNumId="25" w15:restartNumberingAfterBreak="0">
     <w:nsid w:val="67212F69"/>
     <w:multiLevelType w:val="multilevel"/>
     <w:tmpl w:val="30244EE8"/>
@@ -9702,7 +10782,7 @@
       </w:rPr>
     </w:lvl>
   </w:abstractNum>
-  <w:abstractNum w:abstractNumId="21" w15:restartNumberingAfterBreak="0">
+  <w:abstractNum w:abstractNumId="26" w15:restartNumberingAfterBreak="0">
     <w:nsid w:val="67A74286"/>
     <w:multiLevelType w:val="multilevel"/>
     <w:tmpl w:val="33FA766A"/>
@@ -9820,7 +10900,7 @@
       </w:rPr>
     </w:lvl>
   </w:abstractNum>
-  <w:abstractNum w:abstractNumId="22" w15:restartNumberingAfterBreak="0">
+  <w:abstractNum w:abstractNumId="27" w15:restartNumberingAfterBreak="0">
     <w:nsid w:val="6DF658A5"/>
     <w:multiLevelType w:val="multilevel"/>
     <w:tmpl w:val="33FA766A"/>
@@ -9938,7 +11018,7 @@
       </w:rPr>
     </w:lvl>
   </w:abstractNum>
-  <w:abstractNum w:abstractNumId="23" w15:restartNumberingAfterBreak="0">
+  <w:abstractNum w:abstractNumId="28" w15:restartNumberingAfterBreak="0">
     <w:nsid w:val="6E253DD8"/>
     <w:multiLevelType w:val="multilevel"/>
     <w:tmpl w:val="33FA766A"/>
@@ -10056,7 +11136,7 @@
       </w:rPr>
     </w:lvl>
   </w:abstractNum>
-  <w:abstractNum w:abstractNumId="24" w15:restartNumberingAfterBreak="0">
+  <w:abstractNum w:abstractNumId="29" w15:restartNumberingAfterBreak="0">
     <w:nsid w:val="7301321B"/>
     <w:multiLevelType w:val="multilevel"/>
     <w:tmpl w:val="0816001F"/>
@@ -10142,7 +11222,7 @@
       </w:pPr>
     </w:lvl>
   </w:abstractNum>
-  <w:abstractNum w:abstractNumId="25" w15:restartNumberingAfterBreak="0">
+  <w:abstractNum w:abstractNumId="30" w15:restartNumberingAfterBreak="0">
     <w:nsid w:val="798409D0"/>
     <w:multiLevelType w:val="hybridMultilevel"/>
     <w:tmpl w:val="A8484A4A"/>
@@ -10231,7 +11311,7 @@
       </w:pPr>
     </w:lvl>
   </w:abstractNum>
-  <w:abstractNum w:abstractNumId="26" w15:restartNumberingAfterBreak="0">
+  <w:abstractNum w:abstractNumId="31" w15:restartNumberingAfterBreak="0">
     <w:nsid w:val="7EA54D59"/>
     <w:multiLevelType w:val="hybridMultilevel"/>
     <w:tmpl w:val="FBA0BF06"/>
@@ -10321,85 +11401,100 @@
     </w:lvl>
   </w:abstractNum>
   <w:num w:numId="1">
-    <w:abstractNumId w:val="9"/>
+    <w:abstractNumId w:val="12"/>
   </w:num>
   <w:num w:numId="2">
-    <w:abstractNumId w:val="25"/>
+    <w:abstractNumId w:val="30"/>
   </w:num>
   <w:num w:numId="3">
-    <w:abstractNumId w:val="3"/>
+    <w:abstractNumId w:val="5"/>
   </w:num>
   <w:num w:numId="4">
-    <w:abstractNumId w:val="2"/>
+    <w:abstractNumId w:val="4"/>
   </w:num>
   <w:num w:numId="5">
-    <w:abstractNumId w:val="26"/>
+    <w:abstractNumId w:val="31"/>
   </w:num>
   <w:num w:numId="6">
-    <w:abstractNumId w:val="8"/>
+    <w:abstractNumId w:val="11"/>
   </w:num>
   <w:num w:numId="7">
     <w:abstractNumId w:val="0"/>
   </w:num>
   <w:num w:numId="8">
-    <w:abstractNumId w:val="4"/>
+    <w:abstractNumId w:val="6"/>
   </w:num>
   <w:num w:numId="9">
-    <w:abstractNumId w:val="6"/>
+    <w:abstractNumId w:val="8"/>
   </w:num>
   <w:num w:numId="10">
-    <w:abstractNumId w:val="5"/>
+    <w:abstractNumId w:val="7"/>
   </w:num>
   <w:num w:numId="11">
-    <w:abstractNumId w:val="24"/>
+    <w:abstractNumId w:val="29"/>
   </w:num>
   <w:num w:numId="12">
-    <w:abstractNumId w:val="18"/>
+    <w:abstractNumId w:val="23"/>
   </w:num>
   <w:num w:numId="13">
+    <w:abstractNumId w:val="26"/>
+  </w:num>
+  <w:num w:numId="14">
+    <w:abstractNumId w:val="10"/>
+  </w:num>
+  <w:num w:numId="15">
+    <w:abstractNumId w:val="25"/>
+  </w:num>
+  <w:num w:numId="16">
+    <w:abstractNumId w:val="16"/>
+  </w:num>
+  <w:num w:numId="17">
     <w:abstractNumId w:val="21"/>
   </w:num>
-  <w:num w:numId="14">
-    <w:abstractNumId w:val="7"/>
-  </w:num>
-  <w:num w:numId="15">
-    <w:abstractNumId w:val="20"/>
-  </w:num>
-  <w:num w:numId="16">
-    <w:abstractNumId w:val="13"/>
-  </w:num>
-  <w:num w:numId="17">
-    <w:abstractNumId w:val="16"/>
-  </w:num>
   <w:num w:numId="18">
-    <w:abstractNumId w:val="22"/>
+    <w:abstractNumId w:val="27"/>
   </w:num>
   <w:num w:numId="19">
     <w:abstractNumId w:val="1"/>
   </w:num>
   <w:num w:numId="20">
+    <w:abstractNumId w:val="22"/>
+  </w:num>
+  <w:num w:numId="21">
+    <w:abstractNumId w:val="28"/>
+  </w:num>
+  <w:num w:numId="22">
+    <w:abstractNumId w:val="24"/>
+  </w:num>
+  <w:num w:numId="23">
+    <w:abstractNumId w:val="14"/>
+  </w:num>
+  <w:num w:numId="24">
     <w:abstractNumId w:val="17"/>
   </w:num>
-  <w:num w:numId="21">
-    <w:abstractNumId w:val="23"/>
+  <w:num w:numId="25">
+    <w:abstractNumId w:val="13"/>
   </w:num>
-  <w:num w:numId="22">
+  <w:num w:numId="26">
+    <w:abstractNumId w:val="18"/>
+  </w:num>
+  <w:num w:numId="27">
+    <w:abstractNumId w:val="15"/>
+  </w:num>
+  <w:num w:numId="28">
     <w:abstractNumId w:val="19"/>
   </w:num>
-  <w:num w:numId="23">
-    <w:abstractNumId w:val="11"/>
+  <w:num w:numId="29">
+    <w:abstractNumId w:val="2"/>
   </w:num>
-  <w:num w:numId="24">
-    <w:abstractNumId w:val="14"/>
+  <w:num w:numId="30">
+    <w:abstractNumId w:val="20"/>
   </w:num>
-  <w:num w:numId="25">
-    <w:abstractNumId w:val="10"/>
+  <w:num w:numId="31">
+    <w:abstractNumId w:val="3"/>
   </w:num>
-  <w:num w:numId="26">
-    <w:abstractNumId w:val="15"/>
-  </w:num>
-  <w:num w:numId="27">
-    <w:abstractNumId w:val="12"/>
+  <w:num w:numId="32">
+    <w:abstractNumId w:val="9"/>
   </w:num>
 </w:numbering>
 </file>

--- a/Documentation/Relatório-DSSMV-2025-27_2DB_1250771_1251355.docx
+++ b/Documentation/Relatório-DSSMV-2025-27_2DB_1250771_1251355.docx
@@ -1,6 +1,6 @@
 
 <file path=word/document.xml><?xml version="1.0" encoding="utf-8"?>
-<w:document xmlns:wpc="http://schemas.microsoft.com/office/word/2010/wordprocessingCanvas" xmlns:mc="http://schemas.openxmlformats.org/markup-compatibility/2006" xmlns:o="urn:schemas-microsoft-com:office:office" xmlns:r="http://schemas.openxmlformats.org/officeDocument/2006/relationships" xmlns:m="http://schemas.openxmlformats.org/officeDocument/2006/math" xmlns:v="urn:schemas-microsoft-com:vml" xmlns:wp14="http://schemas.microsoft.com/office/word/2010/wordprocessingDrawing" xmlns:wp="http://schemas.openxmlformats.org/drawingml/2006/wordprocessingDrawing" xmlns:w10="urn:schemas-microsoft-com:office:word" xmlns:w="http://schemas.openxmlformats.org/wordprocessingml/2006/main" xmlns:w14="http://schemas.microsoft.com/office/word/2010/wordml" xmlns:w15="http://schemas.microsoft.com/office/word/2012/wordml" xmlns:wpg="http://schemas.microsoft.com/office/word/2010/wordprocessingGroup" xmlns:wpi="http://schemas.microsoft.com/office/word/2010/wordprocessingInk" xmlns:wne="http://schemas.microsoft.com/office/word/2006/wordml" xmlns:wps="http://schemas.microsoft.com/office/word/2010/wordprocessingShape" mc:Ignorable="w14 w15 wp14">
+<w:document xmlns:wpc="http://schemas.microsoft.com/office/word/2010/wordprocessingCanvas" xmlns:cx="http://schemas.microsoft.com/office/drawing/2014/chartex" xmlns:cx1="http://schemas.microsoft.com/office/drawing/2015/9/8/chartex" xmlns:cx2="http://schemas.microsoft.com/office/drawing/2015/10/21/chartex" xmlns:cx3="http://schemas.microsoft.com/office/drawing/2016/5/9/chartex" xmlns:cx4="http://schemas.microsoft.com/office/drawing/2016/5/10/chartex" xmlns:cx5="http://schemas.microsoft.com/office/drawing/2016/5/11/chartex" xmlns:cx6="http://schemas.microsoft.com/office/drawing/2016/5/12/chartex" xmlns:cx7="http://schemas.microsoft.com/office/drawing/2016/5/13/chartex" xmlns:cx8="http://schemas.microsoft.com/office/drawing/2016/5/14/chartex" xmlns:mc="http://schemas.openxmlformats.org/markup-compatibility/2006" xmlns:aink="http://schemas.microsoft.com/office/drawing/2016/ink" xmlns:am3d="http://schemas.microsoft.com/office/drawing/2017/model3d" xmlns:o="urn:schemas-microsoft-com:office:office" xmlns:oel="http://schemas.microsoft.com/office/2019/extlst" xmlns:r="http://schemas.openxmlformats.org/officeDocument/2006/relationships" xmlns:m="http://schemas.openxmlformats.org/officeDocument/2006/math" xmlns:v="urn:schemas-microsoft-com:vml" xmlns:wp14="http://schemas.microsoft.com/office/word/2010/wordprocessingDrawing" xmlns:wp="http://schemas.openxmlformats.org/drawingml/2006/wordprocessingDrawing" xmlns:w10="urn:schemas-microsoft-com:office:word" xmlns:w="http://schemas.openxmlformats.org/wordprocessingml/2006/main" xmlns:w14="http://schemas.microsoft.com/office/word/2010/wordml" xmlns:w15="http://schemas.microsoft.com/office/word/2012/wordml" xmlns:w16cex="http://schemas.microsoft.com/office/word/2018/wordml/cex" xmlns:w16cid="http://schemas.microsoft.com/office/word/2016/wordml/cid" xmlns:w16="http://schemas.microsoft.com/office/word/2018/wordml" xmlns:w16du="http://schemas.microsoft.com/office/word/2023/wordml/word16du" xmlns:w16sdtdh="http://schemas.microsoft.com/office/word/2020/wordml/sdtdatahash" xmlns:w16sdtfl="http://schemas.microsoft.com/office/word/2024/wordml/sdtformatlock" xmlns:w16se="http://schemas.microsoft.com/office/word/2015/wordml/symex" xmlns:wpg="http://schemas.microsoft.com/office/word/2010/wordprocessingGroup" xmlns:wpi="http://schemas.microsoft.com/office/word/2010/wordprocessingInk" xmlns:wne="http://schemas.microsoft.com/office/word/2006/wordml" xmlns:wps="http://schemas.microsoft.com/office/word/2010/wordprocessingShape" mc:Ignorable="w14 w15 w16se w16cid w16 w16cex w16sdtdh w16sdtfl w16du wp14">
   <w:body>
     <w:p>
       <w:pPr>
@@ -13,16 +13,8 @@
         <w:rPr>
           <w:lang w:val="pt-BR"/>
         </w:rPr>
-        <w:t xml:space="preserve">Relatório Técnico para o Desenvolvimento do </w:t>
-      </w:r>
-      <w:proofErr w:type="spellStart"/>
-      <w:r>
-        <w:rPr>
-          <w:lang w:val="pt-BR"/>
-        </w:rPr>
-        <w:t>TripTrail</w:t>
-      </w:r>
-      <w:proofErr w:type="spellEnd"/>
+        <w:t>Relatório Técnico para o Desenvolvimento do TripTrail</w:t>
+      </w:r>
     </w:p>
     <w:p>
       <w:pPr>
@@ -58,21 +50,7 @@
         <w:rPr>
           <w:lang w:val="pt-BR"/>
         </w:rPr>
-        <w:t xml:space="preserve">Turma </w:t>
-      </w:r>
-      <w:proofErr w:type="spellStart"/>
-      <w:r>
-        <w:rPr>
-          <w:lang w:val="pt-BR"/>
-        </w:rPr>
-        <w:t>2DB</w:t>
-      </w:r>
-      <w:proofErr w:type="spellEnd"/>
-      <w:r>
-        <w:rPr>
-          <w:lang w:val="pt-BR"/>
-        </w:rPr>
-        <w:t xml:space="preserve"> – Grupo 5 </w:t>
+        <w:t xml:space="preserve">Turma 2DB – Grupo 5 </w:t>
       </w:r>
     </w:p>
     <w:p>
@@ -95,515 +73,23 @@
         </w:rPr>
         <w:t xml:space="preserve"> </w:t>
       </w:r>
-      <w:proofErr w:type="spellStart"/>
-      <w:r>
-        <w:rPr>
-          <w:lang w:val="pt-BR"/>
-        </w:rPr>
-        <w:t>TripTrail</w:t>
-      </w:r>
-      <w:proofErr w:type="spellEnd"/>
-      <w:r>
-        <w:rPr>
-          <w:lang w:val="pt-BR"/>
-        </w:rPr>
-        <w:t xml:space="preserve"> </w:t>
-      </w:r>
-      <w:proofErr w:type="spellStart"/>
-      <w:r>
-        <w:rPr>
-          <w:lang w:val="pt-BR"/>
-        </w:rPr>
-        <w:t>is</w:t>
-      </w:r>
-      <w:proofErr w:type="spellEnd"/>
-      <w:r>
-        <w:rPr>
-          <w:lang w:val="pt-BR"/>
-        </w:rPr>
-        <w:t xml:space="preserve"> a </w:t>
-      </w:r>
-      <w:proofErr w:type="spellStart"/>
-      <w:r>
-        <w:rPr>
-          <w:lang w:val="pt-BR"/>
-        </w:rPr>
-        <w:t>java-based</w:t>
-      </w:r>
-      <w:proofErr w:type="spellEnd"/>
-      <w:r>
-        <w:rPr>
-          <w:lang w:val="pt-BR"/>
-        </w:rPr>
-        <w:t xml:space="preserve"> </w:t>
-      </w:r>
-      <w:proofErr w:type="spellStart"/>
-      <w:r>
-        <w:rPr>
-          <w:lang w:val="pt-BR"/>
-        </w:rPr>
-        <w:t>Android</w:t>
-      </w:r>
-      <w:proofErr w:type="spellEnd"/>
-      <w:r>
-        <w:rPr>
-          <w:lang w:val="pt-BR"/>
-        </w:rPr>
-        <w:t xml:space="preserve"> </w:t>
-      </w:r>
-      <w:proofErr w:type="spellStart"/>
-      <w:r>
-        <w:rPr>
-          <w:lang w:val="pt-BR"/>
-        </w:rPr>
-        <w:t>app</w:t>
-      </w:r>
-      <w:proofErr w:type="spellEnd"/>
-      <w:r>
-        <w:rPr>
-          <w:lang w:val="pt-BR"/>
-        </w:rPr>
-        <w:t xml:space="preserve"> </w:t>
-      </w:r>
-      <w:proofErr w:type="spellStart"/>
-      <w:r>
-        <w:rPr>
-          <w:lang w:val="pt-BR"/>
-        </w:rPr>
-        <w:t>that</w:t>
-      </w:r>
-      <w:proofErr w:type="spellEnd"/>
-      <w:r>
-        <w:rPr>
-          <w:lang w:val="pt-BR"/>
-        </w:rPr>
-        <w:t xml:space="preserve"> </w:t>
-      </w:r>
-      <w:proofErr w:type="spellStart"/>
-      <w:r>
-        <w:rPr>
-          <w:lang w:val="pt-BR"/>
-        </w:rPr>
-        <w:t>works</w:t>
-      </w:r>
-      <w:proofErr w:type="spellEnd"/>
-      <w:r>
-        <w:rPr>
-          <w:lang w:val="pt-BR"/>
-        </w:rPr>
-        <w:t xml:space="preserve"> as a </w:t>
-      </w:r>
-      <w:proofErr w:type="spellStart"/>
-      <w:r>
-        <w:rPr>
-          <w:lang w:val="pt-BR"/>
-        </w:rPr>
-        <w:t>travel</w:t>
-      </w:r>
-      <w:proofErr w:type="spellEnd"/>
-      <w:r>
-        <w:rPr>
-          <w:lang w:val="pt-BR"/>
-        </w:rPr>
-        <w:t xml:space="preserve"> </w:t>
-      </w:r>
-      <w:proofErr w:type="spellStart"/>
-      <w:r>
-        <w:rPr>
-          <w:lang w:val="pt-BR"/>
-        </w:rPr>
-        <w:t>journal</w:t>
-      </w:r>
-      <w:proofErr w:type="spellEnd"/>
-      <w:r>
-        <w:rPr>
-          <w:lang w:val="pt-BR"/>
-        </w:rPr>
-        <w:t xml:space="preserve">. </w:t>
-      </w:r>
-      <w:proofErr w:type="spellStart"/>
-      <w:r>
-        <w:rPr>
-          <w:lang w:val="pt-BR"/>
-        </w:rPr>
-        <w:t>User</w:t>
-      </w:r>
-      <w:r>
-        <w:rPr>
-          <w:lang w:val="pt-BR"/>
-        </w:rPr>
-        <w:t>s</w:t>
-      </w:r>
-      <w:proofErr w:type="spellEnd"/>
-      <w:r>
-        <w:rPr>
-          <w:lang w:val="pt-BR"/>
-        </w:rPr>
-        <w:t xml:space="preserve"> </w:t>
-      </w:r>
-      <w:proofErr w:type="spellStart"/>
-      <w:r>
-        <w:rPr>
-          <w:lang w:val="pt-BR"/>
-        </w:rPr>
-        <w:t>can</w:t>
-      </w:r>
-      <w:proofErr w:type="spellEnd"/>
-      <w:r>
-        <w:rPr>
-          <w:lang w:val="pt-BR"/>
-        </w:rPr>
-        <w:t xml:space="preserve"> log </w:t>
-      </w:r>
-      <w:proofErr w:type="spellStart"/>
-      <w:r>
-        <w:rPr>
-          <w:lang w:val="pt-BR"/>
-        </w:rPr>
-        <w:t>their</w:t>
-      </w:r>
-      <w:proofErr w:type="spellEnd"/>
-      <w:r>
-        <w:rPr>
-          <w:lang w:val="pt-BR"/>
-        </w:rPr>
-        <w:t xml:space="preserve"> </w:t>
-      </w:r>
-      <w:proofErr w:type="spellStart"/>
-      <w:r>
-        <w:rPr>
-          <w:lang w:val="pt-BR"/>
-        </w:rPr>
-        <w:t>trips</w:t>
-      </w:r>
-      <w:proofErr w:type="spellEnd"/>
-      <w:r>
-        <w:rPr>
-          <w:lang w:val="pt-BR"/>
-        </w:rPr>
-        <w:t xml:space="preserve"> </w:t>
-      </w:r>
-      <w:proofErr w:type="spellStart"/>
-      <w:r>
-        <w:rPr>
-          <w:lang w:val="pt-BR"/>
-        </w:rPr>
-        <w:t>by</w:t>
-      </w:r>
-      <w:proofErr w:type="spellEnd"/>
-      <w:r>
-        <w:rPr>
-          <w:lang w:val="pt-BR"/>
-        </w:rPr>
-        <w:t xml:space="preserve"> </w:t>
-      </w:r>
-      <w:proofErr w:type="spellStart"/>
-      <w:r>
-        <w:rPr>
-          <w:lang w:val="pt-BR"/>
-        </w:rPr>
-        <w:t>saving</w:t>
-      </w:r>
-      <w:proofErr w:type="spellEnd"/>
-      <w:r>
-        <w:rPr>
-          <w:lang w:val="pt-BR"/>
-        </w:rPr>
-        <w:t xml:space="preserve"> </w:t>
-      </w:r>
-      <w:proofErr w:type="spellStart"/>
-      <w:r>
-        <w:rPr>
-          <w:lang w:val="pt-BR"/>
-        </w:rPr>
-        <w:t>visited</w:t>
-      </w:r>
-      <w:proofErr w:type="spellEnd"/>
-      <w:r>
-        <w:rPr>
-          <w:lang w:val="pt-BR"/>
-        </w:rPr>
-        <w:t xml:space="preserve"> </w:t>
-      </w:r>
-      <w:proofErr w:type="spellStart"/>
-      <w:r>
-        <w:rPr>
-          <w:lang w:val="pt-BR"/>
-        </w:rPr>
-        <w:t>places</w:t>
-      </w:r>
-      <w:proofErr w:type="spellEnd"/>
-      <w:r>
-        <w:rPr>
-          <w:lang w:val="pt-BR"/>
-        </w:rPr>
-        <w:t xml:space="preserve"> </w:t>
-      </w:r>
-      <w:proofErr w:type="spellStart"/>
-      <w:r>
-        <w:rPr>
-          <w:lang w:val="pt-BR"/>
-        </w:rPr>
-        <w:t>with</w:t>
-      </w:r>
-      <w:proofErr w:type="spellEnd"/>
-      <w:r>
-        <w:rPr>
-          <w:lang w:val="pt-BR"/>
-        </w:rPr>
-        <w:t xml:space="preserve"> GPS </w:t>
-      </w:r>
-      <w:proofErr w:type="spellStart"/>
-      <w:r>
-        <w:rPr>
-          <w:lang w:val="pt-BR"/>
-        </w:rPr>
-        <w:t>coordinates</w:t>
-      </w:r>
-      <w:proofErr w:type="spellEnd"/>
-      <w:r>
-        <w:rPr>
-          <w:lang w:val="pt-BR"/>
-        </w:rPr>
-        <w:t xml:space="preserve">, </w:t>
-      </w:r>
-      <w:proofErr w:type="spellStart"/>
-      <w:r>
-        <w:rPr>
-          <w:lang w:val="pt-BR"/>
-        </w:rPr>
-        <w:t>photos</w:t>
-      </w:r>
-      <w:proofErr w:type="spellEnd"/>
-      <w:r>
-        <w:rPr>
-          <w:lang w:val="pt-BR"/>
-        </w:rPr>
-        <w:t xml:space="preserve"> </w:t>
-      </w:r>
-      <w:proofErr w:type="spellStart"/>
-      <w:r>
-        <w:rPr>
-          <w:lang w:val="pt-BR"/>
-        </w:rPr>
-        <w:t>and</w:t>
-      </w:r>
-      <w:proofErr w:type="spellEnd"/>
-      <w:r>
-        <w:rPr>
-          <w:lang w:val="pt-BR"/>
-        </w:rPr>
-        <w:t xml:space="preserve"> ratings (1 – 5 stars). </w:t>
-      </w:r>
-      <w:proofErr w:type="spellStart"/>
-      <w:r>
-        <w:rPr>
-          <w:lang w:val="pt-BR"/>
-        </w:rPr>
-        <w:t>All</w:t>
-      </w:r>
-      <w:proofErr w:type="spellEnd"/>
-      <w:r>
-        <w:rPr>
-          <w:lang w:val="pt-BR"/>
-        </w:rPr>
-        <w:t xml:space="preserve"> data </w:t>
-      </w:r>
-      <w:proofErr w:type="spellStart"/>
-      <w:r>
-        <w:rPr>
-          <w:lang w:val="pt-BR"/>
-        </w:rPr>
-        <w:t>is</w:t>
-      </w:r>
-      <w:proofErr w:type="spellEnd"/>
-      <w:r>
-        <w:rPr>
-          <w:lang w:val="pt-BR"/>
-        </w:rPr>
-        <w:t xml:space="preserve"> </w:t>
-      </w:r>
-      <w:proofErr w:type="spellStart"/>
-      <w:r>
-        <w:rPr>
-          <w:lang w:val="pt-BR"/>
-        </w:rPr>
-        <w:t>stored</w:t>
-      </w:r>
-      <w:proofErr w:type="spellEnd"/>
-      <w:r>
-        <w:rPr>
-          <w:lang w:val="pt-BR"/>
-        </w:rPr>
-        <w:t xml:space="preserve"> in </w:t>
-      </w:r>
-      <w:proofErr w:type="spellStart"/>
-      <w:r>
-        <w:rPr>
-          <w:lang w:val="pt-BR"/>
-        </w:rPr>
-        <w:t>the</w:t>
-      </w:r>
-      <w:proofErr w:type="spellEnd"/>
-      <w:r>
-        <w:rPr>
-          <w:lang w:val="pt-BR"/>
-        </w:rPr>
-        <w:t xml:space="preserve"> </w:t>
-      </w:r>
-      <w:proofErr w:type="spellStart"/>
-      <w:r>
-        <w:rPr>
-          <w:lang w:val="pt-BR"/>
-        </w:rPr>
-        <w:t>cloud</w:t>
-      </w:r>
-      <w:proofErr w:type="spellEnd"/>
-      <w:r>
-        <w:rPr>
-          <w:lang w:val="pt-BR"/>
-        </w:rPr>
-        <w:t xml:space="preserve"> </w:t>
-      </w:r>
-      <w:proofErr w:type="spellStart"/>
-      <w:r>
-        <w:rPr>
-          <w:lang w:val="pt-BR"/>
-        </w:rPr>
-        <w:t>using</w:t>
-      </w:r>
-      <w:proofErr w:type="spellEnd"/>
-      <w:r>
-        <w:rPr>
-          <w:lang w:val="pt-BR"/>
-        </w:rPr>
-        <w:t xml:space="preserve"> a </w:t>
-      </w:r>
-      <w:proofErr w:type="spellStart"/>
-      <w:r>
-        <w:rPr>
-          <w:lang w:val="pt-BR"/>
-        </w:rPr>
-        <w:t>RestDB</w:t>
-      </w:r>
-      <w:proofErr w:type="spellEnd"/>
-      <w:r>
-        <w:rPr>
-          <w:lang w:val="pt-BR"/>
-        </w:rPr>
-        <w:t xml:space="preserve"> </w:t>
-      </w:r>
-      <w:proofErr w:type="spellStart"/>
-      <w:r>
-        <w:rPr>
-          <w:lang w:val="pt-BR"/>
-        </w:rPr>
-        <w:t>REST</w:t>
-      </w:r>
-      <w:proofErr w:type="spellEnd"/>
-      <w:r>
-        <w:rPr>
-          <w:lang w:val="pt-BR"/>
-        </w:rPr>
-        <w:t xml:space="preserve"> API, </w:t>
-      </w:r>
-      <w:proofErr w:type="spellStart"/>
-      <w:r>
-        <w:rPr>
-          <w:lang w:val="pt-BR"/>
-        </w:rPr>
-        <w:t>making</w:t>
-      </w:r>
-      <w:proofErr w:type="spellEnd"/>
-      <w:r>
-        <w:rPr>
-          <w:lang w:val="pt-BR"/>
-        </w:rPr>
-        <w:t xml:space="preserve"> it </w:t>
-      </w:r>
-      <w:proofErr w:type="spellStart"/>
-      <w:r>
-        <w:rPr>
-          <w:lang w:val="pt-BR"/>
-        </w:rPr>
-        <w:t>easy</w:t>
-      </w:r>
-      <w:proofErr w:type="spellEnd"/>
-      <w:r>
-        <w:rPr>
-          <w:lang w:val="pt-BR"/>
-        </w:rPr>
-        <w:t xml:space="preserve"> </w:t>
-      </w:r>
-      <w:proofErr w:type="spellStart"/>
-      <w:r>
-        <w:rPr>
-          <w:lang w:val="pt-BR"/>
-        </w:rPr>
-        <w:t>to</w:t>
-      </w:r>
-      <w:proofErr w:type="spellEnd"/>
-      <w:r>
-        <w:rPr>
-          <w:lang w:val="pt-BR"/>
-        </w:rPr>
-        <w:t xml:space="preserve"> </w:t>
-      </w:r>
-      <w:proofErr w:type="spellStart"/>
-      <w:r>
-        <w:rPr>
-          <w:lang w:val="pt-BR"/>
-        </w:rPr>
-        <w:t>access</w:t>
-      </w:r>
-      <w:proofErr w:type="spellEnd"/>
-      <w:r>
-        <w:rPr>
-          <w:lang w:val="pt-BR"/>
-        </w:rPr>
-        <w:t xml:space="preserve"> </w:t>
-      </w:r>
-      <w:proofErr w:type="spellStart"/>
-      <w:r>
-        <w:rPr>
-          <w:lang w:val="pt-BR"/>
-        </w:rPr>
-        <w:t>and</w:t>
-      </w:r>
-      <w:proofErr w:type="spellEnd"/>
-      <w:r>
-        <w:rPr>
-          <w:lang w:val="pt-BR"/>
-        </w:rPr>
-        <w:t xml:space="preserve"> </w:t>
-      </w:r>
-      <w:proofErr w:type="spellStart"/>
-      <w:r>
-        <w:rPr>
-          <w:lang w:val="pt-BR"/>
-        </w:rPr>
-        <w:t>share</w:t>
-      </w:r>
-      <w:proofErr w:type="spellEnd"/>
-      <w:r>
-        <w:rPr>
-          <w:lang w:val="pt-BR"/>
-        </w:rPr>
-        <w:t xml:space="preserve"> </w:t>
-      </w:r>
-      <w:proofErr w:type="spellStart"/>
-      <w:r>
-        <w:rPr>
-          <w:lang w:val="pt-BR"/>
-        </w:rPr>
-        <w:t>trips</w:t>
-      </w:r>
-      <w:proofErr w:type="spellEnd"/>
-      <w:r>
-        <w:rPr>
-          <w:lang w:val="pt-BR"/>
-        </w:rPr>
-        <w:t xml:space="preserve">. </w:t>
+      <w:r>
+        <w:rPr>
+          <w:lang w:val="pt-BR"/>
+        </w:rPr>
+        <w:t>TripTrail is a java-based Android app that works as a travel journal. User</w:t>
+      </w:r>
+      <w:r>
+        <w:rPr>
+          <w:lang w:val="pt-BR"/>
+        </w:rPr>
+        <w:t xml:space="preserve">s can log their trips by saving </w:t>
+      </w:r>
+      <w:r>
+        <w:rPr>
+          <w:lang w:val="pt-BR"/>
+        </w:rPr>
+        <w:t xml:space="preserve">visited places with GPS coordinates, photos and ratings (1 – 5 stars). All data is stored in the cloud using a RestDB REST API, making it easy to access and share trips. </w:t>
       </w:r>
     </w:p>
     <w:p>
@@ -614,101 +100,19 @@
           <w:lang w:val="pt-BR"/>
         </w:rPr>
       </w:pPr>
-      <w:proofErr w:type="spellStart"/>
       <w:r>
         <w:rPr>
           <w:b/>
           <w:lang w:val="pt-BR"/>
         </w:rPr>
-        <w:t>Keywords</w:t>
-      </w:r>
-      <w:proofErr w:type="spellEnd"/>
-      <w:r>
-        <w:rPr>
-          <w:b/>
-          <w:lang w:val="pt-BR"/>
-        </w:rPr>
-        <w:t xml:space="preserve">: </w:t>
-      </w:r>
-      <w:proofErr w:type="spellStart"/>
+        <w:t xml:space="preserve">Keywords: </w:t>
+      </w:r>
       <w:r>
         <w:rPr>
           <w:bCs/>
           <w:lang w:val="pt-BR"/>
         </w:rPr>
-        <w:t>Android</w:t>
-      </w:r>
-      <w:proofErr w:type="spellEnd"/>
-      <w:r>
-        <w:rPr>
-          <w:bCs/>
-          <w:lang w:val="pt-BR"/>
-        </w:rPr>
-        <w:t xml:space="preserve">, Java, </w:t>
-      </w:r>
-      <w:proofErr w:type="spellStart"/>
-      <w:r>
-        <w:rPr>
-          <w:bCs/>
-          <w:lang w:val="pt-BR"/>
-        </w:rPr>
-        <w:t>Travel</w:t>
-      </w:r>
-      <w:proofErr w:type="spellEnd"/>
-      <w:r>
-        <w:rPr>
-          <w:bCs/>
-          <w:lang w:val="pt-BR"/>
-        </w:rPr>
-        <w:t xml:space="preserve"> </w:t>
-      </w:r>
-      <w:proofErr w:type="spellStart"/>
-      <w:r>
-        <w:rPr>
-          <w:bCs/>
-          <w:lang w:val="pt-BR"/>
-        </w:rPr>
-        <w:t>Journal</w:t>
-      </w:r>
-      <w:proofErr w:type="spellEnd"/>
-      <w:r>
-        <w:rPr>
-          <w:bCs/>
-          <w:lang w:val="pt-BR"/>
-        </w:rPr>
-        <w:t xml:space="preserve">, GPS, </w:t>
-      </w:r>
-      <w:proofErr w:type="spellStart"/>
-      <w:r>
-        <w:rPr>
-          <w:bCs/>
-          <w:lang w:val="pt-BR"/>
-        </w:rPr>
-        <w:t>Camera</w:t>
-      </w:r>
-      <w:proofErr w:type="spellEnd"/>
-      <w:r>
-        <w:rPr>
-          <w:bCs/>
-          <w:lang w:val="pt-BR"/>
-        </w:rPr>
-        <w:t xml:space="preserve">, </w:t>
-      </w:r>
-      <w:proofErr w:type="spellStart"/>
-      <w:r>
-        <w:rPr>
-          <w:bCs/>
-          <w:lang w:val="pt-BR"/>
-        </w:rPr>
-        <w:t>Rest</w:t>
-      </w:r>
-      <w:proofErr w:type="spellEnd"/>
-      <w:r>
-        <w:rPr>
-          <w:bCs/>
-          <w:lang w:val="pt-BR"/>
-        </w:rPr>
-        <w:t xml:space="preserve"> API.</w:t>
+        <w:t>Android, Java, Travel Journal, GPS, Camera, Rest API.</w:t>
       </w:r>
     </w:p>
     <w:p>
@@ -736,69 +140,19 @@
         <w:rPr>
           <w:lang w:val="pt-BR"/>
         </w:rPr>
-        <w:t xml:space="preserve">O objetivo deste projeto é desenvolver o </w:t>
-      </w:r>
-      <w:proofErr w:type="spellStart"/>
-      <w:r>
-        <w:rPr>
-          <w:lang w:val="pt-BR"/>
-        </w:rPr>
-        <w:t>TripTrail</w:t>
-      </w:r>
-      <w:proofErr w:type="spellEnd"/>
-      <w:r>
-        <w:rPr>
-          <w:lang w:val="pt-BR"/>
-        </w:rPr>
-        <w:t xml:space="preserve">, uma aplicação </w:t>
-      </w:r>
-      <w:proofErr w:type="spellStart"/>
-      <w:r>
-        <w:rPr>
-          <w:lang w:val="pt-BR"/>
-        </w:rPr>
-        <w:t>Android</w:t>
-      </w:r>
-      <w:proofErr w:type="spellEnd"/>
-      <w:r>
-        <w:rPr>
-          <w:lang w:val="pt-BR"/>
-        </w:rPr>
-        <w:t xml:space="preserve"> em Java que funciona com um diário de viagens. A </w:t>
-      </w:r>
-      <w:proofErr w:type="spellStart"/>
-      <w:r>
-        <w:rPr>
-          <w:lang w:val="pt-BR"/>
-        </w:rPr>
-        <w:t>app</w:t>
-      </w:r>
-      <w:proofErr w:type="spellEnd"/>
-      <w:r>
-        <w:rPr>
-          <w:lang w:val="pt-BR"/>
-        </w:rPr>
-        <w:t xml:space="preserve"> permite registar locais visitados</w:t>
-      </w:r>
-      <w:r>
-        <w:rPr>
-          <w:lang w:val="pt-BR"/>
-        </w:rPr>
-        <w:t xml:space="preserve"> com coordenadas GPS, fotos e avaliações de 1 a 5 estrelas, guardando todos os dados na nuvem via </w:t>
-      </w:r>
-      <w:proofErr w:type="spellStart"/>
-      <w:r>
-        <w:rPr>
-          <w:lang w:val="pt-BR"/>
-        </w:rPr>
-        <w:t>RestDB</w:t>
-      </w:r>
-      <w:proofErr w:type="spellEnd"/>
-      <w:r>
-        <w:rPr>
-          <w:lang w:val="pt-BR"/>
-        </w:rPr>
-        <w:t xml:space="preserve">, facilitando assim o acesso e partilha entre utilizadores. </w:t>
+        <w:t>O objetivo deste projeto é desenvolver o TripTrail</w:t>
+      </w:r>
+      <w:r>
+        <w:rPr>
+          <w:lang w:val="pt-BR"/>
+        </w:rPr>
+        <w:t>, uma aplicação Android em Java que funciona com um diário de viagens. A app permite registar locais visitados</w:t>
+      </w:r>
+      <w:r>
+        <w:rPr>
+          <w:lang w:val="pt-BR"/>
+        </w:rPr>
+        <w:t xml:space="preserve"> com coordenadas GPS, fotos e avaliações de 1 a 5 estrelas, guardando todos os dados na nuvem via RestDB, facilitando assim o acesso e partilha entre utilizadores. </w:t>
       </w:r>
       <w:r>
         <w:rPr>
@@ -834,21 +188,7 @@
         <w:rPr>
           <w:lang w:val="pt-BR"/>
         </w:rPr>
-        <w:t xml:space="preserve">, entre outros. A aplicação utiliza recursos nativos do </w:t>
-      </w:r>
-      <w:proofErr w:type="spellStart"/>
-      <w:r>
-        <w:rPr>
-          <w:lang w:val="pt-BR"/>
-        </w:rPr>
-        <w:t>telemóvel</w:t>
-      </w:r>
-      <w:proofErr w:type="spellEnd"/>
-      <w:r>
-        <w:rPr>
-          <w:lang w:val="pt-BR"/>
-        </w:rPr>
-        <w:t xml:space="preserve"> como o GPS e câmara.</w:t>
+        <w:t>, entre outros. A aplicação utiliza recursos nativos do telemóvel como o GPS e câmara.</w:t>
       </w:r>
     </w:p>
     <w:p>
@@ -969,47 +309,11 @@
                 <w:lang w:val="pt-BR"/>
               </w:rPr>
             </w:pPr>
-            <w:proofErr w:type="spellStart"/>
-            <w:r>
-              <w:rPr>
-                <w:lang w:val="pt-BR"/>
-              </w:rPr>
-              <w:t>Term</w:t>
-            </w:r>
-            <w:proofErr w:type="spellEnd"/>
-            <w:r>
-              <w:rPr>
-                <w:lang w:val="pt-BR"/>
-              </w:rPr>
-              <w:t xml:space="preserve"> </w:t>
-            </w:r>
-            <w:proofErr w:type="spellStart"/>
-            <w:r>
-              <w:rPr>
-                <w:lang w:val="pt-BR"/>
-              </w:rPr>
-              <w:t>or</w:t>
-            </w:r>
-            <w:proofErr w:type="spellEnd"/>
-            <w:r>
-              <w:rPr>
-                <w:lang w:val="pt-BR"/>
-              </w:rPr>
-              <w:t xml:space="preserve"> Expression (</w:t>
-            </w:r>
-            <w:proofErr w:type="spellStart"/>
-            <w:r>
-              <w:rPr>
-                <w:lang w:val="pt-BR"/>
-              </w:rPr>
-              <w:t>EN</w:t>
-            </w:r>
-            <w:proofErr w:type="spellEnd"/>
-            <w:r>
-              <w:rPr>
-                <w:lang w:val="pt-BR"/>
-              </w:rPr>
-              <w:t>)</w:t>
+            <w:r>
+              <w:rPr>
+                <w:lang w:val="pt-BR"/>
+              </w:rPr>
+              <w:t>Term or Expression (EN)</w:t>
             </w:r>
           </w:p>
         </w:tc>
@@ -1074,14 +378,12 @@
                 <w:lang w:val="pt-BR"/>
               </w:rPr>
             </w:pPr>
-            <w:proofErr w:type="spellStart"/>
             <w:r>
               <w:rPr>
                 <w:lang w:val="pt-BR"/>
               </w:rPr>
               <w:t>Category</w:t>
             </w:r>
-            <w:proofErr w:type="spellEnd"/>
           </w:p>
         </w:tc>
         <w:tc>
@@ -1214,14 +516,12 @@
                 <w:lang w:val="pt-BR"/>
               </w:rPr>
             </w:pPr>
-            <w:proofErr w:type="spellStart"/>
             <w:r>
               <w:rPr>
                 <w:lang w:val="pt-BR"/>
               </w:rPr>
               <w:t>Map</w:t>
             </w:r>
-            <w:proofErr w:type="spellEnd"/>
           </w:p>
         </w:tc>
         <w:tc>
@@ -1258,19 +558,11 @@
                 <w:lang w:val="pt-BR"/>
               </w:rPr>
             </w:pPr>
-            <w:proofErr w:type="spellStart"/>
-            <w:r>
-              <w:rPr>
-                <w:lang w:val="pt-BR"/>
-              </w:rPr>
-              <w:t>Ecrã</w:t>
-            </w:r>
-            <w:proofErr w:type="spellEnd"/>
-            <w:r>
-              <w:rPr>
-                <w:lang w:val="pt-BR"/>
-              </w:rPr>
-              <w:t xml:space="preserve"> com os locais da viagem</w:t>
+            <w:r>
+              <w:rPr>
+                <w:lang w:val="pt-BR"/>
+              </w:rPr>
+              <w:t>Ecrã com os locais da viagem</w:t>
             </w:r>
           </w:p>
         </w:tc>
@@ -1293,14 +585,12 @@
                 <w:lang w:val="pt-BR"/>
               </w:rPr>
             </w:pPr>
-            <w:proofErr w:type="spellStart"/>
             <w:r>
               <w:rPr>
                 <w:lang w:val="pt-BR"/>
               </w:rPr>
               <w:t>Marker</w:t>
             </w:r>
-            <w:proofErr w:type="spellEnd"/>
           </w:p>
         </w:tc>
         <w:tc>
@@ -1364,14 +654,12 @@
                 <w:lang w:val="pt-BR"/>
               </w:rPr>
             </w:pPr>
-            <w:proofErr w:type="spellStart"/>
             <w:r>
               <w:rPr>
                 <w:lang w:val="pt-BR"/>
               </w:rPr>
               <w:t>Photo</w:t>
             </w:r>
-            <w:proofErr w:type="spellEnd"/>
           </w:p>
         </w:tc>
         <w:tc>
@@ -1435,7 +723,6 @@
                 <w:lang w:val="pt-BR"/>
               </w:rPr>
             </w:pPr>
-            <w:proofErr w:type="spellStart"/>
             <w:r>
               <w:rPr>
                 <w:lang w:val="pt-BR"/>
@@ -1443,7 +730,6 @@
               <w:lastRenderedPageBreak/>
               <w:t>Place</w:t>
             </w:r>
-            <w:proofErr w:type="spellEnd"/>
           </w:p>
         </w:tc>
         <w:tc>
@@ -1576,14 +862,12 @@
                 <w:lang w:val="pt-BR"/>
               </w:rPr>
             </w:pPr>
-            <w:proofErr w:type="spellStart"/>
             <w:r>
               <w:rPr>
                 <w:lang w:val="pt-BR"/>
               </w:rPr>
               <w:t>Trip</w:t>
             </w:r>
-            <w:proofErr w:type="spellEnd"/>
           </w:p>
         </w:tc>
         <w:tc>
@@ -1647,28 +931,12 @@
                 <w:lang w:val="pt-BR"/>
               </w:rPr>
             </w:pPr>
-            <w:proofErr w:type="spellStart"/>
-            <w:r>
-              <w:rPr>
-                <w:lang w:val="pt-BR"/>
-              </w:rPr>
-              <w:t>Trip</w:t>
-            </w:r>
-            <w:proofErr w:type="spellEnd"/>
-            <w:r>
-              <w:rPr>
-                <w:lang w:val="pt-BR"/>
-              </w:rPr>
-              <w:t xml:space="preserve"> </w:t>
-            </w:r>
-            <w:proofErr w:type="spellStart"/>
-            <w:r>
-              <w:rPr>
-                <w:lang w:val="pt-BR"/>
-              </w:rPr>
-              <w:t>Member</w:t>
-            </w:r>
-            <w:proofErr w:type="spellEnd"/>
+            <w:r>
+              <w:rPr>
+                <w:lang w:val="pt-BR"/>
+              </w:rPr>
+              <w:t>Trip Member</w:t>
+            </w:r>
           </w:p>
         </w:tc>
         <w:tc>
@@ -1732,14 +1000,12 @@
                 <w:lang w:val="pt-BR"/>
               </w:rPr>
             </w:pPr>
-            <w:proofErr w:type="spellStart"/>
             <w:r>
               <w:rPr>
                 <w:lang w:val="pt-BR"/>
               </w:rPr>
               <w:t>User</w:t>
             </w:r>
-            <w:proofErr w:type="spellEnd"/>
           </w:p>
         </w:tc>
         <w:tc>
@@ -1979,21 +1245,7 @@
         <w:rPr>
           <w:lang w:val="pt-BR"/>
         </w:rPr>
-        <w:t xml:space="preserve">Como utilizador, quero que criar uma conta e iniciar sessão para que as minhas viagens fiquem guardadas e acessíveis em qualquer </w:t>
-      </w:r>
-      <w:proofErr w:type="spellStart"/>
-      <w:r>
-        <w:rPr>
-          <w:lang w:val="pt-BR"/>
-        </w:rPr>
-        <w:t>telemóvel</w:t>
-      </w:r>
-      <w:proofErr w:type="spellEnd"/>
-      <w:r>
-        <w:rPr>
-          <w:lang w:val="pt-BR"/>
-        </w:rPr>
-        <w:t>.</w:t>
+        <w:t>Como utilizador, quero que criar uma conta e iniciar sessão para que as minhas viagens fiquem guardadas e acessíveis em qualquer telemóvel.</w:t>
       </w:r>
     </w:p>
     <w:p>
@@ -2030,27 +1282,13 @@
         <w:rPr>
           <w:lang w:val="pt-BR"/>
         </w:rPr>
-        <w:t xml:space="preserve">O sistema deve pedir o nome, </w:t>
-      </w:r>
-      <w:proofErr w:type="spellStart"/>
-      <w:r>
-        <w:rPr>
-          <w:lang w:val="pt-BR"/>
-        </w:rPr>
-        <w:t>em</w:t>
-      </w:r>
-      <w:r>
-        <w:rPr>
-          <w:lang w:val="pt-BR"/>
-        </w:rPr>
-        <w:t>ail</w:t>
-      </w:r>
-      <w:proofErr w:type="spellEnd"/>
-      <w:r>
-        <w:rPr>
-          <w:lang w:val="pt-BR"/>
-        </w:rPr>
-        <w:t xml:space="preserve"> e palavra-passe no registo;</w:t>
+        <w:t>O sistema deve pedir o nome, em</w:t>
+      </w:r>
+      <w:r>
+        <w:rPr>
+          <w:lang w:val="pt-BR"/>
+        </w:rPr>
+        <w:t>ail e palavra-passe no registo;</w:t>
       </w:r>
     </w:p>
     <w:p>
@@ -2069,21 +1307,7 @@
         <w:rPr>
           <w:lang w:val="pt-BR"/>
         </w:rPr>
-        <w:t xml:space="preserve">O sistema deve recusar </w:t>
-      </w:r>
-      <w:proofErr w:type="spellStart"/>
-      <w:r>
-        <w:rPr>
-          <w:lang w:val="pt-BR"/>
-        </w:rPr>
-        <w:t>emails</w:t>
-      </w:r>
-      <w:proofErr w:type="spellEnd"/>
-      <w:r>
-        <w:rPr>
-          <w:lang w:val="pt-BR"/>
-        </w:rPr>
-        <w:t xml:space="preserve"> inválidos e palavras-passe com menos de</w:t>
+        <w:t>O sistema deve recusar emails inválidos e palavras-passe com menos de</w:t>
       </w:r>
       <w:r>
         <w:rPr>
@@ -2134,21 +1358,7 @@
         <w:rPr>
           <w:lang w:val="pt-BR"/>
         </w:rPr>
-        <w:t xml:space="preserve">Como utilizador, quero que criar uma conta e iniciar sessão para que as minhas viagens fiquem guardadas e acessíveis em qualquer </w:t>
-      </w:r>
-      <w:proofErr w:type="spellStart"/>
-      <w:r>
-        <w:rPr>
-          <w:lang w:val="pt-BR"/>
-        </w:rPr>
-        <w:t>telemóvel</w:t>
-      </w:r>
-      <w:proofErr w:type="spellEnd"/>
-      <w:r>
-        <w:rPr>
-          <w:lang w:val="pt-BR"/>
-        </w:rPr>
-        <w:t>.</w:t>
+        <w:t>Como utilizador, quero que criar uma conta e iniciar sessão para que as minhas viagens fiquem guardadas e acessíveis em qualquer telemóvel.</w:t>
       </w:r>
     </w:p>
     <w:p>
@@ -2264,21 +1474,7 @@
         <w:rPr>
           <w:lang w:val="pt-BR"/>
         </w:rPr>
-        <w:t xml:space="preserve">lista e ficar gravada no </w:t>
-      </w:r>
-      <w:proofErr w:type="spellStart"/>
-      <w:r>
-        <w:rPr>
-          <w:lang w:val="pt-BR"/>
-        </w:rPr>
-        <w:t>RestDB</w:t>
-      </w:r>
-      <w:proofErr w:type="spellEnd"/>
-      <w:r>
-        <w:rPr>
-          <w:lang w:val="pt-BR"/>
-        </w:rPr>
-        <w:t>;</w:t>
+        <w:t>lista e ficar gravada no RestDB;</w:t>
       </w:r>
     </w:p>
     <w:p>
@@ -2297,21 +1493,7 @@
         <w:rPr>
           <w:lang w:val="pt-BR"/>
         </w:rPr>
-        <w:t xml:space="preserve">O criador fica registado como participante com o papel </w:t>
-      </w:r>
-      <w:proofErr w:type="spellStart"/>
-      <w:r>
-        <w:rPr>
-          <w:lang w:val="pt-BR"/>
-        </w:rPr>
-        <w:t>Owner</w:t>
-      </w:r>
-      <w:proofErr w:type="spellEnd"/>
-      <w:r>
-        <w:rPr>
-          <w:lang w:val="pt-BR"/>
-        </w:rPr>
-        <w:t>.</w:t>
+        <w:t>O criador fica registado como participante com o papel Owner.</w:t>
       </w:r>
     </w:p>
     <w:p>
@@ -2455,19 +1637,7 @@
         <w:rPr>
           <w:lang w:val="pt-BR"/>
         </w:rPr>
-        <w:t xml:space="preserve">Como utilizador quero adicionar locais as minhas viagens </w:t>
-      </w:r>
-      <w:r>
-        <w:rPr>
-          <w:lang w:val="pt-BR"/>
-        </w:rPr>
-        <w:t>com a minha posição atual</w:t>
-      </w:r>
-      <w:r>
-        <w:rPr>
-          <w:lang w:val="pt-BR"/>
-        </w:rPr>
-        <w:t>.</w:t>
+        <w:t>Como utilizador quero adicionar locais as minhas viagens com a minha posição atual.</w:t>
       </w:r>
     </w:p>
     <w:p>
@@ -2502,13 +1672,7 @@
         <w:rPr>
           <w:lang w:val="pt-BR"/>
         </w:rPr>
-        <w:t>O s</w:t>
-      </w:r>
-      <w:r>
-        <w:rPr>
-          <w:lang w:val="pt-BR"/>
-        </w:rPr>
-        <w:t xml:space="preserve">istema deve pedir a permissão para acessar a localização do </w:t>
+        <w:t xml:space="preserve">O sistema deve pedir a permissão para acessar a localização do </w:t>
       </w:r>
       <w:r>
         <w:rPr>
@@ -2539,13 +1703,7 @@
         <w:rPr>
           <w:lang w:val="pt-BR"/>
         </w:rPr>
-        <w:t>O sistema deve validar as coordenadas</w:t>
-      </w:r>
-      <w:r>
-        <w:rPr>
-          <w:lang w:val="pt-BR"/>
-        </w:rPr>
-        <w:t>.</w:t>
+        <w:t>O sistema deve validar as coordenadas.</w:t>
       </w:r>
     </w:p>
     <w:p>
@@ -2572,31 +1730,7 @@
         <w:rPr>
           <w:lang w:val="pt-BR"/>
         </w:rPr>
-        <w:t xml:space="preserve">Como utilizador, </w:t>
-      </w:r>
-      <w:r>
-        <w:rPr>
-          <w:lang w:val="pt-BR"/>
-        </w:rPr>
-        <w:t xml:space="preserve">quero tirar fotografias ao local, para guardar uma imagem da </w:t>
-      </w:r>
-      <w:r>
-        <w:rPr>
-          <w:lang w:val="pt-BR"/>
-        </w:rPr>
-        <w:t xml:space="preserve">minha </w:t>
-      </w:r>
-      <w:r>
-        <w:rPr>
-          <w:lang w:val="pt-BR"/>
-        </w:rPr>
-        <w:t>visita</w:t>
-      </w:r>
-      <w:r>
-        <w:rPr>
-          <w:lang w:val="pt-BR"/>
-        </w:rPr>
-        <w:t>.</w:t>
+        <w:t>Como utilizador, quero tirar fotografias ao local, para guardar uma imagem da minha visita.</w:t>
       </w:r>
     </w:p>
     <w:p>
@@ -2637,21 +1771,7 @@
         <w:rPr>
           <w:lang w:val="pt-BR"/>
         </w:rPr>
-        <w:t xml:space="preserve">, com o </w:t>
-      </w:r>
-      <w:proofErr w:type="spellStart"/>
-      <w:r>
-        <w:rPr>
-          <w:lang w:val="pt-BR"/>
-        </w:rPr>
-        <w:t>CameraX</w:t>
-      </w:r>
-      <w:proofErr w:type="spellEnd"/>
-      <w:r>
-        <w:rPr>
-          <w:lang w:val="pt-BR"/>
-        </w:rPr>
-        <w:t>.</w:t>
+        <w:t>, com o CameraX.</w:t>
       </w:r>
     </w:p>
     <w:p>
@@ -2746,19 +1866,7 @@
         <w:rPr>
           <w:lang w:val="pt-BR"/>
         </w:rPr>
-        <w:t xml:space="preserve">Como utilizador, </w:t>
-      </w:r>
-      <w:r>
-        <w:rPr>
-          <w:lang w:val="pt-BR"/>
-        </w:rPr>
-        <w:t>quero ver todos os locais da viagem num mapa, para ter noção do percurso</w:t>
-      </w:r>
-      <w:r>
-        <w:rPr>
-          <w:lang w:val="pt-BR"/>
-        </w:rPr>
-        <w:t>.</w:t>
+        <w:t>Como utilizador, quero ver todos os locais da viagem num mapa, para ter noção do percurso.</w:t>
       </w:r>
     </w:p>
     <w:p>
@@ -2794,13 +1902,7 @@
         <w:rPr>
           <w:lang w:val="pt-BR"/>
         </w:rPr>
-        <w:t>O mapa dev</w:t>
-      </w:r>
-      <w:r>
-        <w:rPr>
-          <w:lang w:val="pt-BR"/>
-        </w:rPr>
-        <w:t>e mostrar um marcador por local;</w:t>
+        <w:t>O mapa deve mostrar um marcador por local;</w:t>
       </w:r>
     </w:p>
     <w:p>
@@ -2820,13 +1922,7 @@
         <w:rPr>
           <w:lang w:val="pt-BR"/>
         </w:rPr>
-        <w:t>A cor do marcador deve corresponder à categoria do local</w:t>
-      </w:r>
-      <w:r>
-        <w:rPr>
-          <w:lang w:val="pt-BR"/>
-        </w:rPr>
-        <w:t>;</w:t>
+        <w:t>A cor do marcador deve corresponder à categoria do local;</w:t>
       </w:r>
     </w:p>
     <w:p>
@@ -2846,13 +1942,7 @@
         <w:rPr>
           <w:lang w:val="pt-BR"/>
         </w:rPr>
-        <w:t>Tocar num marcador deve abrir o detalhe do local</w:t>
-      </w:r>
-      <w:r>
-        <w:rPr>
-          <w:lang w:val="pt-BR"/>
-        </w:rPr>
-        <w:t>.</w:t>
+        <w:t>Tocar num marcador deve abrir o detalhe do local.</w:t>
       </w:r>
     </w:p>
     <w:p>
@@ -2880,19 +1970,7 @@
         <w:rPr>
           <w:lang w:val="pt-BR"/>
         </w:rPr>
-        <w:t xml:space="preserve">Como utilizador, </w:t>
-      </w:r>
-      <w:r>
-        <w:rPr>
-          <w:lang w:val="pt-BR"/>
-        </w:rPr>
-        <w:t>quero adicionar participantes à viagem, para partilhar a informação com quem viajou comigo</w:t>
-      </w:r>
-      <w:r>
-        <w:rPr>
-          <w:lang w:val="pt-BR"/>
-        </w:rPr>
-        <w:t>.</w:t>
+        <w:t>Como utilizador, quero adicionar participantes à viagem, para partilhar a informação com quem viajou comigo.</w:t>
       </w:r>
     </w:p>
     <w:p>
@@ -2930,27 +2008,7 @@
         <w:rPr>
           <w:lang w:val="pt-BR"/>
         </w:rPr>
-        <w:t xml:space="preserve">O convite deve ser feito pelo </w:t>
-      </w:r>
-      <w:proofErr w:type="spellStart"/>
-      <w:r>
-        <w:rPr>
-          <w:lang w:val="pt-BR"/>
-        </w:rPr>
-        <w:t>email</w:t>
-      </w:r>
-      <w:proofErr w:type="spellEnd"/>
-      <w:r>
-        <w:rPr>
-          <w:lang w:val="pt-BR"/>
-        </w:rPr>
-        <w:t xml:space="preserve"> do utilizador</w:t>
-      </w:r>
-      <w:r>
-        <w:rPr>
-          <w:lang w:val="pt-BR"/>
-        </w:rPr>
-        <w:t>;</w:t>
+        <w:t>O convite deve ser feito pelo email do utilizador;</w:t>
       </w:r>
     </w:p>
     <w:p>
@@ -2970,13 +2028,7 @@
         <w:rPr>
           <w:lang w:val="pt-BR"/>
         </w:rPr>
-        <w:t>O sistema deve recusar convidar duas vezes a mesma pessoa</w:t>
-      </w:r>
-      <w:r>
-        <w:rPr>
-          <w:lang w:val="pt-BR"/>
-        </w:rPr>
-        <w:t>.</w:t>
+        <w:t>O sistema deve recusar convidar duas vezes a mesma pessoa.</w:t>
       </w:r>
     </w:p>
     <w:p>
@@ -3017,19 +2069,7 @@
         <w:rPr>
           <w:lang w:val="pt-BR"/>
         </w:rPr>
-        <w:t xml:space="preserve">, </w:t>
-      </w:r>
-      <w:r>
-        <w:rPr>
-          <w:lang w:val="pt-BR"/>
-        </w:rPr>
-        <w:t>quero consultar o resumo da via</w:t>
-      </w:r>
-      <w:r>
-        <w:rPr>
-          <w:lang w:val="pt-BR"/>
-        </w:rPr>
-        <w:t>gem, para saber as estatísticas da minha viagem.</w:t>
+        <w:t>, quero consultar o resumo da viagem, para saber as estatísticas da minha viagem.</w:t>
       </w:r>
     </w:p>
     <w:p>
@@ -3072,19 +2112,7 @@
         <w:rPr>
           <w:lang w:val="pt-BR"/>
         </w:rPr>
-        <w:t xml:space="preserve"> e o total de locais, d</w:t>
-      </w:r>
-      <w:r>
-        <w:rPr>
-          <w:lang w:val="pt-BR"/>
-        </w:rPr>
-        <w:t xml:space="preserve">eve mostrar também o número de países e a avaliação </w:t>
-      </w:r>
-      <w:r>
-        <w:rPr>
-          <w:lang w:val="pt-BR"/>
-        </w:rPr>
-        <w:t>media.</w:t>
+        <w:t xml:space="preserve"> e o total de locais, deve mostrar também o número de países e a avaliação media.</w:t>
       </w:r>
     </w:p>
     <w:p>
@@ -3100,8 +2128,6 @@
         </w:rPr>
         <w:t>5   Requisitos</w:t>
       </w:r>
-      <w:bookmarkStart w:id="0" w:name="_GoBack"/>
-      <w:bookmarkEnd w:id="0"/>
     </w:p>
     <w:p>
       <w:pPr>
@@ -3224,7 +2250,6 @@
           <w:lang w:val="pt-BR"/>
         </w:rPr>
       </w:pPr>
-      <w:proofErr w:type="spellStart"/>
       <w:r>
         <w:rPr>
           <w:b w:val="0"/>
@@ -3232,29 +2257,8 @@
           <w:szCs w:val="18"/>
           <w:lang w:val="pt-BR"/>
         </w:rPr>
-        <w:t>UC</w:t>
-      </w:r>
-      <w:proofErr w:type="spellEnd"/>
-      <w:r>
-        <w:rPr>
-          <w:b w:val="0"/>
-          <w:sz w:val="18"/>
-          <w:szCs w:val="18"/>
-          <w:lang w:val="pt-BR"/>
-        </w:rPr>
-        <w:t xml:space="preserve"> 1. </w:t>
-      </w:r>
-      <w:proofErr w:type="gramStart"/>
-      <w:r>
-        <w:rPr>
-          <w:b w:val="0"/>
-          <w:sz w:val="18"/>
-          <w:szCs w:val="18"/>
-          <w:lang w:val="pt-BR"/>
-        </w:rPr>
-        <w:t>Registar Utilizador</w:t>
-      </w:r>
-      <w:proofErr w:type="gramEnd"/>
+        <w:t>UC 1. Registar Utilizador</w:t>
+      </w:r>
     </w:p>
     <w:tbl>
       <w:tblPr>
@@ -3348,21 +2352,7 @@
               <w:rPr>
                 <w:lang w:val="pt-BR"/>
               </w:rPr>
-              <w:t xml:space="preserve">O </w:t>
-            </w:r>
-            <w:proofErr w:type="spellStart"/>
-            <w:r>
-              <w:rPr>
-                <w:lang w:val="pt-BR"/>
-              </w:rPr>
-              <w:t>email</w:t>
-            </w:r>
-            <w:proofErr w:type="spellEnd"/>
-            <w:r>
-              <w:rPr>
-                <w:lang w:val="pt-BR"/>
-              </w:rPr>
-              <w:t xml:space="preserve"> introduzido não existe no sistema</w:t>
+              <w:t>O email introduzido não existe no sistema</w:t>
             </w:r>
           </w:p>
         </w:tc>
@@ -3446,21 +2436,7 @@
               <w:rPr>
                 <w:lang w:val="pt-BR"/>
               </w:rPr>
-              <w:t xml:space="preserve">O sistema solicita o nome, </w:t>
-            </w:r>
-            <w:proofErr w:type="spellStart"/>
-            <w:r>
-              <w:rPr>
-                <w:lang w:val="pt-BR"/>
-              </w:rPr>
-              <w:t>email</w:t>
-            </w:r>
-            <w:proofErr w:type="spellEnd"/>
-            <w:r>
-              <w:rPr>
-                <w:lang w:val="pt-BR"/>
-              </w:rPr>
-              <w:t xml:space="preserve"> e palavra-passe;</w:t>
+              <w:t>O sistema solicita o nome, email e palavra-passe;</w:t>
             </w:r>
           </w:p>
           <w:p>
@@ -3496,21 +2472,7 @@
               <w:rPr>
                 <w:lang w:val="pt-BR"/>
               </w:rPr>
-              <w:t xml:space="preserve">O sistema valida o nome, o </w:t>
-            </w:r>
-            <w:proofErr w:type="spellStart"/>
-            <w:r>
-              <w:rPr>
-                <w:lang w:val="pt-BR"/>
-              </w:rPr>
-              <w:t>email</w:t>
-            </w:r>
-            <w:proofErr w:type="spellEnd"/>
-            <w:r>
-              <w:rPr>
-                <w:lang w:val="pt-BR"/>
-              </w:rPr>
-              <w:t xml:space="preserve"> e a palavra-passe;</w:t>
+              <w:t>O sistema valida o nome, o email e a palavra-passe;</w:t>
             </w:r>
           </w:p>
           <w:p>
@@ -3529,21 +2491,7 @@
                 <w:lang w:val="pt-BR"/>
               </w:rPr>
               <w:lastRenderedPageBreak/>
-              <w:t xml:space="preserve">O sistema guarda a palavra-passe como </w:t>
-            </w:r>
-            <w:proofErr w:type="spellStart"/>
-            <w:r>
-              <w:rPr>
-                <w:lang w:val="pt-BR"/>
-              </w:rPr>
-              <w:t>SHA</w:t>
-            </w:r>
-            <w:proofErr w:type="spellEnd"/>
-            <w:r>
-              <w:rPr>
-                <w:lang w:val="pt-BR"/>
-              </w:rPr>
-              <w:t>-256 e regista o novo utilizador no sistema;</w:t>
+              <w:t>O sistema guarda a palavra-passe como SHA-256 e regista o novo utilizador no sistema;</w:t>
             </w:r>
           </w:p>
           <w:p>
@@ -3624,7 +2572,6 @@
           <w:lang w:val="pt-BR"/>
         </w:rPr>
       </w:pPr>
-      <w:proofErr w:type="spellStart"/>
       <w:r>
         <w:rPr>
           <w:b w:val="0"/>
@@ -3632,17 +2579,7 @@
           <w:szCs w:val="18"/>
           <w:lang w:val="pt-BR"/>
         </w:rPr>
-        <w:t>UC</w:t>
-      </w:r>
-      <w:proofErr w:type="spellEnd"/>
-      <w:r>
-        <w:rPr>
-          <w:b w:val="0"/>
-          <w:sz w:val="18"/>
-          <w:szCs w:val="18"/>
-          <w:lang w:val="pt-BR"/>
-        </w:rPr>
-        <w:t xml:space="preserve"> 2. Iniciar Sessão</w:t>
+        <w:t>UC 2. Iniciar Sessão</w:t>
       </w:r>
     </w:p>
     <w:tbl>
@@ -3737,21 +2674,7 @@
               <w:rPr>
                 <w:lang w:val="pt-BR"/>
               </w:rPr>
-              <w:t xml:space="preserve">Existe uma conta com o </w:t>
-            </w:r>
-            <w:proofErr w:type="spellStart"/>
-            <w:r>
-              <w:rPr>
-                <w:lang w:val="pt-BR"/>
-              </w:rPr>
-              <w:t>email</w:t>
-            </w:r>
-            <w:proofErr w:type="spellEnd"/>
-            <w:r>
-              <w:rPr>
-                <w:lang w:val="pt-BR"/>
-              </w:rPr>
-              <w:t xml:space="preserve"> introduzido</w:t>
+              <w:t>Existe uma conta com o email introduzido</w:t>
             </w:r>
           </w:p>
         </w:tc>
@@ -3835,21 +2758,7 @@
               <w:rPr>
                 <w:lang w:val="pt-BR"/>
               </w:rPr>
-              <w:t xml:space="preserve">O sistema solicita o </w:t>
-            </w:r>
-            <w:proofErr w:type="spellStart"/>
-            <w:r>
-              <w:rPr>
-                <w:lang w:val="pt-BR"/>
-              </w:rPr>
-              <w:t>email</w:t>
-            </w:r>
-            <w:proofErr w:type="spellEnd"/>
-            <w:r>
-              <w:rPr>
-                <w:lang w:val="pt-BR"/>
-              </w:rPr>
-              <w:t xml:space="preserve"> e a palavra-passe;</w:t>
+              <w:t>O sistema solicita o email e a palavra-passe;</w:t>
             </w:r>
           </w:p>
           <w:p>
@@ -3885,21 +2794,7 @@
               <w:rPr>
                 <w:lang w:val="pt-BR"/>
               </w:rPr>
-              <w:t xml:space="preserve">O sistema calcula o </w:t>
-            </w:r>
-            <w:proofErr w:type="spellStart"/>
-            <w:r>
-              <w:rPr>
-                <w:lang w:val="pt-BR"/>
-              </w:rPr>
-              <w:t>hash</w:t>
-            </w:r>
-            <w:proofErr w:type="spellEnd"/>
-            <w:r>
-              <w:rPr>
-                <w:lang w:val="pt-BR"/>
-              </w:rPr>
-              <w:t xml:space="preserve"> da palavra-passe e compara-o com o guardado;</w:t>
+              <w:t>O sistema calcula o hash da palavra-passe e compara-o com o guardado;</w:t>
             </w:r>
           </w:p>
           <w:p>
@@ -3976,21 +2871,12 @@
           <w:lang w:val="pt-BR"/>
         </w:rPr>
       </w:pPr>
-      <w:proofErr w:type="spellStart"/>
       <w:r>
         <w:rPr>
           <w:b w:val="0"/>
           <w:lang w:val="pt-BR"/>
         </w:rPr>
-        <w:t>UC</w:t>
-      </w:r>
-      <w:proofErr w:type="spellEnd"/>
-      <w:r>
-        <w:rPr>
-          <w:b w:val="0"/>
-          <w:lang w:val="pt-BR"/>
-        </w:rPr>
-        <w:t xml:space="preserve"> 3. Criar Viagem</w:t>
+        <w:t>UC 3. Criar Viagem</w:t>
       </w:r>
     </w:p>
     <w:tbl>
@@ -4125,21 +3011,7 @@
               <w:rPr>
                 <w:lang w:val="pt-BR"/>
               </w:rPr>
-              <w:t xml:space="preserve">A viagem fica guardada no </w:t>
-            </w:r>
-            <w:proofErr w:type="spellStart"/>
-            <w:r>
-              <w:rPr>
-                <w:lang w:val="pt-BR"/>
-              </w:rPr>
-              <w:t>RestDB</w:t>
-            </w:r>
-            <w:proofErr w:type="spellEnd"/>
-            <w:r>
-              <w:rPr>
-                <w:lang w:val="pt-BR"/>
-              </w:rPr>
-              <w:t xml:space="preserve"> e aparece na lista</w:t>
+              <w:t>A viagem fica guardada no RestDB e aparece na lista</w:t>
             </w:r>
           </w:p>
         </w:tc>
@@ -4291,21 +3163,7 @@
               <w:rPr>
                 <w:lang w:val="pt-BR"/>
               </w:rPr>
-              <w:t xml:space="preserve"> como </w:t>
-            </w:r>
-            <w:proofErr w:type="spellStart"/>
-            <w:r>
-              <w:rPr>
-                <w:lang w:val="pt-BR"/>
-              </w:rPr>
-              <w:t>OWNER</w:t>
-            </w:r>
-            <w:proofErr w:type="spellEnd"/>
-            <w:r>
-              <w:rPr>
-                <w:lang w:val="pt-BR"/>
-              </w:rPr>
-              <w:t>;</w:t>
+              <w:t xml:space="preserve"> como OWNER;</w:t>
             </w:r>
           </w:p>
           <w:p>
@@ -4392,35 +3250,12 @@
           <w:lang w:val="pt-BR"/>
         </w:rPr>
       </w:pPr>
-      <w:proofErr w:type="spellStart"/>
       <w:r>
         <w:rPr>
           <w:b w:val="0"/>
           <w:lang w:val="pt-BR"/>
         </w:rPr>
-        <w:t>UC</w:t>
-      </w:r>
-      <w:proofErr w:type="spellEnd"/>
-      <w:r>
-        <w:rPr>
-          <w:b w:val="0"/>
-          <w:lang w:val="pt-BR"/>
-        </w:rPr>
-        <w:t xml:space="preserve"> 4</w:t>
-      </w:r>
-      <w:r>
-        <w:rPr>
-          <w:b w:val="0"/>
-          <w:lang w:val="pt-BR"/>
-        </w:rPr>
-        <w:t xml:space="preserve">. </w:t>
-      </w:r>
-      <w:r>
-        <w:rPr>
-          <w:b w:val="0"/>
-          <w:lang w:val="pt-BR"/>
-        </w:rPr>
-        <w:t>Consultar Lista de Viagens</w:t>
+        <w:t>UC 4. Consultar Lista de Viagens</w:t>
       </w:r>
     </w:p>
     <w:tbl>
@@ -4475,13 +3310,7 @@
               <w:rPr>
                 <w:lang w:val="pt-BR"/>
               </w:rPr>
-              <w:t>Mostra as viagen</w:t>
-            </w:r>
-            <w:r>
-              <w:rPr>
-                <w:lang w:val="pt-BR"/>
-              </w:rPr>
-              <w:t>s em que o utilizador participa</w:t>
+              <w:t>Mostra as viagens em que o utilizador participa</w:t>
             </w:r>
           </w:p>
         </w:tc>
@@ -4561,13 +3390,7 @@
               <w:rPr>
                 <w:lang w:val="pt-BR"/>
               </w:rPr>
-              <w:t>A</w:t>
-            </w:r>
-            <w:r>
-              <w:rPr>
-                <w:lang w:val="pt-BR"/>
-              </w:rPr>
-              <w:t xml:space="preserve"> lista de viagens é apresentada</w:t>
+              <w:t>A lista de viagens é apresentada</w:t>
             </w:r>
           </w:p>
         </w:tc>
@@ -4611,13 +3434,7 @@
               <w:rPr>
                 <w:lang w:val="pt-BR"/>
               </w:rPr>
-              <w:t xml:space="preserve">O </w:t>
-            </w:r>
-            <w:r>
-              <w:rPr>
-                <w:lang w:val="pt-BR"/>
-              </w:rPr>
-              <w:t>utilizador seleciona a opção “Minhas Viagens”;</w:t>
+              <w:t>O utilizador seleciona a opção “Minhas Viagens”;</w:t>
             </w:r>
           </w:p>
           <w:p>
@@ -4654,25 +3471,7 @@
               <w:rPr>
                 <w:lang w:val="pt-BR"/>
               </w:rPr>
-              <w:t>O siste</w:t>
-            </w:r>
-            <w:r>
-              <w:rPr>
-                <w:lang w:val="pt-BR"/>
-              </w:rPr>
-              <w:t>ma apresenta o título, as datas e</w:t>
-            </w:r>
-            <w:r>
-              <w:rPr>
-                <w:lang w:val="pt-BR"/>
-              </w:rPr>
-              <w:t xml:space="preserve"> o número de locais</w:t>
-            </w:r>
-            <w:r>
-              <w:rPr>
-                <w:lang w:val="pt-BR"/>
-              </w:rPr>
-              <w:t xml:space="preserve"> de cada viagem.</w:t>
+              <w:t>O sistema apresenta o título, as datas e o número de locais de cada viagem.</w:t>
             </w:r>
           </w:p>
         </w:tc>
@@ -4742,35 +3541,12 @@
           <w:lang w:val="pt-BR"/>
         </w:rPr>
       </w:pPr>
-      <w:proofErr w:type="spellStart"/>
       <w:r>
         <w:rPr>
           <w:b w:val="0"/>
           <w:lang w:val="pt-BR"/>
         </w:rPr>
-        <w:t>UC</w:t>
-      </w:r>
-      <w:proofErr w:type="spellEnd"/>
-      <w:r>
-        <w:rPr>
-          <w:b w:val="0"/>
-          <w:lang w:val="pt-BR"/>
-        </w:rPr>
-        <w:t xml:space="preserve"> 5</w:t>
-      </w:r>
-      <w:r>
-        <w:rPr>
-          <w:b w:val="0"/>
-          <w:lang w:val="pt-BR"/>
-        </w:rPr>
-        <w:t xml:space="preserve">. </w:t>
-      </w:r>
-      <w:r>
-        <w:rPr>
-          <w:b w:val="0"/>
-          <w:lang w:val="pt-BR"/>
-        </w:rPr>
-        <w:t>Editar Viagem</w:t>
+        <w:t>UC 5. Editar Viagem</w:t>
       </w:r>
     </w:p>
     <w:tbl>
@@ -4865,16 +3641,8 @@
               <w:rPr>
                 <w:lang w:val="pt-BR"/>
               </w:rPr>
-              <w:t xml:space="preserve">A viagem existe e o utilizador é </w:t>
-            </w:r>
-            <w:proofErr w:type="spellStart"/>
-            <w:r>
-              <w:rPr>
-                <w:lang w:val="pt-BR"/>
-              </w:rPr>
-              <w:t>OWNER</w:t>
-            </w:r>
-            <w:proofErr w:type="spellEnd"/>
+              <w:t>A viagem existe e o utilizador é OWNER</w:t>
+            </w:r>
           </w:p>
         </w:tc>
       </w:tr>
@@ -4913,16 +3681,8 @@
               <w:rPr>
                 <w:lang w:val="pt-BR"/>
               </w:rPr>
-              <w:t xml:space="preserve">Os dados atualizados ficam gravados no </w:t>
-            </w:r>
-            <w:proofErr w:type="spellStart"/>
-            <w:r>
-              <w:rPr>
-                <w:lang w:val="pt-BR"/>
-              </w:rPr>
-              <w:t>RestDB</w:t>
-            </w:r>
-            <w:proofErr w:type="spellEnd"/>
+              <w:t>Os dados atualizados ficam gravados no RestDB</w:t>
+            </w:r>
           </w:p>
         </w:tc>
       </w:tr>
@@ -4965,13 +3725,7 @@
               <w:rPr>
                 <w:lang w:val="pt-BR"/>
               </w:rPr>
-              <w:t>O utilizador a</w:t>
-            </w:r>
-            <w:r>
-              <w:rPr>
-                <w:lang w:val="pt-BR"/>
-              </w:rPr>
-              <w:t>bre a viagem e escolhe “Editar”;</w:t>
+              <w:t>O utilizador abre a viagem e escolhe “Editar”;</w:t>
             </w:r>
           </w:p>
           <w:p>
@@ -4989,25 +3743,7 @@
               <w:rPr>
                 <w:lang w:val="pt-BR"/>
               </w:rPr>
-              <w:t xml:space="preserve">A viagem </w:t>
-            </w:r>
-            <w:r>
-              <w:rPr>
-                <w:lang w:val="pt-BR"/>
-              </w:rPr>
-              <w:t>aparece</w:t>
-            </w:r>
-            <w:r>
-              <w:rPr>
-                <w:lang w:val="pt-BR"/>
-              </w:rPr>
-              <w:t xml:space="preserve"> preenchida com os dados atuais</w:t>
-            </w:r>
-            <w:r>
-              <w:rPr>
-                <w:lang w:val="pt-BR"/>
-              </w:rPr>
-              <w:t>;</w:t>
+              <w:t>A viagem aparece preenchida com os dados atuais;</w:t>
             </w:r>
           </w:p>
           <w:p>
@@ -5025,19 +3761,7 @@
               <w:rPr>
                 <w:lang w:val="pt-BR"/>
               </w:rPr>
-              <w:t>O utilizador altera e confirma e</w:t>
-            </w:r>
-            <w:r>
-              <w:rPr>
-                <w:lang w:val="pt-BR"/>
-              </w:rPr>
-              <w:t xml:space="preserve"> o sistema volta a validar o</w:t>
-            </w:r>
-            <w:r>
-              <w:rPr>
-                <w:lang w:val="pt-BR"/>
-              </w:rPr>
-              <w:t>s dados;</w:t>
+              <w:t>O utilizador altera e confirma e o sistema volta a validar os dados;</w:t>
             </w:r>
           </w:p>
           <w:p>
@@ -5055,13 +3779,7 @@
               <w:rPr>
                 <w:lang w:val="pt-BR"/>
               </w:rPr>
-              <w:t>O sistema envia a alteração</w:t>
-            </w:r>
-            <w:r>
-              <w:rPr>
-                <w:lang w:val="pt-BR"/>
-              </w:rPr>
-              <w:t>.</w:t>
+              <w:t>O sistema envia a alteração.</w:t>
             </w:r>
           </w:p>
         </w:tc>
@@ -5108,19 +3826,7 @@
               <w:rPr>
                 <w:lang w:val="pt-BR"/>
               </w:rPr>
-              <w:t>Dados inválidos: mensagem de erro</w:t>
-            </w:r>
-            <w:r>
-              <w:rPr>
-                <w:lang w:val="pt-BR"/>
-              </w:rPr>
-              <w:t>, o sistema volta a pedir os dados e nada é gravado</w:t>
-            </w:r>
-            <w:r>
-              <w:rPr>
-                <w:lang w:val="pt-BR"/>
-              </w:rPr>
-              <w:t>.</w:t>
+              <w:t>Dados inválidos: mensagem de erro, o sistema volta a pedir os dados e nada é gravado.</w:t>
             </w:r>
           </w:p>
         </w:tc>
@@ -5145,42 +3851,12 @@
           <w:lang w:val="pt-BR"/>
         </w:rPr>
       </w:pPr>
-      <w:proofErr w:type="spellStart"/>
       <w:r>
         <w:rPr>
           <w:b w:val="0"/>
           <w:lang w:val="pt-BR"/>
         </w:rPr>
-        <w:t>UC</w:t>
-      </w:r>
-      <w:proofErr w:type="spellEnd"/>
-      <w:r>
-        <w:rPr>
-          <w:b w:val="0"/>
-          <w:lang w:val="pt-BR"/>
-        </w:rPr>
-        <w:t xml:space="preserve"> 6</w:t>
-      </w:r>
-      <w:r>
-        <w:rPr>
-          <w:b w:val="0"/>
-          <w:lang w:val="pt-BR"/>
-        </w:rPr>
-        <w:t xml:space="preserve">. </w:t>
-      </w:r>
-      <w:r>
-        <w:rPr>
-          <w:b w:val="0"/>
-          <w:lang w:val="pt-BR"/>
-        </w:rPr>
-        <w:t>Apagar</w:t>
-      </w:r>
-      <w:r>
-        <w:rPr>
-          <w:b w:val="0"/>
-          <w:lang w:val="pt-BR"/>
-        </w:rPr>
-        <w:t xml:space="preserve"> Viagem</w:t>
+        <w:t>UC 6. Apagar Viagem</w:t>
       </w:r>
     </w:p>
     <w:tbl>
@@ -5235,13 +3911,7 @@
               <w:rPr>
                 <w:lang w:val="pt-BR"/>
               </w:rPr>
-              <w:t xml:space="preserve">Remove uma </w:t>
-            </w:r>
-            <w:r>
-              <w:rPr>
-                <w:lang w:val="pt-BR"/>
-              </w:rPr>
-              <w:t>viagem</w:t>
+              <w:t>Remove uma viagem</w:t>
             </w:r>
           </w:p>
         </w:tc>
@@ -5281,16 +3951,8 @@
               <w:rPr>
                 <w:lang w:val="pt-BR"/>
               </w:rPr>
-              <w:t xml:space="preserve">A viagem existe e o utilizador é </w:t>
-            </w:r>
-            <w:proofErr w:type="spellStart"/>
-            <w:r>
-              <w:rPr>
-                <w:lang w:val="pt-BR"/>
-              </w:rPr>
-              <w:t>OWNER</w:t>
-            </w:r>
-            <w:proofErr w:type="spellEnd"/>
+              <w:t>A viagem existe e o utilizador é OWNER</w:t>
+            </w:r>
           </w:p>
         </w:tc>
       </w:tr>
@@ -5504,13 +4166,7 @@
               <w:rPr>
                 <w:lang w:val="pt-BR"/>
               </w:rPr>
-              <w:t>O utilizador cancela: nada é apagado</w:t>
-            </w:r>
-            <w:r>
-              <w:rPr>
-                <w:lang w:val="pt-BR"/>
-              </w:rPr>
-              <w:t>.</w:t>
+              <w:t>O utilizador cancela: nada é apagado.</w:t>
             </w:r>
           </w:p>
         </w:tc>
@@ -5535,35 +4191,12 @@
           <w:lang w:val="pt-BR"/>
         </w:rPr>
       </w:pPr>
-      <w:proofErr w:type="spellStart"/>
       <w:r>
         <w:rPr>
           <w:b w:val="0"/>
           <w:lang w:val="pt-BR"/>
         </w:rPr>
-        <w:t>UC</w:t>
-      </w:r>
-      <w:proofErr w:type="spellEnd"/>
-      <w:r>
-        <w:rPr>
-          <w:b w:val="0"/>
-          <w:lang w:val="pt-BR"/>
-        </w:rPr>
-        <w:t xml:space="preserve"> 7</w:t>
-      </w:r>
-      <w:r>
-        <w:rPr>
-          <w:b w:val="0"/>
-          <w:lang w:val="pt-BR"/>
-        </w:rPr>
-        <w:t xml:space="preserve">. </w:t>
-      </w:r>
-      <w:r>
-        <w:rPr>
-          <w:b w:val="0"/>
-          <w:lang w:val="pt-BR"/>
-        </w:rPr>
-        <w:t>Gerir Participantes</w:t>
+        <w:t>UC 7. Gerir Participantes</w:t>
       </w:r>
     </w:p>
     <w:tbl>
@@ -5658,16 +4291,8 @@
               <w:rPr>
                 <w:lang w:val="pt-BR"/>
               </w:rPr>
-              <w:t xml:space="preserve">A viagem existe e o utilizador é </w:t>
-            </w:r>
-            <w:proofErr w:type="spellStart"/>
-            <w:r>
-              <w:rPr>
-                <w:lang w:val="pt-BR"/>
-              </w:rPr>
-              <w:t>OWNER</w:t>
-            </w:r>
-            <w:proofErr w:type="spellEnd"/>
+              <w:t>A viagem existe e o utilizador é OWNER</w:t>
+            </w:r>
           </w:p>
         </w:tc>
       </w:tr>
@@ -5706,13 +4331,7 @@
               <w:rPr>
                 <w:lang w:val="pt-BR"/>
               </w:rPr>
-              <w:t xml:space="preserve">O convidado passa a </w:t>
-            </w:r>
-            <w:r>
-              <w:rPr>
-                <w:lang w:val="pt-BR"/>
-              </w:rPr>
-              <w:t>ser um participante daquela viagem</w:t>
+              <w:t>O convidado passa a ser um participante daquela viagem</w:t>
             </w:r>
           </w:p>
         </w:tc>
@@ -5756,19 +4375,7 @@
               <w:rPr>
                 <w:lang w:val="pt-BR"/>
               </w:rPr>
-              <w:t xml:space="preserve">O utilizador </w:t>
-            </w:r>
-            <w:r>
-              <w:rPr>
-                <w:lang w:val="pt-BR"/>
-              </w:rPr>
-              <w:t>seleciona a viagem que quer adicionar um participante</w:t>
-            </w:r>
-            <w:r>
-              <w:rPr>
-                <w:lang w:val="pt-BR"/>
-              </w:rPr>
-              <w:t>;</w:t>
+              <w:t>O utilizador seleciona a viagem que quer adicionar um participante;</w:t>
             </w:r>
           </w:p>
           <w:p>
@@ -5787,21 +4394,7 @@
                 <w:lang w:val="pt-BR"/>
               </w:rPr>
               <w:lastRenderedPageBreak/>
-              <w:t xml:space="preserve">O utilizador introduz o </w:t>
-            </w:r>
-            <w:proofErr w:type="spellStart"/>
-            <w:r>
-              <w:rPr>
-                <w:lang w:val="pt-BR"/>
-              </w:rPr>
-              <w:t>email</w:t>
-            </w:r>
-            <w:proofErr w:type="spellEnd"/>
-            <w:r>
-              <w:rPr>
-                <w:lang w:val="pt-BR"/>
-              </w:rPr>
-              <w:t xml:space="preserve"> do convidado;</w:t>
+              <w:t>O utilizador introduz o email do convidado;</w:t>
             </w:r>
           </w:p>
           <w:p>
@@ -5819,13 +4412,7 @@
               <w:rPr>
                 <w:lang w:val="pt-BR"/>
               </w:rPr>
-              <w:t>A lista de participantes é atualizada</w:t>
-            </w:r>
-            <w:r>
-              <w:rPr>
-                <w:lang w:val="pt-BR"/>
-              </w:rPr>
-              <w:t>.</w:t>
+              <w:t>A lista de participantes é atualizada.</w:t>
             </w:r>
           </w:p>
         </w:tc>
@@ -5873,19 +4460,7 @@
               <w:rPr>
                 <w:lang w:val="pt-BR"/>
               </w:rPr>
-              <w:t>O convidado não existe: o sistema informa q</w:t>
-            </w:r>
-            <w:r>
-              <w:rPr>
-                <w:lang w:val="pt-BR"/>
-              </w:rPr>
-              <w:t>ue a pessoa não tem conta</w:t>
-            </w:r>
-            <w:r>
-              <w:rPr>
-                <w:lang w:val="pt-BR"/>
-              </w:rPr>
-              <w:t>.</w:t>
+              <w:t>O convidado não existe: o sistema informa que a pessoa não tem conta.</w:t>
             </w:r>
           </w:p>
           <w:p>
@@ -5903,13 +4478,7 @@
               <w:rPr>
                 <w:lang w:val="pt-BR"/>
               </w:rPr>
-              <w:t>O convidado já participa: o sistema recusa</w:t>
-            </w:r>
-            <w:r>
-              <w:rPr>
-                <w:lang w:val="pt-BR"/>
-              </w:rPr>
-              <w:t xml:space="preserve"> e indica que a pessoa já é participante daquela viagem.</w:t>
+              <w:t>O convidado já participa: o sistema recusa e indica que a pessoa já é participante daquela viagem.</w:t>
             </w:r>
           </w:p>
         </w:tc>
@@ -5934,35 +4503,12 @@
           <w:lang w:val="pt-BR"/>
         </w:rPr>
       </w:pPr>
-      <w:proofErr w:type="spellStart"/>
       <w:r>
         <w:rPr>
           <w:b w:val="0"/>
           <w:lang w:val="pt-BR"/>
         </w:rPr>
-        <w:t>UC</w:t>
-      </w:r>
-      <w:proofErr w:type="spellEnd"/>
-      <w:r>
-        <w:rPr>
-          <w:b w:val="0"/>
-          <w:lang w:val="pt-BR"/>
-        </w:rPr>
-        <w:t xml:space="preserve"> 8</w:t>
-      </w:r>
-      <w:r>
-        <w:rPr>
-          <w:b w:val="0"/>
-          <w:lang w:val="pt-BR"/>
-        </w:rPr>
-        <w:t xml:space="preserve">. </w:t>
-      </w:r>
-      <w:r>
-        <w:rPr>
-          <w:b w:val="0"/>
-          <w:lang w:val="pt-BR"/>
-        </w:rPr>
-        <w:t>Adicionar Locais</w:t>
+        <w:t>UC 8. Adicionar Locais</w:t>
       </w:r>
     </w:p>
     <w:tbl>
@@ -6017,13 +4563,7 @@
               <w:rPr>
                 <w:lang w:val="pt-BR"/>
               </w:rPr>
-              <w:t>Regist</w:t>
-            </w:r>
-            <w:r>
-              <w:rPr>
-                <w:lang w:val="pt-BR"/>
-              </w:rPr>
-              <w:t>a um local visitado numa viagem</w:t>
+              <w:t>Regista um local visitado numa viagem</w:t>
             </w:r>
           </w:p>
         </w:tc>
@@ -6109,19 +4649,7 @@
               <w:rPr>
                 <w:lang w:val="pt-BR"/>
               </w:rPr>
-              <w:t>O local fica guardado com</w:t>
-            </w:r>
-            <w:r>
-              <w:rPr>
-                <w:lang w:val="pt-BR"/>
-              </w:rPr>
-              <w:t xml:space="preserve"> categoria, avaliação e</w:t>
-            </w:r>
-            <w:r>
-              <w:rPr>
-                <w:lang w:val="pt-BR"/>
-              </w:rPr>
-              <w:t xml:space="preserve"> morada</w:t>
+              <w:t>O local fica guardado com categoria, avaliação e morada</w:t>
             </w:r>
           </w:p>
         </w:tc>
@@ -6165,13 +4693,7 @@
               <w:rPr>
                 <w:lang w:val="pt-BR"/>
               </w:rPr>
-              <w:t xml:space="preserve">O </w:t>
-            </w:r>
-            <w:r>
-              <w:rPr>
-                <w:lang w:val="pt-BR"/>
-              </w:rPr>
-              <w:t>utilizador seleciona a opção</w:t>
+              <w:t>O utilizador seleciona a opção</w:t>
             </w:r>
             <w:r>
               <w:rPr>
@@ -6183,13 +4705,7 @@
               <w:rPr>
                 <w:lang w:val="pt-BR"/>
               </w:rPr>
-              <w:t>ocal”</w:t>
-            </w:r>
-            <w:r>
-              <w:rPr>
-                <w:lang w:val="pt-BR"/>
-              </w:rPr>
-              <w:t>;</w:t>
+              <w:t>ocal”;</w:t>
             </w:r>
           </w:p>
           <w:p>
@@ -6207,21 +4723,7 @@
               <w:rPr>
                 <w:lang w:val="pt-BR"/>
               </w:rPr>
-              <w:t xml:space="preserve">O utilizador introduz o </w:t>
-            </w:r>
-            <w:proofErr w:type="spellStart"/>
-            <w:r>
-              <w:rPr>
-                <w:lang w:val="pt-BR"/>
-              </w:rPr>
-              <w:t>email</w:t>
-            </w:r>
-            <w:proofErr w:type="spellEnd"/>
-            <w:r>
-              <w:rPr>
-                <w:lang w:val="pt-BR"/>
-              </w:rPr>
-              <w:t xml:space="preserve"> do convidado;</w:t>
+              <w:t>O utilizador introduz o email do convidado;</w:t>
             </w:r>
           </w:p>
           <w:p>
@@ -6251,13 +4753,7 @@
               <w:rPr>
                 <w:lang w:val="pt-BR"/>
               </w:rPr>
-              <w:t>a</w:t>
-            </w:r>
-            <w:r>
-              <w:rPr>
-                <w:lang w:val="pt-BR"/>
-              </w:rPr>
-              <w:t xml:space="preserve"> localização</w:t>
+              <w:t>a localização</w:t>
             </w:r>
             <w:r>
               <w:rPr>
@@ -6287,13 +4783,7 @@
               <w:rPr>
                 <w:lang w:val="pt-BR"/>
               </w:rPr>
-              <w:t>O sistema obtém a morada</w:t>
-            </w:r>
-            <w:r>
-              <w:rPr>
-                <w:lang w:val="pt-BR"/>
-              </w:rPr>
-              <w:t>;</w:t>
+              <w:t>O sistema obtém a morada;</w:t>
             </w:r>
           </w:p>
           <w:p>
@@ -6311,13 +4801,7 @@
               <w:rPr>
                 <w:lang w:val="pt-BR"/>
               </w:rPr>
-              <w:t>O utilizador escolhe o nome, a categoria e a avaliação</w:t>
-            </w:r>
-            <w:r>
-              <w:rPr>
-                <w:lang w:val="pt-BR"/>
-              </w:rPr>
-              <w:t>;</w:t>
+              <w:t>O utilizador escolhe o nome, a categoria e a avaliação;</w:t>
             </w:r>
           </w:p>
           <w:p>
@@ -6360,35 +4844,12 @@
           <w:lang w:val="pt-BR"/>
         </w:rPr>
       </w:pPr>
-      <w:proofErr w:type="spellStart"/>
       <w:r>
         <w:rPr>
           <w:b w:val="0"/>
           <w:lang w:val="pt-BR"/>
         </w:rPr>
-        <w:t>UC</w:t>
-      </w:r>
-      <w:proofErr w:type="spellEnd"/>
-      <w:r>
-        <w:rPr>
-          <w:b w:val="0"/>
-          <w:lang w:val="pt-BR"/>
-        </w:rPr>
-        <w:t xml:space="preserve"> 9</w:t>
-      </w:r>
-      <w:r>
-        <w:rPr>
-          <w:b w:val="0"/>
-          <w:lang w:val="pt-BR"/>
-        </w:rPr>
-        <w:t xml:space="preserve">. </w:t>
-      </w:r>
-      <w:r>
-        <w:rPr>
-          <w:b w:val="0"/>
-          <w:lang w:val="pt-BR"/>
-        </w:rPr>
-        <w:t>Tirar e Enviar Fotografia</w:t>
+        <w:t>UC 9. Tirar e Enviar Fotografia</w:t>
       </w:r>
     </w:p>
     <w:tbl>
@@ -6489,13 +4950,7 @@
               <w:rPr>
                 <w:lang w:val="pt-BR"/>
               </w:rPr>
-              <w:t xml:space="preserve">O local </w:t>
-            </w:r>
-            <w:r>
-              <w:rPr>
-                <w:lang w:val="pt-BR"/>
-              </w:rPr>
-              <w:t xml:space="preserve">está criado e existe permissão para </w:t>
+              <w:t xml:space="preserve">O local está criado e existe permissão para </w:t>
             </w:r>
             <w:r>
               <w:rPr>
@@ -6591,13 +5046,7 @@
               <w:rPr>
                 <w:lang w:val="pt-BR"/>
               </w:rPr>
-              <w:t xml:space="preserve">O utilizador </w:t>
-            </w:r>
-            <w:r>
-              <w:rPr>
-                <w:lang w:val="pt-BR"/>
-              </w:rPr>
-              <w:t>seleciona a opção “Tirar Fotografia”</w:t>
+              <w:t>O utilizador seleciona a opção “Tirar Fotografia”</w:t>
             </w:r>
             <w:r>
               <w:rPr>
@@ -6621,21 +5070,7 @@
               <w:rPr>
                 <w:lang w:val="pt-BR"/>
               </w:rPr>
-              <w:t xml:space="preserve">O sistema abre a </w:t>
-            </w:r>
-            <w:proofErr w:type="spellStart"/>
-            <w:r>
-              <w:rPr>
-                <w:lang w:val="pt-BR"/>
-              </w:rPr>
-              <w:t>App</w:t>
-            </w:r>
-            <w:proofErr w:type="spellEnd"/>
-            <w:r>
-              <w:rPr>
-                <w:lang w:val="pt-BR"/>
-              </w:rPr>
-              <w:t xml:space="preserve"> da Câmera</w:t>
+              <w:t>O sistema abre a App da Câmera</w:t>
             </w:r>
             <w:r>
               <w:rPr>
@@ -6702,35 +5137,12 @@
           <w:lang w:val="pt-BR"/>
         </w:rPr>
       </w:pPr>
-      <w:proofErr w:type="spellStart"/>
       <w:r>
         <w:rPr>
           <w:b w:val="0"/>
           <w:lang w:val="pt-BR"/>
         </w:rPr>
-        <w:t>UC</w:t>
-      </w:r>
-      <w:proofErr w:type="spellEnd"/>
-      <w:r>
-        <w:rPr>
-          <w:b w:val="0"/>
-          <w:lang w:val="pt-BR"/>
-        </w:rPr>
-        <w:t xml:space="preserve"> 10</w:t>
-      </w:r>
-      <w:r>
-        <w:rPr>
-          <w:b w:val="0"/>
-          <w:lang w:val="pt-BR"/>
-        </w:rPr>
-        <w:t xml:space="preserve">. </w:t>
-      </w:r>
-      <w:r>
-        <w:rPr>
-          <w:b w:val="0"/>
-          <w:lang w:val="pt-BR"/>
-        </w:rPr>
-        <w:t>Avaliar Local</w:t>
+        <w:t>UC 10. Avaliar Local</w:t>
       </w:r>
     </w:p>
     <w:tbl>
@@ -6785,19 +5197,7 @@
               <w:rPr>
                 <w:lang w:val="pt-BR"/>
               </w:rPr>
-              <w:t xml:space="preserve">Acrescenta </w:t>
-            </w:r>
-            <w:r>
-              <w:rPr>
-                <w:lang w:val="pt-BR"/>
-              </w:rPr>
-              <w:t xml:space="preserve">uma </w:t>
-            </w:r>
-            <w:r>
-              <w:rPr>
-                <w:lang w:val="pt-BR"/>
-              </w:rPr>
-              <w:t>avaliação (1 a 5) a um loc</w:t>
+              <w:t>Acrescenta uma avaliação (1 a 5) a um loc</w:t>
             </w:r>
             <w:r>
               <w:rPr>
@@ -6883,13 +5283,7 @@
               <w:rPr>
                 <w:lang w:val="pt-BR"/>
               </w:rPr>
-              <w:t xml:space="preserve">A </w:t>
-            </w:r>
-            <w:r>
-              <w:rPr>
-                <w:lang w:val="pt-BR"/>
-              </w:rPr>
-              <w:t>avaliação fica guardada</w:t>
+              <w:t>A avaliação fica guardada</w:t>
             </w:r>
           </w:p>
         </w:tc>
@@ -6933,31 +5327,7 @@
               <w:rPr>
                 <w:lang w:val="pt-BR"/>
               </w:rPr>
-              <w:t>O utilizador abre o</w:t>
-            </w:r>
-            <w:r>
-              <w:rPr>
-                <w:lang w:val="pt-BR"/>
-              </w:rPr>
-              <w:t>s</w:t>
-            </w:r>
-            <w:r>
-              <w:rPr>
-                <w:lang w:val="pt-BR"/>
-              </w:rPr>
-              <w:t xml:space="preserve"> detalhe</w:t>
-            </w:r>
-            <w:r>
-              <w:rPr>
-                <w:lang w:val="pt-BR"/>
-              </w:rPr>
-              <w:t>s de um</w:t>
-            </w:r>
-            <w:r>
-              <w:rPr>
-                <w:lang w:val="pt-BR"/>
-              </w:rPr>
-              <w:t xml:space="preserve"> local;</w:t>
+              <w:t>O utilizador abre os detalhes de um local;</w:t>
             </w:r>
           </w:p>
           <w:p>
@@ -7030,36 +5400,13 @@
           <w:lang w:val="pt-BR"/>
         </w:rPr>
       </w:pPr>
-      <w:proofErr w:type="spellStart"/>
       <w:r>
         <w:rPr>
           <w:b w:val="0"/>
           <w:lang w:val="pt-BR"/>
         </w:rPr>
         <w:lastRenderedPageBreak/>
-        <w:t>UC</w:t>
-      </w:r>
-      <w:proofErr w:type="spellEnd"/>
-      <w:r>
-        <w:rPr>
-          <w:b w:val="0"/>
-          <w:lang w:val="pt-BR"/>
-        </w:rPr>
-        <w:t xml:space="preserve"> 11</w:t>
-      </w:r>
-      <w:r>
-        <w:rPr>
-          <w:b w:val="0"/>
-          <w:lang w:val="pt-BR"/>
-        </w:rPr>
-        <w:t xml:space="preserve">. </w:t>
-      </w:r>
-      <w:r>
-        <w:rPr>
-          <w:b w:val="0"/>
-          <w:lang w:val="pt-BR"/>
-        </w:rPr>
-        <w:t>Visualizar Mapa de Viagens</w:t>
+        <w:t>UC 11. Visualizar Mapa de Viagens</w:t>
       </w:r>
     </w:p>
     <w:tbl>
@@ -7114,13 +5461,7 @@
               <w:rPr>
                 <w:lang w:val="pt-BR"/>
               </w:rPr>
-              <w:t>Apresenta to</w:t>
-            </w:r>
-            <w:r>
-              <w:rPr>
-                <w:lang w:val="pt-BR"/>
-              </w:rPr>
-              <w:t>dos os locais da viagem no mapa</w:t>
+              <w:t>Apresenta todos os locais da viagem no mapa</w:t>
             </w:r>
           </w:p>
         </w:tc>
@@ -7244,19 +5585,7 @@
               <w:rPr>
                 <w:lang w:val="pt-BR"/>
               </w:rPr>
-              <w:t>O uti</w:t>
-            </w:r>
-            <w:r>
-              <w:rPr>
-                <w:lang w:val="pt-BR"/>
-              </w:rPr>
-              <w:t>lizador abre o separador “Mapa”</w:t>
-            </w:r>
-            <w:r>
-              <w:rPr>
-                <w:lang w:val="pt-BR"/>
-              </w:rPr>
-              <w:t>;</w:t>
+              <w:t>O utilizador abre o separador “Mapa”;</w:t>
             </w:r>
           </w:p>
           <w:p>
@@ -7292,13 +5621,7 @@
               <w:rPr>
                 <w:lang w:val="pt-BR"/>
               </w:rPr>
-              <w:t>O sistema desenha um marcador por local, com a cor da categoria</w:t>
-            </w:r>
-            <w:r>
-              <w:rPr>
-                <w:lang w:val="pt-BR"/>
-              </w:rPr>
-              <w:t>;</w:t>
+              <w:t>O sistema desenha um marcador por local, com a cor da categoria;</w:t>
             </w:r>
           </w:p>
           <w:p>
@@ -7316,13 +5639,7 @@
               <w:rPr>
                 <w:lang w:val="pt-BR"/>
               </w:rPr>
-              <w:t>O sistema centra o mapa no conjunto dos locais</w:t>
-            </w:r>
-            <w:r>
-              <w:rPr>
-                <w:lang w:val="pt-BR"/>
-              </w:rPr>
-              <w:t>.</w:t>
+              <w:t>O sistema centra o mapa no conjunto dos locais.</w:t>
             </w:r>
           </w:p>
         </w:tc>
@@ -7369,19 +5686,7 @@
               <w:rPr>
                 <w:lang w:val="pt-BR"/>
               </w:rPr>
-              <w:t xml:space="preserve">A viagem não tem locais: é mostrado </w:t>
-            </w:r>
-            <w:r>
-              <w:rPr>
-                <w:lang w:val="pt-BR"/>
-              </w:rPr>
-              <w:t xml:space="preserve">uma mensagem de erro e o mapa </w:t>
-            </w:r>
-            <w:r>
-              <w:rPr>
-                <w:lang w:val="pt-BR"/>
-              </w:rPr>
-              <w:t>vazio.</w:t>
+              <w:t>A viagem não tem locais: é mostrado uma mensagem de erro e o mapa vazio.</w:t>
             </w:r>
           </w:p>
           <w:p>
@@ -7424,35 +5729,12 @@
           <w:lang w:val="pt-BR"/>
         </w:rPr>
       </w:pPr>
-      <w:proofErr w:type="spellStart"/>
       <w:r>
         <w:rPr>
           <w:b w:val="0"/>
           <w:lang w:val="pt-BR"/>
         </w:rPr>
-        <w:t>UC</w:t>
-      </w:r>
-      <w:proofErr w:type="spellEnd"/>
-      <w:r>
-        <w:rPr>
-          <w:b w:val="0"/>
-          <w:lang w:val="pt-BR"/>
-        </w:rPr>
-        <w:t xml:space="preserve"> 12</w:t>
-      </w:r>
-      <w:r>
-        <w:rPr>
-          <w:b w:val="0"/>
-          <w:lang w:val="pt-BR"/>
-        </w:rPr>
-        <w:t xml:space="preserve">. </w:t>
-      </w:r>
-      <w:r>
-        <w:rPr>
-          <w:b w:val="0"/>
-          <w:lang w:val="pt-BR"/>
-        </w:rPr>
-        <w:t>Consultar Estatísticas da Viagem</w:t>
+        <w:t>UC 12. Consultar Estatísticas da Viagem</w:t>
       </w:r>
     </w:p>
     <w:tbl>
@@ -7631,13 +5913,7 @@
               <w:rPr>
                 <w:lang w:val="pt-BR"/>
               </w:rPr>
-              <w:t xml:space="preserve">O utilizador </w:t>
-            </w:r>
-            <w:r>
-              <w:rPr>
-                <w:lang w:val="pt-BR"/>
-              </w:rPr>
-              <w:t>abre o separador “Estatísticas”;</w:t>
+              <w:t>O utilizador abre o separador “Estatísticas”;</w:t>
             </w:r>
           </w:p>
           <w:p>
@@ -7673,25 +5949,7 @@
               <w:rPr>
                 <w:lang w:val="pt-BR"/>
               </w:rPr>
-              <w:t>O sistema m</w:t>
-            </w:r>
-            <w:r>
-              <w:rPr>
-                <w:lang w:val="pt-BR"/>
-              </w:rPr>
-              <w:t>ostra a distância percorrida</w:t>
-            </w:r>
-            <w:r>
-              <w:rPr>
-                <w:lang w:val="pt-BR"/>
-              </w:rPr>
-              <w:t xml:space="preserve">, o total de locais, o número de países e a avaliação </w:t>
-            </w:r>
-            <w:r>
-              <w:rPr>
-                <w:lang w:val="pt-BR"/>
-              </w:rPr>
-              <w:t>media.</w:t>
+              <w:t>O sistema mostra a distância percorrida, o total de locais, o número de países e a avaliação media.</w:t>
             </w:r>
           </w:p>
         </w:tc>
@@ -7778,30 +6036,245 @@
     </w:p>
     <w:p>
       <w:pPr>
-        <w:spacing w:after="160" w:line="259" w:lineRule="auto"/>
+        <w:pStyle w:val="heading3"/>
+        <w:numPr>
+          <w:ilvl w:val="2"/>
+          <w:numId w:val="9"/>
+        </w:numPr>
+        <w:rPr>
+          <w:lang w:val="pt-BR"/>
+        </w:rPr>
+      </w:pPr>
+      <w:r>
+        <w:rPr>
+          <w:lang w:val="pt-BR"/>
+        </w:rPr>
+        <w:lastRenderedPageBreak/>
+        <w:t>Fluxograma</w:t>
+      </w:r>
+    </w:p>
+    <w:p>
+      <w:pPr>
+        <w:pStyle w:val="p1a"/>
+        <w:ind w:left="360" w:firstLine="348"/>
+        <w:rPr>
+          <w:lang w:val="pt-BR"/>
+        </w:rPr>
+      </w:pPr>
+      <w:r>
+        <w:rPr>
+          <w:lang w:val="pt-BR"/>
+        </w:rPr>
+        <w:t>Esta secção apresenta a representação gráfica dos processos de interação com a aplicação. Os fluxogramas seguintes ilustram as decisões e os diferentes fluxos de ações na aplicação.</w:t>
+      </w:r>
+    </w:p>
+    <w:p>
+      <w:pPr>
+        <w:rPr>
+          <w:lang w:val="pt-BR"/>
+        </w:rPr>
+      </w:pPr>
+    </w:p>
+    <w:p>
+      <w:pPr>
+        <w:rPr>
+          <w:lang w:val="pt-BR"/>
+        </w:rPr>
+      </w:pPr>
+    </w:p>
+    <w:p>
+      <w:pPr>
+        <w:pStyle w:val="p1a"/>
+        <w:numPr>
+          <w:ilvl w:val="3"/>
+          <w:numId w:val="9"/>
+        </w:numPr>
+        <w:rPr>
+          <w:b/>
+          <w:bCs/>
+          <w:lang w:val="pt-BR"/>
+        </w:rPr>
+      </w:pPr>
+      <w:r>
+        <w:rPr>
+          <w:b/>
+          <w:bCs/>
+          <w:lang w:val="pt-BR"/>
+        </w:rPr>
+        <w:t xml:space="preserve">Fluxograma </w:t>
+      </w:r>
+      <w:r>
+        <w:rPr>
+          <w:b/>
+          <w:bCs/>
+          <w:lang w:val="pt-BR"/>
+        </w:rPr>
+        <w:t xml:space="preserve">- </w:t>
+      </w:r>
+      <w:r>
+        <w:rPr>
+          <w:b/>
+          <w:bCs/>
+          <w:lang w:val="pt-BR"/>
+        </w:rPr>
+        <w:t xml:space="preserve">Criar Viagem </w:t>
+      </w:r>
+    </w:p>
+    <w:p>
+      <w:pPr>
+        <w:pStyle w:val="p1a"/>
+        <w:ind w:left="360" w:firstLine="348"/>
+        <w:rPr>
+          <w:lang w:val="pt-BR"/>
+        </w:rPr>
+      </w:pPr>
+      <w:r>
+        <w:rPr>
+          <w:lang w:val="pt-BR"/>
+        </w:rPr>
+        <w:t xml:space="preserve">O seguinte fluxograma ilustra a sequencia de interações do utilizador </w:t>
+      </w:r>
+      <w:r>
+        <w:rPr>
+          <w:lang w:val="pt-BR"/>
+        </w:rPr>
+        <w:t xml:space="preserve">para criar uma nova viagem na aplicação. Detalha desde a abertura da mesma até ao </w:t>
+      </w:r>
+      <w:r>
+        <w:rPr>
+          <w:lang w:val="pt-BR"/>
+        </w:rPr>
+        <w:t>ú</w:t>
+      </w:r>
+      <w:r>
+        <w:rPr>
+          <w:lang w:val="pt-BR"/>
+        </w:rPr>
+        <w:t>ltimo passo de guardar a viagem pretendida</w:t>
+      </w:r>
+    </w:p>
+    <w:p>
+      <w:pPr>
+        <w:rPr>
+          <w:lang w:val="pt-BR"/>
+        </w:rPr>
+      </w:pPr>
+    </w:p>
+    <w:p>
+      <w:pPr>
+        <w:rPr>
+          <w:lang w:val="pt-BR"/>
+        </w:rPr>
+      </w:pPr>
+    </w:p>
+    <w:p>
+      <w:pPr>
+        <w:rPr>
+          <w:lang w:val="pt-BR"/>
+        </w:rPr>
+      </w:pPr>
+      <w:r>
+        <w:rPr>
+          <w:noProof/>
+          <w:lang w:val="pt-BR"/>
+        </w:rPr>
+        <w:drawing>
+          <wp:inline distT="0" distB="0" distL="0" distR="0" wp14:anchorId="704B04FA" wp14:editId="6F04E57C">
+            <wp:extent cx="3059703" cy="4827320"/>
+            <wp:effectExtent l="0" t="0" r="7620" b="0"/>
+            <wp:docPr id="900115429" name="Imagem 1"/>
+            <wp:cNvGraphicFramePr>
+              <a:graphicFrameLocks xmlns:a="http://schemas.openxmlformats.org/drawingml/2006/main" noChangeAspect="1"/>
+            </wp:cNvGraphicFramePr>
+            <a:graphic xmlns:a="http://schemas.openxmlformats.org/drawingml/2006/main">
+              <a:graphicData uri="http://schemas.openxmlformats.org/drawingml/2006/picture">
+                <pic:pic xmlns:pic="http://schemas.openxmlformats.org/drawingml/2006/picture">
+                  <pic:nvPicPr>
+                    <pic:cNvPr id="900115429" name="Imagem 900115429"/>
+                    <pic:cNvPicPr/>
+                  </pic:nvPicPr>
+                  <pic:blipFill>
+                    <a:blip r:embed="rId6" cstate="print">
+                      <a:extLst>
+                        <a:ext uri="{28A0092B-C50C-407E-A947-70E740481C1C}">
+                          <a14:useLocalDpi xmlns:a14="http://schemas.microsoft.com/office/drawing/2010/main" val="0"/>
+                        </a:ext>
+                      </a:extLst>
+                    </a:blip>
+                    <a:stretch>
+                      <a:fillRect/>
+                    </a:stretch>
+                  </pic:blipFill>
+                  <pic:spPr>
+                    <a:xfrm>
+                      <a:off x="0" y="0"/>
+                      <a:ext cx="3136248" cy="4948085"/>
+                    </a:xfrm>
+                    <a:prstGeom prst="rect">
+                      <a:avLst/>
+                    </a:prstGeom>
+                  </pic:spPr>
+                </pic:pic>
+              </a:graphicData>
+            </a:graphic>
+          </wp:inline>
+        </w:drawing>
+      </w:r>
+    </w:p>
+    <w:p>
+      <w:pPr>
         <w:ind w:firstLine="0"/>
-        <w:jc w:val="left"/>
-        <w:rPr>
-          <w:lang w:val="pt-BR"/>
-        </w:rPr>
-      </w:pPr>
-    </w:p>
-    <w:p>
-      <w:pPr>
-        <w:pStyle w:val="heading3"/>
-        <w:rPr>
-          <w:lang w:val="pt-BR"/>
-        </w:rPr>
-      </w:pPr>
-      <w:r>
-        <w:rPr>
-          <w:lang w:val="pt-BR"/>
-        </w:rPr>
-        <w:t>5.1.2   Fluxograma</w:t>
-      </w:r>
-    </w:p>
-    <w:p>
-      <w:pPr>
+        <w:rPr>
+          <w:lang w:val="pt-BR"/>
+        </w:rPr>
+      </w:pPr>
+    </w:p>
+    <w:p>
+      <w:pPr>
+        <w:rPr>
+          <w:b/>
+          <w:bCs/>
+          <w:lang w:val="pt-BR"/>
+        </w:rPr>
+      </w:pPr>
+    </w:p>
+    <w:p>
+      <w:pPr>
+        <w:rPr>
+          <w:b/>
+          <w:bCs/>
+          <w:lang w:val="pt-BR"/>
+        </w:rPr>
+      </w:pPr>
+      <w:r>
+        <w:rPr>
+          <w:b/>
+          <w:bCs/>
+          <w:lang w:val="pt-BR"/>
+        </w:rPr>
+        <w:lastRenderedPageBreak/>
+        <w:t xml:space="preserve">5.1.2.2  </w:t>
+      </w:r>
+      <w:r>
+        <w:rPr>
+          <w:b/>
+          <w:bCs/>
+          <w:lang w:val="pt-BR"/>
+        </w:rPr>
+        <w:t xml:space="preserve">    </w:t>
+      </w:r>
+      <w:r>
+        <w:rPr>
+          <w:b/>
+          <w:bCs/>
+          <w:lang w:val="pt-BR"/>
+        </w:rPr>
+        <w:t>Fluxograma - Criar Local Visitado</w:t>
+      </w:r>
+    </w:p>
+    <w:p>
+      <w:pPr>
+        <w:ind w:left="227" w:firstLine="481"/>
         <w:rPr>
           <w:noProof/>
           <w:lang w:val="pt-BR"/>
@@ -7865,7 +6338,7 @@
                     <pic:cNvPicPr/>
                   </pic:nvPicPr>
                   <pic:blipFill>
-                    <a:blip r:embed="rId6" cstate="print">
+                    <a:blip r:embed="rId7" cstate="print">
                       <a:extLst>
                         <a:ext uri="{28A0092B-C50C-407E-A947-70E740481C1C}">
                           <a14:useLocalDpi xmlns:a14="http://schemas.microsoft.com/office/drawing/2010/main" val="0"/>
@@ -7969,8 +6442,8 @@
           <w:lang w:val="pt-BR"/>
         </w:rPr>
       </w:pPr>
-      <w:bookmarkStart w:id="1" w:name="OLE_LINK2"/>
-      <w:bookmarkStart w:id="2" w:name="OLE_LINK3"/>
+      <w:bookmarkStart w:id="0" w:name="OLE_LINK2"/>
+      <w:bookmarkStart w:id="1" w:name="OLE_LINK3"/>
     </w:p>
     <w:p>
       <w:pPr>
@@ -8067,21 +6540,436 @@
     </w:p>
     <w:p>
       <w:pPr>
+        <w:ind w:left="227" w:firstLine="481"/>
+        <w:rPr>
+          <w:lang w:val="pt-BR"/>
+        </w:rPr>
+      </w:pPr>
+      <w:r>
+        <w:rPr>
+          <w:lang w:val="pt-BR"/>
+        </w:rPr>
+        <w:t xml:space="preserve"> </w:t>
+      </w:r>
+      <w:r>
+        <w:rPr>
+          <w:lang w:val="pt-BR"/>
+        </w:rPr>
+        <w:t xml:space="preserve">     </w:t>
+      </w:r>
+    </w:p>
+    <w:p>
+      <w:pPr>
+        <w:ind w:left="227" w:firstLine="481"/>
+        <w:rPr>
+          <w:lang w:val="pt-BR"/>
+        </w:rPr>
+      </w:pPr>
+    </w:p>
+    <w:p>
+      <w:pPr>
+        <w:ind w:left="227" w:firstLine="481"/>
+        <w:rPr>
+          <w:lang w:val="pt-BR"/>
+        </w:rPr>
+      </w:pPr>
+    </w:p>
+    <w:p>
+      <w:pPr>
+        <w:ind w:left="227" w:firstLine="481"/>
+        <w:rPr>
+          <w:lang w:val="pt-BR"/>
+        </w:rPr>
+      </w:pPr>
+    </w:p>
+    <w:p>
+      <w:pPr>
+        <w:ind w:left="227" w:firstLine="481"/>
+        <w:rPr>
+          <w:lang w:val="pt-BR"/>
+        </w:rPr>
+      </w:pPr>
+    </w:p>
+    <w:p>
+      <w:pPr>
+        <w:ind w:left="227" w:firstLine="481"/>
+        <w:rPr>
+          <w:lang w:val="pt-BR"/>
+        </w:rPr>
+      </w:pPr>
+    </w:p>
+    <w:p>
+      <w:pPr>
+        <w:ind w:left="227" w:firstLine="481"/>
+        <w:rPr>
+          <w:lang w:val="pt-BR"/>
+        </w:rPr>
+      </w:pPr>
+    </w:p>
+    <w:p>
+      <w:pPr>
+        <w:ind w:left="227" w:firstLine="481"/>
+        <w:rPr>
+          <w:lang w:val="pt-BR"/>
+        </w:rPr>
+      </w:pPr>
+    </w:p>
+    <w:p>
+      <w:pPr>
+        <w:ind w:left="227" w:firstLine="481"/>
+        <w:rPr>
+          <w:lang w:val="pt-BR"/>
+        </w:rPr>
+      </w:pPr>
+    </w:p>
+    <w:p>
+      <w:pPr>
+        <w:ind w:left="227" w:firstLine="481"/>
+        <w:rPr>
+          <w:lang w:val="pt-BR"/>
+        </w:rPr>
+      </w:pPr>
+    </w:p>
+    <w:p>
+      <w:pPr>
+        <w:rPr>
+          <w:b/>
+          <w:bCs/>
+          <w:lang w:val="pt-BR"/>
+        </w:rPr>
+      </w:pPr>
+      <w:r>
+        <w:rPr>
+          <w:b/>
+          <w:bCs/>
+          <w:lang w:val="pt-BR"/>
+        </w:rPr>
+        <w:lastRenderedPageBreak/>
+        <w:t>5.1.2.</w:t>
+      </w:r>
+      <w:r>
+        <w:rPr>
+          <w:b/>
+          <w:bCs/>
+          <w:lang w:val="pt-BR"/>
+        </w:rPr>
+        <w:t>3</w:t>
+      </w:r>
+      <w:r>
+        <w:rPr>
+          <w:b/>
+          <w:bCs/>
+          <w:lang w:val="pt-BR"/>
+        </w:rPr>
+        <w:t xml:space="preserve">  </w:t>
+      </w:r>
+      <w:r>
+        <w:rPr>
+          <w:b/>
+          <w:bCs/>
+          <w:lang w:val="pt-BR"/>
+        </w:rPr>
+        <w:t xml:space="preserve">    </w:t>
+      </w:r>
+      <w:r>
+        <w:rPr>
+          <w:b/>
+          <w:bCs/>
+          <w:lang w:val="pt-BR"/>
+        </w:rPr>
+        <w:t xml:space="preserve">Fluxograma </w:t>
+      </w:r>
+      <w:r>
+        <w:rPr>
+          <w:b/>
+          <w:bCs/>
+          <w:lang w:val="pt-BR"/>
+        </w:rPr>
+        <w:t>–</w:t>
+      </w:r>
+      <w:r>
+        <w:rPr>
+          <w:b/>
+          <w:bCs/>
+          <w:lang w:val="pt-BR"/>
+        </w:rPr>
+        <w:t xml:space="preserve"> </w:t>
+      </w:r>
+      <w:r>
+        <w:rPr>
+          <w:b/>
+          <w:bCs/>
+          <w:lang w:val="pt-BR"/>
+        </w:rPr>
+        <w:t xml:space="preserve">Consultar Detalhes </w:t>
+      </w:r>
+      <w:r>
+        <w:rPr>
+          <w:b/>
+          <w:bCs/>
+          <w:lang w:val="pt-BR"/>
+        </w:rPr>
+        <w:t>De Uma</w:t>
+      </w:r>
+      <w:r>
+        <w:rPr>
+          <w:b/>
+          <w:bCs/>
+          <w:lang w:val="pt-BR"/>
+        </w:rPr>
+        <w:t xml:space="preserve"> Viagem</w:t>
+      </w:r>
+      <w:r>
+        <w:rPr>
+          <w:b/>
+          <w:bCs/>
+          <w:lang w:val="pt-BR"/>
+        </w:rPr>
+        <w:t xml:space="preserve"> Criada</w:t>
+      </w:r>
+    </w:p>
+    <w:p>
+      <w:pPr>
+        <w:ind w:left="227" w:firstLine="481"/>
+        <w:rPr>
+          <w:noProof/>
+          <w:lang w:val="pt-BR"/>
+        </w:rPr>
+      </w:pPr>
+      <w:r>
+        <w:rPr>
+          <w:lang w:val="pt-BR"/>
+        </w:rPr>
+        <w:t xml:space="preserve">O seguinte fluxograma ilustra a sequência das interações do utilizador </w:t>
+      </w:r>
+      <w:r>
+        <w:rPr>
+          <w:lang w:val="pt-BR"/>
+        </w:rPr>
+        <w:t>para consultar os detalhes de uma viagem já criada</w:t>
+      </w:r>
+      <w:r>
+        <w:rPr>
+          <w:lang w:val="pt-BR"/>
+        </w:rPr>
+        <w:t xml:space="preserve">. </w:t>
+      </w:r>
+      <w:r>
+        <w:t xml:space="preserve">Detalha desde a seleção de uma viagem na lista </w:t>
+      </w:r>
+      <w:r>
+        <w:t>“</w:t>
+      </w:r>
+      <w:r>
+        <w:t>Minhas viagens</w:t>
+      </w:r>
+      <w:r>
+        <w:t>”</w:t>
+      </w:r>
+      <w:r>
+        <w:t xml:space="preserve"> até à consulta da informação da viagem escolhida.</w:t>
+      </w:r>
+      <w:r>
+        <w:rPr>
+          <w:noProof/>
+          <w:lang w:val="pt-BR"/>
+        </w:rPr>
+        <w:t xml:space="preserve"> </w:t>
+      </w:r>
+    </w:p>
+    <w:p>
+      <w:pPr>
+        <w:ind w:left="227" w:firstLine="481"/>
+        <w:rPr>
+          <w:noProof/>
+          <w:lang w:val="pt-BR"/>
+        </w:rPr>
+      </w:pPr>
+    </w:p>
+    <w:p>
+      <w:pPr>
+        <w:ind w:left="227" w:firstLine="481"/>
+        <w:rPr>
+          <w:noProof/>
+          <w:lang w:val="pt-BR"/>
+        </w:rPr>
+      </w:pPr>
+    </w:p>
+    <w:p>
+      <w:pPr>
+        <w:ind w:left="227" w:firstLine="481"/>
+        <w:rPr>
+          <w:noProof/>
+          <w:lang w:val="pt-BR"/>
+        </w:rPr>
+      </w:pPr>
+      <w:r>
+        <w:rPr>
+          <w:noProof/>
+          <w:lang w:val="pt-BR"/>
+        </w:rPr>
+        <w:drawing>
+          <wp:anchor distT="0" distB="0" distL="114300" distR="114300" simplePos="0" relativeHeight="251659264" behindDoc="0" locked="0" layoutInCell="1" allowOverlap="1" wp14:anchorId="255850AB" wp14:editId="25E02BBC">
+            <wp:simplePos x="0" y="0"/>
+            <wp:positionH relativeFrom="column">
+              <wp:posOffset>-97431</wp:posOffset>
+            </wp:positionH>
+            <wp:positionV relativeFrom="paragraph">
+              <wp:posOffset>145994</wp:posOffset>
+            </wp:positionV>
+            <wp:extent cx="5438982" cy="4142629"/>
+            <wp:effectExtent l="0" t="0" r="0" b="0"/>
+            <wp:wrapNone/>
+            <wp:docPr id="1902465306" name="Imagem 2"/>
+            <wp:cNvGraphicFramePr>
+              <a:graphicFrameLocks xmlns:a="http://schemas.openxmlformats.org/drawingml/2006/main" noChangeAspect="1"/>
+            </wp:cNvGraphicFramePr>
+            <a:graphic xmlns:a="http://schemas.openxmlformats.org/drawingml/2006/main">
+              <a:graphicData uri="http://schemas.openxmlformats.org/drawingml/2006/picture">
+                <pic:pic xmlns:pic="http://schemas.openxmlformats.org/drawingml/2006/picture">
+                  <pic:nvPicPr>
+                    <pic:cNvPr id="1902465306" name="Imagem 1902465306"/>
+                    <pic:cNvPicPr/>
+                  </pic:nvPicPr>
+                  <pic:blipFill>
+                    <a:blip r:embed="rId8">
+                      <a:extLst>
+                        <a:ext uri="{28A0092B-C50C-407E-A947-70E740481C1C}">
+                          <a14:useLocalDpi xmlns:a14="http://schemas.microsoft.com/office/drawing/2010/main" val="0"/>
+                        </a:ext>
+                      </a:extLst>
+                    </a:blip>
+                    <a:stretch>
+                      <a:fillRect/>
+                    </a:stretch>
+                  </pic:blipFill>
+                  <pic:spPr>
+                    <a:xfrm>
+                      <a:off x="0" y="0"/>
+                      <a:ext cx="5449176" cy="4150393"/>
+                    </a:xfrm>
+                    <a:prstGeom prst="rect">
+                      <a:avLst/>
+                    </a:prstGeom>
+                  </pic:spPr>
+                </pic:pic>
+              </a:graphicData>
+            </a:graphic>
+            <wp14:sizeRelH relativeFrom="margin">
+              <wp14:pctWidth>0</wp14:pctWidth>
+            </wp14:sizeRelH>
+            <wp14:sizeRelV relativeFrom="margin">
+              <wp14:pctHeight>0</wp14:pctHeight>
+            </wp14:sizeRelV>
+          </wp:anchor>
+        </w:drawing>
+      </w:r>
+    </w:p>
+    <w:p>
+      <w:pPr>
+        <w:ind w:left="227" w:firstLine="481"/>
+        <w:rPr>
+          <w:noProof/>
+          <w:lang w:val="pt-BR"/>
+        </w:rPr>
+      </w:pPr>
+    </w:p>
+    <w:p>
+      <w:pPr>
         <w:pStyle w:val="heading2"/>
         <w:rPr>
           <w:lang w:val="pt-BR"/>
         </w:rPr>
       </w:pPr>
-      <w:r>
-        <w:rPr>
-          <w:lang w:val="pt-BR"/>
-        </w:rPr>
-        <w:lastRenderedPageBreak/>
+    </w:p>
+    <w:p>
+      <w:pPr>
+        <w:pStyle w:val="heading2"/>
+        <w:rPr>
+          <w:lang w:val="pt-BR"/>
+        </w:rPr>
+      </w:pPr>
+    </w:p>
+    <w:p>
+      <w:pPr>
+        <w:pStyle w:val="heading2"/>
+        <w:rPr>
+          <w:lang w:val="pt-BR"/>
+        </w:rPr>
+      </w:pPr>
+    </w:p>
+    <w:p>
+      <w:pPr>
+        <w:pStyle w:val="heading2"/>
+        <w:rPr>
+          <w:lang w:val="pt-BR"/>
+        </w:rPr>
+      </w:pPr>
+    </w:p>
+    <w:p>
+      <w:pPr>
+        <w:pStyle w:val="heading2"/>
+        <w:rPr>
+          <w:lang w:val="pt-BR"/>
+        </w:rPr>
+      </w:pPr>
+    </w:p>
+    <w:p>
+      <w:pPr>
+        <w:pStyle w:val="heading2"/>
+        <w:rPr>
+          <w:lang w:val="pt-BR"/>
+        </w:rPr>
+      </w:pPr>
+    </w:p>
+    <w:p>
+      <w:pPr>
+        <w:pStyle w:val="heading2"/>
+        <w:rPr>
+          <w:lang w:val="pt-BR"/>
+        </w:rPr>
+      </w:pPr>
+    </w:p>
+    <w:p>
+      <w:pPr>
+        <w:pStyle w:val="heading2"/>
+        <w:rPr>
+          <w:lang w:val="pt-BR"/>
+        </w:rPr>
+      </w:pPr>
+    </w:p>
+    <w:p>
+      <w:pPr>
+        <w:ind w:firstLine="0"/>
+        <w:rPr>
+          <w:lang w:val="pt-BR"/>
+        </w:rPr>
+      </w:pPr>
+    </w:p>
+    <w:p>
+      <w:pPr>
+        <w:pStyle w:val="heading2"/>
+        <w:rPr>
+          <w:lang w:val="pt-BR"/>
+        </w:rPr>
+      </w:pPr>
+    </w:p>
+    <w:p>
+      <w:pPr>
+        <w:pStyle w:val="heading2"/>
+        <w:rPr>
+          <w:lang w:val="pt-BR"/>
+        </w:rPr>
+      </w:pPr>
+      <w:r>
+        <w:rPr>
+          <w:lang w:val="pt-BR"/>
+        </w:rPr>
         <w:t>5.2   Requisitos não Funcionais</w:t>
       </w:r>
     </w:p>
+    <w:bookmarkEnd w:id="0"/>
     <w:bookmarkEnd w:id="1"/>
-    <w:bookmarkEnd w:id="2"/>
     <w:p>
       <w:pPr>
         <w:pStyle w:val="heading3"/>
@@ -8136,7 +7024,7 @@
 </file>
 
 <file path=word/numbering.xml><?xml version="1.0" encoding="utf-8"?>
-<w:numbering xmlns:wpc="http://schemas.microsoft.com/office/word/2010/wordprocessingCanvas" xmlns:mc="http://schemas.openxmlformats.org/markup-compatibility/2006" xmlns:o="urn:schemas-microsoft-com:office:office" xmlns:r="http://schemas.openxmlformats.org/officeDocument/2006/relationships" xmlns:m="http://schemas.openxmlformats.org/officeDocument/2006/math" xmlns:v="urn:schemas-microsoft-com:vml" xmlns:wp14="http://schemas.microsoft.com/office/word/2010/wordprocessingDrawing" xmlns:wp="http://schemas.openxmlformats.org/drawingml/2006/wordprocessingDrawing" xmlns:w10="urn:schemas-microsoft-com:office:word" xmlns:w="http://schemas.openxmlformats.org/wordprocessingml/2006/main" xmlns:w14="http://schemas.microsoft.com/office/word/2010/wordml" xmlns:w15="http://schemas.microsoft.com/office/word/2012/wordml" xmlns:wpg="http://schemas.microsoft.com/office/word/2010/wordprocessingGroup" xmlns:wpi="http://schemas.microsoft.com/office/word/2010/wordprocessingInk" xmlns:wne="http://schemas.microsoft.com/office/word/2006/wordml" xmlns:wps="http://schemas.microsoft.com/office/word/2010/wordprocessingShape" mc:Ignorable="w14 w15 wp14">
+<w:numbering xmlns:wpc="http://schemas.microsoft.com/office/word/2010/wordprocessingCanvas" xmlns:cx="http://schemas.microsoft.com/office/drawing/2014/chartex" xmlns:cx1="http://schemas.microsoft.com/office/drawing/2015/9/8/chartex" xmlns:cx2="http://schemas.microsoft.com/office/drawing/2015/10/21/chartex" xmlns:cx3="http://schemas.microsoft.com/office/drawing/2016/5/9/chartex" xmlns:cx4="http://schemas.microsoft.com/office/drawing/2016/5/10/chartex" xmlns:cx5="http://schemas.microsoft.com/office/drawing/2016/5/11/chartex" xmlns:cx6="http://schemas.microsoft.com/office/drawing/2016/5/12/chartex" xmlns:cx7="http://schemas.microsoft.com/office/drawing/2016/5/13/chartex" xmlns:cx8="http://schemas.microsoft.com/office/drawing/2016/5/14/chartex" xmlns:mc="http://schemas.openxmlformats.org/markup-compatibility/2006" xmlns:aink="http://schemas.microsoft.com/office/drawing/2016/ink" xmlns:am3d="http://schemas.microsoft.com/office/drawing/2017/model3d" xmlns:o="urn:schemas-microsoft-com:office:office" xmlns:oel="http://schemas.microsoft.com/office/2019/extlst" xmlns:r="http://schemas.openxmlformats.org/officeDocument/2006/relationships" xmlns:m="http://schemas.openxmlformats.org/officeDocument/2006/math" xmlns:v="urn:schemas-microsoft-com:vml" xmlns:wp14="http://schemas.microsoft.com/office/word/2010/wordprocessingDrawing" xmlns:wp="http://schemas.openxmlformats.org/drawingml/2006/wordprocessingDrawing" xmlns:w10="urn:schemas-microsoft-com:office:word" xmlns:w="http://schemas.openxmlformats.org/wordprocessingml/2006/main" xmlns:w14="http://schemas.microsoft.com/office/word/2010/wordml" xmlns:w15="http://schemas.microsoft.com/office/word/2012/wordml" xmlns:w16cex="http://schemas.microsoft.com/office/word/2018/wordml/cex" xmlns:w16cid="http://schemas.microsoft.com/office/word/2016/wordml/cid" xmlns:w16="http://schemas.microsoft.com/office/word/2018/wordml" xmlns:w16du="http://schemas.microsoft.com/office/word/2023/wordml/word16du" xmlns:w16sdtdh="http://schemas.microsoft.com/office/word/2020/wordml/sdtdatahash" xmlns:w16sdtfl="http://schemas.microsoft.com/office/word/2024/wordml/sdtformatlock" xmlns:w16se="http://schemas.microsoft.com/office/word/2015/wordml/symex" xmlns:wpg="http://schemas.microsoft.com/office/word/2010/wordprocessingGroup" xmlns:wpi="http://schemas.microsoft.com/office/word/2010/wordprocessingInk" xmlns:wne="http://schemas.microsoft.com/office/word/2006/wordml" xmlns:wps="http://schemas.microsoft.com/office/word/2010/wordprocessingShape" mc:Ignorable="w14 w15 w16se w16cid w16 w16cex w16sdtdh w16sdtfl w16du wp14">
   <w:abstractNum w:abstractNumId="0" w15:restartNumberingAfterBreak="0">
     <w:nsid w:val="008F0F0F"/>
     <w:multiLevelType w:val="hybridMultilevel"/>
@@ -8871,9 +7759,9 @@
   </w:abstractNum>
   <w:abstractNum w:abstractNumId="8" w15:restartNumberingAfterBreak="0">
     <w:nsid w:val="15192468"/>
-    <w:multiLevelType w:val="hybridMultilevel"/>
-    <w:tmpl w:val="5DEA3BA0"/>
-    <w:lvl w:ilvl="0" w:tplc="0816000F">
+    <w:multiLevelType w:val="multilevel"/>
+    <w:tmpl w:val="B9463DD8"/>
+    <w:lvl w:ilvl="0">
       <w:start w:val="1"/>
       <w:numFmt w:val="decimal"/>
       <w:lvlText w:val="%1."/>
@@ -8882,77 +7770,109 @@
         <w:ind w:left="720" w:hanging="360"/>
       </w:pPr>
     </w:lvl>
-    <w:lvl w:ilvl="1" w:tplc="08160019" w:tentative="1">
-      <w:start w:val="1"/>
-      <w:numFmt w:val="lowerLetter"/>
-      <w:lvlText w:val="%2."/>
-      <w:lvlJc w:val="left"/>
-      <w:pPr>
-        <w:ind w:left="1440" w:hanging="360"/>
-      </w:pPr>
-    </w:lvl>
-    <w:lvl w:ilvl="2" w:tplc="0816001B" w:tentative="1">
-      <w:start w:val="1"/>
-      <w:numFmt w:val="lowerRoman"/>
-      <w:lvlText w:val="%3."/>
-      <w:lvlJc w:val="right"/>
-      <w:pPr>
-        <w:ind w:left="2160" w:hanging="180"/>
-      </w:pPr>
-    </w:lvl>
-    <w:lvl w:ilvl="3" w:tplc="0816000F" w:tentative="1">
-      <w:start w:val="1"/>
-      <w:numFmt w:val="decimal"/>
-      <w:lvlText w:val="%4."/>
-      <w:lvlJc w:val="left"/>
-      <w:pPr>
-        <w:ind w:left="2880" w:hanging="360"/>
-      </w:pPr>
-    </w:lvl>
-    <w:lvl w:ilvl="4" w:tplc="08160019" w:tentative="1">
-      <w:start w:val="1"/>
-      <w:numFmt w:val="lowerLetter"/>
-      <w:lvlText w:val="%5."/>
-      <w:lvlJc w:val="left"/>
-      <w:pPr>
-        <w:ind w:left="3600" w:hanging="360"/>
-      </w:pPr>
-    </w:lvl>
-    <w:lvl w:ilvl="5" w:tplc="0816001B" w:tentative="1">
-      <w:start w:val="1"/>
-      <w:numFmt w:val="lowerRoman"/>
-      <w:lvlText w:val="%6."/>
-      <w:lvlJc w:val="right"/>
-      <w:pPr>
-        <w:ind w:left="4320" w:hanging="180"/>
-      </w:pPr>
-    </w:lvl>
-    <w:lvl w:ilvl="6" w:tplc="0816000F" w:tentative="1">
-      <w:start w:val="1"/>
-      <w:numFmt w:val="decimal"/>
-      <w:lvlText w:val="%7."/>
-      <w:lvlJc w:val="left"/>
-      <w:pPr>
-        <w:ind w:left="5040" w:hanging="360"/>
-      </w:pPr>
-    </w:lvl>
-    <w:lvl w:ilvl="7" w:tplc="08160019" w:tentative="1">
-      <w:start w:val="1"/>
-      <w:numFmt w:val="lowerLetter"/>
-      <w:lvlText w:val="%8."/>
-      <w:lvlJc w:val="left"/>
-      <w:pPr>
-        <w:ind w:left="5760" w:hanging="360"/>
-      </w:pPr>
-    </w:lvl>
-    <w:lvl w:ilvl="8" w:tplc="0816001B" w:tentative="1">
-      <w:start w:val="1"/>
-      <w:numFmt w:val="lowerRoman"/>
-      <w:lvlText w:val="%9."/>
-      <w:lvlJc w:val="right"/>
-      <w:pPr>
-        <w:ind w:left="6480" w:hanging="180"/>
-      </w:pPr>
+    <w:lvl w:ilvl="1">
+      <w:start w:val="1"/>
+      <w:numFmt w:val="decimal"/>
+      <w:isLgl/>
+      <w:lvlText w:val="%1.%2"/>
+      <w:lvlJc w:val="left"/>
+      <w:pPr>
+        <w:ind w:left="908" w:hanging="548"/>
+      </w:pPr>
+      <w:rPr>
+        <w:rFonts w:hint="default"/>
+      </w:rPr>
+    </w:lvl>
+    <w:lvl w:ilvl="2">
+      <w:start w:val="2"/>
+      <w:numFmt w:val="decimal"/>
+      <w:isLgl/>
+      <w:lvlText w:val="%1.%2.%3"/>
+      <w:lvlJc w:val="left"/>
+      <w:pPr>
+        <w:ind w:left="1080" w:hanging="720"/>
+      </w:pPr>
+      <w:rPr>
+        <w:rFonts w:hint="default"/>
+      </w:rPr>
+    </w:lvl>
+    <w:lvl w:ilvl="3">
+      <w:start w:val="1"/>
+      <w:numFmt w:val="decimal"/>
+      <w:isLgl/>
+      <w:lvlText w:val="%1.%2.%3.%4"/>
+      <w:lvlJc w:val="left"/>
+      <w:pPr>
+        <w:ind w:left="1080" w:hanging="720"/>
+      </w:pPr>
+      <w:rPr>
+        <w:rFonts w:hint="default"/>
+      </w:rPr>
+    </w:lvl>
+    <w:lvl w:ilvl="4">
+      <w:start w:val="1"/>
+      <w:numFmt w:val="decimal"/>
+      <w:isLgl/>
+      <w:lvlText w:val="%1.%2.%3.%4.%5"/>
+      <w:lvlJc w:val="left"/>
+      <w:pPr>
+        <w:ind w:left="1080" w:hanging="720"/>
+      </w:pPr>
+      <w:rPr>
+        <w:rFonts w:hint="default"/>
+      </w:rPr>
+    </w:lvl>
+    <w:lvl w:ilvl="5">
+      <w:start w:val="1"/>
+      <w:numFmt w:val="decimal"/>
+      <w:isLgl/>
+      <w:lvlText w:val="%1.%2.%3.%4.%5.%6"/>
+      <w:lvlJc w:val="left"/>
+      <w:pPr>
+        <w:ind w:left="1440" w:hanging="1080"/>
+      </w:pPr>
+      <w:rPr>
+        <w:rFonts w:hint="default"/>
+      </w:rPr>
+    </w:lvl>
+    <w:lvl w:ilvl="6">
+      <w:start w:val="1"/>
+      <w:numFmt w:val="decimal"/>
+      <w:isLgl/>
+      <w:lvlText w:val="%1.%2.%3.%4.%5.%6.%7"/>
+      <w:lvlJc w:val="left"/>
+      <w:pPr>
+        <w:ind w:left="1440" w:hanging="1080"/>
+      </w:pPr>
+      <w:rPr>
+        <w:rFonts w:hint="default"/>
+      </w:rPr>
+    </w:lvl>
+    <w:lvl w:ilvl="7">
+      <w:start w:val="1"/>
+      <w:numFmt w:val="decimal"/>
+      <w:isLgl/>
+      <w:lvlText w:val="%1.%2.%3.%4.%5.%6.%7.%8"/>
+      <w:lvlJc w:val="left"/>
+      <w:pPr>
+        <w:ind w:left="1800" w:hanging="1440"/>
+      </w:pPr>
+      <w:rPr>
+        <w:rFonts w:hint="default"/>
+      </w:rPr>
+    </w:lvl>
+    <w:lvl w:ilvl="8">
+      <w:start w:val="1"/>
+      <w:numFmt w:val="decimal"/>
+      <w:isLgl/>
+      <w:lvlText w:val="%1.%2.%3.%4.%5.%6.%7.%8.%9"/>
+      <w:lvlJc w:val="left"/>
+      <w:pPr>
+        <w:ind w:left="1800" w:hanging="1440"/>
+      </w:pPr>
+      <w:rPr>
+        <w:rFonts w:hint="default"/>
+      </w:rPr>
     </w:lvl>
   </w:abstractNum>
   <w:abstractNum w:abstractNumId="9" w15:restartNumberingAfterBreak="0">
@@ -10439,6 +9359,119 @@
     </w:lvl>
   </w:abstractNum>
   <w:abstractNum w:abstractNumId="23" w15:restartNumberingAfterBreak="0">
+    <w:nsid w:val="57760775"/>
+    <w:multiLevelType w:val="multilevel"/>
+    <w:tmpl w:val="76446EB6"/>
+    <w:lvl w:ilvl="0">
+      <w:start w:val="5"/>
+      <w:numFmt w:val="decimal"/>
+      <w:lvlText w:val="%1"/>
+      <w:lvlJc w:val="left"/>
+      <w:pPr>
+        <w:ind w:left="570" w:hanging="570"/>
+      </w:pPr>
+      <w:rPr>
+        <w:rFonts w:hint="default"/>
+      </w:rPr>
+    </w:lvl>
+    <w:lvl w:ilvl="1">
+      <w:start w:val="1"/>
+      <w:numFmt w:val="decimal"/>
+      <w:lvlText w:val="%1.%2"/>
+      <w:lvlJc w:val="left"/>
+      <w:pPr>
+        <w:ind w:left="570" w:hanging="570"/>
+      </w:pPr>
+      <w:rPr>
+        <w:rFonts w:hint="default"/>
+      </w:rPr>
+    </w:lvl>
+    <w:lvl w:ilvl="2">
+      <w:start w:val="2"/>
+      <w:numFmt w:val="decimal"/>
+      <w:lvlText w:val="%1.%2.%3"/>
+      <w:lvlJc w:val="left"/>
+      <w:pPr>
+        <w:ind w:left="720" w:hanging="720"/>
+      </w:pPr>
+      <w:rPr>
+        <w:rFonts w:hint="default"/>
+      </w:rPr>
+    </w:lvl>
+    <w:lvl w:ilvl="3">
+      <w:start w:val="3"/>
+      <w:numFmt w:val="decimal"/>
+      <w:lvlText w:val="%1.%2.%3.%4"/>
+      <w:lvlJc w:val="left"/>
+      <w:pPr>
+        <w:ind w:left="720" w:hanging="720"/>
+      </w:pPr>
+      <w:rPr>
+        <w:rFonts w:hint="default"/>
+      </w:rPr>
+    </w:lvl>
+    <w:lvl w:ilvl="4">
+      <w:start w:val="1"/>
+      <w:numFmt w:val="decimal"/>
+      <w:lvlText w:val="%1.%2.%3.%4.%5"/>
+      <w:lvlJc w:val="left"/>
+      <w:pPr>
+        <w:ind w:left="720" w:hanging="720"/>
+      </w:pPr>
+      <w:rPr>
+        <w:rFonts w:hint="default"/>
+      </w:rPr>
+    </w:lvl>
+    <w:lvl w:ilvl="5">
+      <w:start w:val="1"/>
+      <w:numFmt w:val="decimal"/>
+      <w:lvlText w:val="%1.%2.%3.%4.%5.%6"/>
+      <w:lvlJc w:val="left"/>
+      <w:pPr>
+        <w:ind w:left="1080" w:hanging="1080"/>
+      </w:pPr>
+      <w:rPr>
+        <w:rFonts w:hint="default"/>
+      </w:rPr>
+    </w:lvl>
+    <w:lvl w:ilvl="6">
+      <w:start w:val="1"/>
+      <w:numFmt w:val="decimal"/>
+      <w:lvlText w:val="%1.%2.%3.%4.%5.%6.%7"/>
+      <w:lvlJc w:val="left"/>
+      <w:pPr>
+        <w:ind w:left="1080" w:hanging="1080"/>
+      </w:pPr>
+      <w:rPr>
+        <w:rFonts w:hint="default"/>
+      </w:rPr>
+    </w:lvl>
+    <w:lvl w:ilvl="7">
+      <w:start w:val="1"/>
+      <w:numFmt w:val="decimal"/>
+      <w:lvlText w:val="%1.%2.%3.%4.%5.%6.%7.%8"/>
+      <w:lvlJc w:val="left"/>
+      <w:pPr>
+        <w:ind w:left="1440" w:hanging="1440"/>
+      </w:pPr>
+      <w:rPr>
+        <w:rFonts w:hint="default"/>
+      </w:rPr>
+    </w:lvl>
+    <w:lvl w:ilvl="8">
+      <w:start w:val="1"/>
+      <w:numFmt w:val="decimal"/>
+      <w:lvlText w:val="%1.%2.%3.%4.%5.%6.%7.%8.%9"/>
+      <w:lvlJc w:val="left"/>
+      <w:pPr>
+        <w:ind w:left="1440" w:hanging="1440"/>
+      </w:pPr>
+      <w:rPr>
+        <w:rFonts w:hint="default"/>
+      </w:rPr>
+    </w:lvl>
+  </w:abstractNum>
+  <w:abstractNum w:abstractNumId="24" w15:restartNumberingAfterBreak="0">
     <w:nsid w:val="579B0F2B"/>
     <w:multiLevelType w:val="multilevel"/>
     <w:tmpl w:val="2C16CF1E"/>
@@ -10551,7 +9584,7 @@
       </w:rPr>
     </w:lvl>
   </w:abstractNum>
-  <w:abstractNum w:abstractNumId="24" w15:restartNumberingAfterBreak="0">
+  <w:abstractNum w:abstractNumId="25" w15:restartNumberingAfterBreak="0">
     <w:nsid w:val="5AEF5F0E"/>
     <w:multiLevelType w:val="multilevel"/>
     <w:tmpl w:val="33FA766A"/>
@@ -10669,7 +9702,7 @@
       </w:rPr>
     </w:lvl>
   </w:abstractNum>
-  <w:abstractNum w:abstractNumId="25" w15:restartNumberingAfterBreak="0">
+  <w:abstractNum w:abstractNumId="26" w15:restartNumberingAfterBreak="0">
     <w:nsid w:val="67212F69"/>
     <w:multiLevelType w:val="multilevel"/>
     <w:tmpl w:val="30244EE8"/>
@@ -10782,7 +9815,7 @@
       </w:rPr>
     </w:lvl>
   </w:abstractNum>
-  <w:abstractNum w:abstractNumId="26" w15:restartNumberingAfterBreak="0">
+  <w:abstractNum w:abstractNumId="27" w15:restartNumberingAfterBreak="0">
     <w:nsid w:val="67A74286"/>
     <w:multiLevelType w:val="multilevel"/>
     <w:tmpl w:val="33FA766A"/>
@@ -10900,7 +9933,7 @@
       </w:rPr>
     </w:lvl>
   </w:abstractNum>
-  <w:abstractNum w:abstractNumId="27" w15:restartNumberingAfterBreak="0">
+  <w:abstractNum w:abstractNumId="28" w15:restartNumberingAfterBreak="0">
     <w:nsid w:val="6DF658A5"/>
     <w:multiLevelType w:val="multilevel"/>
     <w:tmpl w:val="33FA766A"/>
@@ -11018,7 +10051,7 @@
       </w:rPr>
     </w:lvl>
   </w:abstractNum>
-  <w:abstractNum w:abstractNumId="28" w15:restartNumberingAfterBreak="0">
+  <w:abstractNum w:abstractNumId="29" w15:restartNumberingAfterBreak="0">
     <w:nsid w:val="6E253DD8"/>
     <w:multiLevelType w:val="multilevel"/>
     <w:tmpl w:val="33FA766A"/>
@@ -11136,7 +10169,7 @@
       </w:rPr>
     </w:lvl>
   </w:abstractNum>
-  <w:abstractNum w:abstractNumId="29" w15:restartNumberingAfterBreak="0">
+  <w:abstractNum w:abstractNumId="30" w15:restartNumberingAfterBreak="0">
     <w:nsid w:val="7301321B"/>
     <w:multiLevelType w:val="multilevel"/>
     <w:tmpl w:val="0816001F"/>
@@ -11222,7 +10255,7 @@
       </w:pPr>
     </w:lvl>
   </w:abstractNum>
-  <w:abstractNum w:abstractNumId="30" w15:restartNumberingAfterBreak="0">
+  <w:abstractNum w:abstractNumId="31" w15:restartNumberingAfterBreak="0">
     <w:nsid w:val="798409D0"/>
     <w:multiLevelType w:val="hybridMultilevel"/>
     <w:tmpl w:val="A8484A4A"/>
@@ -11311,7 +10344,7 @@
       </w:pPr>
     </w:lvl>
   </w:abstractNum>
-  <w:abstractNum w:abstractNumId="31" w15:restartNumberingAfterBreak="0">
+  <w:abstractNum w:abstractNumId="32" w15:restartNumberingAfterBreak="0">
     <w:nsid w:val="7EA54D59"/>
     <w:multiLevelType w:val="hybridMultilevel"/>
     <w:tmpl w:val="FBA0BF06"/>
@@ -11400,107 +10433,110 @@
       </w:pPr>
     </w:lvl>
   </w:abstractNum>
-  <w:num w:numId="1">
+  <w:num w:numId="1" w16cid:durableId="26373151">
     <w:abstractNumId w:val="12"/>
   </w:num>
-  <w:num w:numId="2">
+  <w:num w:numId="2" w16cid:durableId="1272979160">
+    <w:abstractNumId w:val="31"/>
+  </w:num>
+  <w:num w:numId="3" w16cid:durableId="1873108158">
+    <w:abstractNumId w:val="5"/>
+  </w:num>
+  <w:num w:numId="4" w16cid:durableId="810829014">
+    <w:abstractNumId w:val="4"/>
+  </w:num>
+  <w:num w:numId="5" w16cid:durableId="81343595">
+    <w:abstractNumId w:val="32"/>
+  </w:num>
+  <w:num w:numId="6" w16cid:durableId="586303159">
+    <w:abstractNumId w:val="11"/>
+  </w:num>
+  <w:num w:numId="7" w16cid:durableId="888420301">
+    <w:abstractNumId w:val="0"/>
+  </w:num>
+  <w:num w:numId="8" w16cid:durableId="863246469">
+    <w:abstractNumId w:val="6"/>
+  </w:num>
+  <w:num w:numId="9" w16cid:durableId="842624272">
+    <w:abstractNumId w:val="8"/>
+  </w:num>
+  <w:num w:numId="10" w16cid:durableId="1169293522">
+    <w:abstractNumId w:val="7"/>
+  </w:num>
+  <w:num w:numId="11" w16cid:durableId="800541037">
     <w:abstractNumId w:val="30"/>
   </w:num>
-  <w:num w:numId="3">
-    <w:abstractNumId w:val="5"/>
+  <w:num w:numId="12" w16cid:durableId="1801024542">
+    <w:abstractNumId w:val="24"/>
   </w:num>
-  <w:num w:numId="4">
-    <w:abstractNumId w:val="4"/>
+  <w:num w:numId="13" w16cid:durableId="2058316540">
+    <w:abstractNumId w:val="27"/>
   </w:num>
-  <w:num w:numId="5">
-    <w:abstractNumId w:val="31"/>
+  <w:num w:numId="14" w16cid:durableId="742795918">
+    <w:abstractNumId w:val="10"/>
   </w:num>
-  <w:num w:numId="6">
-    <w:abstractNumId w:val="11"/>
+  <w:num w:numId="15" w16cid:durableId="538705959">
+    <w:abstractNumId w:val="26"/>
   </w:num>
-  <w:num w:numId="7">
-    <w:abstractNumId w:val="0"/>
+  <w:num w:numId="16" w16cid:durableId="1055006750">
+    <w:abstractNumId w:val="16"/>
   </w:num>
-  <w:num w:numId="8">
-    <w:abstractNumId w:val="6"/>
+  <w:num w:numId="17" w16cid:durableId="334306441">
+    <w:abstractNumId w:val="21"/>
   </w:num>
-  <w:num w:numId="9">
-    <w:abstractNumId w:val="8"/>
+  <w:num w:numId="18" w16cid:durableId="428696525">
+    <w:abstractNumId w:val="28"/>
   </w:num>
-  <w:num w:numId="10">
-    <w:abstractNumId w:val="7"/>
+  <w:num w:numId="19" w16cid:durableId="1193768418">
+    <w:abstractNumId w:val="1"/>
   </w:num>
-  <w:num w:numId="11">
+  <w:num w:numId="20" w16cid:durableId="42288215">
+    <w:abstractNumId w:val="22"/>
+  </w:num>
+  <w:num w:numId="21" w16cid:durableId="1941984767">
     <w:abstractNumId w:val="29"/>
   </w:num>
-  <w:num w:numId="12">
-    <w:abstractNumId w:val="23"/>
-  </w:num>
-  <w:num w:numId="13">
-    <w:abstractNumId w:val="26"/>
-  </w:num>
-  <w:num w:numId="14">
-    <w:abstractNumId w:val="10"/>
-  </w:num>
-  <w:num w:numId="15">
+  <w:num w:numId="22" w16cid:durableId="519048019">
     <w:abstractNumId w:val="25"/>
   </w:num>
-  <w:num w:numId="16">
-    <w:abstractNumId w:val="16"/>
-  </w:num>
-  <w:num w:numId="17">
-    <w:abstractNumId w:val="21"/>
-  </w:num>
-  <w:num w:numId="18">
-    <w:abstractNumId w:val="27"/>
-  </w:num>
-  <w:num w:numId="19">
-    <w:abstractNumId w:val="1"/>
-  </w:num>
-  <w:num w:numId="20">
-    <w:abstractNumId w:val="22"/>
-  </w:num>
-  <w:num w:numId="21">
-    <w:abstractNumId w:val="28"/>
-  </w:num>
-  <w:num w:numId="22">
-    <w:abstractNumId w:val="24"/>
-  </w:num>
-  <w:num w:numId="23">
+  <w:num w:numId="23" w16cid:durableId="1020277472">
     <w:abstractNumId w:val="14"/>
   </w:num>
-  <w:num w:numId="24">
+  <w:num w:numId="24" w16cid:durableId="701981843">
     <w:abstractNumId w:val="17"/>
   </w:num>
-  <w:num w:numId="25">
+  <w:num w:numId="25" w16cid:durableId="642201230">
     <w:abstractNumId w:val="13"/>
   </w:num>
-  <w:num w:numId="26">
+  <w:num w:numId="26" w16cid:durableId="1142238471">
     <w:abstractNumId w:val="18"/>
   </w:num>
-  <w:num w:numId="27">
+  <w:num w:numId="27" w16cid:durableId="373893830">
     <w:abstractNumId w:val="15"/>
   </w:num>
-  <w:num w:numId="28">
+  <w:num w:numId="28" w16cid:durableId="1097411305">
     <w:abstractNumId w:val="19"/>
   </w:num>
-  <w:num w:numId="29">
+  <w:num w:numId="29" w16cid:durableId="1698039966">
     <w:abstractNumId w:val="2"/>
   </w:num>
-  <w:num w:numId="30">
+  <w:num w:numId="30" w16cid:durableId="1106118741">
     <w:abstractNumId w:val="20"/>
   </w:num>
-  <w:num w:numId="31">
+  <w:num w:numId="31" w16cid:durableId="236402622">
     <w:abstractNumId w:val="3"/>
   </w:num>
-  <w:num w:numId="32">
+  <w:num w:numId="32" w16cid:durableId="103619030">
     <w:abstractNumId w:val="9"/>
+  </w:num>
+  <w:num w:numId="33" w16cid:durableId="1820537991">
+    <w:abstractNumId w:val="23"/>
   </w:num>
 </w:numbering>
 </file>
 
 <file path=word/styles.xml><?xml version="1.0" encoding="utf-8"?>
-<w:styles xmlns:mc="http://schemas.openxmlformats.org/markup-compatibility/2006" xmlns:r="http://schemas.openxmlformats.org/officeDocument/2006/relationships" xmlns:w="http://schemas.openxmlformats.org/wordprocessingml/2006/main" xmlns:w14="http://schemas.microsoft.com/office/word/2010/wordml" xmlns:w15="http://schemas.microsoft.com/office/word/2012/wordml" mc:Ignorable="w14 w15">
+<w:styles xmlns:mc="http://schemas.openxmlformats.org/markup-compatibility/2006" xmlns:r="http://schemas.openxmlformats.org/officeDocument/2006/relationships" xmlns:w="http://schemas.openxmlformats.org/wordprocessingml/2006/main" xmlns:w14="http://schemas.microsoft.com/office/word/2010/wordml" xmlns:w15="http://schemas.microsoft.com/office/word/2012/wordml" xmlns:w16cex="http://schemas.microsoft.com/office/word/2018/wordml/cex" xmlns:w16cid="http://schemas.microsoft.com/office/word/2016/wordml/cid" xmlns:w16="http://schemas.microsoft.com/office/word/2018/wordml" xmlns:w16du="http://schemas.microsoft.com/office/word/2023/wordml/word16du" xmlns:w16sdtdh="http://schemas.microsoft.com/office/word/2020/wordml/sdtdatahash" xmlns:w16sdtfl="http://schemas.microsoft.com/office/word/2024/wordml/sdtformatlock" xmlns:w16se="http://schemas.microsoft.com/office/word/2015/wordml/symex" mc:Ignorable="w14 w15 w16se w16cid w16 w16cex w16sdtdh w16sdtfl w16du">
   <w:docDefaults>
     <w:rPrDefault>
       <w:rPr>
@@ -11516,7 +10552,7 @@
       </w:pPr>
     </w:pPrDefault>
   </w:docDefaults>
-  <w:latentStyles w:defLockedState="0" w:defUIPriority="99" w:defSemiHidden="0" w:defUnhideWhenUsed="0" w:defQFormat="0" w:count="371">
+  <w:latentStyles w:defLockedState="0" w:defUIPriority="99" w:defSemiHidden="0" w:defUnhideWhenUsed="0" w:defQFormat="0" w:count="376">
     <w:lsdException w:name="Normal" w:uiPriority="0" w:qFormat="1"/>
     <w:lsdException w:name="heading 1" w:uiPriority="9" w:qFormat="1"/>
     <w:lsdException w:name="heading 2" w:semiHidden="1" w:uiPriority="9" w:unhideWhenUsed="1" w:qFormat="1"/>
@@ -11888,6 +10924,11 @@
     <w:lsdException w:name="List Table 5 Dark Accent 6" w:uiPriority="50"/>
     <w:lsdException w:name="List Table 6 Colorful Accent 6" w:uiPriority="51"/>
     <w:lsdException w:name="List Table 7 Colorful Accent 6" w:uiPriority="52"/>
+    <w:lsdException w:name="Mention" w:semiHidden="1" w:unhideWhenUsed="1"/>
+    <w:lsdException w:name="Smart Hyperlink" w:semiHidden="1" w:unhideWhenUsed="1"/>
+    <w:lsdException w:name="Hashtag" w:semiHidden="1" w:unhideWhenUsed="1"/>
+    <w:lsdException w:name="Unresolved Mention" w:semiHidden="1" w:unhideWhenUsed="1"/>
+    <w:lsdException w:name="Smart Link" w:semiHidden="1" w:unhideWhenUsed="1"/>
   </w:latentStyles>
   <w:style w:type="paragraph" w:default="1" w:styleId="Normal">
     <w:name w:val="Normal"/>
@@ -11905,10 +10946,9 @@
       <w:lang w:val="en-US" w:eastAsia="de-DE"/>
     </w:rPr>
   </w:style>
-  <w:style w:type="character" w:default="1" w:styleId="Fontepargpadro">
+  <w:style w:type="character" w:default="1" w:styleId="Tipodeletrapredefinidodopargrafo">
     <w:name w:val="Default Paragraph Font"/>
     <w:uiPriority w:val="1"/>
-    <w:semiHidden/>
     <w:unhideWhenUsed/>
   </w:style>
   <w:style w:type="table" w:default="1" w:styleId="Tabelanormal">

--- a/Documentation/Relatório-DSSMV-2025-27_2DB_1250771_1251355.docx
+++ b/Documentation/Relatório-DSSMV-2025-27_2DB_1250771_1251355.docx
@@ -1,6 +1,6 @@
 
 <file path=word/document.xml><?xml version="1.0" encoding="utf-8"?>
-<w:document xmlns:wpc="http://schemas.microsoft.com/office/word/2010/wordprocessingCanvas" xmlns:cx="http://schemas.microsoft.com/office/drawing/2014/chartex" xmlns:cx1="http://schemas.microsoft.com/office/drawing/2015/9/8/chartex" xmlns:cx2="http://schemas.microsoft.com/office/drawing/2015/10/21/chartex" xmlns:cx3="http://schemas.microsoft.com/office/drawing/2016/5/9/chartex" xmlns:cx4="http://schemas.microsoft.com/office/drawing/2016/5/10/chartex" xmlns:cx5="http://schemas.microsoft.com/office/drawing/2016/5/11/chartex" xmlns:cx6="http://schemas.microsoft.com/office/drawing/2016/5/12/chartex" xmlns:cx7="http://schemas.microsoft.com/office/drawing/2016/5/13/chartex" xmlns:cx8="http://schemas.microsoft.com/office/drawing/2016/5/14/chartex" xmlns:mc="http://schemas.openxmlformats.org/markup-compatibility/2006" xmlns:aink="http://schemas.microsoft.com/office/drawing/2016/ink" xmlns:am3d="http://schemas.microsoft.com/office/drawing/2017/model3d" xmlns:o="urn:schemas-microsoft-com:office:office" xmlns:oel="http://schemas.microsoft.com/office/2019/extlst" xmlns:r="http://schemas.openxmlformats.org/officeDocument/2006/relationships" xmlns:m="http://schemas.openxmlformats.org/officeDocument/2006/math" xmlns:v="urn:schemas-microsoft-com:vml" xmlns:wp14="http://schemas.microsoft.com/office/word/2010/wordprocessingDrawing" xmlns:wp="http://schemas.openxmlformats.org/drawingml/2006/wordprocessingDrawing" xmlns:w10="urn:schemas-microsoft-com:office:word" xmlns:w="http://schemas.openxmlformats.org/wordprocessingml/2006/main" xmlns:w14="http://schemas.microsoft.com/office/word/2010/wordml" xmlns:w15="http://schemas.microsoft.com/office/word/2012/wordml" xmlns:w16cex="http://schemas.microsoft.com/office/word/2018/wordml/cex" xmlns:w16cid="http://schemas.microsoft.com/office/word/2016/wordml/cid" xmlns:w16="http://schemas.microsoft.com/office/word/2018/wordml" xmlns:w16du="http://schemas.microsoft.com/office/word/2023/wordml/word16du" xmlns:w16sdtdh="http://schemas.microsoft.com/office/word/2020/wordml/sdtdatahash" xmlns:w16sdtfl="http://schemas.microsoft.com/office/word/2024/wordml/sdtformatlock" xmlns:w16se="http://schemas.microsoft.com/office/word/2015/wordml/symex" xmlns:wpg="http://schemas.microsoft.com/office/word/2010/wordprocessingGroup" xmlns:wpi="http://schemas.microsoft.com/office/word/2010/wordprocessingInk" xmlns:wne="http://schemas.microsoft.com/office/word/2006/wordml" xmlns:wps="http://schemas.microsoft.com/office/word/2010/wordprocessingShape" mc:Ignorable="w14 w15 w16se w16cid w16 w16cex w16sdtdh w16sdtfl w16du wp14">
+<w:document xmlns:wpc="http://schemas.microsoft.com/office/word/2010/wordprocessingCanvas" xmlns:mc="http://schemas.openxmlformats.org/markup-compatibility/2006" xmlns:o="urn:schemas-microsoft-com:office:office" xmlns:r="http://schemas.openxmlformats.org/officeDocument/2006/relationships" xmlns:m="http://schemas.openxmlformats.org/officeDocument/2006/math" xmlns:v="urn:schemas-microsoft-com:vml" xmlns:wp14="http://schemas.microsoft.com/office/word/2010/wordprocessingDrawing" xmlns:wp="http://schemas.openxmlformats.org/drawingml/2006/wordprocessingDrawing" xmlns:w10="urn:schemas-microsoft-com:office:word" xmlns:w="http://schemas.openxmlformats.org/wordprocessingml/2006/main" xmlns:w14="http://schemas.microsoft.com/office/word/2010/wordml" xmlns:w15="http://schemas.microsoft.com/office/word/2012/wordml" xmlns:wpg="http://schemas.microsoft.com/office/word/2010/wordprocessingGroup" xmlns:wpi="http://schemas.microsoft.com/office/word/2010/wordprocessingInk" xmlns:wne="http://schemas.microsoft.com/office/word/2006/wordml" xmlns:wps="http://schemas.microsoft.com/office/word/2010/wordprocessingShape" mc:Ignorable="w14 w15 wp14">
   <w:body>
     <w:p>
       <w:pPr>
@@ -13,8 +13,16 @@
         <w:rPr>
           <w:lang w:val="pt-BR"/>
         </w:rPr>
-        <w:t>Relatório Técnico para o Desenvolvimento do TripTrail</w:t>
-      </w:r>
+        <w:t xml:space="preserve">Relatório Técnico para o Desenvolvimento do </w:t>
+      </w:r>
+      <w:proofErr w:type="spellStart"/>
+      <w:r>
+        <w:rPr>
+          <w:lang w:val="pt-BR"/>
+        </w:rPr>
+        <w:t>TripTrail</w:t>
+      </w:r>
+      <w:proofErr w:type="spellEnd"/>
     </w:p>
     <w:p>
       <w:pPr>
@@ -50,7 +58,21 @@
         <w:rPr>
           <w:lang w:val="pt-BR"/>
         </w:rPr>
-        <w:t xml:space="preserve">Turma 2DB – Grupo 5 </w:t>
+        <w:t xml:space="preserve">Turma </w:t>
+      </w:r>
+      <w:proofErr w:type="spellStart"/>
+      <w:r>
+        <w:rPr>
+          <w:lang w:val="pt-BR"/>
+        </w:rPr>
+        <w:t>2DB</w:t>
+      </w:r>
+      <w:proofErr w:type="spellEnd"/>
+      <w:r>
+        <w:rPr>
+          <w:lang w:val="pt-BR"/>
+        </w:rPr>
+        <w:t xml:space="preserve"> – Grupo 5 </w:t>
       </w:r>
     </w:p>
     <w:p>
@@ -73,23 +95,515 @@
         </w:rPr>
         <w:t xml:space="preserve"> </w:t>
       </w:r>
-      <w:r>
-        <w:rPr>
-          <w:lang w:val="pt-BR"/>
-        </w:rPr>
-        <w:t>TripTrail is a java-based Android app that works as a travel journal. User</w:t>
-      </w:r>
-      <w:r>
-        <w:rPr>
-          <w:lang w:val="pt-BR"/>
-        </w:rPr>
-        <w:t xml:space="preserve">s can log their trips by saving </w:t>
-      </w:r>
-      <w:r>
-        <w:rPr>
-          <w:lang w:val="pt-BR"/>
-        </w:rPr>
-        <w:t xml:space="preserve">visited places with GPS coordinates, photos and ratings (1 – 5 stars). All data is stored in the cloud using a RestDB REST API, making it easy to access and share trips. </w:t>
+      <w:proofErr w:type="spellStart"/>
+      <w:r>
+        <w:rPr>
+          <w:lang w:val="pt-BR"/>
+        </w:rPr>
+        <w:t>TripTrail</w:t>
+      </w:r>
+      <w:proofErr w:type="spellEnd"/>
+      <w:r>
+        <w:rPr>
+          <w:lang w:val="pt-BR"/>
+        </w:rPr>
+        <w:t xml:space="preserve"> </w:t>
+      </w:r>
+      <w:proofErr w:type="spellStart"/>
+      <w:r>
+        <w:rPr>
+          <w:lang w:val="pt-BR"/>
+        </w:rPr>
+        <w:t>is</w:t>
+      </w:r>
+      <w:proofErr w:type="spellEnd"/>
+      <w:r>
+        <w:rPr>
+          <w:lang w:val="pt-BR"/>
+        </w:rPr>
+        <w:t xml:space="preserve"> a </w:t>
+      </w:r>
+      <w:proofErr w:type="spellStart"/>
+      <w:r>
+        <w:rPr>
+          <w:lang w:val="pt-BR"/>
+        </w:rPr>
+        <w:t>java-based</w:t>
+      </w:r>
+      <w:proofErr w:type="spellEnd"/>
+      <w:r>
+        <w:rPr>
+          <w:lang w:val="pt-BR"/>
+        </w:rPr>
+        <w:t xml:space="preserve"> </w:t>
+      </w:r>
+      <w:proofErr w:type="spellStart"/>
+      <w:r>
+        <w:rPr>
+          <w:lang w:val="pt-BR"/>
+        </w:rPr>
+        <w:t>Android</w:t>
+      </w:r>
+      <w:proofErr w:type="spellEnd"/>
+      <w:r>
+        <w:rPr>
+          <w:lang w:val="pt-BR"/>
+        </w:rPr>
+        <w:t xml:space="preserve"> </w:t>
+      </w:r>
+      <w:proofErr w:type="spellStart"/>
+      <w:r>
+        <w:rPr>
+          <w:lang w:val="pt-BR"/>
+        </w:rPr>
+        <w:t>app</w:t>
+      </w:r>
+      <w:proofErr w:type="spellEnd"/>
+      <w:r>
+        <w:rPr>
+          <w:lang w:val="pt-BR"/>
+        </w:rPr>
+        <w:t xml:space="preserve"> </w:t>
+      </w:r>
+      <w:proofErr w:type="spellStart"/>
+      <w:r>
+        <w:rPr>
+          <w:lang w:val="pt-BR"/>
+        </w:rPr>
+        <w:t>that</w:t>
+      </w:r>
+      <w:proofErr w:type="spellEnd"/>
+      <w:r>
+        <w:rPr>
+          <w:lang w:val="pt-BR"/>
+        </w:rPr>
+        <w:t xml:space="preserve"> </w:t>
+      </w:r>
+      <w:proofErr w:type="spellStart"/>
+      <w:r>
+        <w:rPr>
+          <w:lang w:val="pt-BR"/>
+        </w:rPr>
+        <w:t>works</w:t>
+      </w:r>
+      <w:proofErr w:type="spellEnd"/>
+      <w:r>
+        <w:rPr>
+          <w:lang w:val="pt-BR"/>
+        </w:rPr>
+        <w:t xml:space="preserve"> as a </w:t>
+      </w:r>
+      <w:proofErr w:type="spellStart"/>
+      <w:r>
+        <w:rPr>
+          <w:lang w:val="pt-BR"/>
+        </w:rPr>
+        <w:t>travel</w:t>
+      </w:r>
+      <w:proofErr w:type="spellEnd"/>
+      <w:r>
+        <w:rPr>
+          <w:lang w:val="pt-BR"/>
+        </w:rPr>
+        <w:t xml:space="preserve"> </w:t>
+      </w:r>
+      <w:proofErr w:type="spellStart"/>
+      <w:r>
+        <w:rPr>
+          <w:lang w:val="pt-BR"/>
+        </w:rPr>
+        <w:t>journal</w:t>
+      </w:r>
+      <w:proofErr w:type="spellEnd"/>
+      <w:r>
+        <w:rPr>
+          <w:lang w:val="pt-BR"/>
+        </w:rPr>
+        <w:t xml:space="preserve">. </w:t>
+      </w:r>
+      <w:proofErr w:type="spellStart"/>
+      <w:r>
+        <w:rPr>
+          <w:lang w:val="pt-BR"/>
+        </w:rPr>
+        <w:t>User</w:t>
+      </w:r>
+      <w:r>
+        <w:rPr>
+          <w:lang w:val="pt-BR"/>
+        </w:rPr>
+        <w:t>s</w:t>
+      </w:r>
+      <w:proofErr w:type="spellEnd"/>
+      <w:r>
+        <w:rPr>
+          <w:lang w:val="pt-BR"/>
+        </w:rPr>
+        <w:t xml:space="preserve"> </w:t>
+      </w:r>
+      <w:proofErr w:type="spellStart"/>
+      <w:r>
+        <w:rPr>
+          <w:lang w:val="pt-BR"/>
+        </w:rPr>
+        <w:t>can</w:t>
+      </w:r>
+      <w:proofErr w:type="spellEnd"/>
+      <w:r>
+        <w:rPr>
+          <w:lang w:val="pt-BR"/>
+        </w:rPr>
+        <w:t xml:space="preserve"> log </w:t>
+      </w:r>
+      <w:proofErr w:type="spellStart"/>
+      <w:r>
+        <w:rPr>
+          <w:lang w:val="pt-BR"/>
+        </w:rPr>
+        <w:t>their</w:t>
+      </w:r>
+      <w:proofErr w:type="spellEnd"/>
+      <w:r>
+        <w:rPr>
+          <w:lang w:val="pt-BR"/>
+        </w:rPr>
+        <w:t xml:space="preserve"> </w:t>
+      </w:r>
+      <w:proofErr w:type="spellStart"/>
+      <w:r>
+        <w:rPr>
+          <w:lang w:val="pt-BR"/>
+        </w:rPr>
+        <w:t>trips</w:t>
+      </w:r>
+      <w:proofErr w:type="spellEnd"/>
+      <w:r>
+        <w:rPr>
+          <w:lang w:val="pt-BR"/>
+        </w:rPr>
+        <w:t xml:space="preserve"> </w:t>
+      </w:r>
+      <w:proofErr w:type="spellStart"/>
+      <w:r>
+        <w:rPr>
+          <w:lang w:val="pt-BR"/>
+        </w:rPr>
+        <w:t>by</w:t>
+      </w:r>
+      <w:proofErr w:type="spellEnd"/>
+      <w:r>
+        <w:rPr>
+          <w:lang w:val="pt-BR"/>
+        </w:rPr>
+        <w:t xml:space="preserve"> </w:t>
+      </w:r>
+      <w:proofErr w:type="spellStart"/>
+      <w:r>
+        <w:rPr>
+          <w:lang w:val="pt-BR"/>
+        </w:rPr>
+        <w:t>saving</w:t>
+      </w:r>
+      <w:proofErr w:type="spellEnd"/>
+      <w:r>
+        <w:rPr>
+          <w:lang w:val="pt-BR"/>
+        </w:rPr>
+        <w:t xml:space="preserve"> </w:t>
+      </w:r>
+      <w:proofErr w:type="spellStart"/>
+      <w:r>
+        <w:rPr>
+          <w:lang w:val="pt-BR"/>
+        </w:rPr>
+        <w:t>visited</w:t>
+      </w:r>
+      <w:proofErr w:type="spellEnd"/>
+      <w:r>
+        <w:rPr>
+          <w:lang w:val="pt-BR"/>
+        </w:rPr>
+        <w:t xml:space="preserve"> </w:t>
+      </w:r>
+      <w:proofErr w:type="spellStart"/>
+      <w:r>
+        <w:rPr>
+          <w:lang w:val="pt-BR"/>
+        </w:rPr>
+        <w:t>places</w:t>
+      </w:r>
+      <w:proofErr w:type="spellEnd"/>
+      <w:r>
+        <w:rPr>
+          <w:lang w:val="pt-BR"/>
+        </w:rPr>
+        <w:t xml:space="preserve"> </w:t>
+      </w:r>
+      <w:proofErr w:type="spellStart"/>
+      <w:r>
+        <w:rPr>
+          <w:lang w:val="pt-BR"/>
+        </w:rPr>
+        <w:t>with</w:t>
+      </w:r>
+      <w:proofErr w:type="spellEnd"/>
+      <w:r>
+        <w:rPr>
+          <w:lang w:val="pt-BR"/>
+        </w:rPr>
+        <w:t xml:space="preserve"> GPS </w:t>
+      </w:r>
+      <w:proofErr w:type="spellStart"/>
+      <w:r>
+        <w:rPr>
+          <w:lang w:val="pt-BR"/>
+        </w:rPr>
+        <w:t>coordinates</w:t>
+      </w:r>
+      <w:proofErr w:type="spellEnd"/>
+      <w:r>
+        <w:rPr>
+          <w:lang w:val="pt-BR"/>
+        </w:rPr>
+        <w:t xml:space="preserve">, </w:t>
+      </w:r>
+      <w:proofErr w:type="spellStart"/>
+      <w:r>
+        <w:rPr>
+          <w:lang w:val="pt-BR"/>
+        </w:rPr>
+        <w:t>photos</w:t>
+      </w:r>
+      <w:proofErr w:type="spellEnd"/>
+      <w:r>
+        <w:rPr>
+          <w:lang w:val="pt-BR"/>
+        </w:rPr>
+        <w:t xml:space="preserve"> </w:t>
+      </w:r>
+      <w:proofErr w:type="spellStart"/>
+      <w:r>
+        <w:rPr>
+          <w:lang w:val="pt-BR"/>
+        </w:rPr>
+        <w:t>and</w:t>
+      </w:r>
+      <w:proofErr w:type="spellEnd"/>
+      <w:r>
+        <w:rPr>
+          <w:lang w:val="pt-BR"/>
+        </w:rPr>
+        <w:t xml:space="preserve"> ratings (1 – 5 stars). </w:t>
+      </w:r>
+      <w:proofErr w:type="spellStart"/>
+      <w:r>
+        <w:rPr>
+          <w:lang w:val="pt-BR"/>
+        </w:rPr>
+        <w:t>All</w:t>
+      </w:r>
+      <w:proofErr w:type="spellEnd"/>
+      <w:r>
+        <w:rPr>
+          <w:lang w:val="pt-BR"/>
+        </w:rPr>
+        <w:t xml:space="preserve"> data </w:t>
+      </w:r>
+      <w:proofErr w:type="spellStart"/>
+      <w:r>
+        <w:rPr>
+          <w:lang w:val="pt-BR"/>
+        </w:rPr>
+        <w:t>is</w:t>
+      </w:r>
+      <w:proofErr w:type="spellEnd"/>
+      <w:r>
+        <w:rPr>
+          <w:lang w:val="pt-BR"/>
+        </w:rPr>
+        <w:t xml:space="preserve"> </w:t>
+      </w:r>
+      <w:proofErr w:type="spellStart"/>
+      <w:r>
+        <w:rPr>
+          <w:lang w:val="pt-BR"/>
+        </w:rPr>
+        <w:t>stored</w:t>
+      </w:r>
+      <w:proofErr w:type="spellEnd"/>
+      <w:r>
+        <w:rPr>
+          <w:lang w:val="pt-BR"/>
+        </w:rPr>
+        <w:t xml:space="preserve"> in </w:t>
+      </w:r>
+      <w:proofErr w:type="spellStart"/>
+      <w:r>
+        <w:rPr>
+          <w:lang w:val="pt-BR"/>
+        </w:rPr>
+        <w:t>the</w:t>
+      </w:r>
+      <w:proofErr w:type="spellEnd"/>
+      <w:r>
+        <w:rPr>
+          <w:lang w:val="pt-BR"/>
+        </w:rPr>
+        <w:t xml:space="preserve"> </w:t>
+      </w:r>
+      <w:proofErr w:type="spellStart"/>
+      <w:r>
+        <w:rPr>
+          <w:lang w:val="pt-BR"/>
+        </w:rPr>
+        <w:t>cloud</w:t>
+      </w:r>
+      <w:proofErr w:type="spellEnd"/>
+      <w:r>
+        <w:rPr>
+          <w:lang w:val="pt-BR"/>
+        </w:rPr>
+        <w:t xml:space="preserve"> </w:t>
+      </w:r>
+      <w:proofErr w:type="spellStart"/>
+      <w:r>
+        <w:rPr>
+          <w:lang w:val="pt-BR"/>
+        </w:rPr>
+        <w:t>using</w:t>
+      </w:r>
+      <w:proofErr w:type="spellEnd"/>
+      <w:r>
+        <w:rPr>
+          <w:lang w:val="pt-BR"/>
+        </w:rPr>
+        <w:t xml:space="preserve"> a </w:t>
+      </w:r>
+      <w:proofErr w:type="spellStart"/>
+      <w:r>
+        <w:rPr>
+          <w:lang w:val="pt-BR"/>
+        </w:rPr>
+        <w:t>RestDB</w:t>
+      </w:r>
+      <w:proofErr w:type="spellEnd"/>
+      <w:r>
+        <w:rPr>
+          <w:lang w:val="pt-BR"/>
+        </w:rPr>
+        <w:t xml:space="preserve"> </w:t>
+      </w:r>
+      <w:proofErr w:type="spellStart"/>
+      <w:r>
+        <w:rPr>
+          <w:lang w:val="pt-BR"/>
+        </w:rPr>
+        <w:t>REST</w:t>
+      </w:r>
+      <w:proofErr w:type="spellEnd"/>
+      <w:r>
+        <w:rPr>
+          <w:lang w:val="pt-BR"/>
+        </w:rPr>
+        <w:t xml:space="preserve"> API, </w:t>
+      </w:r>
+      <w:proofErr w:type="spellStart"/>
+      <w:r>
+        <w:rPr>
+          <w:lang w:val="pt-BR"/>
+        </w:rPr>
+        <w:t>making</w:t>
+      </w:r>
+      <w:proofErr w:type="spellEnd"/>
+      <w:r>
+        <w:rPr>
+          <w:lang w:val="pt-BR"/>
+        </w:rPr>
+        <w:t xml:space="preserve"> it </w:t>
+      </w:r>
+      <w:proofErr w:type="spellStart"/>
+      <w:r>
+        <w:rPr>
+          <w:lang w:val="pt-BR"/>
+        </w:rPr>
+        <w:t>easy</w:t>
+      </w:r>
+      <w:proofErr w:type="spellEnd"/>
+      <w:r>
+        <w:rPr>
+          <w:lang w:val="pt-BR"/>
+        </w:rPr>
+        <w:t xml:space="preserve"> </w:t>
+      </w:r>
+      <w:proofErr w:type="spellStart"/>
+      <w:r>
+        <w:rPr>
+          <w:lang w:val="pt-BR"/>
+        </w:rPr>
+        <w:t>to</w:t>
+      </w:r>
+      <w:proofErr w:type="spellEnd"/>
+      <w:r>
+        <w:rPr>
+          <w:lang w:val="pt-BR"/>
+        </w:rPr>
+        <w:t xml:space="preserve"> </w:t>
+      </w:r>
+      <w:proofErr w:type="spellStart"/>
+      <w:r>
+        <w:rPr>
+          <w:lang w:val="pt-BR"/>
+        </w:rPr>
+        <w:t>access</w:t>
+      </w:r>
+      <w:proofErr w:type="spellEnd"/>
+      <w:r>
+        <w:rPr>
+          <w:lang w:val="pt-BR"/>
+        </w:rPr>
+        <w:t xml:space="preserve"> </w:t>
+      </w:r>
+      <w:proofErr w:type="spellStart"/>
+      <w:r>
+        <w:rPr>
+          <w:lang w:val="pt-BR"/>
+        </w:rPr>
+        <w:t>and</w:t>
+      </w:r>
+      <w:proofErr w:type="spellEnd"/>
+      <w:r>
+        <w:rPr>
+          <w:lang w:val="pt-BR"/>
+        </w:rPr>
+        <w:t xml:space="preserve"> </w:t>
+      </w:r>
+      <w:proofErr w:type="spellStart"/>
+      <w:r>
+        <w:rPr>
+          <w:lang w:val="pt-BR"/>
+        </w:rPr>
+        <w:t>share</w:t>
+      </w:r>
+      <w:proofErr w:type="spellEnd"/>
+      <w:r>
+        <w:rPr>
+          <w:lang w:val="pt-BR"/>
+        </w:rPr>
+        <w:t xml:space="preserve"> </w:t>
+      </w:r>
+      <w:proofErr w:type="spellStart"/>
+      <w:r>
+        <w:rPr>
+          <w:lang w:val="pt-BR"/>
+        </w:rPr>
+        <w:t>trips</w:t>
+      </w:r>
+      <w:proofErr w:type="spellEnd"/>
+      <w:r>
+        <w:rPr>
+          <w:lang w:val="pt-BR"/>
+        </w:rPr>
+        <w:t xml:space="preserve">. </w:t>
       </w:r>
     </w:p>
     <w:p>
@@ -100,19 +614,101 @@
           <w:lang w:val="pt-BR"/>
         </w:rPr>
       </w:pPr>
+      <w:proofErr w:type="spellStart"/>
       <w:r>
         <w:rPr>
           <w:b/>
           <w:lang w:val="pt-BR"/>
         </w:rPr>
-        <w:t xml:space="preserve">Keywords: </w:t>
-      </w:r>
+        <w:t>Keywords</w:t>
+      </w:r>
+      <w:proofErr w:type="spellEnd"/>
+      <w:r>
+        <w:rPr>
+          <w:b/>
+          <w:lang w:val="pt-BR"/>
+        </w:rPr>
+        <w:t xml:space="preserve">: </w:t>
+      </w:r>
+      <w:proofErr w:type="spellStart"/>
       <w:r>
         <w:rPr>
           <w:bCs/>
           <w:lang w:val="pt-BR"/>
         </w:rPr>
-        <w:t>Android, Java, Travel Journal, GPS, Camera, Rest API.</w:t>
+        <w:t>Android</w:t>
+      </w:r>
+      <w:proofErr w:type="spellEnd"/>
+      <w:r>
+        <w:rPr>
+          <w:bCs/>
+          <w:lang w:val="pt-BR"/>
+        </w:rPr>
+        <w:t xml:space="preserve">, Java, </w:t>
+      </w:r>
+      <w:proofErr w:type="spellStart"/>
+      <w:r>
+        <w:rPr>
+          <w:bCs/>
+          <w:lang w:val="pt-BR"/>
+        </w:rPr>
+        <w:t>Travel</w:t>
+      </w:r>
+      <w:proofErr w:type="spellEnd"/>
+      <w:r>
+        <w:rPr>
+          <w:bCs/>
+          <w:lang w:val="pt-BR"/>
+        </w:rPr>
+        <w:t xml:space="preserve"> </w:t>
+      </w:r>
+      <w:proofErr w:type="spellStart"/>
+      <w:r>
+        <w:rPr>
+          <w:bCs/>
+          <w:lang w:val="pt-BR"/>
+        </w:rPr>
+        <w:t>Journal</w:t>
+      </w:r>
+      <w:proofErr w:type="spellEnd"/>
+      <w:r>
+        <w:rPr>
+          <w:bCs/>
+          <w:lang w:val="pt-BR"/>
+        </w:rPr>
+        <w:t xml:space="preserve">, GPS, </w:t>
+      </w:r>
+      <w:proofErr w:type="spellStart"/>
+      <w:r>
+        <w:rPr>
+          <w:bCs/>
+          <w:lang w:val="pt-BR"/>
+        </w:rPr>
+        <w:t>Camera</w:t>
+      </w:r>
+      <w:proofErr w:type="spellEnd"/>
+      <w:r>
+        <w:rPr>
+          <w:bCs/>
+          <w:lang w:val="pt-BR"/>
+        </w:rPr>
+        <w:t xml:space="preserve">, </w:t>
+      </w:r>
+      <w:proofErr w:type="spellStart"/>
+      <w:r>
+        <w:rPr>
+          <w:bCs/>
+          <w:lang w:val="pt-BR"/>
+        </w:rPr>
+        <w:t>Rest</w:t>
+      </w:r>
+      <w:proofErr w:type="spellEnd"/>
+      <w:r>
+        <w:rPr>
+          <w:bCs/>
+          <w:lang w:val="pt-BR"/>
+        </w:rPr>
+        <w:t xml:space="preserve"> API.</w:t>
       </w:r>
     </w:p>
     <w:p>
@@ -140,19 +736,69 @@
         <w:rPr>
           <w:lang w:val="pt-BR"/>
         </w:rPr>
-        <w:t>O objetivo deste projeto é desenvolver o TripTrail</w:t>
-      </w:r>
-      <w:r>
-        <w:rPr>
-          <w:lang w:val="pt-BR"/>
-        </w:rPr>
-        <w:t>, uma aplicação Android em Java que funciona com um diário de viagens. A app permite registar locais visitados</w:t>
-      </w:r>
-      <w:r>
-        <w:rPr>
-          <w:lang w:val="pt-BR"/>
-        </w:rPr>
-        <w:t xml:space="preserve"> com coordenadas GPS, fotos e avaliações de 1 a 5 estrelas, guardando todos os dados na nuvem via RestDB, facilitando assim o acesso e partilha entre utilizadores. </w:t>
+        <w:t xml:space="preserve">O objetivo deste projeto é desenvolver o </w:t>
+      </w:r>
+      <w:proofErr w:type="spellStart"/>
+      <w:r>
+        <w:rPr>
+          <w:lang w:val="pt-BR"/>
+        </w:rPr>
+        <w:t>TripTrail</w:t>
+      </w:r>
+      <w:proofErr w:type="spellEnd"/>
+      <w:r>
+        <w:rPr>
+          <w:lang w:val="pt-BR"/>
+        </w:rPr>
+        <w:t xml:space="preserve">, uma aplicação </w:t>
+      </w:r>
+      <w:proofErr w:type="spellStart"/>
+      <w:r>
+        <w:rPr>
+          <w:lang w:val="pt-BR"/>
+        </w:rPr>
+        <w:t>Android</w:t>
+      </w:r>
+      <w:proofErr w:type="spellEnd"/>
+      <w:r>
+        <w:rPr>
+          <w:lang w:val="pt-BR"/>
+        </w:rPr>
+        <w:t xml:space="preserve"> em Java que funciona com um diário de viagens. A </w:t>
+      </w:r>
+      <w:proofErr w:type="spellStart"/>
+      <w:r>
+        <w:rPr>
+          <w:lang w:val="pt-BR"/>
+        </w:rPr>
+        <w:t>app</w:t>
+      </w:r>
+      <w:proofErr w:type="spellEnd"/>
+      <w:r>
+        <w:rPr>
+          <w:lang w:val="pt-BR"/>
+        </w:rPr>
+        <w:t xml:space="preserve"> permite registar locais visitados</w:t>
+      </w:r>
+      <w:r>
+        <w:rPr>
+          <w:lang w:val="pt-BR"/>
+        </w:rPr>
+        <w:t xml:space="preserve"> com coordenadas GPS, fotos e avaliações de 1 a 5 estrelas, guardando todos os dados na nuvem via </w:t>
+      </w:r>
+      <w:proofErr w:type="spellStart"/>
+      <w:r>
+        <w:rPr>
+          <w:lang w:val="pt-BR"/>
+        </w:rPr>
+        <w:t>RestDB</w:t>
+      </w:r>
+      <w:proofErr w:type="spellEnd"/>
+      <w:r>
+        <w:rPr>
+          <w:lang w:val="pt-BR"/>
+        </w:rPr>
+        <w:t xml:space="preserve">, facilitando assim o acesso e partilha entre utilizadores. </w:t>
       </w:r>
       <w:r>
         <w:rPr>
@@ -188,7 +834,21 @@
         <w:rPr>
           <w:lang w:val="pt-BR"/>
         </w:rPr>
-        <w:t>, entre outros. A aplicação utiliza recursos nativos do telemóvel como o GPS e câmara.</w:t>
+        <w:t xml:space="preserve">, entre outros. A aplicação utiliza recursos nativos do </w:t>
+      </w:r>
+      <w:proofErr w:type="spellStart"/>
+      <w:r>
+        <w:rPr>
+          <w:lang w:val="pt-BR"/>
+        </w:rPr>
+        <w:t>telemóvel</w:t>
+      </w:r>
+      <w:proofErr w:type="spellEnd"/>
+      <w:r>
+        <w:rPr>
+          <w:lang w:val="pt-BR"/>
+        </w:rPr>
+        <w:t xml:space="preserve"> como o GPS e câmara.</w:t>
       </w:r>
     </w:p>
     <w:p>
@@ -309,11 +969,47 @@
                 <w:lang w:val="pt-BR"/>
               </w:rPr>
             </w:pPr>
-            <w:r>
-              <w:rPr>
-                <w:lang w:val="pt-BR"/>
-              </w:rPr>
-              <w:t>Term or Expression (EN)</w:t>
+            <w:proofErr w:type="spellStart"/>
+            <w:r>
+              <w:rPr>
+                <w:lang w:val="pt-BR"/>
+              </w:rPr>
+              <w:t>Term</w:t>
+            </w:r>
+            <w:proofErr w:type="spellEnd"/>
+            <w:r>
+              <w:rPr>
+                <w:lang w:val="pt-BR"/>
+              </w:rPr>
+              <w:t xml:space="preserve"> </w:t>
+            </w:r>
+            <w:proofErr w:type="spellStart"/>
+            <w:r>
+              <w:rPr>
+                <w:lang w:val="pt-BR"/>
+              </w:rPr>
+              <w:t>or</w:t>
+            </w:r>
+            <w:proofErr w:type="spellEnd"/>
+            <w:r>
+              <w:rPr>
+                <w:lang w:val="pt-BR"/>
+              </w:rPr>
+              <w:t xml:space="preserve"> Expression (</w:t>
+            </w:r>
+            <w:proofErr w:type="spellStart"/>
+            <w:r>
+              <w:rPr>
+                <w:lang w:val="pt-BR"/>
+              </w:rPr>
+              <w:t>EN</w:t>
+            </w:r>
+            <w:proofErr w:type="spellEnd"/>
+            <w:r>
+              <w:rPr>
+                <w:lang w:val="pt-BR"/>
+              </w:rPr>
+              <w:t>)</w:t>
             </w:r>
           </w:p>
         </w:tc>
@@ -378,12 +1074,14 @@
                 <w:lang w:val="pt-BR"/>
               </w:rPr>
             </w:pPr>
+            <w:proofErr w:type="spellStart"/>
             <w:r>
               <w:rPr>
                 <w:lang w:val="pt-BR"/>
               </w:rPr>
               <w:t>Category</w:t>
             </w:r>
+            <w:proofErr w:type="spellEnd"/>
           </w:p>
         </w:tc>
         <w:tc>
@@ -516,12 +1214,14 @@
                 <w:lang w:val="pt-BR"/>
               </w:rPr>
             </w:pPr>
+            <w:proofErr w:type="spellStart"/>
             <w:r>
               <w:rPr>
                 <w:lang w:val="pt-BR"/>
               </w:rPr>
               <w:t>Map</w:t>
             </w:r>
+            <w:proofErr w:type="spellEnd"/>
           </w:p>
         </w:tc>
         <w:tc>
@@ -558,11 +1258,19 @@
                 <w:lang w:val="pt-BR"/>
               </w:rPr>
             </w:pPr>
-            <w:r>
-              <w:rPr>
-                <w:lang w:val="pt-BR"/>
-              </w:rPr>
-              <w:t>Ecrã com os locais da viagem</w:t>
+            <w:proofErr w:type="spellStart"/>
+            <w:r>
+              <w:rPr>
+                <w:lang w:val="pt-BR"/>
+              </w:rPr>
+              <w:t>Ecrã</w:t>
+            </w:r>
+            <w:proofErr w:type="spellEnd"/>
+            <w:r>
+              <w:rPr>
+                <w:lang w:val="pt-BR"/>
+              </w:rPr>
+              <w:t xml:space="preserve"> com os locais da viagem</w:t>
             </w:r>
           </w:p>
         </w:tc>
@@ -585,12 +1293,14 @@
                 <w:lang w:val="pt-BR"/>
               </w:rPr>
             </w:pPr>
+            <w:proofErr w:type="spellStart"/>
             <w:r>
               <w:rPr>
                 <w:lang w:val="pt-BR"/>
               </w:rPr>
               <w:t>Marker</w:t>
             </w:r>
+            <w:proofErr w:type="spellEnd"/>
           </w:p>
         </w:tc>
         <w:tc>
@@ -654,12 +1364,14 @@
                 <w:lang w:val="pt-BR"/>
               </w:rPr>
             </w:pPr>
+            <w:proofErr w:type="spellStart"/>
             <w:r>
               <w:rPr>
                 <w:lang w:val="pt-BR"/>
               </w:rPr>
               <w:t>Photo</w:t>
             </w:r>
+            <w:proofErr w:type="spellEnd"/>
           </w:p>
         </w:tc>
         <w:tc>
@@ -723,6 +1435,7 @@
                 <w:lang w:val="pt-BR"/>
               </w:rPr>
             </w:pPr>
+            <w:proofErr w:type="spellStart"/>
             <w:r>
               <w:rPr>
                 <w:lang w:val="pt-BR"/>
@@ -730,6 +1443,7 @@
               <w:lastRenderedPageBreak/>
               <w:t>Place</w:t>
             </w:r>
+            <w:proofErr w:type="spellEnd"/>
           </w:p>
         </w:tc>
         <w:tc>
@@ -862,12 +1576,14 @@
                 <w:lang w:val="pt-BR"/>
               </w:rPr>
             </w:pPr>
+            <w:proofErr w:type="spellStart"/>
             <w:r>
               <w:rPr>
                 <w:lang w:val="pt-BR"/>
               </w:rPr>
               <w:t>Trip</w:t>
             </w:r>
+            <w:proofErr w:type="spellEnd"/>
           </w:p>
         </w:tc>
         <w:tc>
@@ -931,12 +1647,28 @@
                 <w:lang w:val="pt-BR"/>
               </w:rPr>
             </w:pPr>
-            <w:r>
-              <w:rPr>
-                <w:lang w:val="pt-BR"/>
-              </w:rPr>
-              <w:t>Trip Member</w:t>
-            </w:r>
+            <w:proofErr w:type="spellStart"/>
+            <w:r>
+              <w:rPr>
+                <w:lang w:val="pt-BR"/>
+              </w:rPr>
+              <w:t>Trip</w:t>
+            </w:r>
+            <w:proofErr w:type="spellEnd"/>
+            <w:r>
+              <w:rPr>
+                <w:lang w:val="pt-BR"/>
+              </w:rPr>
+              <w:t xml:space="preserve"> </w:t>
+            </w:r>
+            <w:proofErr w:type="spellStart"/>
+            <w:r>
+              <w:rPr>
+                <w:lang w:val="pt-BR"/>
+              </w:rPr>
+              <w:t>Member</w:t>
+            </w:r>
+            <w:proofErr w:type="spellEnd"/>
           </w:p>
         </w:tc>
         <w:tc>
@@ -1000,12 +1732,14 @@
                 <w:lang w:val="pt-BR"/>
               </w:rPr>
             </w:pPr>
+            <w:proofErr w:type="spellStart"/>
             <w:r>
               <w:rPr>
                 <w:lang w:val="pt-BR"/>
               </w:rPr>
               <w:t>User</w:t>
             </w:r>
+            <w:proofErr w:type="spellEnd"/>
           </w:p>
         </w:tc>
         <w:tc>
@@ -1147,50 +1881,78 @@
         <w:pStyle w:val="Legenda"/>
         <w:jc w:val="center"/>
         <w:rPr>
+          <w:lang w:val="pt-BR"/>
+        </w:rPr>
+      </w:pPr>
+      <w:r>
+        <w:rPr>
           <w:b w:val="0"/>
           <w:sz w:val="18"/>
-          <w:lang w:val="pt-BR"/>
-        </w:rPr>
-      </w:pPr>
+          <w:szCs w:val="18"/>
+          <w:lang w:val="pt-BR"/>
+        </w:rPr>
+        <w:t xml:space="preserve">Fig.  </w:t>
+      </w:r>
       <w:r>
         <w:rPr>
           <w:b w:val="0"/>
           <w:sz w:val="18"/>
-          <w:lang w:val="pt-BR"/>
-        </w:rPr>
-        <w:t xml:space="preserve">Fig.  </w:t>
+          <w:szCs w:val="18"/>
+          <w:lang w:val="pt-BR"/>
+        </w:rPr>
+        <w:fldChar w:fldCharType="begin"/>
       </w:r>
       <w:r>
         <w:rPr>
           <w:b w:val="0"/>
           <w:sz w:val="18"/>
-          <w:lang w:val="pt-BR"/>
-        </w:rPr>
-        <w:fldChar w:fldCharType="begin"/>
+          <w:szCs w:val="18"/>
+          <w:lang w:val="pt-BR"/>
+        </w:rPr>
+        <w:instrText xml:space="preserve"> SEQ Fig._ \* ARABIC </w:instrText>
       </w:r>
       <w:r>
         <w:rPr>
           <w:b w:val="0"/>
           <w:sz w:val="18"/>
-          <w:lang w:val="pt-BR"/>
-        </w:rPr>
-        <w:instrText xml:space="preserve"> SEQ Figura_ \* ARABIC </w:instrText>
+          <w:szCs w:val="18"/>
+          <w:lang w:val="pt-BR"/>
+        </w:rPr>
+        <w:fldChar w:fldCharType="separate"/>
+      </w:r>
+      <w:r>
+        <w:rPr>
+          <w:b w:val="0"/>
+          <w:noProof/>
+          <w:sz w:val="18"/>
+          <w:szCs w:val="18"/>
+          <w:lang w:val="pt-BR"/>
+        </w:rPr>
+        <w:t>1</w:t>
       </w:r>
       <w:r>
         <w:rPr>
           <w:b w:val="0"/>
           <w:sz w:val="18"/>
-          <w:lang w:val="pt-BR"/>
-        </w:rPr>
-        <w:fldChar w:fldCharType="separate"/>
+          <w:szCs w:val="18"/>
+          <w:lang w:val="pt-BR"/>
+        </w:rPr>
+        <w:fldChar w:fldCharType="end"/>
       </w:r>
       <w:r>
         <w:rPr>
           <w:b w:val="0"/>
           <w:sz w:val="18"/>
-          <w:lang w:val="pt-BR"/>
-        </w:rPr>
-        <w:t>1</w:t>
+          <w:szCs w:val="18"/>
+          <w:lang w:val="pt-BR"/>
+        </w:rPr>
+        <w:t>.</w:t>
+      </w:r>
+      <w:r>
+        <w:rPr>
+          <w:lang w:val="pt-BR"/>
+        </w:rPr>
+        <w:t xml:space="preserve"> </w:t>
       </w:r>
       <w:r>
         <w:rPr>
@@ -1198,15 +1960,7 @@
           <w:sz w:val="18"/>
           <w:lang w:val="pt-BR"/>
         </w:rPr>
-        <w:fldChar w:fldCharType="end"/>
-      </w:r>
-      <w:r>
-        <w:rPr>
-          <w:b w:val="0"/>
-          <w:sz w:val="18"/>
-          <w:lang w:val="pt-BR"/>
-        </w:rPr>
-        <w:t>. Modelo de domínio que será utilizado no desenvolvimento da aplicação</w:t>
+        <w:t>Modelo de domínio que será utilizado no desenvolvimento da aplicação</w:t>
       </w:r>
     </w:p>
     <w:p>
@@ -1245,7 +1999,21 @@
         <w:rPr>
           <w:lang w:val="pt-BR"/>
         </w:rPr>
-        <w:t>Como utilizador, quero que criar uma conta e iniciar sessão para que as minhas viagens fiquem guardadas e acessíveis em qualquer telemóvel.</w:t>
+        <w:t xml:space="preserve">Como utilizador, quero que criar uma conta e iniciar sessão para que as minhas viagens fiquem guardadas e acessíveis em qualquer </w:t>
+      </w:r>
+      <w:proofErr w:type="spellStart"/>
+      <w:r>
+        <w:rPr>
+          <w:lang w:val="pt-BR"/>
+        </w:rPr>
+        <w:t>telemóvel</w:t>
+      </w:r>
+      <w:proofErr w:type="spellEnd"/>
+      <w:r>
+        <w:rPr>
+          <w:lang w:val="pt-BR"/>
+        </w:rPr>
+        <w:t>.</w:t>
       </w:r>
     </w:p>
     <w:p>
@@ -1282,13 +2050,27 @@
         <w:rPr>
           <w:lang w:val="pt-BR"/>
         </w:rPr>
-        <w:t>O sistema deve pedir o nome, em</w:t>
-      </w:r>
-      <w:r>
-        <w:rPr>
-          <w:lang w:val="pt-BR"/>
-        </w:rPr>
-        <w:t>ail e palavra-passe no registo;</w:t>
+        <w:t xml:space="preserve">O sistema deve pedir o nome, </w:t>
+      </w:r>
+      <w:proofErr w:type="spellStart"/>
+      <w:r>
+        <w:rPr>
+          <w:lang w:val="pt-BR"/>
+        </w:rPr>
+        <w:t>em</w:t>
+      </w:r>
+      <w:r>
+        <w:rPr>
+          <w:lang w:val="pt-BR"/>
+        </w:rPr>
+        <w:t>ail</w:t>
+      </w:r>
+      <w:proofErr w:type="spellEnd"/>
+      <w:r>
+        <w:rPr>
+          <w:lang w:val="pt-BR"/>
+        </w:rPr>
+        <w:t xml:space="preserve"> e palavra-passe no registo;</w:t>
       </w:r>
     </w:p>
     <w:p>
@@ -1307,7 +2089,21 @@
         <w:rPr>
           <w:lang w:val="pt-BR"/>
         </w:rPr>
-        <w:t>O sistema deve recusar emails inválidos e palavras-passe com menos de</w:t>
+        <w:t xml:space="preserve">O sistema deve recusar </w:t>
+      </w:r>
+      <w:proofErr w:type="spellStart"/>
+      <w:r>
+        <w:rPr>
+          <w:lang w:val="pt-BR"/>
+        </w:rPr>
+        <w:t>emails</w:t>
+      </w:r>
+      <w:proofErr w:type="spellEnd"/>
+      <w:r>
+        <w:rPr>
+          <w:lang w:val="pt-BR"/>
+        </w:rPr>
+        <w:t xml:space="preserve"> inválidos e palavras-passe com menos de</w:t>
       </w:r>
       <w:r>
         <w:rPr>
@@ -1358,7 +2154,21 @@
         <w:rPr>
           <w:lang w:val="pt-BR"/>
         </w:rPr>
-        <w:t>Como utilizador, quero que criar uma conta e iniciar sessão para que as minhas viagens fiquem guardadas e acessíveis em qualquer telemóvel.</w:t>
+        <w:t xml:space="preserve">Como utilizador, quero que criar uma conta e iniciar sessão para que as minhas viagens fiquem guardadas e acessíveis em qualquer </w:t>
+      </w:r>
+      <w:proofErr w:type="spellStart"/>
+      <w:r>
+        <w:rPr>
+          <w:lang w:val="pt-BR"/>
+        </w:rPr>
+        <w:t>telemóvel</w:t>
+      </w:r>
+      <w:proofErr w:type="spellEnd"/>
+      <w:r>
+        <w:rPr>
+          <w:lang w:val="pt-BR"/>
+        </w:rPr>
+        <w:t>.</w:t>
       </w:r>
     </w:p>
     <w:p>
@@ -1474,7 +2284,21 @@
         <w:rPr>
           <w:lang w:val="pt-BR"/>
         </w:rPr>
-        <w:t>lista e ficar gravada no RestDB;</w:t>
+        <w:t xml:space="preserve">lista e ficar gravada no </w:t>
+      </w:r>
+      <w:proofErr w:type="spellStart"/>
+      <w:r>
+        <w:rPr>
+          <w:lang w:val="pt-BR"/>
+        </w:rPr>
+        <w:t>RestDB</w:t>
+      </w:r>
+      <w:proofErr w:type="spellEnd"/>
+      <w:r>
+        <w:rPr>
+          <w:lang w:val="pt-BR"/>
+        </w:rPr>
+        <w:t>;</w:t>
       </w:r>
     </w:p>
     <w:p>
@@ -1493,7 +2317,21 @@
         <w:rPr>
           <w:lang w:val="pt-BR"/>
         </w:rPr>
-        <w:t>O criador fica registado como participante com o papel Owner.</w:t>
+        <w:t xml:space="preserve">O criador fica registado como participante com o papel </w:t>
+      </w:r>
+      <w:proofErr w:type="spellStart"/>
+      <w:r>
+        <w:rPr>
+          <w:lang w:val="pt-BR"/>
+        </w:rPr>
+        <w:t>Owner</w:t>
+      </w:r>
+      <w:proofErr w:type="spellEnd"/>
+      <w:r>
+        <w:rPr>
+          <w:lang w:val="pt-BR"/>
+        </w:rPr>
+        <w:t>.</w:t>
       </w:r>
     </w:p>
     <w:p>
@@ -1771,7 +2609,21 @@
         <w:rPr>
           <w:lang w:val="pt-BR"/>
         </w:rPr>
-        <w:t>, com o CameraX.</w:t>
+        <w:t xml:space="preserve">, com o </w:t>
+      </w:r>
+      <w:proofErr w:type="spellStart"/>
+      <w:r>
+        <w:rPr>
+          <w:lang w:val="pt-BR"/>
+        </w:rPr>
+        <w:t>CameraX</w:t>
+      </w:r>
+      <w:proofErr w:type="spellEnd"/>
+      <w:r>
+        <w:rPr>
+          <w:lang w:val="pt-BR"/>
+        </w:rPr>
+        <w:t>.</w:t>
       </w:r>
     </w:p>
     <w:p>
@@ -2008,7 +2860,21 @@
         <w:rPr>
           <w:lang w:val="pt-BR"/>
         </w:rPr>
-        <w:t>O convite deve ser feito pelo email do utilizador;</w:t>
+        <w:t xml:space="preserve">O convite deve ser feito pelo </w:t>
+      </w:r>
+      <w:proofErr w:type="spellStart"/>
+      <w:r>
+        <w:rPr>
+          <w:lang w:val="pt-BR"/>
+        </w:rPr>
+        <w:t>email</w:t>
+      </w:r>
+      <w:proofErr w:type="spellEnd"/>
+      <w:r>
+        <w:rPr>
+          <w:lang w:val="pt-BR"/>
+        </w:rPr>
+        <w:t xml:space="preserve"> do utilizador;</w:t>
       </w:r>
     </w:p>
     <w:p>
@@ -2250,6 +3116,7 @@
           <w:lang w:val="pt-BR"/>
         </w:rPr>
       </w:pPr>
+      <w:proofErr w:type="spellStart"/>
       <w:r>
         <w:rPr>
           <w:b w:val="0"/>
@@ -2257,8 +3124,29 @@
           <w:szCs w:val="18"/>
           <w:lang w:val="pt-BR"/>
         </w:rPr>
-        <w:t>UC 1. Registar Utilizador</w:t>
-      </w:r>
+        <w:t>UC</w:t>
+      </w:r>
+      <w:proofErr w:type="spellEnd"/>
+      <w:r>
+        <w:rPr>
+          <w:b w:val="0"/>
+          <w:sz w:val="18"/>
+          <w:szCs w:val="18"/>
+          <w:lang w:val="pt-BR"/>
+        </w:rPr>
+        <w:t xml:space="preserve"> 1. </w:t>
+      </w:r>
+      <w:proofErr w:type="gramStart"/>
+      <w:r>
+        <w:rPr>
+          <w:b w:val="0"/>
+          <w:sz w:val="18"/>
+          <w:szCs w:val="18"/>
+          <w:lang w:val="pt-BR"/>
+        </w:rPr>
+        <w:t>Registar Utilizador</w:t>
+      </w:r>
+      <w:proofErr w:type="gramEnd"/>
     </w:p>
     <w:tbl>
       <w:tblPr>
@@ -2352,7 +3240,21 @@
               <w:rPr>
                 <w:lang w:val="pt-BR"/>
               </w:rPr>
-              <w:t>O email introduzido não existe no sistema</w:t>
+              <w:t xml:space="preserve">O </w:t>
+            </w:r>
+            <w:proofErr w:type="spellStart"/>
+            <w:r>
+              <w:rPr>
+                <w:lang w:val="pt-BR"/>
+              </w:rPr>
+              <w:t>email</w:t>
+            </w:r>
+            <w:proofErr w:type="spellEnd"/>
+            <w:r>
+              <w:rPr>
+                <w:lang w:val="pt-BR"/>
+              </w:rPr>
+              <w:t xml:space="preserve"> introduzido não existe no sistema</w:t>
             </w:r>
           </w:p>
         </w:tc>
@@ -2436,7 +3338,21 @@
               <w:rPr>
                 <w:lang w:val="pt-BR"/>
               </w:rPr>
-              <w:t>O sistema solicita o nome, email e palavra-passe;</w:t>
+              <w:t xml:space="preserve">O sistema solicita o nome, </w:t>
+            </w:r>
+            <w:proofErr w:type="spellStart"/>
+            <w:r>
+              <w:rPr>
+                <w:lang w:val="pt-BR"/>
+              </w:rPr>
+              <w:t>email</w:t>
+            </w:r>
+            <w:proofErr w:type="spellEnd"/>
+            <w:r>
+              <w:rPr>
+                <w:lang w:val="pt-BR"/>
+              </w:rPr>
+              <w:t xml:space="preserve"> e palavra-passe;</w:t>
             </w:r>
           </w:p>
           <w:p>
@@ -2472,7 +3388,21 @@
               <w:rPr>
                 <w:lang w:val="pt-BR"/>
               </w:rPr>
-              <w:t>O sistema valida o nome, o email e a palavra-passe;</w:t>
+              <w:t xml:space="preserve">O sistema valida o nome, o </w:t>
+            </w:r>
+            <w:proofErr w:type="spellStart"/>
+            <w:r>
+              <w:rPr>
+                <w:lang w:val="pt-BR"/>
+              </w:rPr>
+              <w:t>email</w:t>
+            </w:r>
+            <w:proofErr w:type="spellEnd"/>
+            <w:r>
+              <w:rPr>
+                <w:lang w:val="pt-BR"/>
+              </w:rPr>
+              <w:t xml:space="preserve"> e a palavra-passe;</w:t>
             </w:r>
           </w:p>
           <w:p>
@@ -2491,7 +3421,21 @@
                 <w:lang w:val="pt-BR"/>
               </w:rPr>
               <w:lastRenderedPageBreak/>
-              <w:t>O sistema guarda a palavra-passe como SHA-256 e regista o novo utilizador no sistema;</w:t>
+              <w:t xml:space="preserve">O sistema guarda a palavra-passe como </w:t>
+            </w:r>
+            <w:proofErr w:type="spellStart"/>
+            <w:r>
+              <w:rPr>
+                <w:lang w:val="pt-BR"/>
+              </w:rPr>
+              <w:t>SHA</w:t>
+            </w:r>
+            <w:proofErr w:type="spellEnd"/>
+            <w:r>
+              <w:rPr>
+                <w:lang w:val="pt-BR"/>
+              </w:rPr>
+              <w:t>-256 e regista o novo utilizador no sistema;</w:t>
             </w:r>
           </w:p>
           <w:p>
@@ -2572,6 +3516,7 @@
           <w:lang w:val="pt-BR"/>
         </w:rPr>
       </w:pPr>
+      <w:proofErr w:type="spellStart"/>
       <w:r>
         <w:rPr>
           <w:b w:val="0"/>
@@ -2579,7 +3524,17 @@
           <w:szCs w:val="18"/>
           <w:lang w:val="pt-BR"/>
         </w:rPr>
-        <w:t>UC 2. Iniciar Sessão</w:t>
+        <w:t>UC</w:t>
+      </w:r>
+      <w:proofErr w:type="spellEnd"/>
+      <w:r>
+        <w:rPr>
+          <w:b w:val="0"/>
+          <w:sz w:val="18"/>
+          <w:szCs w:val="18"/>
+          <w:lang w:val="pt-BR"/>
+        </w:rPr>
+        <w:t xml:space="preserve"> 2. Iniciar Sessão</w:t>
       </w:r>
     </w:p>
     <w:tbl>
@@ -2674,7 +3629,21 @@
               <w:rPr>
                 <w:lang w:val="pt-BR"/>
               </w:rPr>
-              <w:t>Existe uma conta com o email introduzido</w:t>
+              <w:t xml:space="preserve">Existe uma conta com o </w:t>
+            </w:r>
+            <w:proofErr w:type="spellStart"/>
+            <w:r>
+              <w:rPr>
+                <w:lang w:val="pt-BR"/>
+              </w:rPr>
+              <w:t>email</w:t>
+            </w:r>
+            <w:proofErr w:type="spellEnd"/>
+            <w:r>
+              <w:rPr>
+                <w:lang w:val="pt-BR"/>
+              </w:rPr>
+              <w:t xml:space="preserve"> introduzido</w:t>
             </w:r>
           </w:p>
         </w:tc>
@@ -2758,7 +3727,21 @@
               <w:rPr>
                 <w:lang w:val="pt-BR"/>
               </w:rPr>
-              <w:t>O sistema solicita o email e a palavra-passe;</w:t>
+              <w:t xml:space="preserve">O sistema solicita o </w:t>
+            </w:r>
+            <w:proofErr w:type="spellStart"/>
+            <w:r>
+              <w:rPr>
+                <w:lang w:val="pt-BR"/>
+              </w:rPr>
+              <w:t>email</w:t>
+            </w:r>
+            <w:proofErr w:type="spellEnd"/>
+            <w:r>
+              <w:rPr>
+                <w:lang w:val="pt-BR"/>
+              </w:rPr>
+              <w:t xml:space="preserve"> e a palavra-passe;</w:t>
             </w:r>
           </w:p>
           <w:p>
@@ -2794,7 +3777,21 @@
               <w:rPr>
                 <w:lang w:val="pt-BR"/>
               </w:rPr>
-              <w:t>O sistema calcula o hash da palavra-passe e compara-o com o guardado;</w:t>
+              <w:t xml:space="preserve">O sistema calcula o </w:t>
+            </w:r>
+            <w:proofErr w:type="spellStart"/>
+            <w:r>
+              <w:rPr>
+                <w:lang w:val="pt-BR"/>
+              </w:rPr>
+              <w:t>hash</w:t>
+            </w:r>
+            <w:proofErr w:type="spellEnd"/>
+            <w:r>
+              <w:rPr>
+                <w:lang w:val="pt-BR"/>
+              </w:rPr>
+              <w:t xml:space="preserve"> da palavra-passe e compara-o com o guardado;</w:t>
             </w:r>
           </w:p>
           <w:p>
@@ -2871,12 +3868,21 @@
           <w:lang w:val="pt-BR"/>
         </w:rPr>
       </w:pPr>
+      <w:proofErr w:type="spellStart"/>
       <w:r>
         <w:rPr>
           <w:b w:val="0"/>
           <w:lang w:val="pt-BR"/>
         </w:rPr>
-        <w:t>UC 3. Criar Viagem</w:t>
+        <w:t>UC</w:t>
+      </w:r>
+      <w:proofErr w:type="spellEnd"/>
+      <w:r>
+        <w:rPr>
+          <w:b w:val="0"/>
+          <w:lang w:val="pt-BR"/>
+        </w:rPr>
+        <w:t xml:space="preserve"> 3. Criar Viagem</w:t>
       </w:r>
     </w:p>
     <w:tbl>
@@ -3011,7 +4017,21 @@
               <w:rPr>
                 <w:lang w:val="pt-BR"/>
               </w:rPr>
-              <w:t>A viagem fica guardada no RestDB e aparece na lista</w:t>
+              <w:t xml:space="preserve">A viagem fica guardada no </w:t>
+            </w:r>
+            <w:proofErr w:type="spellStart"/>
+            <w:r>
+              <w:rPr>
+                <w:lang w:val="pt-BR"/>
+              </w:rPr>
+              <w:t>RestDB</w:t>
+            </w:r>
+            <w:proofErr w:type="spellEnd"/>
+            <w:r>
+              <w:rPr>
+                <w:lang w:val="pt-BR"/>
+              </w:rPr>
+              <w:t xml:space="preserve"> e aparece na lista</w:t>
             </w:r>
           </w:p>
         </w:tc>
@@ -3163,7 +4183,21 @@
               <w:rPr>
                 <w:lang w:val="pt-BR"/>
               </w:rPr>
-              <w:t xml:space="preserve"> como OWNER;</w:t>
+              <w:t xml:space="preserve"> como </w:t>
+            </w:r>
+            <w:proofErr w:type="spellStart"/>
+            <w:r>
+              <w:rPr>
+                <w:lang w:val="pt-BR"/>
+              </w:rPr>
+              <w:t>OWNER</w:t>
+            </w:r>
+            <w:proofErr w:type="spellEnd"/>
+            <w:r>
+              <w:rPr>
+                <w:lang w:val="pt-BR"/>
+              </w:rPr>
+              <w:t>;</w:t>
             </w:r>
           </w:p>
           <w:p>
@@ -3250,12 +4284,21 @@
           <w:lang w:val="pt-BR"/>
         </w:rPr>
       </w:pPr>
+      <w:proofErr w:type="spellStart"/>
       <w:r>
         <w:rPr>
           <w:b w:val="0"/>
           <w:lang w:val="pt-BR"/>
         </w:rPr>
-        <w:t>UC 4. Consultar Lista de Viagens</w:t>
+        <w:t>UC</w:t>
+      </w:r>
+      <w:proofErr w:type="spellEnd"/>
+      <w:r>
+        <w:rPr>
+          <w:b w:val="0"/>
+          <w:lang w:val="pt-BR"/>
+        </w:rPr>
+        <w:t xml:space="preserve"> 4. Consultar Lista de Viagens</w:t>
       </w:r>
     </w:p>
     <w:tbl>
@@ -3541,12 +4584,21 @@
           <w:lang w:val="pt-BR"/>
         </w:rPr>
       </w:pPr>
+      <w:proofErr w:type="spellStart"/>
       <w:r>
         <w:rPr>
           <w:b w:val="0"/>
           <w:lang w:val="pt-BR"/>
         </w:rPr>
-        <w:t>UC 5. Editar Viagem</w:t>
+        <w:t>UC</w:t>
+      </w:r>
+      <w:proofErr w:type="spellEnd"/>
+      <w:r>
+        <w:rPr>
+          <w:b w:val="0"/>
+          <w:lang w:val="pt-BR"/>
+        </w:rPr>
+        <w:t xml:space="preserve"> 5. Editar Viagem</w:t>
       </w:r>
     </w:p>
     <w:tbl>
@@ -3641,8 +4693,16 @@
               <w:rPr>
                 <w:lang w:val="pt-BR"/>
               </w:rPr>
-              <w:t>A viagem existe e o utilizador é OWNER</w:t>
-            </w:r>
+              <w:t xml:space="preserve">A viagem existe e o utilizador é </w:t>
+            </w:r>
+            <w:proofErr w:type="spellStart"/>
+            <w:r>
+              <w:rPr>
+                <w:lang w:val="pt-BR"/>
+              </w:rPr>
+              <w:t>OWNER</w:t>
+            </w:r>
+            <w:proofErr w:type="spellEnd"/>
           </w:p>
         </w:tc>
       </w:tr>
@@ -3681,8 +4741,16 @@
               <w:rPr>
                 <w:lang w:val="pt-BR"/>
               </w:rPr>
-              <w:t>Os dados atualizados ficam gravados no RestDB</w:t>
-            </w:r>
+              <w:t xml:space="preserve">Os dados atualizados ficam gravados no </w:t>
+            </w:r>
+            <w:proofErr w:type="spellStart"/>
+            <w:r>
+              <w:rPr>
+                <w:lang w:val="pt-BR"/>
+              </w:rPr>
+              <w:t>RestDB</w:t>
+            </w:r>
+            <w:proofErr w:type="spellEnd"/>
           </w:p>
         </w:tc>
       </w:tr>
@@ -3851,12 +4919,21 @@
           <w:lang w:val="pt-BR"/>
         </w:rPr>
       </w:pPr>
+      <w:proofErr w:type="spellStart"/>
       <w:r>
         <w:rPr>
           <w:b w:val="0"/>
           <w:lang w:val="pt-BR"/>
         </w:rPr>
-        <w:t>UC 6. Apagar Viagem</w:t>
+        <w:t>UC</w:t>
+      </w:r>
+      <w:proofErr w:type="spellEnd"/>
+      <w:r>
+        <w:rPr>
+          <w:b w:val="0"/>
+          <w:lang w:val="pt-BR"/>
+        </w:rPr>
+        <w:t xml:space="preserve"> 6. Apagar Viagem</w:t>
       </w:r>
     </w:p>
     <w:tbl>
@@ -3951,8 +5028,16 @@
               <w:rPr>
                 <w:lang w:val="pt-BR"/>
               </w:rPr>
-              <w:t>A viagem existe e o utilizador é OWNER</w:t>
-            </w:r>
+              <w:t xml:space="preserve">A viagem existe e o utilizador é </w:t>
+            </w:r>
+            <w:proofErr w:type="spellStart"/>
+            <w:r>
+              <w:rPr>
+                <w:lang w:val="pt-BR"/>
+              </w:rPr>
+              <w:t>OWNER</w:t>
+            </w:r>
+            <w:proofErr w:type="spellEnd"/>
           </w:p>
         </w:tc>
       </w:tr>
@@ -4191,12 +5276,21 @@
           <w:lang w:val="pt-BR"/>
         </w:rPr>
       </w:pPr>
+      <w:proofErr w:type="spellStart"/>
       <w:r>
         <w:rPr>
           <w:b w:val="0"/>
           <w:lang w:val="pt-BR"/>
         </w:rPr>
-        <w:t>UC 7. Gerir Participantes</w:t>
+        <w:t>UC</w:t>
+      </w:r>
+      <w:proofErr w:type="spellEnd"/>
+      <w:r>
+        <w:rPr>
+          <w:b w:val="0"/>
+          <w:lang w:val="pt-BR"/>
+        </w:rPr>
+        <w:t xml:space="preserve"> 7. Gerir Participantes</w:t>
       </w:r>
     </w:p>
     <w:tbl>
@@ -4291,8 +5385,16 @@
               <w:rPr>
                 <w:lang w:val="pt-BR"/>
               </w:rPr>
-              <w:t>A viagem existe e o utilizador é OWNER</w:t>
-            </w:r>
+              <w:t xml:space="preserve">A viagem existe e o utilizador é </w:t>
+            </w:r>
+            <w:proofErr w:type="spellStart"/>
+            <w:r>
+              <w:rPr>
+                <w:lang w:val="pt-BR"/>
+              </w:rPr>
+              <w:t>OWNER</w:t>
+            </w:r>
+            <w:proofErr w:type="spellEnd"/>
           </w:p>
         </w:tc>
       </w:tr>
@@ -4394,7 +5496,21 @@
                 <w:lang w:val="pt-BR"/>
               </w:rPr>
               <w:lastRenderedPageBreak/>
-              <w:t>O utilizador introduz o email do convidado;</w:t>
+              <w:t xml:space="preserve">O utilizador introduz o </w:t>
+            </w:r>
+            <w:proofErr w:type="spellStart"/>
+            <w:r>
+              <w:rPr>
+                <w:lang w:val="pt-BR"/>
+              </w:rPr>
+              <w:t>email</w:t>
+            </w:r>
+            <w:proofErr w:type="spellEnd"/>
+            <w:r>
+              <w:rPr>
+                <w:lang w:val="pt-BR"/>
+              </w:rPr>
+              <w:t xml:space="preserve"> do convidado;</w:t>
             </w:r>
           </w:p>
           <w:p>
@@ -4503,12 +5619,21 @@
           <w:lang w:val="pt-BR"/>
         </w:rPr>
       </w:pPr>
+      <w:proofErr w:type="spellStart"/>
       <w:r>
         <w:rPr>
           <w:b w:val="0"/>
           <w:lang w:val="pt-BR"/>
         </w:rPr>
-        <w:t>UC 8. Adicionar Locais</w:t>
+        <w:t>UC</w:t>
+      </w:r>
+      <w:proofErr w:type="spellEnd"/>
+      <w:r>
+        <w:rPr>
+          <w:b w:val="0"/>
+          <w:lang w:val="pt-BR"/>
+        </w:rPr>
+        <w:t xml:space="preserve"> 8. Adicionar Locais</w:t>
       </w:r>
     </w:p>
     <w:tbl>
@@ -4723,7 +5848,21 @@
               <w:rPr>
                 <w:lang w:val="pt-BR"/>
               </w:rPr>
-              <w:t>O utilizador introduz o email do convidado;</w:t>
+              <w:t xml:space="preserve">O utilizador introduz o </w:t>
+            </w:r>
+            <w:proofErr w:type="spellStart"/>
+            <w:r>
+              <w:rPr>
+                <w:lang w:val="pt-BR"/>
+              </w:rPr>
+              <w:t>email</w:t>
+            </w:r>
+            <w:proofErr w:type="spellEnd"/>
+            <w:r>
+              <w:rPr>
+                <w:lang w:val="pt-BR"/>
+              </w:rPr>
+              <w:t xml:space="preserve"> do convidado;</w:t>
             </w:r>
           </w:p>
           <w:p>
@@ -4844,12 +5983,21 @@
           <w:lang w:val="pt-BR"/>
         </w:rPr>
       </w:pPr>
+      <w:proofErr w:type="spellStart"/>
       <w:r>
         <w:rPr>
           <w:b w:val="0"/>
           <w:lang w:val="pt-BR"/>
         </w:rPr>
-        <w:t>UC 9. Tirar e Enviar Fotografia</w:t>
+        <w:t>UC</w:t>
+      </w:r>
+      <w:proofErr w:type="spellEnd"/>
+      <w:r>
+        <w:rPr>
+          <w:b w:val="0"/>
+          <w:lang w:val="pt-BR"/>
+        </w:rPr>
+        <w:t xml:space="preserve"> 9. Tirar e Enviar Fotografia</w:t>
       </w:r>
     </w:p>
     <w:tbl>
@@ -5070,7 +6218,21 @@
               <w:rPr>
                 <w:lang w:val="pt-BR"/>
               </w:rPr>
-              <w:t>O sistema abre a App da Câmera</w:t>
+              <w:t xml:space="preserve">O sistema abre a </w:t>
+            </w:r>
+            <w:proofErr w:type="spellStart"/>
+            <w:r>
+              <w:rPr>
+                <w:lang w:val="pt-BR"/>
+              </w:rPr>
+              <w:t>App</w:t>
+            </w:r>
+            <w:proofErr w:type="spellEnd"/>
+            <w:r>
+              <w:rPr>
+                <w:lang w:val="pt-BR"/>
+              </w:rPr>
+              <w:t xml:space="preserve"> da Câmera</w:t>
             </w:r>
             <w:r>
               <w:rPr>
@@ -5137,12 +6299,21 @@
           <w:lang w:val="pt-BR"/>
         </w:rPr>
       </w:pPr>
+      <w:proofErr w:type="spellStart"/>
       <w:r>
         <w:rPr>
           <w:b w:val="0"/>
           <w:lang w:val="pt-BR"/>
         </w:rPr>
-        <w:t>UC 10. Avaliar Local</w:t>
+        <w:t>UC</w:t>
+      </w:r>
+      <w:proofErr w:type="spellEnd"/>
+      <w:r>
+        <w:rPr>
+          <w:b w:val="0"/>
+          <w:lang w:val="pt-BR"/>
+        </w:rPr>
+        <w:t xml:space="preserve"> 10. Avaliar Local</w:t>
       </w:r>
     </w:p>
     <w:tbl>
@@ -5400,13 +6571,22 @@
           <w:lang w:val="pt-BR"/>
         </w:rPr>
       </w:pPr>
+      <w:proofErr w:type="spellStart"/>
       <w:r>
         <w:rPr>
           <w:b w:val="0"/>
           <w:lang w:val="pt-BR"/>
         </w:rPr>
         <w:lastRenderedPageBreak/>
-        <w:t>UC 11. Visualizar Mapa de Viagens</w:t>
+        <w:t>UC</w:t>
+      </w:r>
+      <w:proofErr w:type="spellEnd"/>
+      <w:r>
+        <w:rPr>
+          <w:b w:val="0"/>
+          <w:lang w:val="pt-BR"/>
+        </w:rPr>
+        <w:t xml:space="preserve"> 11. Visualizar Mapa de Viagens</w:t>
       </w:r>
     </w:p>
     <w:tbl>
@@ -5729,12 +6909,21 @@
           <w:lang w:val="pt-BR"/>
         </w:rPr>
       </w:pPr>
+      <w:proofErr w:type="spellStart"/>
       <w:r>
         <w:rPr>
           <w:b w:val="0"/>
           <w:lang w:val="pt-BR"/>
         </w:rPr>
-        <w:t>UC 12. Consultar Estatísticas da Viagem</w:t>
+        <w:t>UC</w:t>
+      </w:r>
+      <w:proofErr w:type="spellEnd"/>
+      <w:r>
+        <w:rPr>
+          <w:b w:val="0"/>
+          <w:lang w:val="pt-BR"/>
+        </w:rPr>
+        <w:t xml:space="preserve"> 12. Consultar Estatísticas da Viagem</w:t>
       </w:r>
     </w:p>
     <w:tbl>
@@ -6056,7 +7245,7 @@
     <w:p>
       <w:pPr>
         <w:pStyle w:val="p1a"/>
-        <w:ind w:left="360" w:firstLine="348"/>
+        <w:ind w:left="360"/>
         <w:rPr>
           <w:lang w:val="pt-BR"/>
         </w:rPr>
@@ -6101,44 +7290,52 @@
           <w:bCs/>
           <w:lang w:val="pt-BR"/>
         </w:rPr>
-        <w:t xml:space="preserve">Fluxograma </w:t>
-      </w:r>
-      <w:r>
-        <w:rPr>
-          <w:b/>
-          <w:bCs/>
-          <w:lang w:val="pt-BR"/>
-        </w:rPr>
-        <w:t xml:space="preserve">- </w:t>
-      </w:r>
-      <w:r>
-        <w:rPr>
-          <w:b/>
-          <w:bCs/>
-          <w:lang w:val="pt-BR"/>
-        </w:rPr>
-        <w:t xml:space="preserve">Criar Viagem </w:t>
+        <w:t xml:space="preserve">Fluxograma - Criar Viagem </w:t>
       </w:r>
     </w:p>
     <w:p>
       <w:pPr>
         <w:pStyle w:val="p1a"/>
-        <w:ind w:left="360" w:firstLine="348"/>
-        <w:rPr>
-          <w:lang w:val="pt-BR"/>
-        </w:rPr>
-      </w:pPr>
-      <w:r>
-        <w:rPr>
-          <w:lang w:val="pt-BR"/>
-        </w:rPr>
-        <w:t xml:space="preserve">O seguinte fluxograma ilustra a sequencia de interações do utilizador </w:t>
-      </w:r>
-      <w:r>
-        <w:rPr>
-          <w:lang w:val="pt-BR"/>
-        </w:rPr>
-        <w:t xml:space="preserve">para criar uma nova viagem na aplicação. Detalha desde a abertura da mesma até ao </w:t>
+        <w:ind w:left="360"/>
+        <w:rPr>
+          <w:lang w:val="pt-BR"/>
+        </w:rPr>
+      </w:pPr>
+      <w:r>
+        <w:rPr>
+          <w:lang w:val="pt-BR"/>
+        </w:rPr>
+        <w:t xml:space="preserve">O seguinte fluxograma ilustra a </w:t>
+      </w:r>
+      <w:r>
+        <w:rPr>
+          <w:lang w:val="pt-BR"/>
+        </w:rPr>
+        <w:t>sequência</w:t>
+      </w:r>
+      <w:r>
+        <w:rPr>
+          <w:lang w:val="pt-BR"/>
+        </w:rPr>
+        <w:t xml:space="preserve"> de interações do utilizador </w:t>
+      </w:r>
+      <w:r>
+        <w:rPr>
+          <w:lang w:val="pt-BR"/>
+        </w:rPr>
+        <w:t xml:space="preserve">para criar uma nova viagem na aplicação. Detalha desde a abertura da </w:t>
+      </w:r>
+      <w:r>
+        <w:rPr>
+          <w:lang w:val="pt-BR"/>
+        </w:rPr>
+        <w:t>aplicação</w:t>
+      </w:r>
+      <w:r>
+        <w:rPr>
+          <w:lang w:val="pt-BR"/>
+        </w:rPr>
+        <w:t xml:space="preserve"> até ao </w:t>
       </w:r>
       <w:r>
         <w:rPr>
@@ -6150,25 +7347,40 @@
         <w:rPr>
           <w:lang w:val="pt-BR"/>
         </w:rPr>
-        <w:t>ltimo passo de guardar a viagem pretendida</w:t>
-      </w:r>
-    </w:p>
-    <w:p>
-      <w:pPr>
-        <w:rPr>
-          <w:lang w:val="pt-BR"/>
-        </w:rPr>
-      </w:pPr>
-    </w:p>
-    <w:p>
-      <w:pPr>
-        <w:rPr>
-          <w:lang w:val="pt-BR"/>
-        </w:rPr>
-      </w:pPr>
-    </w:p>
-    <w:p>
-      <w:pPr>
+        <w:t>ltimo passo para</w:t>
+      </w:r>
+      <w:r>
+        <w:rPr>
+          <w:lang w:val="pt-BR"/>
+        </w:rPr>
+        <w:t xml:space="preserve"> guardar </w:t>
+      </w:r>
+      <w:r>
+        <w:rPr>
+          <w:lang w:val="pt-BR"/>
+        </w:rPr>
+        <w:t>uma viagem.</w:t>
+      </w:r>
+    </w:p>
+    <w:p>
+      <w:pPr>
+        <w:ind w:firstLine="0"/>
+        <w:rPr>
+          <w:lang w:val="pt-BR"/>
+        </w:rPr>
+      </w:pPr>
+    </w:p>
+    <w:p>
+      <w:pPr>
+        <w:rPr>
+          <w:lang w:val="pt-BR"/>
+        </w:rPr>
+      </w:pPr>
+    </w:p>
+    <w:p>
+      <w:pPr>
+        <w:keepNext/>
+        <w:jc w:val="center"/>
         <w:rPr>
           <w:lang w:val="pt-BR"/>
         </w:rPr>
@@ -6176,7 +7388,7 @@
       <w:r>
         <w:rPr>
           <w:noProof/>
-          <w:lang w:val="pt-BR"/>
+          <w:lang w:val="pt-BR" w:eastAsia="pt-PT"/>
         </w:rPr>
         <w:drawing>
           <wp:inline distT="0" distB="0" distL="0" distR="0" wp14:anchorId="704B04FA" wp14:editId="6F04E57C">
@@ -6223,6 +7435,82 @@
     </w:p>
     <w:p>
       <w:pPr>
+        <w:pStyle w:val="Legenda"/>
+        <w:jc w:val="center"/>
+        <w:rPr>
+          <w:b w:val="0"/>
+          <w:sz w:val="18"/>
+          <w:szCs w:val="18"/>
+          <w:lang w:val="pt-BR"/>
+        </w:rPr>
+      </w:pPr>
+      <w:r>
+        <w:rPr>
+          <w:b w:val="0"/>
+          <w:sz w:val="18"/>
+          <w:szCs w:val="18"/>
+          <w:lang w:val="pt-BR"/>
+        </w:rPr>
+        <w:t xml:space="preserve">Fig.  </w:t>
+      </w:r>
+      <w:r>
+        <w:rPr>
+          <w:b w:val="0"/>
+          <w:sz w:val="18"/>
+          <w:szCs w:val="18"/>
+          <w:lang w:val="pt-BR"/>
+        </w:rPr>
+        <w:fldChar w:fldCharType="begin"/>
+      </w:r>
+      <w:r>
+        <w:rPr>
+          <w:b w:val="0"/>
+          <w:sz w:val="18"/>
+          <w:szCs w:val="18"/>
+          <w:lang w:val="pt-BR"/>
+        </w:rPr>
+        <w:instrText xml:space="preserve"> SEQ Fig._ \* ARABIC </w:instrText>
+      </w:r>
+      <w:r>
+        <w:rPr>
+          <w:b w:val="0"/>
+          <w:sz w:val="18"/>
+          <w:szCs w:val="18"/>
+          <w:lang w:val="pt-BR"/>
+        </w:rPr>
+        <w:fldChar w:fldCharType="separate"/>
+      </w:r>
+      <w:r>
+        <w:rPr>
+          <w:b w:val="0"/>
+          <w:noProof/>
+          <w:sz w:val="18"/>
+          <w:szCs w:val="18"/>
+          <w:lang w:val="pt-BR"/>
+        </w:rPr>
+        <w:t>2</w:t>
+      </w:r>
+      <w:r>
+        <w:rPr>
+          <w:b w:val="0"/>
+          <w:sz w:val="18"/>
+          <w:szCs w:val="18"/>
+          <w:lang w:val="pt-BR"/>
+        </w:rPr>
+        <w:fldChar w:fldCharType="end"/>
+      </w:r>
+      <w:r>
+        <w:rPr>
+          <w:b w:val="0"/>
+          <w:sz w:val="18"/>
+          <w:szCs w:val="18"/>
+          <w:lang w:val="pt-BR"/>
+        </w:rPr>
+        <w:t>. Fluxograma que será utilizado no desenvolvimento da aplicação para criar uma nova viagem</w:t>
+      </w:r>
+    </w:p>
+    <w:p>
+      <w:pPr>
         <w:ind w:firstLine="0"/>
         <w:rPr>
           <w:lang w:val="pt-BR"/>
@@ -6252,7 +7540,6 @@
           <w:bCs/>
           <w:lang w:val="pt-BR"/>
         </w:rPr>
-        <w:lastRenderedPageBreak/>
         <w:t xml:space="preserve">5.1.2.2  </w:t>
       </w:r>
       <w:r>
@@ -6269,12 +7556,20 @@
           <w:bCs/>
           <w:lang w:val="pt-BR"/>
         </w:rPr>
-        <w:t>Fluxograma - Criar Local Visitado</w:t>
-      </w:r>
-    </w:p>
-    <w:p>
-      <w:pPr>
-        <w:ind w:left="227" w:firstLine="481"/>
+        <w:t>Fluxograma - Registar</w:t>
+      </w:r>
+      <w:r>
+        <w:rPr>
+          <w:b/>
+          <w:bCs/>
+          <w:lang w:val="pt-BR"/>
+        </w:rPr>
+        <w:t xml:space="preserve"> Local Visitado</w:t>
+      </w:r>
+    </w:p>
+    <w:p>
+      <w:pPr>
+        <w:ind w:left="227" w:firstLine="0"/>
         <w:rPr>
           <w:noProof/>
           <w:lang w:val="pt-BR"/>
@@ -6315,7 +7610,7 @@
           <w:lang w:val="pt-BR" w:eastAsia="pt-PT"/>
         </w:rPr>
         <w:drawing>
-          <wp:anchor distT="0" distB="0" distL="114300" distR="114300" simplePos="0" relativeHeight="251658240" behindDoc="1" locked="0" layoutInCell="1" allowOverlap="1" wp14:anchorId="50858877" wp14:editId="25CD5379">
+          <wp:anchor distT="0" distB="0" distL="114300" distR="114300" simplePos="0" relativeHeight="251658240" behindDoc="1" locked="0" layoutInCell="1" allowOverlap="1" wp14:anchorId="50858877" wp14:editId="7B8DF9AE">
             <wp:simplePos x="0" y="0"/>
             <wp:positionH relativeFrom="column">
               <wp:posOffset>1032151</wp:posOffset>
@@ -6549,13 +7844,7 @@
         <w:rPr>
           <w:lang w:val="pt-BR"/>
         </w:rPr>
-        <w:t xml:space="preserve"> </w:t>
-      </w:r>
-      <w:r>
-        <w:rPr>
-          <w:lang w:val="pt-BR"/>
-        </w:rPr>
-        <w:t xml:space="preserve">     </w:t>
+        <w:t xml:space="preserve">      </w:t>
       </w:r>
     </w:p>
     <w:p>
@@ -6613,14 +7902,469 @@
           <w:lang w:val="pt-BR"/>
         </w:rPr>
       </w:pPr>
-    </w:p>
-    <w:p>
-      <w:pPr>
-        <w:ind w:left="227" w:firstLine="481"/>
-        <w:rPr>
-          <w:lang w:val="pt-BR"/>
-        </w:rPr>
-      </w:pPr>
+      <w:r>
+        <w:rPr>
+          <w:noProof/>
+          <w:lang w:val="pt-BR"/>
+        </w:rPr>
+        <mc:AlternateContent>
+          <mc:Choice Requires="wps">
+            <w:drawing>
+              <wp:anchor distT="0" distB="0" distL="114300" distR="114300" simplePos="0" relativeHeight="251661312" behindDoc="1" locked="0" layoutInCell="1" allowOverlap="1" wp14:anchorId="4E3ED596" wp14:editId="41F102D4">
+                <wp:simplePos x="0" y="0"/>
+                <wp:positionH relativeFrom="margin">
+                  <wp:align>right</wp:align>
+                </wp:positionH>
+                <wp:positionV relativeFrom="paragraph">
+                  <wp:posOffset>1506855</wp:posOffset>
+                </wp:positionV>
+                <wp:extent cx="4389120" cy="635"/>
+                <wp:effectExtent l="0" t="0" r="0" b="3810"/>
+                <wp:wrapNone/>
+                <wp:docPr id="2" name="Caixa de texto 2"/>
+                <wp:cNvGraphicFramePr/>
+                <a:graphic xmlns:a="http://schemas.openxmlformats.org/drawingml/2006/main">
+                  <a:graphicData uri="http://schemas.microsoft.com/office/word/2010/wordprocessingShape">
+                    <wps:wsp>
+                      <wps:cNvSpPr txBox="1"/>
+                      <wps:spPr>
+                        <a:xfrm>
+                          <a:off x="0" y="0"/>
+                          <a:ext cx="4389120" cy="635"/>
+                        </a:xfrm>
+                        <a:prstGeom prst="rect">
+                          <a:avLst/>
+                        </a:prstGeom>
+                        <a:solidFill>
+                          <a:prstClr val="white"/>
+                        </a:solidFill>
+                        <a:ln>
+                          <a:noFill/>
+                        </a:ln>
+                        <a:effectLst/>
+                      </wps:spPr>
+                      <wps:txbx>
+                        <w:txbxContent>
+                          <w:p>
+                            <w:pPr>
+                              <w:pStyle w:val="Legenda"/>
+                              <w:jc w:val="center"/>
+                              <w:rPr>
+                                <w:noProof/>
+                                <w:lang w:val="pt-BR"/>
+                              </w:rPr>
+                            </w:pPr>
+                            <w:r>
+                              <w:rPr>
+                                <w:b w:val="0"/>
+                                <w:sz w:val="18"/>
+                                <w:szCs w:val="18"/>
+                              </w:rPr>
+                              <w:t xml:space="preserve">Fig.  </w:t>
+                            </w:r>
+                            <w:r>
+                              <w:rPr>
+                                <w:b w:val="0"/>
+                                <w:sz w:val="18"/>
+                                <w:szCs w:val="18"/>
+                              </w:rPr>
+                              <w:fldChar w:fldCharType="begin"/>
+                            </w:r>
+                            <w:r>
+                              <w:rPr>
+                                <w:b w:val="0"/>
+                                <w:sz w:val="18"/>
+                                <w:szCs w:val="18"/>
+                              </w:rPr>
+                              <w:instrText xml:space="preserve"> SEQ Fig._ \* ARABIC </w:instrText>
+                            </w:r>
+                            <w:r>
+                              <w:rPr>
+                                <w:b w:val="0"/>
+                                <w:sz w:val="18"/>
+                                <w:szCs w:val="18"/>
+                              </w:rPr>
+                              <w:fldChar w:fldCharType="separate"/>
+                            </w:r>
+                            <w:r>
+                              <w:rPr>
+                                <w:b w:val="0"/>
+                                <w:noProof/>
+                                <w:sz w:val="18"/>
+                                <w:szCs w:val="18"/>
+                              </w:rPr>
+                              <w:t>3</w:t>
+                            </w:r>
+                            <w:r>
+                              <w:rPr>
+                                <w:b w:val="0"/>
+                                <w:sz w:val="18"/>
+                                <w:szCs w:val="18"/>
+                              </w:rPr>
+                              <w:fldChar w:fldCharType="end"/>
+                            </w:r>
+                            <w:r>
+                              <w:rPr>
+                                <w:b w:val="0"/>
+                                <w:sz w:val="18"/>
+                                <w:szCs w:val="18"/>
+                              </w:rPr>
+                              <w:t xml:space="preserve">. </w:t>
+                            </w:r>
+                            <w:proofErr w:type="spellStart"/>
+                            <w:r>
+                              <w:rPr>
+                                <w:b w:val="0"/>
+                                <w:sz w:val="18"/>
+                                <w:szCs w:val="18"/>
+                              </w:rPr>
+                              <w:t>Fluxograma</w:t>
+                            </w:r>
+                            <w:proofErr w:type="spellEnd"/>
+                            <w:r>
+                              <w:rPr>
+                                <w:b w:val="0"/>
+                                <w:sz w:val="18"/>
+                                <w:szCs w:val="18"/>
+                              </w:rPr>
+                              <w:t xml:space="preserve"> que </w:t>
+                            </w:r>
+                            <w:proofErr w:type="spellStart"/>
+                            <w:r>
+                              <w:rPr>
+                                <w:b w:val="0"/>
+                                <w:sz w:val="18"/>
+                                <w:szCs w:val="18"/>
+                              </w:rPr>
+                              <w:t>será</w:t>
+                            </w:r>
+                            <w:proofErr w:type="spellEnd"/>
+                            <w:r>
+                              <w:rPr>
+                                <w:b w:val="0"/>
+                                <w:sz w:val="18"/>
+                                <w:szCs w:val="18"/>
+                              </w:rPr>
+                              <w:t xml:space="preserve"> </w:t>
+                            </w:r>
+                            <w:proofErr w:type="spellStart"/>
+                            <w:r>
+                              <w:rPr>
+                                <w:b w:val="0"/>
+                                <w:sz w:val="18"/>
+                                <w:szCs w:val="18"/>
+                              </w:rPr>
+                              <w:t>utilizado</w:t>
+                            </w:r>
+                            <w:proofErr w:type="spellEnd"/>
+                            <w:r>
+                              <w:rPr>
+                                <w:b w:val="0"/>
+                                <w:sz w:val="18"/>
+                                <w:szCs w:val="18"/>
+                              </w:rPr>
+                              <w:t xml:space="preserve"> no </w:t>
+                            </w:r>
+                            <w:proofErr w:type="spellStart"/>
+                            <w:r>
+                              <w:rPr>
+                                <w:b w:val="0"/>
+                                <w:sz w:val="18"/>
+                                <w:szCs w:val="18"/>
+                              </w:rPr>
+                              <w:t>desenvolvimento</w:t>
+                            </w:r>
+                            <w:proofErr w:type="spellEnd"/>
+                            <w:r>
+                              <w:rPr>
+                                <w:b w:val="0"/>
+                                <w:sz w:val="18"/>
+                                <w:szCs w:val="18"/>
+                              </w:rPr>
+                              <w:t xml:space="preserve"> da </w:t>
+                            </w:r>
+                            <w:proofErr w:type="spellStart"/>
+                            <w:r>
+                              <w:rPr>
+                                <w:b w:val="0"/>
+                                <w:sz w:val="18"/>
+                                <w:szCs w:val="18"/>
+                              </w:rPr>
+                              <w:t>apli</w:t>
+                            </w:r>
+                            <w:r>
+                              <w:rPr>
+                                <w:b w:val="0"/>
+                                <w:sz w:val="18"/>
+                                <w:szCs w:val="18"/>
+                              </w:rPr>
+                              <w:t>cação</w:t>
+                            </w:r>
+                            <w:proofErr w:type="spellEnd"/>
+                            <w:r>
+                              <w:rPr>
+                                <w:b w:val="0"/>
+                                <w:sz w:val="18"/>
+                                <w:szCs w:val="18"/>
+                              </w:rPr>
+                              <w:t xml:space="preserve"> para </w:t>
+                            </w:r>
+                            <w:proofErr w:type="spellStart"/>
+                            <w:r>
+                              <w:rPr>
+                                <w:b w:val="0"/>
+                                <w:sz w:val="18"/>
+                                <w:szCs w:val="18"/>
+                              </w:rPr>
+                              <w:t>registar</w:t>
+                            </w:r>
+                            <w:proofErr w:type="spellEnd"/>
+                            <w:r>
+                              <w:rPr>
+                                <w:b w:val="0"/>
+                                <w:sz w:val="18"/>
+                                <w:szCs w:val="18"/>
+                              </w:rPr>
+                              <w:t xml:space="preserve"> um novo local </w:t>
+                            </w:r>
+                            <w:proofErr w:type="spellStart"/>
+                            <w:r>
+                              <w:rPr>
+                                <w:b w:val="0"/>
+                                <w:sz w:val="18"/>
+                                <w:szCs w:val="18"/>
+                              </w:rPr>
+                              <w:t>visitado</w:t>
+                            </w:r>
+                            <w:proofErr w:type="spellEnd"/>
+                          </w:p>
+                        </w:txbxContent>
+                      </wps:txbx>
+                      <wps:bodyPr rot="0" spcFirstLastPara="0" vertOverflow="overflow" horzOverflow="overflow" vert="horz" wrap="square" lIns="0" tIns="0" rIns="0" bIns="0" numCol="1" spcCol="0" rtlCol="0" fromWordArt="0" anchor="t" anchorCtr="0" forceAA="0" compatLnSpc="1">
+                        <a:prstTxWarp prst="textNoShape">
+                          <a:avLst/>
+                        </a:prstTxWarp>
+                        <a:spAutoFit/>
+                      </wps:bodyPr>
+                    </wps:wsp>
+                  </a:graphicData>
+                </a:graphic>
+                <wp14:sizeRelH relativeFrom="margin">
+                  <wp14:pctWidth>0</wp14:pctWidth>
+                </wp14:sizeRelH>
+              </wp:anchor>
+            </w:drawing>
+          </mc:Choice>
+          <mc:Fallback>
+            <w:pict>
+              <v:shapetype w14:anchorId="4E3ED596" id="_x0000_t202" coordsize="21600,21600" o:spt="202" path="m,l,21600r21600,l21600,xe">
+                <v:stroke joinstyle="miter"/>
+                <v:path gradientshapeok="t" o:connecttype="rect"/>
+              </v:shapetype>
+              <v:shape id="Caixa de texto 2" o:spid="_x0000_s1026" type="#_x0000_t202" style="position:absolute;left:0;text-align:left;margin-left:294.4pt;margin-top:118.65pt;width:345.6pt;height:.05pt;z-index:-251655168;visibility:visible;mso-wrap-style:square;mso-width-percent:0;mso-wrap-distance-left:9pt;mso-wrap-distance-top:0;mso-wrap-distance-right:9pt;mso-wrap-distance-bottom:0;mso-position-horizontal:right;mso-position-horizontal-relative:margin;mso-position-vertical:absolute;mso-position-vertical-relative:text;mso-width-percent:0;mso-width-relative:margin;v-text-anchor:top" o:gfxdata="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" stroked="f">
+                <v:textbox style="mso-fit-shape-to-text:t" inset="0,0,0,0">
+                  <w:txbxContent>
+                    <w:p>
+                      <w:pPr>
+                        <w:pStyle w:val="Legenda"/>
+                        <w:jc w:val="center"/>
+                        <w:rPr>
+                          <w:noProof/>
+                          <w:lang w:val="pt-BR"/>
+                        </w:rPr>
+                      </w:pPr>
+                      <w:r>
+                        <w:rPr>
+                          <w:b w:val="0"/>
+                          <w:sz w:val="18"/>
+                          <w:szCs w:val="18"/>
+                        </w:rPr>
+                        <w:t xml:space="preserve">Fig.  </w:t>
+                      </w:r>
+                      <w:r>
+                        <w:rPr>
+                          <w:b w:val="0"/>
+                          <w:sz w:val="18"/>
+                          <w:szCs w:val="18"/>
+                        </w:rPr>
+                        <w:fldChar w:fldCharType="begin"/>
+                      </w:r>
+                      <w:r>
+                        <w:rPr>
+                          <w:b w:val="0"/>
+                          <w:sz w:val="18"/>
+                          <w:szCs w:val="18"/>
+                        </w:rPr>
+                        <w:instrText xml:space="preserve"> SEQ Fig._ \* ARABIC </w:instrText>
+                      </w:r>
+                      <w:r>
+                        <w:rPr>
+                          <w:b w:val="0"/>
+                          <w:sz w:val="18"/>
+                          <w:szCs w:val="18"/>
+                        </w:rPr>
+                        <w:fldChar w:fldCharType="separate"/>
+                      </w:r>
+                      <w:r>
+                        <w:rPr>
+                          <w:b w:val="0"/>
+                          <w:noProof/>
+                          <w:sz w:val="18"/>
+                          <w:szCs w:val="18"/>
+                        </w:rPr>
+                        <w:t>3</w:t>
+                      </w:r>
+                      <w:r>
+                        <w:rPr>
+                          <w:b w:val="0"/>
+                          <w:sz w:val="18"/>
+                          <w:szCs w:val="18"/>
+                        </w:rPr>
+                        <w:fldChar w:fldCharType="end"/>
+                      </w:r>
+                      <w:r>
+                        <w:rPr>
+                          <w:b w:val="0"/>
+                          <w:sz w:val="18"/>
+                          <w:szCs w:val="18"/>
+                        </w:rPr>
+                        <w:t xml:space="preserve">. </w:t>
+                      </w:r>
+                      <w:proofErr w:type="spellStart"/>
+                      <w:r>
+                        <w:rPr>
+                          <w:b w:val="0"/>
+                          <w:sz w:val="18"/>
+                          <w:szCs w:val="18"/>
+                        </w:rPr>
+                        <w:t>Fluxograma</w:t>
+                      </w:r>
+                      <w:proofErr w:type="spellEnd"/>
+                      <w:r>
+                        <w:rPr>
+                          <w:b w:val="0"/>
+                          <w:sz w:val="18"/>
+                          <w:szCs w:val="18"/>
+                        </w:rPr>
+                        <w:t xml:space="preserve"> que </w:t>
+                      </w:r>
+                      <w:proofErr w:type="spellStart"/>
+                      <w:r>
+                        <w:rPr>
+                          <w:b w:val="0"/>
+                          <w:sz w:val="18"/>
+                          <w:szCs w:val="18"/>
+                        </w:rPr>
+                        <w:t>será</w:t>
+                      </w:r>
+                      <w:proofErr w:type="spellEnd"/>
+                      <w:r>
+                        <w:rPr>
+                          <w:b w:val="0"/>
+                          <w:sz w:val="18"/>
+                          <w:szCs w:val="18"/>
+                        </w:rPr>
+                        <w:t xml:space="preserve"> </w:t>
+                      </w:r>
+                      <w:proofErr w:type="spellStart"/>
+                      <w:r>
+                        <w:rPr>
+                          <w:b w:val="0"/>
+                          <w:sz w:val="18"/>
+                          <w:szCs w:val="18"/>
+                        </w:rPr>
+                        <w:t>utilizado</w:t>
+                      </w:r>
+                      <w:proofErr w:type="spellEnd"/>
+                      <w:r>
+                        <w:rPr>
+                          <w:b w:val="0"/>
+                          <w:sz w:val="18"/>
+                          <w:szCs w:val="18"/>
+                        </w:rPr>
+                        <w:t xml:space="preserve"> no </w:t>
+                      </w:r>
+                      <w:proofErr w:type="spellStart"/>
+                      <w:r>
+                        <w:rPr>
+                          <w:b w:val="0"/>
+                          <w:sz w:val="18"/>
+                          <w:szCs w:val="18"/>
+                        </w:rPr>
+                        <w:t>desenvolvimento</w:t>
+                      </w:r>
+                      <w:proofErr w:type="spellEnd"/>
+                      <w:r>
+                        <w:rPr>
+                          <w:b w:val="0"/>
+                          <w:sz w:val="18"/>
+                          <w:szCs w:val="18"/>
+                        </w:rPr>
+                        <w:t xml:space="preserve"> da </w:t>
+                      </w:r>
+                      <w:proofErr w:type="spellStart"/>
+                      <w:r>
+                        <w:rPr>
+                          <w:b w:val="0"/>
+                          <w:sz w:val="18"/>
+                          <w:szCs w:val="18"/>
+                        </w:rPr>
+                        <w:t>apli</w:t>
+                      </w:r>
+                      <w:r>
+                        <w:rPr>
+                          <w:b w:val="0"/>
+                          <w:sz w:val="18"/>
+                          <w:szCs w:val="18"/>
+                        </w:rPr>
+                        <w:t>cação</w:t>
+                      </w:r>
+                      <w:proofErr w:type="spellEnd"/>
+                      <w:r>
+                        <w:rPr>
+                          <w:b w:val="0"/>
+                          <w:sz w:val="18"/>
+                          <w:szCs w:val="18"/>
+                        </w:rPr>
+                        <w:t xml:space="preserve"> para </w:t>
+                      </w:r>
+                      <w:proofErr w:type="spellStart"/>
+                      <w:r>
+                        <w:rPr>
+                          <w:b w:val="0"/>
+                          <w:sz w:val="18"/>
+                          <w:szCs w:val="18"/>
+                        </w:rPr>
+                        <w:t>registar</w:t>
+                      </w:r>
+                      <w:proofErr w:type="spellEnd"/>
+                      <w:r>
+                        <w:rPr>
+                          <w:b w:val="0"/>
+                          <w:sz w:val="18"/>
+                          <w:szCs w:val="18"/>
+                        </w:rPr>
+                        <w:t xml:space="preserve"> um novo local </w:t>
+                      </w:r>
+                      <w:proofErr w:type="spellStart"/>
+                      <w:r>
+                        <w:rPr>
+                          <w:b w:val="0"/>
+                          <w:sz w:val="18"/>
+                          <w:szCs w:val="18"/>
+                        </w:rPr>
+                        <w:t>visitado</w:t>
+                      </w:r>
+                      <w:proofErr w:type="spellEnd"/>
+                    </w:p>
+                  </w:txbxContent>
+                </v:textbox>
+                <w10:wrap anchorx="margin"/>
+              </v:shape>
+            </w:pict>
+          </mc:Fallback>
+        </mc:AlternateContent>
+      </w:r>
     </w:p>
     <w:p>
       <w:pPr>
@@ -6644,8 +8388,7 @@
           <w:bCs/>
           <w:lang w:val="pt-BR"/>
         </w:rPr>
-        <w:lastRenderedPageBreak/>
-        <w:t>5.1.2.</w:t>
+        <w:t xml:space="preserve">5.1.2.3      Fluxograma – Consultar Detalhes </w:t>
       </w:r>
       <w:r>
         <w:rPr>
@@ -6653,7 +8396,7 @@
           <w:bCs/>
           <w:lang w:val="pt-BR"/>
         </w:rPr>
-        <w:t>3</w:t>
+        <w:t>de u</w:t>
       </w:r>
       <w:r>
         <w:rPr>
@@ -6661,7 +8404,7 @@
           <w:bCs/>
           <w:lang w:val="pt-BR"/>
         </w:rPr>
-        <w:t xml:space="preserve">  </w:t>
+        <w:t>ma</w:t>
       </w:r>
       <w:r>
         <w:rPr>
@@ -6669,7 +8412,7 @@
           <w:bCs/>
           <w:lang w:val="pt-BR"/>
         </w:rPr>
-        <w:t xml:space="preserve">    </w:t>
+        <w:t xml:space="preserve"> Viagem</w:t>
       </w:r>
       <w:r>
         <w:rPr>
@@ -6677,55 +8420,40 @@
           <w:bCs/>
           <w:lang w:val="pt-BR"/>
         </w:rPr>
-        <w:t xml:space="preserve">Fluxograma </w:t>
-      </w:r>
-      <w:r>
-        <w:rPr>
-          <w:b/>
-          <w:bCs/>
-          <w:lang w:val="pt-BR"/>
-        </w:rPr>
-        <w:t>–</w:t>
-      </w:r>
-      <w:r>
-        <w:rPr>
-          <w:b/>
-          <w:bCs/>
-          <w:lang w:val="pt-BR"/>
-        </w:rPr>
-        <w:t xml:space="preserve"> </w:t>
-      </w:r>
-      <w:r>
-        <w:rPr>
-          <w:b/>
-          <w:bCs/>
-          <w:lang w:val="pt-BR"/>
-        </w:rPr>
-        <w:t xml:space="preserve">Consultar Detalhes </w:t>
-      </w:r>
-      <w:r>
-        <w:rPr>
-          <w:b/>
-          <w:bCs/>
-          <w:lang w:val="pt-BR"/>
-        </w:rPr>
-        <w:t>De Uma</w:t>
-      </w:r>
-      <w:r>
-        <w:rPr>
-          <w:b/>
-          <w:bCs/>
-          <w:lang w:val="pt-BR"/>
-        </w:rPr>
-        <w:t xml:space="preserve"> Viagem</w:t>
-      </w:r>
-      <w:r>
-        <w:rPr>
-          <w:b/>
-          <w:bCs/>
-          <w:lang w:val="pt-BR"/>
-        </w:rPr>
-        <w:t xml:space="preserve"> Criada</w:t>
+        <w:t xml:space="preserve"> Existente</w:t>
+      </w:r>
+    </w:p>
+    <w:p>
+      <w:pPr>
+        <w:ind w:left="227" w:firstLine="0"/>
+        <w:rPr>
+          <w:noProof/>
+          <w:lang w:val="pt-BR"/>
+        </w:rPr>
+      </w:pPr>
+      <w:r>
+        <w:rPr>
+          <w:lang w:val="pt-BR"/>
+        </w:rPr>
+        <w:t>O seguinte fluxograma ilustra a sequência das interações do utilizador para consultar os detalhes de uma viagem já criada</w:t>
+      </w:r>
+      <w:r>
+        <w:rPr>
+          <w:lang w:val="pt-BR"/>
+        </w:rPr>
+        <w:t>. Detalha desde a seleção de uma viagem na lista “</w:t>
+      </w:r>
+      <w:r>
+        <w:rPr>
+          <w:lang w:val="pt-BR"/>
+        </w:rPr>
+        <w:t>Minhas V</w:t>
+      </w:r>
+      <w:r>
+        <w:rPr>
+          <w:lang w:val="pt-BR"/>
+        </w:rPr>
+        <w:t>iagens” até à consulta da informação da viagem escolhida.</w:t>
       </w:r>
     </w:p>
     <w:p>
@@ -6736,77 +8464,600 @@
           <w:lang w:val="pt-BR"/>
         </w:rPr>
       </w:pPr>
-      <w:r>
-        <w:rPr>
-          <w:lang w:val="pt-BR"/>
-        </w:rPr>
-        <w:t xml:space="preserve">O seguinte fluxograma ilustra a sequência das interações do utilizador </w:t>
-      </w:r>
-      <w:r>
-        <w:rPr>
-          <w:lang w:val="pt-BR"/>
-        </w:rPr>
-        <w:t>para consultar os detalhes de uma viagem já criada</w:t>
-      </w:r>
-      <w:r>
-        <w:rPr>
-          <w:lang w:val="pt-BR"/>
-        </w:rPr>
-        <w:t xml:space="preserve">. </w:t>
-      </w:r>
-      <w:r>
-        <w:t xml:space="preserve">Detalha desde a seleção de uma viagem na lista </w:t>
-      </w:r>
-      <w:r>
-        <w:t>“</w:t>
-      </w:r>
-      <w:r>
-        <w:t>Minhas viagens</w:t>
-      </w:r>
-      <w:r>
-        <w:t>”</w:t>
-      </w:r>
-      <w:r>
-        <w:t xml:space="preserve"> até à consulta da informação da viagem escolhida.</w:t>
-      </w:r>
-      <w:r>
+    </w:p>
+    <w:p>
+      <w:pPr>
+        <w:ind w:left="227" w:firstLine="481"/>
         <w:rPr>
           <w:noProof/>
           <w:lang w:val="pt-BR"/>
         </w:rPr>
-        <w:t xml:space="preserve"> </w:t>
-      </w:r>
-    </w:p>
-    <w:p>
-      <w:pPr>
-        <w:ind w:left="227" w:firstLine="481"/>
+      </w:pPr>
+      <w:r>
         <w:rPr>
           <w:noProof/>
           <w:lang w:val="pt-BR"/>
         </w:rPr>
-      </w:pPr>
-    </w:p>
-    <w:p>
-      <w:pPr>
-        <w:ind w:left="227" w:firstLine="481"/>
+        <mc:AlternateContent>
+          <mc:Choice Requires="wps">
+            <w:drawing>
+              <wp:anchor distT="0" distB="0" distL="114300" distR="114300" simplePos="0" relativeHeight="251663360" behindDoc="0" locked="0" layoutInCell="1" allowOverlap="1" wp14:anchorId="7217225F" wp14:editId="3BEA0589">
+                <wp:simplePos x="0" y="0"/>
+                <wp:positionH relativeFrom="column">
+                  <wp:posOffset>-97155</wp:posOffset>
+                </wp:positionH>
+                <wp:positionV relativeFrom="paragraph">
+                  <wp:posOffset>4344670</wp:posOffset>
+                </wp:positionV>
+                <wp:extent cx="5438775" cy="635"/>
+                <wp:effectExtent l="0" t="0" r="0" b="0"/>
+                <wp:wrapNone/>
+                <wp:docPr id="3" name="Caixa de texto 3"/>
+                <wp:cNvGraphicFramePr/>
+                <a:graphic xmlns:a="http://schemas.openxmlformats.org/drawingml/2006/main">
+                  <a:graphicData uri="http://schemas.microsoft.com/office/word/2010/wordprocessingShape">
+                    <wps:wsp>
+                      <wps:cNvSpPr txBox="1"/>
+                      <wps:spPr>
+                        <a:xfrm>
+                          <a:off x="0" y="0"/>
+                          <a:ext cx="5438775" cy="635"/>
+                        </a:xfrm>
+                        <a:prstGeom prst="rect">
+                          <a:avLst/>
+                        </a:prstGeom>
+                        <a:solidFill>
+                          <a:prstClr val="white"/>
+                        </a:solidFill>
+                        <a:ln>
+                          <a:noFill/>
+                        </a:ln>
+                        <a:effectLst/>
+                      </wps:spPr>
+                      <wps:txbx>
+                        <w:txbxContent>
+                          <w:p>
+                            <w:pPr>
+                              <w:pStyle w:val="Legenda"/>
+                              <w:jc w:val="center"/>
+                              <w:rPr>
+                                <w:noProof/>
+                                <w:sz w:val="18"/>
+                                <w:szCs w:val="18"/>
+                                <w:lang w:val="pt-BR"/>
+                              </w:rPr>
+                            </w:pPr>
+                            <w:r>
+                              <w:rPr>
+                                <w:b w:val="0"/>
+                                <w:sz w:val="18"/>
+                                <w:szCs w:val="18"/>
+                              </w:rPr>
+                              <w:t xml:space="preserve">Fig.  </w:t>
+                            </w:r>
+                            <w:r>
+                              <w:rPr>
+                                <w:b w:val="0"/>
+                                <w:sz w:val="18"/>
+                                <w:szCs w:val="18"/>
+                              </w:rPr>
+                              <w:fldChar w:fldCharType="begin"/>
+                            </w:r>
+                            <w:r>
+                              <w:rPr>
+                                <w:b w:val="0"/>
+                                <w:sz w:val="18"/>
+                                <w:szCs w:val="18"/>
+                              </w:rPr>
+                              <w:instrText xml:space="preserve"> SEQ Fig._ \* ARABIC </w:instrText>
+                            </w:r>
+                            <w:r>
+                              <w:rPr>
+                                <w:b w:val="0"/>
+                                <w:sz w:val="18"/>
+                                <w:szCs w:val="18"/>
+                              </w:rPr>
+                              <w:fldChar w:fldCharType="separate"/>
+                            </w:r>
+                            <w:r>
+                              <w:rPr>
+                                <w:b w:val="0"/>
+                                <w:noProof/>
+                                <w:sz w:val="18"/>
+                                <w:szCs w:val="18"/>
+                              </w:rPr>
+                              <w:t>4</w:t>
+                            </w:r>
+                            <w:r>
+                              <w:rPr>
+                                <w:b w:val="0"/>
+                                <w:sz w:val="18"/>
+                                <w:szCs w:val="18"/>
+                              </w:rPr>
+                              <w:fldChar w:fldCharType="end"/>
+                            </w:r>
+                            <w:r>
+                              <w:rPr>
+                                <w:b w:val="0"/>
+                                <w:sz w:val="18"/>
+                                <w:szCs w:val="18"/>
+                              </w:rPr>
+                              <w:t>.</w:t>
+                            </w:r>
+                            <w:r>
+                              <w:rPr>
+                                <w:sz w:val="18"/>
+                                <w:szCs w:val="18"/>
+                              </w:rPr>
+                              <w:t xml:space="preserve"> </w:t>
+                            </w:r>
+                            <w:proofErr w:type="spellStart"/>
+                            <w:r>
+                              <w:rPr>
+                                <w:b w:val="0"/>
+                                <w:sz w:val="18"/>
+                                <w:szCs w:val="18"/>
+                              </w:rPr>
+                              <w:t>Fluxograma</w:t>
+                            </w:r>
+                            <w:proofErr w:type="spellEnd"/>
+                            <w:r>
+                              <w:rPr>
+                                <w:b w:val="0"/>
+                                <w:sz w:val="18"/>
+                                <w:szCs w:val="18"/>
+                              </w:rPr>
+                              <w:t xml:space="preserve"> que </w:t>
+                            </w:r>
+                            <w:proofErr w:type="spellStart"/>
+                            <w:r>
+                              <w:rPr>
+                                <w:b w:val="0"/>
+                                <w:sz w:val="18"/>
+                                <w:szCs w:val="18"/>
+                              </w:rPr>
+                              <w:t>será</w:t>
+                            </w:r>
+                            <w:proofErr w:type="spellEnd"/>
+                            <w:r>
+                              <w:rPr>
+                                <w:b w:val="0"/>
+                                <w:sz w:val="18"/>
+                                <w:szCs w:val="18"/>
+                              </w:rPr>
+                              <w:t xml:space="preserve"> </w:t>
+                            </w:r>
+                            <w:proofErr w:type="spellStart"/>
+                            <w:r>
+                              <w:rPr>
+                                <w:b w:val="0"/>
+                                <w:sz w:val="18"/>
+                                <w:szCs w:val="18"/>
+                              </w:rPr>
+                              <w:t>utilizado</w:t>
+                            </w:r>
+                            <w:proofErr w:type="spellEnd"/>
+                            <w:r>
+                              <w:rPr>
+                                <w:b w:val="0"/>
+                                <w:sz w:val="18"/>
+                                <w:szCs w:val="18"/>
+                              </w:rPr>
+                              <w:t xml:space="preserve"> no </w:t>
+                            </w:r>
+                            <w:proofErr w:type="spellStart"/>
+                            <w:r>
+                              <w:rPr>
+                                <w:b w:val="0"/>
+                                <w:sz w:val="18"/>
+                                <w:szCs w:val="18"/>
+                              </w:rPr>
+                              <w:t>desenvolvimento</w:t>
+                            </w:r>
+                            <w:proofErr w:type="spellEnd"/>
+                            <w:r>
+                              <w:rPr>
+                                <w:b w:val="0"/>
+                                <w:sz w:val="18"/>
+                                <w:szCs w:val="18"/>
+                              </w:rPr>
+                              <w:t xml:space="preserve"> da </w:t>
+                            </w:r>
+                            <w:proofErr w:type="spellStart"/>
+                            <w:r>
+                              <w:rPr>
+                                <w:b w:val="0"/>
+                                <w:sz w:val="18"/>
+                                <w:szCs w:val="18"/>
+                              </w:rPr>
+                              <w:t>apli</w:t>
+                            </w:r>
+                            <w:r>
+                              <w:rPr>
+                                <w:b w:val="0"/>
+                                <w:sz w:val="18"/>
+                                <w:szCs w:val="18"/>
+                              </w:rPr>
+                              <w:t>cação</w:t>
+                            </w:r>
+                            <w:proofErr w:type="spellEnd"/>
+                            <w:r>
+                              <w:rPr>
+                                <w:b w:val="0"/>
+                                <w:sz w:val="18"/>
+                                <w:szCs w:val="18"/>
+                              </w:rPr>
+                              <w:t xml:space="preserve"> para </w:t>
+                            </w:r>
+                            <w:proofErr w:type="spellStart"/>
+                            <w:r>
+                              <w:rPr>
+                                <w:b w:val="0"/>
+                                <w:sz w:val="18"/>
+                                <w:szCs w:val="18"/>
+                              </w:rPr>
+                              <w:t>consultar</w:t>
+                            </w:r>
+                            <w:proofErr w:type="spellEnd"/>
+                            <w:r>
+                              <w:rPr>
+                                <w:b w:val="0"/>
+                                <w:sz w:val="18"/>
+                                <w:szCs w:val="18"/>
+                              </w:rPr>
+                              <w:t xml:space="preserve"> </w:t>
+                            </w:r>
+                            <w:proofErr w:type="spellStart"/>
+                            <w:r>
+                              <w:rPr>
+                                <w:b w:val="0"/>
+                                <w:sz w:val="18"/>
+                                <w:szCs w:val="18"/>
+                              </w:rPr>
+                              <w:t>detalhes</w:t>
+                            </w:r>
+                            <w:proofErr w:type="spellEnd"/>
+                            <w:r>
+                              <w:rPr>
+                                <w:b w:val="0"/>
+                                <w:sz w:val="18"/>
+                                <w:szCs w:val="18"/>
+                              </w:rPr>
+                              <w:t xml:space="preserve"> de </w:t>
+                            </w:r>
+                            <w:proofErr w:type="spellStart"/>
+                            <w:r>
+                              <w:rPr>
+                                <w:b w:val="0"/>
+                                <w:sz w:val="18"/>
+                                <w:szCs w:val="18"/>
+                              </w:rPr>
+                              <w:t>uma</w:t>
+                            </w:r>
+                            <w:proofErr w:type="spellEnd"/>
+                            <w:r>
+                              <w:rPr>
+                                <w:b w:val="0"/>
+                                <w:sz w:val="18"/>
+                                <w:szCs w:val="18"/>
+                              </w:rPr>
+                              <w:t xml:space="preserve"> </w:t>
+                            </w:r>
+                            <w:proofErr w:type="spellStart"/>
+                            <w:r>
+                              <w:rPr>
+                                <w:b w:val="0"/>
+                                <w:sz w:val="18"/>
+                                <w:szCs w:val="18"/>
+                              </w:rPr>
+                              <w:t>viagem</w:t>
+                            </w:r>
+                            <w:proofErr w:type="spellEnd"/>
+                            <w:r>
+                              <w:rPr>
+                                <w:b w:val="0"/>
+                                <w:sz w:val="18"/>
+                                <w:szCs w:val="18"/>
+                              </w:rPr>
+                              <w:t xml:space="preserve"> </w:t>
+                            </w:r>
+                            <w:proofErr w:type="spellStart"/>
+                            <w:r>
+                              <w:rPr>
+                                <w:b w:val="0"/>
+                                <w:sz w:val="18"/>
+                                <w:szCs w:val="18"/>
+                              </w:rPr>
+                              <w:t>existente</w:t>
+                            </w:r>
+                            <w:proofErr w:type="spellEnd"/>
+                          </w:p>
+                        </w:txbxContent>
+                      </wps:txbx>
+                      <wps:bodyPr rot="0" spcFirstLastPara="0" vertOverflow="overflow" horzOverflow="overflow" vert="horz" wrap="square" lIns="0" tIns="0" rIns="0" bIns="0" numCol="1" spcCol="0" rtlCol="0" fromWordArt="0" anchor="t" anchorCtr="0" forceAA="0" compatLnSpc="1">
+                        <a:prstTxWarp prst="textNoShape">
+                          <a:avLst/>
+                        </a:prstTxWarp>
+                        <a:spAutoFit/>
+                      </wps:bodyPr>
+                    </wps:wsp>
+                  </a:graphicData>
+                </a:graphic>
+              </wp:anchor>
+            </w:drawing>
+          </mc:Choice>
+          <mc:Fallback>
+            <w:pict>
+              <v:shape w14:anchorId="7217225F" id="Caixa de texto 3" o:spid="_x0000_s1027" type="#_x0000_t202" style="position:absolute;left:0;text-align:left;margin-left:-7.65pt;margin-top:342.1pt;width:428.25pt;height:.05pt;z-index:251663360;visibility:visible;mso-wrap-style:square;mso-wrap-distance-left:9pt;mso-wrap-distance-top:0;mso-wrap-distance-right:9pt;mso-wrap-distance-bottom:0;mso-position-horizontal:absolute;mso-position-horizontal-relative:text;mso-position-vertical:absolute;mso-position-vertical-relative:text;v-text-anchor:top" o:gfxdata="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" stroked="f">
+                <v:textbox style="mso-fit-shape-to-text:t" inset="0,0,0,0">
+                  <w:txbxContent>
+                    <w:p>
+                      <w:pPr>
+                        <w:pStyle w:val="Legenda"/>
+                        <w:jc w:val="center"/>
+                        <w:rPr>
+                          <w:noProof/>
+                          <w:sz w:val="18"/>
+                          <w:szCs w:val="18"/>
+                          <w:lang w:val="pt-BR"/>
+                        </w:rPr>
+                      </w:pPr>
+                      <w:r>
+                        <w:rPr>
+                          <w:b w:val="0"/>
+                          <w:sz w:val="18"/>
+                          <w:szCs w:val="18"/>
+                        </w:rPr>
+                        <w:t xml:space="preserve">Fig.  </w:t>
+                      </w:r>
+                      <w:r>
+                        <w:rPr>
+                          <w:b w:val="0"/>
+                          <w:sz w:val="18"/>
+                          <w:szCs w:val="18"/>
+                        </w:rPr>
+                        <w:fldChar w:fldCharType="begin"/>
+                      </w:r>
+                      <w:r>
+                        <w:rPr>
+                          <w:b w:val="0"/>
+                          <w:sz w:val="18"/>
+                          <w:szCs w:val="18"/>
+                        </w:rPr>
+                        <w:instrText xml:space="preserve"> SEQ Fig._ \* ARABIC </w:instrText>
+                      </w:r>
+                      <w:r>
+                        <w:rPr>
+                          <w:b w:val="0"/>
+                          <w:sz w:val="18"/>
+                          <w:szCs w:val="18"/>
+                        </w:rPr>
+                        <w:fldChar w:fldCharType="separate"/>
+                      </w:r>
+                      <w:r>
+                        <w:rPr>
+                          <w:b w:val="0"/>
+                          <w:noProof/>
+                          <w:sz w:val="18"/>
+                          <w:szCs w:val="18"/>
+                        </w:rPr>
+                        <w:t>4</w:t>
+                      </w:r>
+                      <w:r>
+                        <w:rPr>
+                          <w:b w:val="0"/>
+                          <w:sz w:val="18"/>
+                          <w:szCs w:val="18"/>
+                        </w:rPr>
+                        <w:fldChar w:fldCharType="end"/>
+                      </w:r>
+                      <w:r>
+                        <w:rPr>
+                          <w:b w:val="0"/>
+                          <w:sz w:val="18"/>
+                          <w:szCs w:val="18"/>
+                        </w:rPr>
+                        <w:t>.</w:t>
+                      </w:r>
+                      <w:r>
+                        <w:rPr>
+                          <w:sz w:val="18"/>
+                          <w:szCs w:val="18"/>
+                        </w:rPr>
+                        <w:t xml:space="preserve"> </w:t>
+                      </w:r>
+                      <w:proofErr w:type="spellStart"/>
+                      <w:r>
+                        <w:rPr>
+                          <w:b w:val="0"/>
+                          <w:sz w:val="18"/>
+                          <w:szCs w:val="18"/>
+                        </w:rPr>
+                        <w:t>Fluxograma</w:t>
+                      </w:r>
+                      <w:proofErr w:type="spellEnd"/>
+                      <w:r>
+                        <w:rPr>
+                          <w:b w:val="0"/>
+                          <w:sz w:val="18"/>
+                          <w:szCs w:val="18"/>
+                        </w:rPr>
+                        <w:t xml:space="preserve"> que </w:t>
+                      </w:r>
+                      <w:proofErr w:type="spellStart"/>
+                      <w:r>
+                        <w:rPr>
+                          <w:b w:val="0"/>
+                          <w:sz w:val="18"/>
+                          <w:szCs w:val="18"/>
+                        </w:rPr>
+                        <w:t>será</w:t>
+                      </w:r>
+                      <w:proofErr w:type="spellEnd"/>
+                      <w:r>
+                        <w:rPr>
+                          <w:b w:val="0"/>
+                          <w:sz w:val="18"/>
+                          <w:szCs w:val="18"/>
+                        </w:rPr>
+                        <w:t xml:space="preserve"> </w:t>
+                      </w:r>
+                      <w:proofErr w:type="spellStart"/>
+                      <w:r>
+                        <w:rPr>
+                          <w:b w:val="0"/>
+                          <w:sz w:val="18"/>
+                          <w:szCs w:val="18"/>
+                        </w:rPr>
+                        <w:t>utilizado</w:t>
+                      </w:r>
+                      <w:proofErr w:type="spellEnd"/>
+                      <w:r>
+                        <w:rPr>
+                          <w:b w:val="0"/>
+                          <w:sz w:val="18"/>
+                          <w:szCs w:val="18"/>
+                        </w:rPr>
+                        <w:t xml:space="preserve"> no </w:t>
+                      </w:r>
+                      <w:proofErr w:type="spellStart"/>
+                      <w:r>
+                        <w:rPr>
+                          <w:b w:val="0"/>
+                          <w:sz w:val="18"/>
+                          <w:szCs w:val="18"/>
+                        </w:rPr>
+                        <w:t>desenvolvimento</w:t>
+                      </w:r>
+                      <w:proofErr w:type="spellEnd"/>
+                      <w:r>
+                        <w:rPr>
+                          <w:b w:val="0"/>
+                          <w:sz w:val="18"/>
+                          <w:szCs w:val="18"/>
+                        </w:rPr>
+                        <w:t xml:space="preserve"> da </w:t>
+                      </w:r>
+                      <w:proofErr w:type="spellStart"/>
+                      <w:r>
+                        <w:rPr>
+                          <w:b w:val="0"/>
+                          <w:sz w:val="18"/>
+                          <w:szCs w:val="18"/>
+                        </w:rPr>
+                        <w:t>apli</w:t>
+                      </w:r>
+                      <w:r>
+                        <w:rPr>
+                          <w:b w:val="0"/>
+                          <w:sz w:val="18"/>
+                          <w:szCs w:val="18"/>
+                        </w:rPr>
+                        <w:t>cação</w:t>
+                      </w:r>
+                      <w:proofErr w:type="spellEnd"/>
+                      <w:r>
+                        <w:rPr>
+                          <w:b w:val="0"/>
+                          <w:sz w:val="18"/>
+                          <w:szCs w:val="18"/>
+                        </w:rPr>
+                        <w:t xml:space="preserve"> para </w:t>
+                      </w:r>
+                      <w:proofErr w:type="spellStart"/>
+                      <w:r>
+                        <w:rPr>
+                          <w:b w:val="0"/>
+                          <w:sz w:val="18"/>
+                          <w:szCs w:val="18"/>
+                        </w:rPr>
+                        <w:t>consultar</w:t>
+                      </w:r>
+                      <w:proofErr w:type="spellEnd"/>
+                      <w:r>
+                        <w:rPr>
+                          <w:b w:val="0"/>
+                          <w:sz w:val="18"/>
+                          <w:szCs w:val="18"/>
+                        </w:rPr>
+                        <w:t xml:space="preserve"> </w:t>
+                      </w:r>
+                      <w:proofErr w:type="spellStart"/>
+                      <w:r>
+                        <w:rPr>
+                          <w:b w:val="0"/>
+                          <w:sz w:val="18"/>
+                          <w:szCs w:val="18"/>
+                        </w:rPr>
+                        <w:t>detalhes</w:t>
+                      </w:r>
+                      <w:proofErr w:type="spellEnd"/>
+                      <w:r>
+                        <w:rPr>
+                          <w:b w:val="0"/>
+                          <w:sz w:val="18"/>
+                          <w:szCs w:val="18"/>
+                        </w:rPr>
+                        <w:t xml:space="preserve"> de </w:t>
+                      </w:r>
+                      <w:proofErr w:type="spellStart"/>
+                      <w:r>
+                        <w:rPr>
+                          <w:b w:val="0"/>
+                          <w:sz w:val="18"/>
+                          <w:szCs w:val="18"/>
+                        </w:rPr>
+                        <w:t>uma</w:t>
+                      </w:r>
+                      <w:proofErr w:type="spellEnd"/>
+                      <w:r>
+                        <w:rPr>
+                          <w:b w:val="0"/>
+                          <w:sz w:val="18"/>
+                          <w:szCs w:val="18"/>
+                        </w:rPr>
+                        <w:t xml:space="preserve"> </w:t>
+                      </w:r>
+                      <w:proofErr w:type="spellStart"/>
+                      <w:r>
+                        <w:rPr>
+                          <w:b w:val="0"/>
+                          <w:sz w:val="18"/>
+                          <w:szCs w:val="18"/>
+                        </w:rPr>
+                        <w:t>viagem</w:t>
+                      </w:r>
+                      <w:proofErr w:type="spellEnd"/>
+                      <w:r>
+                        <w:rPr>
+                          <w:b w:val="0"/>
+                          <w:sz w:val="18"/>
+                          <w:szCs w:val="18"/>
+                        </w:rPr>
+                        <w:t xml:space="preserve"> </w:t>
+                      </w:r>
+                      <w:proofErr w:type="spellStart"/>
+                      <w:r>
+                        <w:rPr>
+                          <w:b w:val="0"/>
+                          <w:sz w:val="18"/>
+                          <w:szCs w:val="18"/>
+                        </w:rPr>
+                        <w:t>existente</w:t>
+                      </w:r>
+                      <w:proofErr w:type="spellEnd"/>
+                    </w:p>
+                  </w:txbxContent>
+                </v:textbox>
+              </v:shape>
+            </w:pict>
+          </mc:Fallback>
+        </mc:AlternateContent>
+      </w:r>
+      <w:r>
         <w:rPr>
           <w:noProof/>
-          <w:lang w:val="pt-BR"/>
-        </w:rPr>
-      </w:pPr>
-    </w:p>
-    <w:p>
-      <w:pPr>
-        <w:ind w:left="227" w:firstLine="481"/>
-        <w:rPr>
-          <w:noProof/>
-          <w:lang w:val="pt-BR"/>
-        </w:rPr>
-      </w:pPr>
-      <w:r>
-        <w:rPr>
-          <w:noProof/>
-          <w:lang w:val="pt-BR"/>
+          <w:lang w:val="pt-BR" w:eastAsia="pt-PT"/>
         </w:rPr>
         <w:drawing>
           <wp:anchor distT="0" distB="0" distL="114300" distR="114300" simplePos="0" relativeHeight="251659264" behindDoc="0" locked="0" layoutInCell="1" allowOverlap="1" wp14:anchorId="255850AB" wp14:editId="25E02BBC">
@@ -6956,17 +9207,60 @@
     </w:p>
     <w:p>
       <w:pPr>
+        <w:pStyle w:val="p1a"/>
+        <w:rPr>
+          <w:lang w:val="pt-BR"/>
+        </w:rPr>
+      </w:pPr>
+    </w:p>
+    <w:p>
+      <w:pPr>
         <w:pStyle w:val="heading2"/>
-        <w:rPr>
-          <w:lang w:val="pt-BR"/>
-        </w:rPr>
-      </w:pPr>
-      <w:r>
-        <w:rPr>
-          <w:lang w:val="pt-BR"/>
-        </w:rPr>
-        <w:t>5.2   Requisitos não Funcionais</w:t>
-      </w:r>
+        <w:numPr>
+          <w:ilvl w:val="1"/>
+          <w:numId w:val="9"/>
+        </w:numPr>
+        <w:rPr>
+          <w:lang w:val="pt-BR"/>
+        </w:rPr>
+      </w:pPr>
+      <w:r>
+        <w:rPr>
+          <w:lang w:val="pt-BR"/>
+        </w:rPr>
+        <w:t xml:space="preserve">Requisitos </w:t>
+      </w:r>
+      <w:proofErr w:type="gramStart"/>
+      <w:r>
+        <w:rPr>
+          <w:lang w:val="pt-BR"/>
+        </w:rPr>
+        <w:t>não Funcionais</w:t>
+      </w:r>
+      <w:proofErr w:type="gramEnd"/>
+    </w:p>
+    <w:p>
+      <w:pPr>
+        <w:pStyle w:val="p1a"/>
+        <w:ind w:left="360"/>
+        <w:rPr>
+          <w:lang w:val="pt-BR"/>
+        </w:rPr>
+      </w:pPr>
+      <w:r>
+        <w:rPr>
+          <w:lang w:val="pt-BR"/>
+        </w:rPr>
+        <w:t>Especificam propriedades do sistema ou restrições que melhoram a sua funcionalidade</w:t>
+      </w:r>
+      <w:r>
+        <w:rPr>
+          <w:lang w:val="pt-BR"/>
+        </w:rPr>
+        <w:t>.</w:t>
+      </w:r>
+      <w:bookmarkStart w:id="2" w:name="_GoBack"/>
+      <w:bookmarkEnd w:id="2"/>
     </w:p>
     <w:bookmarkEnd w:id="0"/>
     <w:bookmarkEnd w:id="1"/>
@@ -6981,6 +9275,7 @@
         <w:rPr>
           <w:lang w:val="pt-BR"/>
         </w:rPr>
+        <w:lastRenderedPageBreak/>
         <w:t>5.2.1   Funcionalidade</w:t>
       </w:r>
     </w:p>
@@ -6997,6 +9292,14 @@
         </w:rPr>
         <w:t>5.2.2   Usabilidade</w:t>
       </w:r>
+    </w:p>
+    <w:p>
+      <w:pPr>
+        <w:pStyle w:val="p1a"/>
+        <w:rPr>
+          <w:lang w:val="pt-BR"/>
+        </w:rPr>
+      </w:pPr>
     </w:p>
     <w:p>
       <w:pPr>
@@ -7024,7 +9327,7 @@
 </file>
 
 <file path=word/numbering.xml><?xml version="1.0" encoding="utf-8"?>
-<w:numbering xmlns:wpc="http://schemas.microsoft.com/office/word/2010/wordprocessingCanvas" xmlns:cx="http://schemas.microsoft.com/office/drawing/2014/chartex" xmlns:cx1="http://schemas.microsoft.com/office/drawing/2015/9/8/chartex" xmlns:cx2="http://schemas.microsoft.com/office/drawing/2015/10/21/chartex" xmlns:cx3="http://schemas.microsoft.com/office/drawing/2016/5/9/chartex" xmlns:cx4="http://schemas.microsoft.com/office/drawing/2016/5/10/chartex" xmlns:cx5="http://schemas.microsoft.com/office/drawing/2016/5/11/chartex" xmlns:cx6="http://schemas.microsoft.com/office/drawing/2016/5/12/chartex" xmlns:cx7="http://schemas.microsoft.com/office/drawing/2016/5/13/chartex" xmlns:cx8="http://schemas.microsoft.com/office/drawing/2016/5/14/chartex" xmlns:mc="http://schemas.openxmlformats.org/markup-compatibility/2006" xmlns:aink="http://schemas.microsoft.com/office/drawing/2016/ink" xmlns:am3d="http://schemas.microsoft.com/office/drawing/2017/model3d" xmlns:o="urn:schemas-microsoft-com:office:office" xmlns:oel="http://schemas.microsoft.com/office/2019/extlst" xmlns:r="http://schemas.openxmlformats.org/officeDocument/2006/relationships" xmlns:m="http://schemas.openxmlformats.org/officeDocument/2006/math" xmlns:v="urn:schemas-microsoft-com:vml" xmlns:wp14="http://schemas.microsoft.com/office/word/2010/wordprocessingDrawing" xmlns:wp="http://schemas.openxmlformats.org/drawingml/2006/wordprocessingDrawing" xmlns:w10="urn:schemas-microsoft-com:office:word" xmlns:w="http://schemas.openxmlformats.org/wordprocessingml/2006/main" xmlns:w14="http://schemas.microsoft.com/office/word/2010/wordml" xmlns:w15="http://schemas.microsoft.com/office/word/2012/wordml" xmlns:w16cex="http://schemas.microsoft.com/office/word/2018/wordml/cex" xmlns:w16cid="http://schemas.microsoft.com/office/word/2016/wordml/cid" xmlns:w16="http://schemas.microsoft.com/office/word/2018/wordml" xmlns:w16du="http://schemas.microsoft.com/office/word/2023/wordml/word16du" xmlns:w16sdtdh="http://schemas.microsoft.com/office/word/2020/wordml/sdtdatahash" xmlns:w16sdtfl="http://schemas.microsoft.com/office/word/2024/wordml/sdtformatlock" xmlns:w16se="http://schemas.microsoft.com/office/word/2015/wordml/symex" xmlns:wpg="http://schemas.microsoft.com/office/word/2010/wordprocessingGroup" xmlns:wpi="http://schemas.microsoft.com/office/word/2010/wordprocessingInk" xmlns:wne="http://schemas.microsoft.com/office/word/2006/wordml" xmlns:wps="http://schemas.microsoft.com/office/word/2010/wordprocessingShape" mc:Ignorable="w14 w15 w16se w16cid w16 w16cex w16sdtdh w16sdtfl w16du wp14">
+<w:numbering xmlns:wpc="http://schemas.microsoft.com/office/word/2010/wordprocessingCanvas" xmlns:mc="http://schemas.openxmlformats.org/markup-compatibility/2006" xmlns:o="urn:schemas-microsoft-com:office:office" xmlns:r="http://schemas.openxmlformats.org/officeDocument/2006/relationships" xmlns:m="http://schemas.openxmlformats.org/officeDocument/2006/math" xmlns:v="urn:schemas-microsoft-com:vml" xmlns:wp14="http://schemas.microsoft.com/office/word/2010/wordprocessingDrawing" xmlns:wp="http://schemas.openxmlformats.org/drawingml/2006/wordprocessingDrawing" xmlns:w10="urn:schemas-microsoft-com:office:word" xmlns:w="http://schemas.openxmlformats.org/wordprocessingml/2006/main" xmlns:w14="http://schemas.microsoft.com/office/word/2010/wordml" xmlns:w15="http://schemas.microsoft.com/office/word/2012/wordml" xmlns:wpg="http://schemas.microsoft.com/office/word/2010/wordprocessingGroup" xmlns:wpi="http://schemas.microsoft.com/office/word/2010/wordprocessingInk" xmlns:wne="http://schemas.microsoft.com/office/word/2006/wordml" xmlns:wps="http://schemas.microsoft.com/office/word/2010/wordprocessingShape" mc:Ignorable="w14 w15 wp14">
   <w:abstractNum w:abstractNumId="0" w15:restartNumberingAfterBreak="0">
     <w:nsid w:val="008F0F0F"/>
     <w:multiLevelType w:val="hybridMultilevel"/>
@@ -10433,110 +12736,110 @@
       </w:pPr>
     </w:lvl>
   </w:abstractNum>
-  <w:num w:numId="1" w16cid:durableId="26373151">
+  <w:num w:numId="1">
     <w:abstractNumId w:val="12"/>
   </w:num>
-  <w:num w:numId="2" w16cid:durableId="1272979160">
+  <w:num w:numId="2">
     <w:abstractNumId w:val="31"/>
   </w:num>
-  <w:num w:numId="3" w16cid:durableId="1873108158">
+  <w:num w:numId="3">
     <w:abstractNumId w:val="5"/>
   </w:num>
-  <w:num w:numId="4" w16cid:durableId="810829014">
+  <w:num w:numId="4">
     <w:abstractNumId w:val="4"/>
   </w:num>
-  <w:num w:numId="5" w16cid:durableId="81343595">
+  <w:num w:numId="5">
     <w:abstractNumId w:val="32"/>
   </w:num>
-  <w:num w:numId="6" w16cid:durableId="586303159">
+  <w:num w:numId="6">
     <w:abstractNumId w:val="11"/>
   </w:num>
-  <w:num w:numId="7" w16cid:durableId="888420301">
+  <w:num w:numId="7">
     <w:abstractNumId w:val="0"/>
   </w:num>
-  <w:num w:numId="8" w16cid:durableId="863246469">
+  <w:num w:numId="8">
     <w:abstractNumId w:val="6"/>
   </w:num>
-  <w:num w:numId="9" w16cid:durableId="842624272">
+  <w:num w:numId="9">
     <w:abstractNumId w:val="8"/>
   </w:num>
-  <w:num w:numId="10" w16cid:durableId="1169293522">
+  <w:num w:numId="10">
     <w:abstractNumId w:val="7"/>
   </w:num>
-  <w:num w:numId="11" w16cid:durableId="800541037">
+  <w:num w:numId="11">
     <w:abstractNumId w:val="30"/>
   </w:num>
-  <w:num w:numId="12" w16cid:durableId="1801024542">
+  <w:num w:numId="12">
     <w:abstractNumId w:val="24"/>
   </w:num>
-  <w:num w:numId="13" w16cid:durableId="2058316540">
+  <w:num w:numId="13">
     <w:abstractNumId w:val="27"/>
   </w:num>
-  <w:num w:numId="14" w16cid:durableId="742795918">
+  <w:num w:numId="14">
     <w:abstractNumId w:val="10"/>
   </w:num>
-  <w:num w:numId="15" w16cid:durableId="538705959">
+  <w:num w:numId="15">
     <w:abstractNumId w:val="26"/>
   </w:num>
-  <w:num w:numId="16" w16cid:durableId="1055006750">
+  <w:num w:numId="16">
     <w:abstractNumId w:val="16"/>
   </w:num>
-  <w:num w:numId="17" w16cid:durableId="334306441">
+  <w:num w:numId="17">
     <w:abstractNumId w:val="21"/>
   </w:num>
-  <w:num w:numId="18" w16cid:durableId="428696525">
+  <w:num w:numId="18">
     <w:abstractNumId w:val="28"/>
   </w:num>
-  <w:num w:numId="19" w16cid:durableId="1193768418">
+  <w:num w:numId="19">
     <w:abstractNumId w:val="1"/>
   </w:num>
-  <w:num w:numId="20" w16cid:durableId="42288215">
+  <w:num w:numId="20">
     <w:abstractNumId w:val="22"/>
   </w:num>
-  <w:num w:numId="21" w16cid:durableId="1941984767">
+  <w:num w:numId="21">
     <w:abstractNumId w:val="29"/>
   </w:num>
-  <w:num w:numId="22" w16cid:durableId="519048019">
+  <w:num w:numId="22">
     <w:abstractNumId w:val="25"/>
   </w:num>
-  <w:num w:numId="23" w16cid:durableId="1020277472">
+  <w:num w:numId="23">
     <w:abstractNumId w:val="14"/>
   </w:num>
-  <w:num w:numId="24" w16cid:durableId="701981843">
+  <w:num w:numId="24">
     <w:abstractNumId w:val="17"/>
   </w:num>
-  <w:num w:numId="25" w16cid:durableId="642201230">
+  <w:num w:numId="25">
     <w:abstractNumId w:val="13"/>
   </w:num>
-  <w:num w:numId="26" w16cid:durableId="1142238471">
+  <w:num w:numId="26">
     <w:abstractNumId w:val="18"/>
   </w:num>
-  <w:num w:numId="27" w16cid:durableId="373893830">
+  <w:num w:numId="27">
     <w:abstractNumId w:val="15"/>
   </w:num>
-  <w:num w:numId="28" w16cid:durableId="1097411305">
+  <w:num w:numId="28">
     <w:abstractNumId w:val="19"/>
   </w:num>
-  <w:num w:numId="29" w16cid:durableId="1698039966">
+  <w:num w:numId="29">
     <w:abstractNumId w:val="2"/>
   </w:num>
-  <w:num w:numId="30" w16cid:durableId="1106118741">
+  <w:num w:numId="30">
     <w:abstractNumId w:val="20"/>
   </w:num>
-  <w:num w:numId="31" w16cid:durableId="236402622">
+  <w:num w:numId="31">
     <w:abstractNumId w:val="3"/>
   </w:num>
-  <w:num w:numId="32" w16cid:durableId="103619030">
+  <w:num w:numId="32">
     <w:abstractNumId w:val="9"/>
   </w:num>
-  <w:num w:numId="33" w16cid:durableId="1820537991">
+  <w:num w:numId="33">
     <w:abstractNumId w:val="23"/>
   </w:num>
 </w:numbering>
 </file>
 
 <file path=word/styles.xml><?xml version="1.0" encoding="utf-8"?>
-<w:styles xmlns:mc="http://schemas.openxmlformats.org/markup-compatibility/2006" xmlns:r="http://schemas.openxmlformats.org/officeDocument/2006/relationships" xmlns:w="http://schemas.openxmlformats.org/wordprocessingml/2006/main" xmlns:w14="http://schemas.microsoft.com/office/word/2010/wordml" xmlns:w15="http://schemas.microsoft.com/office/word/2012/wordml" xmlns:w16cex="http://schemas.microsoft.com/office/word/2018/wordml/cex" xmlns:w16cid="http://schemas.microsoft.com/office/word/2016/wordml/cid" xmlns:w16="http://schemas.microsoft.com/office/word/2018/wordml" xmlns:w16du="http://schemas.microsoft.com/office/word/2023/wordml/word16du" xmlns:w16sdtdh="http://schemas.microsoft.com/office/word/2020/wordml/sdtdatahash" xmlns:w16sdtfl="http://schemas.microsoft.com/office/word/2024/wordml/sdtformatlock" xmlns:w16se="http://schemas.microsoft.com/office/word/2015/wordml/symex" mc:Ignorable="w14 w15 w16se w16cid w16 w16cex w16sdtdh w16sdtfl w16du">
+<w:styles xmlns:mc="http://schemas.openxmlformats.org/markup-compatibility/2006" xmlns:r="http://schemas.openxmlformats.org/officeDocument/2006/relationships" xmlns:w="http://schemas.openxmlformats.org/wordprocessingml/2006/main" xmlns:w14="http://schemas.microsoft.com/office/word/2010/wordml" xmlns:w15="http://schemas.microsoft.com/office/word/2012/wordml" mc:Ignorable="w14 w15">
   <w:docDefaults>
     <w:rPrDefault>
       <w:rPr>
@@ -10552,7 +12855,7 @@
       </w:pPr>
     </w:pPrDefault>
   </w:docDefaults>
-  <w:latentStyles w:defLockedState="0" w:defUIPriority="99" w:defSemiHidden="0" w:defUnhideWhenUsed="0" w:defQFormat="0" w:count="376">
+  <w:latentStyles w:defLockedState="0" w:defUIPriority="99" w:defSemiHidden="0" w:defUnhideWhenUsed="0" w:defQFormat="0" w:count="371">
     <w:lsdException w:name="Normal" w:uiPriority="0" w:qFormat="1"/>
     <w:lsdException w:name="heading 1" w:uiPriority="9" w:qFormat="1"/>
     <w:lsdException w:name="heading 2" w:semiHidden="1" w:uiPriority="9" w:unhideWhenUsed="1" w:qFormat="1"/>
@@ -10924,11 +13227,6 @@
     <w:lsdException w:name="List Table 5 Dark Accent 6" w:uiPriority="50"/>
     <w:lsdException w:name="List Table 6 Colorful Accent 6" w:uiPriority="51"/>
     <w:lsdException w:name="List Table 7 Colorful Accent 6" w:uiPriority="52"/>
-    <w:lsdException w:name="Mention" w:semiHidden="1" w:unhideWhenUsed="1"/>
-    <w:lsdException w:name="Smart Hyperlink" w:semiHidden="1" w:unhideWhenUsed="1"/>
-    <w:lsdException w:name="Hashtag" w:semiHidden="1" w:unhideWhenUsed="1"/>
-    <w:lsdException w:name="Unresolved Mention" w:semiHidden="1" w:unhideWhenUsed="1"/>
-    <w:lsdException w:name="Smart Link" w:semiHidden="1" w:unhideWhenUsed="1"/>
   </w:latentStyles>
   <w:style w:type="paragraph" w:default="1" w:styleId="Normal">
     <w:name w:val="Normal"/>
@@ -10946,9 +13244,10 @@
       <w:lang w:val="en-US" w:eastAsia="de-DE"/>
     </w:rPr>
   </w:style>
-  <w:style w:type="character" w:default="1" w:styleId="Tipodeletrapredefinidodopargrafo">
+  <w:style w:type="character" w:default="1" w:styleId="Fontepargpadro">
     <w:name w:val="Default Paragraph Font"/>
     <w:uiPriority w:val="1"/>
+    <w:semiHidden/>
     <w:unhideWhenUsed/>
   </w:style>
   <w:style w:type="table" w:default="1" w:styleId="Tabelanormal">

--- a/Documentation/Relatório-DSSMV-2025-27_2DB_1250771_1251355.docx
+++ b/Documentation/Relatório-DSSMV-2025-27_2DB_1250771_1251355.docx
@@ -9259,61 +9259,383 @@
         </w:rPr>
         <w:t>.</w:t>
       </w:r>
+      <w:bookmarkEnd w:id="0"/>
+      <w:bookmarkEnd w:id="1"/>
+    </w:p>
+    <w:p>
+      <w:pPr>
+        <w:pStyle w:val="heading3"/>
+        <w:rPr>
+          <w:lang w:val="pt-BR"/>
+        </w:rPr>
+      </w:pPr>
+      <w:r>
+        <w:rPr>
+          <w:lang w:val="pt-BR"/>
+        </w:rPr>
+        <w:lastRenderedPageBreak/>
+        <w:t xml:space="preserve">5.2.1 </w:t>
+      </w:r>
+      <w:r>
+        <w:rPr>
+          <w:lang w:val="pt-BR"/>
+        </w:rPr>
+        <w:t>Usabilidade</w:t>
+      </w:r>
+    </w:p>
+    <w:p>
+      <w:pPr>
+        <w:pStyle w:val="p1a"/>
+        <w:rPr>
+          <w:lang w:val="pt-PT"/>
+        </w:rPr>
+      </w:pPr>
+      <w:proofErr w:type="gramStart"/>
+      <w:r>
+        <w:t>A</w:t>
+      </w:r>
+      <w:proofErr w:type="gramEnd"/>
+      <w:r>
+        <w:t xml:space="preserve"> </w:t>
+      </w:r>
+      <w:proofErr w:type="spellStart"/>
+      <w:r>
+        <w:t>aplicação</w:t>
+      </w:r>
+      <w:proofErr w:type="spellEnd"/>
+      <w:r>
+        <w:t xml:space="preserve"> </w:t>
+      </w:r>
+      <w:proofErr w:type="spellStart"/>
+      <w:r>
+        <w:t>deve</w:t>
+      </w:r>
+      <w:proofErr w:type="spellEnd"/>
+      <w:r>
+        <w:t xml:space="preserve"> </w:t>
+      </w:r>
+      <w:proofErr w:type="spellStart"/>
+      <w:r>
+        <w:t>possir</w:t>
+      </w:r>
+      <w:proofErr w:type="spellEnd"/>
+      <w:r>
+        <w:t xml:space="preserve"> </w:t>
+      </w:r>
+      <w:proofErr w:type="spellStart"/>
+      <w:r>
+        <w:t>uma</w:t>
+      </w:r>
+      <w:proofErr w:type="spellEnd"/>
+      <w:r>
+        <w:t xml:space="preserve"> interface simples e </w:t>
+      </w:r>
+      <w:proofErr w:type="spellStart"/>
+      <w:r>
+        <w:t>intuitiva</w:t>
+      </w:r>
+      <w:proofErr w:type="spellEnd"/>
+      <w:r>
+        <w:t xml:space="preserve">, </w:t>
+      </w:r>
+      <w:proofErr w:type="spellStart"/>
+      <w:r>
+        <w:t>permitindo</w:t>
+      </w:r>
+      <w:proofErr w:type="spellEnd"/>
+      <w:r>
+        <w:t xml:space="preserve"> </w:t>
+      </w:r>
+      <w:proofErr w:type="spellStart"/>
+      <w:r>
+        <w:t>aos</w:t>
+      </w:r>
+      <w:proofErr w:type="spellEnd"/>
+      <w:r>
+        <w:t xml:space="preserve"> </w:t>
+      </w:r>
+      <w:proofErr w:type="spellStart"/>
+      <w:r>
+        <w:t>utilizadores</w:t>
+      </w:r>
+      <w:proofErr w:type="spellEnd"/>
+      <w:r>
+        <w:t xml:space="preserve"> </w:t>
+      </w:r>
+      <w:proofErr w:type="spellStart"/>
+      <w:r>
+        <w:t>navegar</w:t>
+      </w:r>
+      <w:proofErr w:type="spellEnd"/>
+      <w:r>
+        <w:t xml:space="preserve"> </w:t>
+      </w:r>
+      <w:proofErr w:type="spellStart"/>
+      <w:r>
+        <w:t>facilmente</w:t>
+      </w:r>
+      <w:proofErr w:type="spellEnd"/>
+      <w:r>
+        <w:t xml:space="preserve"> </w:t>
+      </w:r>
+      <w:proofErr w:type="spellStart"/>
+      <w:r>
+        <w:t>pelas</w:t>
+      </w:r>
+      <w:proofErr w:type="spellEnd"/>
+      <w:r>
+        <w:t xml:space="preserve"> </w:t>
+      </w:r>
+      <w:proofErr w:type="spellStart"/>
+      <w:r>
+        <w:t>suas</w:t>
+      </w:r>
+      <w:proofErr w:type="spellEnd"/>
+      <w:r>
+        <w:t xml:space="preserve"> </w:t>
+      </w:r>
+      <w:proofErr w:type="spellStart"/>
+      <w:r>
+        <w:t>principais</w:t>
+      </w:r>
+      <w:proofErr w:type="spellEnd"/>
+      <w:r>
+        <w:t xml:space="preserve"> </w:t>
+      </w:r>
+      <w:proofErr w:type="spellStart"/>
+      <w:r>
+        <w:t>funcionalidades</w:t>
+      </w:r>
+      <w:proofErr w:type="spellEnd"/>
+      <w:r>
+        <w:t xml:space="preserve">, </w:t>
+      </w:r>
+      <w:proofErr w:type="spellStart"/>
+      <w:r>
+        <w:t>incluindo</w:t>
+      </w:r>
+      <w:proofErr w:type="spellEnd"/>
+      <w:r>
+        <w:t xml:space="preserve"> a </w:t>
+      </w:r>
+      <w:proofErr w:type="spellStart"/>
+      <w:r>
+        <w:t>gestão</w:t>
+      </w:r>
+      <w:proofErr w:type="spellEnd"/>
+      <w:r>
+        <w:t xml:space="preserve"> de </w:t>
+      </w:r>
+      <w:proofErr w:type="spellStart"/>
+      <w:r>
+        <w:t>viagens</w:t>
+      </w:r>
+      <w:proofErr w:type="spellEnd"/>
+      <w:r>
+        <w:t xml:space="preserve">, o </w:t>
+      </w:r>
+      <w:proofErr w:type="spellStart"/>
+      <w:r>
+        <w:t>registo</w:t>
+      </w:r>
+      <w:proofErr w:type="spellEnd"/>
+      <w:r>
+        <w:t xml:space="preserve"> de </w:t>
+      </w:r>
+      <w:proofErr w:type="spellStart"/>
+      <w:r>
+        <w:t>locais</w:t>
+      </w:r>
+      <w:proofErr w:type="spellEnd"/>
+      <w:r>
+        <w:t xml:space="preserve"> </w:t>
+      </w:r>
+      <w:proofErr w:type="spellStart"/>
+      <w:r>
+        <w:t>visitados</w:t>
+      </w:r>
+      <w:proofErr w:type="spellEnd"/>
+      <w:r>
+        <w:t xml:space="preserve">, a </w:t>
+      </w:r>
+      <w:proofErr w:type="spellStart"/>
+      <w:r>
+        <w:t>captura</w:t>
+      </w:r>
+      <w:proofErr w:type="spellEnd"/>
+      <w:r>
+        <w:t xml:space="preserve"> de </w:t>
+      </w:r>
+      <w:proofErr w:type="spellStart"/>
+      <w:r>
+        <w:t>fotografias</w:t>
+      </w:r>
+      <w:proofErr w:type="spellEnd"/>
+      <w:r>
+        <w:t xml:space="preserve">, a </w:t>
+      </w:r>
+      <w:proofErr w:type="spellStart"/>
+      <w:r>
+        <w:t>visualização</w:t>
+      </w:r>
+      <w:proofErr w:type="spellEnd"/>
+      <w:r>
+        <w:t xml:space="preserve"> de </w:t>
+      </w:r>
+      <w:proofErr w:type="spellStart"/>
+      <w:r>
+        <w:t>mapas</w:t>
+      </w:r>
+      <w:proofErr w:type="spellEnd"/>
+      <w:r>
+        <w:t xml:space="preserve"> e a </w:t>
+      </w:r>
+      <w:proofErr w:type="spellStart"/>
+      <w:r>
+        <w:t>consulta</w:t>
+      </w:r>
+      <w:proofErr w:type="spellEnd"/>
+      <w:r>
+        <w:t xml:space="preserve"> de </w:t>
+      </w:r>
+      <w:proofErr w:type="spellStart"/>
+      <w:r>
+        <w:t>estatísticas</w:t>
+      </w:r>
+      <w:proofErr w:type="spellEnd"/>
+      <w:r>
+        <w:t xml:space="preserve">. A </w:t>
+      </w:r>
+      <w:proofErr w:type="spellStart"/>
+      <w:r>
+        <w:t>aplicação</w:t>
+      </w:r>
+      <w:proofErr w:type="spellEnd"/>
+      <w:r>
+        <w:t xml:space="preserve"> </w:t>
+      </w:r>
+      <w:proofErr w:type="spellStart"/>
+      <w:r>
+        <w:t>deve</w:t>
+      </w:r>
+      <w:proofErr w:type="spellEnd"/>
+      <w:r>
+        <w:t xml:space="preserve"> </w:t>
+      </w:r>
+      <w:proofErr w:type="spellStart"/>
+      <w:r>
+        <w:t>apresentar</w:t>
+      </w:r>
+      <w:proofErr w:type="spellEnd"/>
+      <w:r>
+        <w:t xml:space="preserve"> </w:t>
+      </w:r>
+      <w:proofErr w:type="spellStart"/>
+      <w:r>
+        <w:t>mensagens</w:t>
+      </w:r>
+      <w:proofErr w:type="spellEnd"/>
+      <w:r>
+        <w:t xml:space="preserve"> </w:t>
+      </w:r>
+      <w:proofErr w:type="spellStart"/>
+      <w:proofErr w:type="gramStart"/>
+      <w:r>
+        <w:t>claras</w:t>
+      </w:r>
+      <w:proofErr w:type="spellEnd"/>
+      <w:proofErr w:type="gramEnd"/>
+      <w:r>
+        <w:t xml:space="preserve"> para </w:t>
+      </w:r>
+      <w:proofErr w:type="spellStart"/>
+      <w:r>
+        <w:t>informar</w:t>
+      </w:r>
+      <w:proofErr w:type="spellEnd"/>
+      <w:r>
+        <w:t xml:space="preserve"> </w:t>
+      </w:r>
+      <w:proofErr w:type="spellStart"/>
+      <w:r>
+        <w:t>os</w:t>
+      </w:r>
+      <w:proofErr w:type="spellEnd"/>
+      <w:r>
+        <w:t xml:space="preserve"> </w:t>
+      </w:r>
+      <w:proofErr w:type="spellStart"/>
+      <w:r>
+        <w:t>utilizadores</w:t>
+      </w:r>
+      <w:proofErr w:type="spellEnd"/>
+      <w:r>
+        <w:t xml:space="preserve"> </w:t>
+      </w:r>
+      <w:proofErr w:type="spellStart"/>
+      <w:r>
+        <w:t>sobre</w:t>
+      </w:r>
+      <w:proofErr w:type="spellEnd"/>
+      <w:r>
+        <w:t xml:space="preserve"> as </w:t>
+      </w:r>
+      <w:proofErr w:type="spellStart"/>
+      <w:r>
+        <w:t>ações</w:t>
+      </w:r>
+      <w:proofErr w:type="spellEnd"/>
+      <w:r>
+        <w:t xml:space="preserve"> </w:t>
+      </w:r>
+      <w:proofErr w:type="spellStart"/>
+      <w:r>
+        <w:t>realizadas</w:t>
+      </w:r>
+      <w:proofErr w:type="spellEnd"/>
+      <w:r>
+        <w:t xml:space="preserve"> e </w:t>
+      </w:r>
+      <w:proofErr w:type="spellStart"/>
+      <w:r>
+        <w:t>os</w:t>
+      </w:r>
+      <w:proofErr w:type="spellEnd"/>
+      <w:r>
+        <w:t xml:space="preserve"> </w:t>
+      </w:r>
+      <w:proofErr w:type="spellStart"/>
+      <w:r>
+        <w:t>erros</w:t>
+      </w:r>
+      <w:proofErr w:type="spellEnd"/>
+      <w:r>
+        <w:t xml:space="preserve"> </w:t>
+      </w:r>
+      <w:proofErr w:type="spellStart"/>
+      <w:r>
+        <w:t>detetados</w:t>
+      </w:r>
+      <w:proofErr w:type="spellEnd"/>
+      <w:r>
+        <w:t>.</w:t>
+      </w:r>
+    </w:p>
+    <w:p>
+      <w:pPr>
+        <w:pStyle w:val="heading1"/>
+        <w:rPr>
+          <w:lang w:val="pt-BR"/>
+        </w:rPr>
+      </w:pPr>
+      <w:r>
+        <w:rPr>
+          <w:lang w:val="pt-BR"/>
+        </w:rPr>
+        <w:t>6   Conclusão</w:t>
+      </w:r>
       <w:bookmarkStart w:id="2" w:name="_GoBack"/>
       <w:bookmarkEnd w:id="2"/>
-    </w:p>
-    <w:bookmarkEnd w:id="0"/>
-    <w:bookmarkEnd w:id="1"/>
-    <w:p>
-      <w:pPr>
-        <w:pStyle w:val="heading3"/>
-        <w:rPr>
-          <w:lang w:val="pt-BR"/>
-        </w:rPr>
-      </w:pPr>
-      <w:r>
-        <w:rPr>
-          <w:lang w:val="pt-BR"/>
-        </w:rPr>
-        <w:lastRenderedPageBreak/>
-        <w:t>5.2.1   Funcionalidade</w:t>
-      </w:r>
-    </w:p>
-    <w:p>
-      <w:pPr>
-        <w:pStyle w:val="heading3"/>
-        <w:rPr>
-          <w:lang w:val="pt-BR"/>
-        </w:rPr>
-      </w:pPr>
-      <w:r>
-        <w:rPr>
-          <w:lang w:val="pt-BR"/>
-        </w:rPr>
-        <w:t>5.2.2   Usabilidade</w:t>
-      </w:r>
-    </w:p>
-    <w:p>
-      <w:pPr>
-        <w:pStyle w:val="p1a"/>
-        <w:rPr>
-          <w:lang w:val="pt-BR"/>
-        </w:rPr>
-      </w:pPr>
-    </w:p>
-    <w:p>
-      <w:pPr>
-        <w:pStyle w:val="heading1"/>
-        <w:rPr>
-          <w:lang w:val="pt-BR"/>
-        </w:rPr>
-      </w:pPr>
-      <w:r>
-        <w:rPr>
-          <w:lang w:val="pt-BR"/>
-        </w:rPr>
-        <w:t>6   Conclusão</w:t>
-      </w:r>
     </w:p>
     <w:sectPr>
       <w:pgSz w:w="11907" w:h="16840" w:code="9"/>
@@ -13443,6 +13765,24 @@
       <w:contextualSpacing/>
     </w:pPr>
   </w:style>
+  <w:style w:type="paragraph" w:styleId="NormalWeb">
+    <w:name w:val="Normal (Web)"/>
+    <w:basedOn w:val="Normal"/>
+    <w:uiPriority w:val="99"/>
+    <w:unhideWhenUsed/>
+    <w:rsid w:val="008B4F41"/>
+    <w:pPr>
+      <w:spacing w:before="100" w:beforeAutospacing="1" w:after="100" w:afterAutospacing="1"/>
+      <w:ind w:firstLine="0"/>
+      <w:jc w:val="left"/>
+    </w:pPr>
+    <w:rPr>
+      <w:rFonts w:ascii="Times New Roman" w:hAnsi="Times New Roman"/>
+      <w:sz w:val="24"/>
+      <w:szCs w:val="24"/>
+      <w:lang w:val="pt-PT" w:eastAsia="pt-PT"/>
+    </w:rPr>
+  </w:style>
 </w:styles>
 </file>
 

--- a/Documentation/Relatório-DSSMV-2025-27_2DB_1250771_1251355.docx
+++ b/Documentation/Relatório-DSSMV-2025-27_2DB_1250771_1251355.docx
@@ -1,6 +1,6 @@
 
 <file path=word/document.xml><?xml version="1.0" encoding="utf-8"?>
-<w:document xmlns:wpc="http://schemas.microsoft.com/office/word/2010/wordprocessingCanvas" xmlns:mc="http://schemas.openxmlformats.org/markup-compatibility/2006" xmlns:o="urn:schemas-microsoft-com:office:office" xmlns:r="http://schemas.openxmlformats.org/officeDocument/2006/relationships" xmlns:m="http://schemas.openxmlformats.org/officeDocument/2006/math" xmlns:v="urn:schemas-microsoft-com:vml" xmlns:wp14="http://schemas.microsoft.com/office/word/2010/wordprocessingDrawing" xmlns:wp="http://schemas.openxmlformats.org/drawingml/2006/wordprocessingDrawing" xmlns:w10="urn:schemas-microsoft-com:office:word" xmlns:w="http://schemas.openxmlformats.org/wordprocessingml/2006/main" xmlns:w14="http://schemas.microsoft.com/office/word/2010/wordml" xmlns:w15="http://schemas.microsoft.com/office/word/2012/wordml" xmlns:wpg="http://schemas.microsoft.com/office/word/2010/wordprocessingGroup" xmlns:wpi="http://schemas.microsoft.com/office/word/2010/wordprocessingInk" xmlns:wne="http://schemas.microsoft.com/office/word/2006/wordml" xmlns:wps="http://schemas.microsoft.com/office/word/2010/wordprocessingShape" mc:Ignorable="w14 w15 wp14">
+<w:document xmlns:wpc="http://schemas.microsoft.com/office/word/2010/wordprocessingCanvas" xmlns:cx="http://schemas.microsoft.com/office/drawing/2014/chartex" xmlns:cx1="http://schemas.microsoft.com/office/drawing/2015/9/8/chartex" xmlns:cx2="http://schemas.microsoft.com/office/drawing/2015/10/21/chartex" xmlns:cx3="http://schemas.microsoft.com/office/drawing/2016/5/9/chartex" xmlns:cx4="http://schemas.microsoft.com/office/drawing/2016/5/10/chartex" xmlns:cx5="http://schemas.microsoft.com/office/drawing/2016/5/11/chartex" xmlns:cx6="http://schemas.microsoft.com/office/drawing/2016/5/12/chartex" xmlns:cx7="http://schemas.microsoft.com/office/drawing/2016/5/13/chartex" xmlns:cx8="http://schemas.microsoft.com/office/drawing/2016/5/14/chartex" xmlns:mc="http://schemas.openxmlformats.org/markup-compatibility/2006" xmlns:aink="http://schemas.microsoft.com/office/drawing/2016/ink" xmlns:am3d="http://schemas.microsoft.com/office/drawing/2017/model3d" xmlns:o="urn:schemas-microsoft-com:office:office" xmlns:oel="http://schemas.microsoft.com/office/2019/extlst" xmlns:r="http://schemas.openxmlformats.org/officeDocument/2006/relationships" xmlns:m="http://schemas.openxmlformats.org/officeDocument/2006/math" xmlns:v="urn:schemas-microsoft-com:vml" xmlns:wp14="http://schemas.microsoft.com/office/word/2010/wordprocessingDrawing" xmlns:wp="http://schemas.openxmlformats.org/drawingml/2006/wordprocessingDrawing" xmlns:w10="urn:schemas-microsoft-com:office:word" xmlns:w="http://schemas.openxmlformats.org/wordprocessingml/2006/main" xmlns:w14="http://schemas.microsoft.com/office/word/2010/wordml" xmlns:w15="http://schemas.microsoft.com/office/word/2012/wordml" xmlns:w16cex="http://schemas.microsoft.com/office/word/2018/wordml/cex" xmlns:w16cid="http://schemas.microsoft.com/office/word/2016/wordml/cid" xmlns:w16="http://schemas.microsoft.com/office/word/2018/wordml" xmlns:w16du="http://schemas.microsoft.com/office/word/2023/wordml/word16du" xmlns:w16sdtdh="http://schemas.microsoft.com/office/word/2020/wordml/sdtdatahash" xmlns:w16sdtfl="http://schemas.microsoft.com/office/word/2024/wordml/sdtformatlock" xmlns:w16se="http://schemas.microsoft.com/office/word/2015/wordml/symex" xmlns:wpg="http://schemas.microsoft.com/office/word/2010/wordprocessingGroup" xmlns:wpi="http://schemas.microsoft.com/office/word/2010/wordprocessingInk" xmlns:wne="http://schemas.microsoft.com/office/word/2006/wordml" xmlns:wps="http://schemas.microsoft.com/office/word/2010/wordprocessingShape" mc:Ignorable="w14 w15 w16se w16cid w16 w16cex w16sdtdh w16sdtfl w16du wp14">
   <w:body>
     <w:p>
       <w:pPr>
@@ -13,16 +13,8 @@
         <w:rPr>
           <w:lang w:val="pt-BR"/>
         </w:rPr>
-        <w:t xml:space="preserve">Relatório Técnico para o Desenvolvimento do </w:t>
-      </w:r>
-      <w:proofErr w:type="spellStart"/>
-      <w:r>
-        <w:rPr>
-          <w:lang w:val="pt-BR"/>
-        </w:rPr>
-        <w:t>TripTrail</w:t>
-      </w:r>
-      <w:proofErr w:type="spellEnd"/>
+        <w:t>Relatório Técnico para o Desenvolvimento do TripTrail</w:t>
+      </w:r>
     </w:p>
     <w:p>
       <w:pPr>
@@ -58,21 +50,7 @@
         <w:rPr>
           <w:lang w:val="pt-BR"/>
         </w:rPr>
-        <w:t xml:space="preserve">Turma </w:t>
-      </w:r>
-      <w:proofErr w:type="spellStart"/>
-      <w:r>
-        <w:rPr>
-          <w:lang w:val="pt-BR"/>
-        </w:rPr>
-        <w:t>2DB</w:t>
-      </w:r>
-      <w:proofErr w:type="spellEnd"/>
-      <w:r>
-        <w:rPr>
-          <w:lang w:val="pt-BR"/>
-        </w:rPr>
-        <w:t xml:space="preserve"> – Grupo 5 </w:t>
+        <w:t xml:space="preserve">Turma 2DB – Grupo 5 </w:t>
       </w:r>
     </w:p>
     <w:p>
@@ -95,515 +73,23 @@
         </w:rPr>
         <w:t xml:space="preserve"> </w:t>
       </w:r>
-      <w:proofErr w:type="spellStart"/>
-      <w:r>
-        <w:rPr>
-          <w:lang w:val="pt-BR"/>
-        </w:rPr>
-        <w:t>TripTrail</w:t>
-      </w:r>
-      <w:proofErr w:type="spellEnd"/>
-      <w:r>
-        <w:rPr>
-          <w:lang w:val="pt-BR"/>
-        </w:rPr>
-        <w:t xml:space="preserve"> </w:t>
-      </w:r>
-      <w:proofErr w:type="spellStart"/>
-      <w:r>
-        <w:rPr>
-          <w:lang w:val="pt-BR"/>
-        </w:rPr>
-        <w:t>is</w:t>
-      </w:r>
-      <w:proofErr w:type="spellEnd"/>
-      <w:r>
-        <w:rPr>
-          <w:lang w:val="pt-BR"/>
-        </w:rPr>
-        <w:t xml:space="preserve"> a </w:t>
-      </w:r>
-      <w:proofErr w:type="spellStart"/>
-      <w:r>
-        <w:rPr>
-          <w:lang w:val="pt-BR"/>
-        </w:rPr>
-        <w:t>java-based</w:t>
-      </w:r>
-      <w:proofErr w:type="spellEnd"/>
-      <w:r>
-        <w:rPr>
-          <w:lang w:val="pt-BR"/>
-        </w:rPr>
-        <w:t xml:space="preserve"> </w:t>
-      </w:r>
-      <w:proofErr w:type="spellStart"/>
-      <w:r>
-        <w:rPr>
-          <w:lang w:val="pt-BR"/>
-        </w:rPr>
-        <w:t>Android</w:t>
-      </w:r>
-      <w:proofErr w:type="spellEnd"/>
-      <w:r>
-        <w:rPr>
-          <w:lang w:val="pt-BR"/>
-        </w:rPr>
-        <w:t xml:space="preserve"> </w:t>
-      </w:r>
-      <w:proofErr w:type="spellStart"/>
-      <w:r>
-        <w:rPr>
-          <w:lang w:val="pt-BR"/>
-        </w:rPr>
-        <w:t>app</w:t>
-      </w:r>
-      <w:proofErr w:type="spellEnd"/>
-      <w:r>
-        <w:rPr>
-          <w:lang w:val="pt-BR"/>
-        </w:rPr>
-        <w:t xml:space="preserve"> </w:t>
-      </w:r>
-      <w:proofErr w:type="spellStart"/>
-      <w:r>
-        <w:rPr>
-          <w:lang w:val="pt-BR"/>
-        </w:rPr>
-        <w:t>that</w:t>
-      </w:r>
-      <w:proofErr w:type="spellEnd"/>
-      <w:r>
-        <w:rPr>
-          <w:lang w:val="pt-BR"/>
-        </w:rPr>
-        <w:t xml:space="preserve"> </w:t>
-      </w:r>
-      <w:proofErr w:type="spellStart"/>
-      <w:r>
-        <w:rPr>
-          <w:lang w:val="pt-BR"/>
-        </w:rPr>
-        <w:t>works</w:t>
-      </w:r>
-      <w:proofErr w:type="spellEnd"/>
-      <w:r>
-        <w:rPr>
-          <w:lang w:val="pt-BR"/>
-        </w:rPr>
-        <w:t xml:space="preserve"> as a </w:t>
-      </w:r>
-      <w:proofErr w:type="spellStart"/>
-      <w:r>
-        <w:rPr>
-          <w:lang w:val="pt-BR"/>
-        </w:rPr>
-        <w:t>travel</w:t>
-      </w:r>
-      <w:proofErr w:type="spellEnd"/>
-      <w:r>
-        <w:rPr>
-          <w:lang w:val="pt-BR"/>
-        </w:rPr>
-        <w:t xml:space="preserve"> </w:t>
-      </w:r>
-      <w:proofErr w:type="spellStart"/>
-      <w:r>
-        <w:rPr>
-          <w:lang w:val="pt-BR"/>
-        </w:rPr>
-        <w:t>journal</w:t>
-      </w:r>
-      <w:proofErr w:type="spellEnd"/>
-      <w:r>
-        <w:rPr>
-          <w:lang w:val="pt-BR"/>
-        </w:rPr>
-        <w:t xml:space="preserve">. </w:t>
-      </w:r>
-      <w:proofErr w:type="spellStart"/>
-      <w:r>
-        <w:rPr>
-          <w:lang w:val="pt-BR"/>
-        </w:rPr>
-        <w:t>User</w:t>
-      </w:r>
-      <w:r>
-        <w:rPr>
-          <w:lang w:val="pt-BR"/>
-        </w:rPr>
-        <w:t>s</w:t>
-      </w:r>
-      <w:proofErr w:type="spellEnd"/>
-      <w:r>
-        <w:rPr>
-          <w:lang w:val="pt-BR"/>
-        </w:rPr>
-        <w:t xml:space="preserve"> </w:t>
-      </w:r>
-      <w:proofErr w:type="spellStart"/>
-      <w:r>
-        <w:rPr>
-          <w:lang w:val="pt-BR"/>
-        </w:rPr>
-        <w:t>can</w:t>
-      </w:r>
-      <w:proofErr w:type="spellEnd"/>
-      <w:r>
-        <w:rPr>
-          <w:lang w:val="pt-BR"/>
-        </w:rPr>
-        <w:t xml:space="preserve"> log </w:t>
-      </w:r>
-      <w:proofErr w:type="spellStart"/>
-      <w:r>
-        <w:rPr>
-          <w:lang w:val="pt-BR"/>
-        </w:rPr>
-        <w:t>their</w:t>
-      </w:r>
-      <w:proofErr w:type="spellEnd"/>
-      <w:r>
-        <w:rPr>
-          <w:lang w:val="pt-BR"/>
-        </w:rPr>
-        <w:t xml:space="preserve"> </w:t>
-      </w:r>
-      <w:proofErr w:type="spellStart"/>
-      <w:r>
-        <w:rPr>
-          <w:lang w:val="pt-BR"/>
-        </w:rPr>
-        <w:t>trips</w:t>
-      </w:r>
-      <w:proofErr w:type="spellEnd"/>
-      <w:r>
-        <w:rPr>
-          <w:lang w:val="pt-BR"/>
-        </w:rPr>
-        <w:t xml:space="preserve"> </w:t>
-      </w:r>
-      <w:proofErr w:type="spellStart"/>
-      <w:r>
-        <w:rPr>
-          <w:lang w:val="pt-BR"/>
-        </w:rPr>
-        <w:t>by</w:t>
-      </w:r>
-      <w:proofErr w:type="spellEnd"/>
-      <w:r>
-        <w:rPr>
-          <w:lang w:val="pt-BR"/>
-        </w:rPr>
-        <w:t xml:space="preserve"> </w:t>
-      </w:r>
-      <w:proofErr w:type="spellStart"/>
-      <w:r>
-        <w:rPr>
-          <w:lang w:val="pt-BR"/>
-        </w:rPr>
-        <w:t>saving</w:t>
-      </w:r>
-      <w:proofErr w:type="spellEnd"/>
-      <w:r>
-        <w:rPr>
-          <w:lang w:val="pt-BR"/>
-        </w:rPr>
-        <w:t xml:space="preserve"> </w:t>
-      </w:r>
-      <w:proofErr w:type="spellStart"/>
-      <w:r>
-        <w:rPr>
-          <w:lang w:val="pt-BR"/>
-        </w:rPr>
-        <w:t>visited</w:t>
-      </w:r>
-      <w:proofErr w:type="spellEnd"/>
-      <w:r>
-        <w:rPr>
-          <w:lang w:val="pt-BR"/>
-        </w:rPr>
-        <w:t xml:space="preserve"> </w:t>
-      </w:r>
-      <w:proofErr w:type="spellStart"/>
-      <w:r>
-        <w:rPr>
-          <w:lang w:val="pt-BR"/>
-        </w:rPr>
-        <w:t>places</w:t>
-      </w:r>
-      <w:proofErr w:type="spellEnd"/>
-      <w:r>
-        <w:rPr>
-          <w:lang w:val="pt-BR"/>
-        </w:rPr>
-        <w:t xml:space="preserve"> </w:t>
-      </w:r>
-      <w:proofErr w:type="spellStart"/>
-      <w:r>
-        <w:rPr>
-          <w:lang w:val="pt-BR"/>
-        </w:rPr>
-        <w:t>with</w:t>
-      </w:r>
-      <w:proofErr w:type="spellEnd"/>
-      <w:r>
-        <w:rPr>
-          <w:lang w:val="pt-BR"/>
-        </w:rPr>
-        <w:t xml:space="preserve"> GPS </w:t>
-      </w:r>
-      <w:proofErr w:type="spellStart"/>
-      <w:r>
-        <w:rPr>
-          <w:lang w:val="pt-BR"/>
-        </w:rPr>
-        <w:t>coordinates</w:t>
-      </w:r>
-      <w:proofErr w:type="spellEnd"/>
-      <w:r>
-        <w:rPr>
-          <w:lang w:val="pt-BR"/>
-        </w:rPr>
-        <w:t xml:space="preserve">, </w:t>
-      </w:r>
-      <w:proofErr w:type="spellStart"/>
-      <w:r>
-        <w:rPr>
-          <w:lang w:val="pt-BR"/>
-        </w:rPr>
-        <w:t>photos</w:t>
-      </w:r>
-      <w:proofErr w:type="spellEnd"/>
-      <w:r>
-        <w:rPr>
-          <w:lang w:val="pt-BR"/>
-        </w:rPr>
-        <w:t xml:space="preserve"> </w:t>
-      </w:r>
-      <w:proofErr w:type="spellStart"/>
-      <w:r>
-        <w:rPr>
-          <w:lang w:val="pt-BR"/>
-        </w:rPr>
-        <w:t>and</w:t>
-      </w:r>
-      <w:proofErr w:type="spellEnd"/>
-      <w:r>
-        <w:rPr>
-          <w:lang w:val="pt-BR"/>
-        </w:rPr>
-        <w:t xml:space="preserve"> ratings (1 – 5 stars). </w:t>
-      </w:r>
-      <w:proofErr w:type="spellStart"/>
-      <w:r>
-        <w:rPr>
-          <w:lang w:val="pt-BR"/>
-        </w:rPr>
-        <w:t>All</w:t>
-      </w:r>
-      <w:proofErr w:type="spellEnd"/>
-      <w:r>
-        <w:rPr>
-          <w:lang w:val="pt-BR"/>
-        </w:rPr>
-        <w:t xml:space="preserve"> data </w:t>
-      </w:r>
-      <w:proofErr w:type="spellStart"/>
-      <w:r>
-        <w:rPr>
-          <w:lang w:val="pt-BR"/>
-        </w:rPr>
-        <w:t>is</w:t>
-      </w:r>
-      <w:proofErr w:type="spellEnd"/>
-      <w:r>
-        <w:rPr>
-          <w:lang w:val="pt-BR"/>
-        </w:rPr>
-        <w:t xml:space="preserve"> </w:t>
-      </w:r>
-      <w:proofErr w:type="spellStart"/>
-      <w:r>
-        <w:rPr>
-          <w:lang w:val="pt-BR"/>
-        </w:rPr>
-        <w:t>stored</w:t>
-      </w:r>
-      <w:proofErr w:type="spellEnd"/>
-      <w:r>
-        <w:rPr>
-          <w:lang w:val="pt-BR"/>
-        </w:rPr>
-        <w:t xml:space="preserve"> in </w:t>
-      </w:r>
-      <w:proofErr w:type="spellStart"/>
-      <w:r>
-        <w:rPr>
-          <w:lang w:val="pt-BR"/>
-        </w:rPr>
-        <w:t>the</w:t>
-      </w:r>
-      <w:proofErr w:type="spellEnd"/>
-      <w:r>
-        <w:rPr>
-          <w:lang w:val="pt-BR"/>
-        </w:rPr>
-        <w:t xml:space="preserve"> </w:t>
-      </w:r>
-      <w:proofErr w:type="spellStart"/>
-      <w:r>
-        <w:rPr>
-          <w:lang w:val="pt-BR"/>
-        </w:rPr>
-        <w:t>cloud</w:t>
-      </w:r>
-      <w:proofErr w:type="spellEnd"/>
-      <w:r>
-        <w:rPr>
-          <w:lang w:val="pt-BR"/>
-        </w:rPr>
-        <w:t xml:space="preserve"> </w:t>
-      </w:r>
-      <w:proofErr w:type="spellStart"/>
-      <w:r>
-        <w:rPr>
-          <w:lang w:val="pt-BR"/>
-        </w:rPr>
-        <w:t>using</w:t>
-      </w:r>
-      <w:proofErr w:type="spellEnd"/>
-      <w:r>
-        <w:rPr>
-          <w:lang w:val="pt-BR"/>
-        </w:rPr>
-        <w:t xml:space="preserve"> a </w:t>
-      </w:r>
-      <w:proofErr w:type="spellStart"/>
-      <w:r>
-        <w:rPr>
-          <w:lang w:val="pt-BR"/>
-        </w:rPr>
-        <w:t>RestDB</w:t>
-      </w:r>
-      <w:proofErr w:type="spellEnd"/>
-      <w:r>
-        <w:rPr>
-          <w:lang w:val="pt-BR"/>
-        </w:rPr>
-        <w:t xml:space="preserve"> </w:t>
-      </w:r>
-      <w:proofErr w:type="spellStart"/>
-      <w:r>
-        <w:rPr>
-          <w:lang w:val="pt-BR"/>
-        </w:rPr>
-        <w:t>REST</w:t>
-      </w:r>
-      <w:proofErr w:type="spellEnd"/>
-      <w:r>
-        <w:rPr>
-          <w:lang w:val="pt-BR"/>
-        </w:rPr>
-        <w:t xml:space="preserve"> API, </w:t>
-      </w:r>
-      <w:proofErr w:type="spellStart"/>
-      <w:r>
-        <w:rPr>
-          <w:lang w:val="pt-BR"/>
-        </w:rPr>
-        <w:t>making</w:t>
-      </w:r>
-      <w:proofErr w:type="spellEnd"/>
-      <w:r>
-        <w:rPr>
-          <w:lang w:val="pt-BR"/>
-        </w:rPr>
-        <w:t xml:space="preserve"> it </w:t>
-      </w:r>
-      <w:proofErr w:type="spellStart"/>
-      <w:r>
-        <w:rPr>
-          <w:lang w:val="pt-BR"/>
-        </w:rPr>
-        <w:t>easy</w:t>
-      </w:r>
-      <w:proofErr w:type="spellEnd"/>
-      <w:r>
-        <w:rPr>
-          <w:lang w:val="pt-BR"/>
-        </w:rPr>
-        <w:t xml:space="preserve"> </w:t>
-      </w:r>
-      <w:proofErr w:type="spellStart"/>
-      <w:r>
-        <w:rPr>
-          <w:lang w:val="pt-BR"/>
-        </w:rPr>
-        <w:t>to</w:t>
-      </w:r>
-      <w:proofErr w:type="spellEnd"/>
-      <w:r>
-        <w:rPr>
-          <w:lang w:val="pt-BR"/>
-        </w:rPr>
-        <w:t xml:space="preserve"> </w:t>
-      </w:r>
-      <w:proofErr w:type="spellStart"/>
-      <w:r>
-        <w:rPr>
-          <w:lang w:val="pt-BR"/>
-        </w:rPr>
-        <w:t>access</w:t>
-      </w:r>
-      <w:proofErr w:type="spellEnd"/>
-      <w:r>
-        <w:rPr>
-          <w:lang w:val="pt-BR"/>
-        </w:rPr>
-        <w:t xml:space="preserve"> </w:t>
-      </w:r>
-      <w:proofErr w:type="spellStart"/>
-      <w:r>
-        <w:rPr>
-          <w:lang w:val="pt-BR"/>
-        </w:rPr>
-        <w:t>and</w:t>
-      </w:r>
-      <w:proofErr w:type="spellEnd"/>
-      <w:r>
-        <w:rPr>
-          <w:lang w:val="pt-BR"/>
-        </w:rPr>
-        <w:t xml:space="preserve"> </w:t>
-      </w:r>
-      <w:proofErr w:type="spellStart"/>
-      <w:r>
-        <w:rPr>
-          <w:lang w:val="pt-BR"/>
-        </w:rPr>
-        <w:t>share</w:t>
-      </w:r>
-      <w:proofErr w:type="spellEnd"/>
-      <w:r>
-        <w:rPr>
-          <w:lang w:val="pt-BR"/>
-        </w:rPr>
-        <w:t xml:space="preserve"> </w:t>
-      </w:r>
-      <w:proofErr w:type="spellStart"/>
-      <w:r>
-        <w:rPr>
-          <w:lang w:val="pt-BR"/>
-        </w:rPr>
-        <w:t>trips</w:t>
-      </w:r>
-      <w:proofErr w:type="spellEnd"/>
-      <w:r>
-        <w:rPr>
-          <w:lang w:val="pt-BR"/>
-        </w:rPr>
-        <w:t xml:space="preserve">. </w:t>
+      <w:r>
+        <w:rPr>
+          <w:lang w:val="pt-BR"/>
+        </w:rPr>
+        <w:t>TripTrail is a java-based Android app that works as a travel journal. User</w:t>
+      </w:r>
+      <w:r>
+        <w:rPr>
+          <w:lang w:val="pt-BR"/>
+        </w:rPr>
+        <w:t xml:space="preserve">s can log their trips by saving </w:t>
+      </w:r>
+      <w:r>
+        <w:rPr>
+          <w:lang w:val="pt-BR"/>
+        </w:rPr>
+        <w:t xml:space="preserve">visited places with GPS coordinates, photos and ratings (1 – 5 stars). All data is stored in the cloud using a RestDB REST API, making it easy to access and share trips. </w:t>
       </w:r>
     </w:p>
     <w:p>
@@ -614,101 +100,19 @@
           <w:lang w:val="pt-BR"/>
         </w:rPr>
       </w:pPr>
-      <w:proofErr w:type="spellStart"/>
       <w:r>
         <w:rPr>
           <w:b/>
           <w:lang w:val="pt-BR"/>
         </w:rPr>
-        <w:t>Keywords</w:t>
-      </w:r>
-      <w:proofErr w:type="spellEnd"/>
-      <w:r>
-        <w:rPr>
-          <w:b/>
-          <w:lang w:val="pt-BR"/>
-        </w:rPr>
-        <w:t xml:space="preserve">: </w:t>
-      </w:r>
-      <w:proofErr w:type="spellStart"/>
+        <w:t xml:space="preserve">Keywords: </w:t>
+      </w:r>
       <w:r>
         <w:rPr>
           <w:bCs/>
           <w:lang w:val="pt-BR"/>
         </w:rPr>
-        <w:t>Android</w:t>
-      </w:r>
-      <w:proofErr w:type="spellEnd"/>
-      <w:r>
-        <w:rPr>
-          <w:bCs/>
-          <w:lang w:val="pt-BR"/>
-        </w:rPr>
-        <w:t xml:space="preserve">, Java, </w:t>
-      </w:r>
-      <w:proofErr w:type="spellStart"/>
-      <w:r>
-        <w:rPr>
-          <w:bCs/>
-          <w:lang w:val="pt-BR"/>
-        </w:rPr>
-        <w:t>Travel</w:t>
-      </w:r>
-      <w:proofErr w:type="spellEnd"/>
-      <w:r>
-        <w:rPr>
-          <w:bCs/>
-          <w:lang w:val="pt-BR"/>
-        </w:rPr>
-        <w:t xml:space="preserve"> </w:t>
-      </w:r>
-      <w:proofErr w:type="spellStart"/>
-      <w:r>
-        <w:rPr>
-          <w:bCs/>
-          <w:lang w:val="pt-BR"/>
-        </w:rPr>
-        <w:t>Journal</w:t>
-      </w:r>
-      <w:proofErr w:type="spellEnd"/>
-      <w:r>
-        <w:rPr>
-          <w:bCs/>
-          <w:lang w:val="pt-BR"/>
-        </w:rPr>
-        <w:t xml:space="preserve">, GPS, </w:t>
-      </w:r>
-      <w:proofErr w:type="spellStart"/>
-      <w:r>
-        <w:rPr>
-          <w:bCs/>
-          <w:lang w:val="pt-BR"/>
-        </w:rPr>
-        <w:t>Camera</w:t>
-      </w:r>
-      <w:proofErr w:type="spellEnd"/>
-      <w:r>
-        <w:rPr>
-          <w:bCs/>
-          <w:lang w:val="pt-BR"/>
-        </w:rPr>
-        <w:t xml:space="preserve">, </w:t>
-      </w:r>
-      <w:proofErr w:type="spellStart"/>
-      <w:r>
-        <w:rPr>
-          <w:bCs/>
-          <w:lang w:val="pt-BR"/>
-        </w:rPr>
-        <w:t>Rest</w:t>
-      </w:r>
-      <w:proofErr w:type="spellEnd"/>
-      <w:r>
-        <w:rPr>
-          <w:bCs/>
-          <w:lang w:val="pt-BR"/>
-        </w:rPr>
-        <w:t xml:space="preserve"> API.</w:t>
+        <w:t>Android, Java, Travel Journal, GPS, Camera, Rest API.</w:t>
       </w:r>
     </w:p>
     <w:p>
@@ -736,69 +140,19 @@
         <w:rPr>
           <w:lang w:val="pt-BR"/>
         </w:rPr>
-        <w:t xml:space="preserve">O objetivo deste projeto é desenvolver o </w:t>
-      </w:r>
-      <w:proofErr w:type="spellStart"/>
-      <w:r>
-        <w:rPr>
-          <w:lang w:val="pt-BR"/>
-        </w:rPr>
-        <w:t>TripTrail</w:t>
-      </w:r>
-      <w:proofErr w:type="spellEnd"/>
-      <w:r>
-        <w:rPr>
-          <w:lang w:val="pt-BR"/>
-        </w:rPr>
-        <w:t xml:space="preserve">, uma aplicação </w:t>
-      </w:r>
-      <w:proofErr w:type="spellStart"/>
-      <w:r>
-        <w:rPr>
-          <w:lang w:val="pt-BR"/>
-        </w:rPr>
-        <w:t>Android</w:t>
-      </w:r>
-      <w:proofErr w:type="spellEnd"/>
-      <w:r>
-        <w:rPr>
-          <w:lang w:val="pt-BR"/>
-        </w:rPr>
-        <w:t xml:space="preserve"> em Java que funciona com um diário de viagens. A </w:t>
-      </w:r>
-      <w:proofErr w:type="spellStart"/>
-      <w:r>
-        <w:rPr>
-          <w:lang w:val="pt-BR"/>
-        </w:rPr>
-        <w:t>app</w:t>
-      </w:r>
-      <w:proofErr w:type="spellEnd"/>
-      <w:r>
-        <w:rPr>
-          <w:lang w:val="pt-BR"/>
-        </w:rPr>
-        <w:t xml:space="preserve"> permite registar locais visitados</w:t>
-      </w:r>
-      <w:r>
-        <w:rPr>
-          <w:lang w:val="pt-BR"/>
-        </w:rPr>
-        <w:t xml:space="preserve"> com coordenadas GPS, fotos e avaliações de 1 a 5 estrelas, guardando todos os dados na nuvem via </w:t>
-      </w:r>
-      <w:proofErr w:type="spellStart"/>
-      <w:r>
-        <w:rPr>
-          <w:lang w:val="pt-BR"/>
-        </w:rPr>
-        <w:t>RestDB</w:t>
-      </w:r>
-      <w:proofErr w:type="spellEnd"/>
-      <w:r>
-        <w:rPr>
-          <w:lang w:val="pt-BR"/>
-        </w:rPr>
-        <w:t xml:space="preserve">, facilitando assim o acesso e partilha entre utilizadores. </w:t>
+        <w:t>O objetivo deste projeto é desenvolver o TripTrail</w:t>
+      </w:r>
+      <w:r>
+        <w:rPr>
+          <w:lang w:val="pt-BR"/>
+        </w:rPr>
+        <w:t>, uma aplicação Android em Java que funciona com um diário de viagens. A app permite registar locais visitados</w:t>
+      </w:r>
+      <w:r>
+        <w:rPr>
+          <w:lang w:val="pt-BR"/>
+        </w:rPr>
+        <w:t xml:space="preserve"> com coordenadas GPS, fotos e avaliações de 1 a 5 estrelas, guardando todos os dados na nuvem via RestDB, facilitando assim o acesso e partilha entre utilizadores. </w:t>
       </w:r>
       <w:r>
         <w:rPr>
@@ -834,21 +188,7 @@
         <w:rPr>
           <w:lang w:val="pt-BR"/>
         </w:rPr>
-        <w:t xml:space="preserve">, entre outros. A aplicação utiliza recursos nativos do </w:t>
-      </w:r>
-      <w:proofErr w:type="spellStart"/>
-      <w:r>
-        <w:rPr>
-          <w:lang w:val="pt-BR"/>
-        </w:rPr>
-        <w:t>telemóvel</w:t>
-      </w:r>
-      <w:proofErr w:type="spellEnd"/>
-      <w:r>
-        <w:rPr>
-          <w:lang w:val="pt-BR"/>
-        </w:rPr>
-        <w:t xml:space="preserve"> como o GPS e câmara.</w:t>
+        <w:t>, entre outros. A aplicação utiliza recursos nativos do telemóvel como o GPS e câmara.</w:t>
       </w:r>
     </w:p>
     <w:p>
@@ -969,47 +309,11 @@
                 <w:lang w:val="pt-BR"/>
               </w:rPr>
             </w:pPr>
-            <w:proofErr w:type="spellStart"/>
-            <w:r>
-              <w:rPr>
-                <w:lang w:val="pt-BR"/>
-              </w:rPr>
-              <w:t>Term</w:t>
-            </w:r>
-            <w:proofErr w:type="spellEnd"/>
-            <w:r>
-              <w:rPr>
-                <w:lang w:val="pt-BR"/>
-              </w:rPr>
-              <w:t xml:space="preserve"> </w:t>
-            </w:r>
-            <w:proofErr w:type="spellStart"/>
-            <w:r>
-              <w:rPr>
-                <w:lang w:val="pt-BR"/>
-              </w:rPr>
-              <w:t>or</w:t>
-            </w:r>
-            <w:proofErr w:type="spellEnd"/>
-            <w:r>
-              <w:rPr>
-                <w:lang w:val="pt-BR"/>
-              </w:rPr>
-              <w:t xml:space="preserve"> Expression (</w:t>
-            </w:r>
-            <w:proofErr w:type="spellStart"/>
-            <w:r>
-              <w:rPr>
-                <w:lang w:val="pt-BR"/>
-              </w:rPr>
-              <w:t>EN</w:t>
-            </w:r>
-            <w:proofErr w:type="spellEnd"/>
-            <w:r>
-              <w:rPr>
-                <w:lang w:val="pt-BR"/>
-              </w:rPr>
-              <w:t>)</w:t>
+            <w:r>
+              <w:rPr>
+                <w:lang w:val="pt-BR"/>
+              </w:rPr>
+              <w:t>Term or Expression (EN)</w:t>
             </w:r>
           </w:p>
         </w:tc>
@@ -1074,14 +378,12 @@
                 <w:lang w:val="pt-BR"/>
               </w:rPr>
             </w:pPr>
-            <w:proofErr w:type="spellStart"/>
             <w:r>
               <w:rPr>
                 <w:lang w:val="pt-BR"/>
               </w:rPr>
               <w:t>Category</w:t>
             </w:r>
-            <w:proofErr w:type="spellEnd"/>
           </w:p>
         </w:tc>
         <w:tc>
@@ -1214,14 +516,12 @@
                 <w:lang w:val="pt-BR"/>
               </w:rPr>
             </w:pPr>
-            <w:proofErr w:type="spellStart"/>
             <w:r>
               <w:rPr>
                 <w:lang w:val="pt-BR"/>
               </w:rPr>
               <w:t>Map</w:t>
             </w:r>
-            <w:proofErr w:type="spellEnd"/>
           </w:p>
         </w:tc>
         <w:tc>
@@ -1258,19 +558,11 @@
                 <w:lang w:val="pt-BR"/>
               </w:rPr>
             </w:pPr>
-            <w:proofErr w:type="spellStart"/>
-            <w:r>
-              <w:rPr>
-                <w:lang w:val="pt-BR"/>
-              </w:rPr>
-              <w:t>Ecrã</w:t>
-            </w:r>
-            <w:proofErr w:type="spellEnd"/>
-            <w:r>
-              <w:rPr>
-                <w:lang w:val="pt-BR"/>
-              </w:rPr>
-              <w:t xml:space="preserve"> com os locais da viagem</w:t>
+            <w:r>
+              <w:rPr>
+                <w:lang w:val="pt-BR"/>
+              </w:rPr>
+              <w:t>Ecrã com os locais da viagem</w:t>
             </w:r>
           </w:p>
         </w:tc>
@@ -1293,14 +585,12 @@
                 <w:lang w:val="pt-BR"/>
               </w:rPr>
             </w:pPr>
-            <w:proofErr w:type="spellStart"/>
             <w:r>
               <w:rPr>
                 <w:lang w:val="pt-BR"/>
               </w:rPr>
               <w:t>Marker</w:t>
             </w:r>
-            <w:proofErr w:type="spellEnd"/>
           </w:p>
         </w:tc>
         <w:tc>
@@ -1364,14 +654,12 @@
                 <w:lang w:val="pt-BR"/>
               </w:rPr>
             </w:pPr>
-            <w:proofErr w:type="spellStart"/>
             <w:r>
               <w:rPr>
                 <w:lang w:val="pt-BR"/>
               </w:rPr>
               <w:t>Photo</w:t>
             </w:r>
-            <w:proofErr w:type="spellEnd"/>
           </w:p>
         </w:tc>
         <w:tc>
@@ -1435,7 +723,6 @@
                 <w:lang w:val="pt-BR"/>
               </w:rPr>
             </w:pPr>
-            <w:proofErr w:type="spellStart"/>
             <w:r>
               <w:rPr>
                 <w:lang w:val="pt-BR"/>
@@ -1443,7 +730,6 @@
               <w:lastRenderedPageBreak/>
               <w:t>Place</w:t>
             </w:r>
-            <w:proofErr w:type="spellEnd"/>
           </w:p>
         </w:tc>
         <w:tc>
@@ -1576,14 +862,12 @@
                 <w:lang w:val="pt-BR"/>
               </w:rPr>
             </w:pPr>
-            <w:proofErr w:type="spellStart"/>
             <w:r>
               <w:rPr>
                 <w:lang w:val="pt-BR"/>
               </w:rPr>
               <w:t>Trip</w:t>
             </w:r>
-            <w:proofErr w:type="spellEnd"/>
           </w:p>
         </w:tc>
         <w:tc>
@@ -1647,28 +931,12 @@
                 <w:lang w:val="pt-BR"/>
               </w:rPr>
             </w:pPr>
-            <w:proofErr w:type="spellStart"/>
-            <w:r>
-              <w:rPr>
-                <w:lang w:val="pt-BR"/>
-              </w:rPr>
-              <w:t>Trip</w:t>
-            </w:r>
-            <w:proofErr w:type="spellEnd"/>
-            <w:r>
-              <w:rPr>
-                <w:lang w:val="pt-BR"/>
-              </w:rPr>
-              <w:t xml:space="preserve"> </w:t>
-            </w:r>
-            <w:proofErr w:type="spellStart"/>
-            <w:r>
-              <w:rPr>
-                <w:lang w:val="pt-BR"/>
-              </w:rPr>
-              <w:t>Member</w:t>
-            </w:r>
-            <w:proofErr w:type="spellEnd"/>
+            <w:r>
+              <w:rPr>
+                <w:lang w:val="pt-BR"/>
+              </w:rPr>
+              <w:t>Trip Member</w:t>
+            </w:r>
           </w:p>
         </w:tc>
         <w:tc>
@@ -1732,14 +1000,12 @@
                 <w:lang w:val="pt-BR"/>
               </w:rPr>
             </w:pPr>
-            <w:proofErr w:type="spellStart"/>
             <w:r>
               <w:rPr>
                 <w:lang w:val="pt-BR"/>
               </w:rPr>
               <w:t>User</w:t>
             </w:r>
-            <w:proofErr w:type="spellEnd"/>
           </w:p>
         </w:tc>
         <w:tc>
@@ -1999,21 +1265,7 @@
         <w:rPr>
           <w:lang w:val="pt-BR"/>
         </w:rPr>
-        <w:t xml:space="preserve">Como utilizador, quero que criar uma conta e iniciar sessão para que as minhas viagens fiquem guardadas e acessíveis em qualquer </w:t>
-      </w:r>
-      <w:proofErr w:type="spellStart"/>
-      <w:r>
-        <w:rPr>
-          <w:lang w:val="pt-BR"/>
-        </w:rPr>
-        <w:t>telemóvel</w:t>
-      </w:r>
-      <w:proofErr w:type="spellEnd"/>
-      <w:r>
-        <w:rPr>
-          <w:lang w:val="pt-BR"/>
-        </w:rPr>
-        <w:t>.</w:t>
+        <w:t>Como utilizador, quero que criar uma conta e iniciar sessão para que as minhas viagens fiquem guardadas e acessíveis em qualquer telemóvel.</w:t>
       </w:r>
     </w:p>
     <w:p>
@@ -2050,27 +1302,13 @@
         <w:rPr>
           <w:lang w:val="pt-BR"/>
         </w:rPr>
-        <w:t xml:space="preserve">O sistema deve pedir o nome, </w:t>
-      </w:r>
-      <w:proofErr w:type="spellStart"/>
-      <w:r>
-        <w:rPr>
-          <w:lang w:val="pt-BR"/>
-        </w:rPr>
-        <w:t>em</w:t>
-      </w:r>
-      <w:r>
-        <w:rPr>
-          <w:lang w:val="pt-BR"/>
-        </w:rPr>
-        <w:t>ail</w:t>
-      </w:r>
-      <w:proofErr w:type="spellEnd"/>
-      <w:r>
-        <w:rPr>
-          <w:lang w:val="pt-BR"/>
-        </w:rPr>
-        <w:t xml:space="preserve"> e palavra-passe no registo;</w:t>
+        <w:t>O sistema deve pedir o nome, em</w:t>
+      </w:r>
+      <w:r>
+        <w:rPr>
+          <w:lang w:val="pt-BR"/>
+        </w:rPr>
+        <w:t>ail e palavra-passe no registo;</w:t>
       </w:r>
     </w:p>
     <w:p>
@@ -2089,21 +1327,7 @@
         <w:rPr>
           <w:lang w:val="pt-BR"/>
         </w:rPr>
-        <w:t xml:space="preserve">O sistema deve recusar </w:t>
-      </w:r>
-      <w:proofErr w:type="spellStart"/>
-      <w:r>
-        <w:rPr>
-          <w:lang w:val="pt-BR"/>
-        </w:rPr>
-        <w:t>emails</w:t>
-      </w:r>
-      <w:proofErr w:type="spellEnd"/>
-      <w:r>
-        <w:rPr>
-          <w:lang w:val="pt-BR"/>
-        </w:rPr>
-        <w:t xml:space="preserve"> inválidos e palavras-passe com menos de</w:t>
+        <w:t>O sistema deve recusar emails inválidos e palavras-passe com menos de</w:t>
       </w:r>
       <w:r>
         <w:rPr>
@@ -2154,21 +1378,7 @@
         <w:rPr>
           <w:lang w:val="pt-BR"/>
         </w:rPr>
-        <w:t xml:space="preserve">Como utilizador, quero que criar uma conta e iniciar sessão para que as minhas viagens fiquem guardadas e acessíveis em qualquer </w:t>
-      </w:r>
-      <w:proofErr w:type="spellStart"/>
-      <w:r>
-        <w:rPr>
-          <w:lang w:val="pt-BR"/>
-        </w:rPr>
-        <w:t>telemóvel</w:t>
-      </w:r>
-      <w:proofErr w:type="spellEnd"/>
-      <w:r>
-        <w:rPr>
-          <w:lang w:val="pt-BR"/>
-        </w:rPr>
-        <w:t>.</w:t>
+        <w:t>Como utilizador, quero que criar uma conta e iniciar sessão para que as minhas viagens fiquem guardadas e acessíveis em qualquer telemóvel.</w:t>
       </w:r>
     </w:p>
     <w:p>
@@ -2284,21 +1494,7 @@
         <w:rPr>
           <w:lang w:val="pt-BR"/>
         </w:rPr>
-        <w:t xml:space="preserve">lista e ficar gravada no </w:t>
-      </w:r>
-      <w:proofErr w:type="spellStart"/>
-      <w:r>
-        <w:rPr>
-          <w:lang w:val="pt-BR"/>
-        </w:rPr>
-        <w:t>RestDB</w:t>
-      </w:r>
-      <w:proofErr w:type="spellEnd"/>
-      <w:r>
-        <w:rPr>
-          <w:lang w:val="pt-BR"/>
-        </w:rPr>
-        <w:t>;</w:t>
+        <w:t>lista e ficar gravada no RestDB;</w:t>
       </w:r>
     </w:p>
     <w:p>
@@ -2317,21 +1513,7 @@
         <w:rPr>
           <w:lang w:val="pt-BR"/>
         </w:rPr>
-        <w:t xml:space="preserve">O criador fica registado como participante com o papel </w:t>
-      </w:r>
-      <w:proofErr w:type="spellStart"/>
-      <w:r>
-        <w:rPr>
-          <w:lang w:val="pt-BR"/>
-        </w:rPr>
-        <w:t>Owner</w:t>
-      </w:r>
-      <w:proofErr w:type="spellEnd"/>
-      <w:r>
-        <w:rPr>
-          <w:lang w:val="pt-BR"/>
-        </w:rPr>
-        <w:t>.</w:t>
+        <w:t>O criador fica registado como participante com o papel Owner.</w:t>
       </w:r>
     </w:p>
     <w:p>
@@ -2609,21 +1791,7 @@
         <w:rPr>
           <w:lang w:val="pt-BR"/>
         </w:rPr>
-        <w:t xml:space="preserve">, com o </w:t>
-      </w:r>
-      <w:proofErr w:type="spellStart"/>
-      <w:r>
-        <w:rPr>
-          <w:lang w:val="pt-BR"/>
-        </w:rPr>
-        <w:t>CameraX</w:t>
-      </w:r>
-      <w:proofErr w:type="spellEnd"/>
-      <w:r>
-        <w:rPr>
-          <w:lang w:val="pt-BR"/>
-        </w:rPr>
-        <w:t>.</w:t>
+        <w:t>, com o CameraX.</w:t>
       </w:r>
     </w:p>
     <w:p>
@@ -2860,21 +2028,7 @@
         <w:rPr>
           <w:lang w:val="pt-BR"/>
         </w:rPr>
-        <w:t xml:space="preserve">O convite deve ser feito pelo </w:t>
-      </w:r>
-      <w:proofErr w:type="spellStart"/>
-      <w:r>
-        <w:rPr>
-          <w:lang w:val="pt-BR"/>
-        </w:rPr>
-        <w:t>email</w:t>
-      </w:r>
-      <w:proofErr w:type="spellEnd"/>
-      <w:r>
-        <w:rPr>
-          <w:lang w:val="pt-BR"/>
-        </w:rPr>
-        <w:t xml:space="preserve"> do utilizador;</w:t>
+        <w:t>O convite deve ser feito pelo email do utilizador;</w:t>
       </w:r>
     </w:p>
     <w:p>
@@ -3116,7 +2270,6 @@
           <w:lang w:val="pt-BR"/>
         </w:rPr>
       </w:pPr>
-      <w:proofErr w:type="spellStart"/>
       <w:r>
         <w:rPr>
           <w:b w:val="0"/>
@@ -3124,29 +2277,8 @@
           <w:szCs w:val="18"/>
           <w:lang w:val="pt-BR"/>
         </w:rPr>
-        <w:t>UC</w:t>
-      </w:r>
-      <w:proofErr w:type="spellEnd"/>
-      <w:r>
-        <w:rPr>
-          <w:b w:val="0"/>
-          <w:sz w:val="18"/>
-          <w:szCs w:val="18"/>
-          <w:lang w:val="pt-BR"/>
-        </w:rPr>
-        <w:t xml:space="preserve"> 1. </w:t>
-      </w:r>
-      <w:proofErr w:type="gramStart"/>
-      <w:r>
-        <w:rPr>
-          <w:b w:val="0"/>
-          <w:sz w:val="18"/>
-          <w:szCs w:val="18"/>
-          <w:lang w:val="pt-BR"/>
-        </w:rPr>
-        <w:t>Registar Utilizador</w:t>
-      </w:r>
-      <w:proofErr w:type="gramEnd"/>
+        <w:t>UC 1. Registar Utilizador</w:t>
+      </w:r>
     </w:p>
     <w:tbl>
       <w:tblPr>
@@ -3240,21 +2372,7 @@
               <w:rPr>
                 <w:lang w:val="pt-BR"/>
               </w:rPr>
-              <w:t xml:space="preserve">O </w:t>
-            </w:r>
-            <w:proofErr w:type="spellStart"/>
-            <w:r>
-              <w:rPr>
-                <w:lang w:val="pt-BR"/>
-              </w:rPr>
-              <w:t>email</w:t>
-            </w:r>
-            <w:proofErr w:type="spellEnd"/>
-            <w:r>
-              <w:rPr>
-                <w:lang w:val="pt-BR"/>
-              </w:rPr>
-              <w:t xml:space="preserve"> introduzido não existe no sistema</w:t>
+              <w:t>O email introduzido não existe no sistema</w:t>
             </w:r>
           </w:p>
         </w:tc>
@@ -3338,21 +2456,7 @@
               <w:rPr>
                 <w:lang w:val="pt-BR"/>
               </w:rPr>
-              <w:t xml:space="preserve">O sistema solicita o nome, </w:t>
-            </w:r>
-            <w:proofErr w:type="spellStart"/>
-            <w:r>
-              <w:rPr>
-                <w:lang w:val="pt-BR"/>
-              </w:rPr>
-              <w:t>email</w:t>
-            </w:r>
-            <w:proofErr w:type="spellEnd"/>
-            <w:r>
-              <w:rPr>
-                <w:lang w:val="pt-BR"/>
-              </w:rPr>
-              <w:t xml:space="preserve"> e palavra-passe;</w:t>
+              <w:t>O sistema solicita o nome, email e palavra-passe;</w:t>
             </w:r>
           </w:p>
           <w:p>
@@ -3388,21 +2492,7 @@
               <w:rPr>
                 <w:lang w:val="pt-BR"/>
               </w:rPr>
-              <w:t xml:space="preserve">O sistema valida o nome, o </w:t>
-            </w:r>
-            <w:proofErr w:type="spellStart"/>
-            <w:r>
-              <w:rPr>
-                <w:lang w:val="pt-BR"/>
-              </w:rPr>
-              <w:t>email</w:t>
-            </w:r>
-            <w:proofErr w:type="spellEnd"/>
-            <w:r>
-              <w:rPr>
-                <w:lang w:val="pt-BR"/>
-              </w:rPr>
-              <w:t xml:space="preserve"> e a palavra-passe;</w:t>
+              <w:t>O sistema valida o nome, o email e a palavra-passe;</w:t>
             </w:r>
           </w:p>
           <w:p>
@@ -3421,21 +2511,7 @@
                 <w:lang w:val="pt-BR"/>
               </w:rPr>
               <w:lastRenderedPageBreak/>
-              <w:t xml:space="preserve">O sistema guarda a palavra-passe como </w:t>
-            </w:r>
-            <w:proofErr w:type="spellStart"/>
-            <w:r>
-              <w:rPr>
-                <w:lang w:val="pt-BR"/>
-              </w:rPr>
-              <w:t>SHA</w:t>
-            </w:r>
-            <w:proofErr w:type="spellEnd"/>
-            <w:r>
-              <w:rPr>
-                <w:lang w:val="pt-BR"/>
-              </w:rPr>
-              <w:t>-256 e regista o novo utilizador no sistema;</w:t>
+              <w:t>O sistema guarda a palavra-passe como SHA-256 e regista o novo utilizador no sistema;</w:t>
             </w:r>
           </w:p>
           <w:p>
@@ -3516,7 +2592,6 @@
           <w:lang w:val="pt-BR"/>
         </w:rPr>
       </w:pPr>
-      <w:proofErr w:type="spellStart"/>
       <w:r>
         <w:rPr>
           <w:b w:val="0"/>
@@ -3524,17 +2599,7 @@
           <w:szCs w:val="18"/>
           <w:lang w:val="pt-BR"/>
         </w:rPr>
-        <w:t>UC</w:t>
-      </w:r>
-      <w:proofErr w:type="spellEnd"/>
-      <w:r>
-        <w:rPr>
-          <w:b w:val="0"/>
-          <w:sz w:val="18"/>
-          <w:szCs w:val="18"/>
-          <w:lang w:val="pt-BR"/>
-        </w:rPr>
-        <w:t xml:space="preserve"> 2. Iniciar Sessão</w:t>
+        <w:t>UC 2. Iniciar Sessão</w:t>
       </w:r>
     </w:p>
     <w:tbl>
@@ -3629,21 +2694,7 @@
               <w:rPr>
                 <w:lang w:val="pt-BR"/>
               </w:rPr>
-              <w:t xml:space="preserve">Existe uma conta com o </w:t>
-            </w:r>
-            <w:proofErr w:type="spellStart"/>
-            <w:r>
-              <w:rPr>
-                <w:lang w:val="pt-BR"/>
-              </w:rPr>
-              <w:t>email</w:t>
-            </w:r>
-            <w:proofErr w:type="spellEnd"/>
-            <w:r>
-              <w:rPr>
-                <w:lang w:val="pt-BR"/>
-              </w:rPr>
-              <w:t xml:space="preserve"> introduzido</w:t>
+              <w:t>Existe uma conta com o email introduzido</w:t>
             </w:r>
           </w:p>
         </w:tc>
@@ -3727,21 +2778,7 @@
               <w:rPr>
                 <w:lang w:val="pt-BR"/>
               </w:rPr>
-              <w:t xml:space="preserve">O sistema solicita o </w:t>
-            </w:r>
-            <w:proofErr w:type="spellStart"/>
-            <w:r>
-              <w:rPr>
-                <w:lang w:val="pt-BR"/>
-              </w:rPr>
-              <w:t>email</w:t>
-            </w:r>
-            <w:proofErr w:type="spellEnd"/>
-            <w:r>
-              <w:rPr>
-                <w:lang w:val="pt-BR"/>
-              </w:rPr>
-              <w:t xml:space="preserve"> e a palavra-passe;</w:t>
+              <w:t>O sistema solicita o email e a palavra-passe;</w:t>
             </w:r>
           </w:p>
           <w:p>
@@ -3777,21 +2814,7 @@
               <w:rPr>
                 <w:lang w:val="pt-BR"/>
               </w:rPr>
-              <w:t xml:space="preserve">O sistema calcula o </w:t>
-            </w:r>
-            <w:proofErr w:type="spellStart"/>
-            <w:r>
-              <w:rPr>
-                <w:lang w:val="pt-BR"/>
-              </w:rPr>
-              <w:t>hash</w:t>
-            </w:r>
-            <w:proofErr w:type="spellEnd"/>
-            <w:r>
-              <w:rPr>
-                <w:lang w:val="pt-BR"/>
-              </w:rPr>
-              <w:t xml:space="preserve"> da palavra-passe e compara-o com o guardado;</w:t>
+              <w:t>O sistema calcula o hash da palavra-passe e compara-o com o guardado;</w:t>
             </w:r>
           </w:p>
           <w:p>
@@ -3868,21 +2891,12 @@
           <w:lang w:val="pt-BR"/>
         </w:rPr>
       </w:pPr>
-      <w:proofErr w:type="spellStart"/>
       <w:r>
         <w:rPr>
           <w:b w:val="0"/>
           <w:lang w:val="pt-BR"/>
         </w:rPr>
-        <w:t>UC</w:t>
-      </w:r>
-      <w:proofErr w:type="spellEnd"/>
-      <w:r>
-        <w:rPr>
-          <w:b w:val="0"/>
-          <w:lang w:val="pt-BR"/>
-        </w:rPr>
-        <w:t xml:space="preserve"> 3. Criar Viagem</w:t>
+        <w:t>UC 3. Criar Viagem</w:t>
       </w:r>
     </w:p>
     <w:tbl>
@@ -4017,21 +3031,7 @@
               <w:rPr>
                 <w:lang w:val="pt-BR"/>
               </w:rPr>
-              <w:t xml:space="preserve">A viagem fica guardada no </w:t>
-            </w:r>
-            <w:proofErr w:type="spellStart"/>
-            <w:r>
-              <w:rPr>
-                <w:lang w:val="pt-BR"/>
-              </w:rPr>
-              <w:t>RestDB</w:t>
-            </w:r>
-            <w:proofErr w:type="spellEnd"/>
-            <w:r>
-              <w:rPr>
-                <w:lang w:val="pt-BR"/>
-              </w:rPr>
-              <w:t xml:space="preserve"> e aparece na lista</w:t>
+              <w:t>A viagem fica guardada no RestDB e aparece na lista</w:t>
             </w:r>
           </w:p>
         </w:tc>
@@ -4183,21 +3183,7 @@
               <w:rPr>
                 <w:lang w:val="pt-BR"/>
               </w:rPr>
-              <w:t xml:space="preserve"> como </w:t>
-            </w:r>
-            <w:proofErr w:type="spellStart"/>
-            <w:r>
-              <w:rPr>
-                <w:lang w:val="pt-BR"/>
-              </w:rPr>
-              <w:t>OWNER</w:t>
-            </w:r>
-            <w:proofErr w:type="spellEnd"/>
-            <w:r>
-              <w:rPr>
-                <w:lang w:val="pt-BR"/>
-              </w:rPr>
-              <w:t>;</w:t>
+              <w:t xml:space="preserve"> como OWNER;</w:t>
             </w:r>
           </w:p>
           <w:p>
@@ -4284,21 +3270,12 @@
           <w:lang w:val="pt-BR"/>
         </w:rPr>
       </w:pPr>
-      <w:proofErr w:type="spellStart"/>
       <w:r>
         <w:rPr>
           <w:b w:val="0"/>
           <w:lang w:val="pt-BR"/>
         </w:rPr>
-        <w:t>UC</w:t>
-      </w:r>
-      <w:proofErr w:type="spellEnd"/>
-      <w:r>
-        <w:rPr>
-          <w:b w:val="0"/>
-          <w:lang w:val="pt-BR"/>
-        </w:rPr>
-        <w:t xml:space="preserve"> 4. Consultar Lista de Viagens</w:t>
+        <w:t>UC 4. Consultar Lista de Viagens</w:t>
       </w:r>
     </w:p>
     <w:tbl>
@@ -4584,21 +3561,12 @@
           <w:lang w:val="pt-BR"/>
         </w:rPr>
       </w:pPr>
-      <w:proofErr w:type="spellStart"/>
       <w:r>
         <w:rPr>
           <w:b w:val="0"/>
           <w:lang w:val="pt-BR"/>
         </w:rPr>
-        <w:t>UC</w:t>
-      </w:r>
-      <w:proofErr w:type="spellEnd"/>
-      <w:r>
-        <w:rPr>
-          <w:b w:val="0"/>
-          <w:lang w:val="pt-BR"/>
-        </w:rPr>
-        <w:t xml:space="preserve"> 5. Editar Viagem</w:t>
+        <w:t>UC 5. Editar Viagem</w:t>
       </w:r>
     </w:p>
     <w:tbl>
@@ -4693,16 +3661,8 @@
               <w:rPr>
                 <w:lang w:val="pt-BR"/>
               </w:rPr>
-              <w:t xml:space="preserve">A viagem existe e o utilizador é </w:t>
-            </w:r>
-            <w:proofErr w:type="spellStart"/>
-            <w:r>
-              <w:rPr>
-                <w:lang w:val="pt-BR"/>
-              </w:rPr>
-              <w:t>OWNER</w:t>
-            </w:r>
-            <w:proofErr w:type="spellEnd"/>
+              <w:t>A viagem existe e o utilizador é OWNER</w:t>
+            </w:r>
           </w:p>
         </w:tc>
       </w:tr>
@@ -4741,16 +3701,8 @@
               <w:rPr>
                 <w:lang w:val="pt-BR"/>
               </w:rPr>
-              <w:t xml:space="preserve">Os dados atualizados ficam gravados no </w:t>
-            </w:r>
-            <w:proofErr w:type="spellStart"/>
-            <w:r>
-              <w:rPr>
-                <w:lang w:val="pt-BR"/>
-              </w:rPr>
-              <w:t>RestDB</w:t>
-            </w:r>
-            <w:proofErr w:type="spellEnd"/>
+              <w:t>Os dados atualizados ficam gravados no RestDB</w:t>
+            </w:r>
           </w:p>
         </w:tc>
       </w:tr>
@@ -4919,21 +3871,12 @@
           <w:lang w:val="pt-BR"/>
         </w:rPr>
       </w:pPr>
-      <w:proofErr w:type="spellStart"/>
       <w:r>
         <w:rPr>
           <w:b w:val="0"/>
           <w:lang w:val="pt-BR"/>
         </w:rPr>
-        <w:t>UC</w:t>
-      </w:r>
-      <w:proofErr w:type="spellEnd"/>
-      <w:r>
-        <w:rPr>
-          <w:b w:val="0"/>
-          <w:lang w:val="pt-BR"/>
-        </w:rPr>
-        <w:t xml:space="preserve"> 6. Apagar Viagem</w:t>
+        <w:t>UC 6. Apagar Viagem</w:t>
       </w:r>
     </w:p>
     <w:tbl>
@@ -5028,16 +3971,8 @@
               <w:rPr>
                 <w:lang w:val="pt-BR"/>
               </w:rPr>
-              <w:t xml:space="preserve">A viagem existe e o utilizador é </w:t>
-            </w:r>
-            <w:proofErr w:type="spellStart"/>
-            <w:r>
-              <w:rPr>
-                <w:lang w:val="pt-BR"/>
-              </w:rPr>
-              <w:t>OWNER</w:t>
-            </w:r>
-            <w:proofErr w:type="spellEnd"/>
+              <w:t>A viagem existe e o utilizador é OWNER</w:t>
+            </w:r>
           </w:p>
         </w:tc>
       </w:tr>
@@ -5276,21 +4211,12 @@
           <w:lang w:val="pt-BR"/>
         </w:rPr>
       </w:pPr>
-      <w:proofErr w:type="spellStart"/>
       <w:r>
         <w:rPr>
           <w:b w:val="0"/>
           <w:lang w:val="pt-BR"/>
         </w:rPr>
-        <w:t>UC</w:t>
-      </w:r>
-      <w:proofErr w:type="spellEnd"/>
-      <w:r>
-        <w:rPr>
-          <w:b w:val="0"/>
-          <w:lang w:val="pt-BR"/>
-        </w:rPr>
-        <w:t xml:space="preserve"> 7. Gerir Participantes</w:t>
+        <w:t>UC 7. Gerir Participantes</w:t>
       </w:r>
     </w:p>
     <w:tbl>
@@ -5385,16 +4311,8 @@
               <w:rPr>
                 <w:lang w:val="pt-BR"/>
               </w:rPr>
-              <w:t xml:space="preserve">A viagem existe e o utilizador é </w:t>
-            </w:r>
-            <w:proofErr w:type="spellStart"/>
-            <w:r>
-              <w:rPr>
-                <w:lang w:val="pt-BR"/>
-              </w:rPr>
-              <w:t>OWNER</w:t>
-            </w:r>
-            <w:proofErr w:type="spellEnd"/>
+              <w:t>A viagem existe e o utilizador é OWNER</w:t>
+            </w:r>
           </w:p>
         </w:tc>
       </w:tr>
@@ -5496,21 +4414,7 @@
                 <w:lang w:val="pt-BR"/>
               </w:rPr>
               <w:lastRenderedPageBreak/>
-              <w:t xml:space="preserve">O utilizador introduz o </w:t>
-            </w:r>
-            <w:proofErr w:type="spellStart"/>
-            <w:r>
-              <w:rPr>
-                <w:lang w:val="pt-BR"/>
-              </w:rPr>
-              <w:t>email</w:t>
-            </w:r>
-            <w:proofErr w:type="spellEnd"/>
-            <w:r>
-              <w:rPr>
-                <w:lang w:val="pt-BR"/>
-              </w:rPr>
-              <w:t xml:space="preserve"> do convidado;</w:t>
+              <w:t>O utilizador introduz o email do convidado;</w:t>
             </w:r>
           </w:p>
           <w:p>
@@ -5619,21 +4523,12 @@
           <w:lang w:val="pt-BR"/>
         </w:rPr>
       </w:pPr>
-      <w:proofErr w:type="spellStart"/>
       <w:r>
         <w:rPr>
           <w:b w:val="0"/>
           <w:lang w:val="pt-BR"/>
         </w:rPr>
-        <w:t>UC</w:t>
-      </w:r>
-      <w:proofErr w:type="spellEnd"/>
-      <w:r>
-        <w:rPr>
-          <w:b w:val="0"/>
-          <w:lang w:val="pt-BR"/>
-        </w:rPr>
-        <w:t xml:space="preserve"> 8. Adicionar Locais</w:t>
+        <w:t>UC 8. Adicionar Locais</w:t>
       </w:r>
     </w:p>
     <w:tbl>
@@ -5848,21 +4743,7 @@
               <w:rPr>
                 <w:lang w:val="pt-BR"/>
               </w:rPr>
-              <w:t xml:space="preserve">O utilizador introduz o </w:t>
-            </w:r>
-            <w:proofErr w:type="spellStart"/>
-            <w:r>
-              <w:rPr>
-                <w:lang w:val="pt-BR"/>
-              </w:rPr>
-              <w:t>email</w:t>
-            </w:r>
-            <w:proofErr w:type="spellEnd"/>
-            <w:r>
-              <w:rPr>
-                <w:lang w:val="pt-BR"/>
-              </w:rPr>
-              <w:t xml:space="preserve"> do convidado;</w:t>
+              <w:t>O utilizador introduz o email do convidado;</w:t>
             </w:r>
           </w:p>
           <w:p>
@@ -5983,21 +4864,12 @@
           <w:lang w:val="pt-BR"/>
         </w:rPr>
       </w:pPr>
-      <w:proofErr w:type="spellStart"/>
       <w:r>
         <w:rPr>
           <w:b w:val="0"/>
           <w:lang w:val="pt-BR"/>
         </w:rPr>
-        <w:t>UC</w:t>
-      </w:r>
-      <w:proofErr w:type="spellEnd"/>
-      <w:r>
-        <w:rPr>
-          <w:b w:val="0"/>
-          <w:lang w:val="pt-BR"/>
-        </w:rPr>
-        <w:t xml:space="preserve"> 9. Tirar e Enviar Fotografia</w:t>
+        <w:t>UC 9. Tirar e Enviar Fotografia</w:t>
       </w:r>
     </w:p>
     <w:tbl>
@@ -6218,21 +5090,7 @@
               <w:rPr>
                 <w:lang w:val="pt-BR"/>
               </w:rPr>
-              <w:t xml:space="preserve">O sistema abre a </w:t>
-            </w:r>
-            <w:proofErr w:type="spellStart"/>
-            <w:r>
-              <w:rPr>
-                <w:lang w:val="pt-BR"/>
-              </w:rPr>
-              <w:t>App</w:t>
-            </w:r>
-            <w:proofErr w:type="spellEnd"/>
-            <w:r>
-              <w:rPr>
-                <w:lang w:val="pt-BR"/>
-              </w:rPr>
-              <w:t xml:space="preserve"> da Câmera</w:t>
+              <w:t>O sistema abre a App da Câmera</w:t>
             </w:r>
             <w:r>
               <w:rPr>
@@ -6299,21 +5157,12 @@
           <w:lang w:val="pt-BR"/>
         </w:rPr>
       </w:pPr>
-      <w:proofErr w:type="spellStart"/>
       <w:r>
         <w:rPr>
           <w:b w:val="0"/>
           <w:lang w:val="pt-BR"/>
         </w:rPr>
-        <w:t>UC</w:t>
-      </w:r>
-      <w:proofErr w:type="spellEnd"/>
-      <w:r>
-        <w:rPr>
-          <w:b w:val="0"/>
-          <w:lang w:val="pt-BR"/>
-        </w:rPr>
-        <w:t xml:space="preserve"> 10. Avaliar Local</w:t>
+        <w:t>UC 10. Avaliar Local</w:t>
       </w:r>
     </w:p>
     <w:tbl>
@@ -6571,22 +5420,13 @@
           <w:lang w:val="pt-BR"/>
         </w:rPr>
       </w:pPr>
-      <w:proofErr w:type="spellStart"/>
       <w:r>
         <w:rPr>
           <w:b w:val="0"/>
           <w:lang w:val="pt-BR"/>
         </w:rPr>
         <w:lastRenderedPageBreak/>
-        <w:t>UC</w:t>
-      </w:r>
-      <w:proofErr w:type="spellEnd"/>
-      <w:r>
-        <w:rPr>
-          <w:b w:val="0"/>
-          <w:lang w:val="pt-BR"/>
-        </w:rPr>
-        <w:t xml:space="preserve"> 11. Visualizar Mapa de Viagens</w:t>
+        <w:t>UC 11. Visualizar Mapa de Viagens</w:t>
       </w:r>
     </w:p>
     <w:tbl>
@@ -6909,21 +5749,12 @@
           <w:lang w:val="pt-BR"/>
         </w:rPr>
       </w:pPr>
-      <w:proofErr w:type="spellStart"/>
       <w:r>
         <w:rPr>
           <w:b w:val="0"/>
           <w:lang w:val="pt-BR"/>
         </w:rPr>
-        <w:t>UC</w:t>
-      </w:r>
-      <w:proofErr w:type="spellEnd"/>
-      <w:r>
-        <w:rPr>
-          <w:b w:val="0"/>
-          <w:lang w:val="pt-BR"/>
-        </w:rPr>
-        <w:t xml:space="preserve"> 12. Consultar Estatísticas da Viagem</w:t>
+        <w:t>UC 12. Consultar Estatísticas da Viagem</w:t>
       </w:r>
     </w:p>
     <w:tbl>
@@ -8027,7 +6858,25 @@
                                 <w:sz w:val="18"/>
                                 <w:szCs w:val="18"/>
                               </w:rPr>
-                              <w:t xml:space="preserve"> que </w:t>
+                              <w:t xml:space="preserve"> </w:t>
+                            </w:r>
+                            <w:proofErr w:type="spellStart"/>
+                            <w:r>
+                              <w:rPr>
+                                <w:b w:val="0"/>
+                                <w:sz w:val="18"/>
+                                <w:szCs w:val="18"/>
+                              </w:rPr>
+                              <w:t>que</w:t>
+                            </w:r>
+                            <w:proofErr w:type="spellEnd"/>
+                            <w:r>
+                              <w:rPr>
+                                <w:b w:val="0"/>
+                                <w:sz w:val="18"/>
+                                <w:szCs w:val="18"/>
+                              </w:rPr>
+                              <w:t xml:space="preserve"> </w:t>
                             </w:r>
                             <w:proofErr w:type="spellStart"/>
                             <w:r>
@@ -8607,7 +7456,25 @@
                                 <w:sz w:val="18"/>
                                 <w:szCs w:val="18"/>
                               </w:rPr>
-                              <w:t xml:space="preserve"> que </w:t>
+                              <w:t xml:space="preserve"> </w:t>
+                            </w:r>
+                            <w:proofErr w:type="spellStart"/>
+                            <w:r>
+                              <w:rPr>
+                                <w:b w:val="0"/>
+                                <w:sz w:val="18"/>
+                                <w:szCs w:val="18"/>
+                              </w:rPr>
+                              <w:t>que</w:t>
+                            </w:r>
+                            <w:proofErr w:type="spellEnd"/>
+                            <w:r>
+                              <w:rPr>
+                                <w:b w:val="0"/>
+                                <w:sz w:val="18"/>
+                                <w:szCs w:val="18"/>
+                              </w:rPr>
+                              <w:t xml:space="preserve"> </w:t>
                             </w:r>
                             <w:proofErr w:type="spellStart"/>
                             <w:r>
@@ -8670,15 +7537,7 @@
                                 <w:sz w:val="18"/>
                                 <w:szCs w:val="18"/>
                               </w:rPr>
-                              <w:t>apli</w:t>
-                            </w:r>
-                            <w:r>
-                              <w:rPr>
-                                <w:b w:val="0"/>
-                                <w:sz w:val="18"/>
-                                <w:szCs w:val="18"/>
-                              </w:rPr>
-                              <w:t>cação</w:t>
+                              <w:t>aplicação</w:t>
                             </w:r>
                             <w:proofErr w:type="spellEnd"/>
                             <w:r>
@@ -9228,16 +8087,8 @@
         <w:rPr>
           <w:lang w:val="pt-BR"/>
         </w:rPr>
-        <w:t xml:space="preserve">Requisitos </w:t>
-      </w:r>
-      <w:proofErr w:type="gramStart"/>
-      <w:r>
-        <w:rPr>
-          <w:lang w:val="pt-BR"/>
-        </w:rPr>
-        <w:t>não Funcionais</w:t>
-      </w:r>
-      <w:proofErr w:type="gramEnd"/>
+        <w:t>Requisitos não Funcionais</w:t>
+      </w:r>
     </w:p>
     <w:p>
       <w:pPr>
@@ -9251,13 +8102,7 @@
         <w:rPr>
           <w:lang w:val="pt-BR"/>
         </w:rPr>
-        <w:t>Especificam propriedades do sistema ou restrições que melhoram a sua funcionalidade</w:t>
-      </w:r>
-      <w:r>
-        <w:rPr>
-          <w:lang w:val="pt-BR"/>
-        </w:rPr>
-        <w:t>.</w:t>
+        <w:t>Especificam propriedades do sistema ou restrições que melhoram a sua funcionalidade.</w:t>
       </w:r>
       <w:bookmarkEnd w:id="0"/>
       <w:bookmarkEnd w:id="1"/>
@@ -9488,27 +8333,35 @@
       </w:r>
       <w:proofErr w:type="spellEnd"/>
       <w:r>
-        <w:t xml:space="preserve"> e a </w:t>
+        <w:t xml:space="preserve"> e a consulta de </w:t>
       </w:r>
       <w:proofErr w:type="spellStart"/>
       <w:r>
-        <w:t>consulta</w:t>
+        <w:t>estatísticas</w:t>
       </w:r>
       <w:proofErr w:type="spellEnd"/>
       <w:r>
-        <w:t xml:space="preserve"> de </w:t>
+        <w:t xml:space="preserve">. </w:t>
+      </w:r>
+      <w:proofErr w:type="gramStart"/>
+      <w:r>
+        <w:t>A</w:t>
+      </w:r>
+      <w:proofErr w:type="gramEnd"/>
+      <w:r>
+        <w:t xml:space="preserve"> </w:t>
       </w:r>
       <w:proofErr w:type="spellStart"/>
       <w:r>
-        <w:t>estatísticas</w:t>
+        <w:t>aplicação</w:t>
       </w:r>
       <w:proofErr w:type="spellEnd"/>
       <w:r>
-        <w:t xml:space="preserve">. A </w:t>
+        <w:t xml:space="preserve"> </w:t>
       </w:r>
       <w:proofErr w:type="spellStart"/>
       <w:r>
-        <w:t>aplicação</w:t>
+        <w:t>deve</w:t>
       </w:r>
       <w:proofErr w:type="spellEnd"/>
       <w:r>
@@ -9516,7 +8369,7 @@
       </w:r>
       <w:proofErr w:type="spellStart"/>
       <w:r>
-        <w:t>deve</w:t>
+        <w:t>apresentar</w:t>
       </w:r>
       <w:proofErr w:type="spellEnd"/>
       <w:r>
@@ -9524,7 +8377,7 @@
       </w:r>
       <w:proofErr w:type="spellStart"/>
       <w:r>
-        <w:t>apresentar</w:t>
+        <w:t>mensagens</w:t>
       </w:r>
       <w:proofErr w:type="spellEnd"/>
       <w:r>
@@ -9532,25 +8385,31 @@
       </w:r>
       <w:proofErr w:type="spellStart"/>
       <w:r>
-        <w:t>mensagens</w:t>
+        <w:t>claras</w:t>
       </w:r>
       <w:proofErr w:type="spellEnd"/>
       <w:r>
+        <w:t xml:space="preserve"> para </w:t>
+      </w:r>
+      <w:proofErr w:type="spellStart"/>
+      <w:r>
+        <w:t>informar</w:t>
+      </w:r>
+      <w:proofErr w:type="spellEnd"/>
+      <w:r>
         <w:t xml:space="preserve"> </w:t>
       </w:r>
       <w:proofErr w:type="spellStart"/>
-      <w:proofErr w:type="gramStart"/>
-      <w:r>
-        <w:t>claras</w:t>
+      <w:r>
+        <w:t>os</w:t>
       </w:r>
       <w:proofErr w:type="spellEnd"/>
-      <w:proofErr w:type="gramEnd"/>
-      <w:r>
-        <w:t xml:space="preserve"> para </w:t>
+      <w:r>
+        <w:t xml:space="preserve"> </w:t>
       </w:r>
       <w:proofErr w:type="spellStart"/>
       <w:r>
-        <w:t>informar</w:t>
+        <w:t>utilizadores</w:t>
       </w:r>
       <w:proofErr w:type="spellEnd"/>
       <w:r>
@@ -9558,6 +8417,30 @@
       </w:r>
       <w:proofErr w:type="spellStart"/>
       <w:r>
+        <w:t>sobre</w:t>
+      </w:r>
+      <w:proofErr w:type="spellEnd"/>
+      <w:r>
+        <w:t xml:space="preserve"> as </w:t>
+      </w:r>
+      <w:proofErr w:type="spellStart"/>
+      <w:r>
+        <w:t>ações</w:t>
+      </w:r>
+      <w:proofErr w:type="spellEnd"/>
+      <w:r>
+        <w:t xml:space="preserve"> </w:t>
+      </w:r>
+      <w:proofErr w:type="spellStart"/>
+      <w:r>
+        <w:t>realizadas</w:t>
+      </w:r>
+      <w:proofErr w:type="spellEnd"/>
+      <w:r>
+        <w:t xml:space="preserve"> e </w:t>
+      </w:r>
+      <w:proofErr w:type="spellStart"/>
+      <w:r>
         <w:t>os</w:t>
       </w:r>
       <w:proofErr w:type="spellEnd"/>
@@ -9566,7 +8449,7 @@
       </w:r>
       <w:proofErr w:type="spellStart"/>
       <w:r>
-        <w:t>utilizadores</w:t>
+        <w:t>erros</w:t>
       </w:r>
       <w:proofErr w:type="spellEnd"/>
       <w:r>
@@ -9574,50 +8457,10 @@
       </w:r>
       <w:proofErr w:type="spellStart"/>
       <w:r>
-        <w:t>sobre</w:t>
+        <w:t>detetados</w:t>
       </w:r>
       <w:proofErr w:type="spellEnd"/>
       <w:r>
-        <w:t xml:space="preserve"> as </w:t>
-      </w:r>
-      <w:proofErr w:type="spellStart"/>
-      <w:r>
-        <w:t>ações</w:t>
-      </w:r>
-      <w:proofErr w:type="spellEnd"/>
-      <w:r>
-        <w:t xml:space="preserve"> </w:t>
-      </w:r>
-      <w:proofErr w:type="spellStart"/>
-      <w:r>
-        <w:t>realizadas</w:t>
-      </w:r>
-      <w:proofErr w:type="spellEnd"/>
-      <w:r>
-        <w:t xml:space="preserve"> e </w:t>
-      </w:r>
-      <w:proofErr w:type="spellStart"/>
-      <w:r>
-        <w:t>os</w:t>
-      </w:r>
-      <w:proofErr w:type="spellEnd"/>
-      <w:r>
-        <w:t xml:space="preserve"> </w:t>
-      </w:r>
-      <w:proofErr w:type="spellStart"/>
-      <w:r>
-        <w:t>erros</w:t>
-      </w:r>
-      <w:proofErr w:type="spellEnd"/>
-      <w:r>
-        <w:t xml:space="preserve"> </w:t>
-      </w:r>
-      <w:proofErr w:type="spellStart"/>
-      <w:r>
-        <w:t>detetados</w:t>
-      </w:r>
-      <w:proofErr w:type="spellEnd"/>
-      <w:r>
         <w:t>.</w:t>
       </w:r>
     </w:p>
@@ -9628,14 +8471,138 @@
           <w:lang w:val="pt-BR"/>
         </w:rPr>
       </w:pPr>
-      <w:r>
-        <w:rPr>
-          <w:lang w:val="pt-BR"/>
-        </w:rPr>
-        <w:t>6   Conclusão</w:t>
-      </w:r>
-      <w:bookmarkStart w:id="2" w:name="_GoBack"/>
-      <w:bookmarkEnd w:id="2"/>
+    </w:p>
+    <w:p>
+      <w:pPr>
+        <w:pStyle w:val="heading1"/>
+        <w:rPr>
+          <w:lang w:val="pt-BR"/>
+        </w:rPr>
+      </w:pPr>
+      <w:r>
+        <w:rPr>
+          <w:lang w:val="pt-BR"/>
+        </w:rPr>
+        <w:t xml:space="preserve">6   </w:t>
+      </w:r>
+      <w:r>
+        <w:rPr>
+          <w:lang w:val="pt-BR"/>
+        </w:rPr>
+        <w:t>Arquitetura Física</w:t>
+      </w:r>
+    </w:p>
+    <w:p>
+      <w:pPr>
+        <w:pStyle w:val="p1a"/>
+        <w:rPr>
+          <w:lang w:val="pt-BR"/>
+        </w:rPr>
+      </w:pPr>
+      <w:r>
+        <w:rPr>
+          <w:lang w:val="pt-BR"/>
+        </w:rPr>
+        <w:t>A arquitetura física (Fig 5) descreve o hardware e os servidores necessários à execução do sistema. Neste caso, a aplicação é executada num telemóvel Android, o qual se comunica com os servidores remotos, que neste caso são o servidor RestDB, o PositionStack e o OpenStreetMap.</w:t>
+      </w:r>
+    </w:p>
+    <w:p>
+      <w:pPr>
+        <w:rPr>
+          <w:lang w:val="pt-BR"/>
+        </w:rPr>
+      </w:pPr>
+    </w:p>
+    <w:p>
+      <w:pPr>
+        <w:rPr>
+          <w:lang w:val="pt-BR"/>
+        </w:rPr>
+      </w:pPr>
+    </w:p>
+    <w:p>
+      <w:pPr>
+        <w:rPr>
+          <w:lang w:val="pt-BR"/>
+        </w:rPr>
+      </w:pPr>
+    </w:p>
+    <w:p>
+      <w:pPr>
+        <w:rPr>
+          <w:lang w:val="pt-BR"/>
+        </w:rPr>
+      </w:pPr>
+    </w:p>
+    <w:p>
+      <w:pPr>
+        <w:rPr>
+          <w:lang w:val="pt-BR"/>
+        </w:rPr>
+      </w:pPr>
+      <w:r>
+        <w:rPr>
+          <w:noProof/>
+          <w:lang w:val="pt-BR"/>
+        </w:rPr>
+        <w:drawing>
+          <wp:inline distT="0" distB="0" distL="0" distR="0" wp14:anchorId="308D82EB" wp14:editId="132EAE6D">
+            <wp:extent cx="4567204" cy="3282286"/>
+            <wp:effectExtent l="0" t="0" r="5080" b="0"/>
+            <wp:docPr id="2121297331" name="Imagem 3"/>
+            <wp:cNvGraphicFramePr>
+              <a:graphicFrameLocks xmlns:a="http://schemas.openxmlformats.org/drawingml/2006/main" noChangeAspect="1"/>
+            </wp:cNvGraphicFramePr>
+            <a:graphic xmlns:a="http://schemas.openxmlformats.org/drawingml/2006/main">
+              <a:graphicData uri="http://schemas.openxmlformats.org/drawingml/2006/picture">
+                <pic:pic xmlns:pic="http://schemas.openxmlformats.org/drawingml/2006/picture">
+                  <pic:nvPicPr>
+                    <pic:cNvPr id="2121297331" name="Imagem 2121297331"/>
+                    <pic:cNvPicPr/>
+                  </pic:nvPicPr>
+                  <pic:blipFill>
+                    <a:blip r:embed="rId9">
+                      <a:extLst>
+                        <a:ext uri="{28A0092B-C50C-407E-A947-70E740481C1C}">
+                          <a14:useLocalDpi xmlns:a14="http://schemas.microsoft.com/office/drawing/2010/main" val="0"/>
+                        </a:ext>
+                      </a:extLst>
+                    </a:blip>
+                    <a:stretch>
+                      <a:fillRect/>
+                    </a:stretch>
+                  </pic:blipFill>
+                  <pic:spPr>
+                    <a:xfrm>
+                      <a:off x="0" y="0"/>
+                      <a:ext cx="4594198" cy="3301686"/>
+                    </a:xfrm>
+                    <a:prstGeom prst="rect">
+                      <a:avLst/>
+                    </a:prstGeom>
+                  </pic:spPr>
+                </pic:pic>
+              </a:graphicData>
+            </a:graphic>
+          </wp:inline>
+        </w:drawing>
+      </w:r>
+    </w:p>
+    <w:p>
+      <w:pPr>
+        <w:pStyle w:val="p1a"/>
+        <w:ind w:firstLine="708"/>
+        <w:rPr>
+          <w:lang w:val="pt-BR"/>
+        </w:rPr>
+      </w:pPr>
+    </w:p>
+    <w:p>
+      <w:pPr>
+        <w:rPr>
+          <w:lang w:val="pt-BR"/>
+        </w:rPr>
+      </w:pPr>
     </w:p>
     <w:sectPr>
       <w:pgSz w:w="11907" w:h="16840" w:code="9"/>
@@ -9649,7 +8616,7 @@
 </file>
 
 <file path=word/numbering.xml><?xml version="1.0" encoding="utf-8"?>
-<w:numbering xmlns:wpc="http://schemas.microsoft.com/office/word/2010/wordprocessingCanvas" xmlns:mc="http://schemas.openxmlformats.org/markup-compatibility/2006" xmlns:o="urn:schemas-microsoft-com:office:office" xmlns:r="http://schemas.openxmlformats.org/officeDocument/2006/relationships" xmlns:m="http://schemas.openxmlformats.org/officeDocument/2006/math" xmlns:v="urn:schemas-microsoft-com:vml" xmlns:wp14="http://schemas.microsoft.com/office/word/2010/wordprocessingDrawing" xmlns:wp="http://schemas.openxmlformats.org/drawingml/2006/wordprocessingDrawing" xmlns:w10="urn:schemas-microsoft-com:office:word" xmlns:w="http://schemas.openxmlformats.org/wordprocessingml/2006/main" xmlns:w14="http://schemas.microsoft.com/office/word/2010/wordml" xmlns:w15="http://schemas.microsoft.com/office/word/2012/wordml" xmlns:wpg="http://schemas.microsoft.com/office/word/2010/wordprocessingGroup" xmlns:wpi="http://schemas.microsoft.com/office/word/2010/wordprocessingInk" xmlns:wne="http://schemas.microsoft.com/office/word/2006/wordml" xmlns:wps="http://schemas.microsoft.com/office/word/2010/wordprocessingShape" mc:Ignorable="w14 w15 wp14">
+<w:numbering xmlns:wpc="http://schemas.microsoft.com/office/word/2010/wordprocessingCanvas" xmlns:cx="http://schemas.microsoft.com/office/drawing/2014/chartex" xmlns:cx1="http://schemas.microsoft.com/office/drawing/2015/9/8/chartex" xmlns:cx2="http://schemas.microsoft.com/office/drawing/2015/10/21/chartex" xmlns:cx3="http://schemas.microsoft.com/office/drawing/2016/5/9/chartex" xmlns:cx4="http://schemas.microsoft.com/office/drawing/2016/5/10/chartex" xmlns:cx5="http://schemas.microsoft.com/office/drawing/2016/5/11/chartex" xmlns:cx6="http://schemas.microsoft.com/office/drawing/2016/5/12/chartex" xmlns:cx7="http://schemas.microsoft.com/office/drawing/2016/5/13/chartex" xmlns:cx8="http://schemas.microsoft.com/office/drawing/2016/5/14/chartex" xmlns:mc="http://schemas.openxmlformats.org/markup-compatibility/2006" xmlns:aink="http://schemas.microsoft.com/office/drawing/2016/ink" xmlns:am3d="http://schemas.microsoft.com/office/drawing/2017/model3d" xmlns:o="urn:schemas-microsoft-com:office:office" xmlns:oel="http://schemas.microsoft.com/office/2019/extlst" xmlns:r="http://schemas.openxmlformats.org/officeDocument/2006/relationships" xmlns:m="http://schemas.openxmlformats.org/officeDocument/2006/math" xmlns:v="urn:schemas-microsoft-com:vml" xmlns:wp14="http://schemas.microsoft.com/office/word/2010/wordprocessingDrawing" xmlns:wp="http://schemas.openxmlformats.org/drawingml/2006/wordprocessingDrawing" xmlns:w10="urn:schemas-microsoft-com:office:word" xmlns:w="http://schemas.openxmlformats.org/wordprocessingml/2006/main" xmlns:w14="http://schemas.microsoft.com/office/word/2010/wordml" xmlns:w15="http://schemas.microsoft.com/office/word/2012/wordml" xmlns:w16cex="http://schemas.microsoft.com/office/word/2018/wordml/cex" xmlns:w16cid="http://schemas.microsoft.com/office/word/2016/wordml/cid" xmlns:w16="http://schemas.microsoft.com/office/word/2018/wordml" xmlns:w16du="http://schemas.microsoft.com/office/word/2023/wordml/word16du" xmlns:w16sdtdh="http://schemas.microsoft.com/office/word/2020/wordml/sdtdatahash" xmlns:w16sdtfl="http://schemas.microsoft.com/office/word/2024/wordml/sdtformatlock" xmlns:w16se="http://schemas.microsoft.com/office/word/2015/wordml/symex" xmlns:wpg="http://schemas.microsoft.com/office/word/2010/wordprocessingGroup" xmlns:wpi="http://schemas.microsoft.com/office/word/2010/wordprocessingInk" xmlns:wne="http://schemas.microsoft.com/office/word/2006/wordml" xmlns:wps="http://schemas.microsoft.com/office/word/2010/wordprocessingShape" mc:Ignorable="w14 w15 w16se w16cid w16 w16cex w16sdtdh w16sdtfl w16du wp14">
   <w:abstractNum w:abstractNumId="0" w15:restartNumberingAfterBreak="0">
     <w:nsid w:val="008F0F0F"/>
     <w:multiLevelType w:val="hybridMultilevel"/>
@@ -13058,110 +12025,110 @@
       </w:pPr>
     </w:lvl>
   </w:abstractNum>
-  <w:num w:numId="1">
+  <w:num w:numId="1" w16cid:durableId="1483737360">
     <w:abstractNumId w:val="12"/>
   </w:num>
-  <w:num w:numId="2">
+  <w:num w:numId="2" w16cid:durableId="1785493417">
     <w:abstractNumId w:val="31"/>
   </w:num>
-  <w:num w:numId="3">
+  <w:num w:numId="3" w16cid:durableId="1841503381">
     <w:abstractNumId w:val="5"/>
   </w:num>
-  <w:num w:numId="4">
+  <w:num w:numId="4" w16cid:durableId="2110276064">
     <w:abstractNumId w:val="4"/>
   </w:num>
-  <w:num w:numId="5">
+  <w:num w:numId="5" w16cid:durableId="315960834">
     <w:abstractNumId w:val="32"/>
   </w:num>
-  <w:num w:numId="6">
+  <w:num w:numId="6" w16cid:durableId="1940596308">
     <w:abstractNumId w:val="11"/>
   </w:num>
-  <w:num w:numId="7">
+  <w:num w:numId="7" w16cid:durableId="297302676">
     <w:abstractNumId w:val="0"/>
   </w:num>
-  <w:num w:numId="8">
+  <w:num w:numId="8" w16cid:durableId="752774085">
     <w:abstractNumId w:val="6"/>
   </w:num>
-  <w:num w:numId="9">
+  <w:num w:numId="9" w16cid:durableId="344720834">
     <w:abstractNumId w:val="8"/>
   </w:num>
-  <w:num w:numId="10">
+  <w:num w:numId="10" w16cid:durableId="952177586">
     <w:abstractNumId w:val="7"/>
   </w:num>
-  <w:num w:numId="11">
+  <w:num w:numId="11" w16cid:durableId="917062412">
     <w:abstractNumId w:val="30"/>
   </w:num>
-  <w:num w:numId="12">
+  <w:num w:numId="12" w16cid:durableId="1848867801">
     <w:abstractNumId w:val="24"/>
   </w:num>
-  <w:num w:numId="13">
+  <w:num w:numId="13" w16cid:durableId="2092660504">
     <w:abstractNumId w:val="27"/>
   </w:num>
-  <w:num w:numId="14">
+  <w:num w:numId="14" w16cid:durableId="2066640647">
     <w:abstractNumId w:val="10"/>
   </w:num>
-  <w:num w:numId="15">
+  <w:num w:numId="15" w16cid:durableId="134765909">
     <w:abstractNumId w:val="26"/>
   </w:num>
-  <w:num w:numId="16">
+  <w:num w:numId="16" w16cid:durableId="1562902638">
     <w:abstractNumId w:val="16"/>
   </w:num>
-  <w:num w:numId="17">
+  <w:num w:numId="17" w16cid:durableId="1797411218">
     <w:abstractNumId w:val="21"/>
   </w:num>
-  <w:num w:numId="18">
+  <w:num w:numId="18" w16cid:durableId="885531616">
     <w:abstractNumId w:val="28"/>
   </w:num>
-  <w:num w:numId="19">
+  <w:num w:numId="19" w16cid:durableId="671682715">
     <w:abstractNumId w:val="1"/>
   </w:num>
-  <w:num w:numId="20">
+  <w:num w:numId="20" w16cid:durableId="1322588564">
     <w:abstractNumId w:val="22"/>
   </w:num>
-  <w:num w:numId="21">
+  <w:num w:numId="21" w16cid:durableId="303705459">
     <w:abstractNumId w:val="29"/>
   </w:num>
-  <w:num w:numId="22">
+  <w:num w:numId="22" w16cid:durableId="504052742">
     <w:abstractNumId w:val="25"/>
   </w:num>
-  <w:num w:numId="23">
+  <w:num w:numId="23" w16cid:durableId="1576670325">
     <w:abstractNumId w:val="14"/>
   </w:num>
-  <w:num w:numId="24">
+  <w:num w:numId="24" w16cid:durableId="114638344">
     <w:abstractNumId w:val="17"/>
   </w:num>
-  <w:num w:numId="25">
+  <w:num w:numId="25" w16cid:durableId="891770543">
     <w:abstractNumId w:val="13"/>
   </w:num>
-  <w:num w:numId="26">
+  <w:num w:numId="26" w16cid:durableId="127624197">
     <w:abstractNumId w:val="18"/>
   </w:num>
-  <w:num w:numId="27">
+  <w:num w:numId="27" w16cid:durableId="1084112297">
     <w:abstractNumId w:val="15"/>
   </w:num>
-  <w:num w:numId="28">
+  <w:num w:numId="28" w16cid:durableId="545727463">
     <w:abstractNumId w:val="19"/>
   </w:num>
-  <w:num w:numId="29">
+  <w:num w:numId="29" w16cid:durableId="168719472">
     <w:abstractNumId w:val="2"/>
   </w:num>
-  <w:num w:numId="30">
+  <w:num w:numId="30" w16cid:durableId="1138229620">
     <w:abstractNumId w:val="20"/>
   </w:num>
-  <w:num w:numId="31">
+  <w:num w:numId="31" w16cid:durableId="606158194">
     <w:abstractNumId w:val="3"/>
   </w:num>
-  <w:num w:numId="32">
+  <w:num w:numId="32" w16cid:durableId="1959989572">
     <w:abstractNumId w:val="9"/>
   </w:num>
-  <w:num w:numId="33">
+  <w:num w:numId="33" w16cid:durableId="1045526228">
     <w:abstractNumId w:val="23"/>
   </w:num>
 </w:numbering>
 </file>
 
 <file path=word/styles.xml><?xml version="1.0" encoding="utf-8"?>
-<w:styles xmlns:mc="http://schemas.openxmlformats.org/markup-compatibility/2006" xmlns:r="http://schemas.openxmlformats.org/officeDocument/2006/relationships" xmlns:w="http://schemas.openxmlformats.org/wordprocessingml/2006/main" xmlns:w14="http://schemas.microsoft.com/office/word/2010/wordml" xmlns:w15="http://schemas.microsoft.com/office/word/2012/wordml" mc:Ignorable="w14 w15">
+<w:styles xmlns:mc="http://schemas.openxmlformats.org/markup-compatibility/2006" xmlns:r="http://schemas.openxmlformats.org/officeDocument/2006/relationships" xmlns:w="http://schemas.openxmlformats.org/wordprocessingml/2006/main" xmlns:w14="http://schemas.microsoft.com/office/word/2010/wordml" xmlns:w15="http://schemas.microsoft.com/office/word/2012/wordml" xmlns:w16cex="http://schemas.microsoft.com/office/word/2018/wordml/cex" xmlns:w16cid="http://schemas.microsoft.com/office/word/2016/wordml/cid" xmlns:w16="http://schemas.microsoft.com/office/word/2018/wordml" xmlns:w16du="http://schemas.microsoft.com/office/word/2023/wordml/word16du" xmlns:w16sdtdh="http://schemas.microsoft.com/office/word/2020/wordml/sdtdatahash" xmlns:w16sdtfl="http://schemas.microsoft.com/office/word/2024/wordml/sdtformatlock" xmlns:w16se="http://schemas.microsoft.com/office/word/2015/wordml/symex" mc:Ignorable="w14 w15 w16se w16cid w16 w16cex w16sdtdh w16sdtfl w16du">
   <w:docDefaults>
     <w:rPrDefault>
       <w:rPr>
@@ -13177,7 +12144,7 @@
       </w:pPr>
     </w:pPrDefault>
   </w:docDefaults>
-  <w:latentStyles w:defLockedState="0" w:defUIPriority="99" w:defSemiHidden="0" w:defUnhideWhenUsed="0" w:defQFormat="0" w:count="371">
+  <w:latentStyles w:defLockedState="0" w:defUIPriority="99" w:defSemiHidden="0" w:defUnhideWhenUsed="0" w:defQFormat="0" w:count="376">
     <w:lsdException w:name="Normal" w:uiPriority="0" w:qFormat="1"/>
     <w:lsdException w:name="heading 1" w:uiPriority="9" w:qFormat="1"/>
     <w:lsdException w:name="heading 2" w:semiHidden="1" w:uiPriority="9" w:unhideWhenUsed="1" w:qFormat="1"/>
@@ -13549,6 +12516,11 @@
     <w:lsdException w:name="List Table 5 Dark Accent 6" w:uiPriority="50"/>
     <w:lsdException w:name="List Table 6 Colorful Accent 6" w:uiPriority="51"/>
     <w:lsdException w:name="List Table 7 Colorful Accent 6" w:uiPriority="52"/>
+    <w:lsdException w:name="Mention" w:semiHidden="1" w:unhideWhenUsed="1"/>
+    <w:lsdException w:name="Smart Hyperlink" w:semiHidden="1" w:unhideWhenUsed="1"/>
+    <w:lsdException w:name="Hashtag" w:semiHidden="1" w:unhideWhenUsed="1"/>
+    <w:lsdException w:name="Unresolved Mention" w:semiHidden="1" w:unhideWhenUsed="1"/>
+    <w:lsdException w:name="Smart Link" w:semiHidden="1" w:unhideWhenUsed="1"/>
   </w:latentStyles>
   <w:style w:type="paragraph" w:default="1" w:styleId="Normal">
     <w:name w:val="Normal"/>
@@ -13566,7 +12538,7 @@
       <w:lang w:val="en-US" w:eastAsia="de-DE"/>
     </w:rPr>
   </w:style>
-  <w:style w:type="character" w:default="1" w:styleId="Fontepargpadro">
+  <w:style w:type="character" w:default="1" w:styleId="Tipodeletrapredefinidodopargrafo">
     <w:name w:val="Default Paragraph Font"/>
     <w:uiPriority w:val="1"/>
     <w:semiHidden/>

--- a/Documentation/Relatório-DSSMV-2025-27_2DB_1250771_1251355.docx
+++ b/Documentation/Relatório-DSSMV-2025-27_2DB_1250771_1251355.docx
@@ -6930,16 +6930,7 @@
                                 <w:sz w:val="18"/>
                                 <w:szCs w:val="18"/>
                               </w:rPr>
-                              <w:t xml:space="preserve"> da </w:t>
-                            </w:r>
-                            <w:proofErr w:type="spellStart"/>
-                            <w:r>
-                              <w:rPr>
-                                <w:b w:val="0"/>
-                                <w:sz w:val="18"/>
-                                <w:szCs w:val="18"/>
-                              </w:rPr>
-                              <w:t>apli</w:t>
+                              <w:t xml:space="preserve"> da apli</w:t>
                             </w:r>
                             <w:r>
                               <w:rPr>
@@ -6947,16 +6938,7 @@
                                 <w:sz w:val="18"/>
                                 <w:szCs w:val="18"/>
                               </w:rPr>
-                              <w:t>cação</w:t>
-                            </w:r>
-                            <w:proofErr w:type="spellEnd"/>
-                            <w:r>
-                              <w:rPr>
-                                <w:b w:val="0"/>
-                                <w:sz w:val="18"/>
-                                <w:szCs w:val="18"/>
-                              </w:rPr>
-                              <w:t xml:space="preserve"> para </w:t>
+                              <w:t xml:space="preserve">cação para </w:t>
                             </w:r>
                             <w:proofErr w:type="spellStart"/>
                             <w:r>
@@ -7528,25 +7510,7 @@
                                 <w:sz w:val="18"/>
                                 <w:szCs w:val="18"/>
                               </w:rPr>
-                              <w:t xml:space="preserve"> da </w:t>
-                            </w:r>
-                            <w:proofErr w:type="spellStart"/>
-                            <w:r>
-                              <w:rPr>
-                                <w:b w:val="0"/>
-                                <w:sz w:val="18"/>
-                                <w:szCs w:val="18"/>
-                              </w:rPr>
-                              <w:t>aplicação</w:t>
-                            </w:r>
-                            <w:proofErr w:type="spellEnd"/>
-                            <w:r>
-                              <w:rPr>
-                                <w:b w:val="0"/>
-                                <w:sz w:val="18"/>
-                                <w:szCs w:val="18"/>
-                              </w:rPr>
-                              <w:t xml:space="preserve"> para </w:t>
+                              <w:t xml:space="preserve"> da aplicação para </w:t>
                             </w:r>
                             <w:proofErr w:type="spellStart"/>
                             <w:r>
@@ -8141,11 +8105,19 @@
       </w:r>
       <w:proofErr w:type="gramEnd"/>
       <w:r>
+        <w:t xml:space="preserve"> aplicação </w:t>
+      </w:r>
+      <w:proofErr w:type="spellStart"/>
+      <w:r>
+        <w:t>deve</w:t>
+      </w:r>
+      <w:proofErr w:type="spellEnd"/>
+      <w:r>
         <w:t xml:space="preserve"> </w:t>
       </w:r>
       <w:proofErr w:type="spellStart"/>
       <w:r>
-        <w:t>aplicação</w:t>
+        <w:t>possir</w:t>
       </w:r>
       <w:proofErr w:type="spellEnd"/>
       <w:r>
@@ -8153,6 +8125,190 @@
       </w:r>
       <w:proofErr w:type="spellStart"/>
       <w:r>
+        <w:t>uma</w:t>
+      </w:r>
+      <w:proofErr w:type="spellEnd"/>
+      <w:r>
+        <w:t xml:space="preserve"> interface simples e </w:t>
+      </w:r>
+      <w:proofErr w:type="spellStart"/>
+      <w:r>
+        <w:t>intuitiva</w:t>
+      </w:r>
+      <w:proofErr w:type="spellEnd"/>
+      <w:r>
+        <w:t xml:space="preserve">, </w:t>
+      </w:r>
+      <w:proofErr w:type="spellStart"/>
+      <w:r>
+        <w:t>permitindo</w:t>
+      </w:r>
+      <w:proofErr w:type="spellEnd"/>
+      <w:r>
+        <w:t xml:space="preserve"> </w:t>
+      </w:r>
+      <w:proofErr w:type="spellStart"/>
+      <w:r>
+        <w:t>aos</w:t>
+      </w:r>
+      <w:proofErr w:type="spellEnd"/>
+      <w:r>
+        <w:t xml:space="preserve"> </w:t>
+      </w:r>
+      <w:proofErr w:type="spellStart"/>
+      <w:r>
+        <w:t>utilizadores</w:t>
+      </w:r>
+      <w:proofErr w:type="spellEnd"/>
+      <w:r>
+        <w:t xml:space="preserve"> </w:t>
+      </w:r>
+      <w:proofErr w:type="spellStart"/>
+      <w:r>
+        <w:t>navegar</w:t>
+      </w:r>
+      <w:proofErr w:type="spellEnd"/>
+      <w:r>
+        <w:t xml:space="preserve"> </w:t>
+      </w:r>
+      <w:proofErr w:type="spellStart"/>
+      <w:r>
+        <w:t>facilmente</w:t>
+      </w:r>
+      <w:proofErr w:type="spellEnd"/>
+      <w:r>
+        <w:t xml:space="preserve"> </w:t>
+      </w:r>
+      <w:proofErr w:type="spellStart"/>
+      <w:r>
+        <w:t>pelas</w:t>
+      </w:r>
+      <w:proofErr w:type="spellEnd"/>
+      <w:r>
+        <w:t xml:space="preserve"> </w:t>
+      </w:r>
+      <w:proofErr w:type="spellStart"/>
+      <w:r>
+        <w:t>suas</w:t>
+      </w:r>
+      <w:proofErr w:type="spellEnd"/>
+      <w:r>
+        <w:t xml:space="preserve"> </w:t>
+      </w:r>
+      <w:proofErr w:type="spellStart"/>
+      <w:r>
+        <w:t>principais</w:t>
+      </w:r>
+      <w:proofErr w:type="spellEnd"/>
+      <w:r>
+        <w:t xml:space="preserve"> </w:t>
+      </w:r>
+      <w:proofErr w:type="spellStart"/>
+      <w:r>
+        <w:t>funcionalidades</w:t>
+      </w:r>
+      <w:proofErr w:type="spellEnd"/>
+      <w:r>
+        <w:t xml:space="preserve">, </w:t>
+      </w:r>
+      <w:proofErr w:type="spellStart"/>
+      <w:r>
+        <w:t>incluindo</w:t>
+      </w:r>
+      <w:proofErr w:type="spellEnd"/>
+      <w:r>
+        <w:t xml:space="preserve"> a </w:t>
+      </w:r>
+      <w:proofErr w:type="spellStart"/>
+      <w:r>
+        <w:t>gestão</w:t>
+      </w:r>
+      <w:proofErr w:type="spellEnd"/>
+      <w:r>
+        <w:t xml:space="preserve"> de </w:t>
+      </w:r>
+      <w:proofErr w:type="spellStart"/>
+      <w:r>
+        <w:t>viagens</w:t>
+      </w:r>
+      <w:proofErr w:type="spellEnd"/>
+      <w:r>
+        <w:t xml:space="preserve">, o </w:t>
+      </w:r>
+      <w:proofErr w:type="spellStart"/>
+      <w:r>
+        <w:t>registo</w:t>
+      </w:r>
+      <w:proofErr w:type="spellEnd"/>
+      <w:r>
+        <w:t xml:space="preserve"> de </w:t>
+      </w:r>
+      <w:proofErr w:type="spellStart"/>
+      <w:r>
+        <w:t>locais</w:t>
+      </w:r>
+      <w:proofErr w:type="spellEnd"/>
+      <w:r>
+        <w:t xml:space="preserve"> </w:t>
+      </w:r>
+      <w:proofErr w:type="spellStart"/>
+      <w:r>
+        <w:t>visitados</w:t>
+      </w:r>
+      <w:proofErr w:type="spellEnd"/>
+      <w:r>
+        <w:t xml:space="preserve">, a </w:t>
+      </w:r>
+      <w:proofErr w:type="spellStart"/>
+      <w:r>
+        <w:t>captura</w:t>
+      </w:r>
+      <w:proofErr w:type="spellEnd"/>
+      <w:r>
+        <w:t xml:space="preserve"> de </w:t>
+      </w:r>
+      <w:proofErr w:type="spellStart"/>
+      <w:r>
+        <w:t>fotografias</w:t>
+      </w:r>
+      <w:proofErr w:type="spellEnd"/>
+      <w:r>
+        <w:t xml:space="preserve">, a </w:t>
+      </w:r>
+      <w:proofErr w:type="spellStart"/>
+      <w:r>
+        <w:t>visualização</w:t>
+      </w:r>
+      <w:proofErr w:type="spellEnd"/>
+      <w:r>
+        <w:t xml:space="preserve"> de </w:t>
+      </w:r>
+      <w:proofErr w:type="spellStart"/>
+      <w:r>
+        <w:t>mapas</w:t>
+      </w:r>
+      <w:proofErr w:type="spellEnd"/>
+      <w:r>
+        <w:t xml:space="preserve"> e a consulta de </w:t>
+      </w:r>
+      <w:proofErr w:type="spellStart"/>
+      <w:r>
+        <w:t>estatísticas</w:t>
+      </w:r>
+      <w:proofErr w:type="spellEnd"/>
+      <w:r>
+        <w:t xml:space="preserve">. </w:t>
+      </w:r>
+      <w:proofErr w:type="gramStart"/>
+      <w:r>
+        <w:t>A</w:t>
+      </w:r>
+      <w:proofErr w:type="gramEnd"/>
+      <w:r>
+        <w:t xml:space="preserve"> aplicação </w:t>
+      </w:r>
+      <w:proofErr w:type="spellStart"/>
+      <w:r>
         <w:t>deve</w:t>
       </w:r>
       <w:proofErr w:type="spellEnd"/>
@@ -8161,7 +8317,7 @@
       </w:r>
       <w:proofErr w:type="spellStart"/>
       <w:r>
-        <w:t>possir</w:t>
+        <w:t>apresentar</w:t>
       </w:r>
       <w:proofErr w:type="spellEnd"/>
       <w:r>
@@ -8169,23 +8325,23 @@
       </w:r>
       <w:proofErr w:type="spellStart"/>
       <w:r>
-        <w:t>uma</w:t>
+        <w:t>mensagens</w:t>
       </w:r>
       <w:proofErr w:type="spellEnd"/>
       <w:r>
-        <w:t xml:space="preserve"> interface simples e </w:t>
+        <w:t xml:space="preserve"> </w:t>
       </w:r>
       <w:proofErr w:type="spellStart"/>
       <w:r>
-        <w:t>intuitiva</w:t>
+        <w:t>claras</w:t>
       </w:r>
       <w:proofErr w:type="spellEnd"/>
       <w:r>
-        <w:t xml:space="preserve">, </w:t>
+        <w:t xml:space="preserve"> para </w:t>
       </w:r>
       <w:proofErr w:type="spellStart"/>
       <w:r>
-        <w:t>permitindo</w:t>
+        <w:t>informar</w:t>
       </w:r>
       <w:proofErr w:type="spellEnd"/>
       <w:r>
@@ -8193,7 +8349,7 @@
       </w:r>
       <w:proofErr w:type="spellStart"/>
       <w:r>
-        <w:t>aos</w:t>
+        <w:t>os</w:t>
       </w:r>
       <w:proofErr w:type="spellEnd"/>
       <w:r>
@@ -8209,23 +8365,39 @@
       </w:r>
       <w:proofErr w:type="spellStart"/>
       <w:r>
-        <w:t>navegar</w:t>
+        <w:t>sobre</w:t>
       </w:r>
       <w:proofErr w:type="spellEnd"/>
       <w:r>
+        <w:t xml:space="preserve"> as </w:t>
+      </w:r>
+      <w:proofErr w:type="spellStart"/>
+      <w:r>
+        <w:t>ações</w:t>
+      </w:r>
+      <w:proofErr w:type="spellEnd"/>
+      <w:r>
         <w:t xml:space="preserve"> </w:t>
       </w:r>
       <w:proofErr w:type="spellStart"/>
       <w:r>
-        <w:t>facilmente</w:t>
+        <w:t>realizadas</w:t>
       </w:r>
       <w:proofErr w:type="spellEnd"/>
       <w:r>
+        <w:t xml:space="preserve"> e </w:t>
+      </w:r>
+      <w:proofErr w:type="spellStart"/>
+      <w:r>
+        <w:t>os</w:t>
+      </w:r>
+      <w:proofErr w:type="spellEnd"/>
+      <w:r>
         <w:t xml:space="preserve"> </w:t>
       </w:r>
       <w:proofErr w:type="spellStart"/>
       <w:r>
-        <w:t>pelas</w:t>
+        <w:t>erros</w:t>
       </w:r>
       <w:proofErr w:type="spellEnd"/>
       <w:r>
@@ -8233,234 +8405,10 @@
       </w:r>
       <w:proofErr w:type="spellStart"/>
       <w:r>
-        <w:t>suas</w:t>
+        <w:t>detetados</w:t>
       </w:r>
       <w:proofErr w:type="spellEnd"/>
       <w:r>
-        <w:t xml:space="preserve"> </w:t>
-      </w:r>
-      <w:proofErr w:type="spellStart"/>
-      <w:r>
-        <w:t>principais</w:t>
-      </w:r>
-      <w:proofErr w:type="spellEnd"/>
-      <w:r>
-        <w:t xml:space="preserve"> </w:t>
-      </w:r>
-      <w:proofErr w:type="spellStart"/>
-      <w:r>
-        <w:t>funcionalidades</w:t>
-      </w:r>
-      <w:proofErr w:type="spellEnd"/>
-      <w:r>
-        <w:t xml:space="preserve">, </w:t>
-      </w:r>
-      <w:proofErr w:type="spellStart"/>
-      <w:r>
-        <w:t>incluindo</w:t>
-      </w:r>
-      <w:proofErr w:type="spellEnd"/>
-      <w:r>
-        <w:t xml:space="preserve"> a </w:t>
-      </w:r>
-      <w:proofErr w:type="spellStart"/>
-      <w:r>
-        <w:t>gestão</w:t>
-      </w:r>
-      <w:proofErr w:type="spellEnd"/>
-      <w:r>
-        <w:t xml:space="preserve"> de </w:t>
-      </w:r>
-      <w:proofErr w:type="spellStart"/>
-      <w:r>
-        <w:t>viagens</w:t>
-      </w:r>
-      <w:proofErr w:type="spellEnd"/>
-      <w:r>
-        <w:t xml:space="preserve">, o </w:t>
-      </w:r>
-      <w:proofErr w:type="spellStart"/>
-      <w:r>
-        <w:t>registo</w:t>
-      </w:r>
-      <w:proofErr w:type="spellEnd"/>
-      <w:r>
-        <w:t xml:space="preserve"> de </w:t>
-      </w:r>
-      <w:proofErr w:type="spellStart"/>
-      <w:r>
-        <w:t>locais</w:t>
-      </w:r>
-      <w:proofErr w:type="spellEnd"/>
-      <w:r>
-        <w:t xml:space="preserve"> </w:t>
-      </w:r>
-      <w:proofErr w:type="spellStart"/>
-      <w:r>
-        <w:t>visitados</w:t>
-      </w:r>
-      <w:proofErr w:type="spellEnd"/>
-      <w:r>
-        <w:t xml:space="preserve">, a </w:t>
-      </w:r>
-      <w:proofErr w:type="spellStart"/>
-      <w:r>
-        <w:t>captura</w:t>
-      </w:r>
-      <w:proofErr w:type="spellEnd"/>
-      <w:r>
-        <w:t xml:space="preserve"> de </w:t>
-      </w:r>
-      <w:proofErr w:type="spellStart"/>
-      <w:r>
-        <w:t>fotografias</w:t>
-      </w:r>
-      <w:proofErr w:type="spellEnd"/>
-      <w:r>
-        <w:t xml:space="preserve">, a </w:t>
-      </w:r>
-      <w:proofErr w:type="spellStart"/>
-      <w:r>
-        <w:t>visualização</w:t>
-      </w:r>
-      <w:proofErr w:type="spellEnd"/>
-      <w:r>
-        <w:t xml:space="preserve"> de </w:t>
-      </w:r>
-      <w:proofErr w:type="spellStart"/>
-      <w:r>
-        <w:t>mapas</w:t>
-      </w:r>
-      <w:proofErr w:type="spellEnd"/>
-      <w:r>
-        <w:t xml:space="preserve"> e a consulta de </w:t>
-      </w:r>
-      <w:proofErr w:type="spellStart"/>
-      <w:r>
-        <w:t>estatísticas</w:t>
-      </w:r>
-      <w:proofErr w:type="spellEnd"/>
-      <w:r>
-        <w:t xml:space="preserve">. </w:t>
-      </w:r>
-      <w:proofErr w:type="gramStart"/>
-      <w:r>
-        <w:t>A</w:t>
-      </w:r>
-      <w:proofErr w:type="gramEnd"/>
-      <w:r>
-        <w:t xml:space="preserve"> </w:t>
-      </w:r>
-      <w:proofErr w:type="spellStart"/>
-      <w:r>
-        <w:t>aplicação</w:t>
-      </w:r>
-      <w:proofErr w:type="spellEnd"/>
-      <w:r>
-        <w:t xml:space="preserve"> </w:t>
-      </w:r>
-      <w:proofErr w:type="spellStart"/>
-      <w:r>
-        <w:t>deve</w:t>
-      </w:r>
-      <w:proofErr w:type="spellEnd"/>
-      <w:r>
-        <w:t xml:space="preserve"> </w:t>
-      </w:r>
-      <w:proofErr w:type="spellStart"/>
-      <w:r>
-        <w:t>apresentar</w:t>
-      </w:r>
-      <w:proofErr w:type="spellEnd"/>
-      <w:r>
-        <w:t xml:space="preserve"> </w:t>
-      </w:r>
-      <w:proofErr w:type="spellStart"/>
-      <w:r>
-        <w:t>mensagens</w:t>
-      </w:r>
-      <w:proofErr w:type="spellEnd"/>
-      <w:r>
-        <w:t xml:space="preserve"> </w:t>
-      </w:r>
-      <w:proofErr w:type="spellStart"/>
-      <w:r>
-        <w:t>claras</w:t>
-      </w:r>
-      <w:proofErr w:type="spellEnd"/>
-      <w:r>
-        <w:t xml:space="preserve"> para </w:t>
-      </w:r>
-      <w:proofErr w:type="spellStart"/>
-      <w:r>
-        <w:t>informar</w:t>
-      </w:r>
-      <w:proofErr w:type="spellEnd"/>
-      <w:r>
-        <w:t xml:space="preserve"> </w:t>
-      </w:r>
-      <w:proofErr w:type="spellStart"/>
-      <w:r>
-        <w:t>os</w:t>
-      </w:r>
-      <w:proofErr w:type="spellEnd"/>
-      <w:r>
-        <w:t xml:space="preserve"> </w:t>
-      </w:r>
-      <w:proofErr w:type="spellStart"/>
-      <w:r>
-        <w:t>utilizadores</w:t>
-      </w:r>
-      <w:proofErr w:type="spellEnd"/>
-      <w:r>
-        <w:t xml:space="preserve"> </w:t>
-      </w:r>
-      <w:proofErr w:type="spellStart"/>
-      <w:r>
-        <w:t>sobre</w:t>
-      </w:r>
-      <w:proofErr w:type="spellEnd"/>
-      <w:r>
-        <w:t xml:space="preserve"> as </w:t>
-      </w:r>
-      <w:proofErr w:type="spellStart"/>
-      <w:r>
-        <w:t>ações</w:t>
-      </w:r>
-      <w:proofErr w:type="spellEnd"/>
-      <w:r>
-        <w:t xml:space="preserve"> </w:t>
-      </w:r>
-      <w:proofErr w:type="spellStart"/>
-      <w:r>
-        <w:t>realizadas</w:t>
-      </w:r>
-      <w:proofErr w:type="spellEnd"/>
-      <w:r>
-        <w:t xml:space="preserve"> e </w:t>
-      </w:r>
-      <w:proofErr w:type="spellStart"/>
-      <w:r>
-        <w:t>os</w:t>
-      </w:r>
-      <w:proofErr w:type="spellEnd"/>
-      <w:r>
-        <w:t xml:space="preserve"> </w:t>
-      </w:r>
-      <w:proofErr w:type="spellStart"/>
-      <w:r>
-        <w:t>erros</w:t>
-      </w:r>
-      <w:proofErr w:type="spellEnd"/>
-      <w:r>
-        <w:t xml:space="preserve"> </w:t>
-      </w:r>
-      <w:proofErr w:type="spellStart"/>
-      <w:r>
-        <w:t>detetados</w:t>
-      </w:r>
-      <w:proofErr w:type="spellEnd"/>
-      <w:r>
         <w:t>.</w:t>
       </w:r>
     </w:p>
@@ -8546,9 +8494,9 @@
           <w:lang w:val="pt-BR"/>
         </w:rPr>
         <w:drawing>
-          <wp:inline distT="0" distB="0" distL="0" distR="0" wp14:anchorId="308D82EB" wp14:editId="132EAE6D">
-            <wp:extent cx="4567204" cy="3282286"/>
-            <wp:effectExtent l="0" t="0" r="5080" b="0"/>
+          <wp:inline distT="0" distB="0" distL="0" distR="0" wp14:anchorId="308D82EB" wp14:editId="320D646C">
+            <wp:extent cx="4462818" cy="3207268"/>
+            <wp:effectExtent l="0" t="0" r="0" b="0"/>
             <wp:docPr id="2121297331" name="Imagem 3"/>
             <wp:cNvGraphicFramePr>
               <a:graphicFrameLocks xmlns:a="http://schemas.openxmlformats.org/drawingml/2006/main" noChangeAspect="1"/>
@@ -8575,7 +8523,7 @@
                   <pic:spPr>
                     <a:xfrm>
                       <a:off x="0" y="0"/>
-                      <a:ext cx="4594198" cy="3301686"/>
+                      <a:ext cx="4512934" cy="3243285"/>
                     </a:xfrm>
                     <a:prstGeom prst="rect">
                       <a:avLst/>
@@ -8599,10 +8547,176 @@
     </w:p>
     <w:p>
       <w:pPr>
-        <w:rPr>
-          <w:lang w:val="pt-BR"/>
-        </w:rPr>
-      </w:pPr>
+        <w:pStyle w:val="Legenda"/>
+        <w:jc w:val="center"/>
+        <w:rPr>
+          <w:noProof/>
+          <w:sz w:val="18"/>
+          <w:szCs w:val="18"/>
+          <w:lang w:val="pt-BR"/>
+        </w:rPr>
+      </w:pPr>
+      <w:r>
+        <w:rPr>
+          <w:b w:val="0"/>
+          <w:sz w:val="18"/>
+          <w:szCs w:val="18"/>
+        </w:rPr>
+        <w:t xml:space="preserve">Fig.  </w:t>
+      </w:r>
+      <w:r>
+        <w:rPr>
+          <w:b w:val="0"/>
+          <w:sz w:val="18"/>
+          <w:szCs w:val="18"/>
+        </w:rPr>
+        <w:t>5</w:t>
+      </w:r>
+      <w:r>
+        <w:rPr>
+          <w:b w:val="0"/>
+          <w:sz w:val="18"/>
+          <w:szCs w:val="18"/>
+        </w:rPr>
+        <w:t>.</w:t>
+      </w:r>
+      <w:r>
+        <w:rPr>
+          <w:sz w:val="18"/>
+          <w:szCs w:val="18"/>
+        </w:rPr>
+        <w:t xml:space="preserve"> </w:t>
+      </w:r>
+      <w:r>
+        <w:rPr>
+          <w:b w:val="0"/>
+          <w:sz w:val="18"/>
+          <w:szCs w:val="18"/>
+        </w:rPr>
+        <w:t>Arquitetura fisica da aplicação</w:t>
+      </w:r>
+    </w:p>
+    <w:p>
+      <w:pPr>
+        <w:pStyle w:val="heading1"/>
+        <w:rPr>
+          <w:lang w:val="pt-BR"/>
+        </w:rPr>
+      </w:pPr>
+      <w:r>
+        <w:rPr>
+          <w:lang w:val="pt-BR"/>
+        </w:rPr>
+        <w:lastRenderedPageBreak/>
+        <w:t>7</w:t>
+      </w:r>
+      <w:r>
+        <w:rPr>
+          <w:lang w:val="pt-BR"/>
+        </w:rPr>
+        <w:t xml:space="preserve">   </w:t>
+      </w:r>
+      <w:r>
+        <w:rPr>
+          <w:lang w:val="pt-BR"/>
+        </w:rPr>
+        <w:t xml:space="preserve">Arquitetura </w:t>
+      </w:r>
+      <w:r>
+        <w:rPr>
+          <w:lang w:val="pt-BR"/>
+        </w:rPr>
+        <w:t>Lógica</w:t>
+      </w:r>
+    </w:p>
+    <w:p>
+      <w:pPr>
+        <w:pStyle w:val="p1a"/>
+        <w:rPr>
+          <w:lang w:val="pt-BR"/>
+        </w:rPr>
+      </w:pPr>
+      <w:r>
+        <w:rPr>
+          <w:lang w:val="pt-BR"/>
+        </w:rPr>
+        <w:t>A arquitetura lógica (Fig. 6) representa a forma como os diferentes componentes de software da aplicação se organizam e se relacionam entre sí.</w:t>
+      </w:r>
+    </w:p>
+    <w:p>
+      <w:pPr>
+        <w:rPr>
+          <w:lang w:val="pt-BR"/>
+        </w:rPr>
+      </w:pPr>
+    </w:p>
+    <w:p>
+      <w:pPr>
+        <w:rPr>
+          <w:lang w:val="pt-BR"/>
+        </w:rPr>
+      </w:pPr>
+    </w:p>
+    <w:p>
+      <w:pPr>
+        <w:rPr>
+          <w:lang w:val="pt-BR"/>
+        </w:rPr>
+      </w:pPr>
+    </w:p>
+    <w:p>
+      <w:pPr>
+        <w:rPr>
+          <w:lang w:val="pt-BR"/>
+        </w:rPr>
+      </w:pPr>
+      <w:r>
+        <w:rPr>
+          <w:noProof/>
+          <w:lang w:val="pt-BR"/>
+        </w:rPr>
+        <w:drawing>
+          <wp:inline distT="0" distB="0" distL="0" distR="0" wp14:anchorId="421E7C4E" wp14:editId="348F053E">
+            <wp:extent cx="5282530" cy="1932167"/>
+            <wp:effectExtent l="0" t="0" r="0" b="0"/>
+            <wp:docPr id="1674645888" name="Imagem 4"/>
+            <wp:cNvGraphicFramePr>
+              <a:graphicFrameLocks xmlns:a="http://schemas.openxmlformats.org/drawingml/2006/main" noChangeAspect="1"/>
+            </wp:cNvGraphicFramePr>
+            <a:graphic xmlns:a="http://schemas.openxmlformats.org/drawingml/2006/main">
+              <a:graphicData uri="http://schemas.openxmlformats.org/drawingml/2006/picture">
+                <pic:pic xmlns:pic="http://schemas.openxmlformats.org/drawingml/2006/picture">
+                  <pic:nvPicPr>
+                    <pic:cNvPr id="1674645888" name="Imagem 1674645888"/>
+                    <pic:cNvPicPr/>
+                  </pic:nvPicPr>
+                  <pic:blipFill>
+                    <a:blip r:embed="rId10">
+                      <a:extLst>
+                        <a:ext uri="{28A0092B-C50C-407E-A947-70E740481C1C}">
+                          <a14:useLocalDpi xmlns:a14="http://schemas.microsoft.com/office/drawing/2010/main" val="0"/>
+                        </a:ext>
+                      </a:extLst>
+                    </a:blip>
+                    <a:stretch>
+                      <a:fillRect/>
+                    </a:stretch>
+                  </pic:blipFill>
+                  <pic:spPr>
+                    <a:xfrm>
+                      <a:off x="0" y="0"/>
+                      <a:ext cx="5325746" cy="1947974"/>
+                    </a:xfrm>
+                    <a:prstGeom prst="rect">
+                      <a:avLst/>
+                    </a:prstGeom>
+                  </pic:spPr>
+                </pic:pic>
+              </a:graphicData>
+            </a:graphic>
+          </wp:inline>
+        </w:drawing>
+      </w:r>
     </w:p>
     <w:sectPr>
       <w:pgSz w:w="11907" w:h="16840" w:code="9"/>

--- a/Documentation/Relatório-DSSMV-2025-27_2DB_1250771_1251355.docx
+++ b/Documentation/Relatório-DSSMV-2025-27_2DB_1250771_1251355.docx
@@ -8663,21 +8663,14 @@
           <w:lang w:val="pt-BR"/>
         </w:rPr>
       </w:pPr>
-    </w:p>
-    <w:p>
-      <w:pPr>
-        <w:rPr>
-          <w:lang w:val="pt-BR"/>
-        </w:rPr>
-      </w:pPr>
       <w:r>
         <w:rPr>
           <w:noProof/>
           <w:lang w:val="pt-BR"/>
         </w:rPr>
         <w:drawing>
-          <wp:inline distT="0" distB="0" distL="0" distR="0" wp14:anchorId="421E7C4E" wp14:editId="348F053E">
-            <wp:extent cx="5282530" cy="1932167"/>
+          <wp:inline distT="0" distB="0" distL="0" distR="0" wp14:anchorId="421E7C4E" wp14:editId="2F6AF615">
+            <wp:extent cx="4953000" cy="1811636"/>
             <wp:effectExtent l="0" t="0" r="0" b="0"/>
             <wp:docPr id="1674645888" name="Imagem 4"/>
             <wp:cNvGraphicFramePr>
@@ -8705,7 +8698,7 @@
                   <pic:spPr>
                     <a:xfrm>
                       <a:off x="0" y="0"/>
-                      <a:ext cx="5325746" cy="1947974"/>
+                      <a:ext cx="5009241" cy="1832207"/>
                     </a:xfrm>
                     <a:prstGeom prst="rect">
                       <a:avLst/>
@@ -8717,6 +8710,285 @@
           </wp:inline>
         </w:drawing>
       </w:r>
+    </w:p>
+    <w:p>
+      <w:pPr>
+        <w:rPr>
+          <w:lang w:val="pt-BR"/>
+        </w:rPr>
+      </w:pPr>
+    </w:p>
+    <w:p>
+      <w:pPr>
+        <w:pStyle w:val="Legenda"/>
+        <w:jc w:val="center"/>
+        <w:rPr>
+          <w:noProof/>
+          <w:sz w:val="18"/>
+          <w:szCs w:val="18"/>
+          <w:lang w:val="pt-BR"/>
+        </w:rPr>
+      </w:pPr>
+      <w:r>
+        <w:rPr>
+          <w:b w:val="0"/>
+          <w:sz w:val="18"/>
+          <w:szCs w:val="18"/>
+        </w:rPr>
+        <w:t xml:space="preserve">Fig.  </w:t>
+      </w:r>
+      <w:r>
+        <w:rPr>
+          <w:b w:val="0"/>
+          <w:sz w:val="18"/>
+          <w:szCs w:val="18"/>
+        </w:rPr>
+        <w:t>6</w:t>
+      </w:r>
+      <w:r>
+        <w:rPr>
+          <w:b w:val="0"/>
+          <w:sz w:val="18"/>
+          <w:szCs w:val="18"/>
+        </w:rPr>
+        <w:t>.</w:t>
+      </w:r>
+      <w:r>
+        <w:rPr>
+          <w:sz w:val="18"/>
+          <w:szCs w:val="18"/>
+        </w:rPr>
+        <w:t xml:space="preserve"> </w:t>
+      </w:r>
+      <w:r>
+        <w:rPr>
+          <w:b w:val="0"/>
+          <w:sz w:val="18"/>
+          <w:szCs w:val="18"/>
+        </w:rPr>
+        <w:t xml:space="preserve">Arquitetura </w:t>
+      </w:r>
+      <w:proofErr w:type="spellStart"/>
+      <w:r>
+        <w:rPr>
+          <w:b w:val="0"/>
+          <w:sz w:val="18"/>
+          <w:szCs w:val="18"/>
+        </w:rPr>
+        <w:t>lógica</w:t>
+      </w:r>
+      <w:proofErr w:type="spellEnd"/>
+      <w:r>
+        <w:rPr>
+          <w:b w:val="0"/>
+          <w:sz w:val="18"/>
+          <w:szCs w:val="18"/>
+        </w:rPr>
+        <w:t xml:space="preserve"> da aplicação</w:t>
+      </w:r>
+    </w:p>
+    <w:p>
+      <w:pPr>
+        <w:rPr>
+          <w:lang w:val="pt-BR"/>
+        </w:rPr>
+      </w:pPr>
+    </w:p>
+    <w:p>
+      <w:pPr>
+        <w:pStyle w:val="heading1"/>
+        <w:rPr>
+          <w:lang w:val="pt-BR"/>
+        </w:rPr>
+      </w:pPr>
+      <w:r>
+        <w:rPr>
+          <w:lang w:val="pt-BR"/>
+        </w:rPr>
+        <w:t>8</w:t>
+      </w:r>
+      <w:r>
+        <w:rPr>
+          <w:lang w:val="pt-BR"/>
+        </w:rPr>
+        <w:t xml:space="preserve">   </w:t>
+      </w:r>
+      <w:r>
+        <w:rPr>
+          <w:lang w:val="pt-BR"/>
+        </w:rPr>
+        <w:t>Organização do Código</w:t>
+      </w:r>
+    </w:p>
+    <w:p>
+      <w:pPr>
+        <w:ind w:firstLine="0"/>
+        <w:rPr>
+          <w:lang w:val="pt-BR"/>
+        </w:rPr>
+      </w:pPr>
+      <w:r>
+        <w:rPr>
+          <w:lang w:val="pt-BR"/>
+        </w:rPr>
+        <w:t>De forma a complementar a arquitetura lógica apresentada anteriormente, a Fig. 7 mostra como o código da aplicação está organizado.</w:t>
+      </w:r>
+    </w:p>
+    <w:p>
+      <w:pPr>
+        <w:ind w:firstLine="0"/>
+        <w:rPr>
+          <w:lang w:val="pt-BR"/>
+        </w:rPr>
+      </w:pPr>
+    </w:p>
+    <w:p>
+      <w:pPr>
+        <w:ind w:firstLine="0"/>
+        <w:rPr>
+          <w:lang w:val="pt-BR"/>
+        </w:rPr>
+      </w:pPr>
+      <w:r>
+        <w:rPr>
+          <w:noProof/>
+          <w:lang w:val="pt-BR"/>
+        </w:rPr>
+        <w:drawing>
+          <wp:inline distT="0" distB="0" distL="0" distR="0" wp14:anchorId="2F6B5A4F" wp14:editId="1078CDC8">
+            <wp:extent cx="4857750" cy="2088615"/>
+            <wp:effectExtent l="0" t="0" r="0" b="6985"/>
+            <wp:docPr id="1049521688" name="Imagem 5"/>
+            <wp:cNvGraphicFramePr>
+              <a:graphicFrameLocks xmlns:a="http://schemas.openxmlformats.org/drawingml/2006/main" noChangeAspect="1"/>
+            </wp:cNvGraphicFramePr>
+            <a:graphic xmlns:a="http://schemas.openxmlformats.org/drawingml/2006/main">
+              <a:graphicData uri="http://schemas.openxmlformats.org/drawingml/2006/picture">
+                <pic:pic xmlns:pic="http://schemas.openxmlformats.org/drawingml/2006/picture">
+                  <pic:nvPicPr>
+                    <pic:cNvPr id="1049521688" name="Imagem 1049521688"/>
+                    <pic:cNvPicPr/>
+                  </pic:nvPicPr>
+                  <pic:blipFill>
+                    <a:blip r:embed="rId11">
+                      <a:extLst>
+                        <a:ext uri="{28A0092B-C50C-407E-A947-70E740481C1C}">
+                          <a14:useLocalDpi xmlns:a14="http://schemas.microsoft.com/office/drawing/2010/main" val="0"/>
+                        </a:ext>
+                      </a:extLst>
+                    </a:blip>
+                    <a:stretch>
+                      <a:fillRect/>
+                    </a:stretch>
+                  </pic:blipFill>
+                  <pic:spPr>
+                    <a:xfrm>
+                      <a:off x="0" y="0"/>
+                      <a:ext cx="4877709" cy="2097196"/>
+                    </a:xfrm>
+                    <a:prstGeom prst="rect">
+                      <a:avLst/>
+                    </a:prstGeom>
+                  </pic:spPr>
+                </pic:pic>
+              </a:graphicData>
+            </a:graphic>
+          </wp:inline>
+        </w:drawing>
+      </w:r>
+    </w:p>
+    <w:p>
+      <w:pPr>
+        <w:rPr>
+          <w:lang w:val="pt-BR"/>
+        </w:rPr>
+      </w:pPr>
+    </w:p>
+    <w:p>
+      <w:pPr>
+        <w:pStyle w:val="Legenda"/>
+        <w:jc w:val="center"/>
+        <w:rPr>
+          <w:noProof/>
+          <w:sz w:val="18"/>
+          <w:szCs w:val="18"/>
+          <w:lang w:val="pt-BR"/>
+        </w:rPr>
+      </w:pPr>
+      <w:r>
+        <w:rPr>
+          <w:b w:val="0"/>
+          <w:sz w:val="18"/>
+          <w:szCs w:val="18"/>
+        </w:rPr>
+        <w:t xml:space="preserve">Fig.  </w:t>
+      </w:r>
+      <w:r>
+        <w:rPr>
+          <w:b w:val="0"/>
+          <w:sz w:val="18"/>
+          <w:szCs w:val="18"/>
+        </w:rPr>
+        <w:t>7</w:t>
+      </w:r>
+      <w:r>
+        <w:rPr>
+          <w:b w:val="0"/>
+          <w:sz w:val="18"/>
+          <w:szCs w:val="18"/>
+        </w:rPr>
+        <w:t>.</w:t>
+      </w:r>
+      <w:r>
+        <w:rPr>
+          <w:sz w:val="18"/>
+          <w:szCs w:val="18"/>
+        </w:rPr>
+        <w:t xml:space="preserve"> </w:t>
+      </w:r>
+      <w:proofErr w:type="spellStart"/>
+      <w:r>
+        <w:rPr>
+          <w:b w:val="0"/>
+          <w:sz w:val="18"/>
+          <w:szCs w:val="18"/>
+        </w:rPr>
+        <w:t>Organização</w:t>
+      </w:r>
+      <w:proofErr w:type="spellEnd"/>
+      <w:r>
+        <w:rPr>
+          <w:b w:val="0"/>
+          <w:sz w:val="18"/>
+          <w:szCs w:val="18"/>
+        </w:rPr>
+        <w:t xml:space="preserve"> do </w:t>
+      </w:r>
+      <w:proofErr w:type="spellStart"/>
+      <w:r>
+        <w:rPr>
+          <w:b w:val="0"/>
+          <w:sz w:val="18"/>
+          <w:szCs w:val="18"/>
+        </w:rPr>
+        <w:t>código</w:t>
+      </w:r>
+      <w:proofErr w:type="spellEnd"/>
+      <w:r>
+        <w:rPr>
+          <w:b w:val="0"/>
+          <w:sz w:val="18"/>
+          <w:szCs w:val="18"/>
+        </w:rPr>
+        <w:t xml:space="preserve"> da aplicação</w:t>
+      </w:r>
+    </w:p>
+    <w:p>
+      <w:pPr>
+        <w:rPr>
+          <w:lang w:val="pt-BR"/>
+        </w:rPr>
+      </w:pPr>
     </w:p>
     <w:sectPr>
       <w:pgSz w:w="11907" w:h="16840" w:code="9"/>

--- a/Documentation/Relatório-DSSMV-2025-27_2DB_1250771_1251355.docx
+++ b/Documentation/Relatório-DSSMV-2025-27_2DB_1250771_1251355.docx
@@ -8572,6 +8572,7 @@
         </w:rPr>
         <w:t>5</w:t>
       </w:r>
+      <w:proofErr w:type="gramStart"/>
       <w:r>
         <w:rPr>
           <w:b w:val="0"/>
@@ -8589,11 +8590,27 @@
       </w:r>
       <w:r>
         <w:rPr>
+          <w:sz w:val="18"/>
+          <w:szCs w:val="18"/>
+        </w:rPr>
+        <w:t xml:space="preserve"> </w:t>
+      </w:r>
+      <w:r>
+        <w:rPr>
           <w:b w:val="0"/>
           <w:sz w:val="18"/>
           <w:szCs w:val="18"/>
         </w:rPr>
-        <w:t>Arquitetura fisica da aplicação</w:t>
+        <w:t>Arquitetura</w:t>
+      </w:r>
+      <w:proofErr w:type="gramEnd"/>
+      <w:r>
+        <w:rPr>
+          <w:b w:val="0"/>
+          <w:sz w:val="18"/>
+          <w:szCs w:val="18"/>
+        </w:rPr>
+        <w:t xml:space="preserve"> fisica da aplicação</w:t>
       </w:r>
     </w:p>
     <w:p>
@@ -8762,6 +8779,13 @@
       </w:r>
       <w:r>
         <w:rPr>
+          <w:sz w:val="18"/>
+          <w:szCs w:val="18"/>
+        </w:rPr>
+        <w:t xml:space="preserve"> </w:t>
+      </w:r>
+      <w:r>
+        <w:rPr>
           <w:b w:val="0"/>
           <w:sz w:val="18"/>
           <w:szCs w:val="18"/>
@@ -8946,6 +8970,13 @@
         </w:rPr>
         <w:t xml:space="preserve"> </w:t>
       </w:r>
+      <w:r>
+        <w:rPr>
+          <w:sz w:val="18"/>
+          <w:szCs w:val="18"/>
+        </w:rPr>
+        <w:t xml:space="preserve"> </w:t>
+      </w:r>
       <w:proofErr w:type="spellStart"/>
       <w:r>
         <w:rPr>
@@ -8982,6 +9013,222 @@
         </w:rPr>
         <w:t xml:space="preserve"> da aplicação</w:t>
       </w:r>
+    </w:p>
+    <w:p>
+      <w:pPr>
+        <w:pStyle w:val="heading1"/>
+        <w:rPr>
+          <w:lang w:val="pt-BR"/>
+        </w:rPr>
+      </w:pPr>
+      <w:r>
+        <w:rPr>
+          <w:lang w:val="pt-BR"/>
+        </w:rPr>
+        <w:lastRenderedPageBreak/>
+        <w:t>9</w:t>
+      </w:r>
+      <w:r>
+        <w:rPr>
+          <w:lang w:val="pt-BR"/>
+        </w:rPr>
+        <w:t xml:space="preserve">   </w:t>
+      </w:r>
+      <w:r>
+        <w:rPr>
+          <w:lang w:val="pt-BR"/>
+        </w:rPr>
+        <w:t>Diagrama de Classes de Modelo</w:t>
+      </w:r>
+    </w:p>
+    <w:p>
+      <w:pPr>
+        <w:pStyle w:val="p1a"/>
+        <w:rPr>
+          <w:lang w:val="pt-BR"/>
+        </w:rPr>
+      </w:pPr>
+      <w:r>
+        <w:rPr>
+          <w:lang w:val="pt-BR"/>
+        </w:rPr>
+        <w:t>O diagrama de classes (Fig . 8) de modelo representa as principais entidades do domínio da aplicação e a forma como se relacionam entre sí.</w:t>
+      </w:r>
+    </w:p>
+    <w:p>
+      <w:pPr>
+        <w:rPr>
+          <w:lang w:val="pt-BR"/>
+        </w:rPr>
+      </w:pPr>
+    </w:p>
+    <w:p>
+      <w:pPr>
+        <w:rPr>
+          <w:lang w:val="pt-BR"/>
+        </w:rPr>
+      </w:pPr>
+    </w:p>
+    <w:p>
+      <w:pPr>
+        <w:rPr>
+          <w:lang w:val="pt-BR"/>
+        </w:rPr>
+      </w:pPr>
+    </w:p>
+    <w:p>
+      <w:pPr>
+        <w:rPr>
+          <w:lang w:val="pt-BR"/>
+        </w:rPr>
+      </w:pPr>
+      <w:r>
+        <w:rPr>
+          <w:noProof/>
+          <w:lang w:val="pt-BR"/>
+        </w:rPr>
+        <w:drawing>
+          <wp:inline distT="0" distB="0" distL="0" distR="0" wp14:anchorId="25CE13DC" wp14:editId="6DA62238">
+            <wp:extent cx="4916006" cy="2530851"/>
+            <wp:effectExtent l="0" t="0" r="0" b="3175"/>
+            <wp:docPr id="325080530" name="Imagem 6"/>
+            <wp:cNvGraphicFramePr>
+              <a:graphicFrameLocks xmlns:a="http://schemas.openxmlformats.org/drawingml/2006/main" noChangeAspect="1"/>
+            </wp:cNvGraphicFramePr>
+            <a:graphic xmlns:a="http://schemas.openxmlformats.org/drawingml/2006/main">
+              <a:graphicData uri="http://schemas.openxmlformats.org/drawingml/2006/picture">
+                <pic:pic xmlns:pic="http://schemas.openxmlformats.org/drawingml/2006/picture">
+                  <pic:nvPicPr>
+                    <pic:cNvPr id="325080530" name="Imagem 325080530"/>
+                    <pic:cNvPicPr/>
+                  </pic:nvPicPr>
+                  <pic:blipFill>
+                    <a:blip r:embed="rId12">
+                      <a:extLst>
+                        <a:ext uri="{28A0092B-C50C-407E-A947-70E740481C1C}">
+                          <a14:useLocalDpi xmlns:a14="http://schemas.microsoft.com/office/drawing/2010/main" val="0"/>
+                        </a:ext>
+                      </a:extLst>
+                    </a:blip>
+                    <a:stretch>
+                      <a:fillRect/>
+                    </a:stretch>
+                  </pic:blipFill>
+                  <pic:spPr>
+                    <a:xfrm>
+                      <a:off x="0" y="0"/>
+                      <a:ext cx="4927015" cy="2536519"/>
+                    </a:xfrm>
+                    <a:prstGeom prst="rect">
+                      <a:avLst/>
+                    </a:prstGeom>
+                  </pic:spPr>
+                </pic:pic>
+              </a:graphicData>
+            </a:graphic>
+          </wp:inline>
+        </w:drawing>
+      </w:r>
+    </w:p>
+    <w:p>
+      <w:pPr>
+        <w:rPr>
+          <w:lang w:val="pt-BR"/>
+        </w:rPr>
+      </w:pPr>
+    </w:p>
+    <w:p>
+      <w:pPr>
+        <w:pStyle w:val="Legenda"/>
+        <w:jc w:val="center"/>
+        <w:rPr>
+          <w:b w:val="0"/>
+          <w:sz w:val="18"/>
+          <w:szCs w:val="18"/>
+        </w:rPr>
+      </w:pPr>
+      <w:r>
+        <w:rPr>
+          <w:b w:val="0"/>
+          <w:sz w:val="18"/>
+          <w:szCs w:val="18"/>
+        </w:rPr>
+        <w:t xml:space="preserve">Fig.  </w:t>
+      </w:r>
+      <w:r>
+        <w:rPr>
+          <w:b w:val="0"/>
+          <w:sz w:val="18"/>
+          <w:szCs w:val="18"/>
+        </w:rPr>
+        <w:t>8</w:t>
+      </w:r>
+      <w:proofErr w:type="gramStart"/>
+      <w:r>
+        <w:rPr>
+          <w:b w:val="0"/>
+          <w:sz w:val="18"/>
+          <w:szCs w:val="18"/>
+        </w:rPr>
+        <w:t>.</w:t>
+      </w:r>
+      <w:r>
+        <w:rPr>
+          <w:sz w:val="18"/>
+          <w:szCs w:val="18"/>
+        </w:rPr>
+        <w:t xml:space="preserve"> </w:t>
+      </w:r>
+      <w:r>
+        <w:rPr>
+          <w:sz w:val="18"/>
+          <w:szCs w:val="18"/>
+        </w:rPr>
+        <w:t xml:space="preserve"> </w:t>
+      </w:r>
+      <w:proofErr w:type="spellStart"/>
+      <w:r>
+        <w:rPr>
+          <w:b w:val="0"/>
+          <w:sz w:val="18"/>
+          <w:szCs w:val="18"/>
+        </w:rPr>
+        <w:t>Diagrama</w:t>
+      </w:r>
+      <w:proofErr w:type="spellEnd"/>
+      <w:proofErr w:type="gramEnd"/>
+      <w:r>
+        <w:rPr>
+          <w:b w:val="0"/>
+          <w:sz w:val="18"/>
+          <w:szCs w:val="18"/>
+        </w:rPr>
+        <w:t xml:space="preserve"> de classes de </w:t>
+      </w:r>
+      <w:proofErr w:type="spellStart"/>
+      <w:r>
+        <w:rPr>
+          <w:b w:val="0"/>
+          <w:sz w:val="18"/>
+          <w:szCs w:val="18"/>
+        </w:rPr>
+        <w:t>modelo</w:t>
+      </w:r>
+      <w:proofErr w:type="spellEnd"/>
+    </w:p>
+    <w:p>
+      <w:pPr>
+        <w:rPr>
+          <w:lang w:val="pt-BR"/>
+        </w:rPr>
+      </w:pPr>
+    </w:p>
+    <w:p>
+      <w:pPr>
+        <w:rPr>
+          <w:lang w:val="pt-BR"/>
+        </w:rPr>
+      </w:pPr>
     </w:p>
     <w:p>
       <w:pPr>

--- a/Documentation/Relatório-DSSMV-2025-27_2DB_1250771_1251355.docx
+++ b/Documentation/Relatório-DSSMV-2025-27_2DB_1250771_1251355.docx
@@ -6840,97 +6840,7 @@
                                 <w:sz w:val="18"/>
                                 <w:szCs w:val="18"/>
                               </w:rPr>
-                              <w:t xml:space="preserve">. </w:t>
-                            </w:r>
-                            <w:proofErr w:type="spellStart"/>
-                            <w:r>
-                              <w:rPr>
-                                <w:b w:val="0"/>
-                                <w:sz w:val="18"/>
-                                <w:szCs w:val="18"/>
-                              </w:rPr>
-                              <w:t>Fluxograma</w:t>
-                            </w:r>
-                            <w:proofErr w:type="spellEnd"/>
-                            <w:r>
-                              <w:rPr>
-                                <w:b w:val="0"/>
-                                <w:sz w:val="18"/>
-                                <w:szCs w:val="18"/>
-                              </w:rPr>
-                              <w:t xml:space="preserve"> </w:t>
-                            </w:r>
-                            <w:proofErr w:type="spellStart"/>
-                            <w:r>
-                              <w:rPr>
-                                <w:b w:val="0"/>
-                                <w:sz w:val="18"/>
-                                <w:szCs w:val="18"/>
-                              </w:rPr>
-                              <w:t>que</w:t>
-                            </w:r>
-                            <w:proofErr w:type="spellEnd"/>
-                            <w:r>
-                              <w:rPr>
-                                <w:b w:val="0"/>
-                                <w:sz w:val="18"/>
-                                <w:szCs w:val="18"/>
-                              </w:rPr>
-                              <w:t xml:space="preserve"> </w:t>
-                            </w:r>
-                            <w:proofErr w:type="spellStart"/>
-                            <w:r>
-                              <w:rPr>
-                                <w:b w:val="0"/>
-                                <w:sz w:val="18"/>
-                                <w:szCs w:val="18"/>
-                              </w:rPr>
-                              <w:t>será</w:t>
-                            </w:r>
-                            <w:proofErr w:type="spellEnd"/>
-                            <w:r>
-                              <w:rPr>
-                                <w:b w:val="0"/>
-                                <w:sz w:val="18"/>
-                                <w:szCs w:val="18"/>
-                              </w:rPr>
-                              <w:t xml:space="preserve"> </w:t>
-                            </w:r>
-                            <w:proofErr w:type="spellStart"/>
-                            <w:r>
-                              <w:rPr>
-                                <w:b w:val="0"/>
-                                <w:sz w:val="18"/>
-                                <w:szCs w:val="18"/>
-                              </w:rPr>
-                              <w:t>utilizado</w:t>
-                            </w:r>
-                            <w:proofErr w:type="spellEnd"/>
-                            <w:r>
-                              <w:rPr>
-                                <w:b w:val="0"/>
-                                <w:sz w:val="18"/>
-                                <w:szCs w:val="18"/>
-                              </w:rPr>
-                              <w:t xml:space="preserve"> no </w:t>
-                            </w:r>
-                            <w:proofErr w:type="spellStart"/>
-                            <w:r>
-                              <w:rPr>
-                                <w:b w:val="0"/>
-                                <w:sz w:val="18"/>
-                                <w:szCs w:val="18"/>
-                              </w:rPr>
-                              <w:t>desenvolvimento</w:t>
-                            </w:r>
-                            <w:proofErr w:type="spellEnd"/>
-                            <w:r>
-                              <w:rPr>
-                                <w:b w:val="0"/>
-                                <w:sz w:val="18"/>
-                                <w:szCs w:val="18"/>
-                              </w:rPr>
-                              <w:t xml:space="preserve"> da apli</w:t>
+                              <w:t>. Fluxograma que será utilizado no desenvolvimento da apli</w:t>
                             </w:r>
                             <w:r>
                               <w:rPr>
@@ -7422,178 +7332,14 @@
                               </w:rPr>
                               <w:t xml:space="preserve"> </w:t>
                             </w:r>
-                            <w:proofErr w:type="spellStart"/>
                             <w:r>
                               <w:rPr>
                                 <w:b w:val="0"/>
                                 <w:sz w:val="18"/>
                                 <w:szCs w:val="18"/>
                               </w:rPr>
-                              <w:t>Fluxograma</w:t>
+                              <w:t>Fluxograma que será utilizado no desenvolvimento da aplicação para consultar detalhes de uma viagem existente</w:t>
                             </w:r>
-                            <w:proofErr w:type="spellEnd"/>
-                            <w:r>
-                              <w:rPr>
-                                <w:b w:val="0"/>
-                                <w:sz w:val="18"/>
-                                <w:szCs w:val="18"/>
-                              </w:rPr>
-                              <w:t xml:space="preserve"> </w:t>
-                            </w:r>
-                            <w:proofErr w:type="spellStart"/>
-                            <w:r>
-                              <w:rPr>
-                                <w:b w:val="0"/>
-                                <w:sz w:val="18"/>
-                                <w:szCs w:val="18"/>
-                              </w:rPr>
-                              <w:t>que</w:t>
-                            </w:r>
-                            <w:proofErr w:type="spellEnd"/>
-                            <w:r>
-                              <w:rPr>
-                                <w:b w:val="0"/>
-                                <w:sz w:val="18"/>
-                                <w:szCs w:val="18"/>
-                              </w:rPr>
-                              <w:t xml:space="preserve"> </w:t>
-                            </w:r>
-                            <w:proofErr w:type="spellStart"/>
-                            <w:r>
-                              <w:rPr>
-                                <w:b w:val="0"/>
-                                <w:sz w:val="18"/>
-                                <w:szCs w:val="18"/>
-                              </w:rPr>
-                              <w:t>será</w:t>
-                            </w:r>
-                            <w:proofErr w:type="spellEnd"/>
-                            <w:r>
-                              <w:rPr>
-                                <w:b w:val="0"/>
-                                <w:sz w:val="18"/>
-                                <w:szCs w:val="18"/>
-                              </w:rPr>
-                              <w:t xml:space="preserve"> </w:t>
-                            </w:r>
-                            <w:proofErr w:type="spellStart"/>
-                            <w:r>
-                              <w:rPr>
-                                <w:b w:val="0"/>
-                                <w:sz w:val="18"/>
-                                <w:szCs w:val="18"/>
-                              </w:rPr>
-                              <w:t>utilizado</w:t>
-                            </w:r>
-                            <w:proofErr w:type="spellEnd"/>
-                            <w:r>
-                              <w:rPr>
-                                <w:b w:val="0"/>
-                                <w:sz w:val="18"/>
-                                <w:szCs w:val="18"/>
-                              </w:rPr>
-                              <w:t xml:space="preserve"> no </w:t>
-                            </w:r>
-                            <w:proofErr w:type="spellStart"/>
-                            <w:r>
-                              <w:rPr>
-                                <w:b w:val="0"/>
-                                <w:sz w:val="18"/>
-                                <w:szCs w:val="18"/>
-                              </w:rPr>
-                              <w:t>desenvolvimento</w:t>
-                            </w:r>
-                            <w:proofErr w:type="spellEnd"/>
-                            <w:r>
-                              <w:rPr>
-                                <w:b w:val="0"/>
-                                <w:sz w:val="18"/>
-                                <w:szCs w:val="18"/>
-                              </w:rPr>
-                              <w:t xml:space="preserve"> da aplicação para </w:t>
-                            </w:r>
-                            <w:proofErr w:type="spellStart"/>
-                            <w:r>
-                              <w:rPr>
-                                <w:b w:val="0"/>
-                                <w:sz w:val="18"/>
-                                <w:szCs w:val="18"/>
-                              </w:rPr>
-                              <w:t>consultar</w:t>
-                            </w:r>
-                            <w:proofErr w:type="spellEnd"/>
-                            <w:r>
-                              <w:rPr>
-                                <w:b w:val="0"/>
-                                <w:sz w:val="18"/>
-                                <w:szCs w:val="18"/>
-                              </w:rPr>
-                              <w:t xml:space="preserve"> </w:t>
-                            </w:r>
-                            <w:proofErr w:type="spellStart"/>
-                            <w:r>
-                              <w:rPr>
-                                <w:b w:val="0"/>
-                                <w:sz w:val="18"/>
-                                <w:szCs w:val="18"/>
-                              </w:rPr>
-                              <w:t>detalhes</w:t>
-                            </w:r>
-                            <w:proofErr w:type="spellEnd"/>
-                            <w:r>
-                              <w:rPr>
-                                <w:b w:val="0"/>
-                                <w:sz w:val="18"/>
-                                <w:szCs w:val="18"/>
-                              </w:rPr>
-                              <w:t xml:space="preserve"> de </w:t>
-                            </w:r>
-                            <w:proofErr w:type="spellStart"/>
-                            <w:r>
-                              <w:rPr>
-                                <w:b w:val="0"/>
-                                <w:sz w:val="18"/>
-                                <w:szCs w:val="18"/>
-                              </w:rPr>
-                              <w:t>uma</w:t>
-                            </w:r>
-                            <w:proofErr w:type="spellEnd"/>
-                            <w:r>
-                              <w:rPr>
-                                <w:b w:val="0"/>
-                                <w:sz w:val="18"/>
-                                <w:szCs w:val="18"/>
-                              </w:rPr>
-                              <w:t xml:space="preserve"> </w:t>
-                            </w:r>
-                            <w:proofErr w:type="spellStart"/>
-                            <w:r>
-                              <w:rPr>
-                                <w:b w:val="0"/>
-                                <w:sz w:val="18"/>
-                                <w:szCs w:val="18"/>
-                              </w:rPr>
-                              <w:t>viagem</w:t>
-                            </w:r>
-                            <w:proofErr w:type="spellEnd"/>
-                            <w:r>
-                              <w:rPr>
-                                <w:b w:val="0"/>
-                                <w:sz w:val="18"/>
-                                <w:szCs w:val="18"/>
-                              </w:rPr>
-                              <w:t xml:space="preserve"> </w:t>
-                            </w:r>
-                            <w:proofErr w:type="spellStart"/>
-                            <w:r>
-                              <w:rPr>
-                                <w:b w:val="0"/>
-                                <w:sz w:val="18"/>
-                                <w:szCs w:val="18"/>
-                              </w:rPr>
-                              <w:t>existente</w:t>
-                            </w:r>
-                            <w:proofErr w:type="spellEnd"/>
                           </w:p>
                         </w:txbxContent>
                       </wps:txbx>
@@ -8105,19 +7851,27 @@
       </w:r>
       <w:proofErr w:type="gramEnd"/>
       <w:r>
-        <w:t xml:space="preserve"> aplicação </w:t>
+        <w:t xml:space="preserve"> aplicação deve possir uma interface simples e intuitiva, </w:t>
       </w:r>
       <w:proofErr w:type="spellStart"/>
       <w:r>
-        <w:t>deve</w:t>
+        <w:t>permitindo</w:t>
       </w:r>
       <w:proofErr w:type="spellEnd"/>
       <w:r>
+        <w:t xml:space="preserve"> aos </w:t>
+      </w:r>
+      <w:proofErr w:type="spellStart"/>
+      <w:r>
+        <w:t>utilizadores</w:t>
+      </w:r>
+      <w:proofErr w:type="spellEnd"/>
+      <w:r>
         <w:t xml:space="preserve"> </w:t>
       </w:r>
       <w:proofErr w:type="spellStart"/>
       <w:r>
-        <w:t>possir</w:t>
+        <w:t>navegar</w:t>
       </w:r>
       <w:proofErr w:type="spellEnd"/>
       <w:r>
@@ -8125,23 +7879,23 @@
       </w:r>
       <w:proofErr w:type="spellStart"/>
       <w:r>
-        <w:t>uma</w:t>
+        <w:t>facilmente</w:t>
       </w:r>
       <w:proofErr w:type="spellEnd"/>
       <w:r>
-        <w:t xml:space="preserve"> interface simples e </w:t>
+        <w:t xml:space="preserve"> </w:t>
       </w:r>
       <w:proofErr w:type="spellStart"/>
       <w:r>
-        <w:t>intuitiva</w:t>
+        <w:t>pelas</w:t>
       </w:r>
       <w:proofErr w:type="spellEnd"/>
       <w:r>
-        <w:t xml:space="preserve">, </w:t>
+        <w:t xml:space="preserve"> </w:t>
       </w:r>
       <w:proofErr w:type="spellStart"/>
       <w:r>
-        <w:t>permitindo</w:t>
+        <w:t>suas</w:t>
       </w:r>
       <w:proofErr w:type="spellEnd"/>
       <w:r>
@@ -8149,7 +7903,7 @@
       </w:r>
       <w:proofErr w:type="spellStart"/>
       <w:r>
-        <w:t>aos</w:t>
+        <w:t>principais</w:t>
       </w:r>
       <w:proofErr w:type="spellEnd"/>
       <w:r>
@@ -8157,146 +7911,90 @@
       </w:r>
       <w:proofErr w:type="spellStart"/>
       <w:r>
-        <w:t>utilizadores</w:t>
+        <w:t>funcionalidades</w:t>
       </w:r>
       <w:proofErr w:type="spellEnd"/>
       <w:r>
+        <w:t xml:space="preserve">, incluindo a </w:t>
+      </w:r>
+      <w:proofErr w:type="spellStart"/>
+      <w:r>
+        <w:t>gestão</w:t>
+      </w:r>
+      <w:proofErr w:type="spellEnd"/>
+      <w:r>
+        <w:t xml:space="preserve"> de </w:t>
+      </w:r>
+      <w:proofErr w:type="spellStart"/>
+      <w:r>
+        <w:t>viagens</w:t>
+      </w:r>
+      <w:proofErr w:type="spellEnd"/>
+      <w:r>
+        <w:t xml:space="preserve">, o </w:t>
+      </w:r>
+      <w:proofErr w:type="spellStart"/>
+      <w:r>
+        <w:t>registo</w:t>
+      </w:r>
+      <w:proofErr w:type="spellEnd"/>
+      <w:r>
+        <w:t xml:space="preserve"> de </w:t>
+      </w:r>
+      <w:proofErr w:type="spellStart"/>
+      <w:r>
+        <w:t>locais</w:t>
+      </w:r>
+      <w:proofErr w:type="spellEnd"/>
+      <w:r>
         <w:t xml:space="preserve"> </w:t>
       </w:r>
       <w:proofErr w:type="spellStart"/>
       <w:r>
-        <w:t>navegar</w:t>
+        <w:t>visitados</w:t>
       </w:r>
       <w:proofErr w:type="spellEnd"/>
       <w:r>
-        <w:t xml:space="preserve"> </w:t>
+        <w:t xml:space="preserve">, a </w:t>
       </w:r>
       <w:proofErr w:type="spellStart"/>
       <w:r>
-        <w:t>facilmente</w:t>
+        <w:t>captura</w:t>
       </w:r>
       <w:proofErr w:type="spellEnd"/>
       <w:r>
-        <w:t xml:space="preserve"> </w:t>
+        <w:t xml:space="preserve"> de </w:t>
       </w:r>
       <w:proofErr w:type="spellStart"/>
       <w:r>
-        <w:t>pelas</w:t>
+        <w:t>fotografias</w:t>
       </w:r>
       <w:proofErr w:type="spellEnd"/>
       <w:r>
-        <w:t xml:space="preserve"> </w:t>
+        <w:t xml:space="preserve">, a </w:t>
       </w:r>
       <w:proofErr w:type="spellStart"/>
       <w:r>
-        <w:t>suas</w:t>
+        <w:t>visualização</w:t>
       </w:r>
       <w:proofErr w:type="spellEnd"/>
       <w:r>
-        <w:t xml:space="preserve"> </w:t>
+        <w:t xml:space="preserve"> de </w:t>
       </w:r>
       <w:proofErr w:type="spellStart"/>
       <w:r>
-        <w:t>principais</w:t>
+        <w:t>mapas</w:t>
       </w:r>
       <w:proofErr w:type="spellEnd"/>
       <w:r>
-        <w:t xml:space="preserve"> </w:t>
+        <w:t xml:space="preserve"> e a consulta de </w:t>
       </w:r>
       <w:proofErr w:type="spellStart"/>
       <w:r>
-        <w:t>funcionalidades</w:t>
+        <w:t>estatísticas</w:t>
       </w:r>
       <w:proofErr w:type="spellEnd"/>
       <w:r>
-        <w:t xml:space="preserve">, </w:t>
-      </w:r>
-      <w:proofErr w:type="spellStart"/>
-      <w:r>
-        <w:t>incluindo</w:t>
-      </w:r>
-      <w:proofErr w:type="spellEnd"/>
-      <w:r>
-        <w:t xml:space="preserve"> a </w:t>
-      </w:r>
-      <w:proofErr w:type="spellStart"/>
-      <w:r>
-        <w:t>gestão</w:t>
-      </w:r>
-      <w:proofErr w:type="spellEnd"/>
-      <w:r>
-        <w:t xml:space="preserve"> de </w:t>
-      </w:r>
-      <w:proofErr w:type="spellStart"/>
-      <w:r>
-        <w:t>viagens</w:t>
-      </w:r>
-      <w:proofErr w:type="spellEnd"/>
-      <w:r>
-        <w:t xml:space="preserve">, o </w:t>
-      </w:r>
-      <w:proofErr w:type="spellStart"/>
-      <w:r>
-        <w:t>registo</w:t>
-      </w:r>
-      <w:proofErr w:type="spellEnd"/>
-      <w:r>
-        <w:t xml:space="preserve"> de </w:t>
-      </w:r>
-      <w:proofErr w:type="spellStart"/>
-      <w:r>
-        <w:t>locais</w:t>
-      </w:r>
-      <w:proofErr w:type="spellEnd"/>
-      <w:r>
-        <w:t xml:space="preserve"> </w:t>
-      </w:r>
-      <w:proofErr w:type="spellStart"/>
-      <w:r>
-        <w:t>visitados</w:t>
-      </w:r>
-      <w:proofErr w:type="spellEnd"/>
-      <w:r>
-        <w:t xml:space="preserve">, a </w:t>
-      </w:r>
-      <w:proofErr w:type="spellStart"/>
-      <w:r>
-        <w:t>captura</w:t>
-      </w:r>
-      <w:proofErr w:type="spellEnd"/>
-      <w:r>
-        <w:t xml:space="preserve"> de </w:t>
-      </w:r>
-      <w:proofErr w:type="spellStart"/>
-      <w:r>
-        <w:t>fotografias</w:t>
-      </w:r>
-      <w:proofErr w:type="spellEnd"/>
-      <w:r>
-        <w:t xml:space="preserve">, a </w:t>
-      </w:r>
-      <w:proofErr w:type="spellStart"/>
-      <w:r>
-        <w:t>visualização</w:t>
-      </w:r>
-      <w:proofErr w:type="spellEnd"/>
-      <w:r>
-        <w:t xml:space="preserve"> de </w:t>
-      </w:r>
-      <w:proofErr w:type="spellStart"/>
-      <w:r>
-        <w:t>mapas</w:t>
-      </w:r>
-      <w:proofErr w:type="spellEnd"/>
-      <w:r>
-        <w:t xml:space="preserve"> e a consulta de </w:t>
-      </w:r>
-      <w:proofErr w:type="spellStart"/>
-      <w:r>
-        <w:t>estatísticas</w:t>
-      </w:r>
-      <w:proofErr w:type="spellEnd"/>
-      <w:r>
         <w:t xml:space="preserve">. </w:t>
       </w:r>
       <w:proofErr w:type="gramStart"/>
@@ -8305,15 +8003,7 @@
       </w:r>
       <w:proofErr w:type="gramEnd"/>
       <w:r>
-        <w:t xml:space="preserve"> aplicação </w:t>
-      </w:r>
-      <w:proofErr w:type="spellStart"/>
-      <w:r>
-        <w:t>deve</w:t>
-      </w:r>
-      <w:proofErr w:type="spellEnd"/>
-      <w:r>
-        <w:t xml:space="preserve"> </w:t>
+        <w:t xml:space="preserve"> aplicação deve </w:t>
       </w:r>
       <w:proofErr w:type="spellStart"/>
       <w:r>
@@ -8572,7 +8262,6 @@
         </w:rPr>
         <w:t>5</w:t>
       </w:r>
-      <w:proofErr w:type="gramStart"/>
       <w:r>
         <w:rPr>
           <w:b w:val="0"/>
@@ -8601,16 +8290,7 @@
           <w:sz w:val="18"/>
           <w:szCs w:val="18"/>
         </w:rPr>
-        <w:t>Arquitetura</w:t>
-      </w:r>
-      <w:proofErr w:type="gramEnd"/>
-      <w:r>
-        <w:rPr>
-          <w:b w:val="0"/>
-          <w:sz w:val="18"/>
-          <w:szCs w:val="18"/>
-        </w:rPr>
-        <w:t xml:space="preserve"> fisica da aplicação</w:t>
+        <w:t>Arquitetura fisica da aplicação</w:t>
       </w:r>
     </w:p>
     <w:p>
@@ -8792,7 +8472,6 @@
         </w:rPr>
         <w:t xml:space="preserve">Arquitetura </w:t>
       </w:r>
-      <w:proofErr w:type="spellStart"/>
       <w:r>
         <w:rPr>
           <w:b w:val="0"/>
@@ -8801,7 +8480,6 @@
         </w:rPr>
         <w:t>lógica</w:t>
       </w:r>
-      <w:proofErr w:type="spellEnd"/>
       <w:r>
         <w:rPr>
           <w:b w:val="0"/>
@@ -8879,10 +8557,10 @@
           <w:lang w:val="pt-BR"/>
         </w:rPr>
         <w:drawing>
-          <wp:inline distT="0" distB="0" distL="0" distR="0" wp14:anchorId="2F6B5A4F" wp14:editId="1078CDC8">
-            <wp:extent cx="4857750" cy="2088615"/>
-            <wp:effectExtent l="0" t="0" r="0" b="6985"/>
-            <wp:docPr id="1049521688" name="Imagem 5"/>
+          <wp:inline distT="0" distB="0" distL="0" distR="0" wp14:anchorId="2A1488B3" wp14:editId="38C65035">
+            <wp:extent cx="4717115" cy="2028148"/>
+            <wp:effectExtent l="0" t="0" r="7620" b="0"/>
+            <wp:docPr id="378888486" name="Imagem 7"/>
             <wp:cNvGraphicFramePr>
               <a:graphicFrameLocks xmlns:a="http://schemas.openxmlformats.org/drawingml/2006/main" noChangeAspect="1"/>
             </wp:cNvGraphicFramePr>
@@ -8890,7 +8568,7 @@
               <a:graphicData uri="http://schemas.openxmlformats.org/drawingml/2006/picture">
                 <pic:pic xmlns:pic="http://schemas.openxmlformats.org/drawingml/2006/picture">
                   <pic:nvPicPr>
-                    <pic:cNvPr id="1049521688" name="Imagem 1049521688"/>
+                    <pic:cNvPr id="378888486" name="Imagem 378888486"/>
                     <pic:cNvPicPr/>
                   </pic:nvPicPr>
                   <pic:blipFill>
@@ -8908,7 +8586,7 @@
                   <pic:spPr>
                     <a:xfrm>
                       <a:off x="0" y="0"/>
-                      <a:ext cx="4877709" cy="2097196"/>
+                      <a:ext cx="4739349" cy="2037708"/>
                     </a:xfrm>
                     <a:prstGeom prst="rect">
                       <a:avLst/>
@@ -8977,41 +8655,13 @@
         </w:rPr>
         <w:t xml:space="preserve"> </w:t>
       </w:r>
-      <w:proofErr w:type="spellStart"/>
       <w:r>
         <w:rPr>
           <w:b w:val="0"/>
           <w:sz w:val="18"/>
           <w:szCs w:val="18"/>
         </w:rPr>
-        <w:t>Organização</w:t>
-      </w:r>
-      <w:proofErr w:type="spellEnd"/>
-      <w:r>
-        <w:rPr>
-          <w:b w:val="0"/>
-          <w:sz w:val="18"/>
-          <w:szCs w:val="18"/>
-        </w:rPr>
-        <w:t xml:space="preserve"> do </w:t>
-      </w:r>
-      <w:proofErr w:type="spellStart"/>
-      <w:r>
-        <w:rPr>
-          <w:b w:val="0"/>
-          <w:sz w:val="18"/>
-          <w:szCs w:val="18"/>
-        </w:rPr>
-        <w:t>código</w:t>
-      </w:r>
-      <w:proofErr w:type="spellEnd"/>
-      <w:r>
-        <w:rPr>
-          <w:b w:val="0"/>
-          <w:sz w:val="18"/>
-          <w:szCs w:val="18"/>
-        </w:rPr>
-        <w:t xml:space="preserve"> da aplicação</w:t>
+        <w:t>Organização do código da aplicação</w:t>
       </w:r>
     </w:p>
     <w:p>
@@ -9088,10 +8738,10 @@
           <w:lang w:val="pt-BR"/>
         </w:rPr>
         <w:drawing>
-          <wp:inline distT="0" distB="0" distL="0" distR="0" wp14:anchorId="25CE13DC" wp14:editId="6DA62238">
-            <wp:extent cx="4916006" cy="2530851"/>
-            <wp:effectExtent l="0" t="0" r="0" b="3175"/>
-            <wp:docPr id="325080530" name="Imagem 6"/>
+          <wp:inline distT="0" distB="0" distL="0" distR="0" wp14:anchorId="6A505398" wp14:editId="5BEDC476">
+            <wp:extent cx="4596130" cy="2366172"/>
+            <wp:effectExtent l="0" t="0" r="0" b="0"/>
+            <wp:docPr id="1856162835" name="Imagem 8"/>
             <wp:cNvGraphicFramePr>
               <a:graphicFrameLocks xmlns:a="http://schemas.openxmlformats.org/drawingml/2006/main" noChangeAspect="1"/>
             </wp:cNvGraphicFramePr>
@@ -9099,7 +8749,7 @@
               <a:graphicData uri="http://schemas.openxmlformats.org/drawingml/2006/picture">
                 <pic:pic xmlns:pic="http://schemas.openxmlformats.org/drawingml/2006/picture">
                   <pic:nvPicPr>
-                    <pic:cNvPr id="325080530" name="Imagem 325080530"/>
+                    <pic:cNvPr id="1856162835" name="Imagem 1856162835"/>
                     <pic:cNvPicPr/>
                   </pic:nvPicPr>
                   <pic:blipFill>
@@ -9117,7 +8767,7 @@
                   <pic:spPr>
                     <a:xfrm>
                       <a:off x="0" y="0"/>
-                      <a:ext cx="4927015" cy="2536519"/>
+                      <a:ext cx="4607263" cy="2371903"/>
                     </a:xfrm>
                     <a:prstGeom prst="rect">
                       <a:avLst/>
@@ -9163,7 +8813,6 @@
         </w:rPr>
         <w:t>8</w:t>
       </w:r>
-      <w:proofErr w:type="gramStart"/>
       <w:r>
         <w:rPr>
           <w:b w:val="0"/>
@@ -9186,49 +8835,54 @@
         </w:rPr>
         <w:t xml:space="preserve"> </w:t>
       </w:r>
-      <w:proofErr w:type="spellStart"/>
       <w:r>
         <w:rPr>
           <w:b w:val="0"/>
           <w:sz w:val="18"/>
           <w:szCs w:val="18"/>
         </w:rPr>
-        <w:t>Diagrama</w:t>
-      </w:r>
-      <w:proofErr w:type="spellEnd"/>
-      <w:proofErr w:type="gramEnd"/>
-      <w:r>
-        <w:rPr>
-          <w:b w:val="0"/>
-          <w:sz w:val="18"/>
-          <w:szCs w:val="18"/>
-        </w:rPr>
-        <w:t xml:space="preserve"> de classes de </w:t>
-      </w:r>
-      <w:proofErr w:type="spellStart"/>
-      <w:r>
-        <w:rPr>
-          <w:b w:val="0"/>
-          <w:sz w:val="18"/>
-          <w:szCs w:val="18"/>
-        </w:rPr>
-        <w:t>modelo</w:t>
-      </w:r>
-      <w:proofErr w:type="spellEnd"/>
-    </w:p>
-    <w:p>
-      <w:pPr>
-        <w:rPr>
-          <w:lang w:val="pt-BR"/>
-        </w:rPr>
-      </w:pPr>
-    </w:p>
-    <w:p>
-      <w:pPr>
-        <w:rPr>
-          <w:lang w:val="pt-BR"/>
-        </w:rPr>
-      </w:pPr>
+        <w:t>Diagrama de classes de modelo</w:t>
+      </w:r>
+    </w:p>
+    <w:p>
+      <w:pPr>
+        <w:rPr>
+          <w:lang w:val="pt-BR"/>
+        </w:rPr>
+      </w:pPr>
+    </w:p>
+    <w:p>
+      <w:pPr>
+        <w:rPr>
+          <w:lang w:val="pt-BR"/>
+        </w:rPr>
+      </w:pPr>
+    </w:p>
+    <w:p>
+      <w:pPr>
+        <w:pStyle w:val="heading1"/>
+        <w:rPr>
+          <w:lang w:val="pt-BR"/>
+        </w:rPr>
+      </w:pPr>
+      <w:r>
+        <w:rPr>
+          <w:lang w:val="pt-BR"/>
+        </w:rPr>
+        <w:t>10</w:t>
+      </w:r>
+      <w:r>
+        <w:rPr>
+          <w:lang w:val="pt-BR"/>
+        </w:rPr>
+        <w:t xml:space="preserve">   </w:t>
+      </w:r>
+      <w:r>
+        <w:rPr>
+          <w:lang w:val="pt-BR"/>
+        </w:rPr>
+        <w:t>Conclusão</w:t>
+      </w:r>
     </w:p>
     <w:p>
       <w:pPr>

--- a/Documentation/Relatório-DSSMV-2025-27_2DB_1250771_1251355.docx
+++ b/Documentation/Relatório-DSSMV-2025-27_2DB_1250771_1251355.docx
@@ -1,6 +1,6 @@
 
 <file path=word/document.xml><?xml version="1.0" encoding="utf-8"?>
-<w:document xmlns:wpc="http://schemas.microsoft.com/office/word/2010/wordprocessingCanvas" xmlns:cx="http://schemas.microsoft.com/office/drawing/2014/chartex" xmlns:cx1="http://schemas.microsoft.com/office/drawing/2015/9/8/chartex" xmlns:cx2="http://schemas.microsoft.com/office/drawing/2015/10/21/chartex" xmlns:cx3="http://schemas.microsoft.com/office/drawing/2016/5/9/chartex" xmlns:cx4="http://schemas.microsoft.com/office/drawing/2016/5/10/chartex" xmlns:cx5="http://schemas.microsoft.com/office/drawing/2016/5/11/chartex" xmlns:cx6="http://schemas.microsoft.com/office/drawing/2016/5/12/chartex" xmlns:cx7="http://schemas.microsoft.com/office/drawing/2016/5/13/chartex" xmlns:cx8="http://schemas.microsoft.com/office/drawing/2016/5/14/chartex" xmlns:mc="http://schemas.openxmlformats.org/markup-compatibility/2006" xmlns:aink="http://schemas.microsoft.com/office/drawing/2016/ink" xmlns:am3d="http://schemas.microsoft.com/office/drawing/2017/model3d" xmlns:o="urn:schemas-microsoft-com:office:office" xmlns:oel="http://schemas.microsoft.com/office/2019/extlst" xmlns:r="http://schemas.openxmlformats.org/officeDocument/2006/relationships" xmlns:m="http://schemas.openxmlformats.org/officeDocument/2006/math" xmlns:v="urn:schemas-microsoft-com:vml" xmlns:wp14="http://schemas.microsoft.com/office/word/2010/wordprocessingDrawing" xmlns:wp="http://schemas.openxmlformats.org/drawingml/2006/wordprocessingDrawing" xmlns:w10="urn:schemas-microsoft-com:office:word" xmlns:w="http://schemas.openxmlformats.org/wordprocessingml/2006/main" xmlns:w14="http://schemas.microsoft.com/office/word/2010/wordml" xmlns:w15="http://schemas.microsoft.com/office/word/2012/wordml" xmlns:w16cex="http://schemas.microsoft.com/office/word/2018/wordml/cex" xmlns:w16cid="http://schemas.microsoft.com/office/word/2016/wordml/cid" xmlns:w16="http://schemas.microsoft.com/office/word/2018/wordml" xmlns:w16du="http://schemas.microsoft.com/office/word/2023/wordml/word16du" xmlns:w16sdtdh="http://schemas.microsoft.com/office/word/2020/wordml/sdtdatahash" xmlns:w16sdtfl="http://schemas.microsoft.com/office/word/2024/wordml/sdtformatlock" xmlns:w16se="http://schemas.microsoft.com/office/word/2015/wordml/symex" xmlns:wpg="http://schemas.microsoft.com/office/word/2010/wordprocessingGroup" xmlns:wpi="http://schemas.microsoft.com/office/word/2010/wordprocessingInk" xmlns:wne="http://schemas.microsoft.com/office/word/2006/wordml" xmlns:wps="http://schemas.microsoft.com/office/word/2010/wordprocessingShape" mc:Ignorable="w14 w15 w16se w16cid w16 w16cex w16sdtdh w16sdtfl w16du wp14">
+<w:document xmlns:wpc="http://schemas.microsoft.com/office/word/2010/wordprocessingCanvas" xmlns:mc="http://schemas.openxmlformats.org/markup-compatibility/2006" xmlns:o="urn:schemas-microsoft-com:office:office" xmlns:r="http://schemas.openxmlformats.org/officeDocument/2006/relationships" xmlns:m="http://schemas.openxmlformats.org/officeDocument/2006/math" xmlns:v="urn:schemas-microsoft-com:vml" xmlns:wp14="http://schemas.microsoft.com/office/word/2010/wordprocessingDrawing" xmlns:wp="http://schemas.openxmlformats.org/drawingml/2006/wordprocessingDrawing" xmlns:w10="urn:schemas-microsoft-com:office:word" xmlns:w="http://schemas.openxmlformats.org/wordprocessingml/2006/main" xmlns:w14="http://schemas.microsoft.com/office/word/2010/wordml" xmlns:w15="http://schemas.microsoft.com/office/word/2012/wordml" xmlns:wpg="http://schemas.microsoft.com/office/word/2010/wordprocessingGroup" xmlns:wpi="http://schemas.microsoft.com/office/word/2010/wordprocessingInk" xmlns:wne="http://schemas.microsoft.com/office/word/2006/wordml" xmlns:wps="http://schemas.microsoft.com/office/word/2010/wordprocessingShape" mc:Ignorable="w14 w15 wp14">
   <w:body>
     <w:p>
       <w:pPr>
@@ -13,8 +13,16 @@
         <w:rPr>
           <w:lang w:val="pt-BR"/>
         </w:rPr>
-        <w:t>Relatório Técnico para o Desenvolvimento do TripTrail</w:t>
-      </w:r>
+        <w:t xml:space="preserve">Relatório Técnico para o Desenvolvimento do </w:t>
+      </w:r>
+      <w:proofErr w:type="spellStart"/>
+      <w:r>
+        <w:rPr>
+          <w:lang w:val="pt-BR"/>
+        </w:rPr>
+        <w:t>TripTrail</w:t>
+      </w:r>
+      <w:proofErr w:type="spellEnd"/>
     </w:p>
     <w:p>
       <w:pPr>
@@ -50,7 +58,21 @@
         <w:rPr>
           <w:lang w:val="pt-BR"/>
         </w:rPr>
-        <w:t xml:space="preserve">Turma 2DB – Grupo 5 </w:t>
+        <w:t xml:space="preserve">Turma </w:t>
+      </w:r>
+      <w:proofErr w:type="spellStart"/>
+      <w:r>
+        <w:rPr>
+          <w:lang w:val="pt-BR"/>
+        </w:rPr>
+        <w:t>2DB</w:t>
+      </w:r>
+      <w:proofErr w:type="spellEnd"/>
+      <w:r>
+        <w:rPr>
+          <w:lang w:val="pt-BR"/>
+        </w:rPr>
+        <w:t xml:space="preserve"> – Grupo 5 </w:t>
       </w:r>
     </w:p>
     <w:p>
@@ -73,23 +95,515 @@
         </w:rPr>
         <w:t xml:space="preserve"> </w:t>
       </w:r>
-      <w:r>
-        <w:rPr>
-          <w:lang w:val="pt-BR"/>
-        </w:rPr>
-        <w:t>TripTrail is a java-based Android app that works as a travel journal. User</w:t>
-      </w:r>
-      <w:r>
-        <w:rPr>
-          <w:lang w:val="pt-BR"/>
-        </w:rPr>
-        <w:t xml:space="preserve">s can log their trips by saving </w:t>
-      </w:r>
-      <w:r>
-        <w:rPr>
-          <w:lang w:val="pt-BR"/>
-        </w:rPr>
-        <w:t xml:space="preserve">visited places with GPS coordinates, photos and ratings (1 – 5 stars). All data is stored in the cloud using a RestDB REST API, making it easy to access and share trips. </w:t>
+      <w:proofErr w:type="spellStart"/>
+      <w:r>
+        <w:rPr>
+          <w:lang w:val="pt-BR"/>
+        </w:rPr>
+        <w:t>TripTrail</w:t>
+      </w:r>
+      <w:proofErr w:type="spellEnd"/>
+      <w:r>
+        <w:rPr>
+          <w:lang w:val="pt-BR"/>
+        </w:rPr>
+        <w:t xml:space="preserve"> </w:t>
+      </w:r>
+      <w:proofErr w:type="spellStart"/>
+      <w:r>
+        <w:rPr>
+          <w:lang w:val="pt-BR"/>
+        </w:rPr>
+        <w:t>is</w:t>
+      </w:r>
+      <w:proofErr w:type="spellEnd"/>
+      <w:r>
+        <w:rPr>
+          <w:lang w:val="pt-BR"/>
+        </w:rPr>
+        <w:t xml:space="preserve"> a </w:t>
+      </w:r>
+      <w:proofErr w:type="spellStart"/>
+      <w:r>
+        <w:rPr>
+          <w:lang w:val="pt-BR"/>
+        </w:rPr>
+        <w:t>java-based</w:t>
+      </w:r>
+      <w:proofErr w:type="spellEnd"/>
+      <w:r>
+        <w:rPr>
+          <w:lang w:val="pt-BR"/>
+        </w:rPr>
+        <w:t xml:space="preserve"> </w:t>
+      </w:r>
+      <w:proofErr w:type="spellStart"/>
+      <w:r>
+        <w:rPr>
+          <w:lang w:val="pt-BR"/>
+        </w:rPr>
+        <w:t>Android</w:t>
+      </w:r>
+      <w:proofErr w:type="spellEnd"/>
+      <w:r>
+        <w:rPr>
+          <w:lang w:val="pt-BR"/>
+        </w:rPr>
+        <w:t xml:space="preserve"> </w:t>
+      </w:r>
+      <w:proofErr w:type="spellStart"/>
+      <w:r>
+        <w:rPr>
+          <w:lang w:val="pt-BR"/>
+        </w:rPr>
+        <w:t>app</w:t>
+      </w:r>
+      <w:proofErr w:type="spellEnd"/>
+      <w:r>
+        <w:rPr>
+          <w:lang w:val="pt-BR"/>
+        </w:rPr>
+        <w:t xml:space="preserve"> </w:t>
+      </w:r>
+      <w:proofErr w:type="spellStart"/>
+      <w:r>
+        <w:rPr>
+          <w:lang w:val="pt-BR"/>
+        </w:rPr>
+        <w:t>that</w:t>
+      </w:r>
+      <w:proofErr w:type="spellEnd"/>
+      <w:r>
+        <w:rPr>
+          <w:lang w:val="pt-BR"/>
+        </w:rPr>
+        <w:t xml:space="preserve"> </w:t>
+      </w:r>
+      <w:proofErr w:type="spellStart"/>
+      <w:r>
+        <w:rPr>
+          <w:lang w:val="pt-BR"/>
+        </w:rPr>
+        <w:t>works</w:t>
+      </w:r>
+      <w:proofErr w:type="spellEnd"/>
+      <w:r>
+        <w:rPr>
+          <w:lang w:val="pt-BR"/>
+        </w:rPr>
+        <w:t xml:space="preserve"> as a </w:t>
+      </w:r>
+      <w:proofErr w:type="spellStart"/>
+      <w:r>
+        <w:rPr>
+          <w:lang w:val="pt-BR"/>
+        </w:rPr>
+        <w:t>travel</w:t>
+      </w:r>
+      <w:proofErr w:type="spellEnd"/>
+      <w:r>
+        <w:rPr>
+          <w:lang w:val="pt-BR"/>
+        </w:rPr>
+        <w:t xml:space="preserve"> </w:t>
+      </w:r>
+      <w:proofErr w:type="spellStart"/>
+      <w:r>
+        <w:rPr>
+          <w:lang w:val="pt-BR"/>
+        </w:rPr>
+        <w:t>journal</w:t>
+      </w:r>
+      <w:proofErr w:type="spellEnd"/>
+      <w:r>
+        <w:rPr>
+          <w:lang w:val="pt-BR"/>
+        </w:rPr>
+        <w:t xml:space="preserve">. </w:t>
+      </w:r>
+      <w:proofErr w:type="spellStart"/>
+      <w:r>
+        <w:rPr>
+          <w:lang w:val="pt-BR"/>
+        </w:rPr>
+        <w:t>User</w:t>
+      </w:r>
+      <w:r>
+        <w:rPr>
+          <w:lang w:val="pt-BR"/>
+        </w:rPr>
+        <w:t>s</w:t>
+      </w:r>
+      <w:proofErr w:type="spellEnd"/>
+      <w:r>
+        <w:rPr>
+          <w:lang w:val="pt-BR"/>
+        </w:rPr>
+        <w:t xml:space="preserve"> </w:t>
+      </w:r>
+      <w:proofErr w:type="spellStart"/>
+      <w:r>
+        <w:rPr>
+          <w:lang w:val="pt-BR"/>
+        </w:rPr>
+        <w:t>can</w:t>
+      </w:r>
+      <w:proofErr w:type="spellEnd"/>
+      <w:r>
+        <w:rPr>
+          <w:lang w:val="pt-BR"/>
+        </w:rPr>
+        <w:t xml:space="preserve"> log </w:t>
+      </w:r>
+      <w:proofErr w:type="spellStart"/>
+      <w:r>
+        <w:rPr>
+          <w:lang w:val="pt-BR"/>
+        </w:rPr>
+        <w:t>their</w:t>
+      </w:r>
+      <w:proofErr w:type="spellEnd"/>
+      <w:r>
+        <w:rPr>
+          <w:lang w:val="pt-BR"/>
+        </w:rPr>
+        <w:t xml:space="preserve"> </w:t>
+      </w:r>
+      <w:proofErr w:type="spellStart"/>
+      <w:r>
+        <w:rPr>
+          <w:lang w:val="pt-BR"/>
+        </w:rPr>
+        <w:t>trips</w:t>
+      </w:r>
+      <w:proofErr w:type="spellEnd"/>
+      <w:r>
+        <w:rPr>
+          <w:lang w:val="pt-BR"/>
+        </w:rPr>
+        <w:t xml:space="preserve"> </w:t>
+      </w:r>
+      <w:proofErr w:type="spellStart"/>
+      <w:r>
+        <w:rPr>
+          <w:lang w:val="pt-BR"/>
+        </w:rPr>
+        <w:t>by</w:t>
+      </w:r>
+      <w:proofErr w:type="spellEnd"/>
+      <w:r>
+        <w:rPr>
+          <w:lang w:val="pt-BR"/>
+        </w:rPr>
+        <w:t xml:space="preserve"> </w:t>
+      </w:r>
+      <w:proofErr w:type="spellStart"/>
+      <w:r>
+        <w:rPr>
+          <w:lang w:val="pt-BR"/>
+        </w:rPr>
+        <w:t>saving</w:t>
+      </w:r>
+      <w:proofErr w:type="spellEnd"/>
+      <w:r>
+        <w:rPr>
+          <w:lang w:val="pt-BR"/>
+        </w:rPr>
+        <w:t xml:space="preserve"> </w:t>
+      </w:r>
+      <w:proofErr w:type="spellStart"/>
+      <w:r>
+        <w:rPr>
+          <w:lang w:val="pt-BR"/>
+        </w:rPr>
+        <w:t>visited</w:t>
+      </w:r>
+      <w:proofErr w:type="spellEnd"/>
+      <w:r>
+        <w:rPr>
+          <w:lang w:val="pt-BR"/>
+        </w:rPr>
+        <w:t xml:space="preserve"> </w:t>
+      </w:r>
+      <w:proofErr w:type="spellStart"/>
+      <w:r>
+        <w:rPr>
+          <w:lang w:val="pt-BR"/>
+        </w:rPr>
+        <w:t>places</w:t>
+      </w:r>
+      <w:proofErr w:type="spellEnd"/>
+      <w:r>
+        <w:rPr>
+          <w:lang w:val="pt-BR"/>
+        </w:rPr>
+        <w:t xml:space="preserve"> </w:t>
+      </w:r>
+      <w:proofErr w:type="spellStart"/>
+      <w:r>
+        <w:rPr>
+          <w:lang w:val="pt-BR"/>
+        </w:rPr>
+        <w:t>with</w:t>
+      </w:r>
+      <w:proofErr w:type="spellEnd"/>
+      <w:r>
+        <w:rPr>
+          <w:lang w:val="pt-BR"/>
+        </w:rPr>
+        <w:t xml:space="preserve"> GPS </w:t>
+      </w:r>
+      <w:proofErr w:type="spellStart"/>
+      <w:r>
+        <w:rPr>
+          <w:lang w:val="pt-BR"/>
+        </w:rPr>
+        <w:t>coordinates</w:t>
+      </w:r>
+      <w:proofErr w:type="spellEnd"/>
+      <w:r>
+        <w:rPr>
+          <w:lang w:val="pt-BR"/>
+        </w:rPr>
+        <w:t xml:space="preserve">, </w:t>
+      </w:r>
+      <w:proofErr w:type="spellStart"/>
+      <w:r>
+        <w:rPr>
+          <w:lang w:val="pt-BR"/>
+        </w:rPr>
+        <w:t>photos</w:t>
+      </w:r>
+      <w:proofErr w:type="spellEnd"/>
+      <w:r>
+        <w:rPr>
+          <w:lang w:val="pt-BR"/>
+        </w:rPr>
+        <w:t xml:space="preserve"> </w:t>
+      </w:r>
+      <w:proofErr w:type="spellStart"/>
+      <w:r>
+        <w:rPr>
+          <w:lang w:val="pt-BR"/>
+        </w:rPr>
+        <w:t>and</w:t>
+      </w:r>
+      <w:proofErr w:type="spellEnd"/>
+      <w:r>
+        <w:rPr>
+          <w:lang w:val="pt-BR"/>
+        </w:rPr>
+        <w:t xml:space="preserve"> ratings (1 – 5 stars). </w:t>
+      </w:r>
+      <w:proofErr w:type="spellStart"/>
+      <w:r>
+        <w:rPr>
+          <w:lang w:val="pt-BR"/>
+        </w:rPr>
+        <w:t>All</w:t>
+      </w:r>
+      <w:proofErr w:type="spellEnd"/>
+      <w:r>
+        <w:rPr>
+          <w:lang w:val="pt-BR"/>
+        </w:rPr>
+        <w:t xml:space="preserve"> data </w:t>
+      </w:r>
+      <w:proofErr w:type="spellStart"/>
+      <w:r>
+        <w:rPr>
+          <w:lang w:val="pt-BR"/>
+        </w:rPr>
+        <w:t>is</w:t>
+      </w:r>
+      <w:proofErr w:type="spellEnd"/>
+      <w:r>
+        <w:rPr>
+          <w:lang w:val="pt-BR"/>
+        </w:rPr>
+        <w:t xml:space="preserve"> </w:t>
+      </w:r>
+      <w:proofErr w:type="spellStart"/>
+      <w:r>
+        <w:rPr>
+          <w:lang w:val="pt-BR"/>
+        </w:rPr>
+        <w:t>stored</w:t>
+      </w:r>
+      <w:proofErr w:type="spellEnd"/>
+      <w:r>
+        <w:rPr>
+          <w:lang w:val="pt-BR"/>
+        </w:rPr>
+        <w:t xml:space="preserve"> in </w:t>
+      </w:r>
+      <w:proofErr w:type="spellStart"/>
+      <w:r>
+        <w:rPr>
+          <w:lang w:val="pt-BR"/>
+        </w:rPr>
+        <w:t>the</w:t>
+      </w:r>
+      <w:proofErr w:type="spellEnd"/>
+      <w:r>
+        <w:rPr>
+          <w:lang w:val="pt-BR"/>
+        </w:rPr>
+        <w:t xml:space="preserve"> </w:t>
+      </w:r>
+      <w:proofErr w:type="spellStart"/>
+      <w:r>
+        <w:rPr>
+          <w:lang w:val="pt-BR"/>
+        </w:rPr>
+        <w:t>cloud</w:t>
+      </w:r>
+      <w:proofErr w:type="spellEnd"/>
+      <w:r>
+        <w:rPr>
+          <w:lang w:val="pt-BR"/>
+        </w:rPr>
+        <w:t xml:space="preserve"> </w:t>
+      </w:r>
+      <w:proofErr w:type="spellStart"/>
+      <w:r>
+        <w:rPr>
+          <w:lang w:val="pt-BR"/>
+        </w:rPr>
+        <w:t>using</w:t>
+      </w:r>
+      <w:proofErr w:type="spellEnd"/>
+      <w:r>
+        <w:rPr>
+          <w:lang w:val="pt-BR"/>
+        </w:rPr>
+        <w:t xml:space="preserve"> a </w:t>
+      </w:r>
+      <w:proofErr w:type="spellStart"/>
+      <w:r>
+        <w:rPr>
+          <w:lang w:val="pt-BR"/>
+        </w:rPr>
+        <w:t>RestDB</w:t>
+      </w:r>
+      <w:proofErr w:type="spellEnd"/>
+      <w:r>
+        <w:rPr>
+          <w:lang w:val="pt-BR"/>
+        </w:rPr>
+        <w:t xml:space="preserve"> </w:t>
+      </w:r>
+      <w:proofErr w:type="spellStart"/>
+      <w:r>
+        <w:rPr>
+          <w:lang w:val="pt-BR"/>
+        </w:rPr>
+        <w:t>REST</w:t>
+      </w:r>
+      <w:proofErr w:type="spellEnd"/>
+      <w:r>
+        <w:rPr>
+          <w:lang w:val="pt-BR"/>
+        </w:rPr>
+        <w:t xml:space="preserve"> API, </w:t>
+      </w:r>
+      <w:proofErr w:type="spellStart"/>
+      <w:r>
+        <w:rPr>
+          <w:lang w:val="pt-BR"/>
+        </w:rPr>
+        <w:t>making</w:t>
+      </w:r>
+      <w:proofErr w:type="spellEnd"/>
+      <w:r>
+        <w:rPr>
+          <w:lang w:val="pt-BR"/>
+        </w:rPr>
+        <w:t xml:space="preserve"> it </w:t>
+      </w:r>
+      <w:proofErr w:type="spellStart"/>
+      <w:r>
+        <w:rPr>
+          <w:lang w:val="pt-BR"/>
+        </w:rPr>
+        <w:t>easy</w:t>
+      </w:r>
+      <w:proofErr w:type="spellEnd"/>
+      <w:r>
+        <w:rPr>
+          <w:lang w:val="pt-BR"/>
+        </w:rPr>
+        <w:t xml:space="preserve"> </w:t>
+      </w:r>
+      <w:proofErr w:type="spellStart"/>
+      <w:r>
+        <w:rPr>
+          <w:lang w:val="pt-BR"/>
+        </w:rPr>
+        <w:t>to</w:t>
+      </w:r>
+      <w:proofErr w:type="spellEnd"/>
+      <w:r>
+        <w:rPr>
+          <w:lang w:val="pt-BR"/>
+        </w:rPr>
+        <w:t xml:space="preserve"> </w:t>
+      </w:r>
+      <w:proofErr w:type="spellStart"/>
+      <w:r>
+        <w:rPr>
+          <w:lang w:val="pt-BR"/>
+        </w:rPr>
+        <w:t>access</w:t>
+      </w:r>
+      <w:proofErr w:type="spellEnd"/>
+      <w:r>
+        <w:rPr>
+          <w:lang w:val="pt-BR"/>
+        </w:rPr>
+        <w:t xml:space="preserve"> </w:t>
+      </w:r>
+      <w:proofErr w:type="spellStart"/>
+      <w:r>
+        <w:rPr>
+          <w:lang w:val="pt-BR"/>
+        </w:rPr>
+        <w:t>and</w:t>
+      </w:r>
+      <w:proofErr w:type="spellEnd"/>
+      <w:r>
+        <w:rPr>
+          <w:lang w:val="pt-BR"/>
+        </w:rPr>
+        <w:t xml:space="preserve"> </w:t>
+      </w:r>
+      <w:proofErr w:type="spellStart"/>
+      <w:r>
+        <w:rPr>
+          <w:lang w:val="pt-BR"/>
+        </w:rPr>
+        <w:t>share</w:t>
+      </w:r>
+      <w:proofErr w:type="spellEnd"/>
+      <w:r>
+        <w:rPr>
+          <w:lang w:val="pt-BR"/>
+        </w:rPr>
+        <w:t xml:space="preserve"> </w:t>
+      </w:r>
+      <w:proofErr w:type="spellStart"/>
+      <w:r>
+        <w:rPr>
+          <w:lang w:val="pt-BR"/>
+        </w:rPr>
+        <w:t>trips</w:t>
+      </w:r>
+      <w:proofErr w:type="spellEnd"/>
+      <w:r>
+        <w:rPr>
+          <w:lang w:val="pt-BR"/>
+        </w:rPr>
+        <w:t xml:space="preserve">. </w:t>
       </w:r>
     </w:p>
     <w:p>
@@ -100,19 +614,101 @@
           <w:lang w:val="pt-BR"/>
         </w:rPr>
       </w:pPr>
+      <w:proofErr w:type="spellStart"/>
       <w:r>
         <w:rPr>
           <w:b/>
           <w:lang w:val="pt-BR"/>
         </w:rPr>
-        <w:t xml:space="preserve">Keywords: </w:t>
-      </w:r>
+        <w:t>Keywords</w:t>
+      </w:r>
+      <w:proofErr w:type="spellEnd"/>
+      <w:r>
+        <w:rPr>
+          <w:b/>
+          <w:lang w:val="pt-BR"/>
+        </w:rPr>
+        <w:t xml:space="preserve">: </w:t>
+      </w:r>
+      <w:proofErr w:type="spellStart"/>
       <w:r>
         <w:rPr>
           <w:bCs/>
           <w:lang w:val="pt-BR"/>
         </w:rPr>
-        <w:t>Android, Java, Travel Journal, GPS, Camera, Rest API.</w:t>
+        <w:t>Android</w:t>
+      </w:r>
+      <w:proofErr w:type="spellEnd"/>
+      <w:r>
+        <w:rPr>
+          <w:bCs/>
+          <w:lang w:val="pt-BR"/>
+        </w:rPr>
+        <w:t xml:space="preserve">, Java, </w:t>
+      </w:r>
+      <w:proofErr w:type="spellStart"/>
+      <w:r>
+        <w:rPr>
+          <w:bCs/>
+          <w:lang w:val="pt-BR"/>
+        </w:rPr>
+        <w:t>Travel</w:t>
+      </w:r>
+      <w:proofErr w:type="spellEnd"/>
+      <w:r>
+        <w:rPr>
+          <w:bCs/>
+          <w:lang w:val="pt-BR"/>
+        </w:rPr>
+        <w:t xml:space="preserve"> </w:t>
+      </w:r>
+      <w:proofErr w:type="spellStart"/>
+      <w:r>
+        <w:rPr>
+          <w:bCs/>
+          <w:lang w:val="pt-BR"/>
+        </w:rPr>
+        <w:t>Journal</w:t>
+      </w:r>
+      <w:proofErr w:type="spellEnd"/>
+      <w:r>
+        <w:rPr>
+          <w:bCs/>
+          <w:lang w:val="pt-BR"/>
+        </w:rPr>
+        <w:t xml:space="preserve">, GPS, </w:t>
+      </w:r>
+      <w:proofErr w:type="spellStart"/>
+      <w:r>
+        <w:rPr>
+          <w:bCs/>
+          <w:lang w:val="pt-BR"/>
+        </w:rPr>
+        <w:t>Camera</w:t>
+      </w:r>
+      <w:proofErr w:type="spellEnd"/>
+      <w:r>
+        <w:rPr>
+          <w:bCs/>
+          <w:lang w:val="pt-BR"/>
+        </w:rPr>
+        <w:t xml:space="preserve">, </w:t>
+      </w:r>
+      <w:proofErr w:type="spellStart"/>
+      <w:r>
+        <w:rPr>
+          <w:bCs/>
+          <w:lang w:val="pt-BR"/>
+        </w:rPr>
+        <w:t>Rest</w:t>
+      </w:r>
+      <w:proofErr w:type="spellEnd"/>
+      <w:r>
+        <w:rPr>
+          <w:bCs/>
+          <w:lang w:val="pt-BR"/>
+        </w:rPr>
+        <w:t xml:space="preserve"> API.</w:t>
       </w:r>
     </w:p>
     <w:p>
@@ -140,19 +736,69 @@
         <w:rPr>
           <w:lang w:val="pt-BR"/>
         </w:rPr>
-        <w:t>O objetivo deste projeto é desenvolver o TripTrail</w:t>
-      </w:r>
-      <w:r>
-        <w:rPr>
-          <w:lang w:val="pt-BR"/>
-        </w:rPr>
-        <w:t>, uma aplicação Android em Java que funciona com um diário de viagens. A app permite registar locais visitados</w:t>
-      </w:r>
-      <w:r>
-        <w:rPr>
-          <w:lang w:val="pt-BR"/>
-        </w:rPr>
-        <w:t xml:space="preserve"> com coordenadas GPS, fotos e avaliações de 1 a 5 estrelas, guardando todos os dados na nuvem via RestDB, facilitando assim o acesso e partilha entre utilizadores. </w:t>
+        <w:t xml:space="preserve">O objetivo deste projeto é desenvolver o </w:t>
+      </w:r>
+      <w:proofErr w:type="spellStart"/>
+      <w:r>
+        <w:rPr>
+          <w:lang w:val="pt-BR"/>
+        </w:rPr>
+        <w:t>TripTrail</w:t>
+      </w:r>
+      <w:proofErr w:type="spellEnd"/>
+      <w:r>
+        <w:rPr>
+          <w:lang w:val="pt-BR"/>
+        </w:rPr>
+        <w:t xml:space="preserve">, uma aplicação </w:t>
+      </w:r>
+      <w:proofErr w:type="spellStart"/>
+      <w:r>
+        <w:rPr>
+          <w:lang w:val="pt-BR"/>
+        </w:rPr>
+        <w:t>Android</w:t>
+      </w:r>
+      <w:proofErr w:type="spellEnd"/>
+      <w:r>
+        <w:rPr>
+          <w:lang w:val="pt-BR"/>
+        </w:rPr>
+        <w:t xml:space="preserve"> em Java que funciona com um diário de viagens. A </w:t>
+      </w:r>
+      <w:proofErr w:type="spellStart"/>
+      <w:r>
+        <w:rPr>
+          <w:lang w:val="pt-BR"/>
+        </w:rPr>
+        <w:t>app</w:t>
+      </w:r>
+      <w:proofErr w:type="spellEnd"/>
+      <w:r>
+        <w:rPr>
+          <w:lang w:val="pt-BR"/>
+        </w:rPr>
+        <w:t xml:space="preserve"> permite registar locais visitados</w:t>
+      </w:r>
+      <w:r>
+        <w:rPr>
+          <w:lang w:val="pt-BR"/>
+        </w:rPr>
+        <w:t xml:space="preserve"> com coordenadas GPS, fotos e avaliações de 1 a 5 estrelas, guardando todos os dados na nuvem via </w:t>
+      </w:r>
+      <w:proofErr w:type="spellStart"/>
+      <w:r>
+        <w:rPr>
+          <w:lang w:val="pt-BR"/>
+        </w:rPr>
+        <w:t>RestDB</w:t>
+      </w:r>
+      <w:proofErr w:type="spellEnd"/>
+      <w:r>
+        <w:rPr>
+          <w:lang w:val="pt-BR"/>
+        </w:rPr>
+        <w:t xml:space="preserve">, facilitando assim o acesso e partilha entre utilizadores. </w:t>
       </w:r>
       <w:r>
         <w:rPr>
@@ -188,7 +834,37 @@
         <w:rPr>
           <w:lang w:val="pt-BR"/>
         </w:rPr>
-        <w:t>, entre outros. A aplicação utiliza recursos nativos do telemóvel como o GPS e câmara.</w:t>
+        <w:t xml:space="preserve">, entre outros. A aplicação utiliza recursos nativos do </w:t>
+      </w:r>
+      <w:proofErr w:type="spellStart"/>
+      <w:r>
+        <w:rPr>
+          <w:lang w:val="pt-BR"/>
+        </w:rPr>
+        <w:t>telemóvel</w:t>
+      </w:r>
+      <w:proofErr w:type="spellEnd"/>
+      <w:r>
+        <w:rPr>
+          <w:lang w:val="pt-BR"/>
+        </w:rPr>
+        <w:t xml:space="preserve"> como o GPS e câmara.</w:t>
+      </w:r>
+    </w:p>
+    <w:p>
+      <w:pPr>
+        <w:spacing w:after="160" w:line="259" w:lineRule="auto"/>
+        <w:ind w:firstLine="0"/>
+        <w:jc w:val="left"/>
+        <w:rPr>
+          <w:lang w:val="pt-BR"/>
+        </w:rPr>
+      </w:pPr>
+      <w:r>
+        <w:rPr>
+          <w:lang w:val="pt-BR"/>
+        </w:rPr>
+        <w:br w:type="page"/>
       </w:r>
     </w:p>
     <w:p>
@@ -202,6 +878,7 @@
         <w:rPr>
           <w:lang w:val="pt-BR"/>
         </w:rPr>
+        <w:lastRenderedPageBreak/>
         <w:t>2   Glossário</w:t>
       </w:r>
     </w:p>
@@ -309,11 +986,47 @@
                 <w:lang w:val="pt-BR"/>
               </w:rPr>
             </w:pPr>
-            <w:r>
-              <w:rPr>
-                <w:lang w:val="pt-BR"/>
-              </w:rPr>
-              <w:t>Term or Expression (EN)</w:t>
+            <w:proofErr w:type="spellStart"/>
+            <w:r>
+              <w:rPr>
+                <w:lang w:val="pt-BR"/>
+              </w:rPr>
+              <w:t>Term</w:t>
+            </w:r>
+            <w:proofErr w:type="spellEnd"/>
+            <w:r>
+              <w:rPr>
+                <w:lang w:val="pt-BR"/>
+              </w:rPr>
+              <w:t xml:space="preserve"> </w:t>
+            </w:r>
+            <w:proofErr w:type="spellStart"/>
+            <w:r>
+              <w:rPr>
+                <w:lang w:val="pt-BR"/>
+              </w:rPr>
+              <w:t>or</w:t>
+            </w:r>
+            <w:proofErr w:type="spellEnd"/>
+            <w:r>
+              <w:rPr>
+                <w:lang w:val="pt-BR"/>
+              </w:rPr>
+              <w:t xml:space="preserve"> Expression (</w:t>
+            </w:r>
+            <w:proofErr w:type="spellStart"/>
+            <w:r>
+              <w:rPr>
+                <w:lang w:val="pt-BR"/>
+              </w:rPr>
+              <w:t>EN</w:t>
+            </w:r>
+            <w:proofErr w:type="spellEnd"/>
+            <w:r>
+              <w:rPr>
+                <w:lang w:val="pt-BR"/>
+              </w:rPr>
+              <w:t>)</w:t>
             </w:r>
           </w:p>
         </w:tc>
@@ -378,12 +1091,14 @@
                 <w:lang w:val="pt-BR"/>
               </w:rPr>
             </w:pPr>
+            <w:proofErr w:type="spellStart"/>
             <w:r>
               <w:rPr>
                 <w:lang w:val="pt-BR"/>
               </w:rPr>
               <w:t>Category</w:t>
             </w:r>
+            <w:proofErr w:type="spellEnd"/>
           </w:p>
         </w:tc>
         <w:tc>
@@ -516,12 +1231,14 @@
                 <w:lang w:val="pt-BR"/>
               </w:rPr>
             </w:pPr>
+            <w:proofErr w:type="spellStart"/>
             <w:r>
               <w:rPr>
                 <w:lang w:val="pt-BR"/>
               </w:rPr>
               <w:t>Map</w:t>
             </w:r>
+            <w:proofErr w:type="spellEnd"/>
           </w:p>
         </w:tc>
         <w:tc>
@@ -558,11 +1275,19 @@
                 <w:lang w:val="pt-BR"/>
               </w:rPr>
             </w:pPr>
-            <w:r>
-              <w:rPr>
-                <w:lang w:val="pt-BR"/>
-              </w:rPr>
-              <w:t>Ecrã com os locais da viagem</w:t>
+            <w:proofErr w:type="spellStart"/>
+            <w:r>
+              <w:rPr>
+                <w:lang w:val="pt-BR"/>
+              </w:rPr>
+              <w:t>Ecrã</w:t>
+            </w:r>
+            <w:proofErr w:type="spellEnd"/>
+            <w:r>
+              <w:rPr>
+                <w:lang w:val="pt-BR"/>
+              </w:rPr>
+              <w:t xml:space="preserve"> com os locais da viagem</w:t>
             </w:r>
           </w:p>
         </w:tc>
@@ -585,12 +1310,14 @@
                 <w:lang w:val="pt-BR"/>
               </w:rPr>
             </w:pPr>
+            <w:proofErr w:type="spellStart"/>
             <w:r>
               <w:rPr>
                 <w:lang w:val="pt-BR"/>
               </w:rPr>
               <w:t>Marker</w:t>
             </w:r>
+            <w:proofErr w:type="spellEnd"/>
           </w:p>
         </w:tc>
         <w:tc>
@@ -654,12 +1381,14 @@
                 <w:lang w:val="pt-BR"/>
               </w:rPr>
             </w:pPr>
+            <w:proofErr w:type="spellStart"/>
             <w:r>
               <w:rPr>
                 <w:lang w:val="pt-BR"/>
               </w:rPr>
               <w:t>Photo</w:t>
             </w:r>
+            <w:proofErr w:type="spellEnd"/>
           </w:p>
         </w:tc>
         <w:tc>
@@ -723,13 +1452,14 @@
                 <w:lang w:val="pt-BR"/>
               </w:rPr>
             </w:pPr>
-            <w:r>
-              <w:rPr>
-                <w:lang w:val="pt-BR"/>
-              </w:rPr>
-              <w:lastRenderedPageBreak/>
+            <w:proofErr w:type="spellStart"/>
+            <w:r>
+              <w:rPr>
+                <w:lang w:val="pt-BR"/>
+              </w:rPr>
               <w:t>Place</w:t>
             </w:r>
+            <w:proofErr w:type="spellEnd"/>
           </w:p>
         </w:tc>
         <w:tc>
@@ -862,12 +1592,14 @@
                 <w:lang w:val="pt-BR"/>
               </w:rPr>
             </w:pPr>
+            <w:proofErr w:type="spellStart"/>
             <w:r>
               <w:rPr>
                 <w:lang w:val="pt-BR"/>
               </w:rPr>
               <w:t>Trip</w:t>
             </w:r>
+            <w:proofErr w:type="spellEnd"/>
           </w:p>
         </w:tc>
         <w:tc>
@@ -931,12 +1663,28 @@
                 <w:lang w:val="pt-BR"/>
               </w:rPr>
             </w:pPr>
-            <w:r>
-              <w:rPr>
-                <w:lang w:val="pt-BR"/>
-              </w:rPr>
-              <w:t>Trip Member</w:t>
-            </w:r>
+            <w:proofErr w:type="spellStart"/>
+            <w:r>
+              <w:rPr>
+                <w:lang w:val="pt-BR"/>
+              </w:rPr>
+              <w:t>Trip</w:t>
+            </w:r>
+            <w:proofErr w:type="spellEnd"/>
+            <w:r>
+              <w:rPr>
+                <w:lang w:val="pt-BR"/>
+              </w:rPr>
+              <w:t xml:space="preserve"> </w:t>
+            </w:r>
+            <w:proofErr w:type="spellStart"/>
+            <w:r>
+              <w:rPr>
+                <w:lang w:val="pt-BR"/>
+              </w:rPr>
+              <w:t>Member</w:t>
+            </w:r>
+            <w:proofErr w:type="spellEnd"/>
           </w:p>
         </w:tc>
         <w:tc>
@@ -1000,12 +1748,14 @@
                 <w:lang w:val="pt-BR"/>
               </w:rPr>
             </w:pPr>
+            <w:proofErr w:type="spellStart"/>
             <w:r>
               <w:rPr>
                 <w:lang w:val="pt-BR"/>
               </w:rPr>
               <w:t>User</w:t>
             </w:r>
+            <w:proofErr w:type="spellEnd"/>
           </w:p>
         </w:tc>
         <w:tc>
@@ -1059,10 +1809,37 @@
           <w:lang w:val="pt-BR"/>
         </w:rPr>
       </w:pPr>
-      <w:r>
-        <w:rPr>
-          <w:lang w:val="pt-BR"/>
-        </w:rPr>
+    </w:p>
+    <w:p>
+      <w:pPr>
+        <w:spacing w:after="160" w:line="259" w:lineRule="auto"/>
+        <w:ind w:firstLine="0"/>
+        <w:jc w:val="left"/>
+        <w:rPr>
+          <w:b/>
+          <w:sz w:val="24"/>
+          <w:lang w:val="pt-BR"/>
+        </w:rPr>
+      </w:pPr>
+      <w:r>
+        <w:rPr>
+          <w:lang w:val="pt-BR"/>
+        </w:rPr>
+        <w:br w:type="page"/>
+      </w:r>
+    </w:p>
+    <w:p>
+      <w:pPr>
+        <w:pStyle w:val="heading1"/>
+        <w:rPr>
+          <w:lang w:val="pt-BR"/>
+        </w:rPr>
+      </w:pPr>
+      <w:r>
+        <w:rPr>
+          <w:lang w:val="pt-BR"/>
+        </w:rPr>
+        <w:lastRenderedPageBreak/>
         <w:t>3   Modelo de Domínio</w:t>
       </w:r>
     </w:p>
@@ -1265,7 +2042,21 @@
         <w:rPr>
           <w:lang w:val="pt-BR"/>
         </w:rPr>
-        <w:t>Como utilizador, quero que criar uma conta e iniciar sessão para que as minhas viagens fiquem guardadas e acessíveis em qualquer telemóvel.</w:t>
+        <w:t xml:space="preserve">Como utilizador, quero que criar uma conta e iniciar sessão para que as minhas viagens fiquem guardadas e acessíveis em qualquer </w:t>
+      </w:r>
+      <w:proofErr w:type="spellStart"/>
+      <w:r>
+        <w:rPr>
+          <w:lang w:val="pt-BR"/>
+        </w:rPr>
+        <w:t>telemóvel</w:t>
+      </w:r>
+      <w:proofErr w:type="spellEnd"/>
+      <w:r>
+        <w:rPr>
+          <w:lang w:val="pt-BR"/>
+        </w:rPr>
+        <w:t>.</w:t>
       </w:r>
     </w:p>
     <w:p>
@@ -1282,7 +2073,6 @@
           <w:u w:val="single"/>
           <w:lang w:val="pt-BR"/>
         </w:rPr>
-        <w:lastRenderedPageBreak/>
         <w:t>Critérios de aceitação:</w:t>
       </w:r>
     </w:p>
@@ -1302,13 +2092,27 @@
         <w:rPr>
           <w:lang w:val="pt-BR"/>
         </w:rPr>
-        <w:t>O sistema deve pedir o nome, em</w:t>
-      </w:r>
-      <w:r>
-        <w:rPr>
-          <w:lang w:val="pt-BR"/>
-        </w:rPr>
-        <w:t>ail e palavra-passe no registo;</w:t>
+        <w:t xml:space="preserve">O sistema deve pedir o nome, </w:t>
+      </w:r>
+      <w:proofErr w:type="spellStart"/>
+      <w:r>
+        <w:rPr>
+          <w:lang w:val="pt-BR"/>
+        </w:rPr>
+        <w:t>em</w:t>
+      </w:r>
+      <w:r>
+        <w:rPr>
+          <w:lang w:val="pt-BR"/>
+        </w:rPr>
+        <w:t>ail</w:t>
+      </w:r>
+      <w:proofErr w:type="spellEnd"/>
+      <w:r>
+        <w:rPr>
+          <w:lang w:val="pt-BR"/>
+        </w:rPr>
+        <w:t xml:space="preserve"> e palavra-passe no registo;</w:t>
       </w:r>
     </w:p>
     <w:p>
@@ -1327,7 +2131,21 @@
         <w:rPr>
           <w:lang w:val="pt-BR"/>
         </w:rPr>
-        <w:t>O sistema deve recusar emails inválidos e palavras-passe com menos de</w:t>
+        <w:t xml:space="preserve">O sistema deve recusar </w:t>
+      </w:r>
+      <w:proofErr w:type="spellStart"/>
+      <w:r>
+        <w:rPr>
+          <w:lang w:val="pt-BR"/>
+        </w:rPr>
+        <w:t>emails</w:t>
+      </w:r>
+      <w:proofErr w:type="spellEnd"/>
+      <w:r>
+        <w:rPr>
+          <w:lang w:val="pt-BR"/>
+        </w:rPr>
+        <w:t xml:space="preserve"> inválidos e palavras-passe com menos de</w:t>
       </w:r>
       <w:r>
         <w:rPr>
@@ -1378,7 +2196,21 @@
         <w:rPr>
           <w:lang w:val="pt-BR"/>
         </w:rPr>
-        <w:t>Como utilizador, quero que criar uma conta e iniciar sessão para que as minhas viagens fiquem guardadas e acessíveis em qualquer telemóvel.</w:t>
+        <w:t xml:space="preserve">Como utilizador, quero que criar uma conta e iniciar sessão para que as minhas viagens fiquem guardadas e acessíveis em qualquer </w:t>
+      </w:r>
+      <w:proofErr w:type="spellStart"/>
+      <w:r>
+        <w:rPr>
+          <w:lang w:val="pt-BR"/>
+        </w:rPr>
+        <w:t>telemóvel</w:t>
+      </w:r>
+      <w:proofErr w:type="spellEnd"/>
+      <w:r>
+        <w:rPr>
+          <w:lang w:val="pt-BR"/>
+        </w:rPr>
+        <w:t>.</w:t>
       </w:r>
     </w:p>
     <w:p>
@@ -1494,7 +2326,21 @@
         <w:rPr>
           <w:lang w:val="pt-BR"/>
         </w:rPr>
-        <w:t>lista e ficar gravada no RestDB;</w:t>
+        <w:t xml:space="preserve">lista e ficar gravada no </w:t>
+      </w:r>
+      <w:proofErr w:type="spellStart"/>
+      <w:r>
+        <w:rPr>
+          <w:lang w:val="pt-BR"/>
+        </w:rPr>
+        <w:t>RestDB</w:t>
+      </w:r>
+      <w:proofErr w:type="spellEnd"/>
+      <w:r>
+        <w:rPr>
+          <w:lang w:val="pt-BR"/>
+        </w:rPr>
+        <w:t>;</w:t>
       </w:r>
     </w:p>
     <w:p>
@@ -1513,7 +2359,21 @@
         <w:rPr>
           <w:lang w:val="pt-BR"/>
         </w:rPr>
-        <w:t>O criador fica registado como participante com o papel Owner.</w:t>
+        <w:t xml:space="preserve">O criador fica registado como participante com o papel </w:t>
+      </w:r>
+      <w:proofErr w:type="spellStart"/>
+      <w:r>
+        <w:rPr>
+          <w:lang w:val="pt-BR"/>
+        </w:rPr>
+        <w:t>Owner</w:t>
+      </w:r>
+      <w:proofErr w:type="spellEnd"/>
+      <w:r>
+        <w:rPr>
+          <w:lang w:val="pt-BR"/>
+        </w:rPr>
+        <w:t>.</w:t>
       </w:r>
     </w:p>
     <w:p>
@@ -1539,6 +2399,7 @@
         <w:rPr>
           <w:lang w:val="pt-BR"/>
         </w:rPr>
+        <w:lastRenderedPageBreak/>
         <w:t>Como utilizador, quero ver a lista das minhas viagens, para escolher qual quero abrir.</w:t>
       </w:r>
     </w:p>
@@ -1791,7 +2652,21 @@
         <w:rPr>
           <w:lang w:val="pt-BR"/>
         </w:rPr>
-        <w:t>, com o CameraX.</w:t>
+        <w:t xml:space="preserve">, com o </w:t>
+      </w:r>
+      <w:proofErr w:type="spellStart"/>
+      <w:r>
+        <w:rPr>
+          <w:lang w:val="pt-BR"/>
+        </w:rPr>
+        <w:t>CameraX</w:t>
+      </w:r>
+      <w:proofErr w:type="spellEnd"/>
+      <w:r>
+        <w:rPr>
+          <w:lang w:val="pt-BR"/>
+        </w:rPr>
+        <w:t>.</w:t>
       </w:r>
     </w:p>
     <w:p>
@@ -2007,7 +2882,6 @@
           <w:u w:val="single"/>
           <w:lang w:val="pt-BR"/>
         </w:rPr>
-        <w:lastRenderedPageBreak/>
         <w:t>Critérios de aceitação:</w:t>
       </w:r>
     </w:p>
@@ -2028,7 +2902,21 @@
         <w:rPr>
           <w:lang w:val="pt-BR"/>
         </w:rPr>
-        <w:t>O convite deve ser feito pelo email do utilizador;</w:t>
+        <w:t xml:space="preserve">O convite deve ser feito pelo </w:t>
+      </w:r>
+      <w:proofErr w:type="spellStart"/>
+      <w:r>
+        <w:rPr>
+          <w:lang w:val="pt-BR"/>
+        </w:rPr>
+        <w:t>email</w:t>
+      </w:r>
+      <w:proofErr w:type="spellEnd"/>
+      <w:r>
+        <w:rPr>
+          <w:lang w:val="pt-BR"/>
+        </w:rPr>
+        <w:t xml:space="preserve"> do utilizador;</w:t>
       </w:r>
     </w:p>
     <w:p>
@@ -2146,6 +3034,7 @@
         <w:rPr>
           <w:lang w:val="pt-BR"/>
         </w:rPr>
+        <w:lastRenderedPageBreak/>
         <w:t>5   Requisitos</w:t>
       </w:r>
     </w:p>
@@ -2230,46 +3119,17 @@
           <w:lang w:val="pt-BR"/>
         </w:rPr>
       </w:pPr>
-    </w:p>
-    <w:p>
-      <w:pPr>
-        <w:rPr>
-          <w:lang w:val="pt-BR"/>
-        </w:rPr>
-      </w:pPr>
-    </w:p>
-    <w:p>
-      <w:pPr>
-        <w:rPr>
-          <w:lang w:val="pt-BR"/>
-        </w:rPr>
-      </w:pPr>
-    </w:p>
-    <w:p>
-      <w:pPr>
-        <w:rPr>
-          <w:lang w:val="pt-BR"/>
-        </w:rPr>
-      </w:pPr>
-    </w:p>
-    <w:p>
-      <w:pPr>
-        <w:rPr>
-          <w:lang w:val="pt-BR"/>
-        </w:rPr>
-      </w:pPr>
-    </w:p>
-    <w:p>
-      <w:pPr>
-        <w:pStyle w:val="Legenda"/>
-        <w:jc w:val="center"/>
+      <w:proofErr w:type="spellStart"/>
+      <w:r>
         <w:rPr>
           <w:b w:val="0"/>
           <w:sz w:val="18"/>
           <w:szCs w:val="18"/>
           <w:lang w:val="pt-BR"/>
         </w:rPr>
-      </w:pPr>
+        <w:t>UC</w:t>
+      </w:r>
+      <w:proofErr w:type="spellEnd"/>
       <w:r>
         <w:rPr>
           <w:b w:val="0"/>
@@ -2277,8 +3137,19 @@
           <w:szCs w:val="18"/>
           <w:lang w:val="pt-BR"/>
         </w:rPr>
-        <w:t>UC 1. Registar Utilizador</w:t>
-      </w:r>
+        <w:t xml:space="preserve"> 1. </w:t>
+      </w:r>
+      <w:proofErr w:type="gramStart"/>
+      <w:r>
+        <w:rPr>
+          <w:b w:val="0"/>
+          <w:sz w:val="18"/>
+          <w:szCs w:val="18"/>
+          <w:lang w:val="pt-BR"/>
+        </w:rPr>
+        <w:t>Registar Utilizador</w:t>
+      </w:r>
+      <w:proofErr w:type="gramEnd"/>
     </w:p>
     <w:tbl>
       <w:tblPr>
@@ -2372,7 +3243,21 @@
               <w:rPr>
                 <w:lang w:val="pt-BR"/>
               </w:rPr>
-              <w:t>O email introduzido não existe no sistema</w:t>
+              <w:t xml:space="preserve">O </w:t>
+            </w:r>
+            <w:proofErr w:type="spellStart"/>
+            <w:r>
+              <w:rPr>
+                <w:lang w:val="pt-BR"/>
+              </w:rPr>
+              <w:t>email</w:t>
+            </w:r>
+            <w:proofErr w:type="spellEnd"/>
+            <w:r>
+              <w:rPr>
+                <w:lang w:val="pt-BR"/>
+              </w:rPr>
+              <w:t xml:space="preserve"> introduzido não existe no sistema</w:t>
             </w:r>
           </w:p>
         </w:tc>
@@ -2456,7 +3341,21 @@
               <w:rPr>
                 <w:lang w:val="pt-BR"/>
               </w:rPr>
-              <w:t>O sistema solicita o nome, email e palavra-passe;</w:t>
+              <w:t xml:space="preserve">O sistema solicita o nome, </w:t>
+            </w:r>
+            <w:proofErr w:type="spellStart"/>
+            <w:r>
+              <w:rPr>
+                <w:lang w:val="pt-BR"/>
+              </w:rPr>
+              <w:t>email</w:t>
+            </w:r>
+            <w:proofErr w:type="spellEnd"/>
+            <w:r>
+              <w:rPr>
+                <w:lang w:val="pt-BR"/>
+              </w:rPr>
+              <w:t xml:space="preserve"> e palavra-passe;</w:t>
             </w:r>
           </w:p>
           <w:p>
@@ -2492,7 +3391,21 @@
               <w:rPr>
                 <w:lang w:val="pt-BR"/>
               </w:rPr>
-              <w:t>O sistema valida o nome, o email e a palavra-passe;</w:t>
+              <w:t xml:space="preserve">O sistema valida o nome, o </w:t>
+            </w:r>
+            <w:proofErr w:type="spellStart"/>
+            <w:r>
+              <w:rPr>
+                <w:lang w:val="pt-BR"/>
+              </w:rPr>
+              <w:t>email</w:t>
+            </w:r>
+            <w:proofErr w:type="spellEnd"/>
+            <w:r>
+              <w:rPr>
+                <w:lang w:val="pt-BR"/>
+              </w:rPr>
+              <w:t xml:space="preserve"> e a palavra-passe;</w:t>
             </w:r>
           </w:p>
           <w:p>
@@ -2510,8 +3423,21 @@
               <w:rPr>
                 <w:lang w:val="pt-BR"/>
               </w:rPr>
-              <w:lastRenderedPageBreak/>
-              <w:t>O sistema guarda a palavra-passe como SHA-256 e regista o novo utilizador no sistema;</w:t>
+              <w:t xml:space="preserve">O sistema guarda a palavra-passe como </w:t>
+            </w:r>
+            <w:proofErr w:type="spellStart"/>
+            <w:r>
+              <w:rPr>
+                <w:lang w:val="pt-BR"/>
+              </w:rPr>
+              <w:t>SHA</w:t>
+            </w:r>
+            <w:proofErr w:type="spellEnd"/>
+            <w:r>
+              <w:rPr>
+                <w:lang w:val="pt-BR"/>
+              </w:rPr>
+              <w:t>-256 e regista o novo utilizador no sistema;</w:t>
             </w:r>
           </w:p>
           <w:p>
@@ -2550,7 +3476,6 @@
               <w:rPr>
                 <w:lang w:val="pt-BR"/>
               </w:rPr>
-              <w:lastRenderedPageBreak/>
               <w:t>Caminho alternativo</w:t>
             </w:r>
           </w:p>
@@ -2586,12 +3511,46 @@
         <w:jc w:val="center"/>
         <w:rPr>
           <w:b w:val="0"/>
+          <w:sz w:val="18"/>
+          <w:szCs w:val="18"/>
+          <w:lang w:val="pt-BR"/>
+        </w:rPr>
+      </w:pPr>
+    </w:p>
+    <w:p>
+      <w:pPr>
+        <w:spacing w:after="160" w:line="259" w:lineRule="auto"/>
+        <w:ind w:firstLine="0"/>
+        <w:jc w:val="left"/>
+        <w:rPr>
+          <w:sz w:val="18"/>
+          <w:szCs w:val="18"/>
+          <w:lang w:val="pt-BR"/>
+        </w:rPr>
+      </w:pPr>
+      <w:r>
+        <w:rPr>
+          <w:b/>
+          <w:sz w:val="18"/>
+          <w:szCs w:val="18"/>
+          <w:lang w:val="pt-BR"/>
+        </w:rPr>
+        <w:br w:type="page"/>
+      </w:r>
+    </w:p>
+    <w:p>
+      <w:pPr>
+        <w:pStyle w:val="Legenda"/>
+        <w:jc w:val="center"/>
+        <w:rPr>
+          <w:b w:val="0"/>
           <w:i/>
           <w:sz w:val="18"/>
           <w:szCs w:val="18"/>
           <w:lang w:val="pt-BR"/>
         </w:rPr>
       </w:pPr>
+      <w:proofErr w:type="spellStart"/>
       <w:r>
         <w:rPr>
           <w:b w:val="0"/>
@@ -2599,7 +3558,18 @@
           <w:szCs w:val="18"/>
           <w:lang w:val="pt-BR"/>
         </w:rPr>
-        <w:t>UC 2. Iniciar Sessão</w:t>
+        <w:lastRenderedPageBreak/>
+        <w:t>UC</w:t>
+      </w:r>
+      <w:proofErr w:type="spellEnd"/>
+      <w:r>
+        <w:rPr>
+          <w:b w:val="0"/>
+          <w:sz w:val="18"/>
+          <w:szCs w:val="18"/>
+          <w:lang w:val="pt-BR"/>
+        </w:rPr>
+        <w:t xml:space="preserve"> 2. Iniciar Sessão</w:t>
       </w:r>
     </w:p>
     <w:tbl>
@@ -2694,7 +3664,21 @@
               <w:rPr>
                 <w:lang w:val="pt-BR"/>
               </w:rPr>
-              <w:t>Existe uma conta com o email introduzido</w:t>
+              <w:t xml:space="preserve">Existe uma conta com o </w:t>
+            </w:r>
+            <w:proofErr w:type="spellStart"/>
+            <w:r>
+              <w:rPr>
+                <w:lang w:val="pt-BR"/>
+              </w:rPr>
+              <w:t>email</w:t>
+            </w:r>
+            <w:proofErr w:type="spellEnd"/>
+            <w:r>
+              <w:rPr>
+                <w:lang w:val="pt-BR"/>
+              </w:rPr>
+              <w:t xml:space="preserve"> introduzido</w:t>
             </w:r>
           </w:p>
         </w:tc>
@@ -2778,7 +3762,21 @@
               <w:rPr>
                 <w:lang w:val="pt-BR"/>
               </w:rPr>
-              <w:t>O sistema solicita o email e a palavra-passe;</w:t>
+              <w:t xml:space="preserve">O sistema solicita o </w:t>
+            </w:r>
+            <w:proofErr w:type="spellStart"/>
+            <w:r>
+              <w:rPr>
+                <w:lang w:val="pt-BR"/>
+              </w:rPr>
+              <w:t>email</w:t>
+            </w:r>
+            <w:proofErr w:type="spellEnd"/>
+            <w:r>
+              <w:rPr>
+                <w:lang w:val="pt-BR"/>
+              </w:rPr>
+              <w:t xml:space="preserve"> e a palavra-passe;</w:t>
             </w:r>
           </w:p>
           <w:p>
@@ -2814,7 +3812,21 @@
               <w:rPr>
                 <w:lang w:val="pt-BR"/>
               </w:rPr>
-              <w:t>O sistema calcula o hash da palavra-passe e compara-o com o guardado;</w:t>
+              <w:t xml:space="preserve">O sistema calcula o </w:t>
+            </w:r>
+            <w:proofErr w:type="spellStart"/>
+            <w:r>
+              <w:rPr>
+                <w:lang w:val="pt-BR"/>
+              </w:rPr>
+              <w:t>hash</w:t>
+            </w:r>
+            <w:proofErr w:type="spellEnd"/>
+            <w:r>
+              <w:rPr>
+                <w:lang w:val="pt-BR"/>
+              </w:rPr>
+              <w:t xml:space="preserve"> da palavra-passe e compara-o com o guardado;</w:t>
             </w:r>
           </w:p>
           <w:p>
@@ -2891,12 +3903,21 @@
           <w:lang w:val="pt-BR"/>
         </w:rPr>
       </w:pPr>
+      <w:proofErr w:type="spellStart"/>
       <w:r>
         <w:rPr>
           <w:b w:val="0"/>
           <w:lang w:val="pt-BR"/>
         </w:rPr>
-        <w:t>UC 3. Criar Viagem</w:t>
+        <w:t>UC</w:t>
+      </w:r>
+      <w:proofErr w:type="spellEnd"/>
+      <w:r>
+        <w:rPr>
+          <w:b w:val="0"/>
+          <w:lang w:val="pt-BR"/>
+        </w:rPr>
+        <w:t xml:space="preserve"> 3. Criar Viagem</w:t>
       </w:r>
     </w:p>
     <w:tbl>
@@ -3031,7 +4052,21 @@
               <w:rPr>
                 <w:lang w:val="pt-BR"/>
               </w:rPr>
-              <w:t>A viagem fica guardada no RestDB e aparece na lista</w:t>
+              <w:t xml:space="preserve">A viagem fica guardada no </w:t>
+            </w:r>
+            <w:proofErr w:type="spellStart"/>
+            <w:r>
+              <w:rPr>
+                <w:lang w:val="pt-BR"/>
+              </w:rPr>
+              <w:t>RestDB</w:t>
+            </w:r>
+            <w:proofErr w:type="spellEnd"/>
+            <w:r>
+              <w:rPr>
+                <w:lang w:val="pt-BR"/>
+              </w:rPr>
+              <w:t xml:space="preserve"> e aparece na lista</w:t>
             </w:r>
           </w:p>
         </w:tc>
@@ -3183,7 +4218,21 @@
               <w:rPr>
                 <w:lang w:val="pt-BR"/>
               </w:rPr>
-              <w:t xml:space="preserve"> como OWNER;</w:t>
+              <w:t xml:space="preserve"> como </w:t>
+            </w:r>
+            <w:proofErr w:type="spellStart"/>
+            <w:r>
+              <w:rPr>
+                <w:lang w:val="pt-BR"/>
+              </w:rPr>
+              <w:t>OWNER</w:t>
+            </w:r>
+            <w:proofErr w:type="spellEnd"/>
+            <w:r>
+              <w:rPr>
+                <w:lang w:val="pt-BR"/>
+              </w:rPr>
+              <w:t>;</w:t>
             </w:r>
           </w:p>
           <w:p>
@@ -3270,12 +4319,21 @@
           <w:lang w:val="pt-BR"/>
         </w:rPr>
       </w:pPr>
+      <w:proofErr w:type="spellStart"/>
       <w:r>
         <w:rPr>
           <w:b w:val="0"/>
           <w:lang w:val="pt-BR"/>
         </w:rPr>
-        <w:t>UC 4. Consultar Lista de Viagens</w:t>
+        <w:t>UC</w:t>
+      </w:r>
+      <w:proofErr w:type="spellEnd"/>
+      <w:r>
+        <w:rPr>
+          <w:b w:val="0"/>
+          <w:lang w:val="pt-BR"/>
+        </w:rPr>
+        <w:t xml:space="preserve"> 4. Consultar Lista de Viagens</w:t>
       </w:r>
     </w:p>
     <w:tbl>
@@ -3472,7 +4530,6 @@
               <w:rPr>
                 <w:lang w:val="pt-BR"/>
               </w:rPr>
-              <w:lastRenderedPageBreak/>
               <w:t>O sistema lê as viagens do utilizador;</w:t>
             </w:r>
           </w:p>
@@ -3512,7 +4569,6 @@
               <w:rPr>
                 <w:lang w:val="pt-BR"/>
               </w:rPr>
-              <w:lastRenderedPageBreak/>
               <w:t>Caminho alternativo</w:t>
             </w:r>
           </w:p>
@@ -3561,12 +4617,22 @@
           <w:lang w:val="pt-BR"/>
         </w:rPr>
       </w:pPr>
+      <w:proofErr w:type="spellStart"/>
       <w:r>
         <w:rPr>
           <w:b w:val="0"/>
           <w:lang w:val="pt-BR"/>
         </w:rPr>
-        <w:t>UC 5. Editar Viagem</w:t>
+        <w:lastRenderedPageBreak/>
+        <w:t>UC</w:t>
+      </w:r>
+      <w:proofErr w:type="spellEnd"/>
+      <w:r>
+        <w:rPr>
+          <w:b w:val="0"/>
+          <w:lang w:val="pt-BR"/>
+        </w:rPr>
+        <w:t xml:space="preserve"> 5. Editar Viagem</w:t>
       </w:r>
     </w:p>
     <w:tbl>
@@ -3661,8 +4727,16 @@
               <w:rPr>
                 <w:lang w:val="pt-BR"/>
               </w:rPr>
-              <w:t>A viagem existe e o utilizador é OWNER</w:t>
-            </w:r>
+              <w:t xml:space="preserve">A viagem existe e o utilizador é </w:t>
+            </w:r>
+            <w:proofErr w:type="spellStart"/>
+            <w:r>
+              <w:rPr>
+                <w:lang w:val="pt-BR"/>
+              </w:rPr>
+              <w:t>OWNER</w:t>
+            </w:r>
+            <w:proofErr w:type="spellEnd"/>
           </w:p>
         </w:tc>
       </w:tr>
@@ -3701,8 +4775,16 @@
               <w:rPr>
                 <w:lang w:val="pt-BR"/>
               </w:rPr>
-              <w:t>Os dados atualizados ficam gravados no RestDB</w:t>
-            </w:r>
+              <w:t xml:space="preserve">Os dados atualizados ficam gravados no </w:t>
+            </w:r>
+            <w:proofErr w:type="spellStart"/>
+            <w:r>
+              <w:rPr>
+                <w:lang w:val="pt-BR"/>
+              </w:rPr>
+              <w:t>RestDB</w:t>
+            </w:r>
+            <w:proofErr w:type="spellEnd"/>
           </w:p>
         </w:tc>
       </w:tr>
@@ -3871,12 +4953,21 @@
           <w:lang w:val="pt-BR"/>
         </w:rPr>
       </w:pPr>
+      <w:proofErr w:type="spellStart"/>
       <w:r>
         <w:rPr>
           <w:b w:val="0"/>
           <w:lang w:val="pt-BR"/>
         </w:rPr>
-        <w:t>UC 6. Apagar Viagem</w:t>
+        <w:t>UC</w:t>
+      </w:r>
+      <w:proofErr w:type="spellEnd"/>
+      <w:r>
+        <w:rPr>
+          <w:b w:val="0"/>
+          <w:lang w:val="pt-BR"/>
+        </w:rPr>
+        <w:t xml:space="preserve"> 6. Apagar Viagem</w:t>
       </w:r>
     </w:p>
     <w:tbl>
@@ -3971,8 +5062,16 @@
               <w:rPr>
                 <w:lang w:val="pt-BR"/>
               </w:rPr>
-              <w:t>A viagem existe e o utilizador é OWNER</w:t>
-            </w:r>
+              <w:t xml:space="preserve">A viagem existe e o utilizador é </w:t>
+            </w:r>
+            <w:proofErr w:type="spellStart"/>
+            <w:r>
+              <w:rPr>
+                <w:lang w:val="pt-BR"/>
+              </w:rPr>
+              <w:t>OWNER</w:t>
+            </w:r>
+            <w:proofErr w:type="spellEnd"/>
           </w:p>
         </w:tc>
       </w:tr>
@@ -4211,12 +5310,21 @@
           <w:lang w:val="pt-BR"/>
         </w:rPr>
       </w:pPr>
+      <w:proofErr w:type="spellStart"/>
       <w:r>
         <w:rPr>
           <w:b w:val="0"/>
           <w:lang w:val="pt-BR"/>
         </w:rPr>
-        <w:t>UC 7. Gerir Participantes</w:t>
+        <w:t>UC</w:t>
+      </w:r>
+      <w:proofErr w:type="spellEnd"/>
+      <w:r>
+        <w:rPr>
+          <w:b w:val="0"/>
+          <w:lang w:val="pt-BR"/>
+        </w:rPr>
+        <w:t xml:space="preserve"> 7. Gerir Participantes</w:t>
       </w:r>
     </w:p>
     <w:tbl>
@@ -4311,8 +5419,16 @@
               <w:rPr>
                 <w:lang w:val="pt-BR"/>
               </w:rPr>
-              <w:t>A viagem existe e o utilizador é OWNER</w:t>
-            </w:r>
+              <w:t xml:space="preserve">A viagem existe e o utilizador é </w:t>
+            </w:r>
+            <w:proofErr w:type="spellStart"/>
+            <w:r>
+              <w:rPr>
+                <w:lang w:val="pt-BR"/>
+              </w:rPr>
+              <w:t>OWNER</w:t>
+            </w:r>
+            <w:proofErr w:type="spellEnd"/>
           </w:p>
         </w:tc>
       </w:tr>
@@ -4413,8 +5529,21 @@
               <w:rPr>
                 <w:lang w:val="pt-BR"/>
               </w:rPr>
-              <w:lastRenderedPageBreak/>
-              <w:t>O utilizador introduz o email do convidado;</w:t>
+              <w:t xml:space="preserve">O utilizador introduz o </w:t>
+            </w:r>
+            <w:proofErr w:type="spellStart"/>
+            <w:r>
+              <w:rPr>
+                <w:lang w:val="pt-BR"/>
+              </w:rPr>
+              <w:t>email</w:t>
+            </w:r>
+            <w:proofErr w:type="spellEnd"/>
+            <w:r>
+              <w:rPr>
+                <w:lang w:val="pt-BR"/>
+              </w:rPr>
+              <w:t xml:space="preserve"> do convidado;</w:t>
             </w:r>
           </w:p>
           <w:p>
@@ -4456,7 +5585,6 @@
               <w:rPr>
                 <w:lang w:val="pt-BR"/>
               </w:rPr>
-              <w:lastRenderedPageBreak/>
               <w:t>Caminho alternativo</w:t>
             </w:r>
           </w:p>
@@ -4523,12 +5651,22 @@
           <w:lang w:val="pt-BR"/>
         </w:rPr>
       </w:pPr>
+      <w:proofErr w:type="spellStart"/>
       <w:r>
         <w:rPr>
           <w:b w:val="0"/>
           <w:lang w:val="pt-BR"/>
         </w:rPr>
-        <w:t>UC 8. Adicionar Locais</w:t>
+        <w:lastRenderedPageBreak/>
+        <w:t>UC</w:t>
+      </w:r>
+      <w:proofErr w:type="spellEnd"/>
+      <w:r>
+        <w:rPr>
+          <w:b w:val="0"/>
+          <w:lang w:val="pt-BR"/>
+        </w:rPr>
+        <w:t xml:space="preserve"> 8. Adicionar Locais</w:t>
       </w:r>
     </w:p>
     <w:tbl>
@@ -4743,7 +5881,21 @@
               <w:rPr>
                 <w:lang w:val="pt-BR"/>
               </w:rPr>
-              <w:t>O utilizador introduz o email do convidado;</w:t>
+              <w:t xml:space="preserve">O utilizador introduz o </w:t>
+            </w:r>
+            <w:proofErr w:type="spellStart"/>
+            <w:r>
+              <w:rPr>
+                <w:lang w:val="pt-BR"/>
+              </w:rPr>
+              <w:t>email</w:t>
+            </w:r>
+            <w:proofErr w:type="spellEnd"/>
+            <w:r>
+              <w:rPr>
+                <w:lang w:val="pt-BR"/>
+              </w:rPr>
+              <w:t xml:space="preserve"> do convidado;</w:t>
             </w:r>
           </w:p>
           <w:p>
@@ -4864,12 +6016,21 @@
           <w:lang w:val="pt-BR"/>
         </w:rPr>
       </w:pPr>
+      <w:proofErr w:type="spellStart"/>
       <w:r>
         <w:rPr>
           <w:b w:val="0"/>
           <w:lang w:val="pt-BR"/>
         </w:rPr>
-        <w:t>UC 9. Tirar e Enviar Fotografia</w:t>
+        <w:t>UC</w:t>
+      </w:r>
+      <w:proofErr w:type="spellEnd"/>
+      <w:r>
+        <w:rPr>
+          <w:b w:val="0"/>
+          <w:lang w:val="pt-BR"/>
+        </w:rPr>
+        <w:t xml:space="preserve"> 9. Tirar e Enviar Fotografia</w:t>
       </w:r>
     </w:p>
     <w:tbl>
@@ -5090,7 +6251,21 @@
               <w:rPr>
                 <w:lang w:val="pt-BR"/>
               </w:rPr>
-              <w:t>O sistema abre a App da Câmera</w:t>
+              <w:t xml:space="preserve">O sistema abre a </w:t>
+            </w:r>
+            <w:proofErr w:type="spellStart"/>
+            <w:r>
+              <w:rPr>
+                <w:lang w:val="pt-BR"/>
+              </w:rPr>
+              <w:t>App</w:t>
+            </w:r>
+            <w:proofErr w:type="spellEnd"/>
+            <w:r>
+              <w:rPr>
+                <w:lang w:val="pt-BR"/>
+              </w:rPr>
+              <w:t xml:space="preserve"> da Câmera</w:t>
             </w:r>
             <w:r>
               <w:rPr>
@@ -5157,12 +6332,21 @@
           <w:lang w:val="pt-BR"/>
         </w:rPr>
       </w:pPr>
+      <w:proofErr w:type="spellStart"/>
       <w:r>
         <w:rPr>
           <w:b w:val="0"/>
           <w:lang w:val="pt-BR"/>
         </w:rPr>
-        <w:t>UC 10. Avaliar Local</w:t>
+        <w:t>UC</w:t>
+      </w:r>
+      <w:proofErr w:type="spellEnd"/>
+      <w:r>
+        <w:rPr>
+          <w:b w:val="0"/>
+          <w:lang w:val="pt-BR"/>
+        </w:rPr>
+        <w:t xml:space="preserve"> 10. Avaliar Local</w:t>
       </w:r>
     </w:p>
     <w:tbl>
@@ -5413,6 +6597,23 @@
     </w:p>
     <w:p>
       <w:pPr>
+        <w:spacing w:after="160" w:line="259" w:lineRule="auto"/>
+        <w:ind w:firstLine="0"/>
+        <w:jc w:val="left"/>
+        <w:rPr>
+          <w:lang w:val="pt-BR"/>
+        </w:rPr>
+      </w:pPr>
+      <w:r>
+        <w:rPr>
+          <w:b/>
+          <w:lang w:val="pt-BR"/>
+        </w:rPr>
+        <w:br w:type="page"/>
+      </w:r>
+    </w:p>
+    <w:p>
+      <w:pPr>
         <w:pStyle w:val="Legenda"/>
         <w:jc w:val="center"/>
         <w:rPr>
@@ -5420,13 +6621,22 @@
           <w:lang w:val="pt-BR"/>
         </w:rPr>
       </w:pPr>
+      <w:proofErr w:type="spellStart"/>
       <w:r>
         <w:rPr>
           <w:b w:val="0"/>
           <w:lang w:val="pt-BR"/>
         </w:rPr>
         <w:lastRenderedPageBreak/>
-        <w:t>UC 11. Visualizar Mapa de Viagens</w:t>
+        <w:t>UC</w:t>
+      </w:r>
+      <w:proofErr w:type="spellEnd"/>
+      <w:r>
+        <w:rPr>
+          <w:b w:val="0"/>
+          <w:lang w:val="pt-BR"/>
+        </w:rPr>
+        <w:t xml:space="preserve"> 11. Visualizar Mapa de Viagens</w:t>
       </w:r>
     </w:p>
     <w:tbl>
@@ -5749,12 +6959,21 @@
           <w:lang w:val="pt-BR"/>
         </w:rPr>
       </w:pPr>
+      <w:proofErr w:type="spellStart"/>
       <w:r>
         <w:rPr>
           <w:b w:val="0"/>
           <w:lang w:val="pt-BR"/>
         </w:rPr>
-        <w:t>UC 12. Consultar Estatísticas da Viagem</w:t>
+        <w:t>UC</w:t>
+      </w:r>
+      <w:proofErr w:type="spellEnd"/>
+      <w:r>
+        <w:rPr>
+          <w:b w:val="0"/>
+          <w:lang w:val="pt-BR"/>
+        </w:rPr>
+        <w:t xml:space="preserve"> 12. Consultar Estatísticas da Viagem</w:t>
       </w:r>
     </w:p>
     <w:tbl>
@@ -6037,16 +7256,6 @@
           <w:lang w:val="pt-BR"/>
         </w:rPr>
       </w:pPr>
-    </w:p>
-    <w:p>
-      <w:pPr>
-        <w:spacing w:after="160" w:line="259" w:lineRule="auto"/>
-        <w:ind w:firstLine="0"/>
-        <w:jc w:val="left"/>
-        <w:rPr>
-          <w:lang w:val="pt-BR"/>
-        </w:rPr>
-      </w:pPr>
       <w:r>
         <w:rPr>
           <w:lang w:val="pt-BR"/>
@@ -6097,13 +7306,6 @@
     </w:p>
     <w:p>
       <w:pPr>
-        <w:rPr>
-          <w:lang w:val="pt-BR"/>
-        </w:rPr>
-      </w:pPr>
-    </w:p>
-    <w:p>
-      <w:pPr>
         <w:pStyle w:val="p1a"/>
         <w:numPr>
           <w:ilvl w:val="3"/>
@@ -6192,21 +7394,6 @@
         </w:rPr>
         <w:t>uma viagem.</w:t>
       </w:r>
-    </w:p>
-    <w:p>
-      <w:pPr>
-        <w:ind w:firstLine="0"/>
-        <w:rPr>
-          <w:lang w:val="pt-BR"/>
-        </w:rPr>
-      </w:pPr>
-    </w:p>
-    <w:p>
-      <w:pPr>
-        <w:rPr>
-          <w:lang w:val="pt-BR"/>
-        </w:rPr>
-      </w:pPr>
     </w:p>
     <w:p>
       <w:pPr>
@@ -6342,44 +7529,40 @@
     </w:p>
     <w:p>
       <w:pPr>
+        <w:spacing w:after="160" w:line="259" w:lineRule="auto"/>
         <w:ind w:firstLine="0"/>
-        <w:rPr>
-          <w:lang w:val="pt-BR"/>
-        </w:rPr>
-      </w:pPr>
-    </w:p>
-    <w:p>
-      <w:pPr>
+        <w:jc w:val="left"/>
         <w:rPr>
           <w:b/>
           <w:bCs/>
           <w:lang w:val="pt-BR"/>
         </w:rPr>
       </w:pPr>
-    </w:p>
-    <w:p>
-      <w:pPr>
+      <w:r>
         <w:rPr>
           <w:b/>
           <w:bCs/>
           <w:lang w:val="pt-BR"/>
         </w:rPr>
-      </w:pPr>
-      <w:r>
+        <w:br w:type="page"/>
+      </w:r>
+    </w:p>
+    <w:p>
+      <w:pPr>
         <w:rPr>
           <w:b/>
           <w:bCs/>
           <w:lang w:val="pt-BR"/>
         </w:rPr>
-        <w:t xml:space="preserve">5.1.2.2  </w:t>
-      </w:r>
+      </w:pPr>
       <w:r>
         <w:rPr>
           <w:b/>
           <w:bCs/>
           <w:lang w:val="pt-BR"/>
         </w:rPr>
-        <w:t xml:space="preserve">    </w:t>
+        <w:lastRenderedPageBreak/>
+        <w:t xml:space="preserve">5.1.2.2  </w:t>
       </w:r>
       <w:r>
         <w:rPr>
@@ -6387,7 +7570,7 @@
           <w:bCs/>
           <w:lang w:val="pt-BR"/>
         </w:rPr>
-        <w:t>Fluxograma - Registar</w:t>
+        <w:t xml:space="preserve">    </w:t>
       </w:r>
       <w:r>
         <w:rPr>
@@ -6395,6 +7578,14 @@
           <w:bCs/>
           <w:lang w:val="pt-BR"/>
         </w:rPr>
+        <w:t>Fluxograma - Registar</w:t>
+      </w:r>
+      <w:r>
+        <w:rPr>
+          <w:b/>
+          <w:bCs/>
+          <w:lang w:val="pt-BR"/>
+        </w:rPr>
         <w:t xml:space="preserve"> Local Visitado</w:t>
       </w:r>
     </w:p>
@@ -6415,22 +7606,7 @@
     </w:p>
     <w:p>
       <w:pPr>
-        <w:rPr>
-          <w:noProof/>
-          <w:lang w:val="pt-BR"/>
-        </w:rPr>
-      </w:pPr>
-    </w:p>
-    <w:p>
-      <w:pPr>
-        <w:rPr>
-          <w:noProof/>
-          <w:lang w:val="pt-BR"/>
-        </w:rPr>
-      </w:pPr>
-    </w:p>
-    <w:p>
-      <w:pPr>
+        <w:ind w:firstLine="0"/>
         <w:rPr>
           <w:lang w:val="pt-BR"/>
         </w:rPr>
@@ -6736,7 +7912,7 @@
       <w:r>
         <w:rPr>
           <w:noProof/>
-          <w:lang w:val="pt-BR"/>
+          <w:lang w:val="pt-BR" w:eastAsia="pt-PT"/>
         </w:rPr>
         <mc:AlternateContent>
           <mc:Choice Requires="wps">
@@ -6848,36 +8024,8 @@
                                 <w:sz w:val="18"/>
                                 <w:szCs w:val="18"/>
                               </w:rPr>
-                              <w:t xml:space="preserve">cação para </w:t>
+                              <w:t>cação para registar um novo local visitado</w:t>
                             </w:r>
-                            <w:proofErr w:type="spellStart"/>
-                            <w:r>
-                              <w:rPr>
-                                <w:b w:val="0"/>
-                                <w:sz w:val="18"/>
-                                <w:szCs w:val="18"/>
-                              </w:rPr>
-                              <w:t>registar</w:t>
-                            </w:r>
-                            <w:proofErr w:type="spellEnd"/>
-                            <w:r>
-                              <w:rPr>
-                                <w:b w:val="0"/>
-                                <w:sz w:val="18"/>
-                                <w:szCs w:val="18"/>
-                              </w:rPr>
-                              <w:t xml:space="preserve"> um novo local </w:t>
-                            </w:r>
-                            <w:proofErr w:type="spellStart"/>
-                            <w:r>
-                              <w:rPr>
-                                <w:b w:val="0"/>
-                                <w:sz w:val="18"/>
-                                <w:szCs w:val="18"/>
-                              </w:rPr>
-                              <w:t>visitado</w:t>
-                            </w:r>
-                            <w:proofErr w:type="spellEnd"/>
                           </w:p>
                         </w:txbxContent>
                       </wps:txbx>
@@ -6896,7 +8044,7 @@
               </wp:anchor>
             </w:drawing>
           </mc:Choice>
-          <mc:Fallback>
+          <mc:Fallback xmlns:w16se="http://schemas.microsoft.com/office/word/2015/wordml/symex" xmlns:w16sdtfl="http://schemas.microsoft.com/office/word/2024/wordml/sdtformatlock" xmlns:w16sdtdh="http://schemas.microsoft.com/office/word/2020/wordml/sdtdatahash" xmlns:w16du="http://schemas.microsoft.com/office/word/2023/wordml/word16du" xmlns:w16="http://schemas.microsoft.com/office/word/2018/wordml" xmlns:w16cid="http://schemas.microsoft.com/office/word/2016/wordml/cid" xmlns:w16cex="http://schemas.microsoft.com/office/word/2018/wordml/cex" xmlns:oel="http://schemas.microsoft.com/office/2019/extlst" xmlns:am3d="http://schemas.microsoft.com/office/drawing/2017/model3d" xmlns:aink="http://schemas.microsoft.com/office/drawing/2016/ink" xmlns:cx8="http://schemas.microsoft.com/office/drawing/2016/5/14/chartex" xmlns:cx7="http://schemas.microsoft.com/office/drawing/2016/5/13/chartex" xmlns:cx6="http://schemas.microsoft.com/office/drawing/2016/5/12/chartex" xmlns:cx5="http://schemas.microsoft.com/office/drawing/2016/5/11/chartex" xmlns:cx4="http://schemas.microsoft.com/office/drawing/2016/5/10/chartex" xmlns:cx3="http://schemas.microsoft.com/office/drawing/2016/5/9/chartex" xmlns:cx2="http://schemas.microsoft.com/office/drawing/2015/10/21/chartex" xmlns:cx1="http://schemas.microsoft.com/office/drawing/2015/9/8/chartex" xmlns:cx="http://schemas.microsoft.com/office/drawing/2014/chartex">
             <w:pict>
               <v:shapetype w14:anchorId="4E3ED596" id="_x0000_t202" coordsize="21600,21600" o:spt="202" path="m,l,21600r21600,l21600,xe">
                 <v:stroke joinstyle="miter"/>
@@ -7109,14 +8257,9 @@
     </w:p>
     <w:p>
       <w:pPr>
-        <w:ind w:left="227" w:firstLine="481"/>
-        <w:rPr>
-          <w:lang w:val="pt-BR"/>
-        </w:rPr>
-      </w:pPr>
-    </w:p>
-    <w:p>
-      <w:pPr>
+        <w:spacing w:after="160" w:line="259" w:lineRule="auto"/>
+        <w:ind w:firstLine="0"/>
+        <w:jc w:val="left"/>
         <w:rPr>
           <w:b/>
           <w:bCs/>
@@ -7129,23 +8272,25 @@
           <w:bCs/>
           <w:lang w:val="pt-BR"/>
         </w:rPr>
-        <w:t xml:space="preserve">5.1.2.3      Fluxograma – Consultar Detalhes </w:t>
-      </w:r>
-      <w:r>
+        <w:br w:type="page"/>
+      </w:r>
+    </w:p>
+    <w:p>
+      <w:pPr>
         <w:rPr>
           <w:b/>
           <w:bCs/>
           <w:lang w:val="pt-BR"/>
         </w:rPr>
-        <w:t>de u</w:t>
-      </w:r>
+      </w:pPr>
       <w:r>
         <w:rPr>
           <w:b/>
           <w:bCs/>
           <w:lang w:val="pt-BR"/>
         </w:rPr>
-        <w:t>ma</w:t>
+        <w:lastRenderedPageBreak/>
+        <w:t xml:space="preserve">5.1.2.3      Fluxograma – Consultar Detalhes </w:t>
       </w:r>
       <w:r>
         <w:rPr>
@@ -7153,7 +8298,7 @@
           <w:bCs/>
           <w:lang w:val="pt-BR"/>
         </w:rPr>
-        <w:t xml:space="preserve"> Viagem</w:t>
+        <w:t>de u</w:t>
       </w:r>
       <w:r>
         <w:rPr>
@@ -7161,6 +8306,22 @@
           <w:bCs/>
           <w:lang w:val="pt-BR"/>
         </w:rPr>
+        <w:t>ma</w:t>
+      </w:r>
+      <w:r>
+        <w:rPr>
+          <w:b/>
+          <w:bCs/>
+          <w:lang w:val="pt-BR"/>
+        </w:rPr>
+        <w:t xml:space="preserve"> Viagem</w:t>
+      </w:r>
+      <w:r>
+        <w:rPr>
+          <w:b/>
+          <w:bCs/>
+          <w:lang w:val="pt-BR"/>
+        </w:rPr>
         <w:t xml:space="preserve"> Existente</w:t>
       </w:r>
     </w:p>
@@ -7199,25 +8360,16 @@
     </w:p>
     <w:p>
       <w:pPr>
-        <w:ind w:left="227" w:firstLine="481"/>
+        <w:ind w:firstLine="0"/>
         <w:rPr>
           <w:noProof/>
           <w:lang w:val="pt-BR"/>
         </w:rPr>
       </w:pPr>
-    </w:p>
-    <w:p>
-      <w:pPr>
-        <w:ind w:left="227" w:firstLine="481"/>
+      <w:r>
         <w:rPr>
           <w:noProof/>
-          <w:lang w:val="pt-BR"/>
-        </w:rPr>
-      </w:pPr>
-      <w:r>
-        <w:rPr>
-          <w:noProof/>
-          <w:lang w:val="pt-BR"/>
+          <w:lang w:val="pt-BR" w:eastAsia="pt-PT"/>
         </w:rPr>
         <mc:AlternateContent>
           <mc:Choice Requires="wps">
@@ -7355,7 +8507,7 @@
               </wp:anchor>
             </w:drawing>
           </mc:Choice>
-          <mc:Fallback>
+          <mc:Fallback xmlns:w16se="http://schemas.microsoft.com/office/word/2015/wordml/symex" xmlns:w16sdtfl="http://schemas.microsoft.com/office/word/2024/wordml/sdtformatlock" xmlns:w16sdtdh="http://schemas.microsoft.com/office/word/2020/wordml/sdtdatahash" xmlns:w16du="http://schemas.microsoft.com/office/word/2023/wordml/word16du" xmlns:w16="http://schemas.microsoft.com/office/word/2018/wordml" xmlns:w16cid="http://schemas.microsoft.com/office/word/2016/wordml/cid" xmlns:w16cex="http://schemas.microsoft.com/office/word/2018/wordml/cex" xmlns:oel="http://schemas.microsoft.com/office/2019/extlst" xmlns:am3d="http://schemas.microsoft.com/office/drawing/2017/model3d" xmlns:aink="http://schemas.microsoft.com/office/drawing/2016/ink" xmlns:cx8="http://schemas.microsoft.com/office/drawing/2016/5/14/chartex" xmlns:cx7="http://schemas.microsoft.com/office/drawing/2016/5/13/chartex" xmlns:cx6="http://schemas.microsoft.com/office/drawing/2016/5/12/chartex" xmlns:cx5="http://schemas.microsoft.com/office/drawing/2016/5/11/chartex" xmlns:cx4="http://schemas.microsoft.com/office/drawing/2016/5/10/chartex" xmlns:cx3="http://schemas.microsoft.com/office/drawing/2016/5/9/chartex" xmlns:cx2="http://schemas.microsoft.com/office/drawing/2015/10/21/chartex" xmlns:cx1="http://schemas.microsoft.com/office/drawing/2015/9/8/chartex" xmlns:cx="http://schemas.microsoft.com/office/drawing/2014/chartex">
             <w:pict>
               <v:shape w14:anchorId="7217225F" id="Caixa de texto 3" o:spid="_x0000_s1027" type="#_x0000_t202" style="position:absolute;left:0;text-align:left;margin-left:-7.65pt;margin-top:342.1pt;width:428.25pt;height:.05pt;z-index:251663360;visibility:visible;mso-wrap-style:square;mso-wrap-distance-left:9pt;mso-wrap-distance-top:0;mso-wrap-distance-right:9pt;mso-wrap-distance-bottom:0;mso-position-horizontal:absolute;mso-position-horizontal-relative:text;mso-position-vertical:absolute;mso-position-vertical-relative:text;v-text-anchor:top" o:gfxdata="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" stroked="f">
                 <v:textbox style="mso-fit-shape-to-text:t" inset="0,0,0,0">
@@ -7785,25 +8937,38 @@
     <w:p>
       <w:pPr>
         <w:pStyle w:val="heading2"/>
-        <w:numPr>
-          <w:ilvl w:val="1"/>
-          <w:numId w:val="9"/>
-        </w:numPr>
-        <w:rPr>
-          <w:lang w:val="pt-BR"/>
-        </w:rPr>
-      </w:pPr>
-      <w:r>
-        <w:rPr>
-          <w:lang w:val="pt-BR"/>
-        </w:rPr>
-        <w:t>Requisitos não Funcionais</w:t>
-      </w:r>
+      </w:pPr>
+      <w:r>
+        <w:t>5.2</w:t>
+      </w:r>
+      <w:r>
+        <w:t xml:space="preserve">   </w:t>
+      </w:r>
+      <w:proofErr w:type="spellStart"/>
+      <w:r>
+        <w:t>Requisitos</w:t>
+      </w:r>
+      <w:proofErr w:type="spellEnd"/>
+      <w:r>
+        <w:t xml:space="preserve"> </w:t>
+      </w:r>
+      <w:proofErr w:type="spellStart"/>
+      <w:r>
+        <w:t>não</w:t>
+      </w:r>
+      <w:proofErr w:type="spellEnd"/>
+      <w:r>
+        <w:t xml:space="preserve"> </w:t>
+      </w:r>
+      <w:proofErr w:type="spellStart"/>
+      <w:r>
+        <w:t>Funcionais</w:t>
+      </w:r>
+      <w:proofErr w:type="spellEnd"/>
     </w:p>
     <w:p>
       <w:pPr>
         <w:pStyle w:val="p1a"/>
-        <w:ind w:left="360"/>
         <w:rPr>
           <w:lang w:val="pt-BR"/>
         </w:rPr>
@@ -7819,6 +8984,23 @@
     </w:p>
     <w:p>
       <w:pPr>
+        <w:spacing w:after="160" w:line="259" w:lineRule="auto"/>
+        <w:ind w:firstLine="0"/>
+        <w:jc w:val="left"/>
+        <w:rPr>
+          <w:b/>
+          <w:lang w:val="pt-BR"/>
+        </w:rPr>
+      </w:pPr>
+      <w:r>
+        <w:rPr>
+          <w:lang w:val="pt-BR"/>
+        </w:rPr>
+        <w:br w:type="page"/>
+      </w:r>
+    </w:p>
+    <w:p>
+      <w:pPr>
         <w:pStyle w:val="heading3"/>
         <w:rPr>
           <w:lang w:val="pt-BR"/>
@@ -7842,338 +9024,160 @@
       <w:pPr>
         <w:pStyle w:val="p1a"/>
         <w:rPr>
-          <w:lang w:val="pt-PT"/>
-        </w:rPr>
-      </w:pPr>
-      <w:proofErr w:type="gramStart"/>
-      <w:r>
-        <w:t>A</w:t>
-      </w:r>
-      <w:proofErr w:type="gramEnd"/>
-      <w:r>
-        <w:t xml:space="preserve"> aplicação deve possir uma interface simples e intuitiva, </w:t>
+          <w:lang w:val="pt-BR"/>
+        </w:rPr>
+      </w:pPr>
+      <w:r>
+        <w:rPr>
+          <w:lang w:val="pt-BR"/>
+        </w:rPr>
+        <w:t xml:space="preserve">A aplicação deve </w:t>
+      </w:r>
+      <w:r>
+        <w:rPr>
+          <w:lang w:val="pt-BR"/>
+        </w:rPr>
+        <w:t>possuir</w:t>
+      </w:r>
+      <w:r>
+        <w:rPr>
+          <w:lang w:val="pt-BR"/>
+        </w:rPr>
+        <w:t xml:space="preserve"> uma interface simples e intuitiva, permitindo aos utilizadores navegar facilmente pelas suas principais funcionalidades, incluindo a gestão de viagens, o registo de locais visitados, a captura de fotografias, a visualização de mapas e a consulta de estatísticas. A aplicação deve apresentar mensagens claras para informar os utilizadores sobre as ações realizadas e os erros </w:t>
       </w:r>
       <w:proofErr w:type="spellStart"/>
       <w:r>
-        <w:t>permitindo</w:t>
+        <w:rPr>
+          <w:lang w:val="pt-BR"/>
+        </w:rPr>
+        <w:t>detetados</w:t>
       </w:r>
       <w:proofErr w:type="spellEnd"/>
       <w:r>
-        <w:t xml:space="preserve"> aos </w:t>
+        <w:rPr>
+          <w:lang w:val="pt-BR"/>
+        </w:rPr>
+        <w:t>.</w:t>
+      </w:r>
+    </w:p>
+    <w:p>
+      <w:pPr>
+        <w:pStyle w:val="heading1"/>
+        <w:rPr>
+          <w:lang w:val="pt-BR"/>
+        </w:rPr>
+      </w:pPr>
+      <w:r>
+        <w:rPr>
+          <w:lang w:val="pt-BR"/>
+        </w:rPr>
+        <w:t xml:space="preserve">6   </w:t>
+      </w:r>
+      <w:r>
+        <w:rPr>
+          <w:lang w:val="pt-BR"/>
+        </w:rPr>
+        <w:t>Arquitetura Física</w:t>
+      </w:r>
+    </w:p>
+    <w:p>
+      <w:pPr>
+        <w:pStyle w:val="p1a"/>
+        <w:rPr>
+          <w:lang w:val="pt-BR"/>
+        </w:rPr>
+      </w:pPr>
+      <w:r>
+        <w:rPr>
+          <w:lang w:val="pt-BR"/>
+        </w:rPr>
+        <w:t>A arquitetura física (</w:t>
+      </w:r>
+      <w:r>
+        <w:rPr>
+          <w:lang w:val="pt-BR"/>
+        </w:rPr>
+        <w:t>Fig.</w:t>
+      </w:r>
+      <w:r>
+        <w:rPr>
+          <w:lang w:val="pt-BR"/>
+        </w:rPr>
+        <w:t xml:space="preserve"> 5) descreve o hardware e os servidores necessários à execução do sistema. Neste caso, a aplicação é executada num </w:t>
       </w:r>
       <w:proofErr w:type="spellStart"/>
       <w:r>
-        <w:t>utilizadores</w:t>
+        <w:rPr>
+          <w:lang w:val="pt-BR"/>
+        </w:rPr>
+        <w:t>telemóvel</w:t>
       </w:r>
       <w:proofErr w:type="spellEnd"/>
       <w:r>
+        <w:rPr>
+          <w:lang w:val="pt-BR"/>
+        </w:rPr>
         <w:t xml:space="preserve"> </w:t>
       </w:r>
       <w:proofErr w:type="spellStart"/>
       <w:r>
-        <w:t>navegar</w:t>
+        <w:rPr>
+          <w:lang w:val="pt-BR"/>
+        </w:rPr>
+        <w:t>Android</w:t>
       </w:r>
       <w:proofErr w:type="spellEnd"/>
       <w:r>
-        <w:t xml:space="preserve"> </w:t>
+        <w:rPr>
+          <w:lang w:val="pt-BR"/>
+        </w:rPr>
+        <w:t xml:space="preserve">, o qual se comunica com os servidores remotos, que neste caso são o servidor </w:t>
       </w:r>
       <w:proofErr w:type="spellStart"/>
       <w:r>
-        <w:t>facilmente</w:t>
+        <w:rPr>
+          <w:lang w:val="pt-BR"/>
+        </w:rPr>
+        <w:t>RestDB</w:t>
       </w:r>
       <w:proofErr w:type="spellEnd"/>
       <w:r>
-        <w:t xml:space="preserve"> </w:t>
+        <w:rPr>
+          <w:lang w:val="pt-BR"/>
+        </w:rPr>
+        <w:t xml:space="preserve">, o </w:t>
       </w:r>
       <w:proofErr w:type="spellStart"/>
       <w:r>
-        <w:t>pelas</w:t>
+        <w:rPr>
+          <w:lang w:val="pt-BR"/>
+        </w:rPr>
+        <w:t>PositionStack</w:t>
       </w:r>
       <w:proofErr w:type="spellEnd"/>
       <w:r>
-        <w:t xml:space="preserve"> </w:t>
+        <w:rPr>
+          <w:lang w:val="pt-BR"/>
+        </w:rPr>
+        <w:t xml:space="preserve"> e o </w:t>
       </w:r>
       <w:proofErr w:type="spellStart"/>
       <w:r>
-        <w:t>suas</w:t>
+        <w:rPr>
+          <w:lang w:val="pt-BR"/>
+        </w:rPr>
+        <w:t>OpenStreetMap</w:t>
       </w:r>
       <w:proofErr w:type="spellEnd"/>
       <w:r>
-        <w:t xml:space="preserve"> </w:t>
-      </w:r>
-      <w:proofErr w:type="spellStart"/>
-      <w:r>
-        <w:t>principais</w:t>
-      </w:r>
-      <w:proofErr w:type="spellEnd"/>
-      <w:r>
-        <w:t xml:space="preserve"> </w:t>
-      </w:r>
-      <w:proofErr w:type="spellStart"/>
-      <w:r>
-        <w:t>funcionalidades</w:t>
-      </w:r>
-      <w:proofErr w:type="spellEnd"/>
-      <w:r>
-        <w:t xml:space="preserve">, incluindo a </w:t>
-      </w:r>
-      <w:proofErr w:type="spellStart"/>
-      <w:r>
-        <w:t>gestão</w:t>
-      </w:r>
-      <w:proofErr w:type="spellEnd"/>
-      <w:r>
-        <w:t xml:space="preserve"> de </w:t>
-      </w:r>
-      <w:proofErr w:type="spellStart"/>
-      <w:r>
-        <w:t>viagens</w:t>
-      </w:r>
-      <w:proofErr w:type="spellEnd"/>
-      <w:r>
-        <w:t xml:space="preserve">, o </w:t>
-      </w:r>
-      <w:proofErr w:type="spellStart"/>
-      <w:r>
-        <w:t>registo</w:t>
-      </w:r>
-      <w:proofErr w:type="spellEnd"/>
-      <w:r>
-        <w:t xml:space="preserve"> de </w:t>
-      </w:r>
-      <w:proofErr w:type="spellStart"/>
-      <w:r>
-        <w:t>locais</w:t>
-      </w:r>
-      <w:proofErr w:type="spellEnd"/>
-      <w:r>
-        <w:t xml:space="preserve"> </w:t>
-      </w:r>
-      <w:proofErr w:type="spellStart"/>
-      <w:r>
-        <w:t>visitados</w:t>
-      </w:r>
-      <w:proofErr w:type="spellEnd"/>
-      <w:r>
-        <w:t xml:space="preserve">, a </w:t>
-      </w:r>
-      <w:proofErr w:type="spellStart"/>
-      <w:r>
-        <w:t>captura</w:t>
-      </w:r>
-      <w:proofErr w:type="spellEnd"/>
-      <w:r>
-        <w:t xml:space="preserve"> de </w:t>
-      </w:r>
-      <w:proofErr w:type="spellStart"/>
-      <w:r>
-        <w:t>fotografias</w:t>
-      </w:r>
-      <w:proofErr w:type="spellEnd"/>
-      <w:r>
-        <w:t xml:space="preserve">, a </w:t>
-      </w:r>
-      <w:proofErr w:type="spellStart"/>
-      <w:r>
-        <w:t>visualização</w:t>
-      </w:r>
-      <w:proofErr w:type="spellEnd"/>
-      <w:r>
-        <w:t xml:space="preserve"> de </w:t>
-      </w:r>
-      <w:proofErr w:type="spellStart"/>
-      <w:r>
-        <w:t>mapas</w:t>
-      </w:r>
-      <w:proofErr w:type="spellEnd"/>
-      <w:r>
-        <w:t xml:space="preserve"> e a consulta de </w:t>
-      </w:r>
-      <w:proofErr w:type="spellStart"/>
-      <w:r>
-        <w:t>estatísticas</w:t>
-      </w:r>
-      <w:proofErr w:type="spellEnd"/>
-      <w:r>
-        <w:t xml:space="preserve">. </w:t>
-      </w:r>
-      <w:proofErr w:type="gramStart"/>
-      <w:r>
-        <w:t>A</w:t>
-      </w:r>
-      <w:proofErr w:type="gramEnd"/>
-      <w:r>
-        <w:t xml:space="preserve"> aplicação deve </w:t>
-      </w:r>
-      <w:proofErr w:type="spellStart"/>
-      <w:r>
-        <w:t>apresentar</w:t>
-      </w:r>
-      <w:proofErr w:type="spellEnd"/>
-      <w:r>
-        <w:t xml:space="preserve"> </w:t>
-      </w:r>
-      <w:proofErr w:type="spellStart"/>
-      <w:r>
-        <w:t>mensagens</w:t>
-      </w:r>
-      <w:proofErr w:type="spellEnd"/>
-      <w:r>
-        <w:t xml:space="preserve"> </w:t>
-      </w:r>
-      <w:proofErr w:type="spellStart"/>
-      <w:r>
-        <w:t>claras</w:t>
-      </w:r>
-      <w:proofErr w:type="spellEnd"/>
-      <w:r>
-        <w:t xml:space="preserve"> para </w:t>
-      </w:r>
-      <w:proofErr w:type="spellStart"/>
-      <w:r>
-        <w:t>informar</w:t>
-      </w:r>
-      <w:proofErr w:type="spellEnd"/>
-      <w:r>
-        <w:t xml:space="preserve"> </w:t>
-      </w:r>
-      <w:proofErr w:type="spellStart"/>
-      <w:r>
-        <w:t>os</w:t>
-      </w:r>
-      <w:proofErr w:type="spellEnd"/>
-      <w:r>
-        <w:t xml:space="preserve"> </w:t>
-      </w:r>
-      <w:proofErr w:type="spellStart"/>
-      <w:r>
-        <w:t>utilizadores</w:t>
-      </w:r>
-      <w:proofErr w:type="spellEnd"/>
-      <w:r>
-        <w:t xml:space="preserve"> </w:t>
-      </w:r>
-      <w:proofErr w:type="spellStart"/>
-      <w:r>
-        <w:t>sobre</w:t>
-      </w:r>
-      <w:proofErr w:type="spellEnd"/>
-      <w:r>
-        <w:t xml:space="preserve"> as </w:t>
-      </w:r>
-      <w:proofErr w:type="spellStart"/>
-      <w:r>
-        <w:t>ações</w:t>
-      </w:r>
-      <w:proofErr w:type="spellEnd"/>
-      <w:r>
-        <w:t xml:space="preserve"> </w:t>
-      </w:r>
-      <w:proofErr w:type="spellStart"/>
-      <w:r>
-        <w:t>realizadas</w:t>
-      </w:r>
-      <w:proofErr w:type="spellEnd"/>
-      <w:r>
-        <w:t xml:space="preserve"> e </w:t>
-      </w:r>
-      <w:proofErr w:type="spellStart"/>
-      <w:r>
-        <w:t>os</w:t>
-      </w:r>
-      <w:proofErr w:type="spellEnd"/>
-      <w:r>
-        <w:t xml:space="preserve"> </w:t>
-      </w:r>
-      <w:proofErr w:type="spellStart"/>
-      <w:r>
-        <w:t>erros</w:t>
-      </w:r>
-      <w:proofErr w:type="spellEnd"/>
-      <w:r>
-        <w:t xml:space="preserve"> </w:t>
-      </w:r>
-      <w:proofErr w:type="spellStart"/>
-      <w:r>
-        <w:t>detetados</w:t>
-      </w:r>
-      <w:proofErr w:type="spellEnd"/>
-      <w:r>
+        <w:rPr>
+          <w:lang w:val="pt-BR"/>
+        </w:rPr>
         <w:t>.</w:t>
       </w:r>
     </w:p>
     <w:p>
       <w:pPr>
-        <w:pStyle w:val="heading1"/>
-        <w:rPr>
-          <w:lang w:val="pt-BR"/>
-        </w:rPr>
-      </w:pPr>
-    </w:p>
-    <w:p>
-      <w:pPr>
-        <w:pStyle w:val="heading1"/>
-        <w:rPr>
-          <w:lang w:val="pt-BR"/>
-        </w:rPr>
-      </w:pPr>
-      <w:r>
-        <w:rPr>
-          <w:lang w:val="pt-BR"/>
-        </w:rPr>
-        <w:t xml:space="preserve">6   </w:t>
-      </w:r>
-      <w:r>
-        <w:rPr>
-          <w:lang w:val="pt-BR"/>
-        </w:rPr>
-        <w:t>Arquitetura Física</w:t>
-      </w:r>
-    </w:p>
-    <w:p>
-      <w:pPr>
-        <w:pStyle w:val="p1a"/>
-        <w:rPr>
-          <w:lang w:val="pt-BR"/>
-        </w:rPr>
-      </w:pPr>
-      <w:r>
-        <w:rPr>
-          <w:lang w:val="pt-BR"/>
-        </w:rPr>
-        <w:t>A arquitetura física (Fig 5) descreve o hardware e os servidores necessários à execução do sistema. Neste caso, a aplicação é executada num telemóvel Android, o qual se comunica com os servidores remotos, que neste caso são o servidor RestDB, o PositionStack e o OpenStreetMap.</w:t>
-      </w:r>
-    </w:p>
-    <w:p>
-      <w:pPr>
-        <w:rPr>
-          <w:lang w:val="pt-BR"/>
-        </w:rPr>
-      </w:pPr>
-    </w:p>
-    <w:p>
-      <w:pPr>
-        <w:rPr>
-          <w:lang w:val="pt-BR"/>
-        </w:rPr>
-      </w:pPr>
-    </w:p>
-    <w:p>
-      <w:pPr>
-        <w:rPr>
-          <w:lang w:val="pt-BR"/>
-        </w:rPr>
-      </w:pPr>
-    </w:p>
-    <w:p>
-      <w:pPr>
-        <w:rPr>
-          <w:lang w:val="pt-BR"/>
-        </w:rPr>
-      </w:pPr>
-    </w:p>
-    <w:p>
-      <w:pPr>
         <w:rPr>
           <w:lang w:val="pt-BR"/>
         </w:rPr>
@@ -8181,7 +9185,7 @@
       <w:r>
         <w:rPr>
           <w:noProof/>
-          <w:lang w:val="pt-BR"/>
+          <w:lang w:val="pt-BR" w:eastAsia="pt-PT"/>
         </w:rPr>
         <w:drawing>
           <wp:inline distT="0" distB="0" distL="0" distR="0" wp14:anchorId="308D82EB" wp14:editId="320D646C">
@@ -8228,15 +9232,6 @@
     </w:p>
     <w:p>
       <w:pPr>
-        <w:pStyle w:val="p1a"/>
-        <w:ind w:firstLine="708"/>
-        <w:rPr>
-          <w:lang w:val="pt-BR"/>
-        </w:rPr>
-      </w:pPr>
-    </w:p>
-    <w:p>
-      <w:pPr>
         <w:pStyle w:val="Legenda"/>
         <w:jc w:val="center"/>
         <w:rPr>
@@ -8251,46 +9246,70 @@
           <w:b w:val="0"/>
           <w:sz w:val="18"/>
           <w:szCs w:val="18"/>
-        </w:rPr>
-        <w:t xml:space="preserve">Fig.  </w:t>
+          <w:lang w:val="pt-BR"/>
+        </w:rPr>
+        <w:t>Fig.  5.</w:t>
+      </w:r>
+      <w:r>
+        <w:rPr>
+          <w:sz w:val="18"/>
+          <w:szCs w:val="18"/>
+          <w:lang w:val="pt-BR"/>
+        </w:rPr>
+        <w:t xml:space="preserve"> </w:t>
+      </w:r>
+      <w:r>
+        <w:rPr>
+          <w:sz w:val="18"/>
+          <w:szCs w:val="18"/>
+          <w:lang w:val="pt-BR"/>
+        </w:rPr>
+        <w:t xml:space="preserve"> </w:t>
       </w:r>
       <w:r>
         <w:rPr>
           <w:b w:val="0"/>
           <w:sz w:val="18"/>
           <w:szCs w:val="18"/>
-        </w:rPr>
-        <w:t>5</w:t>
+          <w:lang w:val="pt-BR"/>
+        </w:rPr>
+        <w:t xml:space="preserve">Arquitetura </w:t>
       </w:r>
       <w:r>
         <w:rPr>
           <w:b w:val="0"/>
           <w:sz w:val="18"/>
           <w:szCs w:val="18"/>
-        </w:rPr>
-        <w:t>.</w:t>
-      </w:r>
-      <w:r>
-        <w:rPr>
-          <w:sz w:val="18"/>
-          <w:szCs w:val="18"/>
-        </w:rPr>
-        <w:t xml:space="preserve"> </w:t>
-      </w:r>
-      <w:r>
-        <w:rPr>
-          <w:sz w:val="18"/>
-          <w:szCs w:val="18"/>
-        </w:rPr>
-        <w:t xml:space="preserve"> </w:t>
+          <w:lang w:val="pt-BR"/>
+        </w:rPr>
+        <w:t>física</w:t>
       </w:r>
       <w:r>
         <w:rPr>
           <w:b w:val="0"/>
           <w:sz w:val="18"/>
           <w:szCs w:val="18"/>
-        </w:rPr>
-        <w:t>Arquitetura fisica da aplicação</w:t>
+          <w:lang w:val="pt-BR"/>
+        </w:rPr>
+        <w:t xml:space="preserve"> da aplicação</w:t>
+      </w:r>
+    </w:p>
+    <w:p>
+      <w:pPr>
+        <w:spacing w:after="160" w:line="259" w:lineRule="auto"/>
+        <w:ind w:firstLine="0"/>
+        <w:jc w:val="left"/>
+        <w:rPr>
+          <w:b/>
+          <w:sz w:val="24"/>
+          <w:lang w:val="pt-BR"/>
+        </w:rPr>
+      </w:pPr>
+      <w:r>
+        <w:rPr>
+          <w:lang w:val="pt-BR"/>
+        </w:rPr>
+        <w:br w:type="page"/>
       </w:r>
     </w:p>
     <w:p>
@@ -8305,25 +9324,7 @@
           <w:lang w:val="pt-BR"/>
         </w:rPr>
         <w:lastRenderedPageBreak/>
-        <w:t>7</w:t>
-      </w:r>
-      <w:r>
-        <w:rPr>
-          <w:lang w:val="pt-BR"/>
-        </w:rPr>
-        <w:t xml:space="preserve">   </w:t>
-      </w:r>
-      <w:r>
-        <w:rPr>
-          <w:lang w:val="pt-BR"/>
-        </w:rPr>
-        <w:t xml:space="preserve">Arquitetura </w:t>
-      </w:r>
-      <w:r>
-        <w:rPr>
-          <w:lang w:val="pt-BR"/>
-        </w:rPr>
-        <w:t>Lógica</w:t>
+        <w:t>7   Arquitetura Lógica</w:t>
       </w:r>
     </w:p>
     <w:p>
@@ -8337,15 +9338,20 @@
         <w:rPr>
           <w:lang w:val="pt-BR"/>
         </w:rPr>
-        <w:t>A arquitetura lógica (Fig. 6) representa a forma como os diferentes componentes de software da aplicação se organizam e se relacionam entre sí.</w:t>
-      </w:r>
-    </w:p>
-    <w:p>
-      <w:pPr>
-        <w:rPr>
-          <w:lang w:val="pt-BR"/>
-        </w:rPr>
-      </w:pPr>
+        <w:t>A arquitetura lógica (Fig. 6) representa a forma como os diferentes componentes de software da aplicação se or</w:t>
+      </w:r>
+      <w:r>
+        <w:rPr>
+          <w:lang w:val="pt-BR"/>
+        </w:rPr>
+        <w:t>ganizam e se relacionam entre si</w:t>
+      </w:r>
+      <w:r>
+        <w:rPr>
+          <w:lang w:val="pt-BR"/>
+        </w:rPr>
+        <w:t>.</w:t>
+      </w:r>
     </w:p>
     <w:p>
       <w:pPr>
@@ -8363,7 +9369,7 @@
       <w:r>
         <w:rPr>
           <w:noProof/>
-          <w:lang w:val="pt-BR"/>
+          <w:lang w:val="pt-BR" w:eastAsia="pt-PT"/>
         </w:rPr>
         <w:drawing>
           <wp:inline distT="0" distB="0" distL="0" distR="0" wp14:anchorId="421E7C4E" wp14:editId="2F6AF615">
@@ -8410,13 +9416,6 @@
     </w:p>
     <w:p>
       <w:pPr>
-        <w:rPr>
-          <w:lang w:val="pt-BR"/>
-        </w:rPr>
-      </w:pPr>
-    </w:p>
-    <w:p>
-      <w:pPr>
         <w:pStyle w:val="Legenda"/>
         <w:jc w:val="center"/>
         <w:rPr>
@@ -8431,70 +9430,35 @@
           <w:b w:val="0"/>
           <w:sz w:val="18"/>
           <w:szCs w:val="18"/>
-        </w:rPr>
-        <w:t xml:space="preserve">Fig.  </w:t>
+          <w:lang w:val="pt-BR"/>
+        </w:rPr>
+        <w:t>Fig.  6.</w:t>
+      </w:r>
+      <w:r>
+        <w:rPr>
+          <w:sz w:val="18"/>
+          <w:szCs w:val="18"/>
+          <w:lang w:val="pt-BR"/>
+        </w:rPr>
+        <w:t xml:space="preserve"> </w:t>
+      </w:r>
+      <w:r>
+        <w:rPr>
+          <w:sz w:val="18"/>
+          <w:szCs w:val="18"/>
+          <w:lang w:val="pt-BR"/>
+        </w:rPr>
+        <w:t xml:space="preserve"> </w:t>
       </w:r>
       <w:r>
         <w:rPr>
           <w:b w:val="0"/>
           <w:sz w:val="18"/>
           <w:szCs w:val="18"/>
-        </w:rPr>
-        <w:t>6</w:t>
-      </w:r>
-      <w:r>
-        <w:rPr>
-          <w:b w:val="0"/>
-          <w:sz w:val="18"/>
-          <w:szCs w:val="18"/>
-        </w:rPr>
-        <w:t>.</w:t>
-      </w:r>
-      <w:r>
-        <w:rPr>
-          <w:sz w:val="18"/>
-          <w:szCs w:val="18"/>
-        </w:rPr>
-        <w:t xml:space="preserve"> </w:t>
-      </w:r>
-      <w:r>
-        <w:rPr>
-          <w:sz w:val="18"/>
-          <w:szCs w:val="18"/>
-        </w:rPr>
-        <w:t xml:space="preserve"> </w:t>
-      </w:r>
-      <w:r>
-        <w:rPr>
-          <w:b w:val="0"/>
-          <w:sz w:val="18"/>
-          <w:szCs w:val="18"/>
-        </w:rPr>
-        <w:t xml:space="preserve">Arquitetura </w:t>
-      </w:r>
-      <w:r>
-        <w:rPr>
-          <w:b w:val="0"/>
-          <w:sz w:val="18"/>
-          <w:szCs w:val="18"/>
-        </w:rPr>
-        <w:t>lógica</w:t>
-      </w:r>
-      <w:r>
-        <w:rPr>
-          <w:b w:val="0"/>
-          <w:sz w:val="18"/>
-          <w:szCs w:val="18"/>
-        </w:rPr>
-        <w:t xml:space="preserve"> da aplicação</w:t>
-      </w:r>
-    </w:p>
-    <w:p>
-      <w:pPr>
-        <w:rPr>
-          <w:lang w:val="pt-BR"/>
-        </w:rPr>
-      </w:pPr>
+          <w:lang w:val="pt-BR"/>
+        </w:rPr>
+        <w:t>Arquitetura lógica da aplicação</w:t>
+      </w:r>
     </w:p>
     <w:p>
       <w:pPr>
@@ -8507,19 +9471,7 @@
         <w:rPr>
           <w:lang w:val="pt-BR"/>
         </w:rPr>
-        <w:t>8</w:t>
-      </w:r>
-      <w:r>
-        <w:rPr>
-          <w:lang w:val="pt-BR"/>
-        </w:rPr>
-        <w:t xml:space="preserve">   </w:t>
-      </w:r>
-      <w:r>
-        <w:rPr>
-          <w:lang w:val="pt-BR"/>
-        </w:rPr>
-        <w:t>Organização do Código</w:t>
+        <w:t>8   Organização do Código</w:t>
       </w:r>
     </w:p>
     <w:p>
@@ -8543,18 +9495,10 @@
           <w:lang w:val="pt-BR"/>
         </w:rPr>
       </w:pPr>
-    </w:p>
-    <w:p>
-      <w:pPr>
-        <w:ind w:firstLine="0"/>
-        <w:rPr>
-          <w:lang w:val="pt-BR"/>
-        </w:rPr>
-      </w:pPr>
       <w:r>
         <w:rPr>
           <w:noProof/>
-          <w:lang w:val="pt-BR"/>
+          <w:lang w:val="pt-BR" w:eastAsia="pt-PT"/>
         </w:rPr>
         <w:drawing>
           <wp:inline distT="0" distB="0" distL="0" distR="0" wp14:anchorId="2A1488B3" wp14:editId="38C65035">
@@ -8601,13 +9545,6 @@
     </w:p>
     <w:p>
       <w:pPr>
-        <w:rPr>
-          <w:lang w:val="pt-BR"/>
-        </w:rPr>
-      </w:pPr>
-    </w:p>
-    <w:p>
-      <w:pPr>
         <w:pStyle w:val="Legenda"/>
         <w:jc w:val="center"/>
         <w:rPr>
@@ -8622,102 +9559,94 @@
           <w:b w:val="0"/>
           <w:sz w:val="18"/>
           <w:szCs w:val="18"/>
-        </w:rPr>
-        <w:t xml:space="preserve">Fig.  </w:t>
+          <w:lang w:val="pt-BR"/>
+        </w:rPr>
+        <w:t>Fig.  7.</w:t>
+      </w:r>
+      <w:r>
+        <w:rPr>
+          <w:sz w:val="18"/>
+          <w:szCs w:val="18"/>
+          <w:lang w:val="pt-BR"/>
+        </w:rPr>
+        <w:t xml:space="preserve"> </w:t>
+      </w:r>
+      <w:r>
+        <w:rPr>
+          <w:sz w:val="18"/>
+          <w:szCs w:val="18"/>
+          <w:lang w:val="pt-BR"/>
+        </w:rPr>
+        <w:t xml:space="preserve"> </w:t>
       </w:r>
       <w:r>
         <w:rPr>
           <w:b w:val="0"/>
           <w:sz w:val="18"/>
           <w:szCs w:val="18"/>
-        </w:rPr>
-        <w:t>7</w:t>
-      </w:r>
-      <w:r>
-        <w:rPr>
-          <w:b w:val="0"/>
-          <w:sz w:val="18"/>
-          <w:szCs w:val="18"/>
+          <w:lang w:val="pt-BR"/>
+        </w:rPr>
+        <w:t>Organização do código da aplicação</w:t>
+      </w:r>
+    </w:p>
+    <w:p>
+      <w:pPr>
+        <w:pStyle w:val="heading1"/>
+        <w:rPr>
+          <w:lang w:val="pt-BR"/>
+        </w:rPr>
+      </w:pPr>
+      <w:r>
+        <w:rPr>
+          <w:lang w:val="pt-BR"/>
+        </w:rPr>
+        <w:lastRenderedPageBreak/>
+        <w:t>9   Diagrama de Classes de Modelo</w:t>
+      </w:r>
+    </w:p>
+    <w:p>
+      <w:pPr>
+        <w:pStyle w:val="p1a"/>
+        <w:rPr>
+          <w:lang w:val="pt-BR"/>
+        </w:rPr>
+      </w:pPr>
+      <w:r>
+        <w:rPr>
+          <w:lang w:val="pt-BR"/>
+        </w:rPr>
+        <w:t>O diagrama de classes (</w:t>
+      </w:r>
+      <w:r>
+        <w:rPr>
+          <w:lang w:val="pt-BR"/>
+        </w:rPr>
+        <w:t>Fig.</w:t>
+      </w:r>
+      <w:r>
+        <w:rPr>
+          <w:lang w:val="pt-BR"/>
+        </w:rPr>
+        <w:t xml:space="preserve"> </w:t>
+      </w:r>
+      <w:r>
+        <w:rPr>
+          <w:lang w:val="pt-BR"/>
+        </w:rPr>
+        <w:t>8) de modelo representa as principais entidades do domínio da aplicação e a f</w:t>
+      </w:r>
+      <w:r>
+        <w:rPr>
+          <w:lang w:val="pt-BR"/>
+        </w:rPr>
+        <w:t>orma como se relacionam entre si</w:t>
+      </w:r>
+      <w:r>
+        <w:rPr>
+          <w:lang w:val="pt-BR"/>
         </w:rPr>
         <w:t>.</w:t>
       </w:r>
-      <w:r>
-        <w:rPr>
-          <w:sz w:val="18"/>
-          <w:szCs w:val="18"/>
-        </w:rPr>
-        <w:t xml:space="preserve"> </w:t>
-      </w:r>
-      <w:r>
-        <w:rPr>
-          <w:sz w:val="18"/>
-          <w:szCs w:val="18"/>
-        </w:rPr>
-        <w:t xml:space="preserve"> </w:t>
-      </w:r>
-      <w:r>
-        <w:rPr>
-          <w:b w:val="0"/>
-          <w:sz w:val="18"/>
-          <w:szCs w:val="18"/>
-        </w:rPr>
-        <w:t>Organização do código da aplicação</w:t>
-      </w:r>
-    </w:p>
-    <w:p>
-      <w:pPr>
-        <w:pStyle w:val="heading1"/>
-        <w:rPr>
-          <w:lang w:val="pt-BR"/>
-        </w:rPr>
-      </w:pPr>
-      <w:r>
-        <w:rPr>
-          <w:lang w:val="pt-BR"/>
-        </w:rPr>
-        <w:lastRenderedPageBreak/>
-        <w:t>9</w:t>
-      </w:r>
-      <w:r>
-        <w:rPr>
-          <w:lang w:val="pt-BR"/>
-        </w:rPr>
-        <w:t xml:space="preserve">   </w:t>
-      </w:r>
-      <w:r>
-        <w:rPr>
-          <w:lang w:val="pt-BR"/>
-        </w:rPr>
-        <w:t>Diagrama de Classes de Modelo</w:t>
-      </w:r>
-    </w:p>
-    <w:p>
-      <w:pPr>
-        <w:pStyle w:val="p1a"/>
-        <w:rPr>
-          <w:lang w:val="pt-BR"/>
-        </w:rPr>
-      </w:pPr>
-      <w:r>
-        <w:rPr>
-          <w:lang w:val="pt-BR"/>
-        </w:rPr>
-        <w:t>O diagrama de classes (Fig . 8) de modelo representa as principais entidades do domínio da aplicação e a forma como se relacionam entre sí.</w:t>
-      </w:r>
-    </w:p>
-    <w:p>
-      <w:pPr>
-        <w:rPr>
-          <w:lang w:val="pt-BR"/>
-        </w:rPr>
-      </w:pPr>
-    </w:p>
-    <w:p>
-      <w:pPr>
-        <w:rPr>
-          <w:lang w:val="pt-BR"/>
-        </w:rPr>
-      </w:pPr>
     </w:p>
     <w:p>
       <w:pPr>
@@ -8735,7 +9664,7 @@
       <w:r>
         <w:rPr>
           <w:noProof/>
-          <w:lang w:val="pt-BR"/>
+          <w:lang w:val="pt-BR" w:eastAsia="pt-PT"/>
         </w:rPr>
         <w:drawing>
           <wp:inline distT="0" distB="0" distL="0" distR="0" wp14:anchorId="6A505398" wp14:editId="5BEDC476">
@@ -8795,6 +9724,7 @@
           <w:b w:val="0"/>
           <w:sz w:val="18"/>
           <w:szCs w:val="18"/>
+          <w:lang w:val="pt-BR"/>
         </w:rPr>
       </w:pPr>
       <w:r>
@@ -8802,94 +9732,165 @@
           <w:b w:val="0"/>
           <w:sz w:val="18"/>
           <w:szCs w:val="18"/>
-        </w:rPr>
-        <w:t xml:space="preserve">Fig.  </w:t>
+          <w:lang w:val="pt-BR"/>
+        </w:rPr>
+        <w:t>Fig.  8.</w:t>
+      </w:r>
+      <w:r>
+        <w:rPr>
+          <w:sz w:val="18"/>
+          <w:szCs w:val="18"/>
+          <w:lang w:val="pt-BR"/>
+        </w:rPr>
+        <w:t xml:space="preserve">  </w:t>
       </w:r>
       <w:r>
         <w:rPr>
           <w:b w:val="0"/>
           <w:sz w:val="18"/>
           <w:szCs w:val="18"/>
-        </w:rPr>
-        <w:t>8</w:t>
-      </w:r>
-      <w:r>
-        <w:rPr>
-          <w:b w:val="0"/>
-          <w:sz w:val="18"/>
-          <w:szCs w:val="18"/>
-        </w:rPr>
-        <w:t>.</w:t>
-      </w:r>
-      <w:r>
-        <w:rPr>
-          <w:sz w:val="18"/>
-          <w:szCs w:val="18"/>
+          <w:lang w:val="pt-BR"/>
+        </w:rPr>
+        <w:t>Diagrama de classes de modelo</w:t>
+      </w:r>
+    </w:p>
+    <w:p>
+      <w:pPr>
+        <w:pStyle w:val="heading1"/>
+        <w:rPr>
+          <w:lang w:val="pt-BR"/>
+        </w:rPr>
+      </w:pPr>
+      <w:r>
+        <w:rPr>
+          <w:lang w:val="pt-BR"/>
+        </w:rPr>
+        <w:t>10   Conclusão</w:t>
+      </w:r>
+    </w:p>
+    <w:p>
+      <w:pPr>
+        <w:spacing w:after="120"/>
+        <w:ind w:firstLine="0"/>
+        <w:rPr>
+          <w:lang w:val="pt-BR"/>
+        </w:rPr>
+      </w:pPr>
+      <w:r>
+        <w:rPr>
+          <w:lang w:val="pt-BR"/>
+        </w:rPr>
+        <w:t xml:space="preserve">Para concluir, este relatório será o guia fundamental para o desenvolvimento da aplicação </w:t>
+      </w:r>
+      <w:proofErr w:type="spellStart"/>
+      <w:r>
+        <w:rPr>
+          <w:lang w:val="pt-BR"/>
+        </w:rPr>
+        <w:t>TripTrail</w:t>
+      </w:r>
+      <w:proofErr w:type="spellEnd"/>
+      <w:r>
+        <w:rPr>
+          <w:lang w:val="pt-BR"/>
+        </w:rPr>
+        <w:t>. Será através dele que garant</w:t>
+      </w:r>
+      <w:r>
+        <w:rPr>
+          <w:lang w:val="pt-BR"/>
+        </w:rPr>
+        <w:t>iremos que o projeto não se foque</w:t>
+      </w:r>
+      <w:r>
+        <w:rPr>
+          <w:lang w:val="pt-BR"/>
+        </w:rPr>
+        <w:t xml:space="preserve"> apenas no registo dos locais, mas também em funcionalidades que </w:t>
+      </w:r>
+      <w:r>
+        <w:rPr>
+          <w:lang w:val="pt-BR"/>
+        </w:rPr>
+        <w:t xml:space="preserve">tornam </w:t>
+      </w:r>
+      <w:r>
+        <w:rPr>
+          <w:lang w:val="pt-BR"/>
+        </w:rPr>
+        <w:t>o diário de viagem</w:t>
+      </w:r>
+      <w:r>
+        <w:rPr>
+          <w:lang w:val="pt-BR"/>
+        </w:rPr>
+        <w:t xml:space="preserve"> mais completo</w:t>
+      </w:r>
+      <w:r>
+        <w:rPr>
+          <w:lang w:val="pt-BR"/>
+        </w:rPr>
+        <w:t>, como o mapa e as estatísticas da viagem.</w:t>
+      </w:r>
+    </w:p>
+    <w:p>
+      <w:pPr>
+        <w:spacing w:after="120"/>
+        <w:ind w:firstLine="0"/>
+        <w:rPr>
+          <w:lang w:val="pt-BR"/>
+        </w:rPr>
+      </w:pPr>
+      <w:r>
+        <w:rPr>
+          <w:lang w:val="pt-BR"/>
+        </w:rPr>
+        <w:t xml:space="preserve">O modelo de domínio, as histórias do utilizador e os casos de uso </w:t>
+      </w:r>
+      <w:r>
+        <w:rPr>
+          <w:lang w:val="pt-BR"/>
+        </w:rPr>
+        <w:t>apresentados</w:t>
+      </w:r>
+      <w:r>
+        <w:rPr>
+          <w:lang w:val="pt-BR"/>
         </w:rPr>
         <w:t xml:space="preserve"> </w:t>
       </w:r>
       <w:r>
         <w:rPr>
-          <w:sz w:val="18"/>
-          <w:szCs w:val="18"/>
-        </w:rPr>
-        <w:t xml:space="preserve"> </w:t>
-      </w:r>
-      <w:r>
-        <w:rPr>
-          <w:b w:val="0"/>
-          <w:sz w:val="18"/>
-          <w:szCs w:val="18"/>
-        </w:rPr>
-        <w:t>Diagrama de classes de modelo</w:t>
-      </w:r>
-    </w:p>
-    <w:p>
-      <w:pPr>
-        <w:rPr>
-          <w:lang w:val="pt-BR"/>
-        </w:rPr>
-      </w:pPr>
-    </w:p>
-    <w:p>
-      <w:pPr>
-        <w:rPr>
-          <w:lang w:val="pt-BR"/>
-        </w:rPr>
-      </w:pPr>
-    </w:p>
-    <w:p>
-      <w:pPr>
-        <w:pStyle w:val="heading1"/>
-        <w:rPr>
-          <w:lang w:val="pt-BR"/>
-        </w:rPr>
-      </w:pPr>
-      <w:r>
-        <w:rPr>
-          <w:lang w:val="pt-BR"/>
-        </w:rPr>
-        <w:t>10</w:t>
-      </w:r>
-      <w:r>
-        <w:rPr>
-          <w:lang w:val="pt-BR"/>
-        </w:rPr>
-        <w:t xml:space="preserve">   </w:t>
-      </w:r>
-      <w:r>
-        <w:rPr>
-          <w:lang w:val="pt-BR"/>
-        </w:rPr>
-        <w:t>Conclusão</w:t>
-      </w:r>
-    </w:p>
-    <w:p>
-      <w:pPr>
-        <w:rPr>
-          <w:lang w:val="pt-BR"/>
-        </w:rPr>
-      </w:pPr>
+          <w:lang w:val="pt-BR"/>
+        </w:rPr>
+        <w:t xml:space="preserve">orientam a implementação da aplicação, </w:t>
+      </w:r>
+      <w:r>
+        <w:rPr>
+          <w:lang w:val="pt-BR"/>
+        </w:rPr>
+        <w:t>o que a aplicação tem de fazer e como se relaciona com os serviços externos</w:t>
+      </w:r>
+      <w:r>
+        <w:rPr>
+          <w:lang w:val="pt-BR"/>
+        </w:rPr>
+        <w:t>, de forma a garantir o cumprime</w:t>
+      </w:r>
+      <w:r>
+        <w:rPr>
+          <w:lang w:val="pt-BR"/>
+        </w:rPr>
+        <w:t>nto dos objetivos definidos</w:t>
+      </w:r>
+      <w:r>
+        <w:rPr>
+          <w:lang w:val="pt-BR"/>
+        </w:rPr>
+        <w:t xml:space="preserve"> para o projeto.</w:t>
+      </w:r>
+      <w:bookmarkStart w:id="2" w:name="_GoBack"/>
+      <w:bookmarkEnd w:id="2"/>
     </w:p>
     <w:sectPr>
       <w:pgSz w:w="11907" w:h="16840" w:code="9"/>
@@ -8903,7 +9904,7 @@
 </file>
 
 <file path=word/numbering.xml><?xml version="1.0" encoding="utf-8"?>
-<w:numbering xmlns:wpc="http://schemas.microsoft.com/office/word/2010/wordprocessingCanvas" xmlns:cx="http://schemas.microsoft.com/office/drawing/2014/chartex" xmlns:cx1="http://schemas.microsoft.com/office/drawing/2015/9/8/chartex" xmlns:cx2="http://schemas.microsoft.com/office/drawing/2015/10/21/chartex" xmlns:cx3="http://schemas.microsoft.com/office/drawing/2016/5/9/chartex" xmlns:cx4="http://schemas.microsoft.com/office/drawing/2016/5/10/chartex" xmlns:cx5="http://schemas.microsoft.com/office/drawing/2016/5/11/chartex" xmlns:cx6="http://schemas.microsoft.com/office/drawing/2016/5/12/chartex" xmlns:cx7="http://schemas.microsoft.com/office/drawing/2016/5/13/chartex" xmlns:cx8="http://schemas.microsoft.com/office/drawing/2016/5/14/chartex" xmlns:mc="http://schemas.openxmlformats.org/markup-compatibility/2006" xmlns:aink="http://schemas.microsoft.com/office/drawing/2016/ink" xmlns:am3d="http://schemas.microsoft.com/office/drawing/2017/model3d" xmlns:o="urn:schemas-microsoft-com:office:office" xmlns:oel="http://schemas.microsoft.com/office/2019/extlst" xmlns:r="http://schemas.openxmlformats.org/officeDocument/2006/relationships" xmlns:m="http://schemas.openxmlformats.org/officeDocument/2006/math" xmlns:v="urn:schemas-microsoft-com:vml" xmlns:wp14="http://schemas.microsoft.com/office/word/2010/wordprocessingDrawing" xmlns:wp="http://schemas.openxmlformats.org/drawingml/2006/wordprocessingDrawing" xmlns:w10="urn:schemas-microsoft-com:office:word" xmlns:w="http://schemas.openxmlformats.org/wordprocessingml/2006/main" xmlns:w14="http://schemas.microsoft.com/office/word/2010/wordml" xmlns:w15="http://schemas.microsoft.com/office/word/2012/wordml" xmlns:w16cex="http://schemas.microsoft.com/office/word/2018/wordml/cex" xmlns:w16cid="http://schemas.microsoft.com/office/word/2016/wordml/cid" xmlns:w16="http://schemas.microsoft.com/office/word/2018/wordml" xmlns:w16du="http://schemas.microsoft.com/office/word/2023/wordml/word16du" xmlns:w16sdtdh="http://schemas.microsoft.com/office/word/2020/wordml/sdtdatahash" xmlns:w16sdtfl="http://schemas.microsoft.com/office/word/2024/wordml/sdtformatlock" xmlns:w16se="http://schemas.microsoft.com/office/word/2015/wordml/symex" xmlns:wpg="http://schemas.microsoft.com/office/word/2010/wordprocessingGroup" xmlns:wpi="http://schemas.microsoft.com/office/word/2010/wordprocessingInk" xmlns:wne="http://schemas.microsoft.com/office/word/2006/wordml" xmlns:wps="http://schemas.microsoft.com/office/word/2010/wordprocessingShape" mc:Ignorable="w14 w15 w16se w16cid w16 w16cex w16sdtdh w16sdtfl w16du wp14">
+<w:numbering xmlns:wpc="http://schemas.microsoft.com/office/word/2010/wordprocessingCanvas" xmlns:mc="http://schemas.openxmlformats.org/markup-compatibility/2006" xmlns:o="urn:schemas-microsoft-com:office:office" xmlns:r="http://schemas.openxmlformats.org/officeDocument/2006/relationships" xmlns:m="http://schemas.openxmlformats.org/officeDocument/2006/math" xmlns:v="urn:schemas-microsoft-com:vml" xmlns:wp14="http://schemas.microsoft.com/office/word/2010/wordprocessingDrawing" xmlns:wp="http://schemas.openxmlformats.org/drawingml/2006/wordprocessingDrawing" xmlns:w10="urn:schemas-microsoft-com:office:word" xmlns:w="http://schemas.openxmlformats.org/wordprocessingml/2006/main" xmlns:w14="http://schemas.microsoft.com/office/word/2010/wordml" xmlns:w15="http://schemas.microsoft.com/office/word/2012/wordml" xmlns:wpg="http://schemas.microsoft.com/office/word/2010/wordprocessingGroup" xmlns:wpi="http://schemas.microsoft.com/office/word/2010/wordprocessingInk" xmlns:wne="http://schemas.microsoft.com/office/word/2006/wordml" xmlns:wps="http://schemas.microsoft.com/office/word/2010/wordprocessingShape" mc:Ignorable="w14 w15 wp14">
   <w:abstractNum w:abstractNumId="0" w15:restartNumberingAfterBreak="0">
     <w:nsid w:val="008F0F0F"/>
     <w:multiLevelType w:val="hybridMultilevel"/>
@@ -12312,110 +13313,110 @@
       </w:pPr>
     </w:lvl>
   </w:abstractNum>
-  <w:num w:numId="1" w16cid:durableId="1483737360">
+  <w:num w:numId="1">
     <w:abstractNumId w:val="12"/>
   </w:num>
-  <w:num w:numId="2" w16cid:durableId="1785493417">
+  <w:num w:numId="2">
     <w:abstractNumId w:val="31"/>
   </w:num>
-  <w:num w:numId="3" w16cid:durableId="1841503381">
+  <w:num w:numId="3">
     <w:abstractNumId w:val="5"/>
   </w:num>
-  <w:num w:numId="4" w16cid:durableId="2110276064">
+  <w:num w:numId="4">
     <w:abstractNumId w:val="4"/>
   </w:num>
-  <w:num w:numId="5" w16cid:durableId="315960834">
+  <w:num w:numId="5">
     <w:abstractNumId w:val="32"/>
   </w:num>
-  <w:num w:numId="6" w16cid:durableId="1940596308">
+  <w:num w:numId="6">
     <w:abstractNumId w:val="11"/>
   </w:num>
-  <w:num w:numId="7" w16cid:durableId="297302676">
+  <w:num w:numId="7">
     <w:abstractNumId w:val="0"/>
   </w:num>
-  <w:num w:numId="8" w16cid:durableId="752774085">
+  <w:num w:numId="8">
     <w:abstractNumId w:val="6"/>
   </w:num>
-  <w:num w:numId="9" w16cid:durableId="344720834">
+  <w:num w:numId="9">
     <w:abstractNumId w:val="8"/>
   </w:num>
-  <w:num w:numId="10" w16cid:durableId="952177586">
+  <w:num w:numId="10">
     <w:abstractNumId w:val="7"/>
   </w:num>
-  <w:num w:numId="11" w16cid:durableId="917062412">
+  <w:num w:numId="11">
     <w:abstractNumId w:val="30"/>
   </w:num>
-  <w:num w:numId="12" w16cid:durableId="1848867801">
+  <w:num w:numId="12">
     <w:abstractNumId w:val="24"/>
   </w:num>
-  <w:num w:numId="13" w16cid:durableId="2092660504">
+  <w:num w:numId="13">
     <w:abstractNumId w:val="27"/>
   </w:num>
-  <w:num w:numId="14" w16cid:durableId="2066640647">
+  <w:num w:numId="14">
     <w:abstractNumId w:val="10"/>
   </w:num>
-  <w:num w:numId="15" w16cid:durableId="134765909">
+  <w:num w:numId="15">
     <w:abstractNumId w:val="26"/>
   </w:num>
-  <w:num w:numId="16" w16cid:durableId="1562902638">
+  <w:num w:numId="16">
     <w:abstractNumId w:val="16"/>
   </w:num>
-  <w:num w:numId="17" w16cid:durableId="1797411218">
+  <w:num w:numId="17">
     <w:abstractNumId w:val="21"/>
   </w:num>
-  <w:num w:numId="18" w16cid:durableId="885531616">
+  <w:num w:numId="18">
     <w:abstractNumId w:val="28"/>
   </w:num>
-  <w:num w:numId="19" w16cid:durableId="671682715">
+  <w:num w:numId="19">
     <w:abstractNumId w:val="1"/>
   </w:num>
-  <w:num w:numId="20" w16cid:durableId="1322588564">
+  <w:num w:numId="20">
     <w:abstractNumId w:val="22"/>
   </w:num>
-  <w:num w:numId="21" w16cid:durableId="303705459">
+  <w:num w:numId="21">
     <w:abstractNumId w:val="29"/>
   </w:num>
-  <w:num w:numId="22" w16cid:durableId="504052742">
+  <w:num w:numId="22">
     <w:abstractNumId w:val="25"/>
   </w:num>
-  <w:num w:numId="23" w16cid:durableId="1576670325">
+  <w:num w:numId="23">
     <w:abstractNumId w:val="14"/>
   </w:num>
-  <w:num w:numId="24" w16cid:durableId="114638344">
+  <w:num w:numId="24">
     <w:abstractNumId w:val="17"/>
   </w:num>
-  <w:num w:numId="25" w16cid:durableId="891770543">
+  <w:num w:numId="25">
     <w:abstractNumId w:val="13"/>
   </w:num>
-  <w:num w:numId="26" w16cid:durableId="127624197">
+  <w:num w:numId="26">
     <w:abstractNumId w:val="18"/>
   </w:num>
-  <w:num w:numId="27" w16cid:durableId="1084112297">
+  <w:num w:numId="27">
     <w:abstractNumId w:val="15"/>
   </w:num>
-  <w:num w:numId="28" w16cid:durableId="545727463">
+  <w:num w:numId="28">
     <w:abstractNumId w:val="19"/>
   </w:num>
-  <w:num w:numId="29" w16cid:durableId="168719472">
+  <w:num w:numId="29">
     <w:abstractNumId w:val="2"/>
   </w:num>
-  <w:num w:numId="30" w16cid:durableId="1138229620">
+  <w:num w:numId="30">
     <w:abstractNumId w:val="20"/>
   </w:num>
-  <w:num w:numId="31" w16cid:durableId="606158194">
+  <w:num w:numId="31">
     <w:abstractNumId w:val="3"/>
   </w:num>
-  <w:num w:numId="32" w16cid:durableId="1959989572">
+  <w:num w:numId="32">
     <w:abstractNumId w:val="9"/>
   </w:num>
-  <w:num w:numId="33" w16cid:durableId="1045526228">
+  <w:num w:numId="33">
     <w:abstractNumId w:val="23"/>
   </w:num>
 </w:numbering>
 </file>
 
 <file path=word/styles.xml><?xml version="1.0" encoding="utf-8"?>
-<w:styles xmlns:mc="http://schemas.openxmlformats.org/markup-compatibility/2006" xmlns:r="http://schemas.openxmlformats.org/officeDocument/2006/relationships" xmlns:w="http://schemas.openxmlformats.org/wordprocessingml/2006/main" xmlns:w14="http://schemas.microsoft.com/office/word/2010/wordml" xmlns:w15="http://schemas.microsoft.com/office/word/2012/wordml" xmlns:w16cex="http://schemas.microsoft.com/office/word/2018/wordml/cex" xmlns:w16cid="http://schemas.microsoft.com/office/word/2016/wordml/cid" xmlns:w16="http://schemas.microsoft.com/office/word/2018/wordml" xmlns:w16du="http://schemas.microsoft.com/office/word/2023/wordml/word16du" xmlns:w16sdtdh="http://schemas.microsoft.com/office/word/2020/wordml/sdtdatahash" xmlns:w16sdtfl="http://schemas.microsoft.com/office/word/2024/wordml/sdtformatlock" xmlns:w16se="http://schemas.microsoft.com/office/word/2015/wordml/symex" mc:Ignorable="w14 w15 w16se w16cid w16 w16cex w16sdtdh w16sdtfl w16du">
+<w:styles xmlns:mc="http://schemas.openxmlformats.org/markup-compatibility/2006" xmlns:r="http://schemas.openxmlformats.org/officeDocument/2006/relationships" xmlns:w="http://schemas.openxmlformats.org/wordprocessingml/2006/main" xmlns:w14="http://schemas.microsoft.com/office/word/2010/wordml" xmlns:w15="http://schemas.microsoft.com/office/word/2012/wordml" mc:Ignorable="w14 w15">
   <w:docDefaults>
     <w:rPrDefault>
       <w:rPr>
@@ -12431,7 +13432,7 @@
       </w:pPr>
     </w:pPrDefault>
   </w:docDefaults>
-  <w:latentStyles w:defLockedState="0" w:defUIPriority="99" w:defSemiHidden="0" w:defUnhideWhenUsed="0" w:defQFormat="0" w:count="376">
+  <w:latentStyles w:defLockedState="0" w:defUIPriority="99" w:defSemiHidden="0" w:defUnhideWhenUsed="0" w:defQFormat="0" w:count="371">
     <w:lsdException w:name="Normal" w:uiPriority="0" w:qFormat="1"/>
     <w:lsdException w:name="heading 1" w:uiPriority="9" w:qFormat="1"/>
     <w:lsdException w:name="heading 2" w:semiHidden="1" w:uiPriority="9" w:unhideWhenUsed="1" w:qFormat="1"/>
@@ -12803,11 +13804,6 @@
     <w:lsdException w:name="List Table 5 Dark Accent 6" w:uiPriority="50"/>
     <w:lsdException w:name="List Table 6 Colorful Accent 6" w:uiPriority="51"/>
     <w:lsdException w:name="List Table 7 Colorful Accent 6" w:uiPriority="52"/>
-    <w:lsdException w:name="Mention" w:semiHidden="1" w:unhideWhenUsed="1"/>
-    <w:lsdException w:name="Smart Hyperlink" w:semiHidden="1" w:unhideWhenUsed="1"/>
-    <w:lsdException w:name="Hashtag" w:semiHidden="1" w:unhideWhenUsed="1"/>
-    <w:lsdException w:name="Unresolved Mention" w:semiHidden="1" w:unhideWhenUsed="1"/>
-    <w:lsdException w:name="Smart Link" w:semiHidden="1" w:unhideWhenUsed="1"/>
   </w:latentStyles>
   <w:style w:type="paragraph" w:default="1" w:styleId="Normal">
     <w:name w:val="Normal"/>
@@ -12825,7 +13821,7 @@
       <w:lang w:val="en-US" w:eastAsia="de-DE"/>
     </w:rPr>
   </w:style>
-  <w:style w:type="character" w:default="1" w:styleId="Tipodeletrapredefinidodopargrafo">
+  <w:style w:type="character" w:default="1" w:styleId="Fontepargpadro">
     <w:name w:val="Default Paragraph Font"/>
     <w:uiPriority w:val="1"/>
     <w:semiHidden/>

--- a/Documentation/Relatório-DSSMV-2025-27_2DB_1250771_1251355.docx
+++ b/Documentation/Relatório-DSSMV-2025-27_2DB_1250771_1251355.docx
@@ -1874,7 +1874,7 @@
       <w:r>
         <w:rPr>
           <w:noProof/>
-          <w:lang w:val="pt-BR" w:eastAsia="pt-PT"/>
+          <w:lang w:val="pt-PT" w:eastAsia="pt-PT"/>
         </w:rPr>
         <w:drawing>
           <wp:inline distT="0" distB="0" distL="0" distR="0" wp14:anchorId="04F7F78D" wp14:editId="76C0FF2F">
@@ -2196,16 +2196,30 @@
         <w:rPr>
           <w:lang w:val="pt-BR"/>
         </w:rPr>
-        <w:t xml:space="preserve">Como utilizador, quero que criar uma conta e iniciar sessão para que as minhas viagens fiquem guardadas e acessíveis em qualquer </w:t>
+        <w:t xml:space="preserve">Como utilizador, quero que </w:t>
       </w:r>
       <w:proofErr w:type="spellStart"/>
-      <w:r>
-        <w:rPr>
-          <w:lang w:val="pt-BR"/>
-        </w:rPr>
-        <w:t>telemóvel</w:t>
+      <w:proofErr w:type="gramStart"/>
+      <w:r>
+        <w:rPr>
+          <w:lang w:val="pt-BR"/>
+        </w:rPr>
+        <w:t>criar</w:t>
+      </w:r>
+      <w:r>
+        <w:rPr>
+          <w:lang w:val="pt-BR"/>
+        </w:rPr>
+        <w:t>,editar</w:t>
       </w:r>
       <w:proofErr w:type="spellEnd"/>
+      <w:proofErr w:type="gramEnd"/>
+      <w:r>
+        <w:rPr>
+          <w:lang w:val="pt-BR"/>
+        </w:rPr>
+        <w:t xml:space="preserve"> e apagar viagens, para organizar as minhas deslocações</w:t>
+      </w:r>
       <w:r>
         <w:rPr>
           <w:lang w:val="pt-BR"/>
@@ -5881,38 +5895,6 @@
               <w:rPr>
                 <w:lang w:val="pt-BR"/>
               </w:rPr>
-              <w:t xml:space="preserve">O utilizador introduz o </w:t>
-            </w:r>
-            <w:proofErr w:type="spellStart"/>
-            <w:r>
-              <w:rPr>
-                <w:lang w:val="pt-BR"/>
-              </w:rPr>
-              <w:t>email</w:t>
-            </w:r>
-            <w:proofErr w:type="spellEnd"/>
-            <w:r>
-              <w:rPr>
-                <w:lang w:val="pt-BR"/>
-              </w:rPr>
-              <w:t xml:space="preserve"> do convidado;</w:t>
-            </w:r>
-          </w:p>
-          <w:p>
-            <w:pPr>
-              <w:pStyle w:val="PargrafodaLista"/>
-              <w:numPr>
-                <w:ilvl w:val="0"/>
-                <w:numId w:val="22"/>
-              </w:numPr>
-              <w:rPr>
-                <w:lang w:val="pt-BR"/>
-              </w:rPr>
-            </w:pPr>
-            <w:r>
-              <w:rPr>
-                <w:lang w:val="pt-BR"/>
-              </w:rPr>
               <w:t xml:space="preserve">O sistema pede </w:t>
             </w:r>
             <w:r>
@@ -7406,7 +7388,7 @@
       <w:r>
         <w:rPr>
           <w:noProof/>
-          <w:lang w:val="pt-BR" w:eastAsia="pt-PT"/>
+          <w:lang w:val="pt-PT" w:eastAsia="pt-PT"/>
         </w:rPr>
         <w:drawing>
           <wp:inline distT="0" distB="0" distL="0" distR="0" wp14:anchorId="704B04FA" wp14:editId="6F04E57C">
@@ -7614,7 +7596,7 @@
       <w:r>
         <w:rPr>
           <w:noProof/>
-          <w:lang w:val="pt-BR" w:eastAsia="pt-PT"/>
+          <w:lang w:val="pt-PT" w:eastAsia="pt-PT"/>
         </w:rPr>
         <w:drawing>
           <wp:anchor distT="0" distB="0" distL="114300" distR="114300" simplePos="0" relativeHeight="251658240" behindDoc="1" locked="0" layoutInCell="1" allowOverlap="1" wp14:anchorId="50858877" wp14:editId="7B8DF9AE">
@@ -7912,7 +7894,7 @@
       <w:r>
         <w:rPr>
           <w:noProof/>
-          <w:lang w:val="pt-BR" w:eastAsia="pt-PT"/>
+          <w:lang w:val="pt-PT" w:eastAsia="pt-PT"/>
         </w:rPr>
         <mc:AlternateContent>
           <mc:Choice Requires="wps">
@@ -8044,7 +8026,7 @@
               </wp:anchor>
             </w:drawing>
           </mc:Choice>
-          <mc:Fallback xmlns:w16se="http://schemas.microsoft.com/office/word/2015/wordml/symex" xmlns:w16sdtfl="http://schemas.microsoft.com/office/word/2024/wordml/sdtformatlock" xmlns:w16sdtdh="http://schemas.microsoft.com/office/word/2020/wordml/sdtdatahash" xmlns:w16du="http://schemas.microsoft.com/office/word/2023/wordml/word16du" xmlns:w16="http://schemas.microsoft.com/office/word/2018/wordml" xmlns:w16cid="http://schemas.microsoft.com/office/word/2016/wordml/cid" xmlns:w16cex="http://schemas.microsoft.com/office/word/2018/wordml/cex" xmlns:oel="http://schemas.microsoft.com/office/2019/extlst" xmlns:am3d="http://schemas.microsoft.com/office/drawing/2017/model3d" xmlns:aink="http://schemas.microsoft.com/office/drawing/2016/ink" xmlns:cx8="http://schemas.microsoft.com/office/drawing/2016/5/14/chartex" xmlns:cx7="http://schemas.microsoft.com/office/drawing/2016/5/13/chartex" xmlns:cx6="http://schemas.microsoft.com/office/drawing/2016/5/12/chartex" xmlns:cx5="http://schemas.microsoft.com/office/drawing/2016/5/11/chartex" xmlns:cx4="http://schemas.microsoft.com/office/drawing/2016/5/10/chartex" xmlns:cx3="http://schemas.microsoft.com/office/drawing/2016/5/9/chartex" xmlns:cx2="http://schemas.microsoft.com/office/drawing/2015/10/21/chartex" xmlns:cx1="http://schemas.microsoft.com/office/drawing/2015/9/8/chartex" xmlns:cx="http://schemas.microsoft.com/office/drawing/2014/chartex">
+          <mc:Fallback xmlns:cx="http://schemas.microsoft.com/office/drawing/2014/chartex" xmlns:cx1="http://schemas.microsoft.com/office/drawing/2015/9/8/chartex" xmlns:cx2="http://schemas.microsoft.com/office/drawing/2015/10/21/chartex" xmlns:cx3="http://schemas.microsoft.com/office/drawing/2016/5/9/chartex" xmlns:cx4="http://schemas.microsoft.com/office/drawing/2016/5/10/chartex" xmlns:cx5="http://schemas.microsoft.com/office/drawing/2016/5/11/chartex" xmlns:cx6="http://schemas.microsoft.com/office/drawing/2016/5/12/chartex" xmlns:cx7="http://schemas.microsoft.com/office/drawing/2016/5/13/chartex" xmlns:cx8="http://schemas.microsoft.com/office/drawing/2016/5/14/chartex" xmlns:aink="http://schemas.microsoft.com/office/drawing/2016/ink" xmlns:am3d="http://schemas.microsoft.com/office/drawing/2017/model3d" xmlns:oel="http://schemas.microsoft.com/office/2019/extlst" xmlns:w16cex="http://schemas.microsoft.com/office/word/2018/wordml/cex" xmlns:w16cid="http://schemas.microsoft.com/office/word/2016/wordml/cid" xmlns:w16="http://schemas.microsoft.com/office/word/2018/wordml" xmlns:w16du="http://schemas.microsoft.com/office/word/2023/wordml/word16du" xmlns:w16sdtdh="http://schemas.microsoft.com/office/word/2020/wordml/sdtdatahash" xmlns:w16sdtfl="http://schemas.microsoft.com/office/word/2024/wordml/sdtformatlock" xmlns:w16se="http://schemas.microsoft.com/office/word/2015/wordml/symex">
             <w:pict>
               <v:shapetype w14:anchorId="4E3ED596" id="_x0000_t202" coordsize="21600,21600" o:spt="202" path="m,l,21600r21600,l21600,xe">
                 <v:stroke joinstyle="miter"/>
@@ -8369,7 +8351,7 @@
       <w:r>
         <w:rPr>
           <w:noProof/>
-          <w:lang w:val="pt-BR" w:eastAsia="pt-PT"/>
+          <w:lang w:val="pt-PT" w:eastAsia="pt-PT"/>
         </w:rPr>
         <mc:AlternateContent>
           <mc:Choice Requires="wps">
@@ -8507,7 +8489,7 @@
               </wp:anchor>
             </w:drawing>
           </mc:Choice>
-          <mc:Fallback xmlns:w16se="http://schemas.microsoft.com/office/word/2015/wordml/symex" xmlns:w16sdtfl="http://schemas.microsoft.com/office/word/2024/wordml/sdtformatlock" xmlns:w16sdtdh="http://schemas.microsoft.com/office/word/2020/wordml/sdtdatahash" xmlns:w16du="http://schemas.microsoft.com/office/word/2023/wordml/word16du" xmlns:w16="http://schemas.microsoft.com/office/word/2018/wordml" xmlns:w16cid="http://schemas.microsoft.com/office/word/2016/wordml/cid" xmlns:w16cex="http://schemas.microsoft.com/office/word/2018/wordml/cex" xmlns:oel="http://schemas.microsoft.com/office/2019/extlst" xmlns:am3d="http://schemas.microsoft.com/office/drawing/2017/model3d" xmlns:aink="http://schemas.microsoft.com/office/drawing/2016/ink" xmlns:cx8="http://schemas.microsoft.com/office/drawing/2016/5/14/chartex" xmlns:cx7="http://schemas.microsoft.com/office/drawing/2016/5/13/chartex" xmlns:cx6="http://schemas.microsoft.com/office/drawing/2016/5/12/chartex" xmlns:cx5="http://schemas.microsoft.com/office/drawing/2016/5/11/chartex" xmlns:cx4="http://schemas.microsoft.com/office/drawing/2016/5/10/chartex" xmlns:cx3="http://schemas.microsoft.com/office/drawing/2016/5/9/chartex" xmlns:cx2="http://schemas.microsoft.com/office/drawing/2015/10/21/chartex" xmlns:cx1="http://schemas.microsoft.com/office/drawing/2015/9/8/chartex" xmlns:cx="http://schemas.microsoft.com/office/drawing/2014/chartex">
+          <mc:Fallback xmlns:cx="http://schemas.microsoft.com/office/drawing/2014/chartex" xmlns:cx1="http://schemas.microsoft.com/office/drawing/2015/9/8/chartex" xmlns:cx2="http://schemas.microsoft.com/office/drawing/2015/10/21/chartex" xmlns:cx3="http://schemas.microsoft.com/office/drawing/2016/5/9/chartex" xmlns:cx4="http://schemas.microsoft.com/office/drawing/2016/5/10/chartex" xmlns:cx5="http://schemas.microsoft.com/office/drawing/2016/5/11/chartex" xmlns:cx6="http://schemas.microsoft.com/office/drawing/2016/5/12/chartex" xmlns:cx7="http://schemas.microsoft.com/office/drawing/2016/5/13/chartex" xmlns:cx8="http://schemas.microsoft.com/office/drawing/2016/5/14/chartex" xmlns:aink="http://schemas.microsoft.com/office/drawing/2016/ink" xmlns:am3d="http://schemas.microsoft.com/office/drawing/2017/model3d" xmlns:oel="http://schemas.microsoft.com/office/2019/extlst" xmlns:w16cex="http://schemas.microsoft.com/office/word/2018/wordml/cex" xmlns:w16cid="http://schemas.microsoft.com/office/word/2016/wordml/cid" xmlns:w16="http://schemas.microsoft.com/office/word/2018/wordml" xmlns:w16du="http://schemas.microsoft.com/office/word/2023/wordml/word16du" xmlns:w16sdtdh="http://schemas.microsoft.com/office/word/2020/wordml/sdtdatahash" xmlns:w16sdtfl="http://schemas.microsoft.com/office/word/2024/wordml/sdtformatlock" xmlns:w16se="http://schemas.microsoft.com/office/word/2015/wordml/symex">
             <w:pict>
               <v:shape w14:anchorId="7217225F" id="Caixa de texto 3" o:spid="_x0000_s1027" type="#_x0000_t202" style="position:absolute;left:0;text-align:left;margin-left:-7.65pt;margin-top:342.1pt;width:428.25pt;height:.05pt;z-index:251663360;visibility:visible;mso-wrap-style:square;mso-wrap-distance-left:9pt;mso-wrap-distance-top:0;mso-wrap-distance-right:9pt;mso-wrap-distance-bottom:0;mso-position-horizontal:absolute;mso-position-horizontal-relative:text;mso-position-vertical:absolute;mso-position-vertical-relative:text;v-text-anchor:top" o:gfxdata="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" stroked="f">
                 <v:textbox style="mso-fit-shape-to-text:t" inset="0,0,0,0">
@@ -8778,7 +8760,7 @@
       <w:r>
         <w:rPr>
           <w:noProof/>
-          <w:lang w:val="pt-BR" w:eastAsia="pt-PT"/>
+          <w:lang w:val="pt-PT" w:eastAsia="pt-PT"/>
         </w:rPr>
         <w:drawing>
           <wp:anchor distT="0" distB="0" distL="114300" distR="114300" simplePos="0" relativeHeight="251659264" behindDoc="0" locked="0" layoutInCell="1" allowOverlap="1" wp14:anchorId="255850AB" wp14:editId="25E02BBC">
@@ -8936,71 +8918,70 @@
     </w:p>
     <w:p>
       <w:pPr>
-        <w:pStyle w:val="heading2"/>
-      </w:pPr>
-      <w:r>
-        <w:t>5.2</w:t>
-      </w:r>
-      <w:r>
-        <w:t xml:space="preserve">   </w:t>
-      </w:r>
-      <w:proofErr w:type="spellStart"/>
-      <w:r>
-        <w:t>Requisitos</w:t>
-      </w:r>
-      <w:proofErr w:type="spellEnd"/>
-      <w:r>
-        <w:t xml:space="preserve"> </w:t>
-      </w:r>
-      <w:proofErr w:type="spellStart"/>
-      <w:r>
-        <w:t>não</w:t>
-      </w:r>
-      <w:proofErr w:type="spellEnd"/>
-      <w:r>
-        <w:t xml:space="preserve"> </w:t>
-      </w:r>
-      <w:proofErr w:type="spellStart"/>
-      <w:r>
-        <w:t>Funcionais</w:t>
-      </w:r>
-      <w:proofErr w:type="spellEnd"/>
-    </w:p>
-    <w:p>
-      <w:pPr>
-        <w:pStyle w:val="p1a"/>
-        <w:rPr>
-          <w:lang w:val="pt-BR"/>
-        </w:rPr>
-      </w:pPr>
-      <w:r>
-        <w:rPr>
-          <w:lang w:val="pt-BR"/>
-        </w:rPr>
-        <w:t>Especificam propriedades do sistema ou restrições que melhoram a sua funcionalidade.</w:t>
-      </w:r>
-      <w:bookmarkEnd w:id="0"/>
-      <w:bookmarkEnd w:id="1"/>
-    </w:p>
-    <w:p>
-      <w:pPr>
         <w:spacing w:after="160" w:line="259" w:lineRule="auto"/>
         <w:ind w:firstLine="0"/>
         <w:jc w:val="left"/>
         <w:rPr>
           <w:b/>
-          <w:lang w:val="pt-BR"/>
-        </w:rPr>
-      </w:pPr>
-      <w:r>
-        <w:rPr>
-          <w:lang w:val="pt-BR"/>
-        </w:rPr>
+        </w:rPr>
+      </w:pPr>
+      <w:r>
         <w:br w:type="page"/>
       </w:r>
     </w:p>
     <w:p>
       <w:pPr>
+        <w:pStyle w:val="heading2"/>
+      </w:pPr>
+      <w:r>
+        <w:lastRenderedPageBreak/>
+        <w:t>5.2</w:t>
+      </w:r>
+      <w:r>
+        <w:t xml:space="preserve">   </w:t>
+      </w:r>
+      <w:proofErr w:type="spellStart"/>
+      <w:r>
+        <w:t>Requisitos</w:t>
+      </w:r>
+      <w:proofErr w:type="spellEnd"/>
+      <w:r>
+        <w:t xml:space="preserve"> </w:t>
+      </w:r>
+      <w:proofErr w:type="spellStart"/>
+      <w:r>
+        <w:t>não</w:t>
+      </w:r>
+      <w:proofErr w:type="spellEnd"/>
+      <w:r>
+        <w:t xml:space="preserve"> </w:t>
+      </w:r>
+      <w:proofErr w:type="spellStart"/>
+      <w:r>
+        <w:t>Funcionais</w:t>
+      </w:r>
+      <w:proofErr w:type="spellEnd"/>
+    </w:p>
+    <w:p>
+      <w:pPr>
+        <w:pStyle w:val="p1a"/>
+        <w:rPr>
+          <w:lang w:val="pt-BR"/>
+        </w:rPr>
+      </w:pPr>
+      <w:r>
+        <w:rPr>
+          <w:lang w:val="pt-BR"/>
+        </w:rPr>
+        <w:t>Especificam propriedades do sistema ou restrições que melhoram a sua funcionalidade.</w:t>
+      </w:r>
+      <w:bookmarkStart w:id="2" w:name="_GoBack"/>
+      <w:bookmarkEnd w:id="0"/>
+      <w:bookmarkEnd w:id="1"/>
+      <w:bookmarkEnd w:id="2"/>
+    </w:p>
+    <w:p>
+      <w:pPr>
         <w:pStyle w:val="heading3"/>
         <w:rPr>
           <w:lang w:val="pt-BR"/>
@@ -9010,7 +8991,6 @@
         <w:rPr>
           <w:lang w:val="pt-BR"/>
         </w:rPr>
-        <w:lastRenderedPageBreak/>
         <w:t xml:space="preserve">5.2.1 </w:t>
       </w:r>
       <w:r>
@@ -9185,7 +9165,7 @@
       <w:r>
         <w:rPr>
           <w:noProof/>
-          <w:lang w:val="pt-BR" w:eastAsia="pt-PT"/>
+          <w:lang w:val="pt-PT" w:eastAsia="pt-PT"/>
         </w:rPr>
         <w:drawing>
           <wp:inline distT="0" distB="0" distL="0" distR="0" wp14:anchorId="308D82EB" wp14:editId="320D646C">
@@ -9369,7 +9349,7 @@
       <w:r>
         <w:rPr>
           <w:noProof/>
-          <w:lang w:val="pt-BR" w:eastAsia="pt-PT"/>
+          <w:lang w:val="pt-PT" w:eastAsia="pt-PT"/>
         </w:rPr>
         <w:drawing>
           <wp:inline distT="0" distB="0" distL="0" distR="0" wp14:anchorId="421E7C4E" wp14:editId="2F6AF615">
@@ -9498,7 +9478,7 @@
       <w:r>
         <w:rPr>
           <w:noProof/>
-          <w:lang w:val="pt-BR" w:eastAsia="pt-PT"/>
+          <w:lang w:val="pt-PT" w:eastAsia="pt-PT"/>
         </w:rPr>
         <w:drawing>
           <wp:inline distT="0" distB="0" distL="0" distR="0" wp14:anchorId="2A1488B3" wp14:editId="38C65035">
@@ -9664,7 +9644,7 @@
       <w:r>
         <w:rPr>
           <w:noProof/>
-          <w:lang w:val="pt-BR" w:eastAsia="pt-PT"/>
+          <w:lang w:val="pt-PT" w:eastAsia="pt-PT"/>
         </w:rPr>
         <w:drawing>
           <wp:inline distT="0" distB="0" distL="0" distR="0" wp14:anchorId="6A505398" wp14:editId="5BEDC476">
@@ -9794,43 +9774,7 @@
         <w:rPr>
           <w:lang w:val="pt-BR"/>
         </w:rPr>
-        <w:t>. Será através dele que garant</w:t>
-      </w:r>
-      <w:r>
-        <w:rPr>
-          <w:lang w:val="pt-BR"/>
-        </w:rPr>
-        <w:t>iremos que o projeto não se foque</w:t>
-      </w:r>
-      <w:r>
-        <w:rPr>
-          <w:lang w:val="pt-BR"/>
-        </w:rPr>
-        <w:t xml:space="preserve"> apenas no registo dos locais, mas também em funcionalidades que </w:t>
-      </w:r>
-      <w:r>
-        <w:rPr>
-          <w:lang w:val="pt-BR"/>
-        </w:rPr>
-        <w:t xml:space="preserve">tornam </w:t>
-      </w:r>
-      <w:r>
-        <w:rPr>
-          <w:lang w:val="pt-BR"/>
-        </w:rPr>
-        <w:t>o diário de viagem</w:t>
-      </w:r>
-      <w:r>
-        <w:rPr>
-          <w:lang w:val="pt-BR"/>
-        </w:rPr>
-        <w:t xml:space="preserve"> mais completo</w:t>
-      </w:r>
-      <w:r>
-        <w:rPr>
-          <w:lang w:val="pt-BR"/>
-        </w:rPr>
-        <w:t>, como o mapa e as estatísticas da viagem.</w:t>
+        <w:t>. Será através dele que garantiremos que o projeto não se foque apenas no registo dos locais, mas também em funcionalidades que tornam o diário de viagem mais completo, como o mapa e as estatísticas da viagem.</w:t>
       </w:r>
     </w:p>
     <w:p>
@@ -9845,37 +9789,7 @@
         <w:rPr>
           <w:lang w:val="pt-BR"/>
         </w:rPr>
-        <w:t xml:space="preserve">O modelo de domínio, as histórias do utilizador e os casos de uso </w:t>
-      </w:r>
-      <w:r>
-        <w:rPr>
-          <w:lang w:val="pt-BR"/>
-        </w:rPr>
-        <w:t>apresentados</w:t>
-      </w:r>
-      <w:r>
-        <w:rPr>
-          <w:lang w:val="pt-BR"/>
-        </w:rPr>
-        <w:t xml:space="preserve"> </w:t>
-      </w:r>
-      <w:r>
-        <w:rPr>
-          <w:lang w:val="pt-BR"/>
-        </w:rPr>
-        <w:t xml:space="preserve">orientam a implementação da aplicação, </w:t>
-      </w:r>
-      <w:r>
-        <w:rPr>
-          <w:lang w:val="pt-BR"/>
-        </w:rPr>
-        <w:t>o que a aplicação tem de fazer e como se relaciona com os serviços externos</w:t>
-      </w:r>
-      <w:r>
-        <w:rPr>
-          <w:lang w:val="pt-BR"/>
-        </w:rPr>
-        <w:t>, de forma a garantir o cumprime</w:t>
+        <w:t>O modelo de domínio, as histórias do utilizador e os casos de uso apresentados orientam a implementação da aplicação, o que a aplicação tem de fazer e como se relaciona com os serviços externos, de forma a garantir o cumprime</w:t>
       </w:r>
       <w:r>
         <w:rPr>
@@ -9889,8 +9803,6 @@
         </w:rPr>
         <w:t xml:space="preserve"> para o projeto.</w:t>
       </w:r>
-      <w:bookmarkStart w:id="2" w:name="_GoBack"/>
-      <w:bookmarkEnd w:id="2"/>
     </w:p>
     <w:sectPr>
       <w:pgSz w:w="11907" w:h="16840" w:code="9"/>
